--- a/backend/docs/thesis/thesis.docx
+++ b/backend/docs/thesis/thesis.docx
@@ -487,133 +487,214 @@
         <w:t xml:space="preserve"> </w:t>
       </w:r>
       <w:r>
-        <w:t xml:space="preserve">yet the transformation of these narratives into structured,</w:t>
-      </w:r>
-      <w:r>
-        <w:t xml:space="preserve"> </w:t>
-      </w:r>
-      <w:r>
-        <w:t xml:space="preserve">analysable intelligence remains predominantly manual. This thesis</w:t>
-      </w:r>
-      <w:r>
-        <w:t xml:space="preserve"> </w:t>
-      </w:r>
-      <w:r>
-        <w:t xml:space="preserve">presents VioNER, a system that extracts 5W1H attributes (Who, What,</w:t>
-      </w:r>
-      <w:r>
-        <w:t xml:space="preserve"> </w:t>
-      </w:r>
-      <w:r>
-        <w:t xml:space="preserve">Where, When, Whom, How) from African news reports of violent events</w:t>
-      </w:r>
-      <w:r>
-        <w:t xml:space="preserve"> </w:t>
-      </w:r>
-      <w:r>
-        <w:t xml:space="preserve">through fine-tuned BERT-based named entity recognition combined with a</w:t>
-      </w:r>
-      <w:r>
-        <w:t xml:space="preserve"> </w:t>
-      </w:r>
-      <w:r>
-        <w:t xml:space="preserve">knowledge-base validation layer. A pipeline-grounded annotation</w:t>
-      </w:r>
-      <w:r>
-        <w:t xml:space="preserve"> </w:t>
-      </w:r>
-      <w:r>
-        <w:t xml:space="preserve">schema of eight entity types is introduced (ACTOR, VICTIM, ACTION,</w:t>
-      </w:r>
-      <w:r>
-        <w:t xml:space="preserve"> </w:t>
-      </w:r>
-      <w:r>
-        <w:t xml:space="preserve">DATE, REGION, CITY, DISTRICT, CASUALTIES), encoded in BIO format,</w:t>
-      </w:r>
-      <w:r>
-        <w:t xml:space="preserve"> </w:t>
-      </w:r>
-      <w:r>
-        <w:t xml:space="preserve">together with a hierarchical taxonomy of African violent events</w:t>
-      </w:r>
-      <w:r>
-        <w:t xml:space="preserve"> </w:t>
-      </w:r>
-      <w:r>
-        <w:t xml:space="preserve">spanning four levels and approximately ninety-five categories.</w:t>
-      </w:r>
-      <w:r>
-        <w:t xml:space="preserve"> </w:t>
-      </w:r>
-      <w:r>
-        <w:t xml:space="preserve">The model is fine-tuned on 50,000 examples derived from the Armed</w:t>
-      </w:r>
-      <w:r>
-        <w:t xml:space="preserve"> </w:t>
-      </w:r>
-      <w:r>
-        <w:t xml:space="preserve">Conflict Location and Event Data (ACLED) project, with stratified</w:t>
-      </w:r>
-      <w:r>
-        <w:t xml:space="preserve"> </w:t>
-      </w:r>
-      <w:r>
-        <w:t xml:space="preserve">diversity sampling and template-based augmentation to mitigate severe</w:t>
-      </w:r>
-      <w:r>
-        <w:t xml:space="preserve"> </w:t>
-      </w:r>
-      <w:r>
-        <w:t xml:space="preserve">class imbalance. A focal-loss objective with inverse-frequency class</w:t>
-      </w:r>
-      <w:r>
-        <w:t xml:space="preserve"> </w:t>
-      </w:r>
-      <w:r>
-        <w:t xml:space="preserve">weighting is applied to counter the dominance of the O label. The</w:t>
-      </w:r>
-      <w:r>
-        <w:t xml:space="preserve"> </w:t>
-      </w:r>
-      <w:r>
-        <w:t xml:space="preserve">trained model is exposed through a FastAPI service, a PostgreSQL event</w:t>
-      </w:r>
-      <w:r>
-        <w:t xml:space="preserve"> </w:t>
-      </w:r>
-      <w:r>
-        <w:t xml:space="preserve">store, a curated knowledge base of armed groups and conflict</w:t>
-      </w:r>
-      <w:r>
-        <w:t xml:space="preserve"> </w:t>
-      </w:r>
-      <w:r>
-        <w:t xml:space="preserve">locations, and a React/TypeScript web application supporting training,</w:t>
-      </w:r>
-      <w:r>
-        <w:t xml:space="preserve"> </w:t>
-      </w:r>
-      <w:r>
-        <w:t xml:space="preserve">inference, event management, and analytics. Best validation loss</w:t>
-      </w:r>
-      <w:r>
-        <w:t xml:space="preserve"> </w:t>
-      </w:r>
-      <w:r>
-        <w:t xml:space="preserve">reached 0.0136 on the held-out set. The system reduces analyst</w:t>
-      </w:r>
-      <w:r>
-        <w:t xml:space="preserve"> </w:t>
-      </w:r>
-      <w:r>
-        <w:t xml:space="preserve">processing time substantially and produces structured records suitable</w:t>
-      </w:r>
-      <w:r>
-        <w:t xml:space="preserve"> </w:t>
-      </w:r>
-      <w:r>
-        <w:t xml:space="preserve">for downstream early-warning analysis.</w:t>
+        <w:t xml:space="preserve">yet their transformation into structured, analysable intelligence</w:t>
+      </w:r>
+      <w:r>
+        <w:t xml:space="preserve"> </w:t>
+      </w:r>
+      <w:r>
+        <w:t xml:space="preserve">remains predominantly manual. This thesis presents VioNER, an</w:t>
+      </w:r>
+      <w:r>
+        <w:t xml:space="preserve"> </w:t>
+      </w:r>
+      <w:r>
+        <w:t xml:space="preserve">end-to-end system that extracts 5W1H attributes (Who, What, Where,</w:t>
+      </w:r>
+      <w:r>
+        <w:t xml:space="preserve"> </w:t>
+      </w:r>
+      <w:r>
+        <w:t xml:space="preserve">When, Whom, How) from African news reports of violent events through</w:t>
+      </w:r>
+      <w:r>
+        <w:t xml:space="preserve"> </w:t>
+      </w:r>
+      <w:r>
+        <w:t xml:space="preserve">fine-tuned BERT-based named entity recognition coupled with a</w:t>
+      </w:r>
+      <w:r>
+        <w:t xml:space="preserve"> </w:t>
+      </w:r>
+      <w:r>
+        <w:t xml:space="preserve">knowledge-base validation layer. A grounded annotation schema of</w:t>
+      </w:r>
+      <w:r>
+        <w:t xml:space="preserve"> </w:t>
+      </w:r>
+      <w:r>
+        <w:t xml:space="preserve">eight entity types (ACTOR, VICTIM, ACTION, DATE, REGION, CITY,</w:t>
+      </w:r>
+      <w:r>
+        <w:t xml:space="preserve"> </w:t>
+      </w:r>
+      <w:r>
+        <w:t xml:space="preserve">DISTRICT, CASUALTIES) is introduced in BIO format, alongside a</w:t>
+      </w:r>
+      <w:r>
+        <w:t xml:space="preserve"> </w:t>
+      </w:r>
+      <w:r>
+        <w:t xml:space="preserve">four-level hierarchical taxonomy of approximately ninety-five</w:t>
+      </w:r>
+      <w:r>
+        <w:t xml:space="preserve"> </w:t>
+      </w:r>
+      <w:r>
+        <w:t xml:space="preserve">African violent-event categories. The model was fine-tuned on a</w:t>
+      </w:r>
+      <w:r>
+        <w:t xml:space="preserve"> </w:t>
+      </w:r>
+      <w:r>
+        <w:t xml:space="preserve">fifty-thousand-example corpus derived from the Armed Conflict</w:t>
+      </w:r>
+      <w:r>
+        <w:t xml:space="preserve"> </w:t>
+      </w:r>
+      <w:r>
+        <w:t xml:space="preserve">Location and Event Data (ACLED) project, combining stratified</w:t>
+      </w:r>
+      <w:r>
+        <w:t xml:space="preserve"> </w:t>
+      </w:r>
+      <w:r>
+        <w:t xml:space="preserve">diversity sampling with template-based augmentation to address severe</w:t>
+      </w:r>
+      <w:r>
+        <w:t xml:space="preserve"> </w:t>
+      </w:r>
+      <w:r>
+        <w:t xml:space="preserve">class imbalance, in which the O (outside) label accounts for</w:t>
+      </w:r>
+      <w:r>
+        <w:t xml:space="preserve"> </w:t>
+      </w:r>
+      <w:r>
+        <w:t xml:space="preserve">seventy-eight percent of tokens. A focal-loss objective (γ = 2.0)</w:t>
+      </w:r>
+      <w:r>
+        <w:t xml:space="preserve"> </w:t>
+      </w:r>
+      <w:r>
+        <w:t xml:space="preserve">with inverse-frequency class weights was used to counter the dominant</w:t>
+      </w:r>
+      <w:r>
+        <w:t xml:space="preserve"> </w:t>
+      </w:r>
+      <w:r>
+        <w:t xml:space="preserve">classes. The fine-tuned</w:t>
+      </w:r>
+      <w:r>
+        <w:t xml:space="preserve"> </w:t>
+      </w:r>
+      <w:r>
+        <w:rPr>
+          <w:rStyle w:val="VerbatimChar"/>
+        </w:rPr>
+        <w:t xml:space="preserve">bert-base-cased</w:t>
+      </w:r>
+      <w:r>
+        <w:t xml:space="preserve"> </w:t>
+      </w:r>
+      <w:r>
+        <w:t xml:space="preserve">model achieved a macro F1</w:t>
+      </w:r>
+      <w:r>
+        <w:t xml:space="preserve"> </w:t>
+      </w:r>
+      <w:r>
+        <w:t xml:space="preserve">of 0.887 and a micro F1 of 0.909 on a ten-thousand-example held-out</w:t>
+      </w:r>
+      <w:r>
+        <w:t xml:space="preserve"> </w:t>
+      </w:r>
+      <w:r>
+        <w:t xml:space="preserve">validation set, converging in two epochs with a best validation</w:t>
+      </w:r>
+      <w:r>
+        <w:t xml:space="preserve"> </w:t>
+      </w:r>
+      <w:r>
+        <w:t xml:space="preserve">loss of 0.0136. An ablation isolated the contribution of focal loss</w:t>
+      </w:r>
+      <w:r>
+        <w:t xml:space="preserve"> </w:t>
+      </w:r>
+      <w:r>
+        <w:t xml:space="preserve">with class weighting, which improved the rarest entity (VICTIM) by</w:t>
+      </w:r>
+      <w:r>
+        <w:t xml:space="preserve"> </w:t>
+      </w:r>
+      <w:r>
+        <w:t xml:space="preserve">eleven F1 points over plain cross entropy. The trained model is</w:t>
+      </w:r>
+      <w:r>
+        <w:t xml:space="preserve"> </w:t>
+      </w:r>
+      <w:r>
+        <w:t xml:space="preserve">exposed through a FastAPI service, a PostgreSQL event store, a</w:t>
+      </w:r>
+      <w:r>
+        <w:t xml:space="preserve"> </w:t>
+      </w:r>
+      <w:r>
+        <w:t xml:space="preserve">curated knowledge base of one hundred and fifty African armed groups</w:t>
+      </w:r>
+      <w:r>
+        <w:t xml:space="preserve"> </w:t>
+      </w:r>
+      <w:r>
+        <w:t xml:space="preserve">and two hundred conflict-affected cities, and a React/TypeScript web</w:t>
+      </w:r>
+      <w:r>
+        <w:t xml:space="preserve"> </w:t>
+      </w:r>
+      <w:r>
+        <w:t xml:space="preserve">application supporting training, inference, event management, and</w:t>
+      </w:r>
+      <w:r>
+        <w:t xml:space="preserve"> </w:t>
+      </w:r>
+      <w:r>
+        <w:t xml:space="preserve">analytics. End-to-end inference latency is one hundred and forty-two</w:t>
+      </w:r>
+      <w:r>
+        <w:t xml:space="preserve"> </w:t>
+      </w:r>
+      <w:r>
+        <w:t xml:space="preserve">milliseconds for short articles and six hundred milliseconds for</w:t>
+      </w:r>
+      <w:r>
+        <w:t xml:space="preserve"> </w:t>
+      </w:r>
+      <w:r>
+        <w:t xml:space="preserve">windowed long articles. User acceptance testing with five</w:t>
+      </w:r>
+      <w:r>
+        <w:t xml:space="preserve"> </w:t>
+      </w:r>
+      <w:r>
+        <w:t xml:space="preserve">participants returned a mean rating of 4.4 out of 5 across six task</w:t>
+      </w:r>
+      <w:r>
+        <w:t xml:space="preserve"> </w:t>
+      </w:r>
+      <w:r>
+        <w:t xml:space="preserve">dimensions. The artefact reduces analyst processing time</w:t>
+      </w:r>
+      <w:r>
+        <w:t xml:space="preserve"> </w:t>
+      </w:r>
+      <w:r>
+        <w:t xml:space="preserve">substantially and produces structured records suitable for downstream</w:t>
+      </w:r>
+      <w:r>
+        <w:t xml:space="preserve"> </w:t>
+      </w:r>
+      <w:r>
+        <w:t xml:space="preserve">early-warning analysis.</w:t>
       </w:r>
     </w:p>
     <w:p>
@@ -637,13 +718,7 @@
         <w:t xml:space="preserve"> </w:t>
       </w:r>
       <w:r>
-        <w:t xml:space="preserve">Violent Events, African Conflicts, 5W1H, Knowledge Base, Early</w:t>
-      </w:r>
-      <w:r>
-        <w:t xml:space="preserve"> </w:t>
-      </w:r>
-      <w:r>
-        <w:t xml:space="preserve">Warning Systems</w:t>
+        <w:t xml:space="preserve">Violent Events, African Conflicts, 5W1H, Knowledge Base, Focal Loss</w:t>
       </w:r>
     </w:p>
     <w:bookmarkEnd w:id="10"/>
@@ -3832,7 +3907,7 @@
       </w:tr>
     </w:tbl>
     <w:bookmarkEnd w:id="17"/>
-    <w:bookmarkStart w:id="32" w:name="introduction"/>
+    <w:bookmarkStart w:id="33" w:name="introduction"/>
     <w:p>
       <w:pPr>
         <w:pStyle w:val="Heading1"/>
@@ -4325,73 +4400,79 @@
         <w:pStyle w:val="FirstParagraph"/>
       </w:pPr>
       <w:r>
-        <w:t xml:space="preserve">The author’s exposure to the operational context of African early</w:t>
-      </w:r>
-      <w:r>
-        <w:t xml:space="preserve"> </w:t>
-      </w:r>
-      <w:r>
-        <w:t xml:space="preserve">warning at the Situation Monitoring Centre of AU-CEWS revealed two</w:t>
-      </w:r>
-      <w:r>
-        <w:t xml:space="preserve"> </w:t>
-      </w:r>
-      <w:r>
-        <w:t xml:space="preserve">persistent gaps. The first is a throughput gap: the volume of news</w:t>
-      </w:r>
-      <w:r>
-        <w:t xml:space="preserve"> </w:t>
-      </w:r>
-      <w:r>
-        <w:t xml:space="preserve">that human analysts can read in a working day is a small fraction of</w:t>
-      </w:r>
-      <w:r>
-        <w:t xml:space="preserve"> </w:t>
-      </w:r>
-      <w:r>
-        <w:t xml:space="preserve">the daily inflow, and the cognitive load of reading and coding</w:t>
-      </w:r>
-      <w:r>
-        <w:t xml:space="preserve"> </w:t>
-      </w:r>
-      <w:r>
-        <w:t xml:space="preserve">violent-event reports is high. The second is a consistency gap:</w:t>
-      </w:r>
-      <w:r>
-        <w:t xml:space="preserve"> </w:t>
-      </w:r>
-      <w:r>
-        <w:t xml:space="preserve">analysts coding the same article may diverge in how they categorise</w:t>
-      </w:r>
-      <w:r>
-        <w:t xml:space="preserve"> </w:t>
-      </w:r>
-      <w:r>
-        <w:t xml:space="preserve">actors, events, and locations, especially under time pressure or in</w:t>
-      </w:r>
-      <w:r>
-        <w:t xml:space="preserve"> </w:t>
-      </w:r>
-      <w:r>
-        <w:t xml:space="preserve">fast-moving situations. These two gaps interact: a system that</w:t>
-      </w:r>
-      <w:r>
-        <w:t xml:space="preserve"> </w:t>
-      </w:r>
-      <w:r>
-        <w:t xml:space="preserve">produces consistent structured records from a larger fraction of the</w:t>
-      </w:r>
-      <w:r>
-        <w:t xml:space="preserve"> </w:t>
-      </w:r>
-      <w:r>
-        <w:t xml:space="preserve">inflow would free analyst attention for interpretation rather than</w:t>
-      </w:r>
-      <w:r>
-        <w:t xml:space="preserve"> </w:t>
-      </w:r>
-      <w:r>
-        <w:t xml:space="preserve">extraction.</w:t>
+        <w:t xml:space="preserve">Consider a typical morning in a continental monitoring centre. A</w:t>
+      </w:r>
+      <w:r>
+        <w:t xml:space="preserve"> </w:t>
+      </w:r>
+      <w:r>
+        <w:t xml:space="preserve">single analyst is responsible for a region in which, over the</w:t>
+      </w:r>
+      <w:r>
+        <w:t xml:space="preserve"> </w:t>
+      </w:r>
+      <w:r>
+        <w:t xml:space="preserve">preceding twenty-four hours, between two hundred and four hundred</w:t>
+      </w:r>
+      <w:r>
+        <w:t xml:space="preserve"> </w:t>
+      </w:r>
+      <w:r>
+        <w:t xml:space="preserve">news items were aggregated by the centre’s media-monitoring tool.</w:t>
+      </w:r>
+      <w:r>
+        <w:t xml:space="preserve"> </w:t>
+      </w:r>
+      <w:r>
+        <w:t xml:space="preserve">Of these, perhaps fifteen to forty describe violent incidents that</w:t>
+      </w:r>
+      <w:r>
+        <w:t xml:space="preserve"> </w:t>
+      </w:r>
+      <w:r>
+        <w:t xml:space="preserve">the analyst must read, structure into actor / action / location /</w:t>
+      </w:r>
+      <w:r>
+        <w:t xml:space="preserve"> </w:t>
+      </w:r>
+      <w:r>
+        <w:t xml:space="preserve">time / casualty fields, classify, and route to the appropriate</w:t>
+      </w:r>
+      <w:r>
+        <w:t xml:space="preserve"> </w:t>
+      </w:r>
+      <w:r>
+        <w:t xml:space="preserve">desk. By mid-morning the analyst has reached perhaps a quarter of</w:t>
+      </w:r>
+      <w:r>
+        <w:t xml:space="preserve"> </w:t>
+      </w:r>
+      <w:r>
+        <w:t xml:space="preserve">the queue; by close of business, the residue rolls over into the</w:t>
+      </w:r>
+      <w:r>
+        <w:t xml:space="preserve"> </w:t>
+      </w:r>
+      <w:r>
+        <w:t xml:space="preserve">next day. This pattern repeats across regions and analysts. The</w:t>
+      </w:r>
+      <w:r>
+        <w:t xml:space="preserve"> </w:t>
+      </w:r>
+      <w:r>
+        <w:t xml:space="preserve">binding constraint on continental situation awareness is not the</w:t>
+      </w:r>
+      <w:r>
+        <w:t xml:space="preserve"> </w:t>
+      </w:r>
+      <w:r>
+        <w:t xml:space="preserve">sophistication of analytical models but the throughput of human</w:t>
+      </w:r>
+      <w:r>
+        <w:t xml:space="preserve"> </w:t>
+      </w:r>
+      <w:r>
+        <w:t xml:space="preserve">reading and coding.</w:t>
       </w:r>
     </w:p>
     <w:p>
@@ -4399,6 +4480,112 @@
         <w:pStyle w:val="BodyText"/>
       </w:pPr>
       <w:r>
+        <w:t xml:space="preserve">The author’s exposure to this operational context at the AU-CEWS</w:t>
+      </w:r>
+      <w:r>
+        <w:t xml:space="preserve"> </w:t>
+      </w:r>
+      <w:r>
+        <w:t xml:space="preserve">Situation Monitoring Centre revealed two persistent gaps. The first</w:t>
+      </w:r>
+      <w:r>
+        <w:t xml:space="preserve"> </w:t>
+      </w:r>
+      <w:r>
+        <w:t xml:space="preserve">is a</w:t>
+      </w:r>
+      <w:r>
+        <w:t xml:space="preserve"> </w:t>
+      </w:r>
+      <w:r>
+        <w:rPr>
+          <w:i/>
+          <w:iCs/>
+        </w:rPr>
+        <w:t xml:space="preserve">throughput gap</w:t>
+      </w:r>
+      <w:r>
+        <w:t xml:space="preserve">: the volume of news that human analysts can</w:t>
+      </w:r>
+      <w:r>
+        <w:t xml:space="preserve"> </w:t>
+      </w:r>
+      <w:r>
+        <w:t xml:space="preserve">read in a working day is a small fraction of the daily inflow, and</w:t>
+      </w:r>
+      <w:r>
+        <w:t xml:space="preserve"> </w:t>
+      </w:r>
+      <w:r>
+        <w:t xml:space="preserve">the cognitive load of reading and coding violent-event reports is</w:t>
+      </w:r>
+      <w:r>
+        <w:t xml:space="preserve"> </w:t>
+      </w:r>
+      <w:r>
+        <w:t xml:space="preserve">high. The second is a</w:t>
+      </w:r>
+      <w:r>
+        <w:t xml:space="preserve"> </w:t>
+      </w:r>
+      <w:r>
+        <w:rPr>
+          <w:i/>
+          <w:iCs/>
+        </w:rPr>
+        <w:t xml:space="preserve">consistency gap</w:t>
+      </w:r>
+      <w:r>
+        <w:t xml:space="preserve">: analysts coding the same</w:t>
+      </w:r>
+      <w:r>
+        <w:t xml:space="preserve"> </w:t>
+      </w:r>
+      <w:r>
+        <w:t xml:space="preserve">article may diverge in how they categorise actors, events, and</w:t>
+      </w:r>
+      <w:r>
+        <w:t xml:space="preserve"> </w:t>
+      </w:r>
+      <w:r>
+        <w:t xml:space="preserve">locations, especially under time pressure or in fast-moving</w:t>
+      </w:r>
+      <w:r>
+        <w:t xml:space="preserve"> </w:t>
+      </w:r>
+      <w:r>
+        <w:t xml:space="preserve">situations. These two gaps interact. A system that produces</w:t>
+      </w:r>
+      <w:r>
+        <w:t xml:space="preserve"> </w:t>
+      </w:r>
+      <w:r>
+        <w:t xml:space="preserve">consistent structured records from a larger fraction of the inflow</w:t>
+      </w:r>
+      <w:r>
+        <w:t xml:space="preserve"> </w:t>
+      </w:r>
+      <w:r>
+        <w:t xml:space="preserve">would free analyst attention for interpretation rather than</w:t>
+      </w:r>
+      <w:r>
+        <w:t xml:space="preserve"> </w:t>
+      </w:r>
+      <w:r>
+        <w:t xml:space="preserve">extraction, and would also raise the comparability of records</w:t>
+      </w:r>
+      <w:r>
+        <w:t xml:space="preserve"> </w:t>
+      </w:r>
+      <w:r>
+        <w:t xml:space="preserve">across analysts, regions, and time periods.</w:t>
+      </w:r>
+    </w:p>
+    <w:p>
+      <w:pPr>
+        <w:pStyle w:val="BodyText"/>
+      </w:pPr>
+      <w:r>
         <w:t xml:space="preserve">Three further observations motivate the technical choices made in</w:t>
       </w:r>
       <w:r>
@@ -4595,7 +4782,7 @@
       </w:r>
     </w:p>
     <w:bookmarkEnd w:id="19"/>
-    <w:bookmarkStart w:id="21" w:name="statement-of-the-problem"/>
+    <w:bookmarkStart w:id="22" w:name="statement-of-the-problem"/>
     <w:p>
       <w:pPr>
         <w:pStyle w:val="Heading2"/>
@@ -4972,8 +5159,188 @@
       </w:r>
     </w:p>
     <w:bookmarkEnd w:id="20"/>
+    <w:bookmarkStart w:id="21" w:name="significance-of-the-study"/>
+    <w:p>
+      <w:pPr>
+        <w:pStyle w:val="Heading3"/>
+      </w:pPr>
+      <w:r>
+        <w:t xml:space="preserve">Significance of the Study</w:t>
+      </w:r>
+    </w:p>
+    <w:p>
+      <w:pPr>
+        <w:pStyle w:val="FirstParagraph"/>
+      </w:pPr>
+      <w:r>
+        <w:t xml:space="preserve">This study is significant on three grounds.</w:t>
+      </w:r>
+    </w:p>
+    <w:p>
+      <w:pPr>
+        <w:pStyle w:val="BodyText"/>
+      </w:pPr>
+      <w:r>
+        <w:rPr>
+          <w:b/>
+          <w:bCs/>
+        </w:rPr>
+        <w:t xml:space="preserve">Operational significance.</w:t>
+      </w:r>
+      <w:r>
+        <w:t xml:space="preserve"> </w:t>
+      </w:r>
+      <w:r>
+        <w:t xml:space="preserve">The artefact reduces the analyst time</w:t>
+      </w:r>
+      <w:r>
+        <w:t xml:space="preserve"> </w:t>
+      </w:r>
+      <w:r>
+        <w:t xml:space="preserve">required to convert raw news into structured event records. In the</w:t>
+      </w:r>
+      <w:r>
+        <w:t xml:space="preserve"> </w:t>
+      </w:r>
+      <w:r>
+        <w:t xml:space="preserve">target context (AU-CEWS Situation Monitoring), analyst time is the</w:t>
+      </w:r>
+      <w:r>
+        <w:t xml:space="preserve"> </w:t>
+      </w:r>
+      <w:r>
+        <w:t xml:space="preserve">binding constraint on situation awareness during fast-moving</w:t>
+      </w:r>
+      <w:r>
+        <w:t xml:space="preserve"> </w:t>
+      </w:r>
+      <w:r>
+        <w:t xml:space="preserve">crises. Even a partial reduction in the cost of structured event</w:t>
+      </w:r>
+      <w:r>
+        <w:t xml:space="preserve"> </w:t>
+      </w:r>
+      <w:r>
+        <w:t xml:space="preserve">extraction translates directly into faster, broader, and more</w:t>
+      </w:r>
+      <w:r>
+        <w:t xml:space="preserve"> </w:t>
+      </w:r>
+      <w:r>
+        <w:t xml:space="preserve">consistent monitoring.</w:t>
+      </w:r>
+    </w:p>
+    <w:p>
+      <w:pPr>
+        <w:pStyle w:val="BodyText"/>
+      </w:pPr>
+      <w:r>
+        <w:rPr>
+          <w:b/>
+          <w:bCs/>
+        </w:rPr>
+        <w:t xml:space="preserve">Methodological significance.</w:t>
+      </w:r>
+      <w:r>
+        <w:t xml:space="preserve"> </w:t>
+      </w:r>
+      <w:r>
+        <w:t xml:space="preserve">The combination of a grounded</w:t>
+      </w:r>
+      <w:r>
+        <w:t xml:space="preserve"> </w:t>
+      </w:r>
+      <w:r>
+        <w:t xml:space="preserve">entity schema, focal-loss training under severe class imbalance,</w:t>
+      </w:r>
+      <w:r>
+        <w:t xml:space="preserve"> </w:t>
+      </w:r>
+      <w:r>
+        <w:t xml:space="preserve">and a curated domain knowledge base is, to the best of the author’s</w:t>
+      </w:r>
+      <w:r>
+        <w:t xml:space="preserve"> </w:t>
+      </w:r>
+      <w:r>
+        <w:t xml:space="preserve">knowledge, the first such combination applied to African</w:t>
+      </w:r>
+      <w:r>
+        <w:t xml:space="preserve"> </w:t>
+      </w:r>
+      <w:r>
+        <w:t xml:space="preserve">violent-event extraction at this scale. The methodology is</w:t>
+      </w:r>
+      <w:r>
+        <w:t xml:space="preserve"> </w:t>
+      </w:r>
+      <w:r>
+        <w:t xml:space="preserve">documented in sufficient detail to be reproducible by other</w:t>
+      </w:r>
+      <w:r>
+        <w:t xml:space="preserve"> </w:t>
+      </w:r>
+      <w:r>
+        <w:t xml:space="preserve">researchers.</w:t>
+      </w:r>
+    </w:p>
+    <w:p>
+      <w:pPr>
+        <w:pStyle w:val="BodyText"/>
+      </w:pPr>
+      <w:r>
+        <w:rPr>
+          <w:b/>
+          <w:bCs/>
+        </w:rPr>
+        <w:t xml:space="preserve">Resource significance.</w:t>
+      </w:r>
+      <w:r>
+        <w:t xml:space="preserve"> </w:t>
+      </w:r>
+      <w:r>
+        <w:t xml:space="preserve">The four-level taxonomy of African</w:t>
+      </w:r>
+      <w:r>
+        <w:t xml:space="preserve"> </w:t>
+      </w:r>
+      <w:r>
+        <w:t xml:space="preserve">violent events, the entity annotation schema, and the curated</w:t>
+      </w:r>
+      <w:r>
+        <w:t xml:space="preserve"> </w:t>
+      </w:r>
+      <w:r>
+        <w:t xml:space="preserve">knowledge base of African armed groups and conflict-affected cities</w:t>
+      </w:r>
+      <w:r>
+        <w:t xml:space="preserve"> </w:t>
+      </w:r>
+      <w:r>
+        <w:t xml:space="preserve">are themselves reusable artefacts. They can be adopted or adapted</w:t>
+      </w:r>
+      <w:r>
+        <w:t xml:space="preserve"> </w:t>
+      </w:r>
+      <w:r>
+        <w:t xml:space="preserve">by researchers and practitioners working on adjacent tasks in</w:t>
+      </w:r>
+      <w:r>
+        <w:t xml:space="preserve"> </w:t>
+      </w:r>
+      <w:r>
+        <w:t xml:space="preserve">conflict monitoring, humanitarian protection, and security</w:t>
+      </w:r>
+      <w:r>
+        <w:t xml:space="preserve"> </w:t>
+      </w:r>
+      <w:r>
+        <w:t xml:space="preserve">analysis.</w:t>
+      </w:r>
+    </w:p>
     <w:bookmarkEnd w:id="21"/>
-    <w:bookmarkStart w:id="24" w:name="objectives"/>
+    <w:bookmarkEnd w:id="22"/>
+    <w:bookmarkStart w:id="25" w:name="objectives"/>
     <w:p>
       <w:pPr>
         <w:pStyle w:val="Heading2"/>
@@ -4982,7 +5349,7 @@
         <w:t xml:space="preserve">1.4 Objectives</w:t>
       </w:r>
     </w:p>
-    <w:bookmarkStart w:id="22" w:name="general-objective"/>
+    <w:bookmarkStart w:id="23" w:name="general-objective"/>
     <w:p>
       <w:pPr>
         <w:pStyle w:val="Heading3"/>
@@ -5029,8 +5396,8 @@
         <w:t xml:space="preserve">and exposes the full capability through a documented web platform.</w:t>
       </w:r>
     </w:p>
-    <w:bookmarkEnd w:id="22"/>
-    <w:bookmarkStart w:id="23" w:name="specific-objectives"/>
+    <w:bookmarkEnd w:id="23"/>
+    <w:bookmarkStart w:id="24" w:name="specific-objectives"/>
     <w:p>
       <w:pPr>
         <w:pStyle w:val="Heading3"/>
@@ -5332,9 +5699,9 @@
         <w:t xml:space="preserve">answering against the event store.</w:t>
       </w:r>
     </w:p>
-    <w:bookmarkEnd w:id="23"/>
     <w:bookmarkEnd w:id="24"/>
-    <w:bookmarkStart w:id="25" w:name="methods"/>
+    <w:bookmarkEnd w:id="25"/>
+    <w:bookmarkStart w:id="26" w:name="methods"/>
     <w:p>
       <w:pPr>
         <w:pStyle w:val="Heading2"/>
@@ -5744,8 +6111,8 @@
         <w:t xml:space="preserve">representative users.</w:t>
       </w:r>
     </w:p>
-    <w:bookmarkEnd w:id="25"/>
-    <w:bookmarkStart w:id="29" w:name="scope-and-limitations"/>
+    <w:bookmarkEnd w:id="26"/>
+    <w:bookmarkStart w:id="30" w:name="scope-and-limitations"/>
     <w:p>
       <w:pPr>
         <w:pStyle w:val="Heading2"/>
@@ -5754,7 +6121,7 @@
         <w:t xml:space="preserve">1.6 Scope and Limitations</w:t>
       </w:r>
     </w:p>
-    <w:bookmarkStart w:id="26" w:name="scope"/>
+    <w:bookmarkStart w:id="27" w:name="scope"/>
     <w:p>
       <w:pPr>
         <w:pStyle w:val="Heading3"/>
@@ -5900,8 +6267,8 @@
         <w:t xml:space="preserve">A reproducible Docker-based deployment.</w:t>
       </w:r>
     </w:p>
-    <w:bookmarkEnd w:id="26"/>
-    <w:bookmarkStart w:id="27" w:name="out-of-scope"/>
+    <w:bookmarkEnd w:id="27"/>
+    <w:bookmarkStart w:id="28" w:name="out-of-scope"/>
     <w:p>
       <w:pPr>
         <w:pStyle w:val="Heading3"/>
@@ -6080,8 +6447,8 @@
         <w:t xml:space="preserve">research prototype.</w:t>
       </w:r>
     </w:p>
-    <w:bookmarkEnd w:id="27"/>
-    <w:bookmarkStart w:id="28" w:name="limitations"/>
+    <w:bookmarkEnd w:id="28"/>
+    <w:bookmarkStart w:id="29" w:name="limitations"/>
     <w:p>
       <w:pPr>
         <w:pStyle w:val="Heading3"/>
@@ -6353,9 +6720,9 @@
         <w:t xml:space="preserve">models were evaluated but not used as the production model.</w:t>
       </w:r>
     </w:p>
-    <w:bookmarkEnd w:id="28"/>
     <w:bookmarkEnd w:id="29"/>
-    <w:bookmarkStart w:id="30" w:name="application-of-results"/>
+    <w:bookmarkEnd w:id="30"/>
+    <w:bookmarkStart w:id="31" w:name="application-of-results"/>
     <w:p>
       <w:pPr>
         <w:pStyle w:val="Heading2"/>
@@ -6626,8 +6993,8 @@
         <w:t xml:space="preserve">contributes value beyond its strict research contributions.</w:t>
       </w:r>
     </w:p>
-    <w:bookmarkEnd w:id="30"/>
-    <w:bookmarkStart w:id="31" w:name="organization-of-the-rest-of-the-thesis"/>
+    <w:bookmarkEnd w:id="31"/>
+    <w:bookmarkStart w:id="32" w:name="organization-of-the-rest-of-the-thesis"/>
     <w:p>
       <w:pPr>
         <w:pStyle w:val="Heading2"/>
@@ -6764,9 +7131,9 @@
         <w:t xml:space="preserve">work programme that addresses the limitations identified in Section 1.6.</w:t>
       </w:r>
     </w:p>
-    <w:bookmarkEnd w:id="31"/>
     <w:bookmarkEnd w:id="32"/>
-    <w:bookmarkStart w:id="39" w:name="literature-review"/>
+    <w:bookmarkEnd w:id="33"/>
+    <w:bookmarkStart w:id="40" w:name="literature-review"/>
     <w:p>
       <w:pPr>
         <w:pStyle w:val="Heading1"/>
@@ -6837,7 +7204,7 @@
         <w:t xml:space="preserve">Chapter 3.</w:t>
       </w:r>
     </w:p>
-    <w:bookmarkStart w:id="33" w:name="Xd2bb5b8f8ec340a7248758f261acec580f44b94"/>
+    <w:bookmarkStart w:id="34" w:name="Xd2bb5b8f8ec340a7248758f261acec580f44b94"/>
     <w:p>
       <w:pPr>
         <w:pStyle w:val="Heading2"/>
@@ -7070,8 +7437,8 @@
         <w:t xml:space="preserve">knowledge-base validation are rule-driven.</w:t>
       </w:r>
     </w:p>
-    <w:bookmarkEnd w:id="33"/>
-    <w:bookmarkStart w:id="34" w:name="named-entity-recognition"/>
+    <w:bookmarkEnd w:id="34"/>
+    <w:bookmarkStart w:id="35" w:name="named-entity-recognition"/>
     <w:p>
       <w:pPr>
         <w:pStyle w:val="Heading2"/>
@@ -7348,8 +7715,8 @@
         <w:t xml:space="preserve">case in this work.</w:t>
       </w:r>
     </w:p>
-    <w:bookmarkEnd w:id="34"/>
-    <w:bookmarkStart w:id="35" w:name="transformer-models-and-bert"/>
+    <w:bookmarkEnd w:id="35"/>
+    <w:bookmarkStart w:id="36" w:name="transformer-models-and-bert"/>
     <w:p>
       <w:pPr>
         <w:pStyle w:val="Heading2"/>
@@ -7674,8 +8041,8 @@
         <w:t xml:space="preserve">of the ablation discussion in Chapter 6.</w:t>
       </w:r>
     </w:p>
-    <w:bookmarkEnd w:id="35"/>
-    <w:bookmarkStart w:id="36" w:name="class-imbalance-in-token-classification"/>
+    <w:bookmarkEnd w:id="36"/>
+    <w:bookmarkStart w:id="37" w:name="class-imbalance-in-token-classification"/>
     <w:p>
       <w:pPr>
         <w:pStyle w:val="Heading2"/>
@@ -7988,8 +8355,8 @@
         <w:t xml:space="preserve">label smoothing for regularisation.</w:t>
       </w:r>
     </w:p>
-    <w:bookmarkEnd w:id="36"/>
-    <w:bookmarkStart w:id="37" w:name="X5782864f20d10c52bd968be893db06e91ef3068"/>
+    <w:bookmarkEnd w:id="37"/>
+    <w:bookmarkStart w:id="38" w:name="X5782864f20d10c52bd968be893db06e91ef3068"/>
     <w:p>
       <w:pPr>
         <w:pStyle w:val="Heading2"/>
@@ -8254,8 +8621,8 @@
         <w:t xml:space="preserve">taxonomy is presented in full in Annex B.</w:t>
       </w:r>
     </w:p>
-    <w:bookmarkEnd w:id="37"/>
-    <w:bookmarkStart w:id="38" w:name="X07c7ac562e6a3924bbb3967ecf45e5c51d50e14"/>
+    <w:bookmarkEnd w:id="38"/>
+    <w:bookmarkStart w:id="39" w:name="X07c7ac562e6a3924bbb3967ecf45e5c51d50e14"/>
     <w:p>
       <w:pPr>
         <w:pStyle w:val="Heading2"/>
@@ -8452,9 +8819,9 @@
         <w:t xml:space="preserve">easier to maintain and to integrate with the application layer.</w:t>
       </w:r>
     </w:p>
-    <w:bookmarkEnd w:id="38"/>
     <w:bookmarkEnd w:id="39"/>
-    <w:bookmarkStart w:id="45" w:name="related-work"/>
+    <w:bookmarkEnd w:id="40"/>
+    <w:bookmarkStart w:id="46" w:name="related-work"/>
     <w:p>
       <w:pPr>
         <w:pStyle w:val="Heading1"/>
@@ -8507,7 +8874,7 @@
         <w:t xml:space="preserve">concludes with a synthesis of the gaps that the thesis bridges.</w:t>
       </w:r>
     </w:p>
-    <w:bookmarkStart w:id="40" w:name="general-event-extraction-from-news"/>
+    <w:bookmarkStart w:id="41" w:name="general-event-extraction-from-news"/>
     <w:p>
       <w:pPr>
         <w:pStyle w:val="Heading2"/>
@@ -8752,8 +9119,8 @@
         <w:t xml:space="preserve">from extraction from free text.</w:t>
       </w:r>
     </w:p>
-    <w:bookmarkEnd w:id="40"/>
-    <w:bookmarkStart w:id="41" w:name="Xeadf47f6dc6f8752ac609e85aff475122025ae4"/>
+    <w:bookmarkEnd w:id="41"/>
+    <w:bookmarkStart w:id="42" w:name="Xeadf47f6dc6f8752ac609e85aff475122025ae4"/>
     <w:p>
       <w:pPr>
         <w:pStyle w:val="Heading2"/>
@@ -8948,8 +9315,8 @@
         <w:t xml:space="preserve">to short-form reporting.</w:t>
       </w:r>
     </w:p>
-    <w:bookmarkEnd w:id="41"/>
-    <w:bookmarkStart w:id="42" w:name="event-extraction-in-the-african-context"/>
+    <w:bookmarkEnd w:id="42"/>
+    <w:bookmarkStart w:id="43" w:name="event-extraction-in-the-african-context"/>
     <w:p>
       <w:pPr>
         <w:pStyle w:val="Heading2"/>
@@ -9126,8 +9493,8 @@
         <w:t xml:space="preserve">integration, and operational packaging.</w:t>
       </w:r>
     </w:p>
-    <w:bookmarkEnd w:id="42"/>
-    <w:bookmarkStart w:id="43" w:name="hierarchical-event-classification"/>
+    <w:bookmarkEnd w:id="43"/>
+    <w:bookmarkStart w:id="44" w:name="hierarchical-event-classification"/>
     <w:p>
       <w:pPr>
         <w:pStyle w:val="Heading2"/>
@@ -9286,8 +9653,8 @@
         <w:t xml:space="preserve">Chapter 7.</w:t>
       </w:r>
     </w:p>
-    <w:bookmarkEnd w:id="43"/>
-    <w:bookmarkStart w:id="44" w:name="summary-of-gaps-addressed"/>
+    <w:bookmarkEnd w:id="44"/>
+    <w:bookmarkStart w:id="45" w:name="summary-of-gaps-addressed"/>
     <w:p>
       <w:pPr>
         <w:pStyle w:val="Heading2"/>
@@ -9510,9 +9877,9 @@
         <w:t xml:space="preserve">application with documented APIs and a reproducible deployment.</w:t>
       </w:r>
     </w:p>
-    <w:bookmarkEnd w:id="44"/>
     <w:bookmarkEnd w:id="45"/>
-    <w:bookmarkStart w:id="61" w:name="the-proposed-solution"/>
+    <w:bookmarkEnd w:id="46"/>
+    <w:bookmarkStart w:id="62" w:name="the-proposed-solution"/>
     <w:p>
       <w:pPr>
         <w:pStyle w:val="Heading1"/>
@@ -9571,7 +9938,7 @@
         <w:t xml:space="preserve">design are deferred to Chapter 5.</w:t>
       </w:r>
     </w:p>
-    <w:bookmarkStart w:id="46" w:name="design-principles"/>
+    <w:bookmarkStart w:id="47" w:name="design-principles"/>
     <w:p>
       <w:pPr>
         <w:pStyle w:val="Heading2"/>
@@ -9828,8 +10195,8 @@
         <w:t xml:space="preserve">Random seeds are fixed where applicable and recorded where not.</w:t>
       </w:r>
     </w:p>
-    <w:bookmarkEnd w:id="46"/>
-    <w:bookmarkStart w:id="47" w:name="system-architecture"/>
+    <w:bookmarkEnd w:id="47"/>
+    <w:bookmarkStart w:id="48" w:name="system-architecture"/>
     <w:p>
       <w:pPr>
         <w:pStyle w:val="Heading2"/>
@@ -10210,8 +10577,8 @@
         <w:t xml:space="preserve">output by combining the NER result with deterministic knowledge.</w:t>
       </w:r>
     </w:p>
-    <w:bookmarkEnd w:id="47"/>
-    <w:bookmarkStart w:id="48" w:name="entity-schema-and-bio-encoding"/>
+    <w:bookmarkEnd w:id="48"/>
+    <w:bookmarkStart w:id="49" w:name="entity-schema-and-bio-encoding"/>
     <w:p>
       <w:pPr>
         <w:pStyle w:val="Heading2"/>
@@ -11075,8 +11442,8 @@
         <w:t xml:space="preserve">so that they are excluded from the loss.</w:t>
       </w:r>
     </w:p>
-    <w:bookmarkEnd w:id="48"/>
-    <w:bookmarkStart w:id="49" w:name="hierarchical-violent-event-taxonomy"/>
+    <w:bookmarkEnd w:id="49"/>
+    <w:bookmarkStart w:id="50" w:name="hierarchical-violent-event-taxonomy"/>
     <w:p>
       <w:pPr>
         <w:pStyle w:val="Heading2"/>
@@ -11808,8 +12175,8 @@
         <w:t xml:space="preserve">rule-based step in future work.</w:t>
       </w:r>
     </w:p>
-    <w:bookmarkEnd w:id="49"/>
-    <w:bookmarkStart w:id="50" w:name="knowledge-base-design"/>
+    <w:bookmarkEnd w:id="50"/>
+    <w:bookmarkStart w:id="51" w:name="knowledge-base-design"/>
     <w:p>
       <w:pPr>
         <w:pStyle w:val="Heading2"/>
@@ -12238,8 +12605,8 @@
         </w:tc>
       </w:tr>
     </w:tbl>
-    <w:bookmarkEnd w:id="50"/>
-    <w:bookmarkStart w:id="58" w:name="training-pipeline"/>
+    <w:bookmarkEnd w:id="51"/>
+    <w:bookmarkStart w:id="59" w:name="training-pipeline"/>
     <w:p>
       <w:pPr>
         <w:pStyle w:val="Heading2"/>
@@ -12274,7 +12641,7 @@
         <w:t xml:space="preserve">checkpointed training with early stopping.</w:t>
       </w:r>
     </w:p>
-    <w:bookmarkStart w:id="51" w:name="preprocessing"/>
+    <w:bookmarkStart w:id="52" w:name="preprocessing"/>
     <w:p>
       <w:pPr>
         <w:pStyle w:val="Heading3"/>
@@ -12477,8 +12844,8 @@
         <w:t xml:space="preserve">fields.</w:t>
       </w:r>
     </w:p>
-    <w:bookmarkEnd w:id="51"/>
-    <w:bookmarkStart w:id="52" w:name="stratified-diversity-sampling"/>
+    <w:bookmarkEnd w:id="52"/>
+    <w:bookmarkStart w:id="53" w:name="stratified-diversity-sampling"/>
     <w:p>
       <w:pPr>
         <w:pStyle w:val="Heading3"/>
@@ -12558,8 +12925,8 @@
         <w:t xml:space="preserve">budget by random sampling from the residual pool.</w:t>
       </w:r>
     </w:p>
-    <w:bookmarkEnd w:id="52"/>
-    <w:bookmarkStart w:id="53" w:name="augmentation"/>
+    <w:bookmarkEnd w:id="53"/>
+    <w:bookmarkStart w:id="54" w:name="augmentation"/>
     <w:p>
       <w:pPr>
         <w:pStyle w:val="Heading3"/>
@@ -12626,8 +12993,8 @@
         <w:t xml:space="preserve">across entity types.</w:t>
       </w:r>
     </w:p>
-    <w:bookmarkEnd w:id="53"/>
-    <w:bookmarkStart w:id="54" w:name="sub-word-label-alignment"/>
+    <w:bookmarkEnd w:id="54"/>
+    <w:bookmarkStart w:id="55" w:name="sub-word-label-alignment"/>
     <w:p>
       <w:pPr>
         <w:pStyle w:val="Heading3"/>
@@ -12925,8 +13292,8 @@
         <w:t xml:space="preserve">Return the list of label ids.</w:t>
       </w:r>
     </w:p>
-    <w:bookmarkEnd w:id="54"/>
-    <w:bookmarkStart w:id="55" w:name="training-hyperparameters"/>
+    <w:bookmarkEnd w:id="55"/>
+    <w:bookmarkStart w:id="56" w:name="training-hyperparameters"/>
     <w:p>
       <w:pPr>
         <w:pStyle w:val="Heading3"/>
@@ -13412,8 +13779,8 @@
         </w:tc>
       </w:tr>
     </w:tbl>
-    <w:bookmarkEnd w:id="55"/>
-    <w:bookmarkStart w:id="56" w:name="focal-loss-with-class-weighting"/>
+    <w:bookmarkEnd w:id="56"/>
+    <w:bookmarkStart w:id="57" w:name="focal-loss-with-class-weighting"/>
     <w:p>
       <w:pPr>
         <w:pStyle w:val="Heading3"/>
@@ -13596,8 +13963,8 @@
         <w:t xml:space="preserve">entity classes receive high weights.</w:t>
       </w:r>
     </w:p>
-    <w:bookmarkEnd w:id="56"/>
-    <w:bookmarkStart w:id="57" w:name="checkpointing-and-early-stopping"/>
+    <w:bookmarkEnd w:id="57"/>
+    <w:bookmarkStart w:id="58" w:name="checkpointing-and-early-stopping"/>
     <w:p>
       <w:pPr>
         <w:pStyle w:val="Heading3"/>
@@ -13719,9 +14086,9 @@
         <w:t xml:space="preserve">flag.</w:t>
       </w:r>
     </w:p>
-    <w:bookmarkEnd w:id="57"/>
     <w:bookmarkEnd w:id="58"/>
-    <w:bookmarkStart w:id="59" w:name="inference-and-post-processing"/>
+    <w:bookmarkEnd w:id="59"/>
+    <w:bookmarkStart w:id="60" w:name="inference-and-post-processing"/>
     <w:p>
       <w:pPr>
         <w:pStyle w:val="Heading2"/>
@@ -14017,8 +14384,8 @@
         <w:t xml:space="preserve">boundaries.</w:t>
       </w:r>
     </w:p>
-    <w:bookmarkEnd w:id="59"/>
-    <w:bookmarkStart w:id="60" w:name="web-application-architecture"/>
+    <w:bookmarkEnd w:id="60"/>
+    <w:bookmarkStart w:id="61" w:name="web-application-architecture"/>
     <w:p>
       <w:pPr>
         <w:pStyle w:val="Heading2"/>
@@ -14354,9 +14721,9 @@
         <w:t xml:space="preserve">in Annex D.</w:t>
       </w:r>
     </w:p>
-    <w:bookmarkEnd w:id="60"/>
     <w:bookmarkEnd w:id="61"/>
-    <w:bookmarkStart w:id="70" w:name="implementation"/>
+    <w:bookmarkEnd w:id="62"/>
+    <w:bookmarkStart w:id="71" w:name="implementation"/>
     <w:p>
       <w:pPr>
         <w:pStyle w:val="Heading1"/>
@@ -14409,7 +14776,7 @@
         <w:t xml:space="preserve">describes how it does it.</w:t>
       </w:r>
     </w:p>
-    <w:bookmarkStart w:id="62" w:name="technology-stack"/>
+    <w:bookmarkStart w:id="63" w:name="technology-stack"/>
     <w:p>
       <w:pPr>
         <w:pStyle w:val="Heading2"/>
@@ -15301,8 +15668,8 @@
         <w:t xml:space="preserve">production bundling.</w:t>
       </w:r>
     </w:p>
-    <w:bookmarkEnd w:id="62"/>
-    <w:bookmarkStart w:id="63" w:name="data-acquisition-and-preprocessing"/>
+    <w:bookmarkEnd w:id="63"/>
+    <w:bookmarkStart w:id="64" w:name="data-acquisition-and-preprocessing"/>
     <w:p>
       <w:pPr>
         <w:pStyle w:val="Heading2"/>
@@ -15689,8 +16056,8 @@
         <w:t xml:space="preserve">Section 5.3.</w:t>
       </w:r>
     </w:p>
-    <w:bookmarkEnd w:id="63"/>
-    <w:bookmarkStart w:id="64" w:name="stratified-sampling-and-augmentation"/>
+    <w:bookmarkEnd w:id="64"/>
+    <w:bookmarkStart w:id="65" w:name="stratified-sampling-and-augmentation"/>
     <w:p>
       <w:pPr>
         <w:pStyle w:val="Heading2"/>
@@ -16169,8 +16536,8 @@
         <w:t xml:space="preserve">template catalogue are reproduced in Annex E.</w:t>
       </w:r>
     </w:p>
-    <w:bookmarkEnd w:id="64"/>
-    <w:bookmarkStart w:id="65" w:name="model-training-implementation"/>
+    <w:bookmarkEnd w:id="65"/>
+    <w:bookmarkStart w:id="66" w:name="model-training-implementation"/>
     <w:p>
       <w:pPr>
         <w:pStyle w:val="Heading2"/>
@@ -16614,8 +16981,8 @@
         <w:t xml:space="preserve">epoch.</w:t>
       </w:r>
     </w:p>
-    <w:bookmarkEnd w:id="65"/>
-    <w:bookmarkStart w:id="66" w:name="focal-loss-and-class-weighting"/>
+    <w:bookmarkEnd w:id="66"/>
+    <w:bookmarkStart w:id="67" w:name="focal-loss-and-class-weighting"/>
     <w:p>
       <w:pPr>
         <w:pStyle w:val="Heading2"/>
@@ -16853,8 +17220,8 @@
         <w:t xml:space="preserve">alternative for ablation.</w:t>
       </w:r>
     </w:p>
-    <w:bookmarkEnd w:id="66"/>
-    <w:bookmarkStart w:id="67" w:name="backend-services-and-api"/>
+    <w:bookmarkEnd w:id="67"/>
+    <w:bookmarkStart w:id="68" w:name="backend-services-and-api"/>
     <w:p>
       <w:pPr>
         <w:pStyle w:val="Heading2"/>
@@ -17477,8 +17844,8 @@
         <w:t xml:space="preserve">The schema is reproduced in Annex D.</w:t>
       </w:r>
     </w:p>
-    <w:bookmarkEnd w:id="67"/>
-    <w:bookmarkStart w:id="68" w:name="frontend-application"/>
+    <w:bookmarkEnd w:id="68"/>
+    <w:bookmarkStart w:id="69" w:name="frontend-application"/>
     <w:p>
       <w:pPr>
         <w:pStyle w:val="Heading2"/>
@@ -17861,8 +18228,8 @@
         <w:t xml:space="preserve">Screenshots are reproduced in Annex D.</w:t>
       </w:r>
     </w:p>
-    <w:bookmarkEnd w:id="68"/>
-    <w:bookmarkStart w:id="69" w:name="containerised-deployment"/>
+    <w:bookmarkEnd w:id="69"/>
+    <w:bookmarkStart w:id="70" w:name="containerised-deployment"/>
     <w:p>
       <w:pPr>
         <w:pStyle w:val="Heading2"/>
@@ -18147,9 +18514,9 @@
         <w:t xml:space="preserve">configures TLS termination at the reverse proxy.</w:t>
       </w:r>
     </w:p>
-    <w:bookmarkEnd w:id="69"/>
     <w:bookmarkEnd w:id="70"/>
-    <w:bookmarkStart w:id="82" w:name="experimentation-and-results"/>
+    <w:bookmarkEnd w:id="71"/>
+    <w:bookmarkStart w:id="83" w:name="experimentation-and-results"/>
     <w:p>
       <w:pPr>
         <w:pStyle w:val="Heading1"/>
@@ -18208,7 +18575,7 @@
         <w:t xml:space="preserve">programme in Chapter 7.</w:t>
       </w:r>
     </w:p>
-    <w:bookmarkStart w:id="71" w:name="experimental-setup"/>
+    <w:bookmarkStart w:id="72" w:name="experimental-setup"/>
     <w:p>
       <w:pPr>
         <w:pStyle w:val="Heading2"/>
@@ -18503,8 +18870,8 @@
         <w:t xml:space="preserve">match a gold entity.</w:t>
       </w:r>
     </w:p>
-    <w:bookmarkEnd w:id="71"/>
-    <w:bookmarkStart w:id="72" w:name="dataset-statistics"/>
+    <w:bookmarkEnd w:id="72"/>
+    <w:bookmarkStart w:id="73" w:name="dataset-statistics"/>
     <w:p>
       <w:pPr>
         <w:pStyle w:val="Heading2"/>
@@ -19470,8 +19837,8 @@
         </w:tc>
       </w:tr>
     </w:tbl>
-    <w:bookmarkEnd w:id="72"/>
-    <w:bookmarkStart w:id="73" w:name="training-dynamics"/>
+    <w:bookmarkEnd w:id="73"/>
+    <w:bookmarkStart w:id="74" w:name="training-dynamics"/>
     <w:p>
       <w:pPr>
         <w:pStyle w:val="Heading2"/>
@@ -20082,8 +20449,8 @@
         <w:t xml:space="preserve">training-set idiosyncrasies.</w:t>
       </w:r>
     </w:p>
-    <w:bookmarkEnd w:id="73"/>
-    <w:bookmarkStart w:id="74" w:name="overall-model-performance"/>
+    <w:bookmarkEnd w:id="74"/>
+    <w:bookmarkStart w:id="75" w:name="overall-model-performance"/>
     <w:p>
       <w:pPr>
         <w:pStyle w:val="Heading2"/>
@@ -20469,8 +20836,8 @@
         <w:t xml:space="preserve">configuration for its regularisation properties.</w:t>
       </w:r>
     </w:p>
-    <w:bookmarkEnd w:id="74"/>
-    <w:bookmarkStart w:id="75" w:name="per-entity-analysis"/>
+    <w:bookmarkEnd w:id="75"/>
+    <w:bookmarkStart w:id="76" w:name="per-entity-analysis"/>
     <w:p>
       <w:pPr>
         <w:pStyle w:val="Heading2"/>
@@ -21566,8 +21933,8 @@
         <w:t xml:space="preserve">entities.</w:t>
       </w:r>
     </w:p>
-    <w:bookmarkEnd w:id="75"/>
-    <w:bookmarkStart w:id="76" w:name="ablation-focal-loss-versus-cross-entropy"/>
+    <w:bookmarkEnd w:id="76"/>
+    <w:bookmarkStart w:id="77" w:name="ablation-focal-loss-versus-cross-entropy"/>
     <w:p>
       <w:pPr>
         <w:pStyle w:val="Heading2"/>
@@ -22291,8 +22658,8 @@
         <w:t xml:space="preserve">hurt by the focal-loss objective.</w:t>
       </w:r>
     </w:p>
-    <w:bookmarkEnd w:id="76"/>
-    <w:bookmarkStart w:id="77" w:name="knowledge-base-validation-impact"/>
+    <w:bookmarkEnd w:id="77"/>
+    <w:bookmarkStart w:id="78" w:name="knowledge-base-validation-impact"/>
     <w:p>
       <w:pPr>
         <w:pStyle w:val="Heading2"/>
@@ -22491,8 +22858,8 @@
         <w:t xml:space="preserve">filtering out valid extractions.</w:t>
       </w:r>
     </w:p>
-    <w:bookmarkEnd w:id="77"/>
-    <w:bookmarkStart w:id="78" w:name="inference-latency-and-throughput"/>
+    <w:bookmarkEnd w:id="78"/>
+    <w:bookmarkStart w:id="79" w:name="inference-latency-and-throughput"/>
     <w:p>
       <w:pPr>
         <w:pStyle w:val="Heading2"/>
@@ -22726,8 +23093,8 @@
         <w:t xml:space="preserve">reaches approximately 65 short documents per second.</w:t>
       </w:r>
     </w:p>
-    <w:bookmarkEnd w:id="78"/>
-    <w:bookmarkStart w:id="79" w:name="end-to-end-demonstration"/>
+    <w:bookmarkEnd w:id="79"/>
+    <w:bookmarkStart w:id="80" w:name="end-to-end-demonstration"/>
     <w:p>
       <w:pPr>
         <w:pStyle w:val="Heading2"/>
@@ -23658,8 +24025,8 @@
         <w:t xml:space="preserve">with metadata.</w:t>
       </w:r>
     </w:p>
-    <w:bookmarkEnd w:id="79"/>
-    <w:bookmarkStart w:id="80" w:name="user-acceptance-testing"/>
+    <w:bookmarkEnd w:id="80"/>
+    <w:bookmarkStart w:id="81" w:name="user-acceptance-testing"/>
     <w:p>
       <w:pPr>
         <w:pStyle w:val="Heading2"/>
@@ -24076,8 +24443,8 @@
         <w:t xml:space="preserve">are scoped into the future-work programme in Chapter 7.</w:t>
       </w:r>
     </w:p>
-    <w:bookmarkEnd w:id="80"/>
-    <w:bookmarkStart w:id="81" w:name="error-analysis"/>
+    <w:bookmarkEnd w:id="81"/>
+    <w:bookmarkStart w:id="82" w:name="error-analysis"/>
     <w:p>
       <w:pPr>
         <w:pStyle w:val="Heading2"/>
@@ -24480,9 +24847,9 @@
         <w:t xml:space="preserve">Section 7.4.</w:t>
       </w:r>
     </w:p>
-    <w:bookmarkEnd w:id="81"/>
     <w:bookmarkEnd w:id="82"/>
-    <w:bookmarkStart w:id="90" w:name="X1f58530574b8b729bbed2f847a9a2c438be7324"/>
+    <w:bookmarkEnd w:id="83"/>
+    <w:bookmarkStart w:id="91" w:name="X1f58530574b8b729bbed2f847a9a2c438be7324"/>
     <w:p>
       <w:pPr>
         <w:pStyle w:val="Heading1"/>
@@ -24517,7 +24884,7 @@
         <w:t xml:space="preserve">research.</w:t>
       </w:r>
     </w:p>
-    <w:bookmarkStart w:id="83" w:name="summary"/>
+    <w:bookmarkStart w:id="84" w:name="summary"/>
     <w:p>
       <w:pPr>
         <w:pStyle w:val="Heading2"/>
@@ -24772,8 +25139,8 @@
         <w:t xml:space="preserve">the system architecture in Sections 4.2 and 5.6 to 5.7 (RQ4).</w:t>
       </w:r>
     </w:p>
-    <w:bookmarkEnd w:id="83"/>
-    <w:bookmarkStart w:id="84" w:name="contributions"/>
+    <w:bookmarkEnd w:id="84"/>
+    <w:bookmarkStart w:id="85" w:name="contributions"/>
     <w:p>
       <w:pPr>
         <w:pStyle w:val="Heading2"/>
@@ -25103,8 +25470,8 @@
         <w:t xml:space="preserve">preparation, training, inference, and operational packaging.</w:t>
       </w:r>
     </w:p>
-    <w:bookmarkEnd w:id="84"/>
-    <w:bookmarkStart w:id="85" w:name="recommendations"/>
+    <w:bookmarkEnd w:id="85"/>
+    <w:bookmarkStart w:id="86" w:name="recommendations"/>
     <w:p>
       <w:pPr>
         <w:pStyle w:val="Heading2"/>
@@ -25371,8 +25738,8 @@
         <w:t xml:space="preserve">gap from an operational standpoint.</w:t>
       </w:r>
     </w:p>
-    <w:bookmarkEnd w:id="85"/>
-    <w:bookmarkStart w:id="89" w:name="future-work"/>
+    <w:bookmarkEnd w:id="86"/>
+    <w:bookmarkStart w:id="90" w:name="future-work"/>
     <w:p>
       <w:pPr>
         <w:pStyle w:val="Heading2"/>
@@ -25389,7 +25756,7 @@
         <w:t xml:space="preserve">The future-work programme is organised by priority.</w:t>
       </w:r>
     </w:p>
-    <w:bookmarkStart w:id="86" w:name="high-priority"/>
+    <w:bookmarkStart w:id="87" w:name="high-priority"/>
     <w:p>
       <w:pPr>
         <w:pStyle w:val="Heading3"/>
@@ -25558,8 +25925,8 @@
         <w:t xml:space="preserve">boundary errors identified in Section 6.11.</w:t>
       </w:r>
     </w:p>
-    <w:bookmarkEnd w:id="86"/>
-    <w:bookmarkStart w:id="87" w:name="medium-priority"/>
+    <w:bookmarkEnd w:id="87"/>
+    <w:bookmarkStart w:id="88" w:name="medium-priority"/>
     <w:p>
       <w:pPr>
         <w:pStyle w:val="Heading3"/>
@@ -25722,8 +26089,8 @@
         <w:t xml:space="preserve">acceptance testing.</w:t>
       </w:r>
     </w:p>
-    <w:bookmarkEnd w:id="87"/>
-    <w:bookmarkStart w:id="88" w:name="lower-priority"/>
+    <w:bookmarkEnd w:id="88"/>
+    <w:bookmarkStart w:id="89" w:name="lower-priority"/>
     <w:p>
       <w:pPr>
         <w:pStyle w:val="Heading3"/>
@@ -25888,10 +26255,10 @@
         <w:t xml:space="preserve">programme can be built.</w:t>
       </w:r>
     </w:p>
-    <w:bookmarkEnd w:id="88"/>
     <w:bookmarkEnd w:id="89"/>
     <w:bookmarkEnd w:id="90"/>
-    <w:bookmarkStart w:id="91" w:name="references"/>
+    <w:bookmarkEnd w:id="91"/>
+    <w:bookmarkStart w:id="92" w:name="references"/>
     <w:p>
       <w:pPr>
         <w:pStyle w:val="Heading1"/>
@@ -27795,8 +28162,8 @@
         <w:t xml:space="preserve">, Unpublished Internal Document, Addis Ababa, 2013.</w:t>
       </w:r>
     </w:p>
-    <w:bookmarkEnd w:id="91"/>
-    <w:bookmarkStart w:id="140" w:name="annexes"/>
+    <w:bookmarkEnd w:id="92"/>
+    <w:bookmarkStart w:id="141" w:name="annexes"/>
     <w:p>
       <w:pPr>
         <w:pStyle w:val="Heading1"/>
@@ -27805,7 +28172,7 @@
         <w:t xml:space="preserve">Annexes</w:t>
       </w:r>
     </w:p>
-    <w:bookmarkStart w:id="98" w:name="Xa0179204f50dc069e2e5ab81fbc97f91b1c62ba"/>
+    <w:bookmarkStart w:id="99" w:name="Xa0179204f50dc069e2e5ab81fbc97f91b1c62ba"/>
     <w:p>
       <w:pPr>
         <w:pStyle w:val="Heading2"/>
@@ -27846,7 +28213,7 @@
         <w:t xml:space="preserve">.</w:t>
       </w:r>
     </w:p>
-    <w:bookmarkStart w:id="92" w:name="actor-who"/>
+    <w:bookmarkStart w:id="93" w:name="actor-who"/>
     <w:p>
       <w:pPr>
         <w:pStyle w:val="Heading3"/>
@@ -28164,8 +28531,8 @@
         <w:t xml:space="preserve">ACTOR is tagged).</w:t>
       </w:r>
     </w:p>
-    <w:bookmarkEnd w:id="92"/>
-    <w:bookmarkStart w:id="93" w:name="victim-whom"/>
+    <w:bookmarkEnd w:id="93"/>
+    <w:bookmarkStart w:id="94" w:name="victim-whom"/>
     <w:p>
       <w:pPr>
         <w:pStyle w:val="Heading3"/>
@@ -28369,8 +28736,8 @@
         <w:t xml:space="preserve">- Generic third parties not affected by the violence.</w:t>
       </w:r>
     </w:p>
-    <w:bookmarkEnd w:id="93"/>
-    <w:bookmarkStart w:id="94" w:name="action-what"/>
+    <w:bookmarkEnd w:id="94"/>
+    <w:bookmarkStart w:id="95" w:name="action-what"/>
     <w:p>
       <w:pPr>
         <w:pStyle w:val="Heading3"/>
@@ -28529,8 +28896,8 @@
         <w:t xml:space="preserve">.</w:t>
       </w:r>
     </w:p>
-    <w:bookmarkEnd w:id="94"/>
-    <w:bookmarkStart w:id="95" w:name="date-when"/>
+    <w:bookmarkEnd w:id="95"/>
+    <w:bookmarkStart w:id="96" w:name="date-when"/>
     <w:p>
       <w:pPr>
         <w:pStyle w:val="Heading3"/>
@@ -28650,8 +29017,8 @@
         <w:t xml:space="preserve">.</w:t>
       </w:r>
     </w:p>
-    <w:bookmarkEnd w:id="95"/>
-    <w:bookmarkStart w:id="96" w:name="region-city-district-where"/>
+    <w:bookmarkEnd w:id="96"/>
+    <w:bookmarkStart w:id="97" w:name="region-city-district-where"/>
     <w:p>
       <w:pPr>
         <w:pStyle w:val="Heading3"/>
@@ -28702,8 +29069,8 @@
         <w:t xml:space="preserve">deterministically from CITY and REGION via the knowledge base.</w:t>
       </w:r>
     </w:p>
-    <w:bookmarkEnd w:id="96"/>
-    <w:bookmarkStart w:id="97" w:name="casualties-how"/>
+    <w:bookmarkEnd w:id="97"/>
+    <w:bookmarkStart w:id="98" w:name="casualties-how"/>
     <w:p>
       <w:pPr>
         <w:pStyle w:val="Heading3"/>
@@ -28835,9 +29202,9 @@
         <w:t xml:space="preserve">.</w:t>
       </w:r>
     </w:p>
-    <w:bookmarkEnd w:id="97"/>
     <w:bookmarkEnd w:id="98"/>
-    <w:bookmarkStart w:id="122" w:name="Xcbf1f9d99e85c2a6c7f5ffee603f1c5ef632cba"/>
+    <w:bookmarkEnd w:id="99"/>
+    <w:bookmarkStart w:id="123" w:name="Xcbf1f9d99e85c2a6c7f5ffee603f1c5ef632cba"/>
     <w:p>
       <w:pPr>
         <w:pStyle w:val="Heading2"/>
@@ -28860,7 +29227,7 @@
         <w:t xml:space="preserve">are listed only where they apply.</w:t>
       </w:r>
     </w:p>
-    <w:bookmarkStart w:id="104" w:name="level-1-political-violence"/>
+    <w:bookmarkStart w:id="105" w:name="level-1-political-violence"/>
     <w:p>
       <w:pPr>
         <w:pStyle w:val="Heading3"/>
@@ -28869,7 +29236,7 @@
         <w:t xml:space="preserve">Level 1: POLITICAL VIOLENCE</w:t>
       </w:r>
     </w:p>
-    <w:bookmarkStart w:id="99" w:name="level-2-rebellion-armed-insurgency"/>
+    <w:bookmarkStart w:id="100" w:name="level-2-rebellion-armed-insurgency"/>
     <w:p>
       <w:pPr>
         <w:pStyle w:val="Heading4"/>
@@ -28998,8 +29365,8 @@
         <w:t xml:space="preserve">Forced Recruitment</w:t>
       </w:r>
     </w:p>
-    <w:bookmarkEnd w:id="99"/>
-    <w:bookmarkStart w:id="100" w:name="level-2-terrorism"/>
+    <w:bookmarkEnd w:id="100"/>
+    <w:bookmarkStart w:id="101" w:name="level-2-terrorism"/>
     <w:p>
       <w:pPr>
         <w:pStyle w:val="Heading4"/>
@@ -29248,8 +29615,8 @@
         <w:t xml:space="preserve">Attack on Commercial / Economic Target</w:t>
       </w:r>
     </w:p>
-    <w:bookmarkEnd w:id="100"/>
-    <w:bookmarkStart w:id="101" w:name="level-2-coup-and-regime-change-violence"/>
+    <w:bookmarkEnd w:id="101"/>
+    <w:bookmarkStart w:id="102" w:name="level-2-coup-and-regime-change-violence"/>
     <w:p>
       <w:pPr>
         <w:pStyle w:val="Heading4"/>
@@ -29294,8 +29661,8 @@
         <w:t xml:space="preserve">Assassination (Regime Change)</w:t>
       </w:r>
     </w:p>
-    <w:bookmarkEnd w:id="101"/>
-    <w:bookmarkStart w:id="102" w:name="level-2-election-violence"/>
+    <w:bookmarkEnd w:id="102"/>
+    <w:bookmarkStart w:id="103" w:name="level-2-election-violence"/>
     <w:p>
       <w:pPr>
         <w:pStyle w:val="Heading4"/>
@@ -29424,8 +29791,8 @@
         <w:t xml:space="preserve">Targeted Violence Against Opposing Group</w:t>
       </w:r>
     </w:p>
-    <w:bookmarkEnd w:id="102"/>
-    <w:bookmarkStart w:id="103" w:name="level-2-political-repression"/>
+    <w:bookmarkEnd w:id="103"/>
+    <w:bookmarkStart w:id="104" w:name="level-2-political-repression"/>
     <w:p>
       <w:pPr>
         <w:pStyle w:val="Heading4"/>
@@ -29470,9 +29837,9 @@
         <w:t xml:space="preserve">Mass Arrests with Violence</w:t>
       </w:r>
     </w:p>
-    <w:bookmarkEnd w:id="103"/>
     <w:bookmarkEnd w:id="104"/>
-    <w:bookmarkStart w:id="109" w:name="level-1-criminal-violence"/>
+    <w:bookmarkEnd w:id="105"/>
+    <w:bookmarkStart w:id="110" w:name="level-1-criminal-violence"/>
     <w:p>
       <w:pPr>
         <w:pStyle w:val="Heading3"/>
@@ -29481,7 +29848,7 @@
         <w:t xml:space="preserve">Level 1: CRIMINAL VIOLENCE</w:t>
       </w:r>
     </w:p>
-    <w:bookmarkStart w:id="105" w:name="level-2-organised-crime-violence"/>
+    <w:bookmarkStart w:id="106" w:name="level-2-organised-crime-violence"/>
     <w:p>
       <w:pPr>
         <w:pStyle w:val="Heading4"/>
@@ -29526,8 +29893,8 @@
         <w:t xml:space="preserve">Violence Against Law Enforcement</w:t>
       </w:r>
     </w:p>
-    <w:bookmarkEnd w:id="105"/>
-    <w:bookmarkStart w:id="106" w:name="level-2-armed-robbery-banditry"/>
+    <w:bookmarkEnd w:id="106"/>
+    <w:bookmarkStart w:id="107" w:name="level-2-armed-robbery-banditry"/>
     <w:p>
       <w:pPr>
         <w:pStyle w:val="Heading4"/>
@@ -29584,8 +29951,8 @@
         <w:t xml:space="preserve">Cattle Raiding (Criminal)</w:t>
       </w:r>
     </w:p>
-    <w:bookmarkEnd w:id="106"/>
-    <w:bookmarkStart w:id="107" w:name="level-2-kidnapping-for-ransom-criminal"/>
+    <w:bookmarkEnd w:id="107"/>
+    <w:bookmarkStart w:id="108" w:name="level-2-kidnapping-for-ransom-criminal"/>
     <w:p>
       <w:pPr>
         <w:pStyle w:val="Heading4"/>
@@ -29618,8 +29985,8 @@
         <w:t xml:space="preserve">Maritime Kidnapping / Piracy with Violence</w:t>
       </w:r>
     </w:p>
-    <w:bookmarkEnd w:id="107"/>
-    <w:bookmarkStart w:id="108" w:name="level-2-criminal-gang-violence"/>
+    <w:bookmarkEnd w:id="108"/>
+    <w:bookmarkStart w:id="109" w:name="level-2-criminal-gang-violence"/>
     <w:p>
       <w:pPr>
         <w:pStyle w:val="Heading4"/>
@@ -29628,9 +29995,9 @@
         <w:t xml:space="preserve">Level 2: Criminal Gang Violence</w:t>
       </w:r>
     </w:p>
-    <w:bookmarkEnd w:id="108"/>
     <w:bookmarkEnd w:id="109"/>
-    <w:bookmarkStart w:id="114" w:name="level-1-communal-violence"/>
+    <w:bookmarkEnd w:id="110"/>
+    <w:bookmarkStart w:id="115" w:name="level-1-communal-violence"/>
     <w:p>
       <w:pPr>
         <w:pStyle w:val="Heading3"/>
@@ -29639,7 +30006,7 @@
         <w:t xml:space="preserve">Level 1: COMMUNAL VIOLENCE</w:t>
       </w:r>
     </w:p>
-    <w:bookmarkStart w:id="110" w:name="level-2-ethnic-tribal-conflict"/>
+    <w:bookmarkStart w:id="111" w:name="level-2-ethnic-tribal-conflict"/>
     <w:p>
       <w:pPr>
         <w:pStyle w:val="Heading4"/>
@@ -29684,8 +30051,8 @@
         <w:t xml:space="preserve">Ethnic Revenge Attack</w:t>
       </w:r>
     </w:p>
-    <w:bookmarkEnd w:id="110"/>
-    <w:bookmarkStart w:id="111" w:name="level-2-religious-violence"/>
+    <w:bookmarkEnd w:id="111"/>
+    <w:bookmarkStart w:id="112" w:name="level-2-religious-violence"/>
     <w:p>
       <w:pPr>
         <w:pStyle w:val="Heading4"/>
@@ -29730,8 +30097,8 @@
         <w:t xml:space="preserve">Religious Site Desecration with Violence</w:t>
       </w:r>
     </w:p>
-    <w:bookmarkEnd w:id="111"/>
-    <w:bookmarkStart w:id="112" w:name="level-2-resource-based-conflict"/>
+    <w:bookmarkEnd w:id="112"/>
+    <w:bookmarkStart w:id="113" w:name="level-2-resource-based-conflict"/>
     <w:p>
       <w:pPr>
         <w:pStyle w:val="Heading4"/>
@@ -29776,8 +30143,8 @@
         <w:t xml:space="preserve">Mining / Resource Extraction Violence</w:t>
       </w:r>
     </w:p>
-    <w:bookmarkEnd w:id="112"/>
-    <w:bookmarkStart w:id="113" w:name="level-2-pastoralist-farmer-clashes"/>
+    <w:bookmarkEnd w:id="113"/>
+    <w:bookmarkStart w:id="114" w:name="level-2-pastoralist-farmer-clashes"/>
     <w:p>
       <w:pPr>
         <w:pStyle w:val="Heading4"/>
@@ -29822,9 +30189,9 @@
         <w:t xml:space="preserve">Revenge Raid (Pastoralist)</w:t>
       </w:r>
     </w:p>
-    <w:bookmarkEnd w:id="113"/>
     <w:bookmarkEnd w:id="114"/>
-    <w:bookmarkStart w:id="120" w:name="level-1-state-violence-against-civilians"/>
+    <w:bookmarkEnd w:id="115"/>
+    <w:bookmarkStart w:id="121" w:name="level-1-state-violence-against-civilians"/>
     <w:p>
       <w:pPr>
         <w:pStyle w:val="Heading3"/>
@@ -29833,7 +30200,7 @@
         <w:t xml:space="preserve">Level 1: STATE VIOLENCE AGAINST CIVILIANS</w:t>
       </w:r>
     </w:p>
-    <w:bookmarkStart w:id="115" w:name="level-2-extrajudicial-killings"/>
+    <w:bookmarkStart w:id="116" w:name="level-2-extrajudicial-killings"/>
     <w:p>
       <w:pPr>
         <w:pStyle w:val="Heading4"/>
@@ -29878,8 +30245,8 @@
         <w:t xml:space="preserve">Torture Resulting in Death</w:t>
       </w:r>
     </w:p>
-    <w:bookmarkEnd w:id="115"/>
-    <w:bookmarkStart w:id="116" w:name="level-2-state-repression-of-protests"/>
+    <w:bookmarkEnd w:id="116"/>
+    <w:bookmarkStart w:id="117" w:name="level-2-state-repression-of-protests"/>
     <w:p>
       <w:pPr>
         <w:pStyle w:val="Heading4"/>
@@ -29912,8 +30279,8 @@
         <w:t xml:space="preserve">Violent Dispersal Resulting in Deaths</w:t>
       </w:r>
     </w:p>
-    <w:bookmarkEnd w:id="116"/>
-    <w:bookmarkStart w:id="117" w:name="level-2-mass-atrocities-by-state-forces"/>
+    <w:bookmarkEnd w:id="117"/>
+    <w:bookmarkStart w:id="118" w:name="level-2-mass-atrocities-by-state-forces"/>
     <w:p>
       <w:pPr>
         <w:pStyle w:val="Heading4"/>
@@ -29946,8 +30313,8 @@
         <w:t xml:space="preserve">Ethnic Cleansing by State</w:t>
       </w:r>
     </w:p>
-    <w:bookmarkEnd w:id="117"/>
-    <w:bookmarkStart w:id="118" w:name="level-2-forced-displacement-by-state"/>
+    <w:bookmarkEnd w:id="118"/>
+    <w:bookmarkStart w:id="119" w:name="level-2-forced-displacement-by-state"/>
     <w:p>
       <w:pPr>
         <w:pStyle w:val="Heading4"/>
@@ -29980,8 +30347,8 @@
         <w:t xml:space="preserve">Village Burning / Destruction by State</w:t>
       </w:r>
     </w:p>
-    <w:bookmarkEnd w:id="118"/>
-    <w:bookmarkStart w:id="119" w:name="X463ef842c6a7770a20effbc06d649cd86fcd100"/>
+    <w:bookmarkEnd w:id="119"/>
+    <w:bookmarkStart w:id="120" w:name="X463ef842c6a7770a20effbc06d649cd86fcd100"/>
     <w:p>
       <w:pPr>
         <w:pStyle w:val="Heading4"/>
@@ -30002,9 +30369,9 @@
         <w:t xml:space="preserve">Violent Mass Arrest Operation</w:t>
       </w:r>
     </w:p>
-    <w:bookmarkEnd w:id="119"/>
     <w:bookmarkEnd w:id="120"/>
-    <w:bookmarkStart w:id="121" w:name="classification-decision-rules"/>
+    <w:bookmarkEnd w:id="121"/>
+    <w:bookmarkStart w:id="122" w:name="classification-decision-rules"/>
     <w:p>
       <w:pPr>
         <w:pStyle w:val="Heading3"/>
@@ -30237,9 +30604,9 @@
         <w:t xml:space="preserve">multi-label.</w:t>
       </w:r>
     </w:p>
-    <w:bookmarkEnd w:id="121"/>
     <w:bookmarkEnd w:id="122"/>
-    <w:bookmarkStart w:id="128" w:name="annex-c-knowledge-base-entries-excerpt"/>
+    <w:bookmarkEnd w:id="123"/>
+    <w:bookmarkStart w:id="129" w:name="annex-c-knowledge-base-entries-excerpt"/>
     <w:p>
       <w:pPr>
         <w:pStyle w:val="Heading2"/>
@@ -30280,7 +30647,7 @@
         <w:t xml:space="preserve">.</w:t>
       </w:r>
     </w:p>
-    <w:bookmarkStart w:id="123" w:name="east-africa"/>
+    <w:bookmarkStart w:id="124" w:name="east-africa"/>
     <w:p>
       <w:pPr>
         <w:pStyle w:val="Heading3"/>
@@ -30865,8 +31232,8 @@
         </w:tc>
       </w:tr>
     </w:tbl>
-    <w:bookmarkEnd w:id="123"/>
-    <w:bookmarkStart w:id="124" w:name="west-africa"/>
+    <w:bookmarkEnd w:id="124"/>
+    <w:bookmarkStart w:id="125" w:name="west-africa"/>
     <w:p>
       <w:pPr>
         <w:pStyle w:val="Heading3"/>
@@ -31141,8 +31508,8 @@
         </w:tc>
       </w:tr>
     </w:tbl>
-    <w:bookmarkEnd w:id="124"/>
-    <w:bookmarkStart w:id="125" w:name="north-africa"/>
+    <w:bookmarkEnd w:id="125"/>
+    <w:bookmarkStart w:id="126" w:name="north-africa"/>
     <w:p>
       <w:pPr>
         <w:pStyle w:val="Heading3"/>
@@ -31417,8 +31784,8 @@
         </w:tc>
       </w:tr>
     </w:tbl>
-    <w:bookmarkEnd w:id="125"/>
-    <w:bookmarkStart w:id="126" w:name="sahel-and-elsewhere"/>
+    <w:bookmarkEnd w:id="126"/>
+    <w:bookmarkStart w:id="127" w:name="sahel-and-elsewhere"/>
     <w:p>
       <w:pPr>
         <w:pStyle w:val="Heading3"/>
@@ -31755,8 +32122,8 @@
         </w:tc>
       </w:tr>
     </w:tbl>
-    <w:bookmarkEnd w:id="126"/>
-    <w:bookmarkStart w:id="127" w:name="conflict-affected-cities-excerpt"/>
+    <w:bookmarkEnd w:id="127"/>
+    <w:bookmarkStart w:id="128" w:name="conflict-affected-cities-excerpt"/>
     <w:p>
       <w:pPr>
         <w:pStyle w:val="Heading3"/>
@@ -32236,9 +32603,9 @@
         </w:tc>
       </w:tr>
     </w:tbl>
-    <w:bookmarkEnd w:id="127"/>
     <w:bookmarkEnd w:id="128"/>
-    <w:bookmarkStart w:id="130" w:name="annex-d-system-screenshots"/>
+    <w:bookmarkEnd w:id="129"/>
+    <w:bookmarkStart w:id="131" w:name="annex-d-system-screenshots"/>
     <w:p>
       <w:pPr>
         <w:pStyle w:val="Heading2"/>
@@ -32579,7 +32946,7 @@
         <w:t xml:space="preserve">examples.</w:t>
       </w:r>
     </w:p>
-    <w:bookmarkStart w:id="129" w:name="database-schema-summary"/>
+    <w:bookmarkStart w:id="130" w:name="database-schema-summary"/>
     <w:p>
       <w:pPr>
         <w:pStyle w:val="Heading3"/>
@@ -32752,9 +33119,9 @@
         <w:t xml:space="preserve">                       latency_ms, created_at )</w:t>
       </w:r>
     </w:p>
-    <w:bookmarkEnd w:id="129"/>
     <w:bookmarkEnd w:id="130"/>
-    <w:bookmarkStart w:id="134" w:name="annex-e-sample-augmentation-templates"/>
+    <w:bookmarkEnd w:id="131"/>
+    <w:bookmarkStart w:id="135" w:name="annex-e-sample-augmentation-templates"/>
     <w:p>
       <w:pPr>
         <w:pStyle w:val="Heading2"/>
@@ -32795,7 +33162,7 @@
         <w:t xml:space="preserve">.</w:t>
       </w:r>
     </w:p>
-    <w:bookmarkStart w:id="131" w:name="verb-lexicons"/>
+    <w:bookmarkStart w:id="132" w:name="verb-lexicons"/>
     <w:p>
       <w:pPr>
         <w:pStyle w:val="Heading3"/>
@@ -32924,8 +33291,8 @@
         <w:t xml:space="preserve">defeated, overpowered.</w:t>
       </w:r>
     </w:p>
-    <w:bookmarkEnd w:id="131"/>
-    <w:bookmarkStart w:id="132" w:name="template-patterns"/>
+    <w:bookmarkEnd w:id="132"/>
+    <w:bookmarkStart w:id="133" w:name="template-patterns"/>
     <w:p>
       <w:pPr>
         <w:pStyle w:val="Heading3"/>
@@ -33125,8 +33492,8 @@
         <w:t xml:space="preserve">  {region}.</w:t>
       </w:r>
     </w:p>
-    <w:bookmarkEnd w:id="132"/>
-    <w:bookmarkStart w:id="133" w:name="date-forms"/>
+    <w:bookmarkEnd w:id="133"/>
+    <w:bookmarkStart w:id="134" w:name="date-forms"/>
     <w:p>
       <w:pPr>
         <w:pStyle w:val="Heading3"/>
@@ -33221,9 +33588,9 @@
         <w:t xml:space="preserve">.</w:t>
       </w:r>
     </w:p>
-    <w:bookmarkEnd w:id="133"/>
     <w:bookmarkEnd w:id="134"/>
-    <w:bookmarkStart w:id="139" w:name="X062ea367b8d35b1179b48ccc5fe6f05477c2190"/>
+    <w:bookmarkEnd w:id="135"/>
+    <w:bookmarkStart w:id="140" w:name="X062ea367b8d35b1179b48ccc5fe6f05477c2190"/>
     <w:p>
       <w:pPr>
         <w:pStyle w:val="Heading2"/>
@@ -33246,7 +33613,7 @@
         <w:t xml:space="preserve">acceptance testing session.</w:t>
       </w:r>
     </w:p>
-    <w:bookmarkStart w:id="135" w:name="demographic-information"/>
+    <w:bookmarkStart w:id="136" w:name="demographic-information"/>
     <w:p>
       <w:pPr>
         <w:pStyle w:val="Heading3"/>
@@ -33303,8 +33670,8 @@
         <w:t xml:space="preserve">[ ] Advanced</w:t>
       </w:r>
     </w:p>
-    <w:bookmarkEnd w:id="135"/>
-    <w:bookmarkStart w:id="136" w:name="tasks"/>
+    <w:bookmarkEnd w:id="136"/>
+    <w:bookmarkStart w:id="137" w:name="tasks"/>
     <w:p>
       <w:pPr>
         <w:pStyle w:val="Heading3"/>
@@ -33383,8 +33750,8 @@
         <w:t xml:space="preserve">6. Review a flagged event and either confirm or edit the extraction.</w:t>
       </w:r>
     </w:p>
-    <w:bookmarkEnd w:id="136"/>
-    <w:bookmarkStart w:id="137" w:name="likert-scale-evaluation"/>
+    <w:bookmarkEnd w:id="137"/>
+    <w:bookmarkStart w:id="138" w:name="likert-scale-evaluation"/>
     <w:p>
       <w:pPr>
         <w:pStyle w:val="Heading3"/>
@@ -33515,8 +33882,8 @@
         <w:t xml:space="preserve">The system response times felt acceptable for my use case.</w:t>
       </w:r>
     </w:p>
-    <w:bookmarkEnd w:id="137"/>
-    <w:bookmarkStart w:id="138" w:name="open-ended-questions"/>
+    <w:bookmarkEnd w:id="138"/>
+    <w:bookmarkStart w:id="139" w:name="open-ended-questions"/>
     <w:p>
       <w:pPr>
         <w:pStyle w:val="Heading3"/>
@@ -33585,10 +33952,10 @@
         <w:t xml:space="preserve">Reason: ____________________</w:t>
       </w:r>
     </w:p>
-    <w:bookmarkEnd w:id="138"/>
     <w:bookmarkEnd w:id="139"/>
     <w:bookmarkEnd w:id="140"/>
-    <w:bookmarkStart w:id="141" w:name="signed-declaration-sheet"/>
+    <w:bookmarkEnd w:id="141"/>
+    <w:bookmarkStart w:id="142" w:name="signed-declaration-sheet"/>
     <w:p>
       <w:pPr>
         <w:pStyle w:val="Heading1"/>
@@ -33719,7 +34086,7 @@
         <w:t xml:space="preserve">Date: ___________________________________________</w:t>
       </w:r>
     </w:p>
-    <w:bookmarkEnd w:id="141"/>
+    <w:bookmarkEnd w:id="142"/>
     <w:sectPr>
       <w:footnotePr>
         <w:numRestart w:val="eachSect"/>

--- a/backend/docs/thesis/thesis.docx
+++ b/backend/docs/thesis/thesis.docx
@@ -968,13 +968,19 @@
         <w:t xml:space="preserve"> </w:t>
       </w:r>
       <w:r>
-        <w:t xml:space="preserve">2.5 Conflict Event Databases and Coding Schemes ………………… 24</w:t>
-      </w:r>
-      <w:r>
-        <w:t xml:space="preserve"> </w:t>
-      </w:r>
-      <w:r>
-        <w:t xml:space="preserve">2.6 Knowledge Bases and Ontologies for Events ………………….. 26</w:t>
+        <w:t xml:space="preserve">2.5 Evaluation Metrics for Named Entity Recognition …………….. 25</w:t>
+      </w:r>
+      <w:r>
+        <w:t xml:space="preserve"> </w:t>
+      </w:r>
+      <w:r>
+        <w:t xml:space="preserve">2.6 Conflict Event Databases and Coding Schemes ………………… 27</w:t>
+      </w:r>
+      <w:r>
+        <w:t xml:space="preserve"> </w:t>
+      </w:r>
+      <w:r>
+        <w:t xml:space="preserve">2.7 Knowledge Bases and Ontologies for Events ………………….. 29</w:t>
       </w:r>
     </w:p>
     <w:p>
@@ -7133,7 +7139,7 @@
     </w:p>
     <w:bookmarkEnd w:id="32"/>
     <w:bookmarkEnd w:id="33"/>
-    <w:bookmarkStart w:id="40" w:name="literature-review"/>
+    <w:bookmarkStart w:id="41" w:name="literature-review"/>
     <w:p>
       <w:pPr>
         <w:pStyle w:val="Heading1"/>
@@ -7715,6 +7721,104 @@
         <w:t xml:space="preserve">case in this work.</w:t>
       </w:r>
     </w:p>
+    <w:p>
+      <w:pPr>
+        <w:pStyle w:val="BodyText"/>
+      </w:pPr>
+      <w:r>
+        <w:t xml:space="preserve">The need for African-specific resources has been recognised in</w:t>
+      </w:r>
+      <w:r>
+        <w:t xml:space="preserve"> </w:t>
+      </w:r>
+      <w:r>
+        <w:t xml:space="preserve">recent work. Adelani and colleagues introduced MasakhaNER [11], a</w:t>
+      </w:r>
+      <w:r>
+        <w:t xml:space="preserve"> </w:t>
+      </w:r>
+      <w:r>
+        <w:t xml:space="preserve">named-entity recognition benchmark for ten African languages</w:t>
+      </w:r>
+      <w:r>
+        <w:t xml:space="preserve"> </w:t>
+      </w:r>
+      <w:r>
+        <w:t xml:space="preserve">including Amharic, Hausa, Igbo, Kinyarwanda, Luganda, Luo, Wolof,</w:t>
+      </w:r>
+      <w:r>
+        <w:t xml:space="preserve"> </w:t>
+      </w:r>
+      <w:r>
+        <w:t xml:space="preserve">and Yoruba, with annotations for PERSON, ORGANISATION, LOCATION, and</w:t>
+      </w:r>
+      <w:r>
+        <w:t xml:space="preserve"> </w:t>
+      </w:r>
+      <w:r>
+        <w:t xml:space="preserve">DATE. MasakhaNER demonstrated that generic multilingual models such</w:t>
+      </w:r>
+      <w:r>
+        <w:t xml:space="preserve"> </w:t>
+      </w:r>
+      <w:r>
+        <w:t xml:space="preserve">as mBERT and XLM-RoBERTa underperform on African text compared to</w:t>
+      </w:r>
+      <w:r>
+        <w:t xml:space="preserve"> </w:t>
+      </w:r>
+      <w:r>
+        <w:t xml:space="preserve">models pre-trained or further fine-tuned on African corpora.</w:t>
+      </w:r>
+      <w:r>
+        <w:t xml:space="preserve"> </w:t>
+      </w:r>
+      <w:r>
+        <w:t xml:space="preserve">Subsequent work on AfroLM and AfroXLMR has extended this line by</w:t>
+      </w:r>
+      <w:r>
+        <w:t xml:space="preserve"> </w:t>
+      </w:r>
+      <w:r>
+        <w:t xml:space="preserve">producing African-pre-trained encoders. The VioNER schema targets</w:t>
+      </w:r>
+      <w:r>
+        <w:t xml:space="preserve"> </w:t>
+      </w:r>
+      <w:r>
+        <w:t xml:space="preserve">English-language reporting and therefore uses</w:t>
+      </w:r>
+      <w:r>
+        <w:t xml:space="preserve"> </w:t>
+      </w:r>
+      <w:r>
+        <w:rPr>
+          <w:rStyle w:val="VerbatimChar"/>
+        </w:rPr>
+        <w:t xml:space="preserve">bert-base-cased</w:t>
+      </w:r>
+      <w:r>
+        <w:t xml:space="preserve">, but</w:t>
+      </w:r>
+      <w:r>
+        <w:t xml:space="preserve"> </w:t>
+      </w:r>
+      <w:r>
+        <w:t xml:space="preserve">the design is compatible with these African encoders as a future</w:t>
+      </w:r>
+      <w:r>
+        <w:t xml:space="preserve"> </w:t>
+      </w:r>
+      <w:r>
+        <w:t xml:space="preserve">backbone, and the entity inventory (ACTOR/VICTIM/ACTION/etc.) is</w:t>
+      </w:r>
+      <w:r>
+        <w:t xml:space="preserve"> </w:t>
+      </w:r>
+      <w:r>
+        <w:t xml:space="preserve">strictly richer than the four-type MasakhaNER schema.</w:t>
+      </w:r>
+    </w:p>
     <w:bookmarkEnd w:id="35"/>
     <w:bookmarkStart w:id="36" w:name="transformer-models-and-bert"/>
     <w:p>
@@ -8352,17 +8456,131 @@
         <w:t xml:space="preserve"> </w:t>
       </w:r>
       <w:r>
-        <w:t xml:space="preserve">label smoothing for regularisation.</w:t>
+        <w:t xml:space="preserve">label smoothing β for regularisation:</w:t>
+      </w:r>
+    </w:p>
+    <w:p>
+      <w:pPr>
+        <w:pStyle w:val="BlockText"/>
+      </w:pPr>
+      <w:r>
+        <w:t xml:space="preserve">FL_LS(p, y) = -α_y (1 - p_y)^γ Σ_c y’_c log p_c</w:t>
+      </w:r>
+    </w:p>
+    <w:p>
+      <w:pPr>
+        <w:pStyle w:val="BlockText"/>
+      </w:pPr>
+      <w:r>
+        <w:t xml:space="preserve">where y’_c = (1 − β) · 1[c = y] + β / (C − 1) · 1[c ≠ y].</w:t>
+      </w:r>
+    </w:p>
+    <w:p>
+      <w:pPr>
+        <w:pStyle w:val="FirstParagraph"/>
+      </w:pPr>
+      <w:r>
+        <w:t xml:space="preserve">The inverse-frequency weight for class c is computed once at the</w:t>
+      </w:r>
+      <w:r>
+        <w:t xml:space="preserve"> </w:t>
+      </w:r>
+      <w:r>
+        <w:t xml:space="preserve">start of training as</w:t>
+      </w:r>
+    </w:p>
+    <w:p>
+      <w:pPr>
+        <w:pStyle w:val="BlockText"/>
+      </w:pPr>
+      <w:r>
+        <w:t xml:space="preserve">α_c = T / (C · max(f_c, 1)),</w:t>
+      </w:r>
+    </w:p>
+    <w:p>
+      <w:pPr>
+        <w:pStyle w:val="FirstParagraph"/>
+      </w:pPr>
+      <w:r>
+        <w:t xml:space="preserve">where T is the total token count over the training set, C is the</w:t>
+      </w:r>
+      <w:r>
+        <w:t xml:space="preserve"> </w:t>
+      </w:r>
+      <w:r>
+        <w:t xml:space="preserve">number of classes, and f_c is the count of class c. The maximum</w:t>
+      </w:r>
+      <w:r>
+        <w:t xml:space="preserve"> </w:t>
+      </w:r>
+      <w:r>
+        <w:t xml:space="preserve">weight is clipped to ten to prevent gradient instability. This</w:t>
+      </w:r>
+      <w:r>
+        <w:t xml:space="preserve"> </w:t>
+      </w:r>
+      <w:r>
+        <w:t xml:space="preserve">clipping also has the practical effect of treating the three rarest</w:t>
+      </w:r>
+      <w:r>
+        <w:t xml:space="preserve"> </w:t>
+      </w:r>
+      <w:r>
+        <w:t xml:space="preserve">entities (VICTIM, ACTION, CASUALTIES) identically at the loss level</w:t>
+      </w:r>
+      <w:r>
+        <w:t xml:space="preserve"> </w:t>
+      </w:r>
+      <w:r>
+        <w:t xml:space="preserve">even though their raw frequencies differ slightly.</w:t>
+      </w:r>
+    </w:p>
+    <w:p>
+      <w:pPr>
+        <w:pStyle w:val="BodyText"/>
+      </w:pPr>
+      <w:r>
+        <w:t xml:space="preserve">In token classification the ignore index (-100) used for special</w:t>
+      </w:r>
+      <w:r>
+        <w:t xml:space="preserve"> </w:t>
+      </w:r>
+      <w:r>
+        <w:t xml:space="preserve">tokens, sub-word continuations after the first sub-word of a word,</w:t>
+      </w:r>
+      <w:r>
+        <w:t xml:space="preserve"> </w:t>
+      </w:r>
+      <w:r>
+        <w:t xml:space="preserve">and padding, must be respected by the loss. The custom focal loss</w:t>
+      </w:r>
+      <w:r>
+        <w:t xml:space="preserve"> </w:t>
+      </w:r>
+      <w:r>
+        <w:t xml:space="preserve">in this work masks ignored positions before computing log-softmax,</w:t>
+      </w:r>
+      <w:r>
+        <w:t xml:space="preserve"> </w:t>
+      </w:r>
+      <w:r>
+        <w:t xml:space="preserve">which both excludes them from the loss and keeps the per-position</w:t>
+      </w:r>
+      <w:r>
+        <w:t xml:space="preserve"> </w:t>
+      </w:r>
+      <w:r>
+        <w:t xml:space="preserve">probability normalisation correct.</w:t>
       </w:r>
     </w:p>
     <w:bookmarkEnd w:id="37"/>
-    <w:bookmarkStart w:id="38" w:name="X5782864f20d10c52bd968be893db06e91ef3068"/>
+    <w:bookmarkStart w:id="38" w:name="X9cbf025d5ef239ea1cf3bf86f28bbd427a1c10c"/>
     <w:p>
       <w:pPr>
         <w:pStyle w:val="Heading2"/>
       </w:pPr>
       <w:r>
-        <w:t xml:space="preserve">2.5 Conflict Event Databases and Coding Schemes</w:t>
+        <w:t xml:space="preserve">2.5 Evaluation Metrics for Named Entity Recognition</w:t>
       </w:r>
     </w:p>
     <w:p>
@@ -8370,13 +8588,19 @@
         <w:pStyle w:val="FirstParagraph"/>
       </w:pPr>
       <w:r>
-        <w:t xml:space="preserve">The taxonomic structure of violent events is informed by a long line</w:t>
-      </w:r>
-      <w:r>
-        <w:t xml:space="preserve"> </w:t>
-      </w:r>
-      <w:r>
-        <w:t xml:space="preserve">of conflict-event databases. Three are particularly influential.</w:t>
+        <w:t xml:space="preserve">Two granularities of evaluation are conventionally reported for</w:t>
+      </w:r>
+      <w:r>
+        <w:t xml:space="preserve"> </w:t>
+      </w:r>
+      <w:r>
+        <w:t xml:space="preserve">sequence-labelling NER: token-level and span-level (sometimes called</w:t>
+      </w:r>
+      <w:r>
+        <w:t xml:space="preserve"> </w:t>
+      </w:r>
+      <w:r>
+        <w:t xml:space="preserve">entity-level).</w:t>
       </w:r>
     </w:p>
     <w:p>
@@ -8388,79 +8612,55 @@
           <w:b/>
           <w:bCs/>
         </w:rPr>
-        <w:t xml:space="preserve">ACLED.</w:t>
-      </w:r>
-      <w:r>
-        <w:t xml:space="preserve"> </w:t>
-      </w:r>
-      <w:r>
-        <w:t xml:space="preserve">The Armed Conflict Location and Event Data Project [8]</w:t>
-      </w:r>
-      <w:r>
-        <w:t xml:space="preserve"> </w:t>
-      </w:r>
-      <w:r>
-        <w:t xml:space="preserve">maintains a georeferenced database of political violence and protest</w:t>
-      </w:r>
-      <w:r>
-        <w:t xml:space="preserve"> </w:t>
-      </w:r>
-      <w:r>
-        <w:t xml:space="preserve">events covering Africa, the Middle East, Latin America, South and</w:t>
-      </w:r>
-      <w:r>
-        <w:t xml:space="preserve"> </w:t>
-      </w:r>
-      <w:r>
-        <w:t xml:space="preserve">South-East Asia, and other regions. Each ACLED record includes</w:t>
-      </w:r>
-      <w:r>
-        <w:t xml:space="preserve"> </w:t>
-      </w:r>
-      <w:r>
-        <w:t xml:space="preserve">fields for event type, sub-event type, actors, location, fatalities,</w:t>
-      </w:r>
-      <w:r>
-        <w:t xml:space="preserve"> </w:t>
-      </w:r>
-      <w:r>
-        <w:t xml:space="preserve">and a free-text note describing the event. ACLED’s event type taxonomy</w:t>
-      </w:r>
-      <w:r>
-        <w:t xml:space="preserve"> </w:t>
-      </w:r>
-      <w:r>
-        <w:t xml:space="preserve">distinguishes battles, explosions and remote violence, violence</w:t>
-      </w:r>
-      <w:r>
-        <w:t xml:space="preserve"> </w:t>
-      </w:r>
-      <w:r>
-        <w:t xml:space="preserve">against civilians, protests, riots, and strategic developments, with</w:t>
-      </w:r>
-      <w:r>
-        <w:t xml:space="preserve"> </w:t>
-      </w:r>
-      <w:r>
-        <w:t xml:space="preserve">sub-event types under each. ACLED is the principal data source for</w:t>
-      </w:r>
-      <w:r>
-        <w:t xml:space="preserve"> </w:t>
-      </w:r>
-      <w:r>
-        <w:t xml:space="preserve">this thesis: the training corpus is constructed by labelling ACLED</w:t>
-      </w:r>
-      <w:r>
-        <w:t xml:space="preserve"> </w:t>
-      </w:r>
-      <w:r>
-        <w:t xml:space="preserve">event notes against the column metadata, and the taxonomy presented</w:t>
-      </w:r>
-      <w:r>
-        <w:t xml:space="preserve"> </w:t>
-      </w:r>
-      <w:r>
-        <w:t xml:space="preserve">in Annex B is influenced by ACLED’s structure.</w:t>
+        <w:t xml:space="preserve">Token-level metrics</w:t>
+      </w:r>
+      <w:r>
+        <w:t xml:space="preserve"> </w:t>
+      </w:r>
+      <w:r>
+        <w:t xml:space="preserve">compare gold and predicted BIO labels at</w:t>
+      </w:r>
+      <w:r>
+        <w:t xml:space="preserve"> </w:t>
+      </w:r>
+      <w:r>
+        <w:t xml:space="preserve">each token position. Accuracy is the share of positions where the</w:t>
+      </w:r>
+      <w:r>
+        <w:t xml:space="preserve"> </w:t>
+      </w:r>
+      <w:r>
+        <w:t xml:space="preserve">labels agree, with special tokens excluded. Per-class precision and</w:t>
+      </w:r>
+      <w:r>
+        <w:t xml:space="preserve"> </w:t>
+      </w:r>
+      <w:r>
+        <w:t xml:space="preserve">recall can also be computed at this granularity. Token-level</w:t>
+      </w:r>
+      <w:r>
+        <w:t xml:space="preserve"> </w:t>
+      </w:r>
+      <w:r>
+        <w:t xml:space="preserve">accuracy is, however, a misleading headline metric for imbalanced</w:t>
+      </w:r>
+      <w:r>
+        <w:t xml:space="preserve"> </w:t>
+      </w:r>
+      <w:r>
+        <w:t xml:space="preserve">tagging: with O constituting roughly seventy-eight percent of</w:t>
+      </w:r>
+      <w:r>
+        <w:t xml:space="preserve"> </w:t>
+      </w:r>
+      <w:r>
+        <w:t xml:space="preserve">tokens in this work’s corpus, a degenerate model that predicts O</w:t>
+      </w:r>
+      <w:r>
+        <w:t xml:space="preserve"> </w:t>
+      </w:r>
+      <w:r>
+        <w:t xml:space="preserve">everywhere would already achieve seventy-eight percent accuracy.</w:t>
       </w:r>
     </w:p>
     <w:p>
@@ -8472,49 +8672,236 @@
           <w:b/>
           <w:bCs/>
         </w:rPr>
-        <w:t xml:space="preserve">UCDP.</w:t>
-      </w:r>
-      <w:r>
-        <w:t xml:space="preserve"> </w:t>
-      </w:r>
-      <w:r>
-        <w:t xml:space="preserve">The Uppsala Conflict Data Program [9] focuses on organised</w:t>
-      </w:r>
-      <w:r>
-        <w:t xml:space="preserve"> </w:t>
-      </w:r>
-      <w:r>
-        <w:t xml:space="preserve">violence, distinguishing state-based conflict, non-state conflict,</w:t>
-      </w:r>
-      <w:r>
-        <w:t xml:space="preserve"> </w:t>
-      </w:r>
-      <w:r>
-        <w:t xml:space="preserve">and one-sided violence, with fatality thresholds that exclude</w:t>
-      </w:r>
-      <w:r>
-        <w:t xml:space="preserve"> </w:t>
-      </w:r>
-      <w:r>
-        <w:t xml:space="preserve">lower-intensity events. UCDP’s careful definitional work, including</w:t>
-      </w:r>
-      <w:r>
-        <w:t xml:space="preserve"> </w:t>
-      </w:r>
-      <w:r>
-        <w:t xml:space="preserve">the operational definition of organised actors and the distinction</w:t>
-      </w:r>
-      <w:r>
-        <w:t xml:space="preserve"> </w:t>
-      </w:r>
-      <w:r>
-        <w:t xml:space="preserve">between battle-related and civilian deaths, informs the boundary</w:t>
-      </w:r>
-      <w:r>
-        <w:t xml:space="preserve"> </w:t>
-      </w:r>
-      <w:r>
-        <w:t xml:space="preserve">between political violence and other categories in the taxonomy.</w:t>
+        <w:t xml:space="preserve">Span-level metrics</w:t>
+      </w:r>
+      <w:r>
+        <w:t xml:space="preserve"> </w:t>
+      </w:r>
+      <w:r>
+        <w:t xml:space="preserve">compare assembled entity spans rather than</w:t>
+      </w:r>
+      <w:r>
+        <w:t xml:space="preserve"> </w:t>
+      </w:r>
+      <w:r>
+        <w:t xml:space="preserve">individual tokens. A predicted span (type t, start s, end e) is</w:t>
+      </w:r>
+      <w:r>
+        <w:t xml:space="preserve"> </w:t>
+      </w:r>
+      <w:r>
+        <w:t xml:space="preserve">counted as a true positive if and only if a gold span exists with</w:t>
+      </w:r>
+      <w:r>
+        <w:t xml:space="preserve"> </w:t>
+      </w:r>
+      <w:r>
+        <w:t xml:space="preserve">the same type and the same start and end positions. Partial</w:t>
+      </w:r>
+      <w:r>
+        <w:t xml:space="preserve"> </w:t>
+      </w:r>
+      <w:r>
+        <w:t xml:space="preserve">overlaps count as a false positive (the prediction) and a false</w:t>
+      </w:r>
+      <w:r>
+        <w:t xml:space="preserve"> </w:t>
+      </w:r>
+      <w:r>
+        <w:t xml:space="preserve">negative (the gold span). Per-entity precision is true positives</w:t>
+      </w:r>
+      <w:r>
+        <w:t xml:space="preserve"> </w:t>
+      </w:r>
+      <w:r>
+        <w:t xml:space="preserve">divided by predicted spans; per-entity recall is true positives</w:t>
+      </w:r>
+      <w:r>
+        <w:t xml:space="preserve"> </w:t>
+      </w:r>
+      <w:r>
+        <w:t xml:space="preserve">divided by gold spans; F1 is the harmonic mean. Macro F1 averages</w:t>
+      </w:r>
+      <w:r>
+        <w:t xml:space="preserve"> </w:t>
+      </w:r>
+      <w:r>
+        <w:t xml:space="preserve">per-entity F1 with equal weight; micro F1 pools counts across</w:t>
+      </w:r>
+      <w:r>
+        <w:t xml:space="preserve"> </w:t>
+      </w:r>
+      <w:r>
+        <w:t xml:space="preserve">entities before computing the single F1, weighting more populous</w:t>
+      </w:r>
+      <w:r>
+        <w:t xml:space="preserve"> </w:t>
+      </w:r>
+      <w:r>
+        <w:t xml:space="preserve">entities more heavily.</w:t>
+      </w:r>
+    </w:p>
+    <w:p>
+      <w:pPr>
+        <w:pStyle w:val="BodyText"/>
+      </w:pPr>
+      <w:r>
+        <w:t xml:space="preserve">The standard reference implementation of span-level NER evaluation</w:t>
+      </w:r>
+      <w:r>
+        <w:t xml:space="preserve"> </w:t>
+      </w:r>
+      <w:r>
+        <w:t xml:space="preserve">is</w:t>
+      </w:r>
+      <w:r>
+        <w:t xml:space="preserve"> </w:t>
+      </w:r>
+      <w:r>
+        <w:rPr>
+          <w:rStyle w:val="VerbatimChar"/>
+        </w:rPr>
+        <w:t xml:space="preserve">seqeval</w:t>
+      </w:r>
+      <w:r>
+        <w:t xml:space="preserve"> </w:t>
+      </w:r>
+      <w:r>
+        <w:t xml:space="preserve">[39], which exposes both</w:t>
+      </w:r>
+      <w:r>
+        <w:t xml:space="preserve"> </w:t>
+      </w:r>
+      <w:r>
+        <w:t xml:space="preserve">“default”</w:t>
+      </w:r>
+      <w:r>
+        <w:t xml:space="preserve"> </w:t>
+      </w:r>
+      <w:r>
+        <w:t xml:space="preserve">(BIO with strict</w:t>
+      </w:r>
+      <w:r>
+        <w:t xml:space="preserve"> </w:t>
+      </w:r>
+      <w:r>
+        <w:t xml:space="preserve">boundary matching) and</w:t>
+      </w:r>
+      <w:r>
+        <w:t xml:space="preserve"> </w:t>
+      </w:r>
+      <w:r>
+        <w:t xml:space="preserve">“strict”</w:t>
+      </w:r>
+      <w:r>
+        <w:t xml:space="preserve"> </w:t>
+      </w:r>
+      <w:r>
+        <w:t xml:space="preserve">variants. The present work reports</w:t>
+      </w:r>
+      <w:r>
+        <w:t xml:space="preserve"> </w:t>
+      </w:r>
+      <w:r>
+        <w:t xml:space="preserve">span-level precision, recall, and F1 with strict boundary matching</w:t>
+      </w:r>
+      <w:r>
+        <w:t xml:space="preserve"> </w:t>
+      </w:r>
+      <w:r>
+        <w:t xml:space="preserve">to avoid inflated scores from partial credit, since downstream</w:t>
+      </w:r>
+      <w:r>
+        <w:t xml:space="preserve"> </w:t>
+      </w:r>
+      <w:r>
+        <w:t xml:space="preserve">consumers of the extracted records (the knowledge-base validator,</w:t>
+      </w:r>
+      <w:r>
+        <w:t xml:space="preserve"> </w:t>
+      </w:r>
+      <w:r>
+        <w:t xml:space="preserve">the event store, the analytics layer) treat boundary mismatches as</w:t>
+      </w:r>
+      <w:r>
+        <w:t xml:space="preserve"> </w:t>
+      </w:r>
+      <w:r>
+        <w:t xml:space="preserve">distinct extractions rather than partial matches.</w:t>
+      </w:r>
+    </w:p>
+    <w:p>
+      <w:pPr>
+        <w:pStyle w:val="BodyText"/>
+      </w:pPr>
+      <w:r>
+        <w:t xml:space="preserve">A subtle point arises with BIO encoding under sub-word tokenisation.</w:t>
+      </w:r>
+      <w:r>
+        <w:t xml:space="preserve"> </w:t>
+      </w:r>
+      <w:r>
+        <w:t xml:space="preserve">The convention used here, with the first sub-word inheriting the</w:t>
+      </w:r>
+      <w:r>
+        <w:t xml:space="preserve"> </w:t>
+      </w:r>
+      <w:r>
+        <w:t xml:space="preserve">B- or I- label of the underlying word and subsequent sub-words</w:t>
+      </w:r>
+      <w:r>
+        <w:t xml:space="preserve"> </w:t>
+      </w:r>
+      <w:r>
+        <w:t xml:space="preserve">receiving an I- label converted from any leading B-, ensures that</w:t>
+      </w:r>
+      <w:r>
+        <w:t xml:space="preserve"> </w:t>
+      </w:r>
+      <w:r>
+        <w:t xml:space="preserve">the recovered spans align with whole-word boundaries at inference</w:t>
+      </w:r>
+      <w:r>
+        <w:t xml:space="preserve"> </w:t>
+      </w:r>
+      <w:r>
+        <w:t xml:space="preserve">time. Where this convention is not followed, span-level evaluation</w:t>
+      </w:r>
+      <w:r>
+        <w:t xml:space="preserve"> </w:t>
+      </w:r>
+      <w:r>
+        <w:t xml:space="preserve">may be systematically optimistic or pessimistic depending on how</w:t>
+      </w:r>
+      <w:r>
+        <w:t xml:space="preserve"> </w:t>
+      </w:r>
+      <w:r>
+        <w:t xml:space="preserve">sub-word predictions are merged.</w:t>
+      </w:r>
+    </w:p>
+    <w:bookmarkEnd w:id="38"/>
+    <w:bookmarkStart w:id="39" w:name="X5782864f20d10c52bd968be893db06e91ef3068"/>
+    <w:p>
+      <w:pPr>
+        <w:pStyle w:val="Heading2"/>
+      </w:pPr>
+      <w:r>
+        <w:t xml:space="preserve">2.6 Conflict Event Databases and Coding Schemes</w:t>
+      </w:r>
+    </w:p>
+    <w:p>
+      <w:pPr>
+        <w:pStyle w:val="FirstParagraph"/>
+      </w:pPr>
+      <w:r>
+        <w:t xml:space="preserve">The taxonomic structure of violent events is informed by a long line</w:t>
+      </w:r>
+      <w:r>
+        <w:t xml:space="preserve"> </w:t>
+      </w:r>
+      <w:r>
+        <w:t xml:space="preserve">of conflict-event databases. Three are particularly influential.</w:t>
       </w:r>
     </w:p>
     <w:p>
@@ -8526,6 +8913,144 @@
           <w:b/>
           <w:bCs/>
         </w:rPr>
+        <w:t xml:space="preserve">ACLED.</w:t>
+      </w:r>
+      <w:r>
+        <w:t xml:space="preserve"> </w:t>
+      </w:r>
+      <w:r>
+        <w:t xml:space="preserve">The Armed Conflict Location and Event Data Project [8]</w:t>
+      </w:r>
+      <w:r>
+        <w:t xml:space="preserve"> </w:t>
+      </w:r>
+      <w:r>
+        <w:t xml:space="preserve">maintains a georeferenced database of political violence and protest</w:t>
+      </w:r>
+      <w:r>
+        <w:t xml:space="preserve"> </w:t>
+      </w:r>
+      <w:r>
+        <w:t xml:space="preserve">events covering Africa, the Middle East, Latin America, South and</w:t>
+      </w:r>
+      <w:r>
+        <w:t xml:space="preserve"> </w:t>
+      </w:r>
+      <w:r>
+        <w:t xml:space="preserve">South-East Asia, and other regions. Each ACLED record includes</w:t>
+      </w:r>
+      <w:r>
+        <w:t xml:space="preserve"> </w:t>
+      </w:r>
+      <w:r>
+        <w:t xml:space="preserve">fields for event type, sub-event type, actors, location, fatalities,</w:t>
+      </w:r>
+      <w:r>
+        <w:t xml:space="preserve"> </w:t>
+      </w:r>
+      <w:r>
+        <w:t xml:space="preserve">and a free-text note describing the event. ACLED’s event type taxonomy</w:t>
+      </w:r>
+      <w:r>
+        <w:t xml:space="preserve"> </w:t>
+      </w:r>
+      <w:r>
+        <w:t xml:space="preserve">distinguishes battles, explosions and remote violence, violence</w:t>
+      </w:r>
+      <w:r>
+        <w:t xml:space="preserve"> </w:t>
+      </w:r>
+      <w:r>
+        <w:t xml:space="preserve">against civilians, protests, riots, and strategic developments, with</w:t>
+      </w:r>
+      <w:r>
+        <w:t xml:space="preserve"> </w:t>
+      </w:r>
+      <w:r>
+        <w:t xml:space="preserve">sub-event types under each. ACLED is the principal data source for</w:t>
+      </w:r>
+      <w:r>
+        <w:t xml:space="preserve"> </w:t>
+      </w:r>
+      <w:r>
+        <w:t xml:space="preserve">this thesis: the training corpus is constructed by labelling ACLED</w:t>
+      </w:r>
+      <w:r>
+        <w:t xml:space="preserve"> </w:t>
+      </w:r>
+      <w:r>
+        <w:t xml:space="preserve">event notes against the column metadata, and the taxonomy presented</w:t>
+      </w:r>
+      <w:r>
+        <w:t xml:space="preserve"> </w:t>
+      </w:r>
+      <w:r>
+        <w:t xml:space="preserve">in Annex B is influenced by ACLED’s structure.</w:t>
+      </w:r>
+    </w:p>
+    <w:p>
+      <w:pPr>
+        <w:pStyle w:val="BodyText"/>
+      </w:pPr>
+      <w:r>
+        <w:rPr>
+          <w:b/>
+          <w:bCs/>
+        </w:rPr>
+        <w:t xml:space="preserve">UCDP.</w:t>
+      </w:r>
+      <w:r>
+        <w:t xml:space="preserve"> </w:t>
+      </w:r>
+      <w:r>
+        <w:t xml:space="preserve">The Uppsala Conflict Data Program [9] focuses on organised</w:t>
+      </w:r>
+      <w:r>
+        <w:t xml:space="preserve"> </w:t>
+      </w:r>
+      <w:r>
+        <w:t xml:space="preserve">violence, distinguishing state-based conflict, non-state conflict,</w:t>
+      </w:r>
+      <w:r>
+        <w:t xml:space="preserve"> </w:t>
+      </w:r>
+      <w:r>
+        <w:t xml:space="preserve">and one-sided violence, with fatality thresholds that exclude</w:t>
+      </w:r>
+      <w:r>
+        <w:t xml:space="preserve"> </w:t>
+      </w:r>
+      <w:r>
+        <w:t xml:space="preserve">lower-intensity events. UCDP’s careful definitional work, including</w:t>
+      </w:r>
+      <w:r>
+        <w:t xml:space="preserve"> </w:t>
+      </w:r>
+      <w:r>
+        <w:t xml:space="preserve">the operational definition of organised actors and the distinction</w:t>
+      </w:r>
+      <w:r>
+        <w:t xml:space="preserve"> </w:t>
+      </w:r>
+      <w:r>
+        <w:t xml:space="preserve">between battle-related and civilian deaths, informs the boundary</w:t>
+      </w:r>
+      <w:r>
+        <w:t xml:space="preserve"> </w:t>
+      </w:r>
+      <w:r>
+        <w:t xml:space="preserve">between political violence and other categories in the taxonomy.</w:t>
+      </w:r>
+    </w:p>
+    <w:p>
+      <w:pPr>
+        <w:pStyle w:val="BodyText"/>
+      </w:pPr>
+      <w:r>
+        <w:rPr>
+          <w:b/>
+          <w:bCs/>
+        </w:rPr>
         <w:t xml:space="preserve">GDELT.</w:t>
       </w:r>
       <w:r>
@@ -8621,14 +9146,14 @@
         <w:t xml:space="preserve">taxonomy is presented in full in Annex B.</w:t>
       </w:r>
     </w:p>
-    <w:bookmarkEnd w:id="38"/>
-    <w:bookmarkStart w:id="39" w:name="X07c7ac562e6a3924bbb3967ecf45e5c51d50e14"/>
+    <w:bookmarkEnd w:id="39"/>
+    <w:bookmarkStart w:id="40" w:name="X07c7ac562e6a3924bbb3967ecf45e5c51d50e14"/>
     <w:p>
       <w:pPr>
         <w:pStyle w:val="Heading2"/>
       </w:pPr>
       <w:r>
-        <w:t xml:space="preserve">2.6 Knowledge Bases and Ontologies for Events</w:t>
+        <w:t xml:space="preserve">2.7 Knowledge Bases and Ontologies for Events</w:t>
       </w:r>
     </w:p>
     <w:p>
@@ -8819,9 +9344,9 @@
         <w:t xml:space="preserve">easier to maintain and to integrate with the application layer.</w:t>
       </w:r>
     </w:p>
-    <w:bookmarkEnd w:id="39"/>
     <w:bookmarkEnd w:id="40"/>
-    <w:bookmarkStart w:id="46" w:name="related-work"/>
+    <w:bookmarkEnd w:id="41"/>
+    <w:bookmarkStart w:id="47" w:name="related-work"/>
     <w:p>
       <w:pPr>
         <w:pStyle w:val="Heading1"/>
@@ -8874,7 +9399,7 @@
         <w:t xml:space="preserve">concludes with a synthesis of the gaps that the thesis bridges.</w:t>
       </w:r>
     </w:p>
-    <w:bookmarkStart w:id="41" w:name="general-event-extraction-from-news"/>
+    <w:bookmarkStart w:id="42" w:name="general-event-extraction-from-news"/>
     <w:p>
       <w:pPr>
         <w:pStyle w:val="Heading2"/>
@@ -9119,8 +9644,8 @@
         <w:t xml:space="preserve">from extraction from free text.</w:t>
       </w:r>
     </w:p>
-    <w:bookmarkEnd w:id="41"/>
-    <w:bookmarkStart w:id="42" w:name="Xeadf47f6dc6f8752ac609e85aff475122025ae4"/>
+    <w:bookmarkEnd w:id="42"/>
+    <w:bookmarkStart w:id="43" w:name="Xeadf47f6dc6f8752ac609e85aff475122025ae4"/>
     <w:p>
       <w:pPr>
         <w:pStyle w:val="Heading2"/>
@@ -9315,8 +9840,8 @@
         <w:t xml:space="preserve">to short-form reporting.</w:t>
       </w:r>
     </w:p>
-    <w:bookmarkEnd w:id="42"/>
-    <w:bookmarkStart w:id="43" w:name="event-extraction-in-the-african-context"/>
+    <w:bookmarkEnd w:id="43"/>
+    <w:bookmarkStart w:id="44" w:name="event-extraction-in-the-african-context"/>
     <w:p>
       <w:pPr>
         <w:pStyle w:val="Heading2"/>
@@ -9493,8 +10018,8 @@
         <w:t xml:space="preserve">integration, and operational packaging.</w:t>
       </w:r>
     </w:p>
-    <w:bookmarkEnd w:id="43"/>
-    <w:bookmarkStart w:id="44" w:name="hierarchical-event-classification"/>
+    <w:bookmarkEnd w:id="44"/>
+    <w:bookmarkStart w:id="45" w:name="hierarchical-event-classification"/>
     <w:p>
       <w:pPr>
         <w:pStyle w:val="Heading2"/>
@@ -9653,8 +10178,8 @@
         <w:t xml:space="preserve">Chapter 7.</w:t>
       </w:r>
     </w:p>
-    <w:bookmarkEnd w:id="44"/>
-    <w:bookmarkStart w:id="45" w:name="summary-of-gaps-addressed"/>
+    <w:bookmarkEnd w:id="45"/>
+    <w:bookmarkStart w:id="46" w:name="summary-of-gaps-addressed"/>
     <w:p>
       <w:pPr>
         <w:pStyle w:val="Heading2"/>
@@ -9877,9 +10402,9 @@
         <w:t xml:space="preserve">application with documented APIs and a reproducible deployment.</w:t>
       </w:r>
     </w:p>
-    <w:bookmarkEnd w:id="45"/>
     <w:bookmarkEnd w:id="46"/>
-    <w:bookmarkStart w:id="62" w:name="the-proposed-solution"/>
+    <w:bookmarkEnd w:id="47"/>
+    <w:bookmarkStart w:id="63" w:name="the-proposed-solution"/>
     <w:p>
       <w:pPr>
         <w:pStyle w:val="Heading1"/>
@@ -9938,7 +10463,7 @@
         <w:t xml:space="preserve">design are deferred to Chapter 5.</w:t>
       </w:r>
     </w:p>
-    <w:bookmarkStart w:id="47" w:name="design-principles"/>
+    <w:bookmarkStart w:id="48" w:name="design-principles"/>
     <w:p>
       <w:pPr>
         <w:pStyle w:val="Heading2"/>
@@ -10195,8 +10720,8 @@
         <w:t xml:space="preserve">Random seeds are fixed where applicable and recorded where not.</w:t>
       </w:r>
     </w:p>
-    <w:bookmarkEnd w:id="47"/>
-    <w:bookmarkStart w:id="48" w:name="system-architecture"/>
+    <w:bookmarkEnd w:id="48"/>
+    <w:bookmarkStart w:id="49" w:name="system-architecture"/>
     <w:p>
       <w:pPr>
         <w:pStyle w:val="Heading2"/>
@@ -10577,8 +11102,8 @@
         <w:t xml:space="preserve">output by combining the NER result with deterministic knowledge.</w:t>
       </w:r>
     </w:p>
-    <w:bookmarkEnd w:id="48"/>
-    <w:bookmarkStart w:id="49" w:name="entity-schema-and-bio-encoding"/>
+    <w:bookmarkEnd w:id="49"/>
+    <w:bookmarkStart w:id="50" w:name="entity-schema-and-bio-encoding"/>
     <w:p>
       <w:pPr>
         <w:pStyle w:val="Heading2"/>
@@ -11442,8 +11967,8 @@
         <w:t xml:space="preserve">so that they are excluded from the loss.</w:t>
       </w:r>
     </w:p>
-    <w:bookmarkEnd w:id="49"/>
-    <w:bookmarkStart w:id="50" w:name="hierarchical-violent-event-taxonomy"/>
+    <w:bookmarkEnd w:id="50"/>
+    <w:bookmarkStart w:id="51" w:name="hierarchical-violent-event-taxonomy"/>
     <w:p>
       <w:pPr>
         <w:pStyle w:val="Heading2"/>
@@ -12175,8 +12700,8 @@
         <w:t xml:space="preserve">rule-based step in future work.</w:t>
       </w:r>
     </w:p>
-    <w:bookmarkEnd w:id="50"/>
-    <w:bookmarkStart w:id="51" w:name="knowledge-base-design"/>
+    <w:bookmarkEnd w:id="51"/>
+    <w:bookmarkStart w:id="52" w:name="knowledge-base-design"/>
     <w:p>
       <w:pPr>
         <w:pStyle w:val="Heading2"/>
@@ -12605,8 +13130,8 @@
         </w:tc>
       </w:tr>
     </w:tbl>
-    <w:bookmarkEnd w:id="51"/>
-    <w:bookmarkStart w:id="59" w:name="training-pipeline"/>
+    <w:bookmarkEnd w:id="52"/>
+    <w:bookmarkStart w:id="60" w:name="training-pipeline"/>
     <w:p>
       <w:pPr>
         <w:pStyle w:val="Heading2"/>
@@ -12641,7 +13166,7 @@
         <w:t xml:space="preserve">checkpointed training with early stopping.</w:t>
       </w:r>
     </w:p>
-    <w:bookmarkStart w:id="52" w:name="preprocessing"/>
+    <w:bookmarkStart w:id="53" w:name="preprocessing"/>
     <w:p>
       <w:pPr>
         <w:pStyle w:val="Heading3"/>
@@ -12844,8 +13369,8 @@
         <w:t xml:space="preserve">fields.</w:t>
       </w:r>
     </w:p>
-    <w:bookmarkEnd w:id="52"/>
-    <w:bookmarkStart w:id="53" w:name="stratified-diversity-sampling"/>
+    <w:bookmarkEnd w:id="53"/>
+    <w:bookmarkStart w:id="54" w:name="stratified-diversity-sampling"/>
     <w:p>
       <w:pPr>
         <w:pStyle w:val="Heading3"/>
@@ -12925,8 +13450,8 @@
         <w:t xml:space="preserve">budget by random sampling from the residual pool.</w:t>
       </w:r>
     </w:p>
-    <w:bookmarkEnd w:id="53"/>
-    <w:bookmarkStart w:id="54" w:name="augmentation"/>
+    <w:bookmarkEnd w:id="54"/>
+    <w:bookmarkStart w:id="55" w:name="augmentation"/>
     <w:p>
       <w:pPr>
         <w:pStyle w:val="Heading3"/>
@@ -12993,8 +13518,8 @@
         <w:t xml:space="preserve">across entity types.</w:t>
       </w:r>
     </w:p>
-    <w:bookmarkEnd w:id="54"/>
-    <w:bookmarkStart w:id="55" w:name="sub-word-label-alignment"/>
+    <w:bookmarkEnd w:id="55"/>
+    <w:bookmarkStart w:id="56" w:name="sub-word-label-alignment"/>
     <w:p>
       <w:pPr>
         <w:pStyle w:val="Heading3"/>
@@ -13292,8 +13817,8 @@
         <w:t xml:space="preserve">Return the list of label ids.</w:t>
       </w:r>
     </w:p>
-    <w:bookmarkEnd w:id="55"/>
-    <w:bookmarkStart w:id="56" w:name="training-hyperparameters"/>
+    <w:bookmarkEnd w:id="56"/>
+    <w:bookmarkStart w:id="57" w:name="training-hyperparameters"/>
     <w:p>
       <w:pPr>
         <w:pStyle w:val="Heading3"/>
@@ -13779,8 +14304,8 @@
         </w:tc>
       </w:tr>
     </w:tbl>
-    <w:bookmarkEnd w:id="56"/>
-    <w:bookmarkStart w:id="57" w:name="focal-loss-with-class-weighting"/>
+    <w:bookmarkEnd w:id="57"/>
+    <w:bookmarkStart w:id="58" w:name="focal-loss-with-class-weighting"/>
     <w:p>
       <w:pPr>
         <w:pStyle w:val="Heading3"/>
@@ -13963,8 +14488,8 @@
         <w:t xml:space="preserve">entity classes receive high weights.</w:t>
       </w:r>
     </w:p>
-    <w:bookmarkEnd w:id="57"/>
-    <w:bookmarkStart w:id="58" w:name="checkpointing-and-early-stopping"/>
+    <w:bookmarkEnd w:id="58"/>
+    <w:bookmarkStart w:id="59" w:name="checkpointing-and-early-stopping"/>
     <w:p>
       <w:pPr>
         <w:pStyle w:val="Heading3"/>
@@ -14086,9 +14611,9 @@
         <w:t xml:space="preserve">flag.</w:t>
       </w:r>
     </w:p>
-    <w:bookmarkEnd w:id="58"/>
     <w:bookmarkEnd w:id="59"/>
-    <w:bookmarkStart w:id="60" w:name="inference-and-post-processing"/>
+    <w:bookmarkEnd w:id="60"/>
+    <w:bookmarkStart w:id="61" w:name="inference-and-post-processing"/>
     <w:p>
       <w:pPr>
         <w:pStyle w:val="Heading2"/>
@@ -14384,8 +14909,8 @@
         <w:t xml:space="preserve">boundaries.</w:t>
       </w:r>
     </w:p>
-    <w:bookmarkEnd w:id="60"/>
-    <w:bookmarkStart w:id="61" w:name="web-application-architecture"/>
+    <w:bookmarkEnd w:id="61"/>
+    <w:bookmarkStart w:id="62" w:name="web-application-architecture"/>
     <w:p>
       <w:pPr>
         <w:pStyle w:val="Heading2"/>
@@ -14721,9 +15246,9 @@
         <w:t xml:space="preserve">in Annex D.</w:t>
       </w:r>
     </w:p>
-    <w:bookmarkEnd w:id="61"/>
     <w:bookmarkEnd w:id="62"/>
-    <w:bookmarkStart w:id="71" w:name="implementation"/>
+    <w:bookmarkEnd w:id="63"/>
+    <w:bookmarkStart w:id="72" w:name="implementation"/>
     <w:p>
       <w:pPr>
         <w:pStyle w:val="Heading1"/>
@@ -14776,7 +15301,7 @@
         <w:t xml:space="preserve">describes how it does it.</w:t>
       </w:r>
     </w:p>
-    <w:bookmarkStart w:id="63" w:name="technology-stack"/>
+    <w:bookmarkStart w:id="64" w:name="technology-stack"/>
     <w:p>
       <w:pPr>
         <w:pStyle w:val="Heading2"/>
@@ -15668,8 +16193,8 @@
         <w:t xml:space="preserve">production bundling.</w:t>
       </w:r>
     </w:p>
-    <w:bookmarkEnd w:id="63"/>
-    <w:bookmarkStart w:id="64" w:name="data-acquisition-and-preprocessing"/>
+    <w:bookmarkEnd w:id="64"/>
+    <w:bookmarkStart w:id="65" w:name="data-acquisition-and-preprocessing"/>
     <w:p>
       <w:pPr>
         <w:pStyle w:val="Heading2"/>
@@ -16056,8 +16581,8 @@
         <w:t xml:space="preserve">Section 5.3.</w:t>
       </w:r>
     </w:p>
-    <w:bookmarkEnd w:id="64"/>
-    <w:bookmarkStart w:id="65" w:name="stratified-sampling-and-augmentation"/>
+    <w:bookmarkEnd w:id="65"/>
+    <w:bookmarkStart w:id="66" w:name="stratified-sampling-and-augmentation"/>
     <w:p>
       <w:pPr>
         <w:pStyle w:val="Heading2"/>
@@ -16536,8 +17061,8 @@
         <w:t xml:space="preserve">template catalogue are reproduced in Annex E.</w:t>
       </w:r>
     </w:p>
-    <w:bookmarkEnd w:id="65"/>
-    <w:bookmarkStart w:id="66" w:name="model-training-implementation"/>
+    <w:bookmarkEnd w:id="66"/>
+    <w:bookmarkStart w:id="67" w:name="model-training-implementation"/>
     <w:p>
       <w:pPr>
         <w:pStyle w:val="Heading2"/>
@@ -16981,8 +17506,8 @@
         <w:t xml:space="preserve">epoch.</w:t>
       </w:r>
     </w:p>
-    <w:bookmarkEnd w:id="66"/>
-    <w:bookmarkStart w:id="67" w:name="focal-loss-and-class-weighting"/>
+    <w:bookmarkEnd w:id="67"/>
+    <w:bookmarkStart w:id="68" w:name="focal-loss-and-class-weighting"/>
     <w:p>
       <w:pPr>
         <w:pStyle w:val="Heading2"/>
@@ -17220,8 +17745,8 @@
         <w:t xml:space="preserve">alternative for ablation.</w:t>
       </w:r>
     </w:p>
-    <w:bookmarkEnd w:id="67"/>
-    <w:bookmarkStart w:id="68" w:name="backend-services-and-api"/>
+    <w:bookmarkEnd w:id="68"/>
+    <w:bookmarkStart w:id="69" w:name="backend-services-and-api"/>
     <w:p>
       <w:pPr>
         <w:pStyle w:val="Heading2"/>
@@ -17844,8 +18369,8 @@
         <w:t xml:space="preserve">The schema is reproduced in Annex D.</w:t>
       </w:r>
     </w:p>
-    <w:bookmarkEnd w:id="68"/>
-    <w:bookmarkStart w:id="69" w:name="frontend-application"/>
+    <w:bookmarkEnd w:id="69"/>
+    <w:bookmarkStart w:id="70" w:name="frontend-application"/>
     <w:p>
       <w:pPr>
         <w:pStyle w:val="Heading2"/>
@@ -18228,8 +18753,8 @@
         <w:t xml:space="preserve">Screenshots are reproduced in Annex D.</w:t>
       </w:r>
     </w:p>
-    <w:bookmarkEnd w:id="69"/>
-    <w:bookmarkStart w:id="70" w:name="containerised-deployment"/>
+    <w:bookmarkEnd w:id="70"/>
+    <w:bookmarkStart w:id="71" w:name="containerised-deployment"/>
     <w:p>
       <w:pPr>
         <w:pStyle w:val="Heading2"/>
@@ -18514,9 +19039,9 @@
         <w:t xml:space="preserve">configures TLS termination at the reverse proxy.</w:t>
       </w:r>
     </w:p>
-    <w:bookmarkEnd w:id="70"/>
     <w:bookmarkEnd w:id="71"/>
-    <w:bookmarkStart w:id="83" w:name="experimentation-and-results"/>
+    <w:bookmarkEnd w:id="72"/>
+    <w:bookmarkStart w:id="84" w:name="experimentation-and-results"/>
     <w:p>
       <w:pPr>
         <w:pStyle w:val="Heading1"/>
@@ -18575,7 +19100,7 @@
         <w:t xml:space="preserve">programme in Chapter 7.</w:t>
       </w:r>
     </w:p>
-    <w:bookmarkStart w:id="72" w:name="experimental-setup"/>
+    <w:bookmarkStart w:id="73" w:name="experimental-setup"/>
     <w:p>
       <w:pPr>
         <w:pStyle w:val="Heading2"/>
@@ -18870,8 +19395,8 @@
         <w:t xml:space="preserve">match a gold entity.</w:t>
       </w:r>
     </w:p>
-    <w:bookmarkEnd w:id="72"/>
-    <w:bookmarkStart w:id="73" w:name="dataset-statistics"/>
+    <w:bookmarkEnd w:id="73"/>
+    <w:bookmarkStart w:id="74" w:name="dataset-statistics"/>
     <w:p>
       <w:pPr>
         <w:pStyle w:val="Heading2"/>
@@ -19837,8 +20362,8 @@
         </w:tc>
       </w:tr>
     </w:tbl>
-    <w:bookmarkEnd w:id="73"/>
-    <w:bookmarkStart w:id="74" w:name="training-dynamics"/>
+    <w:bookmarkEnd w:id="74"/>
+    <w:bookmarkStart w:id="75" w:name="training-dynamics"/>
     <w:p>
       <w:pPr>
         <w:pStyle w:val="Heading2"/>
@@ -20449,8 +20974,8 @@
         <w:t xml:space="preserve">training-set idiosyncrasies.</w:t>
       </w:r>
     </w:p>
-    <w:bookmarkEnd w:id="74"/>
-    <w:bookmarkStart w:id="75" w:name="overall-model-performance"/>
+    <w:bookmarkEnd w:id="75"/>
+    <w:bookmarkStart w:id="76" w:name="overall-model-performance"/>
     <w:p>
       <w:pPr>
         <w:pStyle w:val="Heading2"/>
@@ -20836,8 +21361,8 @@
         <w:t xml:space="preserve">configuration for its regularisation properties.</w:t>
       </w:r>
     </w:p>
-    <w:bookmarkEnd w:id="75"/>
-    <w:bookmarkStart w:id="76" w:name="per-entity-analysis"/>
+    <w:bookmarkEnd w:id="76"/>
+    <w:bookmarkStart w:id="77" w:name="per-entity-analysis"/>
     <w:p>
       <w:pPr>
         <w:pStyle w:val="Heading2"/>
@@ -21933,8 +22458,8 @@
         <w:t xml:space="preserve">entities.</w:t>
       </w:r>
     </w:p>
-    <w:bookmarkEnd w:id="76"/>
-    <w:bookmarkStart w:id="77" w:name="ablation-focal-loss-versus-cross-entropy"/>
+    <w:bookmarkEnd w:id="77"/>
+    <w:bookmarkStart w:id="78" w:name="ablation-focal-loss-versus-cross-entropy"/>
     <w:p>
       <w:pPr>
         <w:pStyle w:val="Heading2"/>
@@ -22658,8 +23183,8 @@
         <w:t xml:space="preserve">hurt by the focal-loss objective.</w:t>
       </w:r>
     </w:p>
-    <w:bookmarkEnd w:id="77"/>
-    <w:bookmarkStart w:id="78" w:name="knowledge-base-validation-impact"/>
+    <w:bookmarkEnd w:id="78"/>
+    <w:bookmarkStart w:id="79" w:name="knowledge-base-validation-impact"/>
     <w:p>
       <w:pPr>
         <w:pStyle w:val="Heading2"/>
@@ -22858,8 +23383,8 @@
         <w:t xml:space="preserve">filtering out valid extractions.</w:t>
       </w:r>
     </w:p>
-    <w:bookmarkEnd w:id="78"/>
-    <w:bookmarkStart w:id="79" w:name="inference-latency-and-throughput"/>
+    <w:bookmarkEnd w:id="79"/>
+    <w:bookmarkStart w:id="80" w:name="inference-latency-and-throughput"/>
     <w:p>
       <w:pPr>
         <w:pStyle w:val="Heading2"/>
@@ -23093,8 +23618,8 @@
         <w:t xml:space="preserve">reaches approximately 65 short documents per second.</w:t>
       </w:r>
     </w:p>
-    <w:bookmarkEnd w:id="79"/>
-    <w:bookmarkStart w:id="80" w:name="end-to-end-demonstration"/>
+    <w:bookmarkEnd w:id="80"/>
+    <w:bookmarkStart w:id="81" w:name="end-to-end-demonstration"/>
     <w:p>
       <w:pPr>
         <w:pStyle w:val="Heading2"/>
@@ -24025,8 +24550,8 @@
         <w:t xml:space="preserve">with metadata.</w:t>
       </w:r>
     </w:p>
-    <w:bookmarkEnd w:id="80"/>
-    <w:bookmarkStart w:id="81" w:name="user-acceptance-testing"/>
+    <w:bookmarkEnd w:id="81"/>
+    <w:bookmarkStart w:id="82" w:name="user-acceptance-testing"/>
     <w:p>
       <w:pPr>
         <w:pStyle w:val="Heading2"/>
@@ -24443,8 +24968,8 @@
         <w:t xml:space="preserve">are scoped into the future-work programme in Chapter 7.</w:t>
       </w:r>
     </w:p>
-    <w:bookmarkEnd w:id="81"/>
-    <w:bookmarkStart w:id="82" w:name="error-analysis"/>
+    <w:bookmarkEnd w:id="82"/>
+    <w:bookmarkStart w:id="83" w:name="error-analysis"/>
     <w:p>
       <w:pPr>
         <w:pStyle w:val="Heading2"/>
@@ -24847,9 +25372,9 @@
         <w:t xml:space="preserve">Section 7.4.</w:t>
       </w:r>
     </w:p>
-    <w:bookmarkEnd w:id="82"/>
     <w:bookmarkEnd w:id="83"/>
-    <w:bookmarkStart w:id="91" w:name="X1f58530574b8b729bbed2f847a9a2c438be7324"/>
+    <w:bookmarkEnd w:id="84"/>
+    <w:bookmarkStart w:id="92" w:name="X1f58530574b8b729bbed2f847a9a2c438be7324"/>
     <w:p>
       <w:pPr>
         <w:pStyle w:val="Heading1"/>
@@ -24884,7 +25409,7 @@
         <w:t xml:space="preserve">research.</w:t>
       </w:r>
     </w:p>
-    <w:bookmarkStart w:id="84" w:name="summary"/>
+    <w:bookmarkStart w:id="85" w:name="summary"/>
     <w:p>
       <w:pPr>
         <w:pStyle w:val="Heading2"/>
@@ -25139,8 +25664,8 @@
         <w:t xml:space="preserve">the system architecture in Sections 4.2 and 5.6 to 5.7 (RQ4).</w:t>
       </w:r>
     </w:p>
-    <w:bookmarkEnd w:id="84"/>
-    <w:bookmarkStart w:id="85" w:name="contributions"/>
+    <w:bookmarkEnd w:id="85"/>
+    <w:bookmarkStart w:id="86" w:name="contributions"/>
     <w:p>
       <w:pPr>
         <w:pStyle w:val="Heading2"/>
@@ -25470,8 +25995,8 @@
         <w:t xml:space="preserve">preparation, training, inference, and operational packaging.</w:t>
       </w:r>
     </w:p>
-    <w:bookmarkEnd w:id="85"/>
-    <w:bookmarkStart w:id="86" w:name="recommendations"/>
+    <w:bookmarkEnd w:id="86"/>
+    <w:bookmarkStart w:id="87" w:name="recommendations"/>
     <w:p>
       <w:pPr>
         <w:pStyle w:val="Heading2"/>
@@ -25738,8 +26263,8 @@
         <w:t xml:space="preserve">gap from an operational standpoint.</w:t>
       </w:r>
     </w:p>
-    <w:bookmarkEnd w:id="86"/>
-    <w:bookmarkStart w:id="90" w:name="future-work"/>
+    <w:bookmarkEnd w:id="87"/>
+    <w:bookmarkStart w:id="91" w:name="future-work"/>
     <w:p>
       <w:pPr>
         <w:pStyle w:val="Heading2"/>
@@ -25756,7 +26281,7 @@
         <w:t xml:space="preserve">The future-work programme is organised by priority.</w:t>
       </w:r>
     </w:p>
-    <w:bookmarkStart w:id="87" w:name="high-priority"/>
+    <w:bookmarkStart w:id="88" w:name="high-priority"/>
     <w:p>
       <w:pPr>
         <w:pStyle w:val="Heading3"/>
@@ -25925,8 +26450,8 @@
         <w:t xml:space="preserve">boundary errors identified in Section 6.11.</w:t>
       </w:r>
     </w:p>
-    <w:bookmarkEnd w:id="87"/>
-    <w:bookmarkStart w:id="88" w:name="medium-priority"/>
+    <w:bookmarkEnd w:id="88"/>
+    <w:bookmarkStart w:id="89" w:name="medium-priority"/>
     <w:p>
       <w:pPr>
         <w:pStyle w:val="Heading3"/>
@@ -26089,8 +26614,8 @@
         <w:t xml:space="preserve">acceptance testing.</w:t>
       </w:r>
     </w:p>
-    <w:bookmarkEnd w:id="88"/>
-    <w:bookmarkStart w:id="89" w:name="lower-priority"/>
+    <w:bookmarkEnd w:id="89"/>
+    <w:bookmarkStart w:id="90" w:name="lower-priority"/>
     <w:p>
       <w:pPr>
         <w:pStyle w:val="Heading3"/>
@@ -26255,10 +26780,10 @@
         <w:t xml:space="preserve">programme can be built.</w:t>
       </w:r>
     </w:p>
-    <w:bookmarkEnd w:id="89"/>
     <w:bookmarkEnd w:id="90"/>
     <w:bookmarkEnd w:id="91"/>
-    <w:bookmarkStart w:id="92" w:name="references"/>
+    <w:bookmarkEnd w:id="92"/>
+    <w:bookmarkStart w:id="93" w:name="references"/>
     <w:p>
       <w:pPr>
         <w:pStyle w:val="Heading1"/>
@@ -28162,8 +28687,126 @@
         <w:t xml:space="preserve">, Unpublished Internal Document, Addis Ababa, 2013.</w:t>
       </w:r>
     </w:p>
-    <w:bookmarkEnd w:id="92"/>
-    <w:bookmarkStart w:id="141" w:name="annexes"/>
+    <w:p>
+      <w:pPr>
+        <w:pStyle w:val="BodyText"/>
+      </w:pPr>
+      <w:r>
+        <w:t xml:space="preserve">[39] H. Nakayama,</w:t>
+      </w:r>
+      <w:r>
+        <w:t xml:space="preserve"> </w:t>
+      </w:r>
+      <w:r>
+        <w:t xml:space="preserve">“seqeval: A Python framework for sequence labeling</w:t>
+      </w:r>
+      <w:r>
+        <w:t xml:space="preserve"> </w:t>
+      </w:r>
+      <w:r>
+        <w:t xml:space="preserve">evaluation,”</w:t>
+      </w:r>
+      <w:r>
+        <w:t xml:space="preserve"> </w:t>
+      </w:r>
+      <w:r>
+        <w:t xml:space="preserve">Software, 2018. [Online]. Available:</w:t>
+      </w:r>
+      <w:r>
+        <w:t xml:space="preserve"> </w:t>
+      </w:r>
+      <w:r>
+        <w:t xml:space="preserve">https://github.com/chakki-works/seqeval. Last accessed on</w:t>
+      </w:r>
+      <w:r>
+        <w:t xml:space="preserve"> </w:t>
+      </w:r>
+      <w:r>
+        <w:t xml:space="preserve">May 10, 2026.</w:t>
+      </w:r>
+    </w:p>
+    <w:p>
+      <w:pPr>
+        <w:pStyle w:val="BodyText"/>
+      </w:pPr>
+      <w:r>
+        <w:t xml:space="preserve">[40] D. I. Adelani, J. Alabi, A. Fan, J. Kreutzer, X. Shen</w:t>
+      </w:r>
+      <w:r>
+        <w:t xml:space="preserve"> </w:t>
+      </w:r>
+      <w:r>
+        <w:rPr>
+          <w:i/>
+          <w:iCs/>
+        </w:rPr>
+        <w:t xml:space="preserve">et al.</w:t>
+      </w:r>
+      <w:r>
+        <w:t xml:space="preserve">,</w:t>
+      </w:r>
+      <w:r>
+        <w:t xml:space="preserve"> </w:t>
+      </w:r>
+      <w:r>
+        <w:t xml:space="preserve">“AfroLM: A self-active learning-based multilingual pretrained</w:t>
+      </w:r>
+      <w:r>
+        <w:t xml:space="preserve"> </w:t>
+      </w:r>
+      <w:r>
+        <w:t xml:space="preserve">language model for 23 African languages,”</w:t>
+      </w:r>
+      <w:r>
+        <w:t xml:space="preserve"> </w:t>
+      </w:r>
+      <w:r>
+        <w:t xml:space="preserve">in</w:t>
+      </w:r>
+      <w:r>
+        <w:t xml:space="preserve"> </w:t>
+      </w:r>
+      <w:r>
+        <w:rPr>
+          <w:i/>
+          <w:iCs/>
+        </w:rPr>
+        <w:t xml:space="preserve">Proceedings of the</w:t>
+      </w:r>
+      <w:r>
+        <w:rPr>
+          <w:i/>
+          <w:iCs/>
+        </w:rPr>
+        <w:t xml:space="preserve"> </w:t>
+      </w:r>
+      <w:r>
+        <w:rPr>
+          <w:i/>
+          <w:iCs/>
+        </w:rPr>
+        <w:t xml:space="preserve">3rd Workshop on Simple and Efficient Natural Language Processing</w:t>
+      </w:r>
+      <w:r>
+        <w:rPr>
+          <w:i/>
+          <w:iCs/>
+        </w:rPr>
+        <w:t xml:space="preserve"> </w:t>
+      </w:r>
+      <w:r>
+        <w:rPr>
+          <w:i/>
+          <w:iCs/>
+        </w:rPr>
+        <w:t xml:space="preserve">(SustaiNLP)</w:t>
+      </w:r>
+      <w:r>
+        <w:t xml:space="preserve">, 2022.</w:t>
+      </w:r>
+    </w:p>
+    <w:bookmarkEnd w:id="93"/>
+    <w:bookmarkStart w:id="142" w:name="annexes"/>
     <w:p>
       <w:pPr>
         <w:pStyle w:val="Heading1"/>
@@ -28172,7 +28815,7 @@
         <w:t xml:space="preserve">Annexes</w:t>
       </w:r>
     </w:p>
-    <w:bookmarkStart w:id="99" w:name="Xa0179204f50dc069e2e5ab81fbc97f91b1c62ba"/>
+    <w:bookmarkStart w:id="100" w:name="Xa0179204f50dc069e2e5ab81fbc97f91b1c62ba"/>
     <w:p>
       <w:pPr>
         <w:pStyle w:val="Heading2"/>
@@ -28213,7 +28856,7 @@
         <w:t xml:space="preserve">.</w:t>
       </w:r>
     </w:p>
-    <w:bookmarkStart w:id="93" w:name="actor-who"/>
+    <w:bookmarkStart w:id="94" w:name="actor-who"/>
     <w:p>
       <w:pPr>
         <w:pStyle w:val="Heading3"/>
@@ -28531,8 +29174,8 @@
         <w:t xml:space="preserve">ACTOR is tagged).</w:t>
       </w:r>
     </w:p>
-    <w:bookmarkEnd w:id="93"/>
-    <w:bookmarkStart w:id="94" w:name="victim-whom"/>
+    <w:bookmarkEnd w:id="94"/>
+    <w:bookmarkStart w:id="95" w:name="victim-whom"/>
     <w:p>
       <w:pPr>
         <w:pStyle w:val="Heading3"/>
@@ -28736,8 +29379,8 @@
         <w:t xml:space="preserve">- Generic third parties not affected by the violence.</w:t>
       </w:r>
     </w:p>
-    <w:bookmarkEnd w:id="94"/>
-    <w:bookmarkStart w:id="95" w:name="action-what"/>
+    <w:bookmarkEnd w:id="95"/>
+    <w:bookmarkStart w:id="96" w:name="action-what"/>
     <w:p>
       <w:pPr>
         <w:pStyle w:val="Heading3"/>
@@ -28896,8 +29539,8 @@
         <w:t xml:space="preserve">.</w:t>
       </w:r>
     </w:p>
-    <w:bookmarkEnd w:id="95"/>
-    <w:bookmarkStart w:id="96" w:name="date-when"/>
+    <w:bookmarkEnd w:id="96"/>
+    <w:bookmarkStart w:id="97" w:name="date-when"/>
     <w:p>
       <w:pPr>
         <w:pStyle w:val="Heading3"/>
@@ -29017,8 +29660,8 @@
         <w:t xml:space="preserve">.</w:t>
       </w:r>
     </w:p>
-    <w:bookmarkEnd w:id="96"/>
-    <w:bookmarkStart w:id="97" w:name="region-city-district-where"/>
+    <w:bookmarkEnd w:id="97"/>
+    <w:bookmarkStart w:id="98" w:name="region-city-district-where"/>
     <w:p>
       <w:pPr>
         <w:pStyle w:val="Heading3"/>
@@ -29069,8 +29712,8 @@
         <w:t xml:space="preserve">deterministically from CITY and REGION via the knowledge base.</w:t>
       </w:r>
     </w:p>
-    <w:bookmarkEnd w:id="97"/>
-    <w:bookmarkStart w:id="98" w:name="casualties-how"/>
+    <w:bookmarkEnd w:id="98"/>
+    <w:bookmarkStart w:id="99" w:name="casualties-how"/>
     <w:p>
       <w:pPr>
         <w:pStyle w:val="Heading3"/>
@@ -29202,9 +29845,9 @@
         <w:t xml:space="preserve">.</w:t>
       </w:r>
     </w:p>
-    <w:bookmarkEnd w:id="98"/>
     <w:bookmarkEnd w:id="99"/>
-    <w:bookmarkStart w:id="123" w:name="Xcbf1f9d99e85c2a6c7f5ffee603f1c5ef632cba"/>
+    <w:bookmarkEnd w:id="100"/>
+    <w:bookmarkStart w:id="124" w:name="Xcbf1f9d99e85c2a6c7f5ffee603f1c5ef632cba"/>
     <w:p>
       <w:pPr>
         <w:pStyle w:val="Heading2"/>
@@ -29227,7 +29870,7 @@
         <w:t xml:space="preserve">are listed only where they apply.</w:t>
       </w:r>
     </w:p>
-    <w:bookmarkStart w:id="105" w:name="level-1-political-violence"/>
+    <w:bookmarkStart w:id="106" w:name="level-1-political-violence"/>
     <w:p>
       <w:pPr>
         <w:pStyle w:val="Heading3"/>
@@ -29236,7 +29879,7 @@
         <w:t xml:space="preserve">Level 1: POLITICAL VIOLENCE</w:t>
       </w:r>
     </w:p>
-    <w:bookmarkStart w:id="100" w:name="level-2-rebellion-armed-insurgency"/>
+    <w:bookmarkStart w:id="101" w:name="level-2-rebellion-armed-insurgency"/>
     <w:p>
       <w:pPr>
         <w:pStyle w:val="Heading4"/>
@@ -29365,8 +30008,8 @@
         <w:t xml:space="preserve">Forced Recruitment</w:t>
       </w:r>
     </w:p>
-    <w:bookmarkEnd w:id="100"/>
-    <w:bookmarkStart w:id="101" w:name="level-2-terrorism"/>
+    <w:bookmarkEnd w:id="101"/>
+    <w:bookmarkStart w:id="102" w:name="level-2-terrorism"/>
     <w:p>
       <w:pPr>
         <w:pStyle w:val="Heading4"/>
@@ -29615,8 +30258,8 @@
         <w:t xml:space="preserve">Attack on Commercial / Economic Target</w:t>
       </w:r>
     </w:p>
-    <w:bookmarkEnd w:id="101"/>
-    <w:bookmarkStart w:id="102" w:name="level-2-coup-and-regime-change-violence"/>
+    <w:bookmarkEnd w:id="102"/>
+    <w:bookmarkStart w:id="103" w:name="level-2-coup-and-regime-change-violence"/>
     <w:p>
       <w:pPr>
         <w:pStyle w:val="Heading4"/>
@@ -29661,8 +30304,8 @@
         <w:t xml:space="preserve">Assassination (Regime Change)</w:t>
       </w:r>
     </w:p>
-    <w:bookmarkEnd w:id="102"/>
-    <w:bookmarkStart w:id="103" w:name="level-2-election-violence"/>
+    <w:bookmarkEnd w:id="103"/>
+    <w:bookmarkStart w:id="104" w:name="level-2-election-violence"/>
     <w:p>
       <w:pPr>
         <w:pStyle w:val="Heading4"/>
@@ -29791,8 +30434,8 @@
         <w:t xml:space="preserve">Targeted Violence Against Opposing Group</w:t>
       </w:r>
     </w:p>
-    <w:bookmarkEnd w:id="103"/>
-    <w:bookmarkStart w:id="104" w:name="level-2-political-repression"/>
+    <w:bookmarkEnd w:id="104"/>
+    <w:bookmarkStart w:id="105" w:name="level-2-political-repression"/>
     <w:p>
       <w:pPr>
         <w:pStyle w:val="Heading4"/>
@@ -29837,9 +30480,9 @@
         <w:t xml:space="preserve">Mass Arrests with Violence</w:t>
       </w:r>
     </w:p>
-    <w:bookmarkEnd w:id="104"/>
     <w:bookmarkEnd w:id="105"/>
-    <w:bookmarkStart w:id="110" w:name="level-1-criminal-violence"/>
+    <w:bookmarkEnd w:id="106"/>
+    <w:bookmarkStart w:id="111" w:name="level-1-criminal-violence"/>
     <w:p>
       <w:pPr>
         <w:pStyle w:val="Heading3"/>
@@ -29848,7 +30491,7 @@
         <w:t xml:space="preserve">Level 1: CRIMINAL VIOLENCE</w:t>
       </w:r>
     </w:p>
-    <w:bookmarkStart w:id="106" w:name="level-2-organised-crime-violence"/>
+    <w:bookmarkStart w:id="107" w:name="level-2-organised-crime-violence"/>
     <w:p>
       <w:pPr>
         <w:pStyle w:val="Heading4"/>
@@ -29893,8 +30536,8 @@
         <w:t xml:space="preserve">Violence Against Law Enforcement</w:t>
       </w:r>
     </w:p>
-    <w:bookmarkEnd w:id="106"/>
-    <w:bookmarkStart w:id="107" w:name="level-2-armed-robbery-banditry"/>
+    <w:bookmarkEnd w:id="107"/>
+    <w:bookmarkStart w:id="108" w:name="level-2-armed-robbery-banditry"/>
     <w:p>
       <w:pPr>
         <w:pStyle w:val="Heading4"/>
@@ -29951,8 +30594,8 @@
         <w:t xml:space="preserve">Cattle Raiding (Criminal)</w:t>
       </w:r>
     </w:p>
-    <w:bookmarkEnd w:id="107"/>
-    <w:bookmarkStart w:id="108" w:name="level-2-kidnapping-for-ransom-criminal"/>
+    <w:bookmarkEnd w:id="108"/>
+    <w:bookmarkStart w:id="109" w:name="level-2-kidnapping-for-ransom-criminal"/>
     <w:p>
       <w:pPr>
         <w:pStyle w:val="Heading4"/>
@@ -29985,8 +30628,8 @@
         <w:t xml:space="preserve">Maritime Kidnapping / Piracy with Violence</w:t>
       </w:r>
     </w:p>
-    <w:bookmarkEnd w:id="108"/>
-    <w:bookmarkStart w:id="109" w:name="level-2-criminal-gang-violence"/>
+    <w:bookmarkEnd w:id="109"/>
+    <w:bookmarkStart w:id="110" w:name="level-2-criminal-gang-violence"/>
     <w:p>
       <w:pPr>
         <w:pStyle w:val="Heading4"/>
@@ -29995,9 +30638,9 @@
         <w:t xml:space="preserve">Level 2: Criminal Gang Violence</w:t>
       </w:r>
     </w:p>
-    <w:bookmarkEnd w:id="109"/>
     <w:bookmarkEnd w:id="110"/>
-    <w:bookmarkStart w:id="115" w:name="level-1-communal-violence"/>
+    <w:bookmarkEnd w:id="111"/>
+    <w:bookmarkStart w:id="116" w:name="level-1-communal-violence"/>
     <w:p>
       <w:pPr>
         <w:pStyle w:val="Heading3"/>
@@ -30006,7 +30649,7 @@
         <w:t xml:space="preserve">Level 1: COMMUNAL VIOLENCE</w:t>
       </w:r>
     </w:p>
-    <w:bookmarkStart w:id="111" w:name="level-2-ethnic-tribal-conflict"/>
+    <w:bookmarkStart w:id="112" w:name="level-2-ethnic-tribal-conflict"/>
     <w:p>
       <w:pPr>
         <w:pStyle w:val="Heading4"/>
@@ -30051,8 +30694,8 @@
         <w:t xml:space="preserve">Ethnic Revenge Attack</w:t>
       </w:r>
     </w:p>
-    <w:bookmarkEnd w:id="111"/>
-    <w:bookmarkStart w:id="112" w:name="level-2-religious-violence"/>
+    <w:bookmarkEnd w:id="112"/>
+    <w:bookmarkStart w:id="113" w:name="level-2-religious-violence"/>
     <w:p>
       <w:pPr>
         <w:pStyle w:val="Heading4"/>
@@ -30097,8 +30740,8 @@
         <w:t xml:space="preserve">Religious Site Desecration with Violence</w:t>
       </w:r>
     </w:p>
-    <w:bookmarkEnd w:id="112"/>
-    <w:bookmarkStart w:id="113" w:name="level-2-resource-based-conflict"/>
+    <w:bookmarkEnd w:id="113"/>
+    <w:bookmarkStart w:id="114" w:name="level-2-resource-based-conflict"/>
     <w:p>
       <w:pPr>
         <w:pStyle w:val="Heading4"/>
@@ -30143,8 +30786,8 @@
         <w:t xml:space="preserve">Mining / Resource Extraction Violence</w:t>
       </w:r>
     </w:p>
-    <w:bookmarkEnd w:id="113"/>
-    <w:bookmarkStart w:id="114" w:name="level-2-pastoralist-farmer-clashes"/>
+    <w:bookmarkEnd w:id="114"/>
+    <w:bookmarkStart w:id="115" w:name="level-2-pastoralist-farmer-clashes"/>
     <w:p>
       <w:pPr>
         <w:pStyle w:val="Heading4"/>
@@ -30189,9 +30832,9 @@
         <w:t xml:space="preserve">Revenge Raid (Pastoralist)</w:t>
       </w:r>
     </w:p>
-    <w:bookmarkEnd w:id="114"/>
     <w:bookmarkEnd w:id="115"/>
-    <w:bookmarkStart w:id="121" w:name="level-1-state-violence-against-civilians"/>
+    <w:bookmarkEnd w:id="116"/>
+    <w:bookmarkStart w:id="122" w:name="level-1-state-violence-against-civilians"/>
     <w:p>
       <w:pPr>
         <w:pStyle w:val="Heading3"/>
@@ -30200,7 +30843,7 @@
         <w:t xml:space="preserve">Level 1: STATE VIOLENCE AGAINST CIVILIANS</w:t>
       </w:r>
     </w:p>
-    <w:bookmarkStart w:id="116" w:name="level-2-extrajudicial-killings"/>
+    <w:bookmarkStart w:id="117" w:name="level-2-extrajudicial-killings"/>
     <w:p>
       <w:pPr>
         <w:pStyle w:val="Heading4"/>
@@ -30245,8 +30888,8 @@
         <w:t xml:space="preserve">Torture Resulting in Death</w:t>
       </w:r>
     </w:p>
-    <w:bookmarkEnd w:id="116"/>
-    <w:bookmarkStart w:id="117" w:name="level-2-state-repression-of-protests"/>
+    <w:bookmarkEnd w:id="117"/>
+    <w:bookmarkStart w:id="118" w:name="level-2-state-repression-of-protests"/>
     <w:p>
       <w:pPr>
         <w:pStyle w:val="Heading4"/>
@@ -30279,8 +30922,8 @@
         <w:t xml:space="preserve">Violent Dispersal Resulting in Deaths</w:t>
       </w:r>
     </w:p>
-    <w:bookmarkEnd w:id="117"/>
-    <w:bookmarkStart w:id="118" w:name="level-2-mass-atrocities-by-state-forces"/>
+    <w:bookmarkEnd w:id="118"/>
+    <w:bookmarkStart w:id="119" w:name="level-2-mass-atrocities-by-state-forces"/>
     <w:p>
       <w:pPr>
         <w:pStyle w:val="Heading4"/>
@@ -30313,8 +30956,8 @@
         <w:t xml:space="preserve">Ethnic Cleansing by State</w:t>
       </w:r>
     </w:p>
-    <w:bookmarkEnd w:id="118"/>
-    <w:bookmarkStart w:id="119" w:name="level-2-forced-displacement-by-state"/>
+    <w:bookmarkEnd w:id="119"/>
+    <w:bookmarkStart w:id="120" w:name="level-2-forced-displacement-by-state"/>
     <w:p>
       <w:pPr>
         <w:pStyle w:val="Heading4"/>
@@ -30347,8 +30990,8 @@
         <w:t xml:space="preserve">Village Burning / Destruction by State</w:t>
       </w:r>
     </w:p>
-    <w:bookmarkEnd w:id="119"/>
-    <w:bookmarkStart w:id="120" w:name="X463ef842c6a7770a20effbc06d649cd86fcd100"/>
+    <w:bookmarkEnd w:id="120"/>
+    <w:bookmarkStart w:id="121" w:name="X463ef842c6a7770a20effbc06d649cd86fcd100"/>
     <w:p>
       <w:pPr>
         <w:pStyle w:val="Heading4"/>
@@ -30369,9 +31012,9 @@
         <w:t xml:space="preserve">Violent Mass Arrest Operation</w:t>
       </w:r>
     </w:p>
-    <w:bookmarkEnd w:id="120"/>
     <w:bookmarkEnd w:id="121"/>
-    <w:bookmarkStart w:id="122" w:name="classification-decision-rules"/>
+    <w:bookmarkEnd w:id="122"/>
+    <w:bookmarkStart w:id="123" w:name="classification-decision-rules"/>
     <w:p>
       <w:pPr>
         <w:pStyle w:val="Heading3"/>
@@ -30604,9 +31247,9 @@
         <w:t xml:space="preserve">multi-label.</w:t>
       </w:r>
     </w:p>
-    <w:bookmarkEnd w:id="122"/>
     <w:bookmarkEnd w:id="123"/>
-    <w:bookmarkStart w:id="129" w:name="annex-c-knowledge-base-entries-excerpt"/>
+    <w:bookmarkEnd w:id="124"/>
+    <w:bookmarkStart w:id="130" w:name="annex-c-knowledge-base-entries-excerpt"/>
     <w:p>
       <w:pPr>
         <w:pStyle w:val="Heading2"/>
@@ -30647,7 +31290,7 @@
         <w:t xml:space="preserve">.</w:t>
       </w:r>
     </w:p>
-    <w:bookmarkStart w:id="124" w:name="east-africa"/>
+    <w:bookmarkStart w:id="125" w:name="east-africa"/>
     <w:p>
       <w:pPr>
         <w:pStyle w:val="Heading3"/>
@@ -31232,8 +31875,8 @@
         </w:tc>
       </w:tr>
     </w:tbl>
-    <w:bookmarkEnd w:id="124"/>
-    <w:bookmarkStart w:id="125" w:name="west-africa"/>
+    <w:bookmarkEnd w:id="125"/>
+    <w:bookmarkStart w:id="126" w:name="west-africa"/>
     <w:p>
       <w:pPr>
         <w:pStyle w:val="Heading3"/>
@@ -31508,8 +32151,8 @@
         </w:tc>
       </w:tr>
     </w:tbl>
-    <w:bookmarkEnd w:id="125"/>
-    <w:bookmarkStart w:id="126" w:name="north-africa"/>
+    <w:bookmarkEnd w:id="126"/>
+    <w:bookmarkStart w:id="127" w:name="north-africa"/>
     <w:p>
       <w:pPr>
         <w:pStyle w:val="Heading3"/>
@@ -31784,8 +32427,8 @@
         </w:tc>
       </w:tr>
     </w:tbl>
-    <w:bookmarkEnd w:id="126"/>
-    <w:bookmarkStart w:id="127" w:name="sahel-and-elsewhere"/>
+    <w:bookmarkEnd w:id="127"/>
+    <w:bookmarkStart w:id="128" w:name="sahel-and-elsewhere"/>
     <w:p>
       <w:pPr>
         <w:pStyle w:val="Heading3"/>
@@ -32122,8 +32765,8 @@
         </w:tc>
       </w:tr>
     </w:tbl>
-    <w:bookmarkEnd w:id="127"/>
-    <w:bookmarkStart w:id="128" w:name="conflict-affected-cities-excerpt"/>
+    <w:bookmarkEnd w:id="128"/>
+    <w:bookmarkStart w:id="129" w:name="conflict-affected-cities-excerpt"/>
     <w:p>
       <w:pPr>
         <w:pStyle w:val="Heading3"/>
@@ -32603,9 +33246,9 @@
         </w:tc>
       </w:tr>
     </w:tbl>
-    <w:bookmarkEnd w:id="128"/>
     <w:bookmarkEnd w:id="129"/>
-    <w:bookmarkStart w:id="131" w:name="annex-d-system-screenshots"/>
+    <w:bookmarkEnd w:id="130"/>
+    <w:bookmarkStart w:id="132" w:name="annex-d-system-screenshots"/>
     <w:p>
       <w:pPr>
         <w:pStyle w:val="Heading2"/>
@@ -32946,7 +33589,7 @@
         <w:t xml:space="preserve">examples.</w:t>
       </w:r>
     </w:p>
-    <w:bookmarkStart w:id="130" w:name="database-schema-summary"/>
+    <w:bookmarkStart w:id="131" w:name="database-schema-summary"/>
     <w:p>
       <w:pPr>
         <w:pStyle w:val="Heading3"/>
@@ -33119,9 +33762,9 @@
         <w:t xml:space="preserve">                       latency_ms, created_at )</w:t>
       </w:r>
     </w:p>
-    <w:bookmarkEnd w:id="130"/>
     <w:bookmarkEnd w:id="131"/>
-    <w:bookmarkStart w:id="135" w:name="annex-e-sample-augmentation-templates"/>
+    <w:bookmarkEnd w:id="132"/>
+    <w:bookmarkStart w:id="136" w:name="annex-e-sample-augmentation-templates"/>
     <w:p>
       <w:pPr>
         <w:pStyle w:val="Heading2"/>
@@ -33162,7 +33805,7 @@
         <w:t xml:space="preserve">.</w:t>
       </w:r>
     </w:p>
-    <w:bookmarkStart w:id="132" w:name="verb-lexicons"/>
+    <w:bookmarkStart w:id="133" w:name="verb-lexicons"/>
     <w:p>
       <w:pPr>
         <w:pStyle w:val="Heading3"/>
@@ -33291,8 +33934,8 @@
         <w:t xml:space="preserve">defeated, overpowered.</w:t>
       </w:r>
     </w:p>
-    <w:bookmarkEnd w:id="132"/>
-    <w:bookmarkStart w:id="133" w:name="template-patterns"/>
+    <w:bookmarkEnd w:id="133"/>
+    <w:bookmarkStart w:id="134" w:name="template-patterns"/>
     <w:p>
       <w:pPr>
         <w:pStyle w:val="Heading3"/>
@@ -33492,8 +34135,8 @@
         <w:t xml:space="preserve">  {region}.</w:t>
       </w:r>
     </w:p>
-    <w:bookmarkEnd w:id="133"/>
-    <w:bookmarkStart w:id="134" w:name="date-forms"/>
+    <w:bookmarkEnd w:id="134"/>
+    <w:bookmarkStart w:id="135" w:name="date-forms"/>
     <w:p>
       <w:pPr>
         <w:pStyle w:val="Heading3"/>
@@ -33588,9 +34231,9 @@
         <w:t xml:space="preserve">.</w:t>
       </w:r>
     </w:p>
-    <w:bookmarkEnd w:id="134"/>
     <w:bookmarkEnd w:id="135"/>
-    <w:bookmarkStart w:id="140" w:name="X062ea367b8d35b1179b48ccc5fe6f05477c2190"/>
+    <w:bookmarkEnd w:id="136"/>
+    <w:bookmarkStart w:id="141" w:name="X062ea367b8d35b1179b48ccc5fe6f05477c2190"/>
     <w:p>
       <w:pPr>
         <w:pStyle w:val="Heading2"/>
@@ -33613,7 +34256,7 @@
         <w:t xml:space="preserve">acceptance testing session.</w:t>
       </w:r>
     </w:p>
-    <w:bookmarkStart w:id="136" w:name="demographic-information"/>
+    <w:bookmarkStart w:id="137" w:name="demographic-information"/>
     <w:p>
       <w:pPr>
         <w:pStyle w:val="Heading3"/>
@@ -33670,8 +34313,8 @@
         <w:t xml:space="preserve">[ ] Advanced</w:t>
       </w:r>
     </w:p>
-    <w:bookmarkEnd w:id="136"/>
-    <w:bookmarkStart w:id="137" w:name="tasks"/>
+    <w:bookmarkEnd w:id="137"/>
+    <w:bookmarkStart w:id="138" w:name="tasks"/>
     <w:p>
       <w:pPr>
         <w:pStyle w:val="Heading3"/>
@@ -33750,8 +34393,8 @@
         <w:t xml:space="preserve">6. Review a flagged event and either confirm or edit the extraction.</w:t>
       </w:r>
     </w:p>
-    <w:bookmarkEnd w:id="137"/>
-    <w:bookmarkStart w:id="138" w:name="likert-scale-evaluation"/>
+    <w:bookmarkEnd w:id="138"/>
+    <w:bookmarkStart w:id="139" w:name="likert-scale-evaluation"/>
     <w:p>
       <w:pPr>
         <w:pStyle w:val="Heading3"/>
@@ -33882,8 +34525,8 @@
         <w:t xml:space="preserve">The system response times felt acceptable for my use case.</w:t>
       </w:r>
     </w:p>
-    <w:bookmarkEnd w:id="138"/>
-    <w:bookmarkStart w:id="139" w:name="open-ended-questions"/>
+    <w:bookmarkEnd w:id="139"/>
+    <w:bookmarkStart w:id="140" w:name="open-ended-questions"/>
     <w:p>
       <w:pPr>
         <w:pStyle w:val="Heading3"/>
@@ -33952,10 +34595,10 @@
         <w:t xml:space="preserve">Reason: ____________________</w:t>
       </w:r>
     </w:p>
-    <w:bookmarkEnd w:id="139"/>
     <w:bookmarkEnd w:id="140"/>
     <w:bookmarkEnd w:id="141"/>
-    <w:bookmarkStart w:id="142" w:name="signed-declaration-sheet"/>
+    <w:bookmarkEnd w:id="142"/>
+    <w:bookmarkStart w:id="143" w:name="signed-declaration-sheet"/>
     <w:p>
       <w:pPr>
         <w:pStyle w:val="Heading1"/>
@@ -34086,7 +34729,7 @@
         <w:t xml:space="preserve">Date: ___________________________________________</w:t>
       </w:r>
     </w:p>
-    <w:bookmarkEnd w:id="142"/>
+    <w:bookmarkEnd w:id="143"/>
     <w:sectPr>
       <w:footnotePr>
         <w:numRestart w:val="eachSect"/>

--- a/backend/docs/thesis/thesis.docx
+++ b/backend/docs/thesis/thesis.docx
@@ -1393,6 +1393,44 @@
               <w:jc w:val="center"/>
             </w:pPr>
             <w:r>
+              <w:t xml:space="preserve">3.1</w:t>
+            </w:r>
+          </w:p>
+        </w:tc>
+        <w:tc>
+          <w:tcPr/>
+          <w:p>
+            <w:pPr>
+              <w:pStyle w:val="Compact"/>
+              <w:jc w:val="left"/>
+            </w:pPr>
+            <w:r>
+              <w:t xml:space="preserve">Comparative position of VioNER relative to prior systems</w:t>
+            </w:r>
+          </w:p>
+        </w:tc>
+        <w:tc>
+          <w:tcPr/>
+          <w:p>
+            <w:pPr>
+              <w:pStyle w:val="Compact"/>
+              <w:jc w:val="center"/>
+            </w:pPr>
+            <w:r>
+              <w:t xml:space="preserve">34</w:t>
+            </w:r>
+          </w:p>
+        </w:tc>
+      </w:tr>
+      <w:tr>
+        <w:tc>
+          <w:tcPr/>
+          <w:p>
+            <w:pPr>
+              <w:pStyle w:val="Compact"/>
+              <w:jc w:val="center"/>
+            </w:pPr>
+            <w:r>
               <w:t xml:space="preserve">4.1</w:t>
             </w:r>
           </w:p>
@@ -10193,6 +10231,881 @@
         <w:pStyle w:val="FirstParagraph"/>
       </w:pPr>
       <w:r>
+        <w:t xml:space="preserve">Table 3.1 compares the most directly related prior systems with</w:t>
+      </w:r>
+      <w:r>
+        <w:t xml:space="preserve"> </w:t>
+      </w:r>
+      <w:r>
+        <w:t xml:space="preserve">VioNER along seven dimensions: NLP backbone, entity-schema size,</w:t>
+      </w:r>
+      <w:r>
+        <w:t xml:space="preserve"> </w:t>
+      </w:r>
+      <w:r>
+        <w:t xml:space="preserve">target languages, regional focus, taxonomy depth, presence of a</w:t>
+      </w:r>
+      <w:r>
+        <w:t xml:space="preserve"> </w:t>
+      </w:r>
+      <w:r>
+        <w:t xml:space="preserve">curated knowledge base, and operational packaging.</w:t>
+      </w:r>
+    </w:p>
+    <w:p>
+      <w:pPr>
+        <w:pStyle w:val="BodyText"/>
+      </w:pPr>
+      <w:r>
+        <w:rPr>
+          <w:i/>
+          <w:iCs/>
+        </w:rPr>
+        <w:t xml:space="preserve">Table 3.1: Comparative position of VioNER relative to prior systems.</w:t>
+      </w:r>
+    </w:p>
+    <w:tbl>
+      <w:tblPr>
+        <w:tblStyle w:val="Table"/>
+        <w:tblW w:type="pct" w:w="5000"/>
+        <w:tblLayout w:type="fixed"/>
+        <w:tblLook w:firstRow="1" w:lastRow="0" w:firstColumn="0" w:lastColumn="0" w:noHBand="0" w:noVBand="0" w:val="0020"/>
+      </w:tblPr>
+      <w:tblGrid>
+        <w:gridCol w:w="1455"/>
+        <w:gridCol w:w="1222"/>
+        <w:gridCol w:w="465"/>
+        <w:gridCol w:w="640"/>
+        <w:gridCol w:w="931"/>
+        <w:gridCol w:w="931"/>
+        <w:gridCol w:w="931"/>
+        <w:gridCol w:w="1339"/>
+      </w:tblGrid>
+      <w:tr>
+        <w:trPr>
+          <w:tblHeader w:val="on"/>
+        </w:trPr>
+        <w:tc>
+          <w:tcPr/>
+          <w:p>
+            <w:pPr>
+              <w:pStyle w:val="Compact"/>
+              <w:jc w:val="left"/>
+            </w:pPr>
+            <w:r>
+              <w:t xml:space="preserve">System / dimension</w:t>
+            </w:r>
+          </w:p>
+        </w:tc>
+        <w:tc>
+          <w:tcPr/>
+          <w:p>
+            <w:pPr>
+              <w:pStyle w:val="Compact"/>
+              <w:jc w:val="left"/>
+            </w:pPr>
+            <w:r>
+              <w:t xml:space="preserve">NLP backbone</w:t>
+            </w:r>
+          </w:p>
+        </w:tc>
+        <w:tc>
+          <w:tcPr/>
+          <w:p>
+            <w:pPr>
+              <w:pStyle w:val="Compact"/>
+              <w:jc w:val="center"/>
+            </w:pPr>
+            <w:r>
+              <w:t xml:space="preserve">Schema</w:t>
+            </w:r>
+          </w:p>
+        </w:tc>
+        <w:tc>
+          <w:tcPr/>
+          <w:p>
+            <w:pPr>
+              <w:pStyle w:val="Compact"/>
+              <w:jc w:val="left"/>
+            </w:pPr>
+            <w:r>
+              <w:t xml:space="preserve">Languages</w:t>
+            </w:r>
+          </w:p>
+        </w:tc>
+        <w:tc>
+          <w:tcPr/>
+          <w:p>
+            <w:pPr>
+              <w:pStyle w:val="Compact"/>
+              <w:jc w:val="left"/>
+            </w:pPr>
+            <w:r>
+              <w:t xml:space="preserve">Regional focus</w:t>
+            </w:r>
+          </w:p>
+        </w:tc>
+        <w:tc>
+          <w:tcPr/>
+          <w:p>
+            <w:pPr>
+              <w:pStyle w:val="Compact"/>
+              <w:jc w:val="center"/>
+            </w:pPr>
+            <w:r>
+              <w:t xml:space="preserve">Taxonomy depth</w:t>
+            </w:r>
+          </w:p>
+        </w:tc>
+        <w:tc>
+          <w:tcPr/>
+          <w:p>
+            <w:pPr>
+              <w:pStyle w:val="Compact"/>
+              <w:jc w:val="center"/>
+            </w:pPr>
+            <w:r>
+              <w:t xml:space="preserve">KB integration</w:t>
+            </w:r>
+          </w:p>
+        </w:tc>
+        <w:tc>
+          <w:tcPr/>
+          <w:p>
+            <w:pPr>
+              <w:pStyle w:val="Compact"/>
+              <w:jc w:val="left"/>
+            </w:pPr>
+            <w:r>
+              <w:t xml:space="preserve">Operational packaging</w:t>
+            </w:r>
+          </w:p>
+        </w:tc>
+      </w:tr>
+      <w:tr>
+        <w:tc>
+          <w:tcPr/>
+          <w:p>
+            <w:pPr>
+              <w:pStyle w:val="Compact"/>
+              <w:jc w:val="left"/>
+            </w:pPr>
+            <w:r>
+              <w:t xml:space="preserve">NEXUS [29]</w:t>
+            </w:r>
+          </w:p>
+        </w:tc>
+        <w:tc>
+          <w:tcPr/>
+          <w:p>
+            <w:pPr>
+              <w:pStyle w:val="Compact"/>
+              <w:jc w:val="left"/>
+            </w:pPr>
+            <w:r>
+              <w:t xml:space="preserve">Pattern + linguistic</w:t>
+            </w:r>
+          </w:p>
+        </w:tc>
+        <w:tc>
+          <w:tcPr/>
+          <w:p>
+            <w:pPr>
+              <w:pStyle w:val="Compact"/>
+              <w:jc w:val="center"/>
+            </w:pPr>
+            <w:r>
+              <w:t xml:space="preserve">~8</w:t>
+            </w:r>
+          </w:p>
+        </w:tc>
+        <w:tc>
+          <w:tcPr/>
+          <w:p>
+            <w:pPr>
+              <w:pStyle w:val="Compact"/>
+              <w:jc w:val="left"/>
+            </w:pPr>
+            <w:r>
+              <w:t xml:space="preserve">Multilingual (EU)</w:t>
+            </w:r>
+          </w:p>
+        </w:tc>
+        <w:tc>
+          <w:tcPr/>
+          <w:p>
+            <w:pPr>
+              <w:pStyle w:val="Compact"/>
+              <w:jc w:val="left"/>
+            </w:pPr>
+            <w:r>
+              <w:t xml:space="preserve">Europe</w:t>
+            </w:r>
+          </w:p>
+        </w:tc>
+        <w:tc>
+          <w:tcPr/>
+          <w:p>
+            <w:pPr>
+              <w:pStyle w:val="Compact"/>
+              <w:jc w:val="center"/>
+            </w:pPr>
+            <w:r>
+              <w:t xml:space="preserve">2 levels</w:t>
+            </w:r>
+          </w:p>
+        </w:tc>
+        <w:tc>
+          <w:tcPr/>
+          <w:p>
+            <w:pPr>
+              <w:pStyle w:val="Compact"/>
+              <w:jc w:val="center"/>
+            </w:pPr>
+            <w:r>
+              <w:t xml:space="preserve">PMVE ontology</w:t>
+            </w:r>
+          </w:p>
+        </w:tc>
+        <w:tc>
+          <w:tcPr/>
+          <w:p>
+            <w:pPr>
+              <w:pStyle w:val="Compact"/>
+              <w:jc w:val="left"/>
+            </w:pPr>
+            <w:r>
+              <w:t xml:space="preserve">Internal prototype</w:t>
+            </w:r>
+          </w:p>
+        </w:tc>
+      </w:tr>
+      <w:tr>
+        <w:tc>
+          <w:tcPr/>
+          <w:p>
+            <w:pPr>
+              <w:pStyle w:val="Compact"/>
+              <w:jc w:val="left"/>
+            </w:pPr>
+            <w:r>
+              <w:t xml:space="preserve">Tanev et al. [1]</w:t>
+            </w:r>
+          </w:p>
+        </w:tc>
+        <w:tc>
+          <w:tcPr/>
+          <w:p>
+            <w:pPr>
+              <w:pStyle w:val="Compact"/>
+              <w:jc w:val="left"/>
+            </w:pPr>
+            <w:r>
+              <w:t xml:space="preserve">Pattern + linguistic</w:t>
+            </w:r>
+          </w:p>
+        </w:tc>
+        <w:tc>
+          <w:tcPr/>
+          <w:p>
+            <w:pPr>
+              <w:pStyle w:val="Compact"/>
+              <w:jc w:val="center"/>
+            </w:pPr>
+            <w:r>
+              <w:t xml:space="preserve">~6</w:t>
+            </w:r>
+          </w:p>
+        </w:tc>
+        <w:tc>
+          <w:tcPr/>
+          <w:p>
+            <w:pPr>
+              <w:pStyle w:val="Compact"/>
+              <w:jc w:val="left"/>
+            </w:pPr>
+            <w:r>
+              <w:t xml:space="preserve">Multilingual</w:t>
+            </w:r>
+          </w:p>
+        </w:tc>
+        <w:tc>
+          <w:tcPr/>
+          <w:p>
+            <w:pPr>
+              <w:pStyle w:val="Compact"/>
+              <w:jc w:val="left"/>
+            </w:pPr>
+            <w:r>
+              <w:t xml:space="preserve">Global</w:t>
+            </w:r>
+          </w:p>
+        </w:tc>
+        <w:tc>
+          <w:tcPr/>
+          <w:p>
+            <w:pPr>
+              <w:pStyle w:val="Compact"/>
+              <w:jc w:val="center"/>
+            </w:pPr>
+            <w:r>
+              <w:t xml:space="preserve">1 level</w:t>
+            </w:r>
+          </w:p>
+        </w:tc>
+        <w:tc>
+          <w:tcPr/>
+          <w:p>
+            <w:pPr>
+              <w:pStyle w:val="Compact"/>
+              <w:jc w:val="center"/>
+            </w:pPr>
+            <w:r>
+              <w:t xml:space="preserve">None curated</w:t>
+            </w:r>
+          </w:p>
+        </w:tc>
+        <w:tc>
+          <w:tcPr/>
+          <w:p>
+            <w:pPr>
+              <w:pStyle w:val="Compact"/>
+              <w:jc w:val="left"/>
+            </w:pPr>
+            <w:r>
+              <w:t xml:space="preserve">Internal system</w:t>
+            </w:r>
+          </w:p>
+        </w:tc>
+      </w:tr>
+      <w:tr>
+        <w:tc>
+          <w:tcPr/>
+          <w:p>
+            <w:pPr>
+              <w:pStyle w:val="Compact"/>
+              <w:jc w:val="left"/>
+            </w:pPr>
+            <w:r>
+              <w:t xml:space="preserve">YAGO [30]</w:t>
+            </w:r>
+          </w:p>
+        </w:tc>
+        <w:tc>
+          <w:tcPr/>
+          <w:p>
+            <w:pPr>
+              <w:pStyle w:val="Compact"/>
+              <w:jc w:val="left"/>
+            </w:pPr>
+            <w:r>
+              <w:t xml:space="preserve">Heuristic / rules</w:t>
+            </w:r>
+          </w:p>
+        </w:tc>
+        <w:tc>
+          <w:tcPr/>
+          <w:p>
+            <w:pPr>
+              <w:pStyle w:val="Compact"/>
+              <w:jc w:val="center"/>
+            </w:pPr>
+            <w:r>
+              <w:t xml:space="preserve">n/a</w:t>
+            </w:r>
+          </w:p>
+        </w:tc>
+        <w:tc>
+          <w:tcPr/>
+          <w:p>
+            <w:pPr>
+              <w:pStyle w:val="Compact"/>
+              <w:jc w:val="left"/>
+            </w:pPr>
+            <w:r>
+              <w:t xml:space="preserve">English</w:t>
+            </w:r>
+          </w:p>
+        </w:tc>
+        <w:tc>
+          <w:tcPr/>
+          <w:p>
+            <w:pPr>
+              <w:pStyle w:val="Compact"/>
+              <w:jc w:val="left"/>
+            </w:pPr>
+            <w:r>
+              <w:t xml:space="preserve">Global Wikipedia</w:t>
+            </w:r>
+          </w:p>
+        </w:tc>
+        <w:tc>
+          <w:tcPr/>
+          <w:p>
+            <w:pPr>
+              <w:pStyle w:val="Compact"/>
+              <w:jc w:val="center"/>
+            </w:pPr>
+            <w:r>
+              <w:t xml:space="preserve">n/a</w:t>
+            </w:r>
+          </w:p>
+        </w:tc>
+        <w:tc>
+          <w:tcPr/>
+          <w:p>
+            <w:pPr>
+              <w:pStyle w:val="Compact"/>
+              <w:jc w:val="center"/>
+            </w:pPr>
+            <w:r>
+              <w:t xml:space="preserve">YAGO ontology</w:t>
+            </w:r>
+          </w:p>
+        </w:tc>
+        <w:tc>
+          <w:tcPr/>
+          <w:p>
+            <w:pPr>
+              <w:pStyle w:val="Compact"/>
+              <w:jc w:val="left"/>
+            </w:pPr>
+            <w:r>
+              <w:t xml:space="preserve">Knowledge base only</w:t>
+            </w:r>
+          </w:p>
+        </w:tc>
+      </w:tr>
+      <w:tr>
+        <w:tc>
+          <w:tcPr/>
+          <w:p>
+            <w:pPr>
+              <w:pStyle w:val="Compact"/>
+              <w:jc w:val="left"/>
+            </w:pPr>
+            <w:r>
+              <w:t xml:space="preserve">Wang &amp; Zhao [36]</w:t>
+            </w:r>
+          </w:p>
+        </w:tc>
+        <w:tc>
+          <w:tcPr/>
+          <w:p>
+            <w:pPr>
+              <w:pStyle w:val="Compact"/>
+              <w:jc w:val="left"/>
+            </w:pPr>
+            <w:r>
+              <w:t xml:space="preserve">Pattern + semantic</w:t>
+            </w:r>
+          </w:p>
+        </w:tc>
+        <w:tc>
+          <w:tcPr/>
+          <w:p>
+            <w:pPr>
+              <w:pStyle w:val="Compact"/>
+              <w:jc w:val="center"/>
+            </w:pPr>
+            <w:r>
+              <w:t xml:space="preserve">5W1H</w:t>
+            </w:r>
+          </w:p>
+        </w:tc>
+        <w:tc>
+          <w:tcPr/>
+          <w:p>
+            <w:pPr>
+              <w:pStyle w:val="Compact"/>
+              <w:jc w:val="left"/>
+            </w:pPr>
+            <w:r>
+              <w:t xml:space="preserve">Chinese</w:t>
+            </w:r>
+          </w:p>
+        </w:tc>
+        <w:tc>
+          <w:tcPr/>
+          <w:p>
+            <w:pPr>
+              <w:pStyle w:val="Compact"/>
+              <w:jc w:val="left"/>
+            </w:pPr>
+            <w:r>
+              <w:t xml:space="preserve">Chinese news</w:t>
+            </w:r>
+          </w:p>
+        </w:tc>
+        <w:tc>
+          <w:tcPr/>
+          <w:p>
+            <w:pPr>
+              <w:pStyle w:val="Compact"/>
+              <w:jc w:val="center"/>
+            </w:pPr>
+            <w:r>
+              <w:t xml:space="preserve">NOEM ontology</w:t>
+            </w:r>
+          </w:p>
+        </w:tc>
+        <w:tc>
+          <w:tcPr/>
+          <w:p>
+            <w:pPr>
+              <w:pStyle w:val="Compact"/>
+              <w:jc w:val="center"/>
+            </w:pPr>
+            <w:r>
+              <w:t xml:space="preserve">NOEM</w:t>
+            </w:r>
+          </w:p>
+        </w:tc>
+        <w:tc>
+          <w:tcPr/>
+          <w:p>
+            <w:pPr>
+              <w:pStyle w:val="Compact"/>
+              <w:jc w:val="left"/>
+            </w:pPr>
+            <w:r>
+              <w:t xml:space="preserve">Research prototype</w:t>
+            </w:r>
+          </w:p>
+        </w:tc>
+      </w:tr>
+      <w:tr>
+        <w:tc>
+          <w:tcPr/>
+          <w:p>
+            <w:pPr>
+              <w:pStyle w:val="Compact"/>
+              <w:jc w:val="left"/>
+            </w:pPr>
+            <w:r>
+              <w:t xml:space="preserve">Taye Abdulkadir [35]</w:t>
+            </w:r>
+          </w:p>
+        </w:tc>
+        <w:tc>
+          <w:tcPr/>
+          <w:p>
+            <w:pPr>
+              <w:pStyle w:val="Compact"/>
+              <w:jc w:val="left"/>
+            </w:pPr>
+            <w:r>
+              <w:t xml:space="preserve">CoreNLP + Weka</w:t>
+            </w:r>
+          </w:p>
+        </w:tc>
+        <w:tc>
+          <w:tcPr/>
+          <w:p>
+            <w:pPr>
+              <w:pStyle w:val="Compact"/>
+              <w:jc w:val="center"/>
+            </w:pPr>
+            <w:r>
+              <w:t xml:space="preserve">5W</w:t>
+            </w:r>
+          </w:p>
+        </w:tc>
+        <w:tc>
+          <w:tcPr/>
+          <w:p>
+            <w:pPr>
+              <w:pStyle w:val="Compact"/>
+              <w:jc w:val="left"/>
+            </w:pPr>
+            <w:r>
+              <w:t xml:space="preserve">English</w:t>
+            </w:r>
+          </w:p>
+        </w:tc>
+        <w:tc>
+          <w:tcPr/>
+          <w:p>
+            <w:pPr>
+              <w:pStyle w:val="Compact"/>
+              <w:jc w:val="left"/>
+            </w:pPr>
+            <w:r>
+              <w:t xml:space="preserve">Africa</w:t>
+            </w:r>
+          </w:p>
+        </w:tc>
+        <w:tc>
+          <w:tcPr/>
+          <w:p>
+            <w:pPr>
+              <w:pStyle w:val="Compact"/>
+              <w:jc w:val="center"/>
+            </w:pPr>
+            <w:r>
+              <w:t xml:space="preserve">None</w:t>
+            </w:r>
+          </w:p>
+        </w:tc>
+        <w:tc>
+          <w:tcPr/>
+          <w:p>
+            <w:pPr>
+              <w:pStyle w:val="Compact"/>
+              <w:jc w:val="center"/>
+            </w:pPr>
+            <w:r>
+              <w:t xml:space="preserve">None</w:t>
+            </w:r>
+          </w:p>
+        </w:tc>
+        <w:tc>
+          <w:tcPr/>
+          <w:p>
+            <w:pPr>
+              <w:pStyle w:val="Compact"/>
+              <w:jc w:val="left"/>
+            </w:pPr>
+            <w:r>
+              <w:t xml:space="preserve">Model only</w:t>
+            </w:r>
+          </w:p>
+        </w:tc>
+      </w:tr>
+      <w:tr>
+        <w:tc>
+          <w:tcPr/>
+          <w:p>
+            <w:pPr>
+              <w:pStyle w:val="Compact"/>
+              <w:jc w:val="left"/>
+            </w:pPr>
+            <w:r>
+              <w:t xml:space="preserve">Adelani et al. (MasakhaNER) [11]</w:t>
+            </w:r>
+          </w:p>
+        </w:tc>
+        <w:tc>
+          <w:tcPr/>
+          <w:p>
+            <w:pPr>
+              <w:pStyle w:val="Compact"/>
+              <w:jc w:val="left"/>
+            </w:pPr>
+            <w:r>
+              <w:t xml:space="preserve">mBERT/XLM-R</w:t>
+            </w:r>
+          </w:p>
+        </w:tc>
+        <w:tc>
+          <w:tcPr/>
+          <w:p>
+            <w:pPr>
+              <w:pStyle w:val="Compact"/>
+              <w:jc w:val="center"/>
+            </w:pPr>
+            <w:r>
+              <w:t xml:space="preserve">4</w:t>
+            </w:r>
+          </w:p>
+        </w:tc>
+        <w:tc>
+          <w:tcPr/>
+          <w:p>
+            <w:pPr>
+              <w:pStyle w:val="Compact"/>
+              <w:jc w:val="left"/>
+            </w:pPr>
+            <w:r>
+              <w:t xml:space="preserve">10 African</w:t>
+            </w:r>
+          </w:p>
+        </w:tc>
+        <w:tc>
+          <w:tcPr/>
+          <w:p>
+            <w:pPr>
+              <w:pStyle w:val="Compact"/>
+              <w:jc w:val="left"/>
+            </w:pPr>
+            <w:r>
+              <w:t xml:space="preserve">Africa</w:t>
+            </w:r>
+          </w:p>
+        </w:tc>
+        <w:tc>
+          <w:tcPr/>
+          <w:p>
+            <w:pPr>
+              <w:pStyle w:val="Compact"/>
+              <w:jc w:val="center"/>
+            </w:pPr>
+            <w:r>
+              <w:t xml:space="preserve">n/a</w:t>
+            </w:r>
+          </w:p>
+        </w:tc>
+        <w:tc>
+          <w:tcPr/>
+          <w:p>
+            <w:pPr>
+              <w:pStyle w:val="Compact"/>
+              <w:jc w:val="center"/>
+            </w:pPr>
+            <w:r>
+              <w:t xml:space="preserve">None</w:t>
+            </w:r>
+          </w:p>
+        </w:tc>
+        <w:tc>
+          <w:tcPr/>
+          <w:p>
+            <w:pPr>
+              <w:pStyle w:val="Compact"/>
+              <w:jc w:val="left"/>
+            </w:pPr>
+            <w:r>
+              <w:t xml:space="preserve">Benchmark + corpus</w:t>
+            </w:r>
+          </w:p>
+        </w:tc>
+      </w:tr>
+      <w:tr>
+        <w:tc>
+          <w:tcPr/>
+          <w:p>
+            <w:pPr>
+              <w:pStyle w:val="Compact"/>
+              <w:jc w:val="left"/>
+            </w:pPr>
+            <w:r>
+              <w:rPr>
+                <w:b/>
+                <w:bCs/>
+              </w:rPr>
+              <w:t xml:space="preserve">VioNER (this thesis)</w:t>
+            </w:r>
+          </w:p>
+        </w:tc>
+        <w:tc>
+          <w:tcPr/>
+          <w:p>
+            <w:pPr>
+              <w:pStyle w:val="Compact"/>
+              <w:jc w:val="left"/>
+            </w:pPr>
+            <w:r>
+              <w:rPr>
+                <w:b/>
+                <w:bCs/>
+              </w:rPr>
+              <w:t xml:space="preserve">bert-base-cased fine-tuned</w:t>
+            </w:r>
+          </w:p>
+        </w:tc>
+        <w:tc>
+          <w:tcPr/>
+          <w:p>
+            <w:pPr>
+              <w:pStyle w:val="Compact"/>
+              <w:jc w:val="center"/>
+            </w:pPr>
+            <w:r>
+              <w:rPr>
+                <w:b/>
+                <w:bCs/>
+              </w:rPr>
+              <w:t xml:space="preserve">8</w:t>
+            </w:r>
+          </w:p>
+        </w:tc>
+        <w:tc>
+          <w:tcPr/>
+          <w:p>
+            <w:pPr>
+              <w:pStyle w:val="Compact"/>
+              <w:jc w:val="left"/>
+            </w:pPr>
+            <w:r>
+              <w:rPr>
+                <w:b/>
+                <w:bCs/>
+              </w:rPr>
+              <w:t xml:space="preserve">English</w:t>
+            </w:r>
+          </w:p>
+        </w:tc>
+        <w:tc>
+          <w:tcPr/>
+          <w:p>
+            <w:pPr>
+              <w:pStyle w:val="Compact"/>
+              <w:jc w:val="left"/>
+            </w:pPr>
+            <w:r>
+              <w:rPr>
+                <w:b/>
+                <w:bCs/>
+              </w:rPr>
+              <w:t xml:space="preserve">Africa</w:t>
+            </w:r>
+          </w:p>
+        </w:tc>
+        <w:tc>
+          <w:tcPr/>
+          <w:p>
+            <w:pPr>
+              <w:pStyle w:val="Compact"/>
+              <w:jc w:val="center"/>
+            </w:pPr>
+            <w:r>
+              <w:rPr>
+                <w:b/>
+                <w:bCs/>
+              </w:rPr>
+              <w:t xml:space="preserve">4 levels (~95 categories)</w:t>
+            </w:r>
+          </w:p>
+        </w:tc>
+        <w:tc>
+          <w:tcPr/>
+          <w:p>
+            <w:pPr>
+              <w:pStyle w:val="Compact"/>
+              <w:jc w:val="center"/>
+            </w:pPr>
+            <w:r>
+              <w:rPr>
+                <w:b/>
+                <w:bCs/>
+              </w:rPr>
+              <w:t xml:space="preserve">150 groups + 200 cities + weapons</w:t>
+            </w:r>
+          </w:p>
+        </w:tc>
+        <w:tc>
+          <w:tcPr/>
+          <w:p>
+            <w:pPr>
+              <w:pStyle w:val="Compact"/>
+              <w:jc w:val="left"/>
+            </w:pPr>
+            <w:r>
+              <w:rPr>
+                <w:b/>
+                <w:bCs/>
+              </w:rPr>
+              <w:t xml:space="preserve">Full web app + API + Docker</w:t>
+            </w:r>
+          </w:p>
+        </w:tc>
+      </w:tr>
+    </w:tbl>
+    <w:p>
+      <w:pPr>
+        <w:pStyle w:val="BodyText"/>
+      </w:pPr>
+      <w:r>
         <w:t xml:space="preserve">The literature review and the related-work review converge on five</w:t>
       </w:r>
       <w:r>
@@ -10227,31 +11140,43 @@
         <w:t xml:space="preserve"> </w:t>
       </w:r>
       <w:r>
-        <w:t xml:space="preserve">used very small schemas (e.g., person/organisation/location) or</w:t>
-      </w:r>
-      <w:r>
-        <w:t xml:space="preserve"> </w:t>
-      </w:r>
-      <w:r>
-        <w:t xml:space="preserve">broad schemas that include entity types that cannot be reliably</w:t>
-      </w:r>
-      <w:r>
-        <w:t xml:space="preserve"> </w:t>
-      </w:r>
-      <w:r>
-        <w:t xml:space="preserve">grounded in source text. This thesis introduces a deliberately</w:t>
-      </w:r>
-      <w:r>
-        <w:t xml:space="preserve"> </w:t>
-      </w:r>
-      <w:r>
-        <w:t xml:space="preserve">narrow eight-entity schema in which every entity type has been</w:t>
-      </w:r>
-      <w:r>
-        <w:t xml:space="preserve"> </w:t>
-      </w:r>
-      <w:r>
-        <w:t xml:space="preserve">verified to be grounded in source text in pilot evaluation.</w:t>
+        <w:t xml:space="preserve">used very small schemas (person / organisation / location, as in</w:t>
+      </w:r>
+      <w:r>
+        <w:t xml:space="preserve"> </w:t>
+      </w:r>
+      <w:r>
+        <w:t xml:space="preserve">MasakhaNER) or broader schemas that include entity types that</w:t>
+      </w:r>
+      <w:r>
+        <w:t xml:space="preserve"> </w:t>
+      </w:r>
+      <w:r>
+        <w:t xml:space="preserve">cannot be reliably grounded in source text (the original VioNER</w:t>
+      </w:r>
+      <w:r>
+        <w:t xml:space="preserve"> </w:t>
+      </w:r>
+      <w:r>
+        <w:t xml:space="preserve">proposal’s 26-type schema). This thesis introduces a deliberately</w:t>
+      </w:r>
+      <w:r>
+        <w:t xml:space="preserve"> </w:t>
+      </w:r>
+      <w:r>
+        <w:t xml:space="preserve">intermediate eight-entity schema in which every entity type has</w:t>
+      </w:r>
+      <w:r>
+        <w:t xml:space="preserve"> </w:t>
+      </w:r>
+      <w:r>
+        <w:t xml:space="preserve">been verified to be grounded in source text in pilot evaluation</w:t>
+      </w:r>
+      <w:r>
+        <w:t xml:space="preserve"> </w:t>
+      </w:r>
+      <w:r>
+        <w:t xml:space="preserve">(Section 1.5).</w:t>
       </w:r>
     </w:p>
     <w:p>
@@ -10279,13 +11204,37 @@
         <w:t xml:space="preserve"> </w:t>
       </w:r>
       <w:r>
-        <w:t xml:space="preserve">this domain has not exploited fine-tuned transformer models at</w:t>
-      </w:r>
-      <w:r>
-        <w:t xml:space="preserve"> </w:t>
-      </w:r>
-      <w:r>
-        <w:t xml:space="preserve">the scale presented here.</w:t>
+        <w:t xml:space="preserve">this domain has used pattern-based extraction (NEXUS, Tanev et</w:t>
+      </w:r>
+      <w:r>
+        <w:t xml:space="preserve"> </w:t>
+      </w:r>
+      <w:r>
+        <w:t xml:space="preserve">al.) or pre-transformer machine learning (Taye Abdulkadir’s</w:t>
+      </w:r>
+      <w:r>
+        <w:t xml:space="preserve"> </w:t>
+      </w:r>
+      <w:r>
+        <w:t xml:space="preserve">CoreNLP + Weka). VioNER is, to the best of the author’s</w:t>
+      </w:r>
+      <w:r>
+        <w:t xml:space="preserve"> </w:t>
+      </w:r>
+      <w:r>
+        <w:t xml:space="preserve">knowledge, the first fine-tuned transformer NER model targeted</w:t>
+      </w:r>
+      <w:r>
+        <w:t xml:space="preserve"> </w:t>
+      </w:r>
+      <w:r>
+        <w:t xml:space="preserve">specifically at African violent-event 5W1H extraction at the</w:t>
+      </w:r>
+      <w:r>
+        <w:t xml:space="preserve"> </w:t>
+      </w:r>
+      <w:r>
+        <w:t xml:space="preserve">50,000-example scale.</w:t>
       </w:r>
     </w:p>
     <w:p>
@@ -10319,13 +11268,37 @@
         <w:t xml:space="preserve"> </w:t>
       </w:r>
       <w:r>
-        <w:t xml:space="preserve">has been published, to the best of the author’s knowledge. The</w:t>
-      </w:r>
-      <w:r>
-        <w:t xml:space="preserve"> </w:t>
-      </w:r>
-      <w:r>
-        <w:t xml:space="preserve">four-level taxonomy is presented in full in Annex B.</w:t>
+        <w:t xml:space="preserve">has been published, to the best of the author’s knowledge.</w:t>
+      </w:r>
+      <w:r>
+        <w:t xml:space="preserve"> </w:t>
+      </w:r>
+      <w:r>
+        <w:t xml:space="preserve">ACLED’s taxonomy reaches two levels with approximately</w:t>
+      </w:r>
+      <w:r>
+        <w:t xml:space="preserve"> </w:t>
+      </w:r>
+      <w:r>
+        <w:t xml:space="preserve">twenty-five sub-event categories; UCDP and GDELT/CAMEO are</w:t>
+      </w:r>
+      <w:r>
+        <w:t xml:space="preserve"> </w:t>
+      </w:r>
+      <w:r>
+        <w:t xml:space="preserve">coarser-grained. The four-level VioNER taxonomy with</w:t>
+      </w:r>
+      <w:r>
+        <w:t xml:space="preserve"> </w:t>
+      </w:r>
+      <w:r>
+        <w:t xml:space="preserve">approximately ninety-five terminal categories is presented in</w:t>
+      </w:r>
+      <w:r>
+        <w:t xml:space="preserve"> </w:t>
+      </w:r>
+      <w:r>
+        <w:t xml:space="preserve">full in Annex B.</w:t>
       </w:r>
     </w:p>
     <w:p>
@@ -10353,19 +11326,37 @@
         <w:t xml:space="preserve"> </w:t>
       </w:r>
       <w:r>
-        <w:t xml:space="preserve">knowledge base of African armed groups, cities, and weapons with a</w:t>
-      </w:r>
-      <w:r>
-        <w:t xml:space="preserve"> </w:t>
-      </w:r>
-      <w:r>
-        <w:t xml:space="preserve">learned extractor, used for both validation and enrichment of</w:t>
-      </w:r>
-      <w:r>
-        <w:t xml:space="preserve"> </w:t>
-      </w:r>
-      <w:r>
-        <w:t xml:space="preserve">extracted records, is a contribution.</w:t>
+        <w:t xml:space="preserve">knowledge base of African armed groups, cities, and weapons with</w:t>
+      </w:r>
+      <w:r>
+        <w:t xml:space="preserve"> </w:t>
+      </w:r>
+      <w:r>
+        <w:t xml:space="preserve">a learned extractor, used for both validation (flagging</w:t>
+      </w:r>
+      <w:r>
+        <w:t xml:space="preserve"> </w:t>
+      </w:r>
+      <w:r>
+        <w:t xml:space="preserve">geographically implausible extractions) and enrichment</w:t>
+      </w:r>
+      <w:r>
+        <w:t xml:space="preserve"> </w:t>
+      </w:r>
+      <w:r>
+        <w:t xml:space="preserve">(canonicalising armed-group names, attaching country and region</w:t>
+      </w:r>
+      <w:r>
+        <w:t xml:space="preserve"> </w:t>
+      </w:r>
+      <w:r>
+        <w:t xml:space="preserve">metadata to cities), is, to the best of the author’s knowledge,</w:t>
+      </w:r>
+      <w:r>
+        <w:t xml:space="preserve"> </w:t>
+      </w:r>
+      <w:r>
+        <w:t xml:space="preserve">a contribution.</w:t>
       </w:r>
     </w:p>
     <w:p>
@@ -10393,13 +11384,37 @@
         <w:t xml:space="preserve"> </w:t>
       </w:r>
       <w:r>
-        <w:t xml:space="preserve">stopped at the model boundary. This thesis delivers a full web</w:t>
-      </w:r>
-      <w:r>
-        <w:t xml:space="preserve"> </w:t>
-      </w:r>
-      <w:r>
-        <w:t xml:space="preserve">application with documented APIs and a reproducible deployment.</w:t>
+        <w:t xml:space="preserve">stopped at the model boundary. NEXUS, Tanev et al., and Taye</w:t>
+      </w:r>
+      <w:r>
+        <w:t xml:space="preserve"> </w:t>
+      </w:r>
+      <w:r>
+        <w:t xml:space="preserve">Abdulkadir all describe extraction systems without delivering a</w:t>
+      </w:r>
+      <w:r>
+        <w:t xml:space="preserve"> </w:t>
+      </w:r>
+      <w:r>
+        <w:t xml:space="preserve">reproducible, documented web application that non-specialist</w:t>
+      </w:r>
+      <w:r>
+        <w:t xml:space="preserve"> </w:t>
+      </w:r>
+      <w:r>
+        <w:t xml:space="preserve">users can operate end-to-end. This thesis delivers a full web</w:t>
+      </w:r>
+      <w:r>
+        <w:t xml:space="preserve"> </w:t>
+      </w:r>
+      <w:r>
+        <w:t xml:space="preserve">application with documented APIs and a reproducible Docker</w:t>
+      </w:r>
+      <w:r>
+        <w:t xml:space="preserve"> </w:t>
+      </w:r>
+      <w:r>
+        <w:t xml:space="preserve">Compose deployment.</w:t>
       </w:r>
     </w:p>
     <w:bookmarkEnd w:id="46"/>

--- a/backend/docs/thesis/thesis.docx
+++ b/backend/docs/thesis/thesis.docx
@@ -1222,6 +1222,18 @@
       <w:r>
         <w:t xml:space="preserve">6.11 Error Analysis ………………………………………….. 88</w:t>
       </w:r>
+      <w:r>
+        <w:t xml:space="preserve"> </w:t>
+      </w:r>
+      <w:r>
+        <w:t xml:space="preserve">6.12 Discussion ……………………………………………… 89</w:t>
+      </w:r>
+      <w:r>
+        <w:t xml:space="preserve"> </w:t>
+      </w:r>
+      <w:r>
+        <w:t xml:space="preserve">6.13 Threats to Validity ……………………………………… 90</w:t>
+      </w:r>
     </w:p>
     <w:p>
       <w:pPr>
@@ -1232,31 +1244,37 @@
         </w:numPr>
       </w:pPr>
       <w:r>
-        <w:t xml:space="preserve">Conclusions, Recommendations, and Future Work ……………………. 90</w:t>
-      </w:r>
-      <w:r>
-        <w:t xml:space="preserve"> </w:t>
-      </w:r>
-      <w:r>
-        <w:t xml:space="preserve">7.1 Summary …………………………………………………. 90</w:t>
-      </w:r>
-      <w:r>
-        <w:t xml:space="preserve"> </w:t>
-      </w:r>
-      <w:r>
-        <w:t xml:space="preserve">7.2 Contributions ……………………………………………. 91</w:t>
-      </w:r>
-      <w:r>
-        <w:t xml:space="preserve"> </w:t>
-      </w:r>
-      <w:r>
-        <w:t xml:space="preserve">7.3 Recommendations ………………………………………….. 93</w:t>
-      </w:r>
-      <w:r>
-        <w:t xml:space="preserve"> </w:t>
-      </w:r>
-      <w:r>
-        <w:t xml:space="preserve">7.4 Future Work ……………………………………………… 94</w:t>
+        <w:t xml:space="preserve">Conclusions, Recommendations, and Future Work ……………………. 92</w:t>
+      </w:r>
+      <w:r>
+        <w:t xml:space="preserve"> </w:t>
+      </w:r>
+      <w:r>
+        <w:t xml:space="preserve">7.1 Summary …………………………………………………. 92</w:t>
+      </w:r>
+      <w:r>
+        <w:t xml:space="preserve"> </w:t>
+      </w:r>
+      <w:r>
+        <w:t xml:space="preserve">7.2 Answers to the Research Questions ………………………….. 94</w:t>
+      </w:r>
+      <w:r>
+        <w:t xml:space="preserve"> </w:t>
+      </w:r>
+      <w:r>
+        <w:t xml:space="preserve">7.3 Contributions ……………………………………………. 95</w:t>
+      </w:r>
+      <w:r>
+        <w:t xml:space="preserve"> </w:t>
+      </w:r>
+      <w:r>
+        <w:t xml:space="preserve">7.4 Recommendations ………………………………………….. 97</w:t>
+      </w:r>
+      <w:r>
+        <w:t xml:space="preserve"> </w:t>
+      </w:r>
+      <w:r>
+        <w:t xml:space="preserve">7.5 Future Work ……………………………………………… 98</w:t>
       </w:r>
     </w:p>
     <w:p>
@@ -20491,7 +20509,7 @@
     </w:p>
     <w:bookmarkEnd w:id="71"/>
     <w:bookmarkEnd w:id="72"/>
-    <w:bookmarkStart w:id="84" w:name="experimentation-and-results"/>
+    <w:bookmarkStart w:id="86" w:name="experimentation-and-results"/>
     <w:p>
       <w:pPr>
         <w:pStyle w:val="Heading1"/>
@@ -26819,12 +26837,731 @@
         <w:t xml:space="preserve"> </w:t>
       </w:r>
       <w:r>
-        <w:t xml:space="preserve">Section 7.4.</w:t>
+        <w:t xml:space="preserve">Section 7.5.</w:t>
       </w:r>
     </w:p>
     <w:bookmarkEnd w:id="83"/>
+    <w:bookmarkStart w:id="84" w:name="discussion"/>
+    <w:p>
+      <w:pPr>
+        <w:pStyle w:val="Heading2"/>
+      </w:pPr>
+      <w:r>
+        <w:t xml:space="preserve">6.12 Discussion</w:t>
+      </w:r>
+    </w:p>
+    <w:p>
+      <w:pPr>
+        <w:pStyle w:val="FirstParagraph"/>
+      </w:pPr>
+      <w:r>
+        <w:t xml:space="preserve">The results in this chapter support three substantive claims.</w:t>
+      </w:r>
+    </w:p>
+    <w:p>
+      <w:pPr>
+        <w:pStyle w:val="BodyText"/>
+      </w:pPr>
+      <w:r>
+        <w:rPr>
+          <w:b/>
+          <w:bCs/>
+        </w:rPr>
+        <w:t xml:space="preserve">The grounded schema decision was correct.</w:t>
+      </w:r>
+      <w:r>
+        <w:t xml:space="preserve"> </w:t>
+      </w:r>
+      <w:r>
+        <w:t xml:space="preserve">Restricting the</w:t>
+      </w:r>
+      <w:r>
+        <w:t xml:space="preserve"> </w:t>
+      </w:r>
+      <w:r>
+        <w:t xml:space="preserve">schema to entity types with high natural grounding rates produced</w:t>
+      </w:r>
+      <w:r>
+        <w:t xml:space="preserve"> </w:t>
+      </w:r>
+      <w:r>
+        <w:t xml:space="preserve">strong per-entity F1 across all eight retained types. The two</w:t>
+      </w:r>
+      <w:r>
+        <w:t xml:space="preserve"> </w:t>
+      </w:r>
+      <w:r>
+        <w:t xml:space="preserve">entities dropped during pilot study (EVENT_TYPE and COUNTRY) are</w:t>
+      </w:r>
+      <w:r>
+        <w:t xml:space="preserve"> </w:t>
+      </w:r>
+      <w:r>
+        <w:t xml:space="preserve">recovered downstream without harming the overall pipeline:</w:t>
+      </w:r>
+      <w:r>
+        <w:t xml:space="preserve"> </w:t>
+      </w:r>
+      <w:r>
+        <w:t xml:space="preserve">EVENT_TYPE is reconstructed by the post-NER taxonomy classifier</w:t>
+      </w:r>
+      <w:r>
+        <w:t xml:space="preserve"> </w:t>
+      </w:r>
+      <w:r>
+        <w:t xml:space="preserve">from action verbs and contextual cues, and COUNTRY is recovered by</w:t>
+      </w:r>
+      <w:r>
+        <w:t xml:space="preserve"> </w:t>
+      </w:r>
+      <w:r>
+        <w:t xml:space="preserve">a single knowledge-base look-up from the most specific WHERE entity.</w:t>
+      </w:r>
+      <w:r>
+        <w:t xml:space="preserve"> </w:t>
+      </w:r>
+      <w:r>
+        <w:t xml:space="preserve">Trying to train these entities as first-class NER labels, given</w:t>
+      </w:r>
+      <w:r>
+        <w:t xml:space="preserve"> </w:t>
+      </w:r>
+      <w:r>
+        <w:t xml:space="preserve">their low grounding rate in raw text, would have penalised the</w:t>
+      </w:r>
+      <w:r>
+        <w:t xml:space="preserve"> </w:t>
+      </w:r>
+      <w:r>
+        <w:t xml:space="preserve">overall model. The eight-entity schema decision answers research</w:t>
+      </w:r>
+      <w:r>
+        <w:t xml:space="preserve"> </w:t>
+      </w:r>
+      <w:r>
+        <w:t xml:space="preserve">question 1 (Section 1.3) in the affirmative.</w:t>
+      </w:r>
+    </w:p>
+    <w:p>
+      <w:pPr>
+        <w:pStyle w:val="BodyText"/>
+      </w:pPr>
+      <w:r>
+        <w:rPr>
+          <w:b/>
+          <w:bCs/>
+        </w:rPr>
+        <w:t xml:space="preserve">Focal loss with inverse-frequency weighting materially helps the</w:t>
+      </w:r>
+      <w:r>
+        <w:rPr>
+          <w:b/>
+          <w:bCs/>
+        </w:rPr>
+        <w:t xml:space="preserve"> </w:t>
+      </w:r>
+      <w:r>
+        <w:rPr>
+          <w:b/>
+          <w:bCs/>
+        </w:rPr>
+        <w:t xml:space="preserve">minority entities.</w:t>
+      </w:r>
+      <w:r>
+        <w:t xml:space="preserve"> </w:t>
+      </w:r>
+      <w:r>
+        <w:t xml:space="preserve">The ablation in Table 6.5 shows that the</w:t>
+      </w:r>
+      <w:r>
+        <w:t xml:space="preserve"> </w:t>
+      </w:r>
+      <w:r>
+        <w:t xml:space="preserve">combination improves VICTIM by eleven F1 points and ACTION by seven</w:t>
+      </w:r>
+      <w:r>
+        <w:t xml:space="preserve"> </w:t>
+      </w:r>
+      <w:r>
+        <w:t xml:space="preserve">F1 points over plain cross entropy, while never hurting any other</w:t>
+      </w:r>
+      <w:r>
+        <w:t xml:space="preserve"> </w:t>
+      </w:r>
+      <w:r>
+        <w:t xml:space="preserve">entity. This is a stronger result than either focal loss alone or</w:t>
+      </w:r>
+      <w:r>
+        <w:t xml:space="preserve"> </w:t>
+      </w:r>
+      <w:r>
+        <w:t xml:space="preserve">class-weighted cross entropy alone, both of which improve fewer</w:t>
+      </w:r>
+      <w:r>
+        <w:t xml:space="preserve"> </w:t>
+      </w:r>
+      <w:r>
+        <w:t xml:space="preserve">entities by smaller margins. The result answers research question</w:t>
+      </w:r>
+      <w:r>
+        <w:t xml:space="preserve"> </w:t>
+      </w:r>
+      <w:r>
+        <w:t xml:space="preserve">2 by identifying a configuration whose per-entity performance is</w:t>
+      </w:r>
+      <w:r>
+        <w:t xml:space="preserve"> </w:t>
+      </w:r>
+      <w:r>
+        <w:t xml:space="preserve">balanced rather than dominated by the largest classes.</w:t>
+      </w:r>
+    </w:p>
+    <w:p>
+      <w:pPr>
+        <w:pStyle w:val="BodyText"/>
+      </w:pPr>
+      <w:r>
+        <w:rPr>
+          <w:b/>
+          <w:bCs/>
+        </w:rPr>
+        <w:t xml:space="preserve">Knowledge-base validation adds operational value at low cost.</w:t>
+      </w:r>
+      <w:r>
+        <w:t xml:space="preserve"> </w:t>
+      </w:r>
+      <w:r>
+        <w:t xml:space="preserve">At an enrichment rate of 64.3 percent for high-confidence ACTOR</w:t>
+      </w:r>
+      <w:r>
+        <w:t xml:space="preserve"> </w:t>
+      </w:r>
+      <w:r>
+        <w:t xml:space="preserve">spans, and a flag rate of 2.4 percent for geographically implausible</w:t>
+      </w:r>
+      <w:r>
+        <w:t xml:space="preserve"> </w:t>
+      </w:r>
+      <w:r>
+        <w:t xml:space="preserve">city / region pairs, the KB layer touches a substantial share of</w:t>
+      </w:r>
+      <w:r>
+        <w:t xml:space="preserve"> </w:t>
+      </w:r>
+      <w:r>
+        <w:t xml:space="preserve">extractions without aggressively filtering them. The KB also</w:t>
+      </w:r>
+      <w:r>
+        <w:t xml:space="preserve"> </w:t>
+      </w:r>
+      <w:r>
+        <w:t xml:space="preserve">canonicalises divergent surface forms (</w:t>
+      </w:r>
+      <w:r>
+        <w:t xml:space="preserve">“Al Shabaab fighters”</w:t>
+      </w:r>
+      <w:r>
+        <w:t xml:space="preserve">,</w:t>
+      </w:r>
+      <w:r>
+        <w:t xml:space="preserve"> </w:t>
+      </w:r>
+      <w:r>
+        <w:t xml:space="preserve">“the</w:t>
+      </w:r>
+      <w:r>
+        <w:t xml:space="preserve"> </w:t>
+      </w:r>
+      <w:r>
+        <w:t xml:space="preserve">al-shabaab”</w:t>
+      </w:r>
+      <w:r>
+        <w:t xml:space="preserve">,</w:t>
+      </w:r>
+      <w:r>
+        <w:t xml:space="preserve"> </w:t>
+      </w:r>
+      <w:r>
+        <w:t xml:space="preserve">“Al-Shabaab militants”</w:t>
+      </w:r>
+      <w:r>
+        <w:t xml:space="preserve">) to a single key, which</w:t>
+      </w:r>
+      <w:r>
+        <w:t xml:space="preserve"> </w:t>
+      </w:r>
+      <w:r>
+        <w:t xml:space="preserve">materially improves the analytic value of downstream queries. This</w:t>
+      </w:r>
+      <w:r>
+        <w:t xml:space="preserve"> </w:t>
+      </w:r>
+      <w:r>
+        <w:t xml:space="preserve">addresses research question 3.</w:t>
+      </w:r>
+    </w:p>
+    <w:p>
+      <w:pPr>
+        <w:pStyle w:val="BodyText"/>
+      </w:pPr>
+      <w:r>
+        <w:t xml:space="preserve">The architectural decision to expose the model and the knowledge</w:t>
+      </w:r>
+      <w:r>
+        <w:t xml:space="preserve"> </w:t>
+      </w:r>
+      <w:r>
+        <w:t xml:space="preserve">base through a single web application addresses research question</w:t>
+      </w:r>
+      <w:r>
+        <w:t xml:space="preserve"> </w:t>
+      </w:r>
+      <w:r>
+        <w:t xml:space="preserve">4: user acceptance testing confirmed that non-specialist users could</w:t>
+      </w:r>
+      <w:r>
+        <w:t xml:space="preserve"> </w:t>
+      </w:r>
+      <w:r>
+        <w:t xml:space="preserve">operate the system end-to-end. The features they asked for</w:t>
+      </w:r>
+      <w:r>
+        <w:t xml:space="preserve"> </w:t>
+      </w:r>
+      <w:r>
+        <w:t xml:space="preserve">(per-entity training metrics, PDF brief generation, drag-and-drop</w:t>
+      </w:r>
+      <w:r>
+        <w:t xml:space="preserve"> </w:t>
+      </w:r>
+      <w:r>
+        <w:t xml:space="preserve">upload) are incremental rather than fundamental.</w:t>
+      </w:r>
+    </w:p>
+    <w:p>
+      <w:pPr>
+        <w:pStyle w:val="BodyText"/>
+      </w:pPr>
+      <w:r>
+        <w:t xml:space="preserve">The most important caveat is the role of synthetic augmentation in</w:t>
+      </w:r>
+      <w:r>
+        <w:t xml:space="preserve"> </w:t>
+      </w:r>
+      <w:r>
+        <w:t xml:space="preserve">the training corpus. Approximately thirty percent of the training</w:t>
+      </w:r>
+      <w:r>
+        <w:t xml:space="preserve"> </w:t>
+      </w:r>
+      <w:r>
+        <w:t xml:space="preserve">examples were generated from templates rather than drawn from real</w:t>
+      </w:r>
+      <w:r>
+        <w:t xml:space="preserve"> </w:t>
+      </w:r>
+      <w:r>
+        <w:t xml:space="preserve">news. The augmentation pipeline was carefully tuned for</w:t>
+      </w:r>
+      <w:r>
+        <w:t xml:space="preserve"> </w:t>
+      </w:r>
+      <w:r>
+        <w:t xml:space="preserve">grammaticality and geographic coherence, and the held-out validation</w:t>
+      </w:r>
+      <w:r>
+        <w:t xml:space="preserve"> </w:t>
+      </w:r>
+      <w:r>
+        <w:t xml:space="preserve">set was drawn from the same combined corpus, so the reported metrics</w:t>
+      </w:r>
+      <w:r>
+        <w:t xml:space="preserve"> </w:t>
+      </w:r>
+      <w:r>
+        <w:t xml:space="preserve">are a fair estimate of in-distribution performance. They may</w:t>
+      </w:r>
+      <w:r>
+        <w:t xml:space="preserve"> </w:t>
+      </w:r>
+      <w:r>
+        <w:t xml:space="preserve">nevertheless overstate performance on out-of-distribution news with</w:t>
+      </w:r>
+      <w:r>
+        <w:t xml:space="preserve"> </w:t>
+      </w:r>
+      <w:r>
+        <w:t xml:space="preserve">unusual phrasing. Section 7.5 prioritises annotated real-news</w:t>
+      </w:r>
+      <w:r>
+        <w:t xml:space="preserve"> </w:t>
+      </w:r>
+      <w:r>
+        <w:t xml:space="preserve">expansion to close this gap.</w:t>
+      </w:r>
+    </w:p>
     <w:bookmarkEnd w:id="84"/>
-    <w:bookmarkStart w:id="92" w:name="X1f58530574b8b729bbed2f847a9a2c438be7324"/>
+    <w:bookmarkStart w:id="85" w:name="threats-to-validity"/>
+    <w:p>
+      <w:pPr>
+        <w:pStyle w:val="Heading2"/>
+      </w:pPr>
+      <w:r>
+        <w:t xml:space="preserve">6.13 Threats to Validity</w:t>
+      </w:r>
+    </w:p>
+    <w:p>
+      <w:pPr>
+        <w:pStyle w:val="FirstParagraph"/>
+      </w:pPr>
+      <w:r>
+        <w:t xml:space="preserve">Following standard practice for empirical software-engineering</w:t>
+      </w:r>
+      <w:r>
+        <w:t xml:space="preserve"> </w:t>
+      </w:r>
+      <w:r>
+        <w:t xml:space="preserve">research, the threats to the validity of these results are</w:t>
+      </w:r>
+      <w:r>
+        <w:t xml:space="preserve"> </w:t>
+      </w:r>
+      <w:r>
+        <w:t xml:space="preserve">classified along four axes.</w:t>
+      </w:r>
+    </w:p>
+    <w:p>
+      <w:pPr>
+        <w:pStyle w:val="BodyText"/>
+      </w:pPr>
+      <w:r>
+        <w:rPr>
+          <w:b/>
+          <w:bCs/>
+        </w:rPr>
+        <w:t xml:space="preserve">Construct validity.</w:t>
+      </w:r>
+      <w:r>
+        <w:t xml:space="preserve"> </w:t>
+      </w:r>
+      <w:r>
+        <w:t xml:space="preserve">The chosen metric is span-level F1 with</w:t>
+      </w:r>
+      <w:r>
+        <w:t xml:space="preserve"> </w:t>
+      </w:r>
+      <w:r>
+        <w:t xml:space="preserve">strict boundary matching, which penalises partial overlaps. Some</w:t>
+      </w:r>
+      <w:r>
+        <w:t xml:space="preserve"> </w:t>
+      </w:r>
+      <w:r>
+        <w:t xml:space="preserve">downstream consumers may tolerate partial matches better than</w:t>
+      </w:r>
+      <w:r>
+        <w:t xml:space="preserve"> </w:t>
+      </w:r>
+      <w:r>
+        <w:t xml:space="preserve">strict ones; their effective utility from the system could be</w:t>
+      </w:r>
+      <w:r>
+        <w:t xml:space="preserve"> </w:t>
+      </w:r>
+      <w:r>
+        <w:t xml:space="preserve">higher than the strict F1 suggests. The construct (5W1H</w:t>
+      </w:r>
+      <w:r>
+        <w:t xml:space="preserve"> </w:t>
+      </w:r>
+      <w:r>
+        <w:t xml:space="preserve">extraction) is also operationalised by an eight-entity schema that</w:t>
+      </w:r>
+      <w:r>
+        <w:t xml:space="preserve"> </w:t>
+      </w:r>
+      <w:r>
+        <w:t xml:space="preserve">necessarily privileges some aspects of</w:t>
+      </w:r>
+      <w:r>
+        <w:t xml:space="preserve"> </w:t>
+      </w:r>
+      <w:r>
+        <w:t xml:space="preserve">“event understanding”</w:t>
+      </w:r>
+      <w:r>
+        <w:t xml:space="preserve"> </w:t>
+      </w:r>
+      <w:r>
+        <w:t xml:space="preserve">over</w:t>
+      </w:r>
+      <w:r>
+        <w:t xml:space="preserve"> </w:t>
+      </w:r>
+      <w:r>
+        <w:t xml:space="preserve">others (for example, motivation and outcome are not modelled at the</w:t>
+      </w:r>
+      <w:r>
+        <w:t xml:space="preserve"> </w:t>
+      </w:r>
+      <w:r>
+        <w:t xml:space="preserve">NER level).</w:t>
+      </w:r>
+    </w:p>
+    <w:p>
+      <w:pPr>
+        <w:pStyle w:val="BodyText"/>
+      </w:pPr>
+      <w:r>
+        <w:rPr>
+          <w:b/>
+          <w:bCs/>
+        </w:rPr>
+        <w:t xml:space="preserve">Internal validity.</w:t>
+      </w:r>
+      <w:r>
+        <w:t xml:space="preserve"> </w:t>
+      </w:r>
+      <w:r>
+        <w:t xml:space="preserve">The validation set was held out before</w:t>
+      </w:r>
+      <w:r>
+        <w:t xml:space="preserve"> </w:t>
+      </w:r>
+      <w:r>
+        <w:t xml:space="preserve">training began and was not used for hyperparameter tuning beyond</w:t>
+      </w:r>
+      <w:r>
+        <w:t xml:space="preserve"> </w:t>
+      </w:r>
+      <w:r>
+        <w:t xml:space="preserve">selecting the best checkpoint, which mitigates the most obvious</w:t>
+      </w:r>
+      <w:r>
+        <w:t xml:space="preserve"> </w:t>
+      </w:r>
+      <w:r>
+        <w:t xml:space="preserve">form of leakage. Augmented examples appear in both train and</w:t>
+      </w:r>
+      <w:r>
+        <w:t xml:space="preserve"> </w:t>
+      </w:r>
+      <w:r>
+        <w:t xml:space="preserve">validation splits in proportion to their share of the combined</w:t>
+      </w:r>
+      <w:r>
+        <w:t xml:space="preserve"> </w:t>
+      </w:r>
+      <w:r>
+        <w:t xml:space="preserve">corpus; while this preserves stratification, it may make the</w:t>
+      </w:r>
+      <w:r>
+        <w:t xml:space="preserve"> </w:t>
+      </w:r>
+      <w:r>
+        <w:t xml:space="preserve">validation set more lenient than purely natural news would be. A</w:t>
+      </w:r>
+      <w:r>
+        <w:t xml:space="preserve"> </w:t>
+      </w:r>
+      <w:r>
+        <w:t xml:space="preserve">secondary evaluation on a fully held-out natural-news subset is</w:t>
+      </w:r>
+      <w:r>
+        <w:t xml:space="preserve"> </w:t>
+      </w:r>
+      <w:r>
+        <w:t xml:space="preserve">identified as future work.</w:t>
+      </w:r>
+    </w:p>
+    <w:p>
+      <w:pPr>
+        <w:pStyle w:val="BodyText"/>
+      </w:pPr>
+      <w:r>
+        <w:rPr>
+          <w:b/>
+          <w:bCs/>
+        </w:rPr>
+        <w:t xml:space="preserve">External validity.</w:t>
+      </w:r>
+      <w:r>
+        <w:t xml:space="preserve"> </w:t>
+      </w:r>
+      <w:r>
+        <w:t xml:space="preserve">Generalisation beyond the ACLED-derived</w:t>
+      </w:r>
+      <w:r>
+        <w:t xml:space="preserve"> </w:t>
+      </w:r>
+      <w:r>
+        <w:t xml:space="preserve">distribution is not directly evaluated. African news outlets vary</w:t>
+      </w:r>
+      <w:r>
+        <w:t xml:space="preserve"> </w:t>
+      </w:r>
+      <w:r>
+        <w:t xml:space="preserve">substantially in stylistic conventions, and the model’s performance</w:t>
+      </w:r>
+      <w:r>
+        <w:t xml:space="preserve"> </w:t>
+      </w:r>
+      <w:r>
+        <w:t xml:space="preserve">on, for example, French-language African news translated into</w:t>
+      </w:r>
+      <w:r>
+        <w:t xml:space="preserve"> </w:t>
+      </w:r>
+      <w:r>
+        <w:t xml:space="preserve">English, or social-media reporting from local citizen journalists,</w:t>
+      </w:r>
+      <w:r>
+        <w:t xml:space="preserve"> </w:t>
+      </w:r>
+      <w:r>
+        <w:t xml:space="preserve">is not known. The eleven-percentage-point improvement on VICTIM</w:t>
+      </w:r>
+      <w:r>
+        <w:t xml:space="preserve"> </w:t>
+      </w:r>
+      <w:r>
+        <w:t xml:space="preserve">attributable to focal loss with weighting was measured on the</w:t>
+      </w:r>
+      <w:r>
+        <w:t xml:space="preserve"> </w:t>
+      </w:r>
+      <w:r>
+        <w:t xml:space="preserve">validation split and may shrink or grow on a fully out-of-distribution</w:t>
+      </w:r>
+      <w:r>
+        <w:t xml:space="preserve"> </w:t>
+      </w:r>
+      <w:r>
+        <w:t xml:space="preserve">test set. The choice of</w:t>
+      </w:r>
+      <w:r>
+        <w:t xml:space="preserve"> </w:t>
+      </w:r>
+      <w:r>
+        <w:rPr>
+          <w:rStyle w:val="VerbatimChar"/>
+        </w:rPr>
+        <w:t xml:space="preserve">bert-base-cased</w:t>
+      </w:r>
+      <w:r>
+        <w:t xml:space="preserve"> </w:t>
+      </w:r>
+      <w:r>
+        <w:t xml:space="preserve">rather than a multilingual</w:t>
+      </w:r>
+      <w:r>
+        <w:t xml:space="preserve"> </w:t>
+      </w:r>
+      <w:r>
+        <w:t xml:space="preserve">or African-pre-trained backbone also limits external validity to</w:t>
+      </w:r>
+      <w:r>
+        <w:t xml:space="preserve"> </w:t>
+      </w:r>
+      <w:r>
+        <w:t xml:space="preserve">English-language reporting.</w:t>
+      </w:r>
+    </w:p>
+    <w:p>
+      <w:pPr>
+        <w:pStyle w:val="BodyText"/>
+      </w:pPr>
+      <w:r>
+        <w:rPr>
+          <w:b/>
+          <w:bCs/>
+        </w:rPr>
+        <w:t xml:space="preserve">Conclusion validity.</w:t>
+      </w:r>
+      <w:r>
+        <w:t xml:space="preserve"> </w:t>
+      </w:r>
+      <w:r>
+        <w:t xml:space="preserve">The reported per-entity F1 numbers are</w:t>
+      </w:r>
+      <w:r>
+        <w:t xml:space="preserve"> </w:t>
+      </w:r>
+      <w:r>
+        <w:t xml:space="preserve">single-run point estimates. Variation across random seeds was not</w:t>
+      </w:r>
+      <w:r>
+        <w:t xml:space="preserve"> </w:t>
+      </w:r>
+      <w:r>
+        <w:t xml:space="preserve">formally measured. Anecdotal evidence from repeated runs during</w:t>
+      </w:r>
+      <w:r>
+        <w:t xml:space="preserve"> </w:t>
+      </w:r>
+      <w:r>
+        <w:t xml:space="preserve">development suggests run-to-run variation of approximately</w:t>
+      </w:r>
+      <w:r>
+        <w:t xml:space="preserve"> </w:t>
+      </w:r>
+      <w:r>
+        <w:t xml:space="preserve">±0.5 F1 on the macro average, but a formal multi-seed evaluation</w:t>
+      </w:r>
+      <w:r>
+        <w:t xml:space="preserve"> </w:t>
+      </w:r>
+      <w:r>
+        <w:t xml:space="preserve">is part of future work. Latency numbers are medians and 95th</w:t>
+      </w:r>
+      <w:r>
+        <w:t xml:space="preserve"> </w:t>
+      </w:r>
+      <w:r>
+        <w:t xml:space="preserve">percentiles over a fixed sample of representative articles on a</w:t>
+      </w:r>
+      <w:r>
+        <w:t xml:space="preserve"> </w:t>
+      </w:r>
+      <w:r>
+        <w:t xml:space="preserve">single workstation; production latency under sustained concurrent</w:t>
+      </w:r>
+      <w:r>
+        <w:t xml:space="preserve"> </w:t>
+      </w:r>
+      <w:r>
+        <w:t xml:space="preserve">load may differ.</w:t>
+      </w:r>
+    </w:p>
+    <w:p>
+      <w:pPr>
+        <w:pStyle w:val="BodyText"/>
+      </w:pPr>
+      <w:r>
+        <w:t xml:space="preserve">These threats do not undermine the principal claims of the chapter</w:t>
+      </w:r>
+      <w:r>
+        <w:t xml:space="preserve"> </w:t>
+      </w:r>
+      <w:r>
+        <w:t xml:space="preserve">but should be borne in mind by readers considering operational</w:t>
+      </w:r>
+      <w:r>
+        <w:t xml:space="preserve"> </w:t>
+      </w:r>
+      <w:r>
+        <w:t xml:space="preserve">adoption. The future-work programme in Section 7.5 prioritises</w:t>
+      </w:r>
+      <w:r>
+        <w:t xml:space="preserve"> </w:t>
+      </w:r>
+      <w:r>
+        <w:t xml:space="preserve">exactly the evaluation expansions needed to address them.</w:t>
+      </w:r>
+    </w:p>
+    <w:bookmarkEnd w:id="85"/>
+    <w:bookmarkEnd w:id="86"/>
+    <w:bookmarkStart w:id="95" w:name="X1f58530574b8b729bbed2f847a9a2c438be7324"/>
     <w:p>
       <w:pPr>
         <w:pStyle w:val="Heading1"/>
@@ -26859,7 +27596,7 @@
         <w:t xml:space="preserve">research.</w:t>
       </w:r>
     </w:p>
-    <w:bookmarkStart w:id="85" w:name="summary"/>
+    <w:bookmarkStart w:id="87" w:name="summary"/>
     <w:p>
       <w:pPr>
         <w:pStyle w:val="Heading2"/>
@@ -27093,35 +27830,506 @@
         <w:t xml:space="preserve"> </w:t>
       </w:r>
       <w:r>
-        <w:t xml:space="preserve">research questions in Section 1.3 are answered respectively by the</w:t>
-      </w:r>
-      <w:r>
-        <w:t xml:space="preserve"> </w:t>
-      </w:r>
-      <w:r>
-        <w:t xml:space="preserve">eight-entity grounded schema (RQ1), the empirical results in</w:t>
-      </w:r>
-      <w:r>
-        <w:t xml:space="preserve"> </w:t>
-      </w:r>
-      <w:r>
-        <w:t xml:space="preserve">Sections 6.4 to 6.6 (RQ2), the results in Section 6.7 (RQ3), and</w:t>
-      </w:r>
-      <w:r>
-        <w:t xml:space="preserve"> </w:t>
-      </w:r>
-      <w:r>
-        <w:t xml:space="preserve">the system architecture in Sections 4.2 and 5.6 to 5.7 (RQ4).</w:t>
-      </w:r>
-    </w:p>
-    <w:bookmarkEnd w:id="85"/>
-    <w:bookmarkStart w:id="86" w:name="contributions"/>
+        <w:t xml:space="preserve">research questions in Section 1.3 are answered in detail in</w:t>
+      </w:r>
+      <w:r>
+        <w:t xml:space="preserve"> </w:t>
+      </w:r>
+      <w:r>
+        <w:t xml:space="preserve">Section 7.2 below.</w:t>
+      </w:r>
+    </w:p>
+    <w:bookmarkEnd w:id="87"/>
+    <w:bookmarkStart w:id="88" w:name="answers-to-the-research-questions"/>
     <w:p>
       <w:pPr>
         <w:pStyle w:val="Heading2"/>
       </w:pPr>
       <w:r>
-        <w:t xml:space="preserve">7.2 Contributions</w:t>
+        <w:t xml:space="preserve">7.2 Answers to the Research Questions</w:t>
+      </w:r>
+    </w:p>
+    <w:p>
+      <w:pPr>
+        <w:pStyle w:val="FirstParagraph"/>
+      </w:pPr>
+      <w:r>
+        <w:t xml:space="preserve">The research questions stated in Section 1.3 are answered as follows.</w:t>
+      </w:r>
+    </w:p>
+    <w:p>
+      <w:pPr>
+        <w:pStyle w:val="BodyText"/>
+      </w:pPr>
+      <w:r>
+        <w:rPr>
+          <w:b/>
+          <w:bCs/>
+        </w:rPr>
+        <w:t xml:space="preserve">RQ1: Which entity types in African violent-event news reports</w:t>
+      </w:r>
+      <w:r>
+        <w:rPr>
+          <w:b/>
+          <w:bCs/>
+        </w:rPr>
+        <w:t xml:space="preserve"> </w:t>
+      </w:r>
+      <w:r>
+        <w:rPr>
+          <w:b/>
+          <w:bCs/>
+        </w:rPr>
+        <w:t xml:space="preserve">can be reliably grounded in source text, and what is an</w:t>
+      </w:r>
+      <w:r>
+        <w:rPr>
+          <w:b/>
+          <w:bCs/>
+        </w:rPr>
+        <w:t xml:space="preserve"> </w:t>
+      </w:r>
+      <w:r>
+        <w:rPr>
+          <w:b/>
+          <w:bCs/>
+        </w:rPr>
+        <w:t xml:space="preserve">appropriate BIO schema for fine-tuning a BERT model on those</w:t>
+      </w:r>
+      <w:r>
+        <w:rPr>
+          <w:b/>
+          <w:bCs/>
+        </w:rPr>
+        <w:t xml:space="preserve"> </w:t>
+      </w:r>
+      <w:r>
+        <w:rPr>
+          <w:b/>
+          <w:bCs/>
+        </w:rPr>
+        <w:t xml:space="preserve">entities?</w:t>
+      </w:r>
+    </w:p>
+    <w:p>
+      <w:pPr>
+        <w:pStyle w:val="BodyText"/>
+      </w:pPr>
+      <w:r>
+        <w:t xml:space="preserve">Eight entity types — ACTOR, VICTIM, ACTION, DATE, REGION, CITY,</w:t>
+      </w:r>
+      <w:r>
+        <w:t xml:space="preserve"> </w:t>
+      </w:r>
+      <w:r>
+        <w:t xml:space="preserve">DISTRICT, and CASUALTIES — were identified through pilot evaluation</w:t>
+      </w:r>
+      <w:r>
+        <w:t xml:space="preserve"> </w:t>
+      </w:r>
+      <w:r>
+        <w:t xml:space="preserve">as reliably grounded in source text and were encoded under the BIO</w:t>
+      </w:r>
+      <w:r>
+        <w:t xml:space="preserve"> </w:t>
+      </w:r>
+      <w:r>
+        <w:t xml:space="preserve">scheme as seventeen output labels. EVENT_TYPE and COUNTRY, which</w:t>
+      </w:r>
+      <w:r>
+        <w:t xml:space="preserve"> </w:t>
+      </w:r>
+      <w:r>
+        <w:t xml:space="preserve">had been part of an earlier candidate schema, were dropped because</w:t>
+      </w:r>
+      <w:r>
+        <w:t xml:space="preserve"> </w:t>
+      </w:r>
+      <w:r>
+        <w:t xml:space="preserve">their grounding rates were below an acceptable threshold; they are</w:t>
+      </w:r>
+      <w:r>
+        <w:t xml:space="preserve"> </w:t>
+      </w:r>
+      <w:r>
+        <w:t xml:space="preserve">recovered at inference time by deterministic post-processing</w:t>
+      </w:r>
+      <w:r>
+        <w:t xml:space="preserve"> </w:t>
+      </w:r>
+      <w:r>
+        <w:t xml:space="preserve">against the knowledge base. The retained schema yields macro F1</w:t>
+      </w:r>
+      <w:r>
+        <w:t xml:space="preserve"> </w:t>
+      </w:r>
+      <w:r>
+        <w:t xml:space="preserve">0.887 and micro F1 0.909 on the held-out validation set</w:t>
+      </w:r>
+      <w:r>
+        <w:t xml:space="preserve"> </w:t>
+      </w:r>
+      <w:r>
+        <w:t xml:space="preserve">(Section 6.4).</w:t>
+      </w:r>
+    </w:p>
+    <w:p>
+      <w:pPr>
+        <w:pStyle w:val="BodyText"/>
+      </w:pPr>
+      <w:r>
+        <w:rPr>
+          <w:b/>
+          <w:bCs/>
+        </w:rPr>
+        <w:t xml:space="preserve">RQ2: How effectively can a fine-tuned BERT model recognise the</w:t>
+      </w:r>
+      <w:r>
+        <w:rPr>
+          <w:b/>
+          <w:bCs/>
+        </w:rPr>
+        <w:t xml:space="preserve"> </w:t>
+      </w:r>
+      <w:r>
+        <w:rPr>
+          <w:b/>
+          <w:bCs/>
+        </w:rPr>
+        <w:t xml:space="preserve">chosen entities, and what loss function and sampling strategy</w:t>
+      </w:r>
+      <w:r>
+        <w:rPr>
+          <w:b/>
+          <w:bCs/>
+        </w:rPr>
+        <w:t xml:space="preserve"> </w:t>
+      </w:r>
+      <w:r>
+        <w:rPr>
+          <w:b/>
+          <w:bCs/>
+        </w:rPr>
+        <w:t xml:space="preserve">produce the most balanced per-entity performance under severe</w:t>
+      </w:r>
+      <w:r>
+        <w:rPr>
+          <w:b/>
+          <w:bCs/>
+        </w:rPr>
+        <w:t xml:space="preserve"> </w:t>
+      </w:r>
+      <w:r>
+        <w:rPr>
+          <w:b/>
+          <w:bCs/>
+        </w:rPr>
+        <w:t xml:space="preserve">class imbalance?</w:t>
+      </w:r>
+    </w:p>
+    <w:p>
+      <w:pPr>
+        <w:pStyle w:val="BodyText"/>
+      </w:pPr>
+      <w:r>
+        <w:t xml:space="preserve">A fine-tuned</w:t>
+      </w:r>
+      <w:r>
+        <w:t xml:space="preserve"> </w:t>
+      </w:r>
+      <w:r>
+        <w:rPr>
+          <w:rStyle w:val="VerbatimChar"/>
+        </w:rPr>
+        <w:t xml:space="preserve">bert-base-cased</w:t>
+      </w:r>
+      <w:r>
+        <w:t xml:space="preserve"> </w:t>
+      </w:r>
+      <w:r>
+        <w:t xml:space="preserve">model achieves the per-entity F1</w:t>
+      </w:r>
+      <w:r>
+        <w:t xml:space="preserve"> </w:t>
+      </w:r>
+      <w:r>
+        <w:t xml:space="preserve">distribution reported in Table 6.4, with the lowest-performing</w:t>
+      </w:r>
+      <w:r>
+        <w:t xml:space="preserve"> </w:t>
+      </w:r>
+      <w:r>
+        <w:t xml:space="preserve">entity (VICTIM) at F1 0.817 and the highest-performing entity</w:t>
+      </w:r>
+      <w:r>
+        <w:t xml:space="preserve"> </w:t>
+      </w:r>
+      <w:r>
+        <w:t xml:space="preserve">(DATE) at F1 0.956. The ablation in Table 6.5 shows that the</w:t>
+      </w:r>
+      <w:r>
+        <w:t xml:space="preserve"> </w:t>
+      </w:r>
+      <w:r>
+        <w:t xml:space="preserve">combination of focal loss (γ = 2.0) with inverse-frequency class</w:t>
+      </w:r>
+      <w:r>
+        <w:t xml:space="preserve"> </w:t>
+      </w:r>
+      <w:r>
+        <w:t xml:space="preserve">weighting delivers the most balanced per-entity performance,</w:t>
+      </w:r>
+      <w:r>
+        <w:t xml:space="preserve"> </w:t>
+      </w:r>
+      <w:r>
+        <w:t xml:space="preserve">improving VICTIM by approximately eleven F1 points over plain</w:t>
+      </w:r>
+      <w:r>
+        <w:t xml:space="preserve"> </w:t>
+      </w:r>
+      <w:r>
+        <w:t xml:space="preserve">cross entropy and ACTION by approximately seven F1 points, without</w:t>
+      </w:r>
+      <w:r>
+        <w:t xml:space="preserve"> </w:t>
+      </w:r>
+      <w:r>
+        <w:t xml:space="preserve">hurting any high-support entity. Stratified diversity sampling</w:t>
+      </w:r>
+      <w:r>
+        <w:t xml:space="preserve"> </w:t>
+      </w:r>
+      <w:r>
+        <w:t xml:space="preserve">augmented with template-based examples produced a 50,000-example</w:t>
+      </w:r>
+      <w:r>
+        <w:t xml:space="preserve"> </w:t>
+      </w:r>
+      <w:r>
+        <w:t xml:space="preserve">training corpus in which rare entities are sufficiently represented</w:t>
+      </w:r>
+      <w:r>
+        <w:t xml:space="preserve"> </w:t>
+      </w:r>
+      <w:r>
+        <w:t xml:space="preserve">to fine-tune effectively.</w:t>
+      </w:r>
+    </w:p>
+    <w:p>
+      <w:pPr>
+        <w:pStyle w:val="BodyText"/>
+      </w:pPr>
+      <w:r>
+        <w:rPr>
+          <w:b/>
+          <w:bCs/>
+        </w:rPr>
+        <w:t xml:space="preserve">RQ3: To what extent does a curated knowledge base of African</w:t>
+      </w:r>
+      <w:r>
+        <w:rPr>
+          <w:b/>
+          <w:bCs/>
+        </w:rPr>
+        <w:t xml:space="preserve"> </w:t>
+      </w:r>
+      <w:r>
+        <w:rPr>
+          <w:b/>
+          <w:bCs/>
+        </w:rPr>
+        <w:t xml:space="preserve">armed groups, conflict locations, and a hierarchical taxonomy</w:t>
+      </w:r>
+      <w:r>
+        <w:rPr>
+          <w:b/>
+          <w:bCs/>
+        </w:rPr>
+        <w:t xml:space="preserve"> </w:t>
+      </w:r>
+      <w:r>
+        <w:rPr>
+          <w:b/>
+          <w:bCs/>
+        </w:rPr>
+        <w:t xml:space="preserve">improve the trustworthiness and downstream utility of extracted</w:t>
+      </w:r>
+      <w:r>
+        <w:rPr>
+          <w:b/>
+          <w:bCs/>
+        </w:rPr>
+        <w:t xml:space="preserve"> </w:t>
+      </w:r>
+      <w:r>
+        <w:rPr>
+          <w:b/>
+          <w:bCs/>
+        </w:rPr>
+        <w:t xml:space="preserve">records?</w:t>
+      </w:r>
+    </w:p>
+    <w:p>
+      <w:pPr>
+        <w:pStyle w:val="BodyText"/>
+      </w:pPr>
+      <w:r>
+        <w:t xml:space="preserve">The knowledge base canonicalises 64.3 percent of high-confidence</w:t>
+      </w:r>
+      <w:r>
+        <w:t xml:space="preserve"> </w:t>
+      </w:r>
+      <w:r>
+        <w:t xml:space="preserve">ACTOR spans to a curated identifier with attached country, region,</w:t>
+      </w:r>
+      <w:r>
+        <w:t xml:space="preserve"> </w:t>
+      </w:r>
+      <w:r>
+        <w:t xml:space="preserve">and type metadata. It flags 2.4 percent of multi-entity events as</w:t>
+      </w:r>
+      <w:r>
+        <w:t xml:space="preserve"> </w:t>
+      </w:r>
+      <w:r>
+        <w:t xml:space="preserve">geographically implausible for analyst review. These two figures</w:t>
+      </w:r>
+      <w:r>
+        <w:t xml:space="preserve"> </w:t>
+      </w:r>
+      <w:r>
+        <w:t xml:space="preserve">together demonstrate that the KB layer adds operational metadata</w:t>
+      </w:r>
+      <w:r>
+        <w:t xml:space="preserve"> </w:t>
+      </w:r>
+      <w:r>
+        <w:t xml:space="preserve">to most extractions while flagging a small but useful share for</w:t>
+      </w:r>
+      <w:r>
+        <w:t xml:space="preserve"> </w:t>
+      </w:r>
+      <w:r>
+        <w:t xml:space="preserve">human verification, without aggressively filtering valid</w:t>
+      </w:r>
+      <w:r>
+        <w:t xml:space="preserve"> </w:t>
+      </w:r>
+      <w:r>
+        <w:t xml:space="preserve">extractions out. The four-level taxonomy (Annex B) supports</w:t>
+      </w:r>
+      <w:r>
+        <w:t xml:space="preserve"> </w:t>
+      </w:r>
+      <w:r>
+        <w:t xml:space="preserve">multi-level queries from broad categories to specific event types</w:t>
+      </w:r>
+      <w:r>
+        <w:t xml:space="preserve"> </w:t>
+      </w:r>
+      <w:r>
+        <w:t xml:space="preserve">in the analytics interface.</w:t>
+      </w:r>
+    </w:p>
+    <w:p>
+      <w:pPr>
+        <w:pStyle w:val="BodyText"/>
+      </w:pPr>
+      <w:r>
+        <w:rPr>
+          <w:b/>
+          <w:bCs/>
+        </w:rPr>
+        <w:t xml:space="preserve">RQ4: What system architecture allows the model, the knowledge</w:t>
+      </w:r>
+      <w:r>
+        <w:rPr>
+          <w:b/>
+          <w:bCs/>
+        </w:rPr>
+        <w:t xml:space="preserve"> </w:t>
+      </w:r>
+      <w:r>
+        <w:rPr>
+          <w:b/>
+          <w:bCs/>
+        </w:rPr>
+        <w:t xml:space="preserve">base, and the analytics layer to be operated together by users</w:t>
+      </w:r>
+      <w:r>
+        <w:rPr>
+          <w:b/>
+          <w:bCs/>
+        </w:rPr>
+        <w:t xml:space="preserve"> </w:t>
+      </w:r>
+      <w:r>
+        <w:rPr>
+          <w:b/>
+          <w:bCs/>
+        </w:rPr>
+        <w:t xml:space="preserve">without machine learning expertise?</w:t>
+      </w:r>
+    </w:p>
+    <w:p>
+      <w:pPr>
+        <w:pStyle w:val="BodyText"/>
+      </w:pPr>
+      <w:r>
+        <w:t xml:space="preserve">The four-layer architecture in Section 4.2 — model, service, data,</w:t>
+      </w:r>
+      <w:r>
+        <w:t xml:space="preserve"> </w:t>
+      </w:r>
+      <w:r>
+        <w:t xml:space="preserve">presentation — exposes the model and knowledge base through</w:t>
+      </w:r>
+      <w:r>
+        <w:t xml:space="preserve"> </w:t>
+      </w:r>
+      <w:r>
+        <w:t xml:space="preserve">documented HTTP APIs (Section 5.6) consumed by a React/TypeScript</w:t>
+      </w:r>
+      <w:r>
+        <w:t xml:space="preserve"> </w:t>
+      </w:r>
+      <w:r>
+        <w:t xml:space="preserve">front-end (Section 5.7). User acceptance testing (Section 6.10)</w:t>
+      </w:r>
+      <w:r>
+        <w:t xml:space="preserve"> </w:t>
+      </w:r>
+      <w:r>
+        <w:t xml:space="preserve">returned a mean rating of 4.4 out of 5 across six task dimensions</w:t>
+      </w:r>
+      <w:r>
+        <w:t xml:space="preserve"> </w:t>
+      </w:r>
+      <w:r>
+        <w:t xml:space="preserve">from five participants representing analysts, researchers, and</w:t>
+      </w:r>
+      <w:r>
+        <w:t xml:space="preserve"> </w:t>
+      </w:r>
+      <w:r>
+        <w:t xml:space="preserve">developers. The participants completed all six supplied tasks</w:t>
+      </w:r>
+      <w:r>
+        <w:t xml:space="preserve"> </w:t>
+      </w:r>
+      <w:r>
+        <w:t xml:space="preserve">without ML-specific assistance.</w:t>
+      </w:r>
+    </w:p>
+    <w:bookmarkEnd w:id="88"/>
+    <w:bookmarkStart w:id="89" w:name="contributions"/>
+    <w:p>
+      <w:pPr>
+        <w:pStyle w:val="Heading2"/>
+      </w:pPr>
+      <w:r>
+        <w:t xml:space="preserve">7.3 Contributions</w:t>
       </w:r>
     </w:p>
     <w:p>
@@ -27445,14 +28653,14 @@
         <w:t xml:space="preserve">preparation, training, inference, and operational packaging.</w:t>
       </w:r>
     </w:p>
-    <w:bookmarkEnd w:id="86"/>
-    <w:bookmarkStart w:id="87" w:name="recommendations"/>
+    <w:bookmarkEnd w:id="89"/>
+    <w:bookmarkStart w:id="90" w:name="recommendations"/>
     <w:p>
       <w:pPr>
         <w:pStyle w:val="Heading2"/>
       </w:pPr>
       <w:r>
-        <w:t xml:space="preserve">7.3 Recommendations</w:t>
+        <w:t xml:space="preserve">7.4 Recommendations</w:t>
       </w:r>
     </w:p>
     <w:p>
@@ -27704,7 +28912,7 @@
         <w:t xml:space="preserve"> </w:t>
       </w:r>
       <w:r>
-        <w:t xml:space="preserve">extension (Section 7.4) is the single most important capability</w:t>
+        <w:t xml:space="preserve">extension (Section 7.5) is the single most important capability</w:t>
       </w:r>
       <w:r>
         <w:t xml:space="preserve"> </w:t>
@@ -27713,14 +28921,14 @@
         <w:t xml:space="preserve">gap from an operational standpoint.</w:t>
       </w:r>
     </w:p>
-    <w:bookmarkEnd w:id="87"/>
-    <w:bookmarkStart w:id="91" w:name="future-work"/>
+    <w:bookmarkEnd w:id="90"/>
+    <w:bookmarkStart w:id="94" w:name="future-work"/>
     <w:p>
       <w:pPr>
         <w:pStyle w:val="Heading2"/>
       </w:pPr>
       <w:r>
-        <w:t xml:space="preserve">7.4 Future Work</w:t>
+        <w:t xml:space="preserve">7.5 Future Work</w:t>
       </w:r>
     </w:p>
     <w:p>
@@ -27731,7 +28939,7 @@
         <w:t xml:space="preserve">The future-work programme is organised by priority.</w:t>
       </w:r>
     </w:p>
-    <w:bookmarkStart w:id="88" w:name="high-priority"/>
+    <w:bookmarkStart w:id="91" w:name="high-priority"/>
     <w:p>
       <w:pPr>
         <w:pStyle w:val="Heading3"/>
@@ -27900,8 +29108,8 @@
         <w:t xml:space="preserve">boundary errors identified in Section 6.11.</w:t>
       </w:r>
     </w:p>
-    <w:bookmarkEnd w:id="88"/>
-    <w:bookmarkStart w:id="89" w:name="medium-priority"/>
+    <w:bookmarkEnd w:id="91"/>
+    <w:bookmarkStart w:id="92" w:name="medium-priority"/>
     <w:p>
       <w:pPr>
         <w:pStyle w:val="Heading3"/>
@@ -28064,8 +29272,8 @@
         <w:t xml:space="preserve">acceptance testing.</w:t>
       </w:r>
     </w:p>
-    <w:bookmarkEnd w:id="89"/>
-    <w:bookmarkStart w:id="90" w:name="lower-priority"/>
+    <w:bookmarkEnd w:id="92"/>
+    <w:bookmarkStart w:id="93" w:name="lower-priority"/>
     <w:p>
       <w:pPr>
         <w:pStyle w:val="Heading3"/>
@@ -28230,10 +29438,10 @@
         <w:t xml:space="preserve">programme can be built.</w:t>
       </w:r>
     </w:p>
-    <w:bookmarkEnd w:id="90"/>
-    <w:bookmarkEnd w:id="91"/>
-    <w:bookmarkEnd w:id="92"/>
-    <w:bookmarkStart w:id="93" w:name="references"/>
+    <w:bookmarkEnd w:id="93"/>
+    <w:bookmarkEnd w:id="94"/>
+    <w:bookmarkEnd w:id="95"/>
+    <w:bookmarkStart w:id="96" w:name="references"/>
     <w:p>
       <w:pPr>
         <w:pStyle w:val="Heading1"/>
@@ -30255,8 +31463,8 @@
         <w:t xml:space="preserve">, 2022.</w:t>
       </w:r>
     </w:p>
-    <w:bookmarkEnd w:id="93"/>
-    <w:bookmarkStart w:id="142" w:name="annexes"/>
+    <w:bookmarkEnd w:id="96"/>
+    <w:bookmarkStart w:id="145" w:name="annexes"/>
     <w:p>
       <w:pPr>
         <w:pStyle w:val="Heading1"/>
@@ -30265,7 +31473,7 @@
         <w:t xml:space="preserve">Annexes</w:t>
       </w:r>
     </w:p>
-    <w:bookmarkStart w:id="100" w:name="Xa0179204f50dc069e2e5ab81fbc97f91b1c62ba"/>
+    <w:bookmarkStart w:id="103" w:name="Xa0179204f50dc069e2e5ab81fbc97f91b1c62ba"/>
     <w:p>
       <w:pPr>
         <w:pStyle w:val="Heading2"/>
@@ -30306,7 +31514,7 @@
         <w:t xml:space="preserve">.</w:t>
       </w:r>
     </w:p>
-    <w:bookmarkStart w:id="94" w:name="actor-who"/>
+    <w:bookmarkStart w:id="97" w:name="actor-who"/>
     <w:p>
       <w:pPr>
         <w:pStyle w:val="Heading3"/>
@@ -30624,8 +31832,8 @@
         <w:t xml:space="preserve">ACTOR is tagged).</w:t>
       </w:r>
     </w:p>
-    <w:bookmarkEnd w:id="94"/>
-    <w:bookmarkStart w:id="95" w:name="victim-whom"/>
+    <w:bookmarkEnd w:id="97"/>
+    <w:bookmarkStart w:id="98" w:name="victim-whom"/>
     <w:p>
       <w:pPr>
         <w:pStyle w:val="Heading3"/>
@@ -30829,8 +32037,8 @@
         <w:t xml:space="preserve">- Generic third parties not affected by the violence.</w:t>
       </w:r>
     </w:p>
-    <w:bookmarkEnd w:id="95"/>
-    <w:bookmarkStart w:id="96" w:name="action-what"/>
+    <w:bookmarkEnd w:id="98"/>
+    <w:bookmarkStart w:id="99" w:name="action-what"/>
     <w:p>
       <w:pPr>
         <w:pStyle w:val="Heading3"/>
@@ -30989,8 +32197,8 @@
         <w:t xml:space="preserve">.</w:t>
       </w:r>
     </w:p>
-    <w:bookmarkEnd w:id="96"/>
-    <w:bookmarkStart w:id="97" w:name="date-when"/>
+    <w:bookmarkEnd w:id="99"/>
+    <w:bookmarkStart w:id="100" w:name="date-when"/>
     <w:p>
       <w:pPr>
         <w:pStyle w:val="Heading3"/>
@@ -31110,8 +32318,8 @@
         <w:t xml:space="preserve">.</w:t>
       </w:r>
     </w:p>
-    <w:bookmarkEnd w:id="97"/>
-    <w:bookmarkStart w:id="98" w:name="region-city-district-where"/>
+    <w:bookmarkEnd w:id="100"/>
+    <w:bookmarkStart w:id="101" w:name="region-city-district-where"/>
     <w:p>
       <w:pPr>
         <w:pStyle w:val="Heading3"/>
@@ -31162,8 +32370,8 @@
         <w:t xml:space="preserve">deterministically from CITY and REGION via the knowledge base.</w:t>
       </w:r>
     </w:p>
-    <w:bookmarkEnd w:id="98"/>
-    <w:bookmarkStart w:id="99" w:name="casualties-how"/>
+    <w:bookmarkEnd w:id="101"/>
+    <w:bookmarkStart w:id="102" w:name="casualties-how"/>
     <w:p>
       <w:pPr>
         <w:pStyle w:val="Heading3"/>
@@ -31295,9 +32503,9 @@
         <w:t xml:space="preserve">.</w:t>
       </w:r>
     </w:p>
-    <w:bookmarkEnd w:id="99"/>
-    <w:bookmarkEnd w:id="100"/>
-    <w:bookmarkStart w:id="124" w:name="Xcbf1f9d99e85c2a6c7f5ffee603f1c5ef632cba"/>
+    <w:bookmarkEnd w:id="102"/>
+    <w:bookmarkEnd w:id="103"/>
+    <w:bookmarkStart w:id="127" w:name="Xcbf1f9d99e85c2a6c7f5ffee603f1c5ef632cba"/>
     <w:p>
       <w:pPr>
         <w:pStyle w:val="Heading2"/>
@@ -31320,7 +32528,7 @@
         <w:t xml:space="preserve">are listed only where they apply.</w:t>
       </w:r>
     </w:p>
-    <w:bookmarkStart w:id="106" w:name="level-1-political-violence"/>
+    <w:bookmarkStart w:id="109" w:name="level-1-political-violence"/>
     <w:p>
       <w:pPr>
         <w:pStyle w:val="Heading3"/>
@@ -31329,7 +32537,7 @@
         <w:t xml:space="preserve">Level 1: POLITICAL VIOLENCE</w:t>
       </w:r>
     </w:p>
-    <w:bookmarkStart w:id="101" w:name="level-2-rebellion-armed-insurgency"/>
+    <w:bookmarkStart w:id="104" w:name="level-2-rebellion-armed-insurgency"/>
     <w:p>
       <w:pPr>
         <w:pStyle w:val="Heading4"/>
@@ -31458,8 +32666,8 @@
         <w:t xml:space="preserve">Forced Recruitment</w:t>
       </w:r>
     </w:p>
-    <w:bookmarkEnd w:id="101"/>
-    <w:bookmarkStart w:id="102" w:name="level-2-terrorism"/>
+    <w:bookmarkEnd w:id="104"/>
+    <w:bookmarkStart w:id="105" w:name="level-2-terrorism"/>
     <w:p>
       <w:pPr>
         <w:pStyle w:val="Heading4"/>
@@ -31708,8 +32916,8 @@
         <w:t xml:space="preserve">Attack on Commercial / Economic Target</w:t>
       </w:r>
     </w:p>
-    <w:bookmarkEnd w:id="102"/>
-    <w:bookmarkStart w:id="103" w:name="level-2-coup-and-regime-change-violence"/>
+    <w:bookmarkEnd w:id="105"/>
+    <w:bookmarkStart w:id="106" w:name="level-2-coup-and-regime-change-violence"/>
     <w:p>
       <w:pPr>
         <w:pStyle w:val="Heading4"/>
@@ -31754,8 +32962,8 @@
         <w:t xml:space="preserve">Assassination (Regime Change)</w:t>
       </w:r>
     </w:p>
-    <w:bookmarkEnd w:id="103"/>
-    <w:bookmarkStart w:id="104" w:name="level-2-election-violence"/>
+    <w:bookmarkEnd w:id="106"/>
+    <w:bookmarkStart w:id="107" w:name="level-2-election-violence"/>
     <w:p>
       <w:pPr>
         <w:pStyle w:val="Heading4"/>
@@ -31884,8 +33092,8 @@
         <w:t xml:space="preserve">Targeted Violence Against Opposing Group</w:t>
       </w:r>
     </w:p>
-    <w:bookmarkEnd w:id="104"/>
-    <w:bookmarkStart w:id="105" w:name="level-2-political-repression"/>
+    <w:bookmarkEnd w:id="107"/>
+    <w:bookmarkStart w:id="108" w:name="level-2-political-repression"/>
     <w:p>
       <w:pPr>
         <w:pStyle w:val="Heading4"/>
@@ -31930,9 +33138,9 @@
         <w:t xml:space="preserve">Mass Arrests with Violence</w:t>
       </w:r>
     </w:p>
-    <w:bookmarkEnd w:id="105"/>
-    <w:bookmarkEnd w:id="106"/>
-    <w:bookmarkStart w:id="111" w:name="level-1-criminal-violence"/>
+    <w:bookmarkEnd w:id="108"/>
+    <w:bookmarkEnd w:id="109"/>
+    <w:bookmarkStart w:id="114" w:name="level-1-criminal-violence"/>
     <w:p>
       <w:pPr>
         <w:pStyle w:val="Heading3"/>
@@ -31941,7 +33149,7 @@
         <w:t xml:space="preserve">Level 1: CRIMINAL VIOLENCE</w:t>
       </w:r>
     </w:p>
-    <w:bookmarkStart w:id="107" w:name="level-2-organised-crime-violence"/>
+    <w:bookmarkStart w:id="110" w:name="level-2-organised-crime-violence"/>
     <w:p>
       <w:pPr>
         <w:pStyle w:val="Heading4"/>
@@ -31986,8 +33194,8 @@
         <w:t xml:space="preserve">Violence Against Law Enforcement</w:t>
       </w:r>
     </w:p>
-    <w:bookmarkEnd w:id="107"/>
-    <w:bookmarkStart w:id="108" w:name="level-2-armed-robbery-banditry"/>
+    <w:bookmarkEnd w:id="110"/>
+    <w:bookmarkStart w:id="111" w:name="level-2-armed-robbery-banditry"/>
     <w:p>
       <w:pPr>
         <w:pStyle w:val="Heading4"/>
@@ -32044,8 +33252,8 @@
         <w:t xml:space="preserve">Cattle Raiding (Criminal)</w:t>
       </w:r>
     </w:p>
-    <w:bookmarkEnd w:id="108"/>
-    <w:bookmarkStart w:id="109" w:name="level-2-kidnapping-for-ransom-criminal"/>
+    <w:bookmarkEnd w:id="111"/>
+    <w:bookmarkStart w:id="112" w:name="level-2-kidnapping-for-ransom-criminal"/>
     <w:p>
       <w:pPr>
         <w:pStyle w:val="Heading4"/>
@@ -32078,8 +33286,8 @@
         <w:t xml:space="preserve">Maritime Kidnapping / Piracy with Violence</w:t>
       </w:r>
     </w:p>
-    <w:bookmarkEnd w:id="109"/>
-    <w:bookmarkStart w:id="110" w:name="level-2-criminal-gang-violence"/>
+    <w:bookmarkEnd w:id="112"/>
+    <w:bookmarkStart w:id="113" w:name="level-2-criminal-gang-violence"/>
     <w:p>
       <w:pPr>
         <w:pStyle w:val="Heading4"/>
@@ -32088,9 +33296,9 @@
         <w:t xml:space="preserve">Level 2: Criminal Gang Violence</w:t>
       </w:r>
     </w:p>
-    <w:bookmarkEnd w:id="110"/>
-    <w:bookmarkEnd w:id="111"/>
-    <w:bookmarkStart w:id="116" w:name="level-1-communal-violence"/>
+    <w:bookmarkEnd w:id="113"/>
+    <w:bookmarkEnd w:id="114"/>
+    <w:bookmarkStart w:id="119" w:name="level-1-communal-violence"/>
     <w:p>
       <w:pPr>
         <w:pStyle w:val="Heading3"/>
@@ -32099,7 +33307,7 @@
         <w:t xml:space="preserve">Level 1: COMMUNAL VIOLENCE</w:t>
       </w:r>
     </w:p>
-    <w:bookmarkStart w:id="112" w:name="level-2-ethnic-tribal-conflict"/>
+    <w:bookmarkStart w:id="115" w:name="level-2-ethnic-tribal-conflict"/>
     <w:p>
       <w:pPr>
         <w:pStyle w:val="Heading4"/>
@@ -32144,8 +33352,8 @@
         <w:t xml:space="preserve">Ethnic Revenge Attack</w:t>
       </w:r>
     </w:p>
-    <w:bookmarkEnd w:id="112"/>
-    <w:bookmarkStart w:id="113" w:name="level-2-religious-violence"/>
+    <w:bookmarkEnd w:id="115"/>
+    <w:bookmarkStart w:id="116" w:name="level-2-religious-violence"/>
     <w:p>
       <w:pPr>
         <w:pStyle w:val="Heading4"/>
@@ -32190,8 +33398,8 @@
         <w:t xml:space="preserve">Religious Site Desecration with Violence</w:t>
       </w:r>
     </w:p>
-    <w:bookmarkEnd w:id="113"/>
-    <w:bookmarkStart w:id="114" w:name="level-2-resource-based-conflict"/>
+    <w:bookmarkEnd w:id="116"/>
+    <w:bookmarkStart w:id="117" w:name="level-2-resource-based-conflict"/>
     <w:p>
       <w:pPr>
         <w:pStyle w:val="Heading4"/>
@@ -32236,8 +33444,8 @@
         <w:t xml:space="preserve">Mining / Resource Extraction Violence</w:t>
       </w:r>
     </w:p>
-    <w:bookmarkEnd w:id="114"/>
-    <w:bookmarkStart w:id="115" w:name="level-2-pastoralist-farmer-clashes"/>
+    <w:bookmarkEnd w:id="117"/>
+    <w:bookmarkStart w:id="118" w:name="level-2-pastoralist-farmer-clashes"/>
     <w:p>
       <w:pPr>
         <w:pStyle w:val="Heading4"/>
@@ -32282,9 +33490,9 @@
         <w:t xml:space="preserve">Revenge Raid (Pastoralist)</w:t>
       </w:r>
     </w:p>
-    <w:bookmarkEnd w:id="115"/>
-    <w:bookmarkEnd w:id="116"/>
-    <w:bookmarkStart w:id="122" w:name="level-1-state-violence-against-civilians"/>
+    <w:bookmarkEnd w:id="118"/>
+    <w:bookmarkEnd w:id="119"/>
+    <w:bookmarkStart w:id="125" w:name="level-1-state-violence-against-civilians"/>
     <w:p>
       <w:pPr>
         <w:pStyle w:val="Heading3"/>
@@ -32293,7 +33501,7 @@
         <w:t xml:space="preserve">Level 1: STATE VIOLENCE AGAINST CIVILIANS</w:t>
       </w:r>
     </w:p>
-    <w:bookmarkStart w:id="117" w:name="level-2-extrajudicial-killings"/>
+    <w:bookmarkStart w:id="120" w:name="level-2-extrajudicial-killings"/>
     <w:p>
       <w:pPr>
         <w:pStyle w:val="Heading4"/>
@@ -32338,8 +33546,8 @@
         <w:t xml:space="preserve">Torture Resulting in Death</w:t>
       </w:r>
     </w:p>
-    <w:bookmarkEnd w:id="117"/>
-    <w:bookmarkStart w:id="118" w:name="level-2-state-repression-of-protests"/>
+    <w:bookmarkEnd w:id="120"/>
+    <w:bookmarkStart w:id="121" w:name="level-2-state-repression-of-protests"/>
     <w:p>
       <w:pPr>
         <w:pStyle w:val="Heading4"/>
@@ -32372,8 +33580,8 @@
         <w:t xml:space="preserve">Violent Dispersal Resulting in Deaths</w:t>
       </w:r>
     </w:p>
-    <w:bookmarkEnd w:id="118"/>
-    <w:bookmarkStart w:id="119" w:name="level-2-mass-atrocities-by-state-forces"/>
+    <w:bookmarkEnd w:id="121"/>
+    <w:bookmarkStart w:id="122" w:name="level-2-mass-atrocities-by-state-forces"/>
     <w:p>
       <w:pPr>
         <w:pStyle w:val="Heading4"/>
@@ -32406,8 +33614,8 @@
         <w:t xml:space="preserve">Ethnic Cleansing by State</w:t>
       </w:r>
     </w:p>
-    <w:bookmarkEnd w:id="119"/>
-    <w:bookmarkStart w:id="120" w:name="level-2-forced-displacement-by-state"/>
+    <w:bookmarkEnd w:id="122"/>
+    <w:bookmarkStart w:id="123" w:name="level-2-forced-displacement-by-state"/>
     <w:p>
       <w:pPr>
         <w:pStyle w:val="Heading4"/>
@@ -32440,8 +33648,8 @@
         <w:t xml:space="preserve">Village Burning / Destruction by State</w:t>
       </w:r>
     </w:p>
-    <w:bookmarkEnd w:id="120"/>
-    <w:bookmarkStart w:id="121" w:name="X463ef842c6a7770a20effbc06d649cd86fcd100"/>
+    <w:bookmarkEnd w:id="123"/>
+    <w:bookmarkStart w:id="124" w:name="X463ef842c6a7770a20effbc06d649cd86fcd100"/>
     <w:p>
       <w:pPr>
         <w:pStyle w:val="Heading4"/>
@@ -32462,9 +33670,9 @@
         <w:t xml:space="preserve">Violent Mass Arrest Operation</w:t>
       </w:r>
     </w:p>
-    <w:bookmarkEnd w:id="121"/>
-    <w:bookmarkEnd w:id="122"/>
-    <w:bookmarkStart w:id="123" w:name="classification-decision-rules"/>
+    <w:bookmarkEnd w:id="124"/>
+    <w:bookmarkEnd w:id="125"/>
+    <w:bookmarkStart w:id="126" w:name="classification-decision-rules"/>
     <w:p>
       <w:pPr>
         <w:pStyle w:val="Heading3"/>
@@ -32697,9 +33905,9 @@
         <w:t xml:space="preserve">multi-label.</w:t>
       </w:r>
     </w:p>
-    <w:bookmarkEnd w:id="123"/>
-    <w:bookmarkEnd w:id="124"/>
-    <w:bookmarkStart w:id="130" w:name="annex-c-knowledge-base-entries-excerpt"/>
+    <w:bookmarkEnd w:id="126"/>
+    <w:bookmarkEnd w:id="127"/>
+    <w:bookmarkStart w:id="133" w:name="annex-c-knowledge-base-entries-excerpt"/>
     <w:p>
       <w:pPr>
         <w:pStyle w:val="Heading2"/>
@@ -32740,7 +33948,7 @@
         <w:t xml:space="preserve">.</w:t>
       </w:r>
     </w:p>
-    <w:bookmarkStart w:id="125" w:name="east-africa"/>
+    <w:bookmarkStart w:id="128" w:name="east-africa"/>
     <w:p>
       <w:pPr>
         <w:pStyle w:val="Heading3"/>
@@ -33325,8 +34533,8 @@
         </w:tc>
       </w:tr>
     </w:tbl>
-    <w:bookmarkEnd w:id="125"/>
-    <w:bookmarkStart w:id="126" w:name="west-africa"/>
+    <w:bookmarkEnd w:id="128"/>
+    <w:bookmarkStart w:id="129" w:name="west-africa"/>
     <w:p>
       <w:pPr>
         <w:pStyle w:val="Heading3"/>
@@ -33601,8 +34809,8 @@
         </w:tc>
       </w:tr>
     </w:tbl>
-    <w:bookmarkEnd w:id="126"/>
-    <w:bookmarkStart w:id="127" w:name="north-africa"/>
+    <w:bookmarkEnd w:id="129"/>
+    <w:bookmarkStart w:id="130" w:name="north-africa"/>
     <w:p>
       <w:pPr>
         <w:pStyle w:val="Heading3"/>
@@ -33877,8 +35085,8 @@
         </w:tc>
       </w:tr>
     </w:tbl>
-    <w:bookmarkEnd w:id="127"/>
-    <w:bookmarkStart w:id="128" w:name="sahel-and-elsewhere"/>
+    <w:bookmarkEnd w:id="130"/>
+    <w:bookmarkStart w:id="131" w:name="sahel-and-elsewhere"/>
     <w:p>
       <w:pPr>
         <w:pStyle w:val="Heading3"/>
@@ -34215,8 +35423,8 @@
         </w:tc>
       </w:tr>
     </w:tbl>
-    <w:bookmarkEnd w:id="128"/>
-    <w:bookmarkStart w:id="129" w:name="conflict-affected-cities-excerpt"/>
+    <w:bookmarkEnd w:id="131"/>
+    <w:bookmarkStart w:id="132" w:name="conflict-affected-cities-excerpt"/>
     <w:p>
       <w:pPr>
         <w:pStyle w:val="Heading3"/>
@@ -34696,9 +35904,9 @@
         </w:tc>
       </w:tr>
     </w:tbl>
-    <w:bookmarkEnd w:id="129"/>
-    <w:bookmarkEnd w:id="130"/>
-    <w:bookmarkStart w:id="132" w:name="annex-d-system-screenshots"/>
+    <w:bookmarkEnd w:id="132"/>
+    <w:bookmarkEnd w:id="133"/>
+    <w:bookmarkStart w:id="135" w:name="annex-d-system-screenshots"/>
     <w:p>
       <w:pPr>
         <w:pStyle w:val="Heading2"/>
@@ -35039,7 +36247,7 @@
         <w:t xml:space="preserve">examples.</w:t>
       </w:r>
     </w:p>
-    <w:bookmarkStart w:id="131" w:name="database-schema-postgresql"/>
+    <w:bookmarkStart w:id="134" w:name="database-schema-postgresql"/>
     <w:p>
       <w:pPr>
         <w:pStyle w:val="Heading3"/>
@@ -35910,9 +37118,9 @@
         <w:t xml:space="preserve">for the dashboard.</w:t>
       </w:r>
     </w:p>
-    <w:bookmarkEnd w:id="131"/>
-    <w:bookmarkEnd w:id="132"/>
-    <w:bookmarkStart w:id="136" w:name="annex-e-sample-augmentation-templates"/>
+    <w:bookmarkEnd w:id="134"/>
+    <w:bookmarkEnd w:id="135"/>
+    <w:bookmarkStart w:id="139" w:name="annex-e-sample-augmentation-templates"/>
     <w:p>
       <w:pPr>
         <w:pStyle w:val="Heading2"/>
@@ -35953,7 +37161,7 @@
         <w:t xml:space="preserve">.</w:t>
       </w:r>
     </w:p>
-    <w:bookmarkStart w:id="133" w:name="verb-lexicons"/>
+    <w:bookmarkStart w:id="136" w:name="verb-lexicons"/>
     <w:p>
       <w:pPr>
         <w:pStyle w:val="Heading3"/>
@@ -36082,8 +37290,8 @@
         <w:t xml:space="preserve">defeated, overpowered.</w:t>
       </w:r>
     </w:p>
-    <w:bookmarkEnd w:id="133"/>
-    <w:bookmarkStart w:id="134" w:name="template-patterns"/>
+    <w:bookmarkEnd w:id="136"/>
+    <w:bookmarkStart w:id="137" w:name="template-patterns"/>
     <w:p>
       <w:pPr>
         <w:pStyle w:val="Heading3"/>
@@ -36283,8 +37491,8 @@
         <w:t xml:space="preserve">  {region}.</w:t>
       </w:r>
     </w:p>
-    <w:bookmarkEnd w:id="134"/>
-    <w:bookmarkStart w:id="135" w:name="date-forms"/>
+    <w:bookmarkEnd w:id="137"/>
+    <w:bookmarkStart w:id="138" w:name="date-forms"/>
     <w:p>
       <w:pPr>
         <w:pStyle w:val="Heading3"/>
@@ -36379,9 +37587,9 @@
         <w:t xml:space="preserve">.</w:t>
       </w:r>
     </w:p>
-    <w:bookmarkEnd w:id="135"/>
-    <w:bookmarkEnd w:id="136"/>
-    <w:bookmarkStart w:id="141" w:name="X062ea367b8d35b1179b48ccc5fe6f05477c2190"/>
+    <w:bookmarkEnd w:id="138"/>
+    <w:bookmarkEnd w:id="139"/>
+    <w:bookmarkStart w:id="144" w:name="X062ea367b8d35b1179b48ccc5fe6f05477c2190"/>
     <w:p>
       <w:pPr>
         <w:pStyle w:val="Heading2"/>
@@ -36404,7 +37612,7 @@
         <w:t xml:space="preserve">acceptance testing session.</w:t>
       </w:r>
     </w:p>
-    <w:bookmarkStart w:id="137" w:name="demographic-information"/>
+    <w:bookmarkStart w:id="140" w:name="demographic-information"/>
     <w:p>
       <w:pPr>
         <w:pStyle w:val="Heading3"/>
@@ -36461,8 +37669,8 @@
         <w:t xml:space="preserve">[ ] Advanced</w:t>
       </w:r>
     </w:p>
-    <w:bookmarkEnd w:id="137"/>
-    <w:bookmarkStart w:id="138" w:name="tasks"/>
+    <w:bookmarkEnd w:id="140"/>
+    <w:bookmarkStart w:id="141" w:name="tasks"/>
     <w:p>
       <w:pPr>
         <w:pStyle w:val="Heading3"/>
@@ -36541,8 +37749,8 @@
         <w:t xml:space="preserve">6. Review a flagged event and either confirm or edit the extraction.</w:t>
       </w:r>
     </w:p>
-    <w:bookmarkEnd w:id="138"/>
-    <w:bookmarkStart w:id="139" w:name="likert-scale-evaluation"/>
+    <w:bookmarkEnd w:id="141"/>
+    <w:bookmarkStart w:id="142" w:name="likert-scale-evaluation"/>
     <w:p>
       <w:pPr>
         <w:pStyle w:val="Heading3"/>
@@ -36673,8 +37881,8 @@
         <w:t xml:space="preserve">The system response times felt acceptable for my use case.</w:t>
       </w:r>
     </w:p>
-    <w:bookmarkEnd w:id="139"/>
-    <w:bookmarkStart w:id="140" w:name="open-ended-questions"/>
+    <w:bookmarkEnd w:id="142"/>
+    <w:bookmarkStart w:id="143" w:name="open-ended-questions"/>
     <w:p>
       <w:pPr>
         <w:pStyle w:val="Heading3"/>
@@ -36743,10 +37951,10 @@
         <w:t xml:space="preserve">Reason: ____________________</w:t>
       </w:r>
     </w:p>
-    <w:bookmarkEnd w:id="140"/>
-    <w:bookmarkEnd w:id="141"/>
-    <w:bookmarkEnd w:id="142"/>
-    <w:bookmarkStart w:id="143" w:name="signed-declaration-sheet"/>
+    <w:bookmarkEnd w:id="143"/>
+    <w:bookmarkEnd w:id="144"/>
+    <w:bookmarkEnd w:id="145"/>
+    <w:bookmarkStart w:id="146" w:name="signed-declaration-sheet"/>
     <w:p>
       <w:pPr>
         <w:pStyle w:val="Heading1"/>
@@ -36877,7 +38085,7 @@
         <w:t xml:space="preserve">Date: ___________________________________________</w:t>
       </w:r>
     </w:p>
-    <w:bookmarkEnd w:id="143"/>
+    <w:bookmarkEnd w:id="146"/>
     <w:sectPr>
       <w:footnotePr>
         <w:numRestart w:val="eachSect"/>

--- a/backend/docs/thesis/thesis.docx
+++ b/backend/docs/thesis/thesis.docx
@@ -766,25 +766,25 @@
         <w:pStyle w:val="FirstParagraph"/>
       </w:pPr>
       <w:r>
-        <w:t xml:space="preserve">I am deeply indebted to my advisor, Dr. Fekade Getrahun, for his</w:t>
-      </w:r>
-      <w:r>
-        <w:t xml:space="preserve"> </w:t>
-      </w:r>
-      <w:r>
-        <w:t xml:space="preserve">guidance, critical reading, and steady encouragement throughout the</w:t>
-      </w:r>
-      <w:r>
-        <w:t xml:space="preserve"> </w:t>
-      </w:r>
-      <w:r>
-        <w:t xml:space="preserve">research. His insistence on rigour and operational relevance shaped</w:t>
-      </w:r>
-      <w:r>
-        <w:t xml:space="preserve"> </w:t>
-      </w:r>
-      <w:r>
-        <w:t xml:space="preserve">every chapter of this thesis.</w:t>
+        <w:t xml:space="preserve">The author is deeply indebted to the advisor, Dr. Fekade Getrahun,</w:t>
+      </w:r>
+      <w:r>
+        <w:t xml:space="preserve"> </w:t>
+      </w:r>
+      <w:r>
+        <w:t xml:space="preserve">for the guidance, critical reading, and steady encouragement provided</w:t>
+      </w:r>
+      <w:r>
+        <w:t xml:space="preserve"> </w:t>
+      </w:r>
+      <w:r>
+        <w:t xml:space="preserve">throughout this research. His insistence on rigour and operational</w:t>
+      </w:r>
+      <w:r>
+        <w:t xml:space="preserve"> </w:t>
+      </w:r>
+      <w:r>
+        <w:t xml:space="preserve">relevance shaped every chapter of this thesis.</w:t>
       </w:r>
     </w:p>
     <w:p>
@@ -792,37 +792,43 @@
         <w:pStyle w:val="BodyText"/>
       </w:pPr>
       <w:r>
-        <w:t xml:space="preserve">I thank the staff of the Addis Ababa University Department of Computer</w:t>
-      </w:r>
-      <w:r>
-        <w:t xml:space="preserve"> </w:t>
-      </w:r>
-      <w:r>
-        <w:t xml:space="preserve">Science for their support during the programme. I am grateful to the</w:t>
-      </w:r>
-      <w:r>
-        <w:t xml:space="preserve"> </w:t>
-      </w:r>
-      <w:r>
-        <w:t xml:space="preserve">African Union Continental Early Warning System (AU-CEWS) for</w:t>
-      </w:r>
-      <w:r>
-        <w:t xml:space="preserve"> </w:t>
-      </w:r>
-      <w:r>
-        <w:t xml:space="preserve">articulating the operational requirements that motivated this work,</w:t>
-      </w:r>
-      <w:r>
-        <w:t xml:space="preserve"> </w:t>
-      </w:r>
-      <w:r>
-        <w:t xml:space="preserve">and to the Armed Conflict Location and Event Data Project (ACLED) for</w:t>
-      </w:r>
-      <w:r>
-        <w:t xml:space="preserve"> </w:t>
-      </w:r>
-      <w:r>
-        <w:t xml:space="preserve">maintaining the open dataset on which this study relies.</w:t>
+        <w:t xml:space="preserve">Sincere thanks are due to the staff of the Addis Ababa University</w:t>
+      </w:r>
+      <w:r>
+        <w:t xml:space="preserve"> </w:t>
+      </w:r>
+      <w:r>
+        <w:t xml:space="preserve">Department of Computer Science for their support during the</w:t>
+      </w:r>
+      <w:r>
+        <w:t xml:space="preserve"> </w:t>
+      </w:r>
+      <w:r>
+        <w:t xml:space="preserve">programme, and to the African Union Continental Early Warning System</w:t>
+      </w:r>
+      <w:r>
+        <w:t xml:space="preserve"> </w:t>
+      </w:r>
+      <w:r>
+        <w:t xml:space="preserve">(AU-CEWS) for articulating the operational requirements that</w:t>
+      </w:r>
+      <w:r>
+        <w:t xml:space="preserve"> </w:t>
+      </w:r>
+      <w:r>
+        <w:t xml:space="preserve">motivated this work. The Armed Conflict Location and Event Data</w:t>
+      </w:r>
+      <w:r>
+        <w:t xml:space="preserve"> </w:t>
+      </w:r>
+      <w:r>
+        <w:t xml:space="preserve">Project (ACLED) is gratefully acknowledged for maintaining the open</w:t>
+      </w:r>
+      <w:r>
+        <w:t xml:space="preserve"> </w:t>
+      </w:r>
+      <w:r>
+        <w:t xml:space="preserve">dataset on which this study relies.</w:t>
       </w:r>
     </w:p>
     <w:p>
@@ -830,19 +836,19 @@
         <w:pStyle w:val="BodyText"/>
       </w:pPr>
       <w:r>
-        <w:t xml:space="preserve">I acknowledge the prior thesis work of Taye Abdulkadir, whose</w:t>
-      </w:r>
-      <w:r>
-        <w:t xml:space="preserve"> </w:t>
-      </w:r>
-      <w:r>
-        <w:t xml:space="preserve">exploration of 5W extraction in the African context provided a</w:t>
-      </w:r>
-      <w:r>
-        <w:t xml:space="preserve"> </w:t>
-      </w:r>
-      <w:r>
-        <w:t xml:space="preserve">foundation that this research extends.</w:t>
+        <w:t xml:space="preserve">The author also acknowledges the prior thesis work of Taye</w:t>
+      </w:r>
+      <w:r>
+        <w:t xml:space="preserve"> </w:t>
+      </w:r>
+      <w:r>
+        <w:t xml:space="preserve">Abdulkadir, whose exploration of 5W extraction in the African context</w:t>
+      </w:r>
+      <w:r>
+        <w:t xml:space="preserve"> </w:t>
+      </w:r>
+      <w:r>
+        <w:t xml:space="preserve">provided a foundation that this research extends.</w:t>
       </w:r>
     </w:p>
     <w:p>
@@ -850,13 +856,19 @@
         <w:pStyle w:val="BodyText"/>
       </w:pPr>
       <w:r>
-        <w:t xml:space="preserve">Finally, I thank my family and friends for their patience and support</w:t>
-      </w:r>
-      <w:r>
-        <w:t xml:space="preserve"> </w:t>
-      </w:r>
-      <w:r>
-        <w:t xml:space="preserve">during the long months of training, debugging, and writing.</w:t>
+        <w:t xml:space="preserve">Finally, deepest thanks are owed to the author’s family and friends</w:t>
+      </w:r>
+      <w:r>
+        <w:t xml:space="preserve"> </w:t>
+      </w:r>
+      <w:r>
+        <w:t xml:space="preserve">for their patience and support during the long months of training,</w:t>
+      </w:r>
+      <w:r>
+        <w:t xml:space="preserve"> </w:t>
+      </w:r>
+      <w:r>
+        <w:t xml:space="preserve">debugging, and writing.</w:t>
       </w:r>
     </w:p>
     <w:bookmarkEnd w:id="12"/>
@@ -1247,7 +1259,7 @@
               <w:jc w:val="left"/>
             </w:pPr>
             <w:r>
-              <w:t xml:space="preserve">Pre-processed dataset statistics</w:t>
+              <w:t xml:space="preserve">Hardware and software configuration</w:t>
             </w:r>
           </w:p>
         </w:tc>
@@ -1259,7 +1271,7 @@
               <w:jc w:val="center"/>
             </w:pPr>
             <w:r>
-              <w:t xml:space="preserve">75</w:t>
+              <w:t xml:space="preserve">74</w:t>
             </w:r>
           </w:p>
         </w:tc>
@@ -1285,7 +1297,7 @@
               <w:jc w:val="left"/>
             </w:pPr>
             <w:r>
-              <w:t xml:space="preserve">Entity-level frequency in the full pre-processed corpus</w:t>
+              <w:t xml:space="preserve">Pre-processed dataset statistics</w:t>
             </w:r>
           </w:p>
         </w:tc>
@@ -1297,7 +1309,7 @@
               <w:jc w:val="center"/>
             </w:pPr>
             <w:r>
-              <w:t xml:space="preserve">76</w:t>
+              <w:t xml:space="preserve">75</w:t>
             </w:r>
           </w:p>
         </w:tc>
@@ -1323,7 +1335,7 @@
               <w:jc w:val="left"/>
             </w:pPr>
             <w:r>
-              <w:t xml:space="preserve">Best validation metrics across training runs</w:t>
+              <w:t xml:space="preserve">Entity-level frequency in the full pre-processed corpus</w:t>
             </w:r>
           </w:p>
         </w:tc>
@@ -1335,7 +1347,7 @@
               <w:jc w:val="center"/>
             </w:pPr>
             <w:r>
-              <w:t xml:space="preserve">79</w:t>
+              <w:t xml:space="preserve">76</w:t>
             </w:r>
           </w:p>
         </w:tc>
@@ -1361,7 +1373,7 @@
               <w:jc w:val="left"/>
             </w:pPr>
             <w:r>
-              <w:t xml:space="preserve">Per-entity precision, recall and F1</w:t>
+              <w:t xml:space="preserve">Inverse-frequency class weights used in the focal-loss objective</w:t>
             </w:r>
           </w:p>
         </w:tc>
@@ -1373,7 +1385,7 @@
               <w:jc w:val="center"/>
             </w:pPr>
             <w:r>
-              <w:t xml:space="preserve">81</w:t>
+              <w:t xml:space="preserve">77</w:t>
             </w:r>
           </w:p>
         </w:tc>
@@ -1399,7 +1411,7 @@
               <w:jc w:val="left"/>
             </w:pPr>
             <w:r>
-              <w:t xml:space="preserve">Focal-loss ablation</w:t>
+              <w:t xml:space="preserve">Per-epoch training dynamics</w:t>
             </w:r>
           </w:p>
         </w:tc>
@@ -1411,7 +1423,7 @@
               <w:jc w:val="center"/>
             </w:pPr>
             <w:r>
-              <w:t xml:space="preserve">83</w:t>
+              <w:t xml:space="preserve">78</w:t>
             </w:r>
           </w:p>
         </w:tc>
@@ -1437,6 +1449,120 @@
               <w:jc w:val="left"/>
             </w:pPr>
             <w:r>
+              <w:t xml:space="preserve">Best validation metrics across training runs</w:t>
+            </w:r>
+          </w:p>
+        </w:tc>
+        <w:tc>
+          <w:tcPr/>
+          <w:p>
+            <w:pPr>
+              <w:pStyle w:val="Compact"/>
+              <w:jc w:val="center"/>
+            </w:pPr>
+            <w:r>
+              <w:t xml:space="preserve">79</w:t>
+            </w:r>
+          </w:p>
+        </w:tc>
+      </w:tr>
+      <w:tr>
+        <w:tc>
+          <w:tcPr/>
+          <w:p>
+            <w:pPr>
+              <w:pStyle w:val="Compact"/>
+              <w:jc w:val="center"/>
+            </w:pPr>
+            <w:r>
+              <w:t xml:space="preserve">6.7</w:t>
+            </w:r>
+          </w:p>
+        </w:tc>
+        <w:tc>
+          <w:tcPr/>
+          <w:p>
+            <w:pPr>
+              <w:pStyle w:val="Compact"/>
+              <w:jc w:val="left"/>
+            </w:pPr>
+            <w:r>
+              <w:t xml:space="preserve">Per-entity precision, recall and F1</w:t>
+            </w:r>
+          </w:p>
+        </w:tc>
+        <w:tc>
+          <w:tcPr/>
+          <w:p>
+            <w:pPr>
+              <w:pStyle w:val="Compact"/>
+              <w:jc w:val="center"/>
+            </w:pPr>
+            <w:r>
+              <w:t xml:space="preserve">81</w:t>
+            </w:r>
+          </w:p>
+        </w:tc>
+      </w:tr>
+      <w:tr>
+        <w:tc>
+          <w:tcPr/>
+          <w:p>
+            <w:pPr>
+              <w:pStyle w:val="Compact"/>
+              <w:jc w:val="center"/>
+            </w:pPr>
+            <w:r>
+              <w:t xml:space="preserve">6.8</w:t>
+            </w:r>
+          </w:p>
+        </w:tc>
+        <w:tc>
+          <w:tcPr/>
+          <w:p>
+            <w:pPr>
+              <w:pStyle w:val="Compact"/>
+              <w:jc w:val="left"/>
+            </w:pPr>
+            <w:r>
+              <w:t xml:space="preserve">Focal-loss ablation</w:t>
+            </w:r>
+          </w:p>
+        </w:tc>
+        <w:tc>
+          <w:tcPr/>
+          <w:p>
+            <w:pPr>
+              <w:pStyle w:val="Compact"/>
+              <w:jc w:val="center"/>
+            </w:pPr>
+            <w:r>
+              <w:t xml:space="preserve">83</w:t>
+            </w:r>
+          </w:p>
+        </w:tc>
+      </w:tr>
+      <w:tr>
+        <w:tc>
+          <w:tcPr/>
+          <w:p>
+            <w:pPr>
+              <w:pStyle w:val="Compact"/>
+              <w:jc w:val="center"/>
+            </w:pPr>
+            <w:r>
+              <w:t xml:space="preserve">6.9</w:t>
+            </w:r>
+          </w:p>
+        </w:tc>
+        <w:tc>
+          <w:tcPr/>
+          <w:p>
+            <w:pPr>
+              <w:pStyle w:val="Compact"/>
+              <w:jc w:val="left"/>
+            </w:pPr>
+            <w:r>
               <w:t xml:space="preserve">Inference latency on representative articles</w:t>
             </w:r>
           </w:p>
@@ -1450,6 +1576,44 @@
             </w:pPr>
             <w:r>
               <w:t xml:space="preserve">85</w:t>
+            </w:r>
+          </w:p>
+        </w:tc>
+      </w:tr>
+      <w:tr>
+        <w:tc>
+          <w:tcPr/>
+          <w:p>
+            <w:pPr>
+              <w:pStyle w:val="Compact"/>
+              <w:jc w:val="center"/>
+            </w:pPr>
+            <w:r>
+              <w:t xml:space="preserve">6.10</w:t>
+            </w:r>
+          </w:p>
+        </w:tc>
+        <w:tc>
+          <w:tcPr/>
+          <w:p>
+            <w:pPr>
+              <w:pStyle w:val="Compact"/>
+              <w:jc w:val="left"/>
+            </w:pPr>
+            <w:r>
+              <w:t xml:space="preserve">Aggregated user acceptance testing responses</w:t>
+            </w:r>
+          </w:p>
+        </w:tc>
+        <w:tc>
+          <w:tcPr/>
+          <w:p>
+            <w:pPr>
+              <w:pStyle w:val="Compact"/>
+              <w:jc w:val="center"/>
+            </w:pPr>
+            <w:r>
+              <w:t xml:space="preserve">87</w:t>
             </w:r>
           </w:p>
         </w:tc>
@@ -4106,13 +4270,19 @@
         <w:t xml:space="preserve"> </w:t>
       </w:r>
       <w:r>
-        <w:t xml:space="preserve">Situation Monitoring Centre revealed two persistent gaps. The first</w:t>
-      </w:r>
-      <w:r>
-        <w:t xml:space="preserve"> </w:t>
-      </w:r>
-      <w:r>
-        <w:t xml:space="preserve">is a</w:t>
+        <w:t xml:space="preserve">Situation Monitoring Centre, and the internal documentation of its</w:t>
+      </w:r>
+      <w:r>
+        <w:t xml:space="preserve"> </w:t>
+      </w:r>
+      <w:r>
+        <w:t xml:space="preserve">data-collection and analysis tools [38], revealed two persistent</w:t>
+      </w:r>
+      <w:r>
+        <w:t xml:space="preserve"> </w:t>
+      </w:r>
+      <w:r>
+        <w:t xml:space="preserve">gaps. The first is a</w:t>
       </w:r>
       <w:r>
         <w:t xml:space="preserve"> </w:t>
@@ -4125,25 +4295,25 @@
         <w:t xml:space="preserve">throughput gap</w:t>
       </w:r>
       <w:r>
-        <w:t xml:space="preserve">: the volume of news that human analysts can</w:t>
-      </w:r>
-      <w:r>
-        <w:t xml:space="preserve"> </w:t>
-      </w:r>
-      <w:r>
-        <w:t xml:space="preserve">read in a working day is a small fraction of the daily inflow, and</w:t>
-      </w:r>
-      <w:r>
-        <w:t xml:space="preserve"> </w:t>
-      </w:r>
-      <w:r>
-        <w:t xml:space="preserve">the cognitive load of reading and coding violent-event reports is</w:t>
-      </w:r>
-      <w:r>
-        <w:t xml:space="preserve"> </w:t>
-      </w:r>
-      <w:r>
-        <w:t xml:space="preserve">high. The second is a</w:t>
+        <w:t xml:space="preserve">: the volume of news that human</w:t>
+      </w:r>
+      <w:r>
+        <w:t xml:space="preserve"> </w:t>
+      </w:r>
+      <w:r>
+        <w:t xml:space="preserve">analysts can read in a working day is a small fraction of the daily</w:t>
+      </w:r>
+      <w:r>
+        <w:t xml:space="preserve"> </w:t>
+      </w:r>
+      <w:r>
+        <w:t xml:space="preserve">inflow, and the cognitive load of reading and coding violent-event</w:t>
+      </w:r>
+      <w:r>
+        <w:t xml:space="preserve"> </w:t>
+      </w:r>
+      <w:r>
+        <w:t xml:space="preserve">reports is high. The second is a</w:t>
       </w:r>
       <w:r>
         <w:t xml:space="preserve"> </w:t>
@@ -5335,43 +5505,43 @@
         <w:pStyle w:val="FirstParagraph"/>
       </w:pPr>
       <w:r>
-        <w:t xml:space="preserve">The research adopts a design-science methodology [13] coupled with</w:t>
-      </w:r>
-      <w:r>
-        <w:t xml:space="preserve"> </w:t>
-      </w:r>
-      <w:r>
-        <w:t xml:space="preserve">empirical evaluation of the artefact. Each component is built</w:t>
-      </w:r>
-      <w:r>
-        <w:t xml:space="preserve"> </w:t>
-      </w:r>
-      <w:r>
-        <w:t xml:space="preserve">iteratively, with the lessons of one iteration informing the design of</w:t>
-      </w:r>
-      <w:r>
-        <w:t xml:space="preserve"> </w:t>
-      </w:r>
-      <w:r>
-        <w:t xml:space="preserve">the next, and with quantitative evaluation against held-out data</w:t>
-      </w:r>
-      <w:r>
-        <w:t xml:space="preserve"> </w:t>
-      </w:r>
-      <w:r>
-        <w:t xml:space="preserve">controlling for over-fitting at each stage. The principal methodical</w:t>
-      </w:r>
-      <w:r>
-        <w:t xml:space="preserve"> </w:t>
-      </w:r>
-      <w:r>
-        <w:t xml:space="preserve">choices are summarised below; full detail is provided in</w:t>
-      </w:r>
-      <w:r>
-        <w:t xml:space="preserve"> </w:t>
-      </w:r>
-      <w:r>
-        <w:t xml:space="preserve">Chapter 4 and Chapter 5.</w:t>
+        <w:t xml:space="preserve">The research will adopt a design-science methodology [13] coupled</w:t>
+      </w:r>
+      <w:r>
+        <w:t xml:space="preserve"> </w:t>
+      </w:r>
+      <w:r>
+        <w:t xml:space="preserve">with empirical evaluation of the artefact. Each component will be</w:t>
+      </w:r>
+      <w:r>
+        <w:t xml:space="preserve"> </w:t>
+      </w:r>
+      <w:r>
+        <w:t xml:space="preserve">built iteratively, with the lessons of one iteration informing the</w:t>
+      </w:r>
+      <w:r>
+        <w:t xml:space="preserve"> </w:t>
+      </w:r>
+      <w:r>
+        <w:t xml:space="preserve">design of the next, and with quantitative evaluation against</w:t>
+      </w:r>
+      <w:r>
+        <w:t xml:space="preserve"> </w:t>
+      </w:r>
+      <w:r>
+        <w:t xml:space="preserve">held-out data controlling for over-fitting at each stage. The</w:t>
+      </w:r>
+      <w:r>
+        <w:t xml:space="preserve"> </w:t>
+      </w:r>
+      <w:r>
+        <w:t xml:space="preserve">principal methodical choices are summarised below; full detail will</w:t>
+      </w:r>
+      <w:r>
+        <w:t xml:space="preserve"> </w:t>
+      </w:r>
+      <w:r>
+        <w:t xml:space="preserve">be provided in Chapter 4 and Chapter 5.</w:t>
       </w:r>
     </w:p>
     <w:p>
@@ -5401,43 +5571,43 @@
         <w:t xml:space="preserve"> </w:t>
       </w:r>
       <w:r>
-        <w:t xml:space="preserve">synthetically and naturally annotated text, the entity schema is</w:t>
-      </w:r>
-      <w:r>
-        <w:t xml:space="preserve"> </w:t>
-      </w:r>
-      <w:r>
-        <w:t xml:space="preserve">restricted to entity types that can be reliably found verbatim in</w:t>
-      </w:r>
-      <w:r>
-        <w:t xml:space="preserve"> </w:t>
-      </w:r>
-      <w:r>
-        <w:t xml:space="preserve">source text. EVENT_TYPE and COUNTRY were dropped from the schema in</w:t>
-      </w:r>
-      <w:r>
-        <w:t xml:space="preserve"> </w:t>
-      </w:r>
-      <w:r>
-        <w:t xml:space="preserve">the course of this analysis because their grounding rates were too low</w:t>
-      </w:r>
-      <w:r>
-        <w:t xml:space="preserve"> </w:t>
-      </w:r>
-      <w:r>
-        <w:t xml:space="preserve">to support reliable supervision; instead, COUNTRY is recovered</w:t>
-      </w:r>
-      <w:r>
-        <w:t xml:space="preserve"> </w:t>
-      </w:r>
-      <w:r>
-        <w:t xml:space="preserve">deterministically from the knowledge base and the event-type</w:t>
-      </w:r>
-      <w:r>
-        <w:t xml:space="preserve"> </w:t>
-      </w:r>
-      <w:r>
-        <w:t xml:space="preserve">hierarchy is computed in a post-NER step.</w:t>
+        <w:t xml:space="preserve">synthetically and naturally annotated text, the entity schema will</w:t>
+      </w:r>
+      <w:r>
+        <w:t xml:space="preserve"> </w:t>
+      </w:r>
+      <w:r>
+        <w:t xml:space="preserve">be restricted to entity types that can be reliably found verbatim</w:t>
+      </w:r>
+      <w:r>
+        <w:t xml:space="preserve"> </w:t>
+      </w:r>
+      <w:r>
+        <w:t xml:space="preserve">in source text. EVENT_TYPE and COUNTRY will be dropped from the</w:t>
+      </w:r>
+      <w:r>
+        <w:t xml:space="preserve"> </w:t>
+      </w:r>
+      <w:r>
+        <w:t xml:space="preserve">schema because their grounding rates will be shown by the pilot to</w:t>
+      </w:r>
+      <w:r>
+        <w:t xml:space="preserve"> </w:t>
+      </w:r>
+      <w:r>
+        <w:t xml:space="preserve">be too low to support reliable supervision; instead, COUNTRY will</w:t>
+      </w:r>
+      <w:r>
+        <w:t xml:space="preserve"> </w:t>
+      </w:r>
+      <w:r>
+        <w:t xml:space="preserve">be recovered deterministically from the knowledge base and the</w:t>
+      </w:r>
+      <w:r>
+        <w:t xml:space="preserve"> </w:t>
+      </w:r>
+      <w:r>
+        <w:t xml:space="preserve">event-type hierarchy will be computed in a post-NER step.</w:t>
       </w:r>
     </w:p>
     <w:p>
@@ -5455,61 +5625,61 @@
         <w:t xml:space="preserve"> </w:t>
       </w:r>
       <w:r>
-        <w:t xml:space="preserve">Raw event records are obtained</w:t>
-      </w:r>
-      <w:r>
-        <w:t xml:space="preserve"> </w:t>
-      </w:r>
-      <w:r>
-        <w:t xml:space="preserve">from ACLED via its open data exports. The records are tokenised and</w:t>
-      </w:r>
-      <w:r>
-        <w:t xml:space="preserve"> </w:t>
-      </w:r>
-      <w:r>
-        <w:t xml:space="preserve">labelled in BIO format using the column-to-entity mapping documented</w:t>
-      </w:r>
-      <w:r>
-        <w:t xml:space="preserve"> </w:t>
-      </w:r>
-      <w:r>
-        <w:t xml:space="preserve">in Section 5.2. Stratified diversity sampling is then applied to a</w:t>
-      </w:r>
-      <w:r>
-        <w:t xml:space="preserve"> </w:t>
-      </w:r>
-      <w:r>
-        <w:t xml:space="preserve">target subset size of 35,000 records, with augmentation adding</w:t>
-      </w:r>
-      <w:r>
-        <w:t xml:space="preserve"> </w:t>
-      </w:r>
-      <w:r>
-        <w:t xml:space="preserve">approximately 15,000 templated examples to expand vocabulary coverage</w:t>
-      </w:r>
-      <w:r>
-        <w:t xml:space="preserve"> </w:t>
-      </w:r>
-      <w:r>
-        <w:t xml:space="preserve">of action verbs and victim-targeting constructions that are</w:t>
-      </w:r>
-      <w:r>
-        <w:t xml:space="preserve"> </w:t>
-      </w:r>
-      <w:r>
-        <w:t xml:space="preserve">under-represented in raw ACLED text. The resulting 50,000-example</w:t>
-      </w:r>
-      <w:r>
-        <w:t xml:space="preserve"> </w:t>
-      </w:r>
-      <w:r>
-        <w:t xml:space="preserve">corpus is partitioned into 80 percent training and 20 percent</w:t>
-      </w:r>
-      <w:r>
-        <w:t xml:space="preserve"> </w:t>
-      </w:r>
-      <w:r>
-        <w:t xml:space="preserve">validation.</w:t>
+        <w:t xml:space="preserve">Raw event records will be</w:t>
+      </w:r>
+      <w:r>
+        <w:t xml:space="preserve"> </w:t>
+      </w:r>
+      <w:r>
+        <w:t xml:space="preserve">obtained from ACLED via its open data exports. The records will be</w:t>
+      </w:r>
+      <w:r>
+        <w:t xml:space="preserve"> </w:t>
+      </w:r>
+      <w:r>
+        <w:t xml:space="preserve">tokenised and labelled in BIO format using the column-to-entity</w:t>
+      </w:r>
+      <w:r>
+        <w:t xml:space="preserve"> </w:t>
+      </w:r>
+      <w:r>
+        <w:t xml:space="preserve">mapping documented in Section 5.2. Stratified diversity sampling</w:t>
+      </w:r>
+      <w:r>
+        <w:t xml:space="preserve"> </w:t>
+      </w:r>
+      <w:r>
+        <w:t xml:space="preserve">will then be applied to a target subset size of 35,000 records,</w:t>
+      </w:r>
+      <w:r>
+        <w:t xml:space="preserve"> </w:t>
+      </w:r>
+      <w:r>
+        <w:t xml:space="preserve">with augmentation adding approximately 15,000 templated examples to</w:t>
+      </w:r>
+      <w:r>
+        <w:t xml:space="preserve"> </w:t>
+      </w:r>
+      <w:r>
+        <w:t xml:space="preserve">expand vocabulary coverage of action verbs and victim-targeting</w:t>
+      </w:r>
+      <w:r>
+        <w:t xml:space="preserve"> </w:t>
+      </w:r>
+      <w:r>
+        <w:t xml:space="preserve">constructions that are under-represented in raw ACLED text. The</w:t>
+      </w:r>
+      <w:r>
+        <w:t xml:space="preserve"> </w:t>
+      </w:r>
+      <w:r>
+        <w:t xml:space="preserve">resulting 50,000-example corpus will be partitioned into 80 percent</w:t>
+      </w:r>
+      <w:r>
+        <w:t xml:space="preserve"> </w:t>
+      </w:r>
+      <w:r>
+        <w:t xml:space="preserve">training and 20 percent validation.</w:t>
       </w:r>
     </w:p>
     <w:p>
@@ -5548,43 +5718,49 @@
         <w:t xml:space="preserve"> </w:t>
       </w:r>
       <w:r>
-        <w:t xml:space="preserve">Face hub is fine-tuned for token classification with seventeen output</w:t>
-      </w:r>
-      <w:r>
-        <w:t xml:space="preserve"> </w:t>
-      </w:r>
-      <w:r>
-        <w:t xml:space="preserve">labels (eight entity types times two BIO prefixes, plus the O label).</w:t>
-      </w:r>
-      <w:r>
-        <w:t xml:space="preserve"> </w:t>
-      </w:r>
-      <w:r>
-        <w:t xml:space="preserve">Sub-word labels are aligned by carrying the first-subword label to</w:t>
-      </w:r>
-      <w:r>
-        <w:t xml:space="preserve"> </w:t>
-      </w:r>
-      <w:r>
-        <w:t xml:space="preserve">subsequent sub-words with the B-/I- transition handled explicitly.</w:t>
-      </w:r>
-      <w:r>
-        <w:t xml:space="preserve"> </w:t>
-      </w:r>
-      <w:r>
-        <w:t xml:space="preserve">Training uses AdamW with linear warm-up, optional ReduceLROnPlateau</w:t>
-      </w:r>
-      <w:r>
-        <w:t xml:space="preserve"> </w:t>
-      </w:r>
-      <w:r>
-        <w:t xml:space="preserve">scheduling, gradient clipping, and a focal-loss objective with</w:t>
-      </w:r>
-      <w:r>
-        <w:t xml:space="preserve"> </w:t>
-      </w:r>
-      <w:r>
-        <w:t xml:space="preserve">inverse-frequency class weights computed from the training set.</w:t>
+        <w:t xml:space="preserve">Face hub will be fine-tuned for token classification with seventeen</w:t>
+      </w:r>
+      <w:r>
+        <w:t xml:space="preserve"> </w:t>
+      </w:r>
+      <w:r>
+        <w:t xml:space="preserve">output labels (eight entity types times two BIO prefixes, plus the</w:t>
+      </w:r>
+      <w:r>
+        <w:t xml:space="preserve"> </w:t>
+      </w:r>
+      <w:r>
+        <w:t xml:space="preserve">O label). Sub-word labels will be aligned by carrying the</w:t>
+      </w:r>
+      <w:r>
+        <w:t xml:space="preserve"> </w:t>
+      </w:r>
+      <w:r>
+        <w:t xml:space="preserve">first-subword label to subsequent sub-words with the B-/I-</w:t>
+      </w:r>
+      <w:r>
+        <w:t xml:space="preserve"> </w:t>
+      </w:r>
+      <w:r>
+        <w:t xml:space="preserve">transition handled explicitly. Training will use AdamW with linear</w:t>
+      </w:r>
+      <w:r>
+        <w:t xml:space="preserve"> </w:t>
+      </w:r>
+      <w:r>
+        <w:t xml:space="preserve">warm-up, optional ReduceLROnPlateau scheduling, gradient clipping,</w:t>
+      </w:r>
+      <w:r>
+        <w:t xml:space="preserve"> </w:t>
+      </w:r>
+      <w:r>
+        <w:t xml:space="preserve">and a focal-loss objective with inverse-frequency class weights</w:t>
+      </w:r>
+      <w:r>
+        <w:t xml:space="preserve"> </w:t>
+      </w:r>
+      <w:r>
+        <w:t xml:space="preserve">computed from the training set.</w:t>
       </w:r>
     </w:p>
     <w:p>
@@ -5608,37 +5784,37 @@
         <w:t xml:space="preserve"> </w:t>
       </w:r>
       <w:r>
-        <w:t xml:space="preserve">armed groups, conflict-affected cities, and the four-level taxonomy is</w:t>
-      </w:r>
-      <w:r>
-        <w:t xml:space="preserve"> </w:t>
-      </w:r>
-      <w:r>
-        <w:t xml:space="preserve">loaded at inference time. Raw entity spans are validated against the</w:t>
-      </w:r>
-      <w:r>
-        <w:t xml:space="preserve"> </w:t>
-      </w:r>
-      <w:r>
-        <w:t xml:space="preserve">knowledge base, with confidence scores adjusted upward for entities</w:t>
-      </w:r>
-      <w:r>
-        <w:t xml:space="preserve"> </w:t>
-      </w:r>
-      <w:r>
-        <w:t xml:space="preserve">that match curated entries and downward for those that do not. The</w:t>
-      </w:r>
-      <w:r>
-        <w:t xml:space="preserve"> </w:t>
-      </w:r>
-      <w:r>
-        <w:t xml:space="preserve">post-NER pipeline then assembles a 5W1H record per detected event</w:t>
-      </w:r>
-      <w:r>
-        <w:t xml:space="preserve"> </w:t>
-      </w:r>
-      <w:r>
-        <w:t xml:space="preserve">description.</w:t>
+        <w:t xml:space="preserve">armed groups, conflict-affected cities, and the four-level taxonomy</w:t>
+      </w:r>
+      <w:r>
+        <w:t xml:space="preserve"> </w:t>
+      </w:r>
+      <w:r>
+        <w:t xml:space="preserve">will be loaded at inference time. Raw entity spans will be</w:t>
+      </w:r>
+      <w:r>
+        <w:t xml:space="preserve"> </w:t>
+      </w:r>
+      <w:r>
+        <w:t xml:space="preserve">validated against the knowledge base, with confidence scores</w:t>
+      </w:r>
+      <w:r>
+        <w:t xml:space="preserve"> </w:t>
+      </w:r>
+      <w:r>
+        <w:t xml:space="preserve">adjusted upward for entities that match curated entries and</w:t>
+      </w:r>
+      <w:r>
+        <w:t xml:space="preserve"> </w:t>
+      </w:r>
+      <w:r>
+        <w:t xml:space="preserve">downward for those that do not. The post-NER pipeline will then</w:t>
+      </w:r>
+      <w:r>
+        <w:t xml:space="preserve"> </w:t>
+      </w:r>
+      <w:r>
+        <w:t xml:space="preserve">assemble a 5W1H record per detected event description.</w:t>
       </w:r>
     </w:p>
     <w:p>
@@ -5656,31 +5832,31 @@
         <w:t xml:space="preserve"> </w:t>
       </w:r>
       <w:r>
-        <w:t xml:space="preserve">The trained model, the knowledge base, and the</w:t>
-      </w:r>
-      <w:r>
-        <w:t xml:space="preserve"> </w:t>
-      </w:r>
-      <w:r>
-        <w:t xml:space="preserve">event store are exposed through a FastAPI service with documented</w:t>
-      </w:r>
-      <w:r>
-        <w:t xml:space="preserve"> </w:t>
-      </w:r>
-      <w:r>
-        <w:t xml:space="preserve">routes for each capability, and a React/TypeScript front-end is built</w:t>
-      </w:r>
-      <w:r>
-        <w:t xml:space="preserve"> </w:t>
-      </w:r>
-      <w:r>
-        <w:t xml:space="preserve">on top of it. The system is containerised with Docker Compose for</w:t>
-      </w:r>
-      <w:r>
-        <w:t xml:space="preserve"> </w:t>
-      </w:r>
-      <w:r>
-        <w:t xml:space="preserve">reproducible deployment.</w:t>
+        <w:t xml:space="preserve">The trained model, the knowledge base, and</w:t>
+      </w:r>
+      <w:r>
+        <w:t xml:space="preserve"> </w:t>
+      </w:r>
+      <w:r>
+        <w:t xml:space="preserve">the event store will be exposed through a FastAPI service with</w:t>
+      </w:r>
+      <w:r>
+        <w:t xml:space="preserve"> </w:t>
+      </w:r>
+      <w:r>
+        <w:t xml:space="preserve">documented routes for each capability, and a React/TypeScript</w:t>
+      </w:r>
+      <w:r>
+        <w:t xml:space="preserve"> </w:t>
+      </w:r>
+      <w:r>
+        <w:t xml:space="preserve">front-end will be built on top of it. The system will be</w:t>
+      </w:r>
+      <w:r>
+        <w:t xml:space="preserve"> </w:t>
+      </w:r>
+      <w:r>
+        <w:t xml:space="preserve">containerised with Docker Compose for reproducible deployment.</w:t>
       </w:r>
     </w:p>
     <w:p>
@@ -5698,37 +5874,37 @@
         <w:t xml:space="preserve"> </w:t>
       </w:r>
       <w:r>
-        <w:t xml:space="preserve">The fine-tuned model is evaluated against a held-out</w:t>
-      </w:r>
-      <w:r>
-        <w:t xml:space="preserve"> </w:t>
-      </w:r>
-      <w:r>
-        <w:t xml:space="preserve">validation set using token-level accuracy, per-entity precision,</w:t>
-      </w:r>
-      <w:r>
-        <w:t xml:space="preserve"> </w:t>
-      </w:r>
-      <w:r>
-        <w:t xml:space="preserve">recall, and F1, and through qualitative inspection on out-of-corpus</w:t>
-      </w:r>
-      <w:r>
-        <w:t xml:space="preserve"> </w:t>
-      </w:r>
-      <w:r>
-        <w:t xml:space="preserve">news articles. End-to-end latency is measured at inference time, and</w:t>
-      </w:r>
-      <w:r>
-        <w:t xml:space="preserve"> </w:t>
-      </w:r>
-      <w:r>
-        <w:t xml:space="preserve">qualitative user acceptance testing is conducted on a small group of</w:t>
-      </w:r>
-      <w:r>
-        <w:t xml:space="preserve"> </w:t>
-      </w:r>
-      <w:r>
-        <w:t xml:space="preserve">representative users.</w:t>
+        <w:t xml:space="preserve">The fine-tuned model will be evaluated against a</w:t>
+      </w:r>
+      <w:r>
+        <w:t xml:space="preserve"> </w:t>
+      </w:r>
+      <w:r>
+        <w:t xml:space="preserve">held-out validation set using token-level accuracy, per-entity</w:t>
+      </w:r>
+      <w:r>
+        <w:t xml:space="preserve"> </w:t>
+      </w:r>
+      <w:r>
+        <w:t xml:space="preserve">precision, recall, and F1, and through qualitative inspection on</w:t>
+      </w:r>
+      <w:r>
+        <w:t xml:space="preserve"> </w:t>
+      </w:r>
+      <w:r>
+        <w:t xml:space="preserve">out-of-corpus news articles. End-to-end latency will be measured at</w:t>
+      </w:r>
+      <w:r>
+        <w:t xml:space="preserve"> </w:t>
+      </w:r>
+      <w:r>
+        <w:t xml:space="preserve">inference time, and qualitative user acceptance testing will be</w:t>
+      </w:r>
+      <w:r>
+        <w:t xml:space="preserve"> </w:t>
+      </w:r>
+      <w:r>
+        <w:t xml:space="preserve">conducted on a small group of representative users.</w:t>
       </w:r>
     </w:p>
     <w:bookmarkEnd w:id="25"/>
@@ -7992,7 +8168,13 @@
         <w:t xml:space="preserve"> </w:t>
       </w:r>
       <w:r>
-        <w:t xml:space="preserve">CE(p, y) = -log p_y, the focal loss is</w:t>
+        <w:rPr>
+          <w:rStyle w:val="VerbatimChar"/>
+        </w:rPr>
+        <w:t xml:space="preserve">CE(p, y) = -log p_y</w:t>
+      </w:r>
+      <w:r>
+        <w:t xml:space="preserve">, the focal loss is given by</w:t>
       </w:r>
     </w:p>
     <w:p>
@@ -8000,7 +8182,16 @@
         <w:pStyle w:val="BlockText"/>
       </w:pPr>
       <w:r>
-        <w:t xml:space="preserve">FL(p, y) = -α_y (1 - p_y)^γ log p_y</w:t>
+        <w:rPr>
+          <w:rStyle w:val="VerbatimChar"/>
+        </w:rPr>
+        <w:t xml:space="preserve">FL(p, y) = -α_y · (1 - p_y)^γ · log p_y</w:t>
+      </w:r>
+      <w:r>
+        <w:t xml:space="preserve"> </w:t>
+      </w:r>
+      <w:r>
+        <w:t xml:space="preserve">(1)</w:t>
       </w:r>
     </w:p>
     <w:p>
@@ -8008,25 +8199,31 @@
         <w:pStyle w:val="FirstParagraph"/>
       </w:pPr>
       <w:r>
-        <w:t xml:space="preserve">where γ controls the strength of down-weighting (γ = 0 recovers</w:t>
-      </w:r>
-      <w:r>
-        <w:t xml:space="preserve"> </w:t>
-      </w:r>
-      <w:r>
-        <w:t xml:space="preserve">cross entropy) and α_y is an optional per-class weight. Focal loss</w:t>
-      </w:r>
-      <w:r>
-        <w:t xml:space="preserve"> </w:t>
-      </w:r>
-      <w:r>
-        <w:t xml:space="preserve">has been shown to outperform plain cross entropy in object detection</w:t>
-      </w:r>
-      <w:r>
-        <w:t xml:space="preserve"> </w:t>
-      </w:r>
-      <w:r>
-        <w:t xml:space="preserve">and in token classification with imbalanced labels, particularly when</w:t>
+        <w:t xml:space="preserve">where p_y is the model’s predicted probability for the true class y,</w:t>
+      </w:r>
+      <w:r>
+        <w:t xml:space="preserve"> </w:t>
+      </w:r>
+      <w:r>
+        <w:t xml:space="preserve">γ controls the strength of down-weighting (γ = 0 recovers cross</w:t>
+      </w:r>
+      <w:r>
+        <w:t xml:space="preserve"> </w:t>
+      </w:r>
+      <w:r>
+        <w:t xml:space="preserve">entropy), and α_y is an optional per-class weight. Focal loss has</w:t>
+      </w:r>
+      <w:r>
+        <w:t xml:space="preserve"> </w:t>
+      </w:r>
+      <w:r>
+        <w:t xml:space="preserve">been shown to outperform plain cross entropy in object detection and</w:t>
+      </w:r>
+      <w:r>
+        <w:t xml:space="preserve"> </w:t>
+      </w:r>
+      <w:r>
+        <w:t xml:space="preserve">in token classification with imbalanced labels, particularly when</w:t>
       </w:r>
       <w:r>
         <w:t xml:space="preserve"> </w:t>
@@ -8064,13 +8261,13 @@
         <w:t xml:space="preserve"> </w:t>
       </w:r>
       <w:r>
-        <w:t xml:space="preserve">implementation follows the formulation in [12], extended with optional</w:t>
-      </w:r>
-      <w:r>
-        <w:t xml:space="preserve"> </w:t>
-      </w:r>
-      <w:r>
-        <w:t xml:space="preserve">label smoothing β for regularisation:</w:t>
+        <w:t xml:space="preserve">implementation follows the formulation in equation (1), extended</w:t>
+      </w:r>
+      <w:r>
+        <w:t xml:space="preserve"> </w:t>
+      </w:r>
+      <w:r>
+        <w:t xml:space="preserve">with optional label smoothing β for regularisation:</w:t>
       </w:r>
     </w:p>
     <w:p>
@@ -8078,7 +8275,24 @@
         <w:pStyle w:val="BlockText"/>
       </w:pPr>
       <w:r>
-        <w:t xml:space="preserve">FL_LS(p, y) = -α_y (1 - p_y)^γ Σ_c y’_c log p_c</w:t>
+        <w:rPr>
+          <w:rStyle w:val="VerbatimChar"/>
+        </w:rPr>
+        <w:t xml:space="preserve">FL_LS(p, y) = -α_y · (1 - p_y)^γ · Σ_c y'_c · log p_c</w:t>
+      </w:r>
+      <w:r>
+        <w:t xml:space="preserve"> </w:t>
+      </w:r>
+      <w:r>
+        <w:t xml:space="preserve">(2)</w:t>
+      </w:r>
+    </w:p>
+    <w:p>
+      <w:pPr>
+        <w:pStyle w:val="FirstParagraph"/>
+      </w:pPr>
+      <w:r>
+        <w:t xml:space="preserve">where the smoothed target distribution is defined by</w:t>
       </w:r>
     </w:p>
     <w:p>
@@ -8086,7 +8300,16 @@
         <w:pStyle w:val="BlockText"/>
       </w:pPr>
       <w:r>
-        <w:t xml:space="preserve">where y’_c = (1 − β) · 1[c = y] + β / (C − 1) · 1[c ≠ y].</w:t>
+        <w:rPr>
+          <w:rStyle w:val="VerbatimChar"/>
+        </w:rPr>
+        <w:t xml:space="preserve">y'_c = (1 - β) · 1[c = y] + β / (C - 1) · 1[c ≠ y]</w:t>
+      </w:r>
+      <w:r>
+        <w:t xml:space="preserve"> </w:t>
+      </w:r>
+      <w:r>
+        <w:t xml:space="preserve">(3)</w:t>
       </w:r>
     </w:p>
     <w:p>
@@ -8094,6 +8317,26 @@
         <w:pStyle w:val="FirstParagraph"/>
       </w:pPr>
       <w:r>
+        <w:t xml:space="preserve">in which 1[·] is the indicator function, C is the total number of</w:t>
+      </w:r>
+      <w:r>
+        <w:t xml:space="preserve"> </w:t>
+      </w:r>
+      <w:r>
+        <w:t xml:space="preserve">classes, and β ∈ [0, 1) is the smoothing factor (β = 0 recovers the</w:t>
+      </w:r>
+      <w:r>
+        <w:t xml:space="preserve"> </w:t>
+      </w:r>
+      <w:r>
+        <w:t xml:space="preserve">one-hot target).</w:t>
+      </w:r>
+    </w:p>
+    <w:p>
+      <w:pPr>
+        <w:pStyle w:val="BodyText"/>
+      </w:pPr>
+      <w:r>
         <w:t xml:space="preserve">The inverse-frequency weight for class c is computed once at the</w:t>
       </w:r>
       <w:r>
@@ -8108,7 +8351,16 @@
         <w:pStyle w:val="BlockText"/>
       </w:pPr>
       <w:r>
-        <w:t xml:space="preserve">α_c = T / (C · max(f_c, 1)),</w:t>
+        <w:rPr>
+          <w:rStyle w:val="VerbatimChar"/>
+        </w:rPr>
+        <w:t xml:space="preserve">α_c = T / (C · max(f_c, 1))</w:t>
+      </w:r>
+      <w:r>
+        <w:t xml:space="preserve"> </w:t>
+      </w:r>
+      <w:r>
+        <w:t xml:space="preserve">(4)</w:t>
       </w:r>
     </w:p>
     <w:p>
@@ -14313,7 +14565,7 @@
         <w:rPr>
           <w:rStyle w:val="VerbatimChar"/>
         </w:rPr>
-        <w:t xml:space="preserve">Algorithm 4.1  Sub-word label alignment for BIO tagging</w:t>
+        <w:t xml:space="preserve">---------------------------------------------------------------</w:t>
       </w:r>
       <w:r>
         <w:br/>
@@ -14322,6 +14574,24 @@
         <w:rPr>
           <w:rStyle w:val="VerbatimChar"/>
         </w:rPr>
+        <w:t xml:space="preserve">Input:  tokens t[1..n], labels y[1..n], tokenizer T</w:t>
+      </w:r>
+      <w:r>
+        <w:br/>
+      </w:r>
+      <w:r>
+        <w:rPr>
+          <w:rStyle w:val="VerbatimChar"/>
+        </w:rPr>
+        <w:t xml:space="preserve">Output: aligned_label_ids l[1..m] with m &gt;= n</w:t>
+      </w:r>
+      <w:r>
+        <w:br/>
+      </w:r>
+      <w:r>
+        <w:rPr>
+          <w:rStyle w:val="VerbatimChar"/>
+        </w:rPr>
         <w:t xml:space="preserve">---------------------------------------------------------------</w:t>
       </w:r>
       <w:r>
@@ -14331,7 +14601,7 @@
         <w:rPr>
           <w:rStyle w:val="VerbatimChar"/>
         </w:rPr>
-        <w:t xml:space="preserve">Input:  tokens t[1..n], labels y[1..n], tokenizer T</w:t>
+        <w:t xml:space="preserve">enc        &lt;- T(tokens = t, is_split_into_words = True)</w:t>
       </w:r>
       <w:r>
         <w:br/>
@@ -14340,7 +14610,7 @@
         <w:rPr>
           <w:rStyle w:val="VerbatimChar"/>
         </w:rPr>
-        <w:t xml:space="preserve">Output: aligned_label_ids l[1..m] with m &gt;= n</w:t>
+        <w:t xml:space="preserve">word_ids   &lt;- enc.word_ids()</w:t>
       </w:r>
       <w:r>
         <w:br/>
@@ -14349,178 +14619,172 @@
         <w:rPr>
           <w:rStyle w:val="VerbatimChar"/>
         </w:rPr>
+        <w:t xml:space="preserve">l          &lt;- empty list</w:t>
+      </w:r>
+      <w:r>
+        <w:br/>
+      </w:r>
+      <w:r>
+        <w:rPr>
+          <w:rStyle w:val="VerbatimChar"/>
+        </w:rPr>
+        <w:t xml:space="preserve">prev       &lt;- null</w:t>
+      </w:r>
+      <w:r>
+        <w:br/>
+      </w:r>
+      <w:r>
+        <w:rPr>
+          <w:rStyle w:val="VerbatimChar"/>
+        </w:rPr>
+        <w:t xml:space="preserve">for each w in word_ids do</w:t>
+      </w:r>
+      <w:r>
+        <w:br/>
+      </w:r>
+      <w:r>
+        <w:rPr>
+          <w:rStyle w:val="VerbatimChar"/>
+        </w:rPr>
+        <w:t xml:space="preserve">    if w is null then</w:t>
+      </w:r>
+      <w:r>
+        <w:br/>
+      </w:r>
+      <w:r>
+        <w:rPr>
+          <w:rStyle w:val="VerbatimChar"/>
+        </w:rPr>
+        <w:t xml:space="preserve">        append IGNORE_INDEX (-100) to l</w:t>
+      </w:r>
+      <w:r>
+        <w:br/>
+      </w:r>
+      <w:r>
+        <w:rPr>
+          <w:rStyle w:val="VerbatimChar"/>
+        </w:rPr>
+        <w:t xml:space="preserve">    else if w != prev then</w:t>
+      </w:r>
+      <w:r>
+        <w:br/>
+      </w:r>
+      <w:r>
+        <w:rPr>
+          <w:rStyle w:val="VerbatimChar"/>
+        </w:rPr>
+        <w:t xml:space="preserve">        append label2id[ y[w] ] to l                  # first sub-word</w:t>
+      </w:r>
+      <w:r>
+        <w:br/>
+      </w:r>
+      <w:r>
+        <w:rPr>
+          <w:rStyle w:val="VerbatimChar"/>
+        </w:rPr>
+        <w:t xml:space="preserve">    else                                              # later sub-word</w:t>
+      </w:r>
+      <w:r>
+        <w:br/>
+      </w:r>
+      <w:r>
+        <w:rPr>
+          <w:rStyle w:val="VerbatimChar"/>
+        </w:rPr>
+        <w:t xml:space="preserve">        label &lt;- y[w]</w:t>
+      </w:r>
+      <w:r>
+        <w:br/>
+      </w:r>
+      <w:r>
+        <w:rPr>
+          <w:rStyle w:val="VerbatimChar"/>
+        </w:rPr>
+        <w:t xml:space="preserve">        if label starts with "B-" then</w:t>
+      </w:r>
+      <w:r>
+        <w:br/>
+      </w:r>
+      <w:r>
+        <w:rPr>
+          <w:rStyle w:val="VerbatimChar"/>
+        </w:rPr>
+        <w:t xml:space="preserve">            label &lt;- "I-" + label[2:]                 # B-&gt;I transition</w:t>
+      </w:r>
+      <w:r>
+        <w:br/>
+      </w:r>
+      <w:r>
+        <w:rPr>
+          <w:rStyle w:val="VerbatimChar"/>
+        </w:rPr>
+        <w:t xml:space="preserve">        end if</w:t>
+      </w:r>
+      <w:r>
+        <w:br/>
+      </w:r>
+      <w:r>
+        <w:rPr>
+          <w:rStyle w:val="VerbatimChar"/>
+        </w:rPr>
+        <w:t xml:space="preserve">        append label2id[ label ] to l</w:t>
+      </w:r>
+      <w:r>
+        <w:br/>
+      </w:r>
+      <w:r>
+        <w:rPr>
+          <w:rStyle w:val="VerbatimChar"/>
+        </w:rPr>
+        <w:t xml:space="preserve">    end if</w:t>
+      </w:r>
+      <w:r>
+        <w:br/>
+      </w:r>
+      <w:r>
+        <w:rPr>
+          <w:rStyle w:val="VerbatimChar"/>
+        </w:rPr>
+        <w:t xml:space="preserve">    prev &lt;- w</w:t>
+      </w:r>
+      <w:r>
+        <w:br/>
+      </w:r>
+      <w:r>
+        <w:rPr>
+          <w:rStyle w:val="VerbatimChar"/>
+        </w:rPr>
+        <w:t xml:space="preserve">end for</w:t>
+      </w:r>
+      <w:r>
+        <w:br/>
+      </w:r>
+      <w:r>
+        <w:rPr>
+          <w:rStyle w:val="VerbatimChar"/>
+        </w:rPr>
+        <w:t xml:space="preserve">return l</w:t>
+      </w:r>
+      <w:r>
+        <w:br/>
+      </w:r>
+      <w:r>
+        <w:rPr>
+          <w:rStyle w:val="VerbatimChar"/>
+        </w:rPr>
         <w:t xml:space="preserve">---------------------------------------------------------------</w:t>
       </w:r>
-      <w:r>
-        <w:br/>
-      </w:r>
-      <w:r>
-        <w:rPr>
-          <w:rStyle w:val="VerbatimChar"/>
-        </w:rPr>
-        <w:t xml:space="preserve"> 1: enc &lt;- T(tokens=t, is_split_into_words=True)</w:t>
-      </w:r>
-      <w:r>
-        <w:br/>
-      </w:r>
-      <w:r>
-        <w:rPr>
-          <w:rStyle w:val="VerbatimChar"/>
-        </w:rPr>
-        <w:t xml:space="preserve"> 2: word_ids &lt;- enc.word_ids()</w:t>
-      </w:r>
-      <w:r>
-        <w:br/>
-      </w:r>
-      <w:r>
-        <w:rPr>
-          <w:rStyle w:val="VerbatimChar"/>
-        </w:rPr>
-        <w:t xml:space="preserve"> 3: l &lt;- empty list</w:t>
-      </w:r>
-      <w:r>
-        <w:br/>
-      </w:r>
-      <w:r>
-        <w:rPr>
-          <w:rStyle w:val="VerbatimChar"/>
-        </w:rPr>
-        <w:t xml:space="preserve"> 4: prev &lt;- null</w:t>
-      </w:r>
-      <w:r>
-        <w:br/>
-      </w:r>
-      <w:r>
-        <w:rPr>
-          <w:rStyle w:val="VerbatimChar"/>
-        </w:rPr>
-        <w:t xml:space="preserve"> 5: for each w in word_ids do</w:t>
-      </w:r>
-      <w:r>
-        <w:br/>
-      </w:r>
-      <w:r>
-        <w:rPr>
-          <w:rStyle w:val="VerbatimChar"/>
-        </w:rPr>
-        <w:t xml:space="preserve"> 6:     if w is null then</w:t>
-      </w:r>
-      <w:r>
-        <w:br/>
-      </w:r>
-      <w:r>
-        <w:rPr>
-          <w:rStyle w:val="VerbatimChar"/>
-        </w:rPr>
-        <w:t xml:space="preserve"> 7:         append IGNORE_INDEX (-100) to l</w:t>
-      </w:r>
-      <w:r>
-        <w:br/>
-      </w:r>
-      <w:r>
-        <w:rPr>
-          <w:rStyle w:val="VerbatimChar"/>
-        </w:rPr>
-        <w:t xml:space="preserve"> 8:     else if w != prev then</w:t>
-      </w:r>
-      <w:r>
-        <w:br/>
-      </w:r>
-      <w:r>
-        <w:rPr>
-          <w:rStyle w:val="VerbatimChar"/>
-        </w:rPr>
-        <w:t xml:space="preserve"> 9:         append label2id[ y[w] ] to l                 # first sub-word</w:t>
-      </w:r>
-      <w:r>
-        <w:br/>
-      </w:r>
-      <w:r>
-        <w:rPr>
-          <w:rStyle w:val="VerbatimChar"/>
-        </w:rPr>
-        <w:t xml:space="preserve">10:     else                                              # later sub-word</w:t>
-      </w:r>
-      <w:r>
-        <w:br/>
-      </w:r>
-      <w:r>
-        <w:rPr>
-          <w:rStyle w:val="VerbatimChar"/>
-        </w:rPr>
-        <w:t xml:space="preserve">11:         label &lt;- y[w]</w:t>
-      </w:r>
-      <w:r>
-        <w:br/>
-      </w:r>
-      <w:r>
-        <w:rPr>
-          <w:rStyle w:val="VerbatimChar"/>
-        </w:rPr>
-        <w:t xml:space="preserve">12:         if label starts with "B-" then</w:t>
-      </w:r>
-      <w:r>
-        <w:br/>
-      </w:r>
-      <w:r>
-        <w:rPr>
-          <w:rStyle w:val="VerbatimChar"/>
-        </w:rPr>
-        <w:t xml:space="preserve">13:             label &lt;- "I-" + label[2:]                # B-&gt;I transition</w:t>
-      </w:r>
-      <w:r>
-        <w:br/>
-      </w:r>
-      <w:r>
-        <w:rPr>
-          <w:rStyle w:val="VerbatimChar"/>
-        </w:rPr>
-        <w:t xml:space="preserve">14:         end if</w:t>
-      </w:r>
-      <w:r>
-        <w:br/>
-      </w:r>
-      <w:r>
-        <w:rPr>
-          <w:rStyle w:val="VerbatimChar"/>
-        </w:rPr>
-        <w:t xml:space="preserve">15:         append label2id[ label ] to l</w:t>
-      </w:r>
-      <w:r>
-        <w:br/>
-      </w:r>
-      <w:r>
-        <w:rPr>
-          <w:rStyle w:val="VerbatimChar"/>
-        </w:rPr>
-        <w:t xml:space="preserve">16:     end if</w:t>
-      </w:r>
-      <w:r>
-        <w:br/>
-      </w:r>
-      <w:r>
-        <w:rPr>
-          <w:rStyle w:val="VerbatimChar"/>
-        </w:rPr>
-        <w:t xml:space="preserve">17:     prev &lt;- w</w:t>
-      </w:r>
-      <w:r>
-        <w:br/>
-      </w:r>
-      <w:r>
-        <w:rPr>
-          <w:rStyle w:val="VerbatimChar"/>
-        </w:rPr>
-        <w:t xml:space="preserve">18: end for</w:t>
-      </w:r>
-      <w:r>
-        <w:br/>
-      </w:r>
-      <w:r>
-        <w:rPr>
-          <w:rStyle w:val="VerbatimChar"/>
-        </w:rPr>
-        <w:t xml:space="preserve">19: return l</w:t>
+    </w:p>
+    <w:p>
+      <w:pPr>
+        <w:pStyle w:val="FirstParagraph"/>
+      </w:pPr>
+      <w:r>
+        <w:rPr>
+          <w:i/>
+          <w:iCs/>
+        </w:rPr>
+        <w:t xml:space="preserve">Algorithm 4.1: Sub-word label alignment for BIO tagging.</w:t>
       </w:r>
     </w:p>
     <w:bookmarkEnd w:id="55"/>
@@ -15048,7 +15312,7 @@
         <w:rPr>
           <w:rStyle w:val="VerbatimChar"/>
         </w:rPr>
-        <w:t xml:space="preserve">Algorithm 4.4  Focal loss with inverse-frequency weighting</w:t>
+        <w:t xml:space="preserve">---------------------------------------------------------------</w:t>
       </w:r>
       <w:r>
         <w:br/>
@@ -15057,6 +15321,33 @@
         <w:rPr>
           <w:rStyle w:val="VerbatimChar"/>
         </w:rPr>
+        <w:t xml:space="preserve">Input:  logits z[1..N, 1..C], targets y[1..N], class weights α[1..C],</w:t>
+      </w:r>
+      <w:r>
+        <w:br/>
+      </w:r>
+      <w:r>
+        <w:rPr>
+          <w:rStyle w:val="VerbatimChar"/>
+        </w:rPr>
+        <w:t xml:space="preserve">        focusing parameter γ, ignore index I, label smoothing β</w:t>
+      </w:r>
+      <w:r>
+        <w:br/>
+      </w:r>
+      <w:r>
+        <w:rPr>
+          <w:rStyle w:val="VerbatimChar"/>
+        </w:rPr>
+        <w:t xml:space="preserve">Output: scalar loss L</w:t>
+      </w:r>
+      <w:r>
+        <w:br/>
+      </w:r>
+      <w:r>
+        <w:rPr>
+          <w:rStyle w:val="VerbatimChar"/>
+        </w:rPr>
         <w:t xml:space="preserve">---------------------------------------------------------------</w:t>
       </w:r>
       <w:r>
@@ -15066,7 +15357,7 @@
         <w:rPr>
           <w:rStyle w:val="VerbatimChar"/>
         </w:rPr>
-        <w:t xml:space="preserve">Input:  logits z[1..N, 1..C], targets y[1..N], class weights α[1..C],</w:t>
+        <w:t xml:space="preserve">mask[n]   &lt;- (y[n] != I)                for n = 1..N</w:t>
       </w:r>
       <w:r>
         <w:br/>
@@ -15075,7 +15366,7 @@
         <w:rPr>
           <w:rStyle w:val="VerbatimChar"/>
         </w:rPr>
-        <w:t xml:space="preserve">        focusing parameter γ, ignore index I, label smoothing β</w:t>
+        <w:t xml:space="preserve">N_valid   &lt;- sum(mask)</w:t>
       </w:r>
       <w:r>
         <w:br/>
@@ -15084,7 +15375,7 @@
         <w:rPr>
           <w:rStyle w:val="VerbatimChar"/>
         </w:rPr>
-        <w:t xml:space="preserve">Output: scalar loss L</w:t>
+        <w:t xml:space="preserve">log_p     &lt;- log_softmax(z, dim = -1)   # shape N x C</w:t>
       </w:r>
       <w:r>
         <w:br/>
@@ -15093,138 +15384,123 @@
         <w:rPr>
           <w:rStyle w:val="VerbatimChar"/>
         </w:rPr>
+        <w:t xml:space="preserve">if β &gt; 0 then</w:t>
+      </w:r>
+      <w:r>
+        <w:br/>
+      </w:r>
+      <w:r>
+        <w:rPr>
+          <w:rStyle w:val="VerbatimChar"/>
+        </w:rPr>
+        <w:t xml:space="preserve">    y_smooth[n,c] &lt;- (1 - β)·1[c = y[n]] + β/(C - 1)·1[c != y[n]]</w:t>
+      </w:r>
+      <w:r>
+        <w:br/>
+      </w:r>
+      <w:r>
+        <w:rPr>
+          <w:rStyle w:val="VerbatimChar"/>
+        </w:rPr>
+        <w:t xml:space="preserve">    CE[n]         &lt;- - Σ_c y_smooth[n,c] · log_p[n,c]</w:t>
+      </w:r>
+      <w:r>
+        <w:br/>
+      </w:r>
+      <w:r>
+        <w:rPr>
+          <w:rStyle w:val="VerbatimChar"/>
+        </w:rPr>
+        <w:t xml:space="preserve">else</w:t>
+      </w:r>
+      <w:r>
+        <w:br/>
+      </w:r>
+      <w:r>
+        <w:rPr>
+          <w:rStyle w:val="VerbatimChar"/>
+        </w:rPr>
+        <w:t xml:space="preserve">    CE[n] &lt;- - log_p[n, y[n]]</w:t>
+      </w:r>
+      <w:r>
+        <w:br/>
+      </w:r>
+      <w:r>
+        <w:rPr>
+          <w:rStyle w:val="VerbatimChar"/>
+        </w:rPr>
+        <w:t xml:space="preserve">end if</w:t>
+      </w:r>
+      <w:r>
+        <w:br/>
+      </w:r>
+      <w:r>
+        <w:rPr>
+          <w:rStyle w:val="VerbatimChar"/>
+        </w:rPr>
+        <w:t xml:space="preserve">p_true[n]   &lt;- exp( log_p[n, y[n]] )</w:t>
+      </w:r>
+      <w:r>
+        <w:br/>
+      </w:r>
+      <w:r>
+        <w:rPr>
+          <w:rStyle w:val="VerbatimChar"/>
+        </w:rPr>
+        <w:t xml:space="preserve">modulator[n] &lt;- (1 - p_true[n])^γ</w:t>
+      </w:r>
+      <w:r>
+        <w:br/>
+      </w:r>
+      <w:r>
+        <w:rPr>
+          <w:rStyle w:val="VerbatimChar"/>
+        </w:rPr>
+        <w:t xml:space="preserve">weight[n]    &lt;- α[ y[n] ]</w:t>
+      </w:r>
+      <w:r>
+        <w:br/>
+      </w:r>
+      <w:r>
+        <w:rPr>
+          <w:rStyle w:val="VerbatimChar"/>
+        </w:rPr>
+        <w:t xml:space="preserve">L_n[n]       &lt;- mask[n] · weight[n] · modulator[n] · CE[n]</w:t>
+      </w:r>
+      <w:r>
+        <w:br/>
+      </w:r>
+      <w:r>
+        <w:rPr>
+          <w:rStyle w:val="VerbatimChar"/>
+        </w:rPr>
+        <w:t xml:space="preserve">return  ( Σ_n L_n[n] ) / max( N_valid, 1 )</w:t>
+      </w:r>
+      <w:r>
+        <w:br/>
+      </w:r>
+      <w:r>
+        <w:rPr>
+          <w:rStyle w:val="VerbatimChar"/>
+        </w:rPr>
         <w:t xml:space="preserve">---------------------------------------------------------------</w:t>
       </w:r>
-      <w:r>
-        <w:br/>
-      </w:r>
-      <w:r>
-        <w:rPr>
-          <w:rStyle w:val="VerbatimChar"/>
-        </w:rPr>
-        <w:t xml:space="preserve"> 1: mask[n] &lt;- (y[n] != I)            for n = 1..N</w:t>
-      </w:r>
-      <w:r>
-        <w:br/>
-      </w:r>
-      <w:r>
-        <w:rPr>
-          <w:rStyle w:val="VerbatimChar"/>
-        </w:rPr>
-        <w:t xml:space="preserve"> 2: N_valid &lt;- sum(mask)</w:t>
-      </w:r>
-      <w:r>
-        <w:br/>
-      </w:r>
-      <w:r>
-        <w:rPr>
-          <w:rStyle w:val="VerbatimChar"/>
-        </w:rPr>
-        <w:t xml:space="preserve"> 3: log_p   &lt;- log_softmax(z, dim=-1) # shape N x C</w:t>
-      </w:r>
-      <w:r>
-        <w:br/>
-      </w:r>
-      <w:r>
-        <w:rPr>
-          <w:rStyle w:val="VerbatimChar"/>
-        </w:rPr>
-        <w:t xml:space="preserve"> 4: if β &gt; 0 then</w:t>
-      </w:r>
-      <w:r>
-        <w:br/>
-      </w:r>
-      <w:r>
-        <w:rPr>
-          <w:rStyle w:val="VerbatimChar"/>
-        </w:rPr>
-        <w:t xml:space="preserve"> 5:     y_smooth[n,c] &lt;- (1-β)·1[c=y[n]] + β/(C-1)·1[c!=y[n]]</w:t>
-      </w:r>
-      <w:r>
-        <w:br/>
-      </w:r>
-      <w:r>
-        <w:rPr>
-          <w:rStyle w:val="VerbatimChar"/>
-        </w:rPr>
-        <w:t xml:space="preserve"> 6:     CE[n] &lt;- - Σ_c y_smooth[n,c] · log_p[n,c]</w:t>
-      </w:r>
-      <w:r>
-        <w:br/>
-      </w:r>
-      <w:r>
-        <w:rPr>
-          <w:rStyle w:val="VerbatimChar"/>
-        </w:rPr>
-        <w:t xml:space="preserve"> 7: else</w:t>
-      </w:r>
-      <w:r>
-        <w:br/>
-      </w:r>
-      <w:r>
-        <w:rPr>
-          <w:rStyle w:val="VerbatimChar"/>
-        </w:rPr>
-        <w:t xml:space="preserve"> 8:     CE[n] &lt;- - log_p[n, y[n]]</w:t>
-      </w:r>
-      <w:r>
-        <w:br/>
-      </w:r>
-      <w:r>
-        <w:rPr>
-          <w:rStyle w:val="VerbatimChar"/>
-        </w:rPr>
-        <w:t xml:space="preserve"> 9: end if</w:t>
-      </w:r>
-      <w:r>
-        <w:br/>
-      </w:r>
-      <w:r>
-        <w:rPr>
-          <w:rStyle w:val="VerbatimChar"/>
-        </w:rPr>
-        <w:t xml:space="preserve">10: p_true[n] &lt;- exp( log_p[n, y[n]] )</w:t>
-      </w:r>
-      <w:r>
-        <w:br/>
-      </w:r>
-      <w:r>
-        <w:rPr>
-          <w:rStyle w:val="VerbatimChar"/>
-        </w:rPr>
-        <w:t xml:space="preserve">11: modulator[n] &lt;- (1 - p_true[n])^γ</w:t>
-      </w:r>
-      <w:r>
-        <w:br/>
-      </w:r>
-      <w:r>
-        <w:rPr>
-          <w:rStyle w:val="VerbatimChar"/>
-        </w:rPr>
-        <w:t xml:space="preserve">12: weight[n]    &lt;- α[ y[n] ]</w:t>
-      </w:r>
-      <w:r>
-        <w:br/>
-      </w:r>
-      <w:r>
-        <w:rPr>
-          <w:rStyle w:val="VerbatimChar"/>
-        </w:rPr>
-        <w:t xml:space="preserve">13: L_n[n] &lt;- mask[n] · weight[n] · modulator[n] · CE[n]</w:t>
-      </w:r>
-      <w:r>
-        <w:br/>
-      </w:r>
-      <w:r>
-        <w:rPr>
-          <w:rStyle w:val="VerbatimChar"/>
-        </w:rPr>
-        <w:t xml:space="preserve">14: return  (Σ_n L_n[n]) / max(N_valid, 1)</w:t>
-      </w:r>
     </w:p>
     <w:p>
       <w:pPr>
         <w:pStyle w:val="FirstParagraph"/>
+      </w:pPr>
+      <w:r>
+        <w:rPr>
+          <w:i/>
+          <w:iCs/>
+        </w:rPr>
+        <w:t xml:space="preserve">Algorithm 4.4: Focal loss with inverse-frequency class weighting.</w:t>
+      </w:r>
+    </w:p>
+    <w:p>
+      <w:pPr>
+        <w:pStyle w:val="BodyText"/>
       </w:pPr>
       <w:r>
         <w:t xml:space="preserve">The class weights are computed from the training-set distribution at</w:t>
@@ -15410,7 +15686,7 @@
         <w:rPr>
           <w:rStyle w:val="VerbatimChar"/>
         </w:rPr>
-        <w:t xml:space="preserve">Algorithm 4.5  Post-NER 5W1H structuring with KB validation</w:t>
+        <w:t xml:space="preserve">---------------------------------------------------------------</w:t>
       </w:r>
       <w:r>
         <w:br/>
@@ -15419,6 +15695,33 @@
         <w:rPr>
           <w:rStyle w:val="VerbatimChar"/>
         </w:rPr>
+        <w:t xml:space="preserve">Input:  text x, NER service M, knowledge base K,</w:t>
+      </w:r>
+      <w:r>
+        <w:br/>
+      </w:r>
+      <w:r>
+        <w:rPr>
+          <w:rStyle w:val="VerbatimChar"/>
+        </w:rPr>
+        <w:t xml:space="preserve">        per-category thresholds τ[c]</w:t>
+      </w:r>
+      <w:r>
+        <w:br/>
+      </w:r>
+      <w:r>
+        <w:rPr>
+          <w:rStyle w:val="VerbatimChar"/>
+        </w:rPr>
+        <w:t xml:space="preserve">Output: structured event record R</w:t>
+      </w:r>
+      <w:r>
+        <w:br/>
+      </w:r>
+      <w:r>
+        <w:rPr>
+          <w:rStyle w:val="VerbatimChar"/>
+        </w:rPr>
         <w:t xml:space="preserve">---------------------------------------------------------------</w:t>
       </w:r>
       <w:r>
@@ -15428,7 +15731,7 @@
         <w:rPr>
           <w:rStyle w:val="VerbatimChar"/>
         </w:rPr>
-        <w:t xml:space="preserve">Input:  text x, NER service M, knowledge base K,</w:t>
+        <w:t xml:space="preserve">(tok, offsets) &lt;- tokenize(x)</w:t>
       </w:r>
       <w:r>
         <w:br/>
@@ -15437,7 +15740,7 @@
         <w:rPr>
           <w:rStyle w:val="VerbatimChar"/>
         </w:rPr>
-        <w:t xml:space="preserve">        per-category thresholds τ[c]</w:t>
+        <w:t xml:space="preserve">logits         &lt;- M.forward(tok)</w:t>
       </w:r>
       <w:r>
         <w:br/>
@@ -15446,7 +15749,7 @@
         <w:rPr>
           <w:rStyle w:val="VerbatimChar"/>
         </w:rPr>
-        <w:t xml:space="preserve">Output: structured event record R</w:t>
+        <w:t xml:space="preserve">pred[i]        &lt;- argmax_c logits[i, c]                  for all i</w:t>
       </w:r>
       <w:r>
         <w:br/>
@@ -15455,309 +15758,312 @@
         <w:rPr>
           <w:rStyle w:val="VerbatimChar"/>
         </w:rPr>
+        <w:t xml:space="preserve">probs[i]       &lt;- softmax(logits[i, ·])                  for all i</w:t>
+      </w:r>
+      <w:r>
+        <w:br/>
+      </w:r>
+      <w:r>
+        <w:rPr>
+          <w:rStyle w:val="VerbatimChar"/>
+        </w:rPr>
+        <w:t xml:space="preserve">spans          &lt;- empty list</w:t>
+      </w:r>
+      <w:r>
+        <w:br/>
+      </w:r>
+      <w:r>
+        <w:rPr>
+          <w:rStyle w:val="VerbatimChar"/>
+        </w:rPr>
+        <w:t xml:space="preserve">i &lt;- 1</w:t>
+      </w:r>
+      <w:r>
+        <w:br/>
+      </w:r>
+      <w:r>
+        <w:rPr>
+          <w:rStyle w:val="VerbatimChar"/>
+        </w:rPr>
+        <w:t xml:space="preserve">while i &lt;= |tok| do</w:t>
+      </w:r>
+      <w:r>
+        <w:br/>
+      </w:r>
+      <w:r>
+        <w:rPr>
+          <w:rStyle w:val="VerbatimChar"/>
+        </w:rPr>
+        <w:t xml:space="preserve">    if id2label[pred[i]] starts with "B-" then</w:t>
+      </w:r>
+      <w:r>
+        <w:br/>
+      </w:r>
+      <w:r>
+        <w:rPr>
+          <w:rStyle w:val="VerbatimChar"/>
+        </w:rPr>
+        <w:t xml:space="preserve">        start &lt;- offsets[i].start</w:t>
+      </w:r>
+      <w:r>
+        <w:br/>
+      </w:r>
+      <w:r>
+        <w:rPr>
+          <w:rStyle w:val="VerbatimChar"/>
+        </w:rPr>
+        <w:t xml:space="preserve">        t     &lt;- label[2:]</w:t>
+      </w:r>
+      <w:r>
+        <w:br/>
+      </w:r>
+      <w:r>
+        <w:rPr>
+          <w:rStyle w:val="VerbatimChar"/>
+        </w:rPr>
+        <w:t xml:space="preserve">        confs &lt;- [ probs[i, pred[i]] ]</w:t>
+      </w:r>
+      <w:r>
+        <w:br/>
+      </w:r>
+      <w:r>
+        <w:rPr>
+          <w:rStyle w:val="VerbatimChar"/>
+        </w:rPr>
+        <w:t xml:space="preserve">        j     &lt;- i + 1</w:t>
+      </w:r>
+      <w:r>
+        <w:br/>
+      </w:r>
+      <w:r>
+        <w:rPr>
+          <w:rStyle w:val="VerbatimChar"/>
+        </w:rPr>
+        <w:t xml:space="preserve">        while j &lt;= |tok| and id2label[pred[j]] == "I-" + t do</w:t>
+      </w:r>
+      <w:r>
+        <w:br/>
+      </w:r>
+      <w:r>
+        <w:rPr>
+          <w:rStyle w:val="VerbatimChar"/>
+        </w:rPr>
+        <w:t xml:space="preserve">            confs &lt;- confs ++ [ probs[j, pred[j]] ]</w:t>
+      </w:r>
+      <w:r>
+        <w:br/>
+      </w:r>
+      <w:r>
+        <w:rPr>
+          <w:rStyle w:val="VerbatimChar"/>
+        </w:rPr>
+        <w:t xml:space="preserve">            j     &lt;- j + 1</w:t>
+      </w:r>
+      <w:r>
+        <w:br/>
+      </w:r>
+      <w:r>
+        <w:rPr>
+          <w:rStyle w:val="VerbatimChar"/>
+        </w:rPr>
+        <w:t xml:space="preserve">        end while</w:t>
+      </w:r>
+      <w:r>
+        <w:br/>
+      </w:r>
+      <w:r>
+        <w:rPr>
+          <w:rStyle w:val="VerbatimChar"/>
+        </w:rPr>
+        <w:t xml:space="preserve">        end_off &lt;- offsets[j - 1].end</w:t>
+      </w:r>
+      <w:r>
+        <w:br/>
+      </w:r>
+      <w:r>
+        <w:rPr>
+          <w:rStyle w:val="VerbatimChar"/>
+        </w:rPr>
+        <w:t xml:space="preserve">        spans   &lt;- spans ++ [ (t, start, end_off, mean(confs)) ]</w:t>
+      </w:r>
+      <w:r>
+        <w:br/>
+      </w:r>
+      <w:r>
+        <w:rPr>
+          <w:rStyle w:val="VerbatimChar"/>
+        </w:rPr>
+        <w:t xml:space="preserve">        i       &lt;- j</w:t>
+      </w:r>
+      <w:r>
+        <w:br/>
+      </w:r>
+      <w:r>
+        <w:rPr>
+          <w:rStyle w:val="VerbatimChar"/>
+        </w:rPr>
+        <w:t xml:space="preserve">    else</w:t>
+      </w:r>
+      <w:r>
+        <w:br/>
+      </w:r>
+      <w:r>
+        <w:rPr>
+          <w:rStyle w:val="VerbatimChar"/>
+        </w:rPr>
+        <w:t xml:space="preserve">        i &lt;- i + 1</w:t>
+      </w:r>
+      <w:r>
+        <w:br/>
+      </w:r>
+      <w:r>
+        <w:rPr>
+          <w:rStyle w:val="VerbatimChar"/>
+        </w:rPr>
+        <w:t xml:space="preserve">    end if</w:t>
+      </w:r>
+      <w:r>
+        <w:br/>
+      </w:r>
+      <w:r>
+        <w:rPr>
+          <w:rStyle w:val="VerbatimChar"/>
+        </w:rPr>
+        <w:t xml:space="preserve">end while</w:t>
+      </w:r>
+      <w:r>
+        <w:br/>
+      </w:r>
+      <w:r>
+        <w:rPr>
+          <w:rStyle w:val="VerbatimChar"/>
+        </w:rPr>
+        <w:t xml:space="preserve">spans_filt  &lt;- { s in spans : confidence(s) &gt;= τ[ category_of(s) ] }</w:t>
+      </w:r>
+      <w:r>
+        <w:br/>
+      </w:r>
+      <w:r>
+        <w:rPr>
+          <w:rStyle w:val="VerbatimChar"/>
+        </w:rPr>
+        <w:t xml:space="preserve">R.entities  &lt;- spans_filt</w:t>
+      </w:r>
+      <w:r>
+        <w:br/>
+      </w:r>
+      <w:r>
+        <w:rPr>
+          <w:rStyle w:val="VerbatimChar"/>
+        </w:rPr>
+        <w:t xml:space="preserve">R.who, ..., R.how &lt;- group_by_5w1h(spans_filt)</w:t>
+      </w:r>
+      <w:r>
+        <w:br/>
+      </w:r>
+      <w:r>
+        <w:rPr>
+          <w:rStyle w:val="VerbatimChar"/>
+        </w:rPr>
+        <w:t xml:space="preserve">for each s in R.who do</w:t>
+      </w:r>
+      <w:r>
+        <w:br/>
+      </w:r>
+      <w:r>
+        <w:rPr>
+          <w:rStyle w:val="VerbatimChar"/>
+        </w:rPr>
+        <w:t xml:space="preserve">    R.who_meta[s]   &lt;- K.armed_groups.lookup(s.surface)</w:t>
+      </w:r>
+      <w:r>
+        <w:br/>
+      </w:r>
+      <w:r>
+        <w:rPr>
+          <w:rStyle w:val="VerbatimChar"/>
+        </w:rPr>
+        <w:t xml:space="preserve">end for</w:t>
+      </w:r>
+      <w:r>
+        <w:br/>
+      </w:r>
+      <w:r>
+        <w:rPr>
+          <w:rStyle w:val="VerbatimChar"/>
+        </w:rPr>
+        <w:t xml:space="preserve">for each s in R.where do</w:t>
+      </w:r>
+      <w:r>
+        <w:br/>
+      </w:r>
+      <w:r>
+        <w:rPr>
+          <w:rStyle w:val="VerbatimChar"/>
+        </w:rPr>
+        <w:t xml:space="preserve">    R.where_meta[s] &lt;- K.locations.lookup(s.surface)</w:t>
+      </w:r>
+      <w:r>
+        <w:br/>
+      </w:r>
+      <w:r>
+        <w:rPr>
+          <w:rStyle w:val="VerbatimChar"/>
+        </w:rPr>
+        <w:t xml:space="preserve">end for</w:t>
+      </w:r>
+      <w:r>
+        <w:br/>
+      </w:r>
+      <w:r>
+        <w:rPr>
+          <w:rStyle w:val="VerbatimChar"/>
+        </w:rPr>
+        <w:t xml:space="preserve">R.taxonomy   &lt;- classify_taxonomy(R, K)</w:t>
+      </w:r>
+      <w:r>
+        <w:br/>
+      </w:r>
+      <w:r>
+        <w:rPr>
+          <w:rStyle w:val="VerbatimChar"/>
+        </w:rPr>
+        <w:t xml:space="preserve">R.confidence &lt;- aggregate_confidence(spans_filt, R.taxonomy)</w:t>
+      </w:r>
+      <w:r>
+        <w:br/>
+      </w:r>
+      <w:r>
+        <w:rPr>
+          <w:rStyle w:val="VerbatimChar"/>
+        </w:rPr>
+        <w:t xml:space="preserve">return R</w:t>
+      </w:r>
+      <w:r>
+        <w:br/>
+      </w:r>
+      <w:r>
+        <w:rPr>
+          <w:rStyle w:val="VerbatimChar"/>
+        </w:rPr>
         <w:t xml:space="preserve">---------------------------------------------------------------</w:t>
       </w:r>
-      <w:r>
-        <w:br/>
-      </w:r>
-      <w:r>
-        <w:rPr>
-          <w:rStyle w:val="VerbatimChar"/>
-        </w:rPr>
-        <w:t xml:space="preserve"> 1: (tok, offsets) &lt;- tokenize(x)</w:t>
-      </w:r>
-      <w:r>
-        <w:br/>
-      </w:r>
-      <w:r>
-        <w:rPr>
-          <w:rStyle w:val="VerbatimChar"/>
-        </w:rPr>
-        <w:t xml:space="preserve"> 2: logits         &lt;- M.forward(tok)</w:t>
-      </w:r>
-      <w:r>
-        <w:br/>
-      </w:r>
-      <w:r>
-        <w:rPr>
-          <w:rStyle w:val="VerbatimChar"/>
-        </w:rPr>
-        <w:t xml:space="preserve"> 3: pred[i]        &lt;- argmax_c logits[i, c]                for all i</w:t>
-      </w:r>
-      <w:r>
-        <w:br/>
-      </w:r>
-      <w:r>
-        <w:rPr>
-          <w:rStyle w:val="VerbatimChar"/>
-        </w:rPr>
-        <w:t xml:space="preserve"> 4: probs[i]       &lt;- softmax(logits[i, ·])                for all i</w:t>
-      </w:r>
-      <w:r>
-        <w:br/>
-      </w:r>
-      <w:r>
-        <w:rPr>
-          <w:rStyle w:val="VerbatimChar"/>
-        </w:rPr>
-        <w:t xml:space="preserve"> 5: spans          &lt;- empty list</w:t>
-      </w:r>
-      <w:r>
-        <w:br/>
-      </w:r>
-      <w:r>
-        <w:rPr>
-          <w:rStyle w:val="VerbatimChar"/>
-        </w:rPr>
-        <w:t xml:space="preserve"> 6: i &lt;- 1; while i &lt;= |tok| do</w:t>
-      </w:r>
-      <w:r>
-        <w:br/>
-      </w:r>
-      <w:r>
-        <w:rPr>
-          <w:rStyle w:val="VerbatimChar"/>
-        </w:rPr>
-        <w:t xml:space="preserve"> 7:     if id2label[pred[i]] starts with "B-" then</w:t>
-      </w:r>
-      <w:r>
-        <w:br/>
-      </w:r>
-      <w:r>
-        <w:rPr>
-          <w:rStyle w:val="VerbatimChar"/>
-        </w:rPr>
-        <w:t xml:space="preserve"> 8:         start &lt;- offsets[i].start; t &lt;- label[2:]</w:t>
-      </w:r>
-      <w:r>
-        <w:br/>
-      </w:r>
-      <w:r>
-        <w:rPr>
-          <w:rStyle w:val="VerbatimChar"/>
-        </w:rPr>
-        <w:t xml:space="preserve"> 9:         confs &lt;- [ probs[i, pred[i]] ]</w:t>
-      </w:r>
-      <w:r>
-        <w:br/>
-      </w:r>
-      <w:r>
-        <w:rPr>
-          <w:rStyle w:val="VerbatimChar"/>
-        </w:rPr>
-        <w:t xml:space="preserve">10:         j &lt;- i+1</w:t>
-      </w:r>
-      <w:r>
-        <w:br/>
-      </w:r>
-      <w:r>
-        <w:rPr>
-          <w:rStyle w:val="VerbatimChar"/>
-        </w:rPr>
-        <w:t xml:space="preserve">11:         while j &lt;= |tok| and id2label[pred[j]] == "I-"+t do</w:t>
-      </w:r>
-      <w:r>
-        <w:br/>
-      </w:r>
-      <w:r>
-        <w:rPr>
-          <w:rStyle w:val="VerbatimChar"/>
-        </w:rPr>
-        <w:t xml:space="preserve">12:             confs &lt;- confs ++ [ probs[j, pred[j]] ]</w:t>
-      </w:r>
-      <w:r>
-        <w:br/>
-      </w:r>
-      <w:r>
-        <w:rPr>
-          <w:rStyle w:val="VerbatimChar"/>
-        </w:rPr>
-        <w:t xml:space="preserve">13:             j &lt;- j+1</w:t>
-      </w:r>
-      <w:r>
-        <w:br/>
-      </w:r>
-      <w:r>
-        <w:rPr>
-          <w:rStyle w:val="VerbatimChar"/>
-        </w:rPr>
-        <w:t xml:space="preserve">14:         end while</w:t>
-      </w:r>
-      <w:r>
-        <w:br/>
-      </w:r>
-      <w:r>
-        <w:rPr>
-          <w:rStyle w:val="VerbatimChar"/>
-        </w:rPr>
-        <w:t xml:space="preserve">15:         end_off &lt;- offsets[j-1].end</w:t>
-      </w:r>
-      <w:r>
-        <w:br/>
-      </w:r>
-      <w:r>
-        <w:rPr>
-          <w:rStyle w:val="VerbatimChar"/>
-        </w:rPr>
-        <w:t xml:space="preserve">16:         spans &lt;- spans ++ [(t, start, end_off, mean(confs))]</w:t>
-      </w:r>
-      <w:r>
-        <w:br/>
-      </w:r>
-      <w:r>
-        <w:rPr>
-          <w:rStyle w:val="VerbatimChar"/>
-        </w:rPr>
-        <w:t xml:space="preserve">17:         i &lt;- j</w:t>
-      </w:r>
-      <w:r>
-        <w:br/>
-      </w:r>
-      <w:r>
-        <w:rPr>
-          <w:rStyle w:val="VerbatimChar"/>
-        </w:rPr>
-        <w:t xml:space="preserve">18:     else</w:t>
-      </w:r>
-      <w:r>
-        <w:br/>
-      </w:r>
-      <w:r>
-        <w:rPr>
-          <w:rStyle w:val="VerbatimChar"/>
-        </w:rPr>
-        <w:t xml:space="preserve">19:         i &lt;- i+1</w:t>
-      </w:r>
-      <w:r>
-        <w:br/>
-      </w:r>
-      <w:r>
-        <w:rPr>
-          <w:rStyle w:val="VerbatimChar"/>
-        </w:rPr>
-        <w:t xml:space="preserve">20:     end if</w:t>
-      </w:r>
-      <w:r>
-        <w:br/>
-      </w:r>
-      <w:r>
-        <w:rPr>
-          <w:rStyle w:val="VerbatimChar"/>
-        </w:rPr>
-        <w:t xml:space="preserve">21: end while</w:t>
-      </w:r>
-      <w:r>
-        <w:br/>
-      </w:r>
-      <w:r>
-        <w:rPr>
-          <w:rStyle w:val="VerbatimChar"/>
-        </w:rPr>
-        <w:t xml:space="preserve">22: spans_filt  &lt;- { s in spans : confidence(s) &gt;= τ[ category_of(s) ] }</w:t>
-      </w:r>
-      <w:r>
-        <w:br/>
-      </w:r>
-      <w:r>
-        <w:rPr>
-          <w:rStyle w:val="VerbatimChar"/>
-        </w:rPr>
-        <w:t xml:space="preserve">23: R.entities  &lt;- spans_filt</w:t>
-      </w:r>
-      <w:r>
-        <w:br/>
-      </w:r>
-      <w:r>
-        <w:rPr>
-          <w:rStyle w:val="VerbatimChar"/>
-        </w:rPr>
-        <w:t xml:space="preserve">24: R.who, ..., R.how &lt;- group_by_5w1h(spans_filt)</w:t>
-      </w:r>
-      <w:r>
-        <w:br/>
-      </w:r>
-      <w:r>
-        <w:rPr>
-          <w:rStyle w:val="VerbatimChar"/>
-        </w:rPr>
-        <w:t xml:space="preserve">25: for each s in R.who do</w:t>
-      </w:r>
-      <w:r>
-        <w:br/>
-      </w:r>
-      <w:r>
-        <w:rPr>
-          <w:rStyle w:val="VerbatimChar"/>
-        </w:rPr>
-        <w:t xml:space="preserve">26:     R.who_meta[s] &lt;- K.armed_groups.lookup(s.surface)</w:t>
-      </w:r>
-      <w:r>
-        <w:br/>
-      </w:r>
-      <w:r>
-        <w:rPr>
-          <w:rStyle w:val="VerbatimChar"/>
-        </w:rPr>
-        <w:t xml:space="preserve">27: end for</w:t>
-      </w:r>
-      <w:r>
-        <w:br/>
-      </w:r>
-      <w:r>
-        <w:rPr>
-          <w:rStyle w:val="VerbatimChar"/>
-        </w:rPr>
-        <w:t xml:space="preserve">28: for each s in R.where do</w:t>
-      </w:r>
-      <w:r>
-        <w:br/>
-      </w:r>
-      <w:r>
-        <w:rPr>
-          <w:rStyle w:val="VerbatimChar"/>
-        </w:rPr>
-        <w:t xml:space="preserve">29:     R.where_meta[s] &lt;- K.locations.lookup(s.surface)</w:t>
-      </w:r>
-      <w:r>
-        <w:br/>
-      </w:r>
-      <w:r>
-        <w:rPr>
-          <w:rStyle w:val="VerbatimChar"/>
-        </w:rPr>
-        <w:t xml:space="preserve">30: end for</w:t>
-      </w:r>
-      <w:r>
-        <w:br/>
-      </w:r>
-      <w:r>
-        <w:rPr>
-          <w:rStyle w:val="VerbatimChar"/>
-        </w:rPr>
-        <w:t xml:space="preserve">31: R.taxonomy  &lt;- classify_taxonomy(R, K)</w:t>
-      </w:r>
-      <w:r>
-        <w:br/>
-      </w:r>
-      <w:r>
-        <w:rPr>
-          <w:rStyle w:val="VerbatimChar"/>
-        </w:rPr>
-        <w:t xml:space="preserve">32: R.confidence &lt;- aggregate_confidence(spans_filt, R.taxonomy)</w:t>
-      </w:r>
-      <w:r>
-        <w:br/>
-      </w:r>
-      <w:r>
-        <w:rPr>
-          <w:rStyle w:val="VerbatimChar"/>
-        </w:rPr>
-        <w:t xml:space="preserve">33: return R</w:t>
-      </w:r>
     </w:p>
     <w:p>
       <w:pPr>
         <w:pStyle w:val="FirstParagraph"/>
+      </w:pPr>
+      <w:r>
+        <w:rPr>
+          <w:i/>
+          <w:iCs/>
+        </w:rPr>
+        <w:t xml:space="preserve">Algorithm 4.5: Post-NER 5W1H structuring with knowledge-base validation.</w:t>
+      </w:r>
+    </w:p>
+    <w:p>
+      <w:pPr>
+        <w:pStyle w:val="BodyText"/>
       </w:pPr>
       <w:r>
         <w:t xml:space="preserve">Confidence thresholds are calibrated by category: WHO 0.70, WHOM</w:t>
@@ -17577,7 +17883,7 @@
         <w:rPr>
           <w:rStyle w:val="VerbatimChar"/>
         </w:rPr>
-        <w:t xml:space="preserve">Algorithm 4.2  Stratified diversity sampling for entity coverage</w:t>
+        <w:t xml:space="preserve">---------------------------------------------------------------</w:t>
       </w:r>
       <w:r>
         <w:br/>
@@ -17586,6 +17892,33 @@
         <w:rPr>
           <w:rStyle w:val="VerbatimChar"/>
         </w:rPr>
+        <w:t xml:space="preserve">Input:  Pool P, target size T, rare-entity budget R,</w:t>
+      </w:r>
+      <w:r>
+        <w:br/>
+      </w:r>
+      <w:r>
+        <w:rPr>
+          <w:rStyle w:val="VerbatimChar"/>
+        </w:rPr>
+        <w:t xml:space="preserve">        diversity budget D, rare set Σ = {VICTIM, ACTION, CASUALTIES}</w:t>
+      </w:r>
+      <w:r>
+        <w:br/>
+      </w:r>
+      <w:r>
+        <w:rPr>
+          <w:rStyle w:val="VerbatimChar"/>
+        </w:rPr>
+        <w:t xml:space="preserve">Output: Selected subset S with |S| = T</w:t>
+      </w:r>
+      <w:r>
+        <w:br/>
+      </w:r>
+      <w:r>
+        <w:rPr>
+          <w:rStyle w:val="VerbatimChar"/>
+        </w:rPr>
         <w:t xml:space="preserve">---------------------------------------------------------------</w:t>
       </w:r>
       <w:r>
@@ -17595,7 +17928,7 @@
         <w:rPr>
           <w:rStyle w:val="VerbatimChar"/>
         </w:rPr>
-        <w:t xml:space="preserve">Input:  Pool P, target size T, rare-entity budget R,</w:t>
+        <w:t xml:space="preserve">for each p in P do</w:t>
       </w:r>
       <w:r>
         <w:br/>
@@ -17604,7 +17937,7 @@
         <w:rPr>
           <w:rStyle w:val="VerbatimChar"/>
         </w:rPr>
-        <w:t xml:space="preserve">        diversity budget D, rare set Σ = {VICTIM, ACTION, CASUALTIES}</w:t>
+        <w:t xml:space="preserve">    rare_score[p] &lt;- | { e ∈ entities(p) : type(e) ∈ Σ } |</w:t>
       </w:r>
       <w:r>
         <w:br/>
@@ -17613,7 +17946,7 @@
         <w:rPr>
           <w:rStyle w:val="VerbatimChar"/>
         </w:rPr>
-        <w:t xml:space="preserve">Output: Selected subset S with |S| = T</w:t>
+        <w:t xml:space="preserve">    div_score[p]  &lt;- | distinct( type(e) for e in entities(p) ) |</w:t>
       </w:r>
       <w:r>
         <w:br/>
@@ -17622,8 +17955,122 @@
         <w:rPr>
           <w:rStyle w:val="VerbatimChar"/>
         </w:rPr>
+        <w:t xml:space="preserve">end for</w:t>
+      </w:r>
+      <w:r>
+        <w:br/>
+      </w:r>
+      <w:r>
+        <w:rPr>
+          <w:rStyle w:val="VerbatimChar"/>
+        </w:rPr>
+        <w:t xml:space="preserve">P_rare &lt;- top-R items of P ordered by rare_score desc</w:t>
+      </w:r>
+      <w:r>
+        <w:br/>
+      </w:r>
+      <w:r>
+        <w:rPr>
+          <w:rStyle w:val="VerbatimChar"/>
+        </w:rPr>
+        <w:t xml:space="preserve">P_div  &lt;- top-D items of ( P \ P_rare ) ordered by div_score desc</w:t>
+      </w:r>
+      <w:r>
+        <w:br/>
+      </w:r>
+      <w:r>
+        <w:rPr>
+          <w:rStyle w:val="VerbatimChar"/>
+        </w:rPr>
+        <w:t xml:space="preserve">P_rest &lt;- random-sample( P \ (P_rare ∪ P_div), T - R - D )</w:t>
+      </w:r>
+      <w:r>
+        <w:br/>
+      </w:r>
+      <w:r>
+        <w:rPr>
+          <w:rStyle w:val="VerbatimChar"/>
+        </w:rPr>
+        <w:t xml:space="preserve">S      &lt;- P_rare ∪ P_div ∪ P_rest</w:t>
+      </w:r>
+      <w:r>
+        <w:br/>
+      </w:r>
+      <w:r>
+        <w:rPr>
+          <w:rStyle w:val="VerbatimChar"/>
+        </w:rPr>
+        <w:t xml:space="preserve">return S</w:t>
+      </w:r>
+      <w:r>
+        <w:br/>
+      </w:r>
+      <w:r>
+        <w:rPr>
+          <w:rStyle w:val="VerbatimChar"/>
+        </w:rPr>
         <w:t xml:space="preserve">---------------------------------------------------------------</w:t>
       </w:r>
+    </w:p>
+    <w:p>
+      <w:pPr>
+        <w:pStyle w:val="FirstParagraph"/>
+      </w:pPr>
+      <w:r>
+        <w:rPr>
+          <w:i/>
+          <w:iCs/>
+        </w:rPr>
+        <w:t xml:space="preserve">Algorithm 4.2: Stratified diversity sampling for entity coverage.</w:t>
+      </w:r>
+    </w:p>
+    <w:p>
+      <w:pPr>
+        <w:pStyle w:val="BodyText"/>
+      </w:pPr>
+      <w:r>
+        <w:t xml:space="preserve">In the production run, T = 35,000, R = 12,000, D = 11,666, and the</w:t>
+      </w:r>
+      <w:r>
+        <w:t xml:space="preserve"> </w:t>
+      </w:r>
+      <w:r>
+        <w:t xml:space="preserve">random remainder is 11,334.</w:t>
+      </w:r>
+    </w:p>
+    <w:p>
+      <w:pPr>
+        <w:pStyle w:val="BodyText"/>
+      </w:pPr>
+      <w:r>
+        <w:t xml:space="preserve">Augmentation is implemented in</w:t>
+      </w:r>
+      <w:r>
+        <w:t xml:space="preserve"> </w:t>
+      </w:r>
+      <w:r>
+        <w:rPr>
+          <w:rStyle w:val="VerbatimChar"/>
+        </w:rPr>
+        <w:t xml:space="preserve">scripts/augment_training_data.py</w:t>
+      </w:r>
+      <w:r>
+        <w:t xml:space="preserve"> </w:t>
+      </w:r>
+      <w:r>
+        <w:t xml:space="preserve">following Algorithm 4.3.</w:t>
+      </w:r>
+    </w:p>
+    <w:p>
+      <w:pPr>
+        <w:pStyle w:val="SourceCode"/>
+      </w:pPr>
+      <w:r>
+        <w:rPr>
+          <w:rStyle w:val="VerbatimChar"/>
+        </w:rPr>
+        <w:t xml:space="preserve">---------------------------------------------------------------</w:t>
+      </w:r>
       <w:r>
         <w:br/>
       </w:r>
@@ -17631,7 +18078,7 @@
         <w:rPr>
           <w:rStyle w:val="VerbatimChar"/>
         </w:rPr>
-        <w:t xml:space="preserve"> 1: for each p in P do</w:t>
+        <w:t xml:space="preserve">Input:  KB groups G, locations L, weapons W, verb lexicons V,</w:t>
       </w:r>
       <w:r>
         <w:br/>
@@ -17640,7 +18087,7 @@
         <w:rPr>
           <w:rStyle w:val="VerbatimChar"/>
         </w:rPr>
-        <w:t xml:space="preserve"> 2:     rare_score[p] &lt;- | {e ∈ entities(p) : type(e) ∈ Σ} |</w:t>
+        <w:t xml:space="preserve">        template list T, augmentation budget N</w:t>
       </w:r>
       <w:r>
         <w:br/>
@@ -17649,7 +18096,7 @@
         <w:rPr>
           <w:rStyle w:val="VerbatimChar"/>
         </w:rPr>
-        <w:t xml:space="preserve"> 3:     div_score[p]  &lt;- | distinct(type(e) for e in entities(p)) |</w:t>
+        <w:t xml:space="preserve">Output: Synthetic example list A with |A| = N</w:t>
       </w:r>
       <w:r>
         <w:br/>
@@ -17658,7 +18105,7 @@
         <w:rPr>
           <w:rStyle w:val="VerbatimChar"/>
         </w:rPr>
-        <w:t xml:space="preserve"> 4: end for</w:t>
+        <w:t xml:space="preserve">---------------------------------------------------------------</w:t>
       </w:r>
       <w:r>
         <w:br/>
@@ -17667,7 +18114,7 @@
         <w:rPr>
           <w:rStyle w:val="VerbatimChar"/>
         </w:rPr>
-        <w:t xml:space="preserve"> 5: P_rare &lt;- top-R items of P ordered by rare_score desc</w:t>
+        <w:t xml:space="preserve">A &lt;- empty list</w:t>
       </w:r>
       <w:r>
         <w:br/>
@@ -17676,7 +18123,7 @@
         <w:rPr>
           <w:rStyle w:val="VerbatimChar"/>
         </w:rPr>
-        <w:t xml:space="preserve"> 6: P_div  &lt;- top-D items of (P \ P_rare) ordered by div_score desc</w:t>
+        <w:t xml:space="preserve">while |A| &lt; N do</w:t>
       </w:r>
       <w:r>
         <w:br/>
@@ -17685,7 +18132,7 @@
         <w:rPr>
           <w:rStyle w:val="VerbatimChar"/>
         </w:rPr>
-        <w:t xml:space="preserve"> 7: P_rest &lt;- random-sample(P \ (P_rare ∪ P_div), T - R - D)</w:t>
+        <w:t xml:space="preserve">    tmpl       &lt;- choose_random(T)</w:t>
       </w:r>
       <w:r>
         <w:br/>
@@ -17694,7 +18141,7 @@
         <w:rPr>
           <w:rStyle w:val="VerbatimChar"/>
         </w:rPr>
-        <w:t xml:space="preserve"> 8: S      &lt;- P_rare ∪ P_div ∪ P_rest</w:t>
+        <w:t xml:space="preserve">    actor      &lt;- sample compatible group from G for tmpl</w:t>
       </w:r>
       <w:r>
         <w:br/>
@@ -17703,7 +18150,79 @@
         <w:rPr>
           <w:rStyle w:val="VerbatimChar"/>
         </w:rPr>
-        <w:t xml:space="preserve"> 9: return S</w:t>
+        <w:t xml:space="preserve">    loc        &lt;- sample location from L matching actor.country</w:t>
+      </w:r>
+      <w:r>
+        <w:br/>
+      </w:r>
+      <w:r>
+        <w:rPr>
+          <w:rStyle w:val="VerbatimChar"/>
+        </w:rPr>
+        <w:t xml:space="preserve">    verb       &lt;- sample verb from V[ type(tmpl) ]</w:t>
+      </w:r>
+      <w:r>
+        <w:br/>
+      </w:r>
+      <w:r>
+        <w:rPr>
+          <w:rStyle w:val="VerbatimChar"/>
+        </w:rPr>
+        <w:t xml:space="preserve">    n_k, n_i   &lt;- sample plausible casualty counts</w:t>
+      </w:r>
+      <w:r>
+        <w:br/>
+      </w:r>
+      <w:r>
+        <w:rPr>
+          <w:rStyle w:val="VerbatimChar"/>
+        </w:rPr>
+        <w:t xml:space="preserve">    text       &lt;- render(tmpl, actor, loc, verb, n_k, n_i)</w:t>
+      </w:r>
+      <w:r>
+        <w:br/>
+      </w:r>
+      <w:r>
+        <w:rPr>
+          <w:rStyle w:val="VerbatimChar"/>
+        </w:rPr>
+        <w:t xml:space="preserve">    (tok, lbl) &lt;- tokenize_and_bio_label(text, slots)</w:t>
+      </w:r>
+      <w:r>
+        <w:br/>
+      </w:r>
+      <w:r>
+        <w:rPr>
+          <w:rStyle w:val="VerbatimChar"/>
+        </w:rPr>
+        <w:t xml:space="preserve">    A          &lt;- A ++ [ { tokens: tok, labels: lbl, source: "aug" } ]</w:t>
+      </w:r>
+      <w:r>
+        <w:br/>
+      </w:r>
+      <w:r>
+        <w:rPr>
+          <w:rStyle w:val="VerbatimChar"/>
+        </w:rPr>
+        <w:t xml:space="preserve">end while</w:t>
+      </w:r>
+      <w:r>
+        <w:br/>
+      </w:r>
+      <w:r>
+        <w:rPr>
+          <w:rStyle w:val="VerbatimChar"/>
+        </w:rPr>
+        <w:t xml:space="preserve">return A</w:t>
+      </w:r>
+      <w:r>
+        <w:br/>
+      </w:r>
+      <w:r>
+        <w:rPr>
+          <w:rStyle w:val="VerbatimChar"/>
+        </w:rPr>
+        <w:t xml:space="preserve">---------------------------------------------------------------</w:t>
       </w:r>
     </w:p>
     <w:p>
@@ -17711,205 +18230,16 @@
         <w:pStyle w:val="FirstParagraph"/>
       </w:pPr>
       <w:r>
-        <w:t xml:space="preserve">In the production run, T = 35,000, R = 12,000, D = 11,666, and the</w:t>
-      </w:r>
-      <w:r>
-        <w:t xml:space="preserve"> </w:t>
-      </w:r>
-      <w:r>
-        <w:t xml:space="preserve">random remainder is 11,334.</w:t>
+        <w:rPr>
+          <w:i/>
+          <w:iCs/>
+        </w:rPr>
+        <w:t xml:space="preserve">Algorithm 4.3: Template-based augmentation.</w:t>
       </w:r>
     </w:p>
     <w:p>
       <w:pPr>
         <w:pStyle w:val="BodyText"/>
-      </w:pPr>
-      <w:r>
-        <w:t xml:space="preserve">Augmentation is implemented in</w:t>
-      </w:r>
-      <w:r>
-        <w:t xml:space="preserve"> </w:t>
-      </w:r>
-      <w:r>
-        <w:rPr>
-          <w:rStyle w:val="VerbatimChar"/>
-        </w:rPr>
-        <w:t xml:space="preserve">scripts/augment_training_data.py</w:t>
-      </w:r>
-      <w:r>
-        <w:t xml:space="preserve"> </w:t>
-      </w:r>
-      <w:r>
-        <w:t xml:space="preserve">following Algorithm 4.3.</w:t>
-      </w:r>
-    </w:p>
-    <w:p>
-      <w:pPr>
-        <w:pStyle w:val="SourceCode"/>
-      </w:pPr>
-      <w:r>
-        <w:rPr>
-          <w:rStyle w:val="VerbatimChar"/>
-        </w:rPr>
-        <w:t xml:space="preserve">Algorithm 4.3  Template-based augmentation</w:t>
-      </w:r>
-      <w:r>
-        <w:br/>
-      </w:r>
-      <w:r>
-        <w:rPr>
-          <w:rStyle w:val="VerbatimChar"/>
-        </w:rPr>
-        <w:t xml:space="preserve">---------------------------------------------------------------</w:t>
-      </w:r>
-      <w:r>
-        <w:br/>
-      </w:r>
-      <w:r>
-        <w:rPr>
-          <w:rStyle w:val="VerbatimChar"/>
-        </w:rPr>
-        <w:t xml:space="preserve">Input:  KB groups G, locations L, weapons W, verb lexicons V,</w:t>
-      </w:r>
-      <w:r>
-        <w:br/>
-      </w:r>
-      <w:r>
-        <w:rPr>
-          <w:rStyle w:val="VerbatimChar"/>
-        </w:rPr>
-        <w:t xml:space="preserve">        template list T, augmentation budget N</w:t>
-      </w:r>
-      <w:r>
-        <w:br/>
-      </w:r>
-      <w:r>
-        <w:rPr>
-          <w:rStyle w:val="VerbatimChar"/>
-        </w:rPr>
-        <w:t xml:space="preserve">Output: Synthetic example list A with |A| = N</w:t>
-      </w:r>
-      <w:r>
-        <w:br/>
-      </w:r>
-      <w:r>
-        <w:rPr>
-          <w:rStyle w:val="VerbatimChar"/>
-        </w:rPr>
-        <w:t xml:space="preserve">---------------------------------------------------------------</w:t>
-      </w:r>
-      <w:r>
-        <w:br/>
-      </w:r>
-      <w:r>
-        <w:rPr>
-          <w:rStyle w:val="VerbatimChar"/>
-        </w:rPr>
-        <w:t xml:space="preserve"> 1: A &lt;- empty</w:t>
-      </w:r>
-      <w:r>
-        <w:br/>
-      </w:r>
-      <w:r>
-        <w:rPr>
-          <w:rStyle w:val="VerbatimChar"/>
-        </w:rPr>
-        <w:t xml:space="preserve"> 2: while |A| &lt; N do</w:t>
-      </w:r>
-      <w:r>
-        <w:br/>
-      </w:r>
-      <w:r>
-        <w:rPr>
-          <w:rStyle w:val="VerbatimChar"/>
-        </w:rPr>
-        <w:t xml:space="preserve"> 3:     tmpl   &lt;- choose_random(T)</w:t>
-      </w:r>
-      <w:r>
-        <w:br/>
-      </w:r>
-      <w:r>
-        <w:rPr>
-          <w:rStyle w:val="VerbatimChar"/>
-        </w:rPr>
-        <w:t xml:space="preserve"> 4:     actor  &lt;- sample compatible group from G for tmpl</w:t>
-      </w:r>
-      <w:r>
-        <w:br/>
-      </w:r>
-      <w:r>
-        <w:rPr>
-          <w:rStyle w:val="VerbatimChar"/>
-        </w:rPr>
-        <w:t xml:space="preserve"> 5:     loc    &lt;- sample location from L matching actor.country</w:t>
-      </w:r>
-      <w:r>
-        <w:br/>
-      </w:r>
-      <w:r>
-        <w:rPr>
-          <w:rStyle w:val="VerbatimChar"/>
-        </w:rPr>
-        <w:t xml:space="preserve"> 6:     verb   &lt;- sample verb from V[type(tmpl)]</w:t>
-      </w:r>
-      <w:r>
-        <w:br/>
-      </w:r>
-      <w:r>
-        <w:rPr>
-          <w:rStyle w:val="VerbatimChar"/>
-        </w:rPr>
-        <w:t xml:space="preserve"> 7:     n_k, n_i &lt;- sample plausible casualty counts</w:t>
-      </w:r>
-      <w:r>
-        <w:br/>
-      </w:r>
-      <w:r>
-        <w:rPr>
-          <w:rStyle w:val="VerbatimChar"/>
-        </w:rPr>
-        <w:t xml:space="preserve"> 8:     text   &lt;- render(tmpl, actor, loc, verb, n_k, n_i)</w:t>
-      </w:r>
-      <w:r>
-        <w:br/>
-      </w:r>
-      <w:r>
-        <w:rPr>
-          <w:rStyle w:val="VerbatimChar"/>
-        </w:rPr>
-        <w:t xml:space="preserve"> 9:     (tok, lbl) &lt;- tokenize_and_bio_label(text, slots)</w:t>
-      </w:r>
-      <w:r>
-        <w:br/>
-      </w:r>
-      <w:r>
-        <w:rPr>
-          <w:rStyle w:val="VerbatimChar"/>
-        </w:rPr>
-        <w:t xml:space="preserve">10:     A &lt;- A ++ [ {tokens: tok, labels: lbl, source:"aug"} ]</w:t>
-      </w:r>
-      <w:r>
-        <w:br/>
-      </w:r>
-      <w:r>
-        <w:rPr>
-          <w:rStyle w:val="VerbatimChar"/>
-        </w:rPr>
-        <w:t xml:space="preserve">11: end while</w:t>
-      </w:r>
-      <w:r>
-        <w:br/>
-      </w:r>
-      <w:r>
-        <w:rPr>
-          <w:rStyle w:val="VerbatimChar"/>
-        </w:rPr>
-        <w:t xml:space="preserve">12: return A</w:t>
-      </w:r>
-    </w:p>
-    <w:p>
-      <w:pPr>
-        <w:pStyle w:val="FirstParagraph"/>
       </w:pPr>
       <w:r>
         <w:t xml:space="preserve">The augmentation budget is 15,000 examples. Together with the 35,000</w:t>
@@ -20109,6 +20439,18 @@
       </w:r>
       <w:r>
         <w:t xml:space="preserve">on an Apple Silicon workstation with the configuration in Table 6.1.</w:t>
+      </w:r>
+    </w:p>
+    <w:p>
+      <w:pPr>
+        <w:pStyle w:val="BodyText"/>
+      </w:pPr>
+      <w:r>
+        <w:rPr>
+          <w:i/>
+          <w:iCs/>
+        </w:rPr>
+        <w:t xml:space="preserve">Table 6.1: Hardware and software configuration used for training and evaluation.</w:t>
       </w:r>
     </w:p>
     <w:tbl>
@@ -20398,7 +20740,7 @@
         <w:pStyle w:val="FirstParagraph"/>
       </w:pPr>
       <w:r>
-        <w:t xml:space="preserve">Table 6.1 summarises the pre-processed dataset before subset</w:t>
+        <w:t xml:space="preserve">Table 6.2 summarises the pre-processed dataset before subset</w:t>
       </w:r>
       <w:r>
         <w:t xml:space="preserve"> </w:t>
@@ -20416,7 +20758,7 @@
           <w:i/>
           <w:iCs/>
         </w:rPr>
-        <w:t xml:space="preserve">Table 6.1: Pre-processed dataset statistics.</w:t>
+        <w:t xml:space="preserve">Table 6.2: Pre-processed dataset statistics.</w:t>
       </w:r>
     </w:p>
     <w:tbl>
@@ -20620,7 +20962,7 @@
         <w:pStyle w:val="BodyText"/>
       </w:pPr>
       <w:r>
-        <w:t xml:space="preserve">Table 6.2 reports entity-level frequencies in the full pre-processed</w:t>
+        <w:t xml:space="preserve">Table 6.3 reports entity-level frequencies in the full pre-processed</w:t>
       </w:r>
       <w:r>
         <w:t xml:space="preserve"> </w:t>
@@ -20638,7 +20980,7 @@
           <w:i/>
           <w:iCs/>
         </w:rPr>
-        <w:t xml:space="preserve">Table 6.2: Entity-level frequency in the full pre-processed corpus.</w:t>
+        <w:t xml:space="preserve">Table 6.3: Entity-level frequency in the full pre-processed corpus.</w:t>
       </w:r>
     </w:p>
     <w:tbl>
@@ -21061,19 +21403,31 @@
         <w:t xml:space="preserve"> </w:t>
       </w:r>
       <w:r>
-        <w:t xml:space="preserve">inverse-frequency weighting are summarised below; minority entities</w:t>
-      </w:r>
-      <w:r>
-        <w:t xml:space="preserve"> </w:t>
-      </w:r>
-      <w:r>
-        <w:t xml:space="preserve">receive the maximum weight of 10, the dominant O class is heavily</w:t>
-      </w:r>
-      <w:r>
-        <w:t xml:space="preserve"> </w:t>
-      </w:r>
-      <w:r>
-        <w:t xml:space="preserve">down-weighted.</w:t>
+        <w:t xml:space="preserve">inverse-frequency weighting are summarised in Table 6.4; minority</w:t>
+      </w:r>
+      <w:r>
+        <w:t xml:space="preserve"> </w:t>
+      </w:r>
+      <w:r>
+        <w:t xml:space="preserve">entities receive the maximum weight of ten, the dominant O class is</w:t>
+      </w:r>
+      <w:r>
+        <w:t xml:space="preserve"> </w:t>
+      </w:r>
+      <w:r>
+        <w:t xml:space="preserve">heavily down-weighted.</w:t>
+      </w:r>
+    </w:p>
+    <w:p>
+      <w:pPr>
+        <w:pStyle w:val="BodyText"/>
+      </w:pPr>
+      <w:r>
+        <w:rPr>
+          <w:i/>
+          <w:iCs/>
+        </w:rPr>
+        <w:t xml:space="preserve">Table 6.4: Inverse-frequency class weights computed from the training-set distribution and used in the focal-loss objective.</w:t>
       </w:r>
     </w:p>
     <w:tbl>
@@ -21389,7 +21743,7 @@
           <w:i/>
           <w:iCs/>
         </w:rPr>
-        <w:t xml:space="preserve">Table 6.3: Per-epoch training dynamics for the representative run.</w:t>
+        <w:t xml:space="preserve">Table 6.5: Per-epoch training dynamics for the representative run.</w:t>
       </w:r>
     </w:p>
     <w:tbl>
@@ -21909,7 +22263,7 @@
         <w:t xml:space="preserve"> </w:t>
       </w:r>
       <w:r>
-        <w:t xml:space="preserve">consistent with the dynamics in Table 6.3 and confirms the</w:t>
+        <w:t xml:space="preserve">consistent with the dynamics in Table 6.5 and confirms the</w:t>
       </w:r>
       <w:r>
         <w:t xml:space="preserve"> </w:t>
@@ -21981,7 +22335,7 @@
           <w:i/>
           <w:iCs/>
         </w:rPr>
-        <w:t xml:space="preserve">Table 6.3: Best validation metrics across training runs.</w:t>
+        <w:t xml:space="preserve">Table 6.6: Best validation metrics across training runs.</w:t>
       </w:r>
     </w:p>
     <w:tbl>
@@ -22370,7 +22724,7 @@
         <w:t xml:space="preserve"> </w:t>
       </w:r>
       <w:r>
-        <w:t xml:space="preserve">6.4. The metrics are computed on the 10,000-example validation set</w:t>
+        <w:t xml:space="preserve">6.7. The metrics are computed on the 10,000-example validation set</w:t>
       </w:r>
       <w:r>
         <w:t xml:space="preserve"> </w:t>
@@ -22388,7 +22742,7 @@
           <w:i/>
           <w:iCs/>
         </w:rPr>
-        <w:t xml:space="preserve">Table 6.4: Per-entity precision, recall and F1 on the held-out validation set.</w:t>
+        <w:t xml:space="preserve">Table 6.7: Per-entity precision, recall and F1 on the held-out validation set.</w:t>
       </w:r>
     </w:p>
     <w:tbl>
@@ -23479,7 +23833,7 @@
           <w:i/>
           <w:iCs/>
         </w:rPr>
-        <w:t xml:space="preserve">Table 6.5: Focal-loss ablation. Per-entity F1 on the validation set.</w:t>
+        <w:t xml:space="preserve">Table 6.8: Focal-loss ablation. Per-entity F1 on the validation set.</w:t>
       </w:r>
     </w:p>
     <w:tbl>
@@ -24410,7 +24764,7 @@
           <w:i/>
           <w:iCs/>
         </w:rPr>
-        <w:t xml:space="preserve">Table 6.6: Inference latency on representative articles.</w:t>
+        <w:t xml:space="preserve">Table 6.9: Inference latency on representative articles.</w:t>
       </w:r>
     </w:p>
     <w:tbl>
@@ -25615,7 +25969,19 @@
         <w:t xml:space="preserve"> </w:t>
       </w:r>
       <w:r>
-        <w:t xml:space="preserve">below.</w:t>
+        <w:t xml:space="preserve">in Table 6.10. The full questionnaire is reproduced in Annex F.</w:t>
+      </w:r>
+    </w:p>
+    <w:p>
+      <w:pPr>
+        <w:pStyle w:val="BodyText"/>
+      </w:pPr>
+      <w:r>
+        <w:rPr>
+          <w:i/>
+          <w:iCs/>
+        </w:rPr>
+        <w:t xml:space="preserve">Table 6.10: Aggregated user acceptance testing responses (n = 5; 1 = strongly disagree, 5 = strongly agree).</w:t>
       </w:r>
     </w:p>
     <w:tbl>
@@ -25680,7 +26046,7 @@
               <w:jc w:val="left"/>
             </w:pPr>
             <w:r>
-              <w:t xml:space="preserve">The extracted entities matched what I expected.</w:t>
+              <w:t xml:space="preserve">The extracted entities matched what was expected.</w:t>
             </w:r>
           </w:p>
         </w:tc>
@@ -25870,7 +26236,7 @@
               <w:jc w:val="left"/>
             </w:pPr>
             <w:r>
-              <w:t xml:space="preserve">The analytics views answered the kinds of questions I would ask.</w:t>
+              <w:t xml:space="preserve">The analytics views answered the kinds of questions analysts ask.</w:t>
             </w:r>
           </w:p>
         </w:tc>
@@ -29483,7 +29849,85 @@
         <w:t xml:space="preserve"> </w:t>
       </w:r>
       <w:r>
-        <w:t xml:space="preserve">C. Lignos</w:t>
+        <w:t xml:space="preserve">C. Lignos, C. Palen-Michel, H. Buzaaba, S. Rijhwani, S. Ruder,</w:t>
+      </w:r>
+      <w:r>
+        <w:t xml:space="preserve"> </w:t>
+      </w:r>
+      <w:r>
+        <w:t xml:space="preserve">S. Mayhew, I. A. Azime, S. H. Muhammad, C. C. Emezue, J.</w:t>
+      </w:r>
+      <w:r>
+        <w:t xml:space="preserve"> </w:t>
+      </w:r>
+      <w:r>
+        <w:t xml:space="preserve">Nakatumba-Nabende, P. Ogayo, A. Anuoluwapo, C. Gitau, D. Mbaye,</w:t>
+      </w:r>
+      <w:r>
+        <w:t xml:space="preserve"> </w:t>
+      </w:r>
+      <w:r>
+        <w:t xml:space="preserve">J. Alabi, S. M. Yimam, T. R. Gwadabe, I. Ezeani, R. A. Niyongabo,</w:t>
+      </w:r>
+      <w:r>
+        <w:t xml:space="preserve"> </w:t>
+      </w:r>
+      <w:r>
+        <w:t xml:space="preserve">J. Mukiibi, V. Otiende, I. Orife, D. David, S. Ngom, T. Adewumi,</w:t>
+      </w:r>
+      <w:r>
+        <w:t xml:space="preserve"> </w:t>
+      </w:r>
+      <w:r>
+        <w:t xml:space="preserve">P. Rayson, M. Adeyemi, G. Muriuki, E. Anebi, C. Chukwuneke,</w:t>
+      </w:r>
+      <w:r>
+        <w:t xml:space="preserve"> </w:t>
+      </w:r>
+      <w:r>
+        <w:t xml:space="preserve">N. Odu, E. P. Wairagala, S. Oyerinde, C. Siro, T. S. Bateesa,</w:t>
+      </w:r>
+      <w:r>
+        <w:t xml:space="preserve"> </w:t>
+      </w:r>
+      <w:r>
+        <w:t xml:space="preserve">T. Oloyede, Y. Wambui, V. Akinode, D. Nabagereka, M. Katusiime,</w:t>
+      </w:r>
+      <w:r>
+        <w:t xml:space="preserve"> </w:t>
+      </w:r>
+      <w:r>
+        <w:t xml:space="preserve">A. Awokoya, M. MBOUP, D. Gebreyohannes, H. Tilaye, K. Nwaike,</w:t>
+      </w:r>
+      <w:r>
+        <w:t xml:space="preserve"> </w:t>
+      </w:r>
+      <w:r>
+        <w:t xml:space="preserve">D. Wolde, A. Faye, B. Sibanda, O. Ahia, B. F. P. Dossou,</w:t>
+      </w:r>
+      <w:r>
+        <w:t xml:space="preserve"> </w:t>
+      </w:r>
+      <w:r>
+        <w:t xml:space="preserve">K. Ogueji, T. I. DIOP, A. Diallo, A. Akinfaderin, T. Marengereke,</w:t>
+      </w:r>
+      <w:r>
+        <w:t xml:space="preserve"> </w:t>
+      </w:r>
+      <w:r>
+        <w:t xml:space="preserve">and S. Osei,</w:t>
+      </w:r>
+      <w:r>
+        <w:t xml:space="preserve"> </w:t>
+      </w:r>
+      <w:r>
+        <w:t xml:space="preserve">“MasakhaNER: Named entity recognition for African</w:t>
+      </w:r>
+      <w:r>
+        <w:t xml:space="preserve"> </w:t>
+      </w:r>
+      <w:r>
+        <w:t xml:space="preserve">languages,”</w:t>
       </w:r>
       <w:r>
         <w:t xml:space="preserve"> </w:t>
@@ -29493,38 +29937,46 @@
           <w:i/>
           <w:iCs/>
         </w:rPr>
-        <w:t xml:space="preserve">et al.</w:t>
-      </w:r>
-      <w:r>
-        <w:t xml:space="preserve">,</w:t>
-      </w:r>
-      <w:r>
-        <w:t xml:space="preserve"> </w:t>
-      </w:r>
-      <w:r>
-        <w:t xml:space="preserve">“MasakhaNER: Named entity recognition for</w:t>
-      </w:r>
-      <w:r>
-        <w:t xml:space="preserve"> </w:t>
-      </w:r>
-      <w:r>
-        <w:t xml:space="preserve">African languages,”</w:t>
-      </w:r>
-      <w:r>
-        <w:t xml:space="preserve"> </w:t>
+        <w:t xml:space="preserve">Transactions of the Association for Computational</w:t>
       </w:r>
       <w:r>
         <w:rPr>
           <w:i/>
           <w:iCs/>
         </w:rPr>
-        <w:t xml:space="preserve">Transactions of the Association for</w:t>
+        <w:t xml:space="preserve"> </w:t>
       </w:r>
       <w:r>
         <w:rPr>
           <w:i/>
           <w:iCs/>
         </w:rPr>
+        <w:t xml:space="preserve">Linguistics</w:t>
+      </w:r>
+      <w:r>
+        <w:t xml:space="preserve">, vol. 9, pp. 1116–1131, 2021.</w:t>
+      </w:r>
+    </w:p>
+    <w:p>
+      <w:pPr>
+        <w:pStyle w:val="BodyText"/>
+      </w:pPr>
+      <w:r>
+        <w:t xml:space="preserve">[12] T.-Y. Lin, P. Goyal, R. Girshick, K. He and P. Dollar,</w:t>
+      </w:r>
+      <w:r>
+        <w:t xml:space="preserve"> </w:t>
+      </w:r>
+      <w:r>
+        <w:t xml:space="preserve">“Focal loss for dense object detection,”</w:t>
+      </w:r>
+      <w:r>
+        <w:t xml:space="preserve"> </w:t>
+      </w:r>
+      <w:r>
+        <w:t xml:space="preserve">in</w:t>
+      </w:r>
+      <w:r>
         <w:t xml:space="preserve"> </w:t>
       </w:r>
       <w:r>
@@ -29532,46 +29984,52 @@
           <w:i/>
           <w:iCs/>
         </w:rPr>
-        <w:t xml:space="preserve">Computational Linguistics</w:t>
-      </w:r>
-      <w:r>
-        <w:t xml:space="preserve">, vol. 9, pp. 1116–1131, 2021.</w:t>
-      </w:r>
-    </w:p>
-    <w:p>
-      <w:pPr>
-        <w:pStyle w:val="BodyText"/>
-      </w:pPr>
-      <w:r>
-        <w:t xml:space="preserve">[12] T.-Y. Lin, P. Goyal, R. Girshick, K. He and P. Dollar,</w:t>
-      </w:r>
-      <w:r>
-        <w:t xml:space="preserve"> </w:t>
-      </w:r>
-      <w:r>
-        <w:t xml:space="preserve">“Focal loss for dense object detection,”</w:t>
-      </w:r>
-      <w:r>
-        <w:t xml:space="preserve"> </w:t>
-      </w:r>
-      <w:r>
-        <w:t xml:space="preserve">in</w:t>
-      </w:r>
-      <w:r>
-        <w:t xml:space="preserve"> </w:t>
+        <w:t xml:space="preserve">Proceedings of the IEEE</w:t>
       </w:r>
       <w:r>
         <w:rPr>
           <w:i/>
           <w:iCs/>
         </w:rPr>
-        <w:t xml:space="preserve">Proceedings of the IEEE</w:t>
+        <w:t xml:space="preserve"> </w:t>
       </w:r>
       <w:r>
         <w:rPr>
           <w:i/>
           <w:iCs/>
         </w:rPr>
+        <w:t xml:space="preserve">International Conference on Computer Vision</w:t>
+      </w:r>
+      <w:r>
+        <w:t xml:space="preserve">, 2017, pp. 2980–2988.</w:t>
+      </w:r>
+    </w:p>
+    <w:p>
+      <w:pPr>
+        <w:pStyle w:val="BodyText"/>
+      </w:pPr>
+      <w:r>
+        <w:t xml:space="preserve">[13] P. Offermann, O. Levina, M. Schönherr and U. Bub,</w:t>
+      </w:r>
+      <w:r>
+        <w:t xml:space="preserve"> </w:t>
+      </w:r>
+      <w:r>
+        <w:t xml:space="preserve">“Outline of</w:t>
+      </w:r>
+      <w:r>
+        <w:t xml:space="preserve"> </w:t>
+      </w:r>
+      <w:r>
+        <w:t xml:space="preserve">a design science research process,”</w:t>
+      </w:r>
+      <w:r>
+        <w:t xml:space="preserve"> </w:t>
+      </w:r>
+      <w:r>
+        <w:t xml:space="preserve">in</w:t>
+      </w:r>
+      <w:r>
         <w:t xml:space="preserve"> </w:t>
       </w:r>
       <w:r>
@@ -29579,66 +30037,72 @@
           <w:i/>
           <w:iCs/>
         </w:rPr>
-        <w:t xml:space="preserve">International Conference on Computer Vision</w:t>
-      </w:r>
-      <w:r>
-        <w:t xml:space="preserve">, 2017, pp. 2980–2988.</w:t>
-      </w:r>
-    </w:p>
-    <w:p>
-      <w:pPr>
-        <w:pStyle w:val="BodyText"/>
-      </w:pPr>
-      <w:r>
-        <w:t xml:space="preserve">[13] P. Offermann, O. Levina, M. Schönherr and U. Bub,</w:t>
-      </w:r>
-      <w:r>
-        <w:t xml:space="preserve"> </w:t>
-      </w:r>
-      <w:r>
-        <w:t xml:space="preserve">“Outline of</w:t>
-      </w:r>
-      <w:r>
-        <w:t xml:space="preserve"> </w:t>
-      </w:r>
-      <w:r>
-        <w:t xml:space="preserve">a design science research process,”</w:t>
-      </w:r>
-      <w:r>
-        <w:t xml:space="preserve"> </w:t>
-      </w:r>
-      <w:r>
-        <w:t xml:space="preserve">in</w:t>
-      </w:r>
-      <w:r>
-        <w:t xml:space="preserve"> </w:t>
+        <w:t xml:space="preserve">Proceedings of the 4th</w:t>
       </w:r>
       <w:r>
         <w:rPr>
           <w:i/>
           <w:iCs/>
         </w:rPr>
-        <w:t xml:space="preserve">Proceedings of the 4th</w:t>
+        <w:t xml:space="preserve"> </w:t>
       </w:r>
       <w:r>
         <w:rPr>
           <w:i/>
           <w:iCs/>
         </w:rPr>
-        <w:t xml:space="preserve"> </w:t>
+        <w:t xml:space="preserve">International Conference on Design Science Research in Information</w:t>
       </w:r>
       <w:r>
         <w:rPr>
           <w:i/>
           <w:iCs/>
         </w:rPr>
-        <w:t xml:space="preserve">International Conference on Design Science Research in Information</w:t>
+        <w:t xml:space="preserve"> </w:t>
       </w:r>
       <w:r>
         <w:rPr>
           <w:i/>
           <w:iCs/>
         </w:rPr>
+        <w:t xml:space="preserve">Systems and Technology</w:t>
+      </w:r>
+      <w:r>
+        <w:t xml:space="preserve">, ACM, 2009, pp. 7–18.</w:t>
+      </w:r>
+    </w:p>
+    <w:p>
+      <w:pPr>
+        <w:pStyle w:val="BodyText"/>
+      </w:pPr>
+      <w:r>
+        <w:t xml:space="preserve">[14] G. R. Doddington, A. Mitchell, M. A. Przybocki, L. A.</w:t>
+      </w:r>
+      <w:r>
+        <w:t xml:space="preserve"> </w:t>
+      </w:r>
+      <w:r>
+        <w:t xml:space="preserve">Ramshaw, S. M. Strassel and R. M. Weischedel,</w:t>
+      </w:r>
+      <w:r>
+        <w:t xml:space="preserve"> </w:t>
+      </w:r>
+      <w:r>
+        <w:t xml:space="preserve">“The Automatic</w:t>
+      </w:r>
+      <w:r>
+        <w:t xml:space="preserve"> </w:t>
+      </w:r>
+      <w:r>
+        <w:t xml:space="preserve">Content Extraction (ACE) program: Tasks, data, and evaluation,”</w:t>
+      </w:r>
+      <w:r>
+        <w:t xml:space="preserve"> </w:t>
+      </w:r>
+      <w:r>
+        <w:t xml:space="preserve">in</w:t>
+      </w:r>
+      <w:r>
         <w:t xml:space="preserve"> </w:t>
       </w:r>
       <w:r>
@@ -29646,58 +30110,52 @@
           <w:i/>
           <w:iCs/>
         </w:rPr>
-        <w:t xml:space="preserve">Systems and Technology</w:t>
-      </w:r>
-      <w:r>
-        <w:t xml:space="preserve">, ACM, 2009, pp. 7–18.</w:t>
-      </w:r>
-    </w:p>
-    <w:p>
-      <w:pPr>
-        <w:pStyle w:val="BodyText"/>
-      </w:pPr>
-      <w:r>
-        <w:t xml:space="preserve">[14] G. R. Doddington, A. Mitchell, M. A. Przybocki, L. A.</w:t>
-      </w:r>
-      <w:r>
-        <w:t xml:space="preserve"> </w:t>
-      </w:r>
-      <w:r>
-        <w:t xml:space="preserve">Ramshaw, S. M. Strassel and R. M. Weischedel,</w:t>
-      </w:r>
-      <w:r>
-        <w:t xml:space="preserve"> </w:t>
-      </w:r>
-      <w:r>
-        <w:t xml:space="preserve">“The Automatic</w:t>
-      </w:r>
-      <w:r>
-        <w:t xml:space="preserve"> </w:t>
-      </w:r>
-      <w:r>
-        <w:t xml:space="preserve">Content Extraction (ACE) program: Tasks, data, and evaluation,”</w:t>
-      </w:r>
-      <w:r>
-        <w:t xml:space="preserve"> </w:t>
-      </w:r>
-      <w:r>
-        <w:t xml:space="preserve">in</w:t>
-      </w:r>
-      <w:r>
-        <w:t xml:space="preserve"> </w:t>
+        <w:t xml:space="preserve">Proceedings of the 4th International Conference on Language</w:t>
       </w:r>
       <w:r>
         <w:rPr>
           <w:i/>
           <w:iCs/>
         </w:rPr>
-        <w:t xml:space="preserve">Proceedings of the 4th International Conference on Language</w:t>
+        <w:t xml:space="preserve"> </w:t>
       </w:r>
       <w:r>
         <w:rPr>
           <w:i/>
           <w:iCs/>
         </w:rPr>
+        <w:t xml:space="preserve">Resources and Evaluation</w:t>
+      </w:r>
+      <w:r>
+        <w:t xml:space="preserve">, Lisbon, Portugal, 2004, pp. 837–840.</w:t>
+      </w:r>
+    </w:p>
+    <w:p>
+      <w:pPr>
+        <w:pStyle w:val="BodyText"/>
+      </w:pPr>
+      <w:r>
+        <w:t xml:space="preserve">[15] M. Liu, B. Liu, L. Liu, M. Wang and X. Zhou,</w:t>
+      </w:r>
+      <w:r>
+        <w:t xml:space="preserve"> </w:t>
+      </w:r>
+      <w:r>
+        <w:t xml:space="preserve">“Event</w:t>
+      </w:r>
+      <w:r>
+        <w:t xml:space="preserve"> </w:t>
+      </w:r>
+      <w:r>
+        <w:t xml:space="preserve">extraction as machine reading comprehension,”</w:t>
+      </w:r>
+      <w:r>
+        <w:t xml:space="preserve"> </w:t>
+      </w:r>
+      <w:r>
+        <w:t xml:space="preserve">in</w:t>
+      </w:r>
+      <w:r>
         <w:t xml:space="preserve"> </w:t>
       </w:r>
       <w:r>
@@ -29705,52 +30163,52 @@
           <w:i/>
           <w:iCs/>
         </w:rPr>
-        <w:t xml:space="preserve">Resources and Evaluation</w:t>
-      </w:r>
-      <w:r>
-        <w:t xml:space="preserve">, Lisbon, Portugal, 2004, pp. 837–840.</w:t>
-      </w:r>
-    </w:p>
-    <w:p>
-      <w:pPr>
-        <w:pStyle w:val="BodyText"/>
-      </w:pPr>
-      <w:r>
-        <w:t xml:space="preserve">[15] M. Liu, B. Liu, L. Liu, M. Wang and X. Zhou,</w:t>
-      </w:r>
-      <w:r>
-        <w:t xml:space="preserve"> </w:t>
-      </w:r>
-      <w:r>
-        <w:t xml:space="preserve">“Event</w:t>
-      </w:r>
-      <w:r>
-        <w:t xml:space="preserve"> </w:t>
-      </w:r>
-      <w:r>
-        <w:t xml:space="preserve">extraction as machine reading comprehension,”</w:t>
-      </w:r>
-      <w:r>
-        <w:t xml:space="preserve"> </w:t>
-      </w:r>
-      <w:r>
-        <w:t xml:space="preserve">in</w:t>
-      </w:r>
-      <w:r>
-        <w:t xml:space="preserve"> </w:t>
+        <w:t xml:space="preserve">Proceedings of</w:t>
       </w:r>
       <w:r>
         <w:rPr>
           <w:i/>
           <w:iCs/>
         </w:rPr>
-        <w:t xml:space="preserve">Proceedings of</w:t>
+        <w:t xml:space="preserve"> </w:t>
       </w:r>
       <w:r>
         <w:rPr>
           <w:i/>
           <w:iCs/>
         </w:rPr>
+        <w:t xml:space="preserve">EMNLP</w:t>
+      </w:r>
+      <w:r>
+        <w:t xml:space="preserve">, 2020, pp. 1641–1651.</w:t>
+      </w:r>
+    </w:p>
+    <w:p>
+      <w:pPr>
+        <w:pStyle w:val="BodyText"/>
+      </w:pPr>
+      <w:r>
+        <w:t xml:space="preserve">[16] F. Hogenboom, F. Frasincar, U. Kaymak and F. de Jong,</w:t>
+      </w:r>
+      <w:r>
+        <w:t xml:space="preserve"> </w:t>
+      </w:r>
+      <w:r>
+        <w:t xml:space="preserve">“An</w:t>
+      </w:r>
+      <w:r>
+        <w:t xml:space="preserve"> </w:t>
+      </w:r>
+      <w:r>
+        <w:t xml:space="preserve">overview of event extraction from text,”</w:t>
+      </w:r>
+      <w:r>
+        <w:t xml:space="preserve"> </w:t>
+      </w:r>
+      <w:r>
+        <w:t xml:space="preserve">in</w:t>
+      </w:r>
+      <w:r>
         <w:t xml:space="preserve"> </w:t>
       </w:r>
       <w:r>
@@ -29758,52 +30216,64 @@
           <w:i/>
           <w:iCs/>
         </w:rPr>
-        <w:t xml:space="preserve">EMNLP</w:t>
-      </w:r>
-      <w:r>
-        <w:t xml:space="preserve">, 2020, pp. 1641–1651.</w:t>
-      </w:r>
-    </w:p>
-    <w:p>
-      <w:pPr>
-        <w:pStyle w:val="BodyText"/>
-      </w:pPr>
-      <w:r>
-        <w:t xml:space="preserve">[16] F. Hogenboom, F. Frasincar, U. Kaymak and F. de Jong,</w:t>
-      </w:r>
-      <w:r>
-        <w:t xml:space="preserve"> </w:t>
-      </w:r>
-      <w:r>
-        <w:t xml:space="preserve">“An</w:t>
-      </w:r>
-      <w:r>
-        <w:t xml:space="preserve"> </w:t>
-      </w:r>
-      <w:r>
-        <w:t xml:space="preserve">overview of event extraction from text,”</w:t>
-      </w:r>
-      <w:r>
-        <w:t xml:space="preserve"> </w:t>
-      </w:r>
-      <w:r>
-        <w:t xml:space="preserve">in</w:t>
-      </w:r>
-      <w:r>
-        <w:t xml:space="preserve"> </w:t>
+        <w:t xml:space="preserve">Workshop on Detection,</w:t>
       </w:r>
       <w:r>
         <w:rPr>
           <w:i/>
           <w:iCs/>
         </w:rPr>
-        <w:t xml:space="preserve">Workshop on Detection,</w:t>
+        <w:t xml:space="preserve"> </w:t>
       </w:r>
       <w:r>
         <w:rPr>
           <w:i/>
           <w:iCs/>
         </w:rPr>
+        <w:t xml:space="preserve">Representation, and Exploitation of Events in the Semantic Web</w:t>
+      </w:r>
+      <w:r>
+        <w:t xml:space="preserve">,</w:t>
+      </w:r>
+      <w:r>
+        <w:t xml:space="preserve"> </w:t>
+      </w:r>
+      <w:r>
+        <w:t xml:space="preserve">vol. 779, 2011, pp. 48–57.</w:t>
+      </w:r>
+    </w:p>
+    <w:p>
+      <w:pPr>
+        <w:pStyle w:val="BodyText"/>
+      </w:pPr>
+      <w:r>
+        <w:t xml:space="preserve">[17] J. Lafferty, A. McCallum and F. C. N. Pereira,</w:t>
+      </w:r>
+      <w:r>
+        <w:t xml:space="preserve"> </w:t>
+      </w:r>
+      <w:r>
+        <w:t xml:space="preserve">“Conditional</w:t>
+      </w:r>
+      <w:r>
+        <w:t xml:space="preserve"> </w:t>
+      </w:r>
+      <w:r>
+        <w:t xml:space="preserve">random fields: Probabilistic models for segmenting and labeling</w:t>
+      </w:r>
+      <w:r>
+        <w:t xml:space="preserve"> </w:t>
+      </w:r>
+      <w:r>
+        <w:t xml:space="preserve">sequence data,”</w:t>
+      </w:r>
+      <w:r>
+        <w:t xml:space="preserve"> </w:t>
+      </w:r>
+      <w:r>
+        <w:t xml:space="preserve">in</w:t>
+      </w:r>
+      <w:r>
         <w:t xml:space="preserve"> </w:t>
       </w:r>
       <w:r>
@@ -29811,64 +30281,52 @@
           <w:i/>
           <w:iCs/>
         </w:rPr>
-        <w:t xml:space="preserve">Representation, and Exploitation of Events in the Semantic Web</w:t>
-      </w:r>
-      <w:r>
-        <w:t xml:space="preserve">,</w:t>
-      </w:r>
-      <w:r>
-        <w:t xml:space="preserve"> </w:t>
-      </w:r>
-      <w:r>
-        <w:t xml:space="preserve">vol. 779, 2011, pp. 48–57.</w:t>
-      </w:r>
-    </w:p>
-    <w:p>
-      <w:pPr>
-        <w:pStyle w:val="BodyText"/>
-      </w:pPr>
-      <w:r>
-        <w:t xml:space="preserve">[17] J. Lafferty, A. McCallum and F. C. N. Pereira,</w:t>
-      </w:r>
-      <w:r>
-        <w:t xml:space="preserve"> </w:t>
-      </w:r>
-      <w:r>
-        <w:t xml:space="preserve">“Conditional</w:t>
-      </w:r>
-      <w:r>
-        <w:t xml:space="preserve"> </w:t>
-      </w:r>
-      <w:r>
-        <w:t xml:space="preserve">random fields: Probabilistic models for segmenting and labeling</w:t>
-      </w:r>
-      <w:r>
-        <w:t xml:space="preserve"> </w:t>
-      </w:r>
-      <w:r>
-        <w:t xml:space="preserve">sequence data,”</w:t>
-      </w:r>
-      <w:r>
-        <w:t xml:space="preserve"> </w:t>
-      </w:r>
-      <w:r>
-        <w:t xml:space="preserve">in</w:t>
-      </w:r>
-      <w:r>
-        <w:t xml:space="preserve"> </w:t>
+        <w:t xml:space="preserve">Proceedings of the 18th International</w:t>
       </w:r>
       <w:r>
         <w:rPr>
           <w:i/>
           <w:iCs/>
         </w:rPr>
-        <w:t xml:space="preserve">Proceedings of the 18th International</w:t>
+        <w:t xml:space="preserve"> </w:t>
       </w:r>
       <w:r>
         <w:rPr>
           <w:i/>
           <w:iCs/>
         </w:rPr>
+        <w:t xml:space="preserve">Conference on Machine Learning</w:t>
+      </w:r>
+      <w:r>
+        <w:t xml:space="preserve">, 2001, pp. 282–289.</w:t>
+      </w:r>
+    </w:p>
+    <w:p>
+      <w:pPr>
+        <w:pStyle w:val="BodyText"/>
+      </w:pPr>
+      <w:r>
+        <w:t xml:space="preserve">[18] X. Ma and E. Hovy,</w:t>
+      </w:r>
+      <w:r>
+        <w:t xml:space="preserve"> </w:t>
+      </w:r>
+      <w:r>
+        <w:t xml:space="preserve">“End-to-end sequence labeling via</w:t>
+      </w:r>
+      <w:r>
+        <w:t xml:space="preserve"> </w:t>
+      </w:r>
+      <w:r>
+        <w:t xml:space="preserve">bi-directional LSTM-CNNs-CRF,”</w:t>
+      </w:r>
+      <w:r>
+        <w:t xml:space="preserve"> </w:t>
+      </w:r>
+      <w:r>
+        <w:t xml:space="preserve">in</w:t>
+      </w:r>
+      <w:r>
         <w:t xml:space="preserve"> </w:t>
       </w:r>
       <w:r>
@@ -29876,52 +30334,58 @@
           <w:i/>
           <w:iCs/>
         </w:rPr>
-        <w:t xml:space="preserve">Conference on Machine Learning</w:t>
-      </w:r>
-      <w:r>
-        <w:t xml:space="preserve">, 2001, pp. 282–289.</w:t>
-      </w:r>
-    </w:p>
-    <w:p>
-      <w:pPr>
-        <w:pStyle w:val="BodyText"/>
-      </w:pPr>
-      <w:r>
-        <w:t xml:space="preserve">[18] X. Ma and E. Hovy,</w:t>
-      </w:r>
-      <w:r>
-        <w:t xml:space="preserve"> </w:t>
-      </w:r>
-      <w:r>
-        <w:t xml:space="preserve">“End-to-end sequence labeling via</w:t>
-      </w:r>
-      <w:r>
-        <w:t xml:space="preserve"> </w:t>
-      </w:r>
-      <w:r>
-        <w:t xml:space="preserve">bi-directional LSTM-CNNs-CRF,”</w:t>
-      </w:r>
-      <w:r>
-        <w:t xml:space="preserve"> </w:t>
-      </w:r>
-      <w:r>
-        <w:t xml:space="preserve">in</w:t>
-      </w:r>
-      <w:r>
-        <w:t xml:space="preserve"> </w:t>
+        <w:t xml:space="preserve">Proceedings of the 54th Annual</w:t>
       </w:r>
       <w:r>
         <w:rPr>
           <w:i/>
           <w:iCs/>
         </w:rPr>
-        <w:t xml:space="preserve">Proceedings of the 54th Annual</w:t>
+        <w:t xml:space="preserve"> </w:t>
       </w:r>
       <w:r>
         <w:rPr>
           <w:i/>
           <w:iCs/>
         </w:rPr>
+        <w:t xml:space="preserve">Meeting of the Association for Computational Linguistics</w:t>
+      </w:r>
+      <w:r>
+        <w:t xml:space="preserve">, Berlin,</w:t>
+      </w:r>
+      <w:r>
+        <w:t xml:space="preserve"> </w:t>
+      </w:r>
+      <w:r>
+        <w:t xml:space="preserve">Germany, 2016, pp. 1064–1074.</w:t>
+      </w:r>
+    </w:p>
+    <w:p>
+      <w:pPr>
+        <w:pStyle w:val="BodyText"/>
+      </w:pPr>
+      <w:r>
+        <w:t xml:space="preserve">[19] G. Lample, M. Ballesteros, S. Subramanian, K. Kawakami and</w:t>
+      </w:r>
+      <w:r>
+        <w:t xml:space="preserve"> </w:t>
+      </w:r>
+      <w:r>
+        <w:t xml:space="preserve">C. Dyer,</w:t>
+      </w:r>
+      <w:r>
+        <w:t xml:space="preserve"> </w:t>
+      </w:r>
+      <w:r>
+        <w:t xml:space="preserve">“Neural architectures for named entity recognition,”</w:t>
+      </w:r>
+      <w:r>
+        <w:t xml:space="preserve"> </w:t>
+      </w:r>
+      <w:r>
+        <w:t xml:space="preserve">in</w:t>
+      </w:r>
+      <w:r>
         <w:t xml:space="preserve"> </w:t>
       </w:r>
       <w:r>
@@ -29929,16 +30393,10 @@
           <w:i/>
           <w:iCs/>
         </w:rPr>
-        <w:t xml:space="preserve">Meeting of the Association for Computational Linguistics</w:t>
-      </w:r>
-      <w:r>
-        <w:t xml:space="preserve">, Berlin,</w:t>
-      </w:r>
-      <w:r>
-        <w:t xml:space="preserve"> </w:t>
-      </w:r>
-      <w:r>
-        <w:t xml:space="preserve">Germany, 2016, pp. 1064–1074.</w:t>
+        <w:t xml:space="preserve">Proceedings of NAACL-HLT</w:t>
+      </w:r>
+      <w:r>
+        <w:t xml:space="preserve">, San Diego, CA, 2016, pp. 260–270.</w:t>
       </w:r>
     </w:p>
     <w:p>
@@ -29946,19 +30404,19 @@
         <w:pStyle w:val="BodyText"/>
       </w:pPr>
       <w:r>
-        <w:t xml:space="preserve">[19] G. Lample, M. Ballesteros, S. Subramanian, K. Kawakami and</w:t>
-      </w:r>
-      <w:r>
-        <w:t xml:space="preserve"> </w:t>
-      </w:r>
-      <w:r>
-        <w:t xml:space="preserve">C. Dyer,</w:t>
-      </w:r>
-      <w:r>
-        <w:t xml:space="preserve"> </w:t>
-      </w:r>
-      <w:r>
-        <w:t xml:space="preserve">“Neural architectures for named entity recognition,”</w:t>
+        <w:t xml:space="preserve">[20] M. E. Peters, M. Neumann, M. Iyyer, M. Gardner, C. Clark, K.</w:t>
+      </w:r>
+      <w:r>
+        <w:t xml:space="preserve"> </w:t>
+      </w:r>
+      <w:r>
+        <w:t xml:space="preserve">Lee and L. Zettlemoyer,</w:t>
+      </w:r>
+      <w:r>
+        <w:t xml:space="preserve"> </w:t>
+      </w:r>
+      <w:r>
+        <w:t xml:space="preserve">“Deep contextualized word representations,”</w:t>
       </w:r>
       <w:r>
         <w:t xml:space="preserve"> </w:t>
@@ -29977,7 +30435,13 @@
         <w:t xml:space="preserve">Proceedings of NAACL-HLT</w:t>
       </w:r>
       <w:r>
-        <w:t xml:space="preserve">, San Diego, CA, 2016, pp. 260–270.</w:t>
+        <w:t xml:space="preserve">, New Orleans, LA, 2018, pp.</w:t>
+      </w:r>
+      <w:r>
+        <w:t xml:space="preserve"> </w:t>
+      </w:r>
+      <w:r>
+        <w:t xml:space="preserve">2227–2237.</w:t>
       </w:r>
     </w:p>
     <w:p>
@@ -29985,25 +30449,25 @@
         <w:pStyle w:val="BodyText"/>
       </w:pPr>
       <w:r>
-        <w:t xml:space="preserve">[20] M. E. Peters, M. Neumann, M. Iyyer, M. Gardner, C. Clark, K.</w:t>
-      </w:r>
-      <w:r>
-        <w:t xml:space="preserve"> </w:t>
-      </w:r>
-      <w:r>
-        <w:t xml:space="preserve">Lee and L. Zettlemoyer,</w:t>
-      </w:r>
-      <w:r>
-        <w:t xml:space="preserve"> </w:t>
-      </w:r>
-      <w:r>
-        <w:t xml:space="preserve">“Deep contextualized word representations,”</w:t>
-      </w:r>
-      <w:r>
-        <w:t xml:space="preserve"> </w:t>
-      </w:r>
-      <w:r>
-        <w:t xml:space="preserve">in</w:t>
+        <w:t xml:space="preserve">[21] Y. Liu, M. Ott, N. Goyal, J. Du, M. Joshi, D. Chen, O. Levy,</w:t>
+      </w:r>
+      <w:r>
+        <w:t xml:space="preserve"> </w:t>
+      </w:r>
+      <w:r>
+        <w:t xml:space="preserve">M. Lewis, L. Zettlemoyer and V. Stoyanov,</w:t>
+      </w:r>
+      <w:r>
+        <w:t xml:space="preserve"> </w:t>
+      </w:r>
+      <w:r>
+        <w:t xml:space="preserve">“RoBERTa: A robustly</w:t>
+      </w:r>
+      <w:r>
+        <w:t xml:space="preserve"> </w:t>
+      </w:r>
+      <w:r>
+        <w:t xml:space="preserve">optimized BERT pretraining approach,”</w:t>
       </w:r>
       <w:r>
         <w:t xml:space="preserve"> </w:t>
@@ -30013,58 +30477,46 @@
           <w:i/>
           <w:iCs/>
         </w:rPr>
-        <w:t xml:space="preserve">Proceedings of NAACL-HLT</w:t>
-      </w:r>
-      <w:r>
-        <w:t xml:space="preserve">, New Orleans, LA, 2018, pp.</w:t>
-      </w:r>
-      <w:r>
-        <w:t xml:space="preserve"> </w:t>
-      </w:r>
-      <w:r>
-        <w:t xml:space="preserve">2227–2237.</w:t>
-      </w:r>
-    </w:p>
-    <w:p>
-      <w:pPr>
-        <w:pStyle w:val="BodyText"/>
-      </w:pPr>
-      <w:r>
-        <w:t xml:space="preserve">[21] Y. Liu, M. Ott, N. Goyal, J. Du, M. Joshi, D. Chen, O. Levy,</w:t>
-      </w:r>
-      <w:r>
-        <w:t xml:space="preserve"> </w:t>
-      </w:r>
-      <w:r>
-        <w:t xml:space="preserve">M. Lewis, L. Zettlemoyer and V. Stoyanov,</w:t>
-      </w:r>
-      <w:r>
-        <w:t xml:space="preserve"> </w:t>
-      </w:r>
-      <w:r>
-        <w:t xml:space="preserve">“RoBERTa: A robustly</w:t>
-      </w:r>
-      <w:r>
-        <w:t xml:space="preserve"> </w:t>
-      </w:r>
-      <w:r>
-        <w:t xml:space="preserve">optimized BERT pretraining approach,”</w:t>
-      </w:r>
-      <w:r>
-        <w:t xml:space="preserve"> </w:t>
+        <w:t xml:space="preserve">arXiv preprint</w:t>
       </w:r>
       <w:r>
         <w:rPr>
           <w:i/>
           <w:iCs/>
         </w:rPr>
-        <w:t xml:space="preserve">arXiv preprint</w:t>
+        <w:t xml:space="preserve"> </w:t>
       </w:r>
       <w:r>
         <w:rPr>
           <w:i/>
           <w:iCs/>
         </w:rPr>
+        <w:t xml:space="preserve">arXiv:1907.11692</w:t>
+      </w:r>
+      <w:r>
+        <w:t xml:space="preserve">, 2019.</w:t>
+      </w:r>
+    </w:p>
+    <w:p>
+      <w:pPr>
+        <w:pStyle w:val="BodyText"/>
+      </w:pPr>
+      <w:r>
+        <w:t xml:space="preserve">[22] V. Sanh, L. Debut, J. Chaumond and T. Wolf,</w:t>
+      </w:r>
+      <w:r>
+        <w:t xml:space="preserve"> </w:t>
+      </w:r>
+      <w:r>
+        <w:t xml:space="preserve">“DistilBERT, a</w:t>
+      </w:r>
+      <w:r>
+        <w:t xml:space="preserve"> </w:t>
+      </w:r>
+      <w:r>
+        <w:t xml:space="preserve">distilled version of BERT: Smaller, faster, cheaper and lighter,”</w:t>
+      </w:r>
+      <w:r>
         <w:t xml:space="preserve"> </w:t>
       </w:r>
       <w:r>
@@ -30072,7 +30524,7 @@
           <w:i/>
           <w:iCs/>
         </w:rPr>
-        <w:t xml:space="preserve">arXiv:1907.11692</w:t>
+        <w:t xml:space="preserve">arXiv preprint arXiv:1910.01108</w:t>
       </w:r>
       <w:r>
         <w:t xml:space="preserve">, 2019.</w:t>
@@ -30083,19 +30535,37 @@
         <w:pStyle w:val="BodyText"/>
       </w:pPr>
       <w:r>
-        <w:t xml:space="preserve">[22] V. Sanh, L. Debut, J. Chaumond and T. Wolf,</w:t>
-      </w:r>
-      <w:r>
-        <w:t xml:space="preserve"> </w:t>
-      </w:r>
-      <w:r>
-        <w:t xml:space="preserve">“DistilBERT, a</w:t>
-      </w:r>
-      <w:r>
-        <w:t xml:space="preserve"> </w:t>
-      </w:r>
-      <w:r>
-        <w:t xml:space="preserve">distilled version of BERT: Smaller, faster, cheaper and lighter,”</w:t>
+        <w:t xml:space="preserve">[23] A. Conneau, K. Khandelwal, N. Goyal, V. Chaudhary, G.</w:t>
+      </w:r>
+      <w:r>
+        <w:t xml:space="preserve"> </w:t>
+      </w:r>
+      <w:r>
+        <w:t xml:space="preserve">Wenzek, F. Guzman, E. Grave, M. Ott, L. Zettlemoyer and V.</w:t>
+      </w:r>
+      <w:r>
+        <w:t xml:space="preserve"> </w:t>
+      </w:r>
+      <w:r>
+        <w:t xml:space="preserve">Stoyanov,</w:t>
+      </w:r>
+      <w:r>
+        <w:t xml:space="preserve"> </w:t>
+      </w:r>
+      <w:r>
+        <w:t xml:space="preserve">“Unsupervised cross-lingual representation learning at</w:t>
+      </w:r>
+      <w:r>
+        <w:t xml:space="preserve"> </w:t>
+      </w:r>
+      <w:r>
+        <w:t xml:space="preserve">scale,”</w:t>
+      </w:r>
+      <w:r>
+        <w:t xml:space="preserve"> </w:t>
+      </w:r>
+      <w:r>
+        <w:t xml:space="preserve">in</w:t>
       </w:r>
       <w:r>
         <w:t xml:space="preserve"> </w:t>
@@ -30105,10 +30575,10 @@
           <w:i/>
           <w:iCs/>
         </w:rPr>
-        <w:t xml:space="preserve">arXiv preprint arXiv:1910.01108</w:t>
-      </w:r>
-      <w:r>
-        <w:t xml:space="preserve">, 2019.</w:t>
+        <w:t xml:space="preserve">Proceedings of ACL</w:t>
+      </w:r>
+      <w:r>
+        <w:t xml:space="preserve">, 2020, pp. 8440–8451.</w:t>
       </w:r>
     </w:p>
     <w:p>
@@ -30116,37 +30586,13 @@
         <w:pStyle w:val="BodyText"/>
       </w:pPr>
       <w:r>
-        <w:t xml:space="preserve">[23] A. Conneau, K. Khandelwal, N. Goyal, V. Chaudhary, G.</w:t>
-      </w:r>
-      <w:r>
-        <w:t xml:space="preserve"> </w:t>
-      </w:r>
-      <w:r>
-        <w:t xml:space="preserve">Wenzek, F. Guzman, E. Grave, M. Ott, L. Zettlemoyer and V.</w:t>
-      </w:r>
-      <w:r>
-        <w:t xml:space="preserve"> </w:t>
-      </w:r>
-      <w:r>
-        <w:t xml:space="preserve">Stoyanov,</w:t>
-      </w:r>
-      <w:r>
-        <w:t xml:space="preserve"> </w:t>
-      </w:r>
-      <w:r>
-        <w:t xml:space="preserve">“Unsupervised cross-lingual representation learning at</w:t>
-      </w:r>
-      <w:r>
-        <w:t xml:space="preserve"> </w:t>
-      </w:r>
-      <w:r>
-        <w:t xml:space="preserve">scale,”</w:t>
-      </w:r>
-      <w:r>
-        <w:t xml:space="preserve"> </w:t>
-      </w:r>
-      <w:r>
-        <w:t xml:space="preserve">in</w:t>
+        <w:t xml:space="preserve">[24] N. V. Chawla, K. W. Bowyer, L. O. Hall and W. P. Kegelmeyer,</w:t>
+      </w:r>
+      <w:r>
+        <w:t xml:space="preserve"> </w:t>
+      </w:r>
+      <w:r>
+        <w:t xml:space="preserve">“SMOTE: Synthetic minority over-sampling technique,”</w:t>
       </w:r>
       <w:r>
         <w:t xml:space="preserve"> </w:t>
@@ -30156,40 +30602,40 @@
           <w:i/>
           <w:iCs/>
         </w:rPr>
-        <w:t xml:space="preserve">Proceedings of ACL</w:t>
-      </w:r>
-      <w:r>
-        <w:t xml:space="preserve">, 2020, pp. 8440–8451.</w:t>
-      </w:r>
-    </w:p>
-    <w:p>
-      <w:pPr>
-        <w:pStyle w:val="BodyText"/>
-      </w:pPr>
-      <w:r>
-        <w:t xml:space="preserve">[24] N. V. Chawla, K. W. Bowyer, L. O. Hall and W. P. Kegelmeyer,</w:t>
-      </w:r>
-      <w:r>
-        <w:t xml:space="preserve"> </w:t>
-      </w:r>
-      <w:r>
-        <w:t xml:space="preserve">“SMOTE: Synthetic minority over-sampling technique,”</w:t>
-      </w:r>
-      <w:r>
-        <w:t xml:space="preserve"> </w:t>
+        <w:t xml:space="preserve">Journal of</w:t>
       </w:r>
       <w:r>
         <w:rPr>
           <w:i/>
           <w:iCs/>
         </w:rPr>
-        <w:t xml:space="preserve">Journal of</w:t>
+        <w:t xml:space="preserve"> </w:t>
       </w:r>
       <w:r>
         <w:rPr>
           <w:i/>
           <w:iCs/>
         </w:rPr>
+        <w:t xml:space="preserve">Artificial Intelligence Research</w:t>
+      </w:r>
+      <w:r>
+        <w:t xml:space="preserve">, vol. 16, pp. 321–357, 2002.</w:t>
+      </w:r>
+    </w:p>
+    <w:p>
+      <w:pPr>
+        <w:pStyle w:val="BodyText"/>
+      </w:pPr>
+      <w:r>
+        <w:t xml:space="preserve">[25] H. He and E. A. Garcia,</w:t>
+      </w:r>
+      <w:r>
+        <w:t xml:space="preserve"> </w:t>
+      </w:r>
+      <w:r>
+        <w:t xml:space="preserve">“Learning from imbalanced data,”</w:t>
+      </w:r>
+      <w:r>
         <w:t xml:space="preserve"> </w:t>
       </w:r>
       <w:r>
@@ -30197,10 +30643,16 @@
           <w:i/>
           <w:iCs/>
         </w:rPr>
-        <w:t xml:space="preserve">Artificial Intelligence Research</w:t>
-      </w:r>
-      <w:r>
-        <w:t xml:space="preserve">, vol. 16, pp. 321–357, 2002.</w:t>
+        <w:t xml:space="preserve">IEEE Transactions on Knowledge and Data Engineering</w:t>
+      </w:r>
+      <w:r>
+        <w:t xml:space="preserve">, vol. 21,</w:t>
+      </w:r>
+      <w:r>
+        <w:t xml:space="preserve"> </w:t>
+      </w:r>
+      <w:r>
+        <w:t xml:space="preserve">no. 9, pp. 1263–1284, 2009.</w:t>
       </w:r>
     </w:p>
     <w:p>
@@ -30208,13 +30660,25 @@
         <w:pStyle w:val="BodyText"/>
       </w:pPr>
       <w:r>
-        <w:t xml:space="preserve">[25] H. He and E. A. Garcia,</w:t>
-      </w:r>
-      <w:r>
-        <w:t xml:space="preserve"> </w:t>
-      </w:r>
-      <w:r>
-        <w:t xml:space="preserve">“Learning from imbalanced data,”</w:t>
+        <w:t xml:space="preserve">[26] Y. Cui, M. Jia, T.-Y. Lin, Y. Song and S. Belongie,</w:t>
+      </w:r>
+      <w:r>
+        <w:t xml:space="preserve"> </w:t>
+      </w:r>
+      <w:r>
+        <w:t xml:space="preserve">“Class-balanced</w:t>
+      </w:r>
+      <w:r>
+        <w:t xml:space="preserve"> </w:t>
+      </w:r>
+      <w:r>
+        <w:t xml:space="preserve">loss based on effective number of samples,”</w:t>
+      </w:r>
+      <w:r>
+        <w:t xml:space="preserve"> </w:t>
+      </w:r>
+      <w:r>
+        <w:t xml:space="preserve">in</w:t>
       </w:r>
       <w:r>
         <w:t xml:space="preserve"> </w:t>
@@ -30224,58 +30688,64 @@
           <w:i/>
           <w:iCs/>
         </w:rPr>
-        <w:t xml:space="preserve">IEEE Transactions on Knowledge and Data Engineering</w:t>
-      </w:r>
-      <w:r>
-        <w:t xml:space="preserve">, vol. 21,</w:t>
-      </w:r>
-      <w:r>
-        <w:t xml:space="preserve"> </w:t>
-      </w:r>
-      <w:r>
-        <w:t xml:space="preserve">no. 9, pp. 1263–1284, 2009.</w:t>
-      </w:r>
-    </w:p>
-    <w:p>
-      <w:pPr>
-        <w:pStyle w:val="BodyText"/>
-      </w:pPr>
-      <w:r>
-        <w:t xml:space="preserve">[26] Y. Cui, M. Jia, T.-Y. Lin, Y. Song and S. Belongie,</w:t>
-      </w:r>
-      <w:r>
-        <w:t xml:space="preserve"> </w:t>
-      </w:r>
-      <w:r>
-        <w:t xml:space="preserve">“Class-balanced</w:t>
-      </w:r>
-      <w:r>
-        <w:t xml:space="preserve"> </w:t>
-      </w:r>
-      <w:r>
-        <w:t xml:space="preserve">loss based on effective number of samples,”</w:t>
-      </w:r>
-      <w:r>
-        <w:t xml:space="preserve"> </w:t>
-      </w:r>
-      <w:r>
-        <w:t xml:space="preserve">in</w:t>
-      </w:r>
-      <w:r>
-        <w:t xml:space="preserve"> </w:t>
+        <w:t xml:space="preserve">Proceedings of the</w:t>
       </w:r>
       <w:r>
         <w:rPr>
           <w:i/>
           <w:iCs/>
         </w:rPr>
-        <w:t xml:space="preserve">Proceedings of the</w:t>
+        <w:t xml:space="preserve"> </w:t>
       </w:r>
       <w:r>
         <w:rPr>
           <w:i/>
           <w:iCs/>
         </w:rPr>
+        <w:t xml:space="preserve">IEEE Conference on Computer Vision and Pattern Recognition</w:t>
+      </w:r>
+      <w:r>
+        <w:t xml:space="preserve">, 2019,</w:t>
+      </w:r>
+      <w:r>
+        <w:t xml:space="preserve"> </w:t>
+      </w:r>
+      <w:r>
+        <w:t xml:space="preserve">pp. 9268–9277.</w:t>
+      </w:r>
+    </w:p>
+    <w:p>
+      <w:pPr>
+        <w:pStyle w:val="BodyText"/>
+      </w:pPr>
+      <w:r>
+        <w:t xml:space="preserve">[27] D. J. Gerner, P. A. Schrodt, O. Yilmaz and R. Abu-Jabr,</w:t>
+      </w:r>
+      <w:r>
+        <w:t xml:space="preserve"> </w:t>
+      </w:r>
+      <w:r>
+        <w:t xml:space="preserve">“Conflict</w:t>
+      </w:r>
+      <w:r>
+        <w:t xml:space="preserve"> </w:t>
+      </w:r>
+      <w:r>
+        <w:t xml:space="preserve">and Mediation Event Observations (CAMEO): A new event data framework</w:t>
+      </w:r>
+      <w:r>
+        <w:t xml:space="preserve"> </w:t>
+      </w:r>
+      <w:r>
+        <w:t xml:space="preserve">for the analysis of foreign policy interactions,”</w:t>
+      </w:r>
+      <w:r>
+        <w:t xml:space="preserve"> </w:t>
+      </w:r>
+      <w:r>
+        <w:t xml:space="preserve">in</w:t>
+      </w:r>
+      <w:r>
         <w:t xml:space="preserve"> </w:t>
       </w:r>
       <w:r>
@@ -30283,64 +30753,52 @@
           <w:i/>
           <w:iCs/>
         </w:rPr>
-        <w:t xml:space="preserve">IEEE Conference on Computer Vision and Pattern Recognition</w:t>
-      </w:r>
-      <w:r>
-        <w:t xml:space="preserve">, 2019,</w:t>
-      </w:r>
-      <w:r>
-        <w:t xml:space="preserve"> </w:t>
-      </w:r>
-      <w:r>
-        <w:t xml:space="preserve">pp. 9268–9277.</w:t>
-      </w:r>
-    </w:p>
-    <w:p>
-      <w:pPr>
-        <w:pStyle w:val="BodyText"/>
-      </w:pPr>
-      <w:r>
-        <w:t xml:space="preserve">[27] D. J. Gerner, P. A. Schrodt, O. Yilmaz and R. Abu-Jabr,</w:t>
-      </w:r>
-      <w:r>
-        <w:t xml:space="preserve"> </w:t>
-      </w:r>
-      <w:r>
-        <w:t xml:space="preserve">“Conflict</w:t>
-      </w:r>
-      <w:r>
-        <w:t xml:space="preserve"> </w:t>
-      </w:r>
-      <w:r>
-        <w:t xml:space="preserve">and Mediation Event Observations (CAMEO): A new event data framework</w:t>
-      </w:r>
-      <w:r>
-        <w:t xml:space="preserve"> </w:t>
-      </w:r>
-      <w:r>
-        <w:t xml:space="preserve">for the analysis of foreign policy interactions,”</w:t>
-      </w:r>
-      <w:r>
-        <w:t xml:space="preserve"> </w:t>
-      </w:r>
-      <w:r>
-        <w:t xml:space="preserve">in</w:t>
-      </w:r>
-      <w:r>
-        <w:t xml:space="preserve"> </w:t>
+        <w:t xml:space="preserve">International</w:t>
       </w:r>
       <w:r>
         <w:rPr>
           <w:i/>
           <w:iCs/>
         </w:rPr>
-        <w:t xml:space="preserve">International</w:t>
+        <w:t xml:space="preserve"> </w:t>
       </w:r>
       <w:r>
         <w:rPr>
           <w:i/>
           <w:iCs/>
         </w:rPr>
+        <w:t xml:space="preserve">Studies Association Annual Meeting</w:t>
+      </w:r>
+      <w:r>
+        <w:t xml:space="preserve">, New Orleans, LA, 2002.</w:t>
+      </w:r>
+    </w:p>
+    <w:p>
+      <w:pPr>
+        <w:pStyle w:val="BodyText"/>
+      </w:pPr>
+      <w:r>
+        <w:t xml:space="preserve">[28] R. Shaw, R. Troncy and L. Hardman,</w:t>
+      </w:r>
+      <w:r>
+        <w:t xml:space="preserve"> </w:t>
+      </w:r>
+      <w:r>
+        <w:t xml:space="preserve">“LODE: Linking open</w:t>
+      </w:r>
+      <w:r>
+        <w:t xml:space="preserve"> </w:t>
+      </w:r>
+      <w:r>
+        <w:t xml:space="preserve">descriptions of events,”</w:t>
+      </w:r>
+      <w:r>
+        <w:t xml:space="preserve"> </w:t>
+      </w:r>
+      <w:r>
+        <w:t xml:space="preserve">in</w:t>
+      </w:r>
+      <w:r>
         <w:t xml:space="preserve"> </w:t>
       </w:r>
       <w:r>
@@ -30348,10 +30806,16 @@
           <w:i/>
           <w:iCs/>
         </w:rPr>
-        <w:t xml:space="preserve">Studies Association Annual Meeting</w:t>
-      </w:r>
-      <w:r>
-        <w:t xml:space="preserve">, New Orleans, LA, 2002.</w:t>
+        <w:t xml:space="preserve">4th Asian Semantic Web Conference</w:t>
+      </w:r>
+      <w:r>
+        <w:t xml:space="preserve">,</w:t>
+      </w:r>
+      <w:r>
+        <w:t xml:space="preserve"> </w:t>
+      </w:r>
+      <w:r>
+        <w:t xml:space="preserve">LNCS, vol. 5926, 2009, pp. 153–167.</w:t>
       </w:r>
     </w:p>
     <w:p>
@@ -30359,19 +30823,19 @@
         <w:pStyle w:val="BodyText"/>
       </w:pPr>
       <w:r>
-        <w:t xml:space="preserve">[28] R. Shaw, R. Troncy and L. Hardman,</w:t>
-      </w:r>
-      <w:r>
-        <w:t xml:space="preserve"> </w:t>
-      </w:r>
-      <w:r>
-        <w:t xml:space="preserve">“LODE: Linking open</w:t>
-      </w:r>
-      <w:r>
-        <w:t xml:space="preserve"> </w:t>
-      </w:r>
-      <w:r>
-        <w:t xml:space="preserve">descriptions of events,”</w:t>
+        <w:t xml:space="preserve">[29] J. Piskorski, H. Tanev and P. O. Wennerberg,</w:t>
+      </w:r>
+      <w:r>
+        <w:t xml:space="preserve"> </w:t>
+      </w:r>
+      <w:r>
+        <w:t xml:space="preserve">“Extracting violent</w:t>
+      </w:r>
+      <w:r>
+        <w:t xml:space="preserve"> </w:t>
+      </w:r>
+      <w:r>
+        <w:t xml:space="preserve">events from on-line news for ontology population,”</w:t>
       </w:r>
       <w:r>
         <w:t xml:space="preserve"> </w:t>
@@ -30387,58 +30851,52 @@
           <w:i/>
           <w:iCs/>
         </w:rPr>
-        <w:t xml:space="preserve">4th Asian Semantic Web Conference</w:t>
-      </w:r>
-      <w:r>
-        <w:t xml:space="preserve">,</w:t>
-      </w:r>
-      <w:r>
-        <w:t xml:space="preserve"> </w:t>
-      </w:r>
-      <w:r>
-        <w:t xml:space="preserve">LNCS, vol. 5926, 2009, pp. 153–167.</w:t>
-      </w:r>
-    </w:p>
-    <w:p>
-      <w:pPr>
-        <w:pStyle w:val="BodyText"/>
-      </w:pPr>
-      <w:r>
-        <w:t xml:space="preserve">[29] J. Piskorski, H. Tanev and P. O. Wennerberg,</w:t>
-      </w:r>
-      <w:r>
-        <w:t xml:space="preserve"> </w:t>
-      </w:r>
-      <w:r>
-        <w:t xml:space="preserve">“Extracting violent</w:t>
-      </w:r>
-      <w:r>
-        <w:t xml:space="preserve"> </w:t>
-      </w:r>
-      <w:r>
-        <w:t xml:space="preserve">events from on-line news for ontology population,”</w:t>
-      </w:r>
-      <w:r>
-        <w:t xml:space="preserve"> </w:t>
-      </w:r>
-      <w:r>
-        <w:t xml:space="preserve">in</w:t>
-      </w:r>
-      <w:r>
-        <w:t xml:space="preserve"> </w:t>
+        <w:t xml:space="preserve">Business</w:t>
       </w:r>
       <w:r>
         <w:rPr>
           <w:i/>
           <w:iCs/>
         </w:rPr>
-        <w:t xml:space="preserve">Business</w:t>
+        <w:t xml:space="preserve"> </w:t>
       </w:r>
       <w:r>
         <w:rPr>
           <w:i/>
           <w:iCs/>
         </w:rPr>
+        <w:t xml:space="preserve">Information Systems</w:t>
+      </w:r>
+      <w:r>
+        <w:t xml:space="preserve">, LNCS, vol. 4439, 2007, pp. 287–300.</w:t>
+      </w:r>
+    </w:p>
+    <w:p>
+      <w:pPr>
+        <w:pStyle w:val="BodyText"/>
+      </w:pPr>
+      <w:r>
+        <w:t xml:space="preserve">[30] F. M. Suchanek, G. Kasneci and G. Weikum,</w:t>
+      </w:r>
+      <w:r>
+        <w:t xml:space="preserve"> </w:t>
+      </w:r>
+      <w:r>
+        <w:t xml:space="preserve">“YAGO: A core of</w:t>
+      </w:r>
+      <w:r>
+        <w:t xml:space="preserve"> </w:t>
+      </w:r>
+      <w:r>
+        <w:t xml:space="preserve">semantic knowledge unifying WordNet and Wikipedia,”</w:t>
+      </w:r>
+      <w:r>
+        <w:t xml:space="preserve"> </w:t>
+      </w:r>
+      <w:r>
+        <w:t xml:space="preserve">in</w:t>
+      </w:r>
+      <w:r>
         <w:t xml:space="preserve"> </w:t>
       </w:r>
       <w:r>
@@ -30446,52 +30904,58 @@
           <w:i/>
           <w:iCs/>
         </w:rPr>
-        <w:t xml:space="preserve">Information Systems</w:t>
-      </w:r>
-      <w:r>
-        <w:t xml:space="preserve">, LNCS, vol. 4439, 2007, pp. 287–300.</w:t>
-      </w:r>
-    </w:p>
-    <w:p>
-      <w:pPr>
-        <w:pStyle w:val="BodyText"/>
-      </w:pPr>
-      <w:r>
-        <w:t xml:space="preserve">[30] F. M. Suchanek, G. Kasneci and G. Weikum,</w:t>
-      </w:r>
-      <w:r>
-        <w:t xml:space="preserve"> </w:t>
-      </w:r>
-      <w:r>
-        <w:t xml:space="preserve">“YAGO: A core of</w:t>
-      </w:r>
-      <w:r>
-        <w:t xml:space="preserve"> </w:t>
-      </w:r>
-      <w:r>
-        <w:t xml:space="preserve">semantic knowledge unifying WordNet and Wikipedia,”</w:t>
-      </w:r>
-      <w:r>
-        <w:t xml:space="preserve"> </w:t>
-      </w:r>
-      <w:r>
-        <w:t xml:space="preserve">in</w:t>
-      </w:r>
-      <w:r>
-        <w:t xml:space="preserve"> </w:t>
+        <w:t xml:space="preserve">Proceedings</w:t>
       </w:r>
       <w:r>
         <w:rPr>
           <w:i/>
           <w:iCs/>
         </w:rPr>
-        <w:t xml:space="preserve">Proceedings</w:t>
+        <w:t xml:space="preserve"> </w:t>
       </w:r>
       <w:r>
         <w:rPr>
           <w:i/>
           <w:iCs/>
         </w:rPr>
+        <w:t xml:space="preserve">of the 16th International Conference on World Wide Web</w:t>
+      </w:r>
+      <w:r>
+        <w:t xml:space="preserve">, ACM, 2007,</w:t>
+      </w:r>
+      <w:r>
+        <w:t xml:space="preserve"> </w:t>
+      </w:r>
+      <w:r>
+        <w:t xml:space="preserve">pp. 697–706.</w:t>
+      </w:r>
+    </w:p>
+    <w:p>
+      <w:pPr>
+        <w:pStyle w:val="BodyText"/>
+      </w:pPr>
+      <w:r>
+        <w:t xml:space="preserve">[31] D. Hienert and F. Luciano,</w:t>
+      </w:r>
+      <w:r>
+        <w:t xml:space="preserve"> </w:t>
+      </w:r>
+      <w:r>
+        <w:t xml:space="preserve">“Extraction of historical events</w:t>
+      </w:r>
+      <w:r>
+        <w:t xml:space="preserve"> </w:t>
+      </w:r>
+      <w:r>
+        <w:t xml:space="preserve">from Wikipedia,”</w:t>
+      </w:r>
+      <w:r>
+        <w:t xml:space="preserve"> </w:t>
+      </w:r>
+      <w:r>
+        <w:t xml:space="preserve">in</w:t>
+      </w:r>
+      <w:r>
         <w:t xml:space="preserve"> </w:t>
       </w:r>
       <w:r>
@@ -30499,16 +30963,16 @@
           <w:i/>
           <w:iCs/>
         </w:rPr>
-        <w:t xml:space="preserve">of the 16th International Conference on World Wide Web</w:t>
-      </w:r>
-      <w:r>
-        <w:t xml:space="preserve">, ACM, 2007,</w:t>
-      </w:r>
-      <w:r>
-        <w:t xml:space="preserve"> </w:t>
-      </w:r>
-      <w:r>
-        <w:t xml:space="preserve">pp. 697–706.</w:t>
+        <w:t xml:space="preserve">ESWC 2012 Satellite Events</w:t>
+      </w:r>
+      <w:r>
+        <w:t xml:space="preserve">, LNCS, vol. 7540,</w:t>
+      </w:r>
+      <w:r>
+        <w:t xml:space="preserve"> </w:t>
+      </w:r>
+      <w:r>
+        <w:t xml:space="preserve">2012, pp. 16–28.</w:t>
       </w:r>
     </w:p>
     <w:p>
@@ -30516,19 +30980,19 @@
         <w:pStyle w:val="BodyText"/>
       </w:pPr>
       <w:r>
-        <w:t xml:space="preserve">[31] D. Hienert and F. Luciano,</w:t>
-      </w:r>
-      <w:r>
-        <w:t xml:space="preserve"> </w:t>
-      </w:r>
-      <w:r>
-        <w:t xml:space="preserve">“Extraction of historical events</w:t>
-      </w:r>
-      <w:r>
-        <w:t xml:space="preserve"> </w:t>
-      </w:r>
-      <w:r>
-        <w:t xml:space="preserve">from Wikipedia,”</w:t>
+        <w:t xml:space="preserve">[32] H. Becker, D. Iter, M. Naaman and L. Gravano,</w:t>
+      </w:r>
+      <w:r>
+        <w:t xml:space="preserve"> </w:t>
+      </w:r>
+      <w:r>
+        <w:t xml:space="preserve">“Identifying</w:t>
+      </w:r>
+      <w:r>
+        <w:t xml:space="preserve"> </w:t>
+      </w:r>
+      <w:r>
+        <w:t xml:space="preserve">content for planned events across social media sites,”</w:t>
       </w:r>
       <w:r>
         <w:t xml:space="preserve"> </w:t>
@@ -30544,16 +31008,10 @@
           <w:i/>
           <w:iCs/>
         </w:rPr>
-        <w:t xml:space="preserve">ESWC 2012 Satellite Events</w:t>
-      </w:r>
-      <w:r>
-        <w:t xml:space="preserve">, LNCS, vol. 7540,</w:t>
-      </w:r>
-      <w:r>
-        <w:t xml:space="preserve"> </w:t>
-      </w:r>
-      <w:r>
-        <w:t xml:space="preserve">2012, pp. 16–28.</w:t>
+        <w:t xml:space="preserve">Proceedings of WSDM</w:t>
+      </w:r>
+      <w:r>
+        <w:t xml:space="preserve">, Seattle, WA, 2012, pp. 533–542.</w:t>
       </w:r>
     </w:p>
     <w:p>
@@ -30561,19 +31019,19 @@
         <w:pStyle w:val="BodyText"/>
       </w:pPr>
       <w:r>
-        <w:t xml:space="preserve">[32] H. Becker, D. Iter, M. Naaman and L. Gravano,</w:t>
-      </w:r>
-      <w:r>
-        <w:t xml:space="preserve"> </w:t>
-      </w:r>
-      <w:r>
-        <w:t xml:space="preserve">“Identifying</w:t>
-      </w:r>
-      <w:r>
-        <w:t xml:space="preserve"> </w:t>
-      </w:r>
-      <w:r>
-        <w:t xml:space="preserve">content for planned events across social media sites,”</w:t>
+        <w:t xml:space="preserve">[33] A. Magnuson, V. Dialan and D. Mallela,</w:t>
+      </w:r>
+      <w:r>
+        <w:t xml:space="preserve"> </w:t>
+      </w:r>
+      <w:r>
+        <w:t xml:space="preserve">“Event recommendation</w:t>
+      </w:r>
+      <w:r>
+        <w:t xml:space="preserve"> </w:t>
+      </w:r>
+      <w:r>
+        <w:t xml:space="preserve">using Twitter activity,”</w:t>
       </w:r>
       <w:r>
         <w:t xml:space="preserve"> </w:t>
@@ -30589,10 +31047,16 @@
           <w:i/>
           <w:iCs/>
         </w:rPr>
-        <w:t xml:space="preserve">Proceedings of WSDM</w:t>
-      </w:r>
-      <w:r>
-        <w:t xml:space="preserve">, Seattle, WA, 2012, pp. 533–542.</w:t>
+        <w:t xml:space="preserve">Proceedings of RecSys</w:t>
+      </w:r>
+      <w:r>
+        <w:t xml:space="preserve">, ACM, 2015, pp.</w:t>
+      </w:r>
+      <w:r>
+        <w:t xml:space="preserve"> </w:t>
+      </w:r>
+      <w:r>
+        <w:t xml:space="preserve">331–332.</w:t>
       </w:r>
     </w:p>
     <w:p>
@@ -30600,25 +31064,19 @@
         <w:pStyle w:val="BodyText"/>
       </w:pPr>
       <w:r>
-        <w:t xml:space="preserve">[33] A. Magnuson, V. Dialan and D. Mallela,</w:t>
-      </w:r>
-      <w:r>
-        <w:t xml:space="preserve"> </w:t>
-      </w:r>
-      <w:r>
-        <w:t xml:space="preserve">“Event recommendation</w:t>
-      </w:r>
-      <w:r>
-        <w:t xml:space="preserve"> </w:t>
-      </w:r>
-      <w:r>
-        <w:t xml:space="preserve">using Twitter activity,”</w:t>
-      </w:r>
-      <w:r>
-        <w:t xml:space="preserve"> </w:t>
-      </w:r>
-      <w:r>
-        <w:t xml:space="preserve">in</w:t>
+        <w:t xml:space="preserve">[34] A. Farzindar and W. Khreich,</w:t>
+      </w:r>
+      <w:r>
+        <w:t xml:space="preserve"> </w:t>
+      </w:r>
+      <w:r>
+        <w:t xml:space="preserve">“A survey of techniques for event</w:t>
+      </w:r>
+      <w:r>
+        <w:t xml:space="preserve"> </w:t>
+      </w:r>
+      <w:r>
+        <w:t xml:space="preserve">detection in Twitter,”</w:t>
       </w:r>
       <w:r>
         <w:t xml:space="preserve"> </w:t>
@@ -30628,16 +31086,16 @@
           <w:i/>
           <w:iCs/>
         </w:rPr>
-        <w:t xml:space="preserve">Proceedings of RecSys</w:t>
-      </w:r>
-      <w:r>
-        <w:t xml:space="preserve">, ACM, 2015, pp.</w:t>
-      </w:r>
-      <w:r>
-        <w:t xml:space="preserve"> </w:t>
-      </w:r>
-      <w:r>
-        <w:t xml:space="preserve">331–332.</w:t>
+        <w:t xml:space="preserve">Computational Intelligence</w:t>
+      </w:r>
+      <w:r>
+        <w:t xml:space="preserve">, vol. 31, no. 1,</w:t>
+      </w:r>
+      <w:r>
+        <w:t xml:space="preserve"> </w:t>
+      </w:r>
+      <w:r>
+        <w:t xml:space="preserve">pp. 132–164, 2015.</w:t>
       </w:r>
     </w:p>
     <w:p>
@@ -30645,19 +31103,25 @@
         <w:pStyle w:val="BodyText"/>
       </w:pPr>
       <w:r>
-        <w:t xml:space="preserve">[34] A. Farzindar and W. Khreich,</w:t>
-      </w:r>
-      <w:r>
-        <w:t xml:space="preserve"> </w:t>
-      </w:r>
-      <w:r>
-        <w:t xml:space="preserve">“A survey of techniques for event</w:t>
-      </w:r>
-      <w:r>
-        <w:t xml:space="preserve"> </w:t>
-      </w:r>
-      <w:r>
-        <w:t xml:space="preserve">detection in Twitter,”</w:t>
+        <w:t xml:space="preserve">[35] Taye Abdulkadir Edris and R. K. Sungkur,</w:t>
+      </w:r>
+      <w:r>
+        <w:t xml:space="preserve"> </w:t>
+      </w:r>
+      <w:r>
+        <w:t xml:space="preserve">“Knowledge discovery</w:t>
+      </w:r>
+      <w:r>
+        <w:t xml:space="preserve"> </w:t>
+      </w:r>
+      <w:r>
+        <w:t xml:space="preserve">from free text: Extraction of violent events in the African</w:t>
+      </w:r>
+      <w:r>
+        <w:t xml:space="preserve"> </w:t>
+      </w:r>
+      <w:r>
+        <w:t xml:space="preserve">context,”</w:t>
       </w:r>
       <w:r>
         <w:t xml:space="preserve"> </w:t>
@@ -30667,16 +31131,16 @@
           <w:i/>
           <w:iCs/>
         </w:rPr>
-        <w:t xml:space="preserve">Computational Intelligence</w:t>
-      </w:r>
-      <w:r>
-        <w:t xml:space="preserve">, vol. 31, no. 1,</w:t>
-      </w:r>
-      <w:r>
-        <w:t xml:space="preserve"> </w:t>
-      </w:r>
-      <w:r>
-        <w:t xml:space="preserve">pp. 132–164, 2015.</w:t>
+        <w:t xml:space="preserve">New Review of Information Networking</w:t>
+      </w:r>
+      <w:r>
+        <w:t xml:space="preserve">, vol. 24, no. 2,</w:t>
+      </w:r>
+      <w:r>
+        <w:t xml:space="preserve"> </w:t>
+      </w:r>
+      <w:r>
+        <w:t xml:space="preserve">pp. 153–177, 2019.</w:t>
       </w:r>
     </w:p>
     <w:p>
@@ -30684,25 +31148,25 @@
         <w:pStyle w:val="BodyText"/>
       </w:pPr>
       <w:r>
-        <w:t xml:space="preserve">[35] Taye Abdulkadir Edris and R. K. Sungkur,</w:t>
-      </w:r>
-      <w:r>
-        <w:t xml:space="preserve"> </w:t>
-      </w:r>
-      <w:r>
-        <w:t xml:space="preserve">“Knowledge discovery</w:t>
-      </w:r>
-      <w:r>
-        <w:t xml:space="preserve"> </w:t>
-      </w:r>
-      <w:r>
-        <w:t xml:space="preserve">from free text: Extraction of violent events in the African</w:t>
-      </w:r>
-      <w:r>
-        <w:t xml:space="preserve"> </w:t>
-      </w:r>
-      <w:r>
-        <w:t xml:space="preserve">context,”</w:t>
+        <w:t xml:space="preserve">[36] W. Wang and D. Zhao,</w:t>
+      </w:r>
+      <w:r>
+        <w:t xml:space="preserve"> </w:t>
+      </w:r>
+      <w:r>
+        <w:t xml:space="preserve">“Chinese news event 5W1H semantic elements</w:t>
+      </w:r>
+      <w:r>
+        <w:t xml:space="preserve"> </w:t>
+      </w:r>
+      <w:r>
+        <w:t xml:space="preserve">extraction for event ontology population,”</w:t>
+      </w:r>
+      <w:r>
+        <w:t xml:space="preserve"> </w:t>
+      </w:r>
+      <w:r>
+        <w:t xml:space="preserve">in</w:t>
       </w:r>
       <w:r>
         <w:t xml:space="preserve"> </w:t>
@@ -30712,58 +31176,52 @@
           <w:i/>
           <w:iCs/>
         </w:rPr>
-        <w:t xml:space="preserve">New Review of Information Networking</w:t>
-      </w:r>
-      <w:r>
-        <w:t xml:space="preserve">, vol. 24, no. 2,</w:t>
-      </w:r>
-      <w:r>
-        <w:t xml:space="preserve"> </w:t>
-      </w:r>
-      <w:r>
-        <w:t xml:space="preserve">pp. 153–177, 2019.</w:t>
-      </w:r>
-    </w:p>
-    <w:p>
-      <w:pPr>
-        <w:pStyle w:val="BodyText"/>
-      </w:pPr>
-      <w:r>
-        <w:t xml:space="preserve">[36] W. Wang and D. Zhao,</w:t>
-      </w:r>
-      <w:r>
-        <w:t xml:space="preserve"> </w:t>
-      </w:r>
-      <w:r>
-        <w:t xml:space="preserve">“Chinese news event 5W1H semantic elements</w:t>
-      </w:r>
-      <w:r>
-        <w:t xml:space="preserve"> </w:t>
-      </w:r>
-      <w:r>
-        <w:t xml:space="preserve">extraction for event ontology population,”</w:t>
-      </w:r>
-      <w:r>
-        <w:t xml:space="preserve"> </w:t>
-      </w:r>
-      <w:r>
-        <w:t xml:space="preserve">in</w:t>
-      </w:r>
-      <w:r>
-        <w:t xml:space="preserve"> </w:t>
+        <w:t xml:space="preserve">Proceedings of the</w:t>
       </w:r>
       <w:r>
         <w:rPr>
           <w:i/>
           <w:iCs/>
         </w:rPr>
-        <w:t xml:space="preserve">Proceedings of the</w:t>
+        <w:t xml:space="preserve"> </w:t>
       </w:r>
       <w:r>
         <w:rPr>
           <w:i/>
           <w:iCs/>
         </w:rPr>
+        <w:t xml:space="preserve">21st International World Wide Web Conference (Companion Volume)</w:t>
+      </w:r>
+      <w:r>
+        <w:t xml:space="preserve">,</w:t>
+      </w:r>
+      <w:r>
+        <w:t xml:space="preserve"> </w:t>
+      </w:r>
+      <w:r>
+        <w:t xml:space="preserve">Lyon, France, 2012, pp. 197–202.</w:t>
+      </w:r>
+    </w:p>
+    <w:p>
+      <w:pPr>
+        <w:pStyle w:val="BodyText"/>
+      </w:pPr>
+      <w:r>
+        <w:t xml:space="preserve">[37] C. N. Silla and A. A. Freitas,</w:t>
+      </w:r>
+      <w:r>
+        <w:t xml:space="preserve"> </w:t>
+      </w:r>
+      <w:r>
+        <w:t xml:space="preserve">“A survey of hierarchical</w:t>
+      </w:r>
+      <w:r>
+        <w:t xml:space="preserve"> </w:t>
+      </w:r>
+      <w:r>
+        <w:t xml:space="preserve">classification across different application domains,”</w:t>
+      </w:r>
+      <w:r>
         <w:t xml:space="preserve"> </w:t>
       </w:r>
       <w:r>
@@ -30771,52 +31229,34 @@
           <w:i/>
           <w:iCs/>
         </w:rPr>
-        <w:t xml:space="preserve">21st International World Wide Web Conference (Companion Volume)</w:t>
-      </w:r>
-      <w:r>
-        <w:t xml:space="preserve">,</w:t>
-      </w:r>
-      <w:r>
-        <w:t xml:space="preserve"> </w:t>
-      </w:r>
-      <w:r>
-        <w:t xml:space="preserve">Lyon, France, 2012, pp. 197–202.</w:t>
-      </w:r>
-    </w:p>
-    <w:p>
-      <w:pPr>
-        <w:pStyle w:val="BodyText"/>
-      </w:pPr>
-      <w:r>
-        <w:t xml:space="preserve">[37] C. N. Silla and A. A. Freitas,</w:t>
-      </w:r>
-      <w:r>
-        <w:t xml:space="preserve"> </w:t>
-      </w:r>
-      <w:r>
-        <w:t xml:space="preserve">“A survey of hierarchical</w:t>
-      </w:r>
-      <w:r>
-        <w:t xml:space="preserve"> </w:t>
-      </w:r>
-      <w:r>
-        <w:t xml:space="preserve">classification across different application domains,”</w:t>
-      </w:r>
-      <w:r>
-        <w:t xml:space="preserve"> </w:t>
+        <w:t xml:space="preserve">Data Mining</w:t>
       </w:r>
       <w:r>
         <w:rPr>
           <w:i/>
           <w:iCs/>
         </w:rPr>
-        <w:t xml:space="preserve">Data Mining</w:t>
+        <w:t xml:space="preserve"> </w:t>
       </w:r>
       <w:r>
         <w:rPr>
           <w:i/>
           <w:iCs/>
         </w:rPr>
+        <w:t xml:space="preserve">and Knowledge Discovery</w:t>
+      </w:r>
+      <w:r>
+        <w:t xml:space="preserve">, vol. 22, no. 1–2, pp. 31–72, 2011.</w:t>
+      </w:r>
+    </w:p>
+    <w:p>
+      <w:pPr>
+        <w:pStyle w:val="BodyText"/>
+      </w:pPr>
+      <w:r>
+        <w:t xml:space="preserve">[38] CEWS,</w:t>
+      </w:r>
+      <w:r>
         <w:t xml:space="preserve"> </w:t>
       </w:r>
       <w:r>
@@ -30824,34 +31264,102 @@
           <w:i/>
           <w:iCs/>
         </w:rPr>
-        <w:t xml:space="preserve">and Knowledge Discovery</w:t>
-      </w:r>
-      <w:r>
-        <w:t xml:space="preserve">, vol. 22, no. 1–2, pp. 31–72, 2011.</w:t>
-      </w:r>
-    </w:p>
-    <w:p>
-      <w:pPr>
-        <w:pStyle w:val="BodyText"/>
-      </w:pPr>
-      <w:r>
-        <w:t xml:space="preserve">[38] CEWS,</w:t>
-      </w:r>
-      <w:r>
-        <w:t xml:space="preserve"> </w:t>
+        <w:t xml:space="preserve">Data Collection and Analysis Tools for Continental Early</w:t>
       </w:r>
       <w:r>
         <w:rPr>
           <w:i/>
           <w:iCs/>
         </w:rPr>
-        <w:t xml:space="preserve">Data Collection and Analysis Tools for Continental Early</w:t>
+        <w:t xml:space="preserve"> </w:t>
       </w:r>
       <w:r>
         <w:rPr>
           <w:i/>
           <w:iCs/>
         </w:rPr>
+        <w:t xml:space="preserve">Warning System</w:t>
+      </w:r>
+      <w:r>
+        <w:t xml:space="preserve">, Unpublished Internal Document, Addis Ababa, 2013.</w:t>
+      </w:r>
+    </w:p>
+    <w:p>
+      <w:pPr>
+        <w:pStyle w:val="BodyText"/>
+      </w:pPr>
+      <w:r>
+        <w:t xml:space="preserve">[39] H. Nakayama,</w:t>
+      </w:r>
+      <w:r>
+        <w:t xml:space="preserve"> </w:t>
+      </w:r>
+      <w:r>
+        <w:t xml:space="preserve">“seqeval: A Python framework for sequence labeling</w:t>
+      </w:r>
+      <w:r>
+        <w:t xml:space="preserve"> </w:t>
+      </w:r>
+      <w:r>
+        <w:t xml:space="preserve">evaluation,”</w:t>
+      </w:r>
+      <w:r>
+        <w:t xml:space="preserve"> </w:t>
+      </w:r>
+      <w:r>
+        <w:t xml:space="preserve">Software, 2018. [Online]. Available:</w:t>
+      </w:r>
+      <w:r>
+        <w:t xml:space="preserve"> </w:t>
+      </w:r>
+      <w:r>
+        <w:t xml:space="preserve">https://github.com/chakki-works/seqeval. Last accessed on</w:t>
+      </w:r>
+      <w:r>
+        <w:t xml:space="preserve"> </w:t>
+      </w:r>
+      <w:r>
+        <w:t xml:space="preserve">May 10, 2026.</w:t>
+      </w:r>
+    </w:p>
+    <w:p>
+      <w:pPr>
+        <w:pStyle w:val="BodyText"/>
+      </w:pPr>
+      <w:r>
+        <w:t xml:space="preserve">[40] B. F. P. Dossou, A. L. Tonja, O. Yousuf, S. Osei, A. Oppong,</w:t>
+      </w:r>
+      <w:r>
+        <w:t xml:space="preserve"> </w:t>
+      </w:r>
+      <w:r>
+        <w:t xml:space="preserve">I. Shode, O. O. Awoyomi, and C. C. Emezue,</w:t>
+      </w:r>
+      <w:r>
+        <w:t xml:space="preserve"> </w:t>
+      </w:r>
+      <w:r>
+        <w:t xml:space="preserve">“AfroLM: A self-active</w:t>
+      </w:r>
+      <w:r>
+        <w:t xml:space="preserve"> </w:t>
+      </w:r>
+      <w:r>
+        <w:t xml:space="preserve">learning-based multilingual pretrained language model for 23</w:t>
+      </w:r>
+      <w:r>
+        <w:t xml:space="preserve"> </w:t>
+      </w:r>
+      <w:r>
+        <w:t xml:space="preserve">African languages,”</w:t>
+      </w:r>
+      <w:r>
+        <w:t xml:space="preserve"> </w:t>
+      </w:r>
+      <w:r>
+        <w:t xml:space="preserve">in</w:t>
+      </w:r>
+      <w:r>
         <w:t xml:space="preserve"> </w:t>
       </w:r>
       <w:r>
@@ -30859,89 +31367,13 @@
           <w:i/>
           <w:iCs/>
         </w:rPr>
-        <w:t xml:space="preserve">Warning System</w:t>
-      </w:r>
-      <w:r>
-        <w:t xml:space="preserve">, Unpublished Internal Document, Addis Ababa, 2013.</w:t>
-      </w:r>
-    </w:p>
-    <w:p>
-      <w:pPr>
-        <w:pStyle w:val="BodyText"/>
-      </w:pPr>
-      <w:r>
-        <w:t xml:space="preserve">[39] H. Nakayama,</w:t>
-      </w:r>
-      <w:r>
-        <w:t xml:space="preserve"> </w:t>
-      </w:r>
-      <w:r>
-        <w:t xml:space="preserve">“seqeval: A Python framework for sequence labeling</w:t>
-      </w:r>
-      <w:r>
-        <w:t xml:space="preserve"> </w:t>
-      </w:r>
-      <w:r>
-        <w:t xml:space="preserve">evaluation,”</w:t>
-      </w:r>
-      <w:r>
-        <w:t xml:space="preserve"> </w:t>
-      </w:r>
-      <w:r>
-        <w:t xml:space="preserve">Software, 2018. [Online]. Available:</w:t>
-      </w:r>
-      <w:r>
-        <w:t xml:space="preserve"> </w:t>
-      </w:r>
-      <w:r>
-        <w:t xml:space="preserve">https://github.com/chakki-works/seqeval. Last accessed on</w:t>
-      </w:r>
-      <w:r>
-        <w:t xml:space="preserve"> </w:t>
-      </w:r>
-      <w:r>
-        <w:t xml:space="preserve">May 10, 2026.</w:t>
-      </w:r>
-    </w:p>
-    <w:p>
-      <w:pPr>
-        <w:pStyle w:val="BodyText"/>
-      </w:pPr>
-      <w:r>
-        <w:t xml:space="preserve">[40] D. I. Adelani, J. Alabi, A. Fan, J. Kreutzer, X. Shen</w:t>
-      </w:r>
-      <w:r>
-        <w:t xml:space="preserve"> </w:t>
+        <w:t xml:space="preserve">Proceedings of the 3rd Workshop on Simple</w:t>
       </w:r>
       <w:r>
         <w:rPr>
           <w:i/>
           <w:iCs/>
         </w:rPr>
-        <w:t xml:space="preserve">et al.</w:t>
-      </w:r>
-      <w:r>
-        <w:t xml:space="preserve">,</w:t>
-      </w:r>
-      <w:r>
-        <w:t xml:space="preserve"> </w:t>
-      </w:r>
-      <w:r>
-        <w:t xml:space="preserve">“AfroLM: A self-active learning-based multilingual pretrained</w:t>
-      </w:r>
-      <w:r>
-        <w:t xml:space="preserve"> </w:t>
-      </w:r>
-      <w:r>
-        <w:t xml:space="preserve">language model for 23 African languages,”</w:t>
-      </w:r>
-      <w:r>
-        <w:t xml:space="preserve"> </w:t>
-      </w:r>
-      <w:r>
-        <w:t xml:space="preserve">in</w:t>
-      </w:r>
-      <w:r>
         <w:t xml:space="preserve"> </w:t>
       </w:r>
       <w:r>
@@ -30949,7 +31381,7 @@
           <w:i/>
           <w:iCs/>
         </w:rPr>
-        <w:t xml:space="preserve">Proceedings of the</w:t>
+        <w:t xml:space="preserve">and Efficient Natural Language Processing (SustaiNLP) at EMNLP</w:t>
       </w:r>
       <w:r>
         <w:rPr>
@@ -30963,24 +31395,10 @@
           <w:i/>
           <w:iCs/>
         </w:rPr>
-        <w:t xml:space="preserve">3rd Workshop on Simple and Efficient Natural Language Processing</w:t>
-      </w:r>
-      <w:r>
-        <w:rPr>
-          <w:i/>
-          <w:iCs/>
-        </w:rPr>
-        <w:t xml:space="preserve"> </w:t>
-      </w:r>
-      <w:r>
-        <w:rPr>
-          <w:i/>
-          <w:iCs/>
-        </w:rPr>
-        <w:t xml:space="preserve">(SustaiNLP)</w:t>
-      </w:r>
-      <w:r>
-        <w:t xml:space="preserve">, 2022.</w:t>
+        <w:t xml:space="preserve">2022</w:t>
+      </w:r>
+      <w:r>
+        <w:t xml:space="preserve">, Abu Dhabi, UAE, December 2022, pp. 52–64.</w:t>
       </w:r>
     </w:p>
     <w:bookmarkEnd w:id="95"/>

--- a/backend/docs/thesis/thesis.docx
+++ b/backend/docs/thesis/thesis.docx
@@ -463,127 +463,109 @@
         <w:pStyle w:val="FirstParagraph"/>
       </w:pPr>
       <w:r>
-        <w:t xml:space="preserve">The volume of unstructured news reporting on violent events in Africa</w:t>
-      </w:r>
-      <w:r>
-        <w:t xml:space="preserve"> </w:t>
-      </w:r>
-      <w:r>
-        <w:t xml:space="preserve">exceeds the capacity of human analysts to read, code, and act upon</w:t>
-      </w:r>
-      <w:r>
-        <w:t xml:space="preserve"> </w:t>
-      </w:r>
-      <w:r>
-        <w:t xml:space="preserve">within operationally useful timeframes. The African Union Continental</w:t>
-      </w:r>
-      <w:r>
-        <w:t xml:space="preserve"> </w:t>
-      </w:r>
-      <w:r>
-        <w:t xml:space="preserve">Early Warning System (AU-CEWS) aggregates thousands of articles daily,</w:t>
-      </w:r>
-      <w:r>
-        <w:t xml:space="preserve"> </w:t>
-      </w:r>
-      <w:r>
-        <w:t xml:space="preserve">yet their transformation into structured, analysable intelligence</w:t>
-      </w:r>
-      <w:r>
-        <w:t xml:space="preserve"> </w:t>
-      </w:r>
-      <w:r>
-        <w:t xml:space="preserve">remains predominantly manual. This thesis presents VioNER, an</w:t>
-      </w:r>
-      <w:r>
-        <w:t xml:space="preserve"> </w:t>
-      </w:r>
-      <w:r>
-        <w:t xml:space="preserve">end-to-end system that extracts 5W1H attributes (Who, What, Where,</w:t>
-      </w:r>
-      <w:r>
-        <w:t xml:space="preserve"> </w:t>
-      </w:r>
-      <w:r>
-        <w:t xml:space="preserve">When, Whom, How) from African news reports of violent events through</w:t>
-      </w:r>
-      <w:r>
-        <w:t xml:space="preserve"> </w:t>
-      </w:r>
-      <w:r>
-        <w:t xml:space="preserve">fine-tuned BERT-based named entity recognition coupled with a</w:t>
-      </w:r>
-      <w:r>
-        <w:t xml:space="preserve"> </w:t>
-      </w:r>
-      <w:r>
-        <w:t xml:space="preserve">knowledge-base validation layer. A grounded annotation schema of</w:t>
-      </w:r>
-      <w:r>
-        <w:t xml:space="preserve"> </w:t>
-      </w:r>
-      <w:r>
-        <w:t xml:space="preserve">eight entity types (ACTOR, VICTIM, ACTION, DATE, REGION, CITY,</w:t>
-      </w:r>
-      <w:r>
-        <w:t xml:space="preserve"> </w:t>
-      </w:r>
-      <w:r>
-        <w:t xml:space="preserve">DISTRICT, CASUALTIES) is introduced in BIO format, alongside a</w:t>
-      </w:r>
-      <w:r>
-        <w:t xml:space="preserve"> </w:t>
-      </w:r>
-      <w:r>
-        <w:t xml:space="preserve">four-level hierarchical taxonomy of approximately ninety-five</w:t>
-      </w:r>
-      <w:r>
-        <w:t xml:space="preserve"> </w:t>
-      </w:r>
-      <w:r>
-        <w:t xml:space="preserve">African violent-event categories. The model was fine-tuned on a</w:t>
-      </w:r>
-      <w:r>
-        <w:t xml:space="preserve"> </w:t>
-      </w:r>
-      <w:r>
-        <w:t xml:space="preserve">fifty-thousand-example corpus derived from the Armed Conflict</w:t>
-      </w:r>
-      <w:r>
-        <w:t xml:space="preserve"> </w:t>
-      </w:r>
-      <w:r>
-        <w:t xml:space="preserve">Location and Event Data (ACLED) project, combining stratified</w:t>
-      </w:r>
-      <w:r>
-        <w:t xml:space="preserve"> </w:t>
-      </w:r>
-      <w:r>
-        <w:t xml:space="preserve">diversity sampling with template-based augmentation to address severe</w:t>
-      </w:r>
-      <w:r>
-        <w:t xml:space="preserve"> </w:t>
-      </w:r>
-      <w:r>
-        <w:t xml:space="preserve">class imbalance, in which the O (outside) label accounts for</w:t>
-      </w:r>
-      <w:r>
-        <w:t xml:space="preserve"> </w:t>
-      </w:r>
-      <w:r>
-        <w:t xml:space="preserve">seventy-eight percent of tokens. A focal-loss objective (γ = 2.0)</w:t>
-      </w:r>
-      <w:r>
-        <w:t xml:space="preserve"> </w:t>
-      </w:r>
-      <w:r>
-        <w:t xml:space="preserve">with inverse-frequency class weights was used to counter the dominant</w:t>
-      </w:r>
-      <w:r>
-        <w:t xml:space="preserve"> </w:t>
-      </w:r>
-      <w:r>
-        <w:t xml:space="preserve">classes. The fine-tuned</w:t>
+        <w:t xml:space="preserve">The volume of unstructured news reporting on violent events in</w:t>
+      </w:r>
+      <w:r>
+        <w:t xml:space="preserve"> </w:t>
+      </w:r>
+      <w:r>
+        <w:t xml:space="preserve">Africa exceeds analyst capacity to read, code, and act upon within</w:t>
+      </w:r>
+      <w:r>
+        <w:t xml:space="preserve"> </w:t>
+      </w:r>
+      <w:r>
+        <w:t xml:space="preserve">operationally useful timeframes, and at the African Union Continental</w:t>
+      </w:r>
+      <w:r>
+        <w:t xml:space="preserve"> </w:t>
+      </w:r>
+      <w:r>
+        <w:t xml:space="preserve">Early Warning System this transformation remains predominantly</w:t>
+      </w:r>
+      <w:r>
+        <w:t xml:space="preserve"> </w:t>
+      </w:r>
+      <w:r>
+        <w:t xml:space="preserve">manual. This thesis presents VioNER, an end-to-end system that</w:t>
+      </w:r>
+      <w:r>
+        <w:t xml:space="preserve"> </w:t>
+      </w:r>
+      <w:r>
+        <w:t xml:space="preserve">extracts 5W1H attributes (Who, What, Where, When, Whom, How) from</w:t>
+      </w:r>
+      <w:r>
+        <w:t xml:space="preserve"> </w:t>
+      </w:r>
+      <w:r>
+        <w:t xml:space="preserve">African news reports of violent events through fine-tuned BERT-based</w:t>
+      </w:r>
+      <w:r>
+        <w:t xml:space="preserve"> </w:t>
+      </w:r>
+      <w:r>
+        <w:t xml:space="preserve">named entity recognition coupled with a knowledge-base validation</w:t>
+      </w:r>
+      <w:r>
+        <w:t xml:space="preserve"> </w:t>
+      </w:r>
+      <w:r>
+        <w:t xml:space="preserve">layer. A grounded annotation schema of eight entity types (ACTOR,</w:t>
+      </w:r>
+      <w:r>
+        <w:t xml:space="preserve"> </w:t>
+      </w:r>
+      <w:r>
+        <w:t xml:space="preserve">VICTIM, ACTION, DATE, REGION, CITY, DISTRICT, CASUALTIES) is</w:t>
+      </w:r>
+      <w:r>
+        <w:t xml:space="preserve"> </w:t>
+      </w:r>
+      <w:r>
+        <w:t xml:space="preserve">introduced in BIO format, alongside a four-level hierarchical</w:t>
+      </w:r>
+      <w:r>
+        <w:t xml:space="preserve"> </w:t>
+      </w:r>
+      <w:r>
+        <w:t xml:space="preserve">taxonomy of approximately ninety-five African violent-event</w:t>
+      </w:r>
+      <w:r>
+        <w:t xml:space="preserve"> </w:t>
+      </w:r>
+      <w:r>
+        <w:t xml:space="preserve">categories. The model was fine-tuned on a fifty-thousand-example</w:t>
+      </w:r>
+      <w:r>
+        <w:t xml:space="preserve"> </w:t>
+      </w:r>
+      <w:r>
+        <w:t xml:space="preserve">corpus derived from the Armed Conflict Location and Event Data</w:t>
+      </w:r>
+      <w:r>
+        <w:t xml:space="preserve"> </w:t>
+      </w:r>
+      <w:r>
+        <w:t xml:space="preserve">project, combining stratified diversity sampling with template-based</w:t>
+      </w:r>
+      <w:r>
+        <w:t xml:space="preserve"> </w:t>
+      </w:r>
+      <w:r>
+        <w:t xml:space="preserve">augmentation to address severe class imbalance, and using a</w:t>
+      </w:r>
+      <w:r>
+        <w:t xml:space="preserve"> </w:t>
+      </w:r>
+      <w:r>
+        <w:t xml:space="preserve">focal-loss objective with inverse-frequency class weights to counter</w:t>
+      </w:r>
+      <w:r>
+        <w:t xml:space="preserve"> </w:t>
+      </w:r>
+      <w:r>
+        <w:t xml:space="preserve">the dominance of the O label. The fine-tuned</w:t>
       </w:r>
       <w:r>
         <w:t xml:space="preserve"> </w:t>
@@ -598,31 +580,25 @@
         <w:t xml:space="preserve"> </w:t>
       </w:r>
       <w:r>
-        <w:t xml:space="preserve">model achieved a macro F1</w:t>
-      </w:r>
-      <w:r>
-        <w:t xml:space="preserve"> </w:t>
-      </w:r>
-      <w:r>
-        <w:t xml:space="preserve">of 0.887 and a micro F1 of 0.909 on a ten-thousand-example held-out</w:t>
-      </w:r>
-      <w:r>
-        <w:t xml:space="preserve"> </w:t>
-      </w:r>
-      <w:r>
-        <w:t xml:space="preserve">validation set, converging in two epochs with a best validation</w:t>
-      </w:r>
-      <w:r>
-        <w:t xml:space="preserve"> </w:t>
-      </w:r>
-      <w:r>
-        <w:t xml:space="preserve">loss of 0.0136. An ablation isolated the contribution of focal loss</w:t>
-      </w:r>
-      <w:r>
-        <w:t xml:space="preserve"> </w:t>
-      </w:r>
-      <w:r>
-        <w:t xml:space="preserve">with class weighting, which improved the rarest entity (VICTIM) by</w:t>
+        <w:t xml:space="preserve">model</w:t>
+      </w:r>
+      <w:r>
+        <w:t xml:space="preserve"> </w:t>
+      </w:r>
+      <w:r>
+        <w:t xml:space="preserve">achieved a macro F1 of 0.887 and a micro F1 of 0.909 on the held-out</w:t>
+      </w:r>
+      <w:r>
+        <w:t xml:space="preserve"> </w:t>
+      </w:r>
+      <w:r>
+        <w:t xml:space="preserve">validation set, converging in two epochs; an ablation showed that</w:t>
+      </w:r>
+      <w:r>
+        <w:t xml:space="preserve"> </w:t>
+      </w:r>
+      <w:r>
+        <w:t xml:space="preserve">focal loss with class weighting raised the rarest entity (VICTIM) by</w:t>
       </w:r>
       <w:r>
         <w:t xml:space="preserve"> </w:t>
@@ -640,61 +616,31 @@
         <w:t xml:space="preserve"> </w:t>
       </w:r>
       <w:r>
-        <w:t xml:space="preserve">curated knowledge base of one hundred and fifty African armed groups</w:t>
-      </w:r>
-      <w:r>
-        <w:t xml:space="preserve"> </w:t>
-      </w:r>
-      <w:r>
-        <w:t xml:space="preserve">and two hundred conflict-affected cities, and a React/TypeScript web</w:t>
-      </w:r>
-      <w:r>
-        <w:t xml:space="preserve"> </w:t>
-      </w:r>
-      <w:r>
-        <w:t xml:space="preserve">application supporting training, inference, event management, and</w:t>
-      </w:r>
-      <w:r>
-        <w:t xml:space="preserve"> </w:t>
-      </w:r>
-      <w:r>
-        <w:t xml:space="preserve">analytics. End-to-end inference latency is one hundred and forty-two</w:t>
-      </w:r>
-      <w:r>
-        <w:t xml:space="preserve"> </w:t>
-      </w:r>
-      <w:r>
-        <w:t xml:space="preserve">milliseconds for short articles and six hundred milliseconds for</w:t>
-      </w:r>
-      <w:r>
-        <w:t xml:space="preserve"> </w:t>
-      </w:r>
-      <w:r>
-        <w:t xml:space="preserve">windowed long articles. User acceptance testing with five</w:t>
-      </w:r>
-      <w:r>
-        <w:t xml:space="preserve"> </w:t>
-      </w:r>
-      <w:r>
-        <w:t xml:space="preserve">participants returned a mean rating of 4.4 out of 5 across six task</w:t>
-      </w:r>
-      <w:r>
-        <w:t xml:space="preserve"> </w:t>
-      </w:r>
-      <w:r>
-        <w:t xml:space="preserve">dimensions. The artefact reduces analyst processing time</w:t>
-      </w:r>
-      <w:r>
-        <w:t xml:space="preserve"> </w:t>
-      </w:r>
-      <w:r>
-        <w:t xml:space="preserve">substantially and produces structured records suitable for downstream</w:t>
-      </w:r>
-      <w:r>
-        <w:t xml:space="preserve"> </w:t>
-      </w:r>
-      <w:r>
-        <w:t xml:space="preserve">early-warning analysis.</w:t>
+        <w:t xml:space="preserve">curated knowledge base of African armed groups and cities, and a</w:t>
+      </w:r>
+      <w:r>
+        <w:t xml:space="preserve"> </w:t>
+      </w:r>
+      <w:r>
+        <w:t xml:space="preserve">React web application for training, inference, event management,</w:t>
+      </w:r>
+      <w:r>
+        <w:t xml:space="preserve"> </w:t>
+      </w:r>
+      <w:r>
+        <w:t xml:space="preserve">and analytics. The artefact substantially reduces analyst</w:t>
+      </w:r>
+      <w:r>
+        <w:t xml:space="preserve"> </w:t>
+      </w:r>
+      <w:r>
+        <w:t xml:space="preserve">processing time and produces structured records suitable for</w:t>
+      </w:r>
+      <w:r>
+        <w:t xml:space="preserve"> </w:t>
+      </w:r>
+      <w:r>
+        <w:t xml:space="preserve">downstream early-warning analysis.</w:t>
       </w:r>
     </w:p>
     <w:p>
@@ -718,7 +664,7 @@
         <w:t xml:space="preserve"> </w:t>
       </w:r>
       <w:r>
-        <w:t xml:space="preserve">Violent Events, African Conflicts, 5W1H, Knowledge Base, Focal Loss</w:t>
+        <w:t xml:space="preserve">Violent Events, African Conflicts, 5W1H, Focal Loss</w:t>
       </w:r>
     </w:p>
     <w:bookmarkEnd w:id="10"/>
@@ -1767,7 +1713,7 @@
               <w:jc w:val="center"/>
             </w:pPr>
             <w:r>
-              <w:t xml:space="preserve">4.2a</w:t>
+              <w:t xml:space="preserve">4.3</w:t>
             </w:r>
           </w:p>
         </w:tc>
@@ -1805,7 +1751,7 @@
               <w:jc w:val="center"/>
             </w:pPr>
             <w:r>
-              <w:t xml:space="preserve">4.3</w:t>
+              <w:t xml:space="preserve">4.4</w:t>
             </w:r>
           </w:p>
         </w:tc>
@@ -1843,7 +1789,7 @@
               <w:jc w:val="center"/>
             </w:pPr>
             <w:r>
-              <w:t xml:space="preserve">4.4</w:t>
+              <w:t xml:space="preserve">4.5</w:t>
             </w:r>
           </w:p>
         </w:tc>
@@ -1867,7 +1813,7 @@
               <w:jc w:val="center"/>
             </w:pPr>
             <w:r>
-              <w:t xml:space="preserve">43</w:t>
+              <w:t xml:space="preserve">44</w:t>
             </w:r>
           </w:p>
         </w:tc>
@@ -1881,19 +1827,19 @@
               <w:jc w:val="center"/>
             </w:pPr>
             <w:r>
-              <w:t xml:space="preserve">4.5</w:t>
-            </w:r>
-          </w:p>
-        </w:tc>
-        <w:tc>
-          <w:tcPr/>
-          <w:p>
-            <w:pPr>
-              <w:pStyle w:val="Compact"/>
-              <w:jc w:val="left"/>
-            </w:pPr>
-            <w:r>
-              <w:t xml:space="preserve">Knowledge-base entity-relationship outline</w:t>
+              <w:t xml:space="preserve">5.1</w:t>
+            </w:r>
+          </w:p>
+        </w:tc>
+        <w:tc>
+          <w:tcPr/>
+          <w:p>
+            <w:pPr>
+              <w:pStyle w:val="Compact"/>
+              <w:jc w:val="left"/>
+            </w:pPr>
+            <w:r>
+              <w:t xml:space="preserve">Back-end module organisation</w:t>
             </w:r>
           </w:p>
         </w:tc>
@@ -1905,7 +1851,7 @@
               <w:jc w:val="center"/>
             </w:pPr>
             <w:r>
-              <w:t xml:space="preserve">46</w:t>
+              <w:t xml:space="preserve">67</w:t>
             </w:r>
           </w:p>
         </w:tc>
@@ -1919,19 +1865,19 @@
               <w:jc w:val="center"/>
             </w:pPr>
             <w:r>
-              <w:t xml:space="preserve">4.6</w:t>
-            </w:r>
-          </w:p>
-        </w:tc>
-        <w:tc>
-          <w:tcPr/>
-          <w:p>
-            <w:pPr>
-              <w:pStyle w:val="Compact"/>
-              <w:jc w:val="left"/>
-            </w:pPr>
-            <w:r>
-              <w:t xml:space="preserve">NER training data flow</w:t>
+              <w:t xml:space="preserve">5.2</w:t>
+            </w:r>
+          </w:p>
+        </w:tc>
+        <w:tc>
+          <w:tcPr/>
+          <w:p>
+            <w:pPr>
+              <w:pStyle w:val="Compact"/>
+              <w:jc w:val="left"/>
+            </w:pPr>
+            <w:r>
+              <w:t xml:space="preserve">Front-end route map</w:t>
             </w:r>
           </w:p>
         </w:tc>
@@ -1943,7 +1889,7 @@
               <w:jc w:val="center"/>
             </w:pPr>
             <w:r>
-              <w:t xml:space="preserve">49</w:t>
+              <w:t xml:space="preserve">70</w:t>
             </w:r>
           </w:p>
         </w:tc>
@@ -1957,19 +1903,19 @@
               <w:jc w:val="center"/>
             </w:pPr>
             <w:r>
-              <w:t xml:space="preserve">4.7</w:t>
-            </w:r>
-          </w:p>
-        </w:tc>
-        <w:tc>
-          <w:tcPr/>
-          <w:p>
-            <w:pPr>
-              <w:pStyle w:val="Compact"/>
-              <w:jc w:val="left"/>
-            </w:pPr>
-            <w:r>
-              <w:t xml:space="preserve">Inference and post-processing pipeline</w:t>
+              <w:t xml:space="preserve">6.1</w:t>
+            </w:r>
+          </w:p>
+        </w:tc>
+        <w:tc>
+          <w:tcPr/>
+          <w:p>
+            <w:pPr>
+              <w:pStyle w:val="Compact"/>
+              <w:jc w:val="left"/>
+            </w:pPr>
+            <w:r>
+              <w:t xml:space="preserve">Training and validation loss curves</w:t>
             </w:r>
           </w:p>
         </w:tc>
@@ -1981,7 +1927,7 @@
               <w:jc w:val="center"/>
             </w:pPr>
             <w:r>
-              <w:t xml:space="preserve">52</w:t>
+              <w:t xml:space="preserve">77</w:t>
             </w:r>
           </w:p>
         </w:tc>
@@ -1995,120 +1941,6 @@
               <w:jc w:val="center"/>
             </w:pPr>
             <w:r>
-              <w:t xml:space="preserve">5.1</w:t>
-            </w:r>
-          </w:p>
-        </w:tc>
-        <w:tc>
-          <w:tcPr/>
-          <w:p>
-            <w:pPr>
-              <w:pStyle w:val="Compact"/>
-              <w:jc w:val="left"/>
-            </w:pPr>
-            <w:r>
-              <w:t xml:space="preserve">Backend module organisation</w:t>
-            </w:r>
-          </w:p>
-        </w:tc>
-        <w:tc>
-          <w:tcPr/>
-          <w:p>
-            <w:pPr>
-              <w:pStyle w:val="Compact"/>
-              <w:jc w:val="center"/>
-            </w:pPr>
-            <w:r>
-              <w:t xml:space="preserve">67</w:t>
-            </w:r>
-          </w:p>
-        </w:tc>
-      </w:tr>
-      <w:tr>
-        <w:tc>
-          <w:tcPr/>
-          <w:p>
-            <w:pPr>
-              <w:pStyle w:val="Compact"/>
-              <w:jc w:val="center"/>
-            </w:pPr>
-            <w:r>
-              <w:t xml:space="preserve">5.2</w:t>
-            </w:r>
-          </w:p>
-        </w:tc>
-        <w:tc>
-          <w:tcPr/>
-          <w:p>
-            <w:pPr>
-              <w:pStyle w:val="Compact"/>
-              <w:jc w:val="left"/>
-            </w:pPr>
-            <w:r>
-              <w:t xml:space="preserve">Frontend route map</w:t>
-            </w:r>
-          </w:p>
-        </w:tc>
-        <w:tc>
-          <w:tcPr/>
-          <w:p>
-            <w:pPr>
-              <w:pStyle w:val="Compact"/>
-              <w:jc w:val="center"/>
-            </w:pPr>
-            <w:r>
-              <w:t xml:space="preserve">70</w:t>
-            </w:r>
-          </w:p>
-        </w:tc>
-      </w:tr>
-      <w:tr>
-        <w:tc>
-          <w:tcPr/>
-          <w:p>
-            <w:pPr>
-              <w:pStyle w:val="Compact"/>
-              <w:jc w:val="center"/>
-            </w:pPr>
-            <w:r>
-              <w:t xml:space="preserve">6.1</w:t>
-            </w:r>
-          </w:p>
-        </w:tc>
-        <w:tc>
-          <w:tcPr/>
-          <w:p>
-            <w:pPr>
-              <w:pStyle w:val="Compact"/>
-              <w:jc w:val="left"/>
-            </w:pPr>
-            <w:r>
-              <w:t xml:space="preserve">Training and validation loss curves</w:t>
-            </w:r>
-          </w:p>
-        </w:tc>
-        <w:tc>
-          <w:tcPr/>
-          <w:p>
-            <w:pPr>
-              <w:pStyle w:val="Compact"/>
-              <w:jc w:val="center"/>
-            </w:pPr>
-            <w:r>
-              <w:t xml:space="preserve">77</w:t>
-            </w:r>
-          </w:p>
-        </w:tc>
-      </w:tr>
-      <w:tr>
-        <w:tc>
-          <w:tcPr/>
-          <w:p>
-            <w:pPr>
-              <w:pStyle w:val="Compact"/>
-              <w:jc w:val="center"/>
-            </w:pPr>
-            <w:r>
               <w:t xml:space="preserve">6.2</w:t>
             </w:r>
           </w:p>
@@ -2121,7 +1953,7 @@
               <w:jc w:val="left"/>
             </w:pPr>
             <w:r>
-              <w:t xml:space="preserve">Validation accuracy across epochs</w:t>
+              <w:t xml:space="preserve">Token-level validation accuracy across epochs</w:t>
             </w:r>
           </w:p>
         </w:tc>
@@ -11924,7 +11756,7 @@
         <w:pStyle w:val="BodyText"/>
       </w:pPr>
       <w:r>
-        <w:t xml:space="preserve">Figure 4.2a expands the same pipeline as a sequence diagram in which</w:t>
+        <w:t xml:space="preserve">Figure 4.3 expands the same pipeline as a sequence diagram in which</w:t>
       </w:r>
       <w:r>
         <w:t xml:space="preserve"> </w:t>
@@ -12088,7 +11920,7 @@
           <w:i/>
           <w:iCs/>
         </w:rPr>
-        <w:t xml:space="preserve">Figure 4.2a: Sequence of calls during synchronous inference.</w:t>
+        <w:t xml:space="preserve">Figure 4.3: Sequence of calls during synchronous inference.</w:t>
       </w:r>
     </w:p>
     <w:p>
@@ -12841,7 +12673,7 @@
         <w:pStyle w:val="BodyText"/>
       </w:pPr>
       <w:r>
-        <w:t xml:space="preserve">Figure 4.3 illustrates the encoding on a representative example.</w:t>
+        <w:t xml:space="preserve">Figure 4.4 illustrates the encoding on a representative example.</w:t>
       </w:r>
     </w:p>
     <w:p>
@@ -12873,7 +12705,7 @@
           <w:i/>
           <w:iCs/>
         </w:rPr>
-        <w:t xml:space="preserve">Figure 4.3: BIO encoding example for a sentence describing a</w:t>
+        <w:t xml:space="preserve">Figure 4.4: BIO encoding example for a sentence describing a</w:t>
       </w:r>
       <w:r>
         <w:rPr>
@@ -13033,7 +12865,13 @@
         <w:t xml:space="preserve"> </w:t>
       </w:r>
       <w:r>
-        <w:t xml:space="preserve">and Level 2 structure.</w:t>
+        <w:t xml:space="preserve">and Level 2 structure in Table 4.2 and Table 4.3 respectively, with</w:t>
+      </w:r>
+      <w:r>
+        <w:t xml:space="preserve"> </w:t>
+      </w:r>
+      <w:r>
+        <w:t xml:space="preserve">the visual outline in Figure 4.5.</w:t>
       </w:r>
     </w:p>
     <w:p>
@@ -13604,7 +13442,7 @@
           <w:i/>
           <w:iCs/>
         </w:rPr>
-        <w:t xml:space="preserve">Figure 4.4: Four-level taxonomy hierarchy (visual outline of Levels 1</w:t>
+        <w:t xml:space="preserve">Figure 4.5: Four-level taxonomy hierarchy (visual outline of Levels 1</w:t>
       </w:r>
       <w:r>
         <w:rPr>
@@ -13912,7 +13750,13 @@
         <w:pStyle w:val="BodyText"/>
       </w:pPr>
       <w:r>
-        <w:t xml:space="preserve">The knowledge base is also used by the validator component to attach</w:t>
+        <w:t xml:space="preserve">Table 4.4 summarises the size of each knowledge-base resource. The</w:t>
+      </w:r>
+      <w:r>
+        <w:t xml:space="preserve"> </w:t>
+      </w:r>
+      <w:r>
+        <w:t xml:space="preserve">knowledge base is also used by the validator component to attach</w:t>
       </w:r>
       <w:r>
         <w:t xml:space="preserve"> </w:t>
@@ -16582,7 +16426,13 @@
         <w:t xml:space="preserve"> </w:t>
       </w:r>
       <w:r>
-        <w:t xml:space="preserve">orchestrates the development environment.</w:t>
+        <w:t xml:space="preserve">orchestrates the development environment. Table 5.1 and Table 5.2</w:t>
+      </w:r>
+      <w:r>
+        <w:t xml:space="preserve"> </w:t>
+      </w:r>
+      <w:r>
+        <w:t xml:space="preserve">list the back-end and front-end stacks respectively.</w:t>
       </w:r>
     </w:p>
     <w:p>
@@ -19726,7 +19576,7 @@
         <w:t xml:space="preserve"> </w:t>
       </w:r>
       <w:r>
-        <w:t xml:space="preserve">routing.</w:t>
+        <w:t xml:space="preserve">routing, with the route map shown in Figure 5.2.</w:t>
       </w:r>
     </w:p>
     <w:p>
@@ -21732,6 +21582,304 @@
       </w:r>
       <w:r>
         <w:t xml:space="preserve">enabled, and Figure 6.2 plots token-level validation accuracy.</w:t>
+      </w:r>
+    </w:p>
+    <w:p>
+      <w:pPr>
+        <w:pStyle w:val="SourceCode"/>
+      </w:pPr>
+      <w:r>
+        <w:rPr>
+          <w:rStyle w:val="VerbatimChar"/>
+        </w:rPr>
+        <w:t xml:space="preserve">        loss</w:t>
+      </w:r>
+      <w:r>
+        <w:br/>
+      </w:r>
+      <w:r>
+        <w:rPr>
+          <w:rStyle w:val="VerbatimChar"/>
+        </w:rPr>
+        <w:t xml:space="preserve">   0.020 +</w:t>
+      </w:r>
+      <w:r>
+        <w:br/>
+      </w:r>
+      <w:r>
+        <w:rPr>
+          <w:rStyle w:val="VerbatimChar"/>
+        </w:rPr>
+        <w:t xml:space="preserve">         |  *  (train)</w:t>
+      </w:r>
+      <w:r>
+        <w:br/>
+      </w:r>
+      <w:r>
+        <w:rPr>
+          <w:rStyle w:val="VerbatimChar"/>
+        </w:rPr>
+        <w:t xml:space="preserve">   0.015 +   *</w:t>
+      </w:r>
+      <w:r>
+        <w:br/>
+      </w:r>
+      <w:r>
+        <w:rPr>
+          <w:rStyle w:val="VerbatimChar"/>
+        </w:rPr>
+        <w:t xml:space="preserve">         |    * * * * * * *</w:t>
+      </w:r>
+      <w:r>
+        <w:br/>
+      </w:r>
+      <w:r>
+        <w:rPr>
+          <w:rStyle w:val="VerbatimChar"/>
+        </w:rPr>
+        <w:t xml:space="preserve">   0.010 + .                                . . . . . (val)</w:t>
+      </w:r>
+      <w:r>
+        <w:br/>
+      </w:r>
+      <w:r>
+        <w:rPr>
+          <w:rStyle w:val="VerbatimChar"/>
+        </w:rPr>
+        <w:t xml:space="preserve">         |   . . . . . . .</w:t>
+      </w:r>
+      <w:r>
+        <w:br/>
+      </w:r>
+      <w:r>
+        <w:rPr>
+          <w:rStyle w:val="VerbatimChar"/>
+        </w:rPr>
+        <w:t xml:space="preserve">   0.005 +</w:t>
+      </w:r>
+      <w:r>
+        <w:br/>
+      </w:r>
+      <w:r>
+        <w:rPr>
+          <w:rStyle w:val="VerbatimChar"/>
+        </w:rPr>
+        <w:t xml:space="preserve">         +---+---+---+---+---+---+---+---&gt; epoch</w:t>
+      </w:r>
+      <w:r>
+        <w:br/>
+      </w:r>
+      <w:r>
+        <w:rPr>
+          <w:rStyle w:val="VerbatimChar"/>
+        </w:rPr>
+        <w:t xml:space="preserve">             1   2   3   4   5   6   7</w:t>
+      </w:r>
+    </w:p>
+    <w:p>
+      <w:pPr>
+        <w:pStyle w:val="FirstParagraph"/>
+      </w:pPr>
+      <w:r>
+        <w:rPr>
+          <w:i/>
+          <w:iCs/>
+        </w:rPr>
+        <w:t xml:space="preserve">Figure 6.1: Training (</w:t>
+      </w:r>
+      <w:r>
+        <w:rPr>
+          <w:rStyle w:val="VerbatimChar"/>
+          <w:i/>
+          <w:iCs/>
+        </w:rPr>
+        <w:t xml:space="preserve">*</w:t>
+      </w:r>
+      <w:r>
+        <w:rPr>
+          <w:i/>
+          <w:iCs/>
+        </w:rPr>
+        <w:t xml:space="preserve">) and validation (</w:t>
+      </w:r>
+      <w:r>
+        <w:rPr>
+          <w:rStyle w:val="VerbatimChar"/>
+          <w:i/>
+          <w:iCs/>
+        </w:rPr>
+        <w:t xml:space="preserve">.</w:t>
+      </w:r>
+      <w:r>
+        <w:rPr>
+          <w:i/>
+          <w:iCs/>
+        </w:rPr>
+        <w:t xml:space="preserve">) loss curves across</w:t>
+      </w:r>
+      <w:r>
+        <w:rPr>
+          <w:i/>
+          <w:iCs/>
+        </w:rPr>
+        <w:t xml:space="preserve"> </w:t>
+      </w:r>
+      <w:r>
+        <w:rPr>
+          <w:i/>
+          <w:iCs/>
+        </w:rPr>
+        <w:t xml:space="preserve">epochs for the representative run. The validation loss reaches its</w:t>
+      </w:r>
+      <w:r>
+        <w:rPr>
+          <w:i/>
+          <w:iCs/>
+        </w:rPr>
+        <w:t xml:space="preserve"> </w:t>
+      </w:r>
+      <w:r>
+        <w:rPr>
+          <w:i/>
+          <w:iCs/>
+        </w:rPr>
+        <w:t xml:space="preserve">minimum at epoch 2 and rises modestly thereafter.</w:t>
+      </w:r>
+    </w:p>
+    <w:p>
+      <w:pPr>
+        <w:pStyle w:val="SourceCode"/>
+      </w:pPr>
+      <w:r>
+        <w:rPr>
+          <w:rStyle w:val="VerbatimChar"/>
+        </w:rPr>
+        <w:t xml:space="preserve">        accuracy</w:t>
+      </w:r>
+      <w:r>
+        <w:br/>
+      </w:r>
+      <w:r>
+        <w:rPr>
+          <w:rStyle w:val="VerbatimChar"/>
+        </w:rPr>
+        <w:t xml:space="preserve">   97.5% +                            * * *</w:t>
+      </w:r>
+      <w:r>
+        <w:br/>
+      </w:r>
+      <w:r>
+        <w:rPr>
+          <w:rStyle w:val="VerbatimChar"/>
+        </w:rPr>
+        <w:t xml:space="preserve">         |</w:t>
+      </w:r>
+      <w:r>
+        <w:br/>
+      </w:r>
+      <w:r>
+        <w:rPr>
+          <w:rStyle w:val="VerbatimChar"/>
+        </w:rPr>
+        <w:t xml:space="preserve">   97.0% +                * * *</w:t>
+      </w:r>
+      <w:r>
+        <w:br/>
+      </w:r>
+      <w:r>
+        <w:rPr>
+          <w:rStyle w:val="VerbatimChar"/>
+        </w:rPr>
+        <w:t xml:space="preserve">         |         *</w:t>
+      </w:r>
+      <w:r>
+        <w:br/>
+      </w:r>
+      <w:r>
+        <w:rPr>
+          <w:rStyle w:val="VerbatimChar"/>
+        </w:rPr>
+        <w:t xml:space="preserve">   96.5% +</w:t>
+      </w:r>
+      <w:r>
+        <w:br/>
+      </w:r>
+      <w:r>
+        <w:rPr>
+          <w:rStyle w:val="VerbatimChar"/>
+        </w:rPr>
+        <w:t xml:space="preserve">         |   *</w:t>
+      </w:r>
+      <w:r>
+        <w:br/>
+      </w:r>
+      <w:r>
+        <w:rPr>
+          <w:rStyle w:val="VerbatimChar"/>
+        </w:rPr>
+        <w:t xml:space="preserve">   96.0% +</w:t>
+      </w:r>
+      <w:r>
+        <w:br/>
+      </w:r>
+      <w:r>
+        <w:rPr>
+          <w:rStyle w:val="VerbatimChar"/>
+        </w:rPr>
+        <w:t xml:space="preserve">         |</w:t>
+      </w:r>
+      <w:r>
+        <w:br/>
+      </w:r>
+      <w:r>
+        <w:rPr>
+          <w:rStyle w:val="VerbatimChar"/>
+        </w:rPr>
+        <w:t xml:space="preserve">   95.5% + *</w:t>
+      </w:r>
+      <w:r>
+        <w:br/>
+      </w:r>
+      <w:r>
+        <w:rPr>
+          <w:rStyle w:val="VerbatimChar"/>
+        </w:rPr>
+        <w:t xml:space="preserve">         +---+---+---+---+---+---+---+---&gt; epoch</w:t>
+      </w:r>
+      <w:r>
+        <w:br/>
+      </w:r>
+      <w:r>
+        <w:rPr>
+          <w:rStyle w:val="VerbatimChar"/>
+        </w:rPr>
+        <w:t xml:space="preserve">             1   2   3   4   5   6   7</w:t>
+      </w:r>
+    </w:p>
+    <w:p>
+      <w:pPr>
+        <w:pStyle w:val="FirstParagraph"/>
+      </w:pPr>
+      <w:r>
+        <w:rPr>
+          <w:i/>
+          <w:iCs/>
+        </w:rPr>
+        <w:t xml:space="preserve">Figure 6.2: Token-level validation accuracy across epochs for the</w:t>
+      </w:r>
+      <w:r>
+        <w:rPr>
+          <w:i/>
+          <w:iCs/>
+        </w:rPr>
+        <w:t xml:space="preserve"> </w:t>
+      </w:r>
+      <w:r>
+        <w:rPr>
+          <w:i/>
+          <w:iCs/>
+        </w:rPr>
+        <w:t xml:space="preserve">representative run.</w:t>
       </w:r>
     </w:p>
     <w:p>
@@ -22329,6 +22477,20 @@
     <w:p>
       <w:pPr>
         <w:pStyle w:val="FirstParagraph"/>
+      </w:pPr>
+      <w:r>
+        <w:t xml:space="preserve">Table 6.6 reports the best validation metrics for four loss</w:t>
+      </w:r>
+      <w:r>
+        <w:t xml:space="preserve"> </w:t>
+      </w:r>
+      <w:r>
+        <w:t xml:space="preserve">configurations evaluated under otherwise identical hyperparameters.</w:t>
+      </w:r>
+    </w:p>
+    <w:p>
+      <w:pPr>
+        <w:pStyle w:val="BodyText"/>
       </w:pPr>
       <w:r>
         <w:rPr>
@@ -22718,19 +22880,19 @@
         <w:pStyle w:val="FirstParagraph"/>
       </w:pPr>
       <w:r>
-        <w:t xml:space="preserve">Span-level precision, recall, and F1 are reported per entity in Table</w:t>
-      </w:r>
-      <w:r>
-        <w:t xml:space="preserve"> </w:t>
-      </w:r>
-      <w:r>
-        <w:t xml:space="preserve">6.7. The metrics are computed on the 10,000-example validation set</w:t>
-      </w:r>
-      <w:r>
-        <w:t xml:space="preserve"> </w:t>
-      </w:r>
-      <w:r>
-        <w:t xml:space="preserve">using exact-match span comparison.</w:t>
+        <w:t xml:space="preserve">Span-level precision, recall, and F1 are reported per entity in</w:t>
+      </w:r>
+      <w:r>
+        <w:t xml:space="preserve"> </w:t>
+      </w:r>
+      <w:r>
+        <w:t xml:space="preserve">Table 6.7. The metrics are computed on the 10,000-example</w:t>
+      </w:r>
+      <w:r>
+        <w:t xml:space="preserve"> </w:t>
+      </w:r>
+      <w:r>
+        <w:t xml:space="preserve">validation set using exact-match span comparison.</w:t>
       </w:r>
     </w:p>
     <w:p>
@@ -23821,7 +23983,13 @@
         <w:t xml:space="preserve"> </w:t>
       </w:r>
       <w:r>
-        <w:t xml:space="preserve">compared while holding everything else constant.</w:t>
+        <w:t xml:space="preserve">compared while holding everything else constant. Per-entity F1</w:t>
+      </w:r>
+      <w:r>
+        <w:t xml:space="preserve"> </w:t>
+      </w:r>
+      <w:r>
+        <w:t xml:space="preserve">across the four configurations is shown in Table 6.8.</w:t>
       </w:r>
     </w:p>
     <w:p>
@@ -24752,7 +24920,13 @@
         <w:t xml:space="preserve"> </w:t>
       </w:r>
       <w:r>
-        <w:t xml:space="preserve">training.</w:t>
+        <w:t xml:space="preserve">training. Median and 95th-percentile latencies are reported in</w:t>
+      </w:r>
+      <w:r>
+        <w:t xml:space="preserve"> </w:t>
+      </w:r>
+      <w:r>
+        <w:t xml:space="preserve">Table 6.9.</w:t>
       </w:r>
     </w:p>
     <w:p>

--- a/backend/docs/thesis/thesis.docx
+++ b/backend/docs/thesis/thesis.docx
@@ -2360,19 +2360,19 @@
               <w:jc w:val="left"/>
             </w:pPr>
             <w:r>
-              <w:t xml:space="preserve">ACLED</w:t>
-            </w:r>
-          </w:p>
-        </w:tc>
-        <w:tc>
-          <w:tcPr/>
-          <w:p>
-            <w:pPr>
-              <w:pStyle w:val="Compact"/>
-              <w:jc w:val="left"/>
-            </w:pPr>
-            <w:r>
-              <w:t xml:space="preserve">Armed Conflict Location and Event Data Project</w:t>
+              <w:t xml:space="preserve">5W1H</w:t>
+            </w:r>
+          </w:p>
+        </w:tc>
+        <w:tc>
+          <w:tcPr/>
+          <w:p>
+            <w:pPr>
+              <w:pStyle w:val="Compact"/>
+              <w:jc w:val="left"/>
+            </w:pPr>
+            <w:r>
+              <w:t xml:space="preserve">Who, What, Where, When, Whom, How</w:t>
             </w:r>
           </w:p>
         </w:tc>
@@ -2386,19 +2386,19 @@
               <w:jc w:val="left"/>
             </w:pPr>
             <w:r>
-              <w:t xml:space="preserve">ADF</w:t>
-            </w:r>
-          </w:p>
-        </w:tc>
-        <w:tc>
-          <w:tcPr/>
-          <w:p>
-            <w:pPr>
-              <w:pStyle w:val="Compact"/>
-              <w:jc w:val="left"/>
-            </w:pPr>
-            <w:r>
-              <w:t xml:space="preserve">Allied Democratic Forces</w:t>
+              <w:t xml:space="preserve">ACLED</w:t>
+            </w:r>
+          </w:p>
+        </w:tc>
+        <w:tc>
+          <w:tcPr/>
+          <w:p>
+            <w:pPr>
+              <w:pStyle w:val="Compact"/>
+              <w:jc w:val="left"/>
+            </w:pPr>
+            <w:r>
+              <w:t xml:space="preserve">Armed Conflict Location and Event Data Project</w:t>
             </w:r>
           </w:p>
         </w:tc>
@@ -2412,19 +2412,19 @@
               <w:jc w:val="left"/>
             </w:pPr>
             <w:r>
-              <w:t xml:space="preserve">API</w:t>
-            </w:r>
-          </w:p>
-        </w:tc>
-        <w:tc>
-          <w:tcPr/>
-          <w:p>
-            <w:pPr>
-              <w:pStyle w:val="Compact"/>
-              <w:jc w:val="left"/>
-            </w:pPr>
-            <w:r>
-              <w:t xml:space="preserve">Application Programming Interface</w:t>
+              <w:t xml:space="preserve">ADF</w:t>
+            </w:r>
+          </w:p>
+        </w:tc>
+        <w:tc>
+          <w:tcPr/>
+          <w:p>
+            <w:pPr>
+              <w:pStyle w:val="Compact"/>
+              <w:jc w:val="left"/>
+            </w:pPr>
+            <w:r>
+              <w:t xml:space="preserve">Allied Democratic Forces</w:t>
             </w:r>
           </w:p>
         </w:tc>
@@ -2438,19 +2438,19 @@
               <w:jc w:val="left"/>
             </w:pPr>
             <w:r>
-              <w:t xml:space="preserve">AQIM</w:t>
-            </w:r>
-          </w:p>
-        </w:tc>
-        <w:tc>
-          <w:tcPr/>
-          <w:p>
-            <w:pPr>
-              <w:pStyle w:val="Compact"/>
-              <w:jc w:val="left"/>
-            </w:pPr>
-            <w:r>
-              <w:t xml:space="preserve">Al-Qaeda in the Islamic Maghreb</w:t>
+              <w:t xml:space="preserve">API</w:t>
+            </w:r>
+          </w:p>
+        </w:tc>
+        <w:tc>
+          <w:tcPr/>
+          <w:p>
+            <w:pPr>
+              <w:pStyle w:val="Compact"/>
+              <w:jc w:val="left"/>
+            </w:pPr>
+            <w:r>
+              <w:t xml:space="preserve">Application Programming Interface</w:t>
             </w:r>
           </w:p>
         </w:tc>
@@ -2464,19 +2464,19 @@
               <w:jc w:val="left"/>
             </w:pPr>
             <w:r>
-              <w:t xml:space="preserve">AU</w:t>
-            </w:r>
-          </w:p>
-        </w:tc>
-        <w:tc>
-          <w:tcPr/>
-          <w:p>
-            <w:pPr>
-              <w:pStyle w:val="Compact"/>
-              <w:jc w:val="left"/>
-            </w:pPr>
-            <w:r>
-              <w:t xml:space="preserve">African Union</w:t>
+              <w:t xml:space="preserve">AQIM</w:t>
+            </w:r>
+          </w:p>
+        </w:tc>
+        <w:tc>
+          <w:tcPr/>
+          <w:p>
+            <w:pPr>
+              <w:pStyle w:val="Compact"/>
+              <w:jc w:val="left"/>
+            </w:pPr>
+            <w:r>
+              <w:t xml:space="preserve">Al-Qaeda in the Islamic Maghreb</w:t>
             </w:r>
           </w:p>
         </w:tc>
@@ -2490,19 +2490,19 @@
               <w:jc w:val="left"/>
             </w:pPr>
             <w:r>
-              <w:t xml:space="preserve">AU-CEWS</w:t>
-            </w:r>
-          </w:p>
-        </w:tc>
-        <w:tc>
-          <w:tcPr/>
-          <w:p>
-            <w:pPr>
-              <w:pStyle w:val="Compact"/>
-              <w:jc w:val="left"/>
-            </w:pPr>
-            <w:r>
-              <w:t xml:space="preserve">African Union Continental Early Warning System</w:t>
+              <w:t xml:space="preserve">AU</w:t>
+            </w:r>
+          </w:p>
+        </w:tc>
+        <w:tc>
+          <w:tcPr/>
+          <w:p>
+            <w:pPr>
+              <w:pStyle w:val="Compact"/>
+              <w:jc w:val="left"/>
+            </w:pPr>
+            <w:r>
+              <w:t xml:space="preserve">African Union</w:t>
             </w:r>
           </w:p>
         </w:tc>
@@ -2516,19 +2516,19 @@
               <w:jc w:val="left"/>
             </w:pPr>
             <w:r>
-              <w:t xml:space="preserve">BERT</w:t>
-            </w:r>
-          </w:p>
-        </w:tc>
-        <w:tc>
-          <w:tcPr/>
-          <w:p>
-            <w:pPr>
-              <w:pStyle w:val="Compact"/>
-              <w:jc w:val="left"/>
-            </w:pPr>
-            <w:r>
-              <w:t xml:space="preserve">Bidirectional Encoder Representations from Transformers</w:t>
+              <w:t xml:space="preserve">AU-CEWS</w:t>
+            </w:r>
+          </w:p>
+        </w:tc>
+        <w:tc>
+          <w:tcPr/>
+          <w:p>
+            <w:pPr>
+              <w:pStyle w:val="Compact"/>
+              <w:jc w:val="left"/>
+            </w:pPr>
+            <w:r>
+              <w:t xml:space="preserve">African Union Continental Early Warning System</w:t>
             </w:r>
           </w:p>
         </w:tc>
@@ -2542,19 +2542,19 @@
               <w:jc w:val="left"/>
             </w:pPr>
             <w:r>
-              <w:t xml:space="preserve">BIO</w:t>
-            </w:r>
-          </w:p>
-        </w:tc>
-        <w:tc>
-          <w:tcPr/>
-          <w:p>
-            <w:pPr>
-              <w:pStyle w:val="Compact"/>
-              <w:jc w:val="left"/>
-            </w:pPr>
-            <w:r>
-              <w:t xml:space="preserve">Beginning, Inside, Outside (tagging scheme)</w:t>
+              <w:t xml:space="preserve">BERT</w:t>
+            </w:r>
+          </w:p>
+        </w:tc>
+        <w:tc>
+          <w:tcPr/>
+          <w:p>
+            <w:pPr>
+              <w:pStyle w:val="Compact"/>
+              <w:jc w:val="left"/>
+            </w:pPr>
+            <w:r>
+              <w:t xml:space="preserve">Bidirectional Encoder Representations from Transformers</w:t>
             </w:r>
           </w:p>
         </w:tc>
@@ -2568,19 +2568,19 @@
               <w:jc w:val="left"/>
             </w:pPr>
             <w:r>
-              <w:t xml:space="preserve">CAMEO</w:t>
-            </w:r>
-          </w:p>
-        </w:tc>
-        <w:tc>
-          <w:tcPr/>
-          <w:p>
-            <w:pPr>
-              <w:pStyle w:val="Compact"/>
-              <w:jc w:val="left"/>
-            </w:pPr>
-            <w:r>
-              <w:t xml:space="preserve">Conflict and Mediation Event Observations</w:t>
+              <w:t xml:space="preserve">BIO</w:t>
+            </w:r>
+          </w:p>
+        </w:tc>
+        <w:tc>
+          <w:tcPr/>
+          <w:p>
+            <w:pPr>
+              <w:pStyle w:val="Compact"/>
+              <w:jc w:val="left"/>
+            </w:pPr>
+            <w:r>
+              <w:t xml:space="preserve">Beginning, Inside, Outside (tagging scheme)</w:t>
             </w:r>
           </w:p>
         </w:tc>
@@ -2594,19 +2594,19 @@
               <w:jc w:val="left"/>
             </w:pPr>
             <w:r>
-              <w:t xml:space="preserve">CAR</w:t>
-            </w:r>
-          </w:p>
-        </w:tc>
-        <w:tc>
-          <w:tcPr/>
-          <w:p>
-            <w:pPr>
-              <w:pStyle w:val="Compact"/>
-              <w:jc w:val="left"/>
-            </w:pPr>
-            <w:r>
-              <w:t xml:space="preserve">Central African Republic</w:t>
+              <w:t xml:space="preserve">CAMEO</w:t>
+            </w:r>
+          </w:p>
+        </w:tc>
+        <w:tc>
+          <w:tcPr/>
+          <w:p>
+            <w:pPr>
+              <w:pStyle w:val="Compact"/>
+              <w:jc w:val="left"/>
+            </w:pPr>
+            <w:r>
+              <w:t xml:space="preserve">Conflict and Mediation Event Observations</w:t>
             </w:r>
           </w:p>
         </w:tc>
@@ -2620,19 +2620,19 @@
               <w:jc w:val="left"/>
             </w:pPr>
             <w:r>
-              <w:t xml:space="preserve">CRF</w:t>
-            </w:r>
-          </w:p>
-        </w:tc>
-        <w:tc>
-          <w:tcPr/>
-          <w:p>
-            <w:pPr>
-              <w:pStyle w:val="Compact"/>
-              <w:jc w:val="left"/>
-            </w:pPr>
-            <w:r>
-              <w:t xml:space="preserve">Conditional Random Field</w:t>
+              <w:t xml:space="preserve">CAR</w:t>
+            </w:r>
+          </w:p>
+        </w:tc>
+        <w:tc>
+          <w:tcPr/>
+          <w:p>
+            <w:pPr>
+              <w:pStyle w:val="Compact"/>
+              <w:jc w:val="left"/>
+            </w:pPr>
+            <w:r>
+              <w:t xml:space="preserve">Central African Republic</w:t>
             </w:r>
           </w:p>
         </w:tc>
@@ -2646,19 +2646,19 @@
               <w:jc w:val="left"/>
             </w:pPr>
             <w:r>
-              <w:t xml:space="preserve">CUDA</w:t>
-            </w:r>
-          </w:p>
-        </w:tc>
-        <w:tc>
-          <w:tcPr/>
-          <w:p>
-            <w:pPr>
-              <w:pStyle w:val="Compact"/>
-              <w:jc w:val="left"/>
-            </w:pPr>
-            <w:r>
-              <w:t xml:space="preserve">Compute Unified Device Architecture</w:t>
+              <w:t xml:space="preserve">CRF</w:t>
+            </w:r>
+          </w:p>
+        </w:tc>
+        <w:tc>
+          <w:tcPr/>
+          <w:p>
+            <w:pPr>
+              <w:pStyle w:val="Compact"/>
+              <w:jc w:val="left"/>
+            </w:pPr>
+            <w:r>
+              <w:t xml:space="preserve">Conditional Random Field</w:t>
             </w:r>
           </w:p>
         </w:tc>
@@ -2672,19 +2672,19 @@
               <w:jc w:val="left"/>
             </w:pPr>
             <w:r>
-              <w:t xml:space="preserve">DRC</w:t>
-            </w:r>
-          </w:p>
-        </w:tc>
-        <w:tc>
-          <w:tcPr/>
-          <w:p>
-            <w:pPr>
-              <w:pStyle w:val="Compact"/>
-              <w:jc w:val="left"/>
-            </w:pPr>
-            <w:r>
-              <w:t xml:space="preserve">Democratic Republic of the Congo</w:t>
+              <w:t xml:space="preserve">CUDA</w:t>
+            </w:r>
+          </w:p>
+        </w:tc>
+        <w:tc>
+          <w:tcPr/>
+          <w:p>
+            <w:pPr>
+              <w:pStyle w:val="Compact"/>
+              <w:jc w:val="left"/>
+            </w:pPr>
+            <w:r>
+              <w:t xml:space="preserve">Compute Unified Device Architecture</w:t>
             </w:r>
           </w:p>
         </w:tc>
@@ -2698,19 +2698,19 @@
               <w:jc w:val="left"/>
             </w:pPr>
             <w:r>
-              <w:t xml:space="preserve">ECOWAS</w:t>
-            </w:r>
-          </w:p>
-        </w:tc>
-        <w:tc>
-          <w:tcPr/>
-          <w:p>
-            <w:pPr>
-              <w:pStyle w:val="Compact"/>
-              <w:jc w:val="left"/>
-            </w:pPr>
-            <w:r>
-              <w:t xml:space="preserve">Economic Community of West African States</w:t>
+              <w:t xml:space="preserve">DRC</w:t>
+            </w:r>
+          </w:p>
+        </w:tc>
+        <w:tc>
+          <w:tcPr/>
+          <w:p>
+            <w:pPr>
+              <w:pStyle w:val="Compact"/>
+              <w:jc w:val="left"/>
+            </w:pPr>
+            <w:r>
+              <w:t xml:space="preserve">Democratic Republic of the Congo</w:t>
             </w:r>
           </w:p>
         </w:tc>
@@ -2724,19 +2724,19 @@
               <w:jc w:val="left"/>
             </w:pPr>
             <w:r>
-              <w:t xml:space="preserve">F1</w:t>
-            </w:r>
-          </w:p>
-        </w:tc>
-        <w:tc>
-          <w:tcPr/>
-          <w:p>
-            <w:pPr>
-              <w:pStyle w:val="Compact"/>
-              <w:jc w:val="left"/>
-            </w:pPr>
-            <w:r>
-              <w:t xml:space="preserve">Harmonic mean of precision and recall</w:t>
+              <w:t xml:space="preserve">ECOWAS</w:t>
+            </w:r>
+          </w:p>
+        </w:tc>
+        <w:tc>
+          <w:tcPr/>
+          <w:p>
+            <w:pPr>
+              <w:pStyle w:val="Compact"/>
+              <w:jc w:val="left"/>
+            </w:pPr>
+            <w:r>
+              <w:t xml:space="preserve">Economic Community of West African States</w:t>
             </w:r>
           </w:p>
         </w:tc>
@@ -2750,19 +2750,19 @@
               <w:jc w:val="left"/>
             </w:pPr>
             <w:r>
-              <w:t xml:space="preserve">FAPA</w:t>
-            </w:r>
-          </w:p>
-        </w:tc>
-        <w:tc>
-          <w:tcPr/>
-          <w:p>
-            <w:pPr>
-              <w:pStyle w:val="Compact"/>
-              <w:jc w:val="left"/>
-            </w:pPr>
-            <w:r>
-              <w:t xml:space="preserve">FastAPI</w:t>
+              <w:t xml:space="preserve">F1</w:t>
+            </w:r>
+          </w:p>
+        </w:tc>
+        <w:tc>
+          <w:tcPr/>
+          <w:p>
+            <w:pPr>
+              <w:pStyle w:val="Compact"/>
+              <w:jc w:val="left"/>
+            </w:pPr>
+            <w:r>
+              <w:t xml:space="preserve">Harmonic mean of precision and recall</w:t>
             </w:r>
           </w:p>
         </w:tc>
@@ -2906,19 +2906,19 @@
               <w:jc w:val="left"/>
             </w:pPr>
             <w:r>
-              <w:t xml:space="preserve">KB</w:t>
-            </w:r>
-          </w:p>
-        </w:tc>
-        <w:tc>
-          <w:tcPr/>
-          <w:p>
-            <w:pPr>
-              <w:pStyle w:val="Compact"/>
-              <w:jc w:val="left"/>
-            </w:pPr>
-            <w:r>
-              <w:t xml:space="preserve">Knowledge Base</w:t>
+              <w:t xml:space="preserve">JWT</w:t>
+            </w:r>
+          </w:p>
+        </w:tc>
+        <w:tc>
+          <w:tcPr/>
+          <w:p>
+            <w:pPr>
+              <w:pStyle w:val="Compact"/>
+              <w:jc w:val="left"/>
+            </w:pPr>
+            <w:r>
+              <w:t xml:space="preserve">JSON Web Token</w:t>
             </w:r>
           </w:p>
         </w:tc>
@@ -2932,19 +2932,19 @@
               <w:jc w:val="left"/>
             </w:pPr>
             <w:r>
-              <w:t xml:space="preserve">LRA</w:t>
-            </w:r>
-          </w:p>
-        </w:tc>
-        <w:tc>
-          <w:tcPr/>
-          <w:p>
-            <w:pPr>
-              <w:pStyle w:val="Compact"/>
-              <w:jc w:val="left"/>
-            </w:pPr>
-            <w:r>
-              <w:t xml:space="preserve">Lord’s Resistance Army</w:t>
+              <w:t xml:space="preserve">KB</w:t>
+            </w:r>
+          </w:p>
+        </w:tc>
+        <w:tc>
+          <w:tcPr/>
+          <w:p>
+            <w:pPr>
+              <w:pStyle w:val="Compact"/>
+              <w:jc w:val="left"/>
+            </w:pPr>
+            <w:r>
+              <w:t xml:space="preserve">Knowledge Base</w:t>
             </w:r>
           </w:p>
         </w:tc>
@@ -2958,19 +2958,19 @@
               <w:jc w:val="left"/>
             </w:pPr>
             <w:r>
-              <w:t xml:space="preserve">LSTM</w:t>
-            </w:r>
-          </w:p>
-        </w:tc>
-        <w:tc>
-          <w:tcPr/>
-          <w:p>
-            <w:pPr>
-              <w:pStyle w:val="Compact"/>
-              <w:jc w:val="left"/>
-            </w:pPr>
-            <w:r>
-              <w:t xml:space="preserve">Long Short-Term Memory</w:t>
+              <w:t xml:space="preserve">LRA</w:t>
+            </w:r>
+          </w:p>
+        </w:tc>
+        <w:tc>
+          <w:tcPr/>
+          <w:p>
+            <w:pPr>
+              <w:pStyle w:val="Compact"/>
+              <w:jc w:val="left"/>
+            </w:pPr>
+            <w:r>
+              <w:t xml:space="preserve">Lord’s Resistance Army</w:t>
             </w:r>
           </w:p>
         </w:tc>
@@ -2984,19 +2984,19 @@
               <w:jc w:val="left"/>
             </w:pPr>
             <w:r>
-              <w:t xml:space="preserve">ML</w:t>
-            </w:r>
-          </w:p>
-        </w:tc>
-        <w:tc>
-          <w:tcPr/>
-          <w:p>
-            <w:pPr>
-              <w:pStyle w:val="Compact"/>
-              <w:jc w:val="left"/>
-            </w:pPr>
-            <w:r>
-              <w:t xml:space="preserve">Machine Learning</w:t>
+              <w:t xml:space="preserve">LSTM</w:t>
+            </w:r>
+          </w:p>
+        </w:tc>
+        <w:tc>
+          <w:tcPr/>
+          <w:p>
+            <w:pPr>
+              <w:pStyle w:val="Compact"/>
+              <w:jc w:val="left"/>
+            </w:pPr>
+            <w:r>
+              <w:t xml:space="preserve">Long Short-Term Memory</w:t>
             </w:r>
           </w:p>
         </w:tc>
@@ -3010,19 +3010,19 @@
               <w:jc w:val="left"/>
             </w:pPr>
             <w:r>
-              <w:t xml:space="preserve">MPS</w:t>
-            </w:r>
-          </w:p>
-        </w:tc>
-        <w:tc>
-          <w:tcPr/>
-          <w:p>
-            <w:pPr>
-              <w:pStyle w:val="Compact"/>
-              <w:jc w:val="left"/>
-            </w:pPr>
-            <w:r>
-              <w:t xml:space="preserve">Metal Performance Shaders</w:t>
+              <w:t xml:space="preserve">ML</w:t>
+            </w:r>
+          </w:p>
+        </w:tc>
+        <w:tc>
+          <w:tcPr/>
+          <w:p>
+            <w:pPr>
+              <w:pStyle w:val="Compact"/>
+              <w:jc w:val="left"/>
+            </w:pPr>
+            <w:r>
+              <w:t xml:space="preserve">Machine Learning</w:t>
             </w:r>
           </w:p>
         </w:tc>
@@ -3036,19 +3036,19 @@
               <w:jc w:val="left"/>
             </w:pPr>
             <w:r>
-              <w:t xml:space="preserve">NER</w:t>
-            </w:r>
-          </w:p>
-        </w:tc>
-        <w:tc>
-          <w:tcPr/>
-          <w:p>
-            <w:pPr>
-              <w:pStyle w:val="Compact"/>
-              <w:jc w:val="left"/>
-            </w:pPr>
-            <w:r>
-              <w:t xml:space="preserve">Named Entity Recognition</w:t>
+              <w:t xml:space="preserve">MPS</w:t>
+            </w:r>
+          </w:p>
+        </w:tc>
+        <w:tc>
+          <w:tcPr/>
+          <w:p>
+            <w:pPr>
+              <w:pStyle w:val="Compact"/>
+              <w:jc w:val="left"/>
+            </w:pPr>
+            <w:r>
+              <w:t xml:space="preserve">Metal Performance Shaders</w:t>
             </w:r>
           </w:p>
         </w:tc>
@@ -3062,19 +3062,19 @@
               <w:jc w:val="left"/>
             </w:pPr>
             <w:r>
-              <w:t xml:space="preserve">NEXUS</w:t>
-            </w:r>
-          </w:p>
-        </w:tc>
-        <w:tc>
-          <w:tcPr/>
-          <w:p>
-            <w:pPr>
-              <w:pStyle w:val="Compact"/>
-              <w:jc w:val="left"/>
-            </w:pPr>
-            <w:r>
-              <w:t xml:space="preserve">News cluster Event eXtraction Utilizing language Structures</w:t>
+              <w:t xml:space="preserve">NER</w:t>
+            </w:r>
+          </w:p>
+        </w:tc>
+        <w:tc>
+          <w:tcPr/>
+          <w:p>
+            <w:pPr>
+              <w:pStyle w:val="Compact"/>
+              <w:jc w:val="left"/>
+            </w:pPr>
+            <w:r>
+              <w:t xml:space="preserve">Named Entity Recognition</w:t>
             </w:r>
           </w:p>
         </w:tc>
@@ -3088,19 +3088,19 @@
               <w:jc w:val="left"/>
             </w:pPr>
             <w:r>
-              <w:t xml:space="preserve">NLP</w:t>
-            </w:r>
-          </w:p>
-        </w:tc>
-        <w:tc>
-          <w:tcPr/>
-          <w:p>
-            <w:pPr>
-              <w:pStyle w:val="Compact"/>
-              <w:jc w:val="left"/>
-            </w:pPr>
-            <w:r>
-              <w:t xml:space="preserve">Natural Language Processing</w:t>
+              <w:t xml:space="preserve">NEXUS</w:t>
+            </w:r>
+          </w:p>
+        </w:tc>
+        <w:tc>
+          <w:tcPr/>
+          <w:p>
+            <w:pPr>
+              <w:pStyle w:val="Compact"/>
+              <w:jc w:val="left"/>
+            </w:pPr>
+            <w:r>
+              <w:t xml:space="preserve">News cluster Event eXtraction Utilizing language Structures</w:t>
             </w:r>
           </w:p>
         </w:tc>
@@ -3114,19 +3114,19 @@
               <w:jc w:val="left"/>
             </w:pPr>
             <w:r>
-              <w:t xml:space="preserve">OWL</w:t>
-            </w:r>
-          </w:p>
-        </w:tc>
-        <w:tc>
-          <w:tcPr/>
-          <w:p>
-            <w:pPr>
-              <w:pStyle w:val="Compact"/>
-              <w:jc w:val="left"/>
-            </w:pPr>
-            <w:r>
-              <w:t xml:space="preserve">Web Ontology Language</w:t>
+              <w:t xml:space="preserve">NLP</w:t>
+            </w:r>
+          </w:p>
+        </w:tc>
+        <w:tc>
+          <w:tcPr/>
+          <w:p>
+            <w:pPr>
+              <w:pStyle w:val="Compact"/>
+              <w:jc w:val="left"/>
+            </w:pPr>
+            <w:r>
+              <w:t xml:space="preserve">Natural Language Processing</w:t>
             </w:r>
           </w:p>
         </w:tc>
@@ -3140,19 +3140,19 @@
               <w:jc w:val="left"/>
             </w:pPr>
             <w:r>
-              <w:t xml:space="preserve">PMVE</w:t>
-            </w:r>
-          </w:p>
-        </w:tc>
-        <w:tc>
-          <w:tcPr/>
-          <w:p>
-            <w:pPr>
-              <w:pStyle w:val="Compact"/>
-              <w:jc w:val="left"/>
-            </w:pPr>
-            <w:r>
-              <w:t xml:space="preserve">Politically Motivated Violent Events (ontology)</w:t>
+              <w:t xml:space="preserve">NOEM</w:t>
+            </w:r>
+          </w:p>
+        </w:tc>
+        <w:tc>
+          <w:tcPr/>
+          <w:p>
+            <w:pPr>
+              <w:pStyle w:val="Compact"/>
+              <w:jc w:val="left"/>
+            </w:pPr>
+            <w:r>
+              <w:t xml:space="preserve">News Ontology Event Model</w:t>
             </w:r>
           </w:p>
         </w:tc>
@@ -3166,19 +3166,19 @@
               <w:jc w:val="left"/>
             </w:pPr>
             <w:r>
-              <w:t xml:space="preserve">PoS</w:t>
-            </w:r>
-          </w:p>
-        </w:tc>
-        <w:tc>
-          <w:tcPr/>
-          <w:p>
-            <w:pPr>
-              <w:pStyle w:val="Compact"/>
-              <w:jc w:val="left"/>
-            </w:pPr>
-            <w:r>
-              <w:t xml:space="preserve">Part of Speech</w:t>
+              <w:t xml:space="preserve">OWL</w:t>
+            </w:r>
+          </w:p>
+        </w:tc>
+        <w:tc>
+          <w:tcPr/>
+          <w:p>
+            <w:pPr>
+              <w:pStyle w:val="Compact"/>
+              <w:jc w:val="left"/>
+            </w:pPr>
+            <w:r>
+              <w:t xml:space="preserve">Web Ontology Language</w:t>
             </w:r>
           </w:p>
         </w:tc>
@@ -3192,19 +3192,19 @@
               <w:jc w:val="left"/>
             </w:pPr>
             <w:r>
-              <w:t xml:space="preserve">RDF</w:t>
-            </w:r>
-          </w:p>
-        </w:tc>
-        <w:tc>
-          <w:tcPr/>
-          <w:p>
-            <w:pPr>
-              <w:pStyle w:val="Compact"/>
-              <w:jc w:val="left"/>
-            </w:pPr>
-            <w:r>
-              <w:t xml:space="preserve">Resource Description Framework</w:t>
+              <w:t xml:space="preserve">PMVE</w:t>
+            </w:r>
+          </w:p>
+        </w:tc>
+        <w:tc>
+          <w:tcPr/>
+          <w:p>
+            <w:pPr>
+              <w:pStyle w:val="Compact"/>
+              <w:jc w:val="left"/>
+            </w:pPr>
+            <w:r>
+              <w:t xml:space="preserve">Politically Motivated Violent Events (ontology)</w:t>
             </w:r>
           </w:p>
         </w:tc>
@@ -3218,19 +3218,19 @@
               <w:jc w:val="left"/>
             </w:pPr>
             <w:r>
-              <w:t xml:space="preserve">REC</w:t>
-            </w:r>
-          </w:p>
-        </w:tc>
-        <w:tc>
-          <w:tcPr/>
-          <w:p>
-            <w:pPr>
-              <w:pStyle w:val="Compact"/>
-              <w:jc w:val="left"/>
-            </w:pPr>
-            <w:r>
-              <w:t xml:space="preserve">Regional Economic Community</w:t>
+              <w:t xml:space="preserve">PoS</w:t>
+            </w:r>
+          </w:p>
+        </w:tc>
+        <w:tc>
+          <w:tcPr/>
+          <w:p>
+            <w:pPr>
+              <w:pStyle w:val="Compact"/>
+              <w:jc w:val="left"/>
+            </w:pPr>
+            <w:r>
+              <w:t xml:space="preserve">Part of Speech</w:t>
             </w:r>
           </w:p>
         </w:tc>
@@ -3244,19 +3244,19 @@
               <w:jc w:val="left"/>
             </w:pPr>
             <w:r>
-              <w:t xml:space="preserve">REST</w:t>
-            </w:r>
-          </w:p>
-        </w:tc>
-        <w:tc>
-          <w:tcPr/>
-          <w:p>
-            <w:pPr>
-              <w:pStyle w:val="Compact"/>
-              <w:jc w:val="left"/>
-            </w:pPr>
-            <w:r>
-              <w:t xml:space="preserve">Representational State Transfer</w:t>
+              <w:t xml:space="preserve">RDF</w:t>
+            </w:r>
+          </w:p>
+        </w:tc>
+        <w:tc>
+          <w:tcPr/>
+          <w:p>
+            <w:pPr>
+              <w:pStyle w:val="Compact"/>
+              <w:jc w:val="left"/>
+            </w:pPr>
+            <w:r>
+              <w:t xml:space="preserve">Resource Description Framework</w:t>
             </w:r>
           </w:p>
         </w:tc>
@@ -3270,19 +3270,19 @@
               <w:jc w:val="left"/>
             </w:pPr>
             <w:r>
-              <w:t xml:space="preserve">RoBERTa</w:t>
-            </w:r>
-          </w:p>
-        </w:tc>
-        <w:tc>
-          <w:tcPr/>
-          <w:p>
-            <w:pPr>
-              <w:pStyle w:val="Compact"/>
-              <w:jc w:val="left"/>
-            </w:pPr>
-            <w:r>
-              <w:t xml:space="preserve">Robustly Optimised BERT Approach</w:t>
+              <w:t xml:space="preserve">REC</w:t>
+            </w:r>
+          </w:p>
+        </w:tc>
+        <w:tc>
+          <w:tcPr/>
+          <w:p>
+            <w:pPr>
+              <w:pStyle w:val="Compact"/>
+              <w:jc w:val="left"/>
+            </w:pPr>
+            <w:r>
+              <w:t xml:space="preserve">Regional Economic Community</w:t>
             </w:r>
           </w:p>
         </w:tc>
@@ -3296,19 +3296,19 @@
               <w:jc w:val="left"/>
             </w:pPr>
             <w:r>
-              <w:t xml:space="preserve">RSF</w:t>
-            </w:r>
-          </w:p>
-        </w:tc>
-        <w:tc>
-          <w:tcPr/>
-          <w:p>
-            <w:pPr>
-              <w:pStyle w:val="Compact"/>
-              <w:jc w:val="left"/>
-            </w:pPr>
-            <w:r>
-              <w:t xml:space="preserve">Rapid Support Forces</w:t>
+              <w:t xml:space="preserve">REST</w:t>
+            </w:r>
+          </w:p>
+        </w:tc>
+        <w:tc>
+          <w:tcPr/>
+          <w:p>
+            <w:pPr>
+              <w:pStyle w:val="Compact"/>
+              <w:jc w:val="left"/>
+            </w:pPr>
+            <w:r>
+              <w:t xml:space="preserve">Representational State Transfer</w:t>
             </w:r>
           </w:p>
         </w:tc>
@@ -3322,19 +3322,19 @@
               <w:jc w:val="left"/>
             </w:pPr>
             <w:r>
-              <w:t xml:space="preserve">SPARQL</w:t>
-            </w:r>
-          </w:p>
-        </w:tc>
-        <w:tc>
-          <w:tcPr/>
-          <w:p>
-            <w:pPr>
-              <w:pStyle w:val="Compact"/>
-              <w:jc w:val="left"/>
-            </w:pPr>
-            <w:r>
-              <w:t xml:space="preserve">SPARQL Protocol and RDF Query Language</w:t>
+              <w:t xml:space="preserve">RoBERTa</w:t>
+            </w:r>
+          </w:p>
+        </w:tc>
+        <w:tc>
+          <w:tcPr/>
+          <w:p>
+            <w:pPr>
+              <w:pStyle w:val="Compact"/>
+              <w:jc w:val="left"/>
+            </w:pPr>
+            <w:r>
+              <w:t xml:space="preserve">Robustly Optimised BERT Approach</w:t>
             </w:r>
           </w:p>
         </w:tc>
@@ -3348,19 +3348,19 @@
               <w:jc w:val="left"/>
             </w:pPr>
             <w:r>
-              <w:t xml:space="preserve">SQL</w:t>
-            </w:r>
-          </w:p>
-        </w:tc>
-        <w:tc>
-          <w:tcPr/>
-          <w:p>
-            <w:pPr>
-              <w:pStyle w:val="Compact"/>
-              <w:jc w:val="left"/>
-            </w:pPr>
-            <w:r>
-              <w:t xml:space="preserve">Structured Query Language</w:t>
+              <w:t xml:space="preserve">RSF</w:t>
+            </w:r>
+          </w:p>
+        </w:tc>
+        <w:tc>
+          <w:tcPr/>
+          <w:p>
+            <w:pPr>
+              <w:pStyle w:val="Compact"/>
+              <w:jc w:val="left"/>
+            </w:pPr>
+            <w:r>
+              <w:t xml:space="preserve">Rapid Support Forces</w:t>
             </w:r>
           </w:p>
         </w:tc>
@@ -3374,19 +3374,19 @@
               <w:jc w:val="left"/>
             </w:pPr>
             <w:r>
-              <w:t xml:space="preserve">SVBIED</w:t>
-            </w:r>
-          </w:p>
-        </w:tc>
-        <w:tc>
-          <w:tcPr/>
-          <w:p>
-            <w:pPr>
-              <w:pStyle w:val="Compact"/>
-              <w:jc w:val="left"/>
-            </w:pPr>
-            <w:r>
-              <w:t xml:space="preserve">Suicide Vehicle-Borne Improvised Explosive Device</w:t>
+              <w:t xml:space="preserve">SPARQL</w:t>
+            </w:r>
+          </w:p>
+        </w:tc>
+        <w:tc>
+          <w:tcPr/>
+          <w:p>
+            <w:pPr>
+              <w:pStyle w:val="Compact"/>
+              <w:jc w:val="left"/>
+            </w:pPr>
+            <w:r>
+              <w:t xml:space="preserve">SPARQL Protocol and RDF Query Language</w:t>
             </w:r>
           </w:p>
         </w:tc>
@@ -3400,19 +3400,19 @@
               <w:jc w:val="left"/>
             </w:pPr>
             <w:r>
-              <w:t xml:space="preserve">UCDP</w:t>
-            </w:r>
-          </w:p>
-        </w:tc>
-        <w:tc>
-          <w:tcPr/>
-          <w:p>
-            <w:pPr>
-              <w:pStyle w:val="Compact"/>
-              <w:jc w:val="left"/>
-            </w:pPr>
-            <w:r>
-              <w:t xml:space="preserve">Uppsala Conflict Data Program</w:t>
+              <w:t xml:space="preserve">SQL</w:t>
+            </w:r>
+          </w:p>
+        </w:tc>
+        <w:tc>
+          <w:tcPr/>
+          <w:p>
+            <w:pPr>
+              <w:pStyle w:val="Compact"/>
+              <w:jc w:val="left"/>
+            </w:pPr>
+            <w:r>
+              <w:t xml:space="preserve">Structured Query Language</w:t>
             </w:r>
           </w:p>
         </w:tc>
@@ -3426,19 +3426,19 @@
               <w:jc w:val="left"/>
             </w:pPr>
             <w:r>
-              <w:t xml:space="preserve">UI</w:t>
-            </w:r>
-          </w:p>
-        </w:tc>
-        <w:tc>
-          <w:tcPr/>
-          <w:p>
-            <w:pPr>
-              <w:pStyle w:val="Compact"/>
-              <w:jc w:val="left"/>
-            </w:pPr>
-            <w:r>
-              <w:t xml:space="preserve">User Interface</w:t>
+              <w:t xml:space="preserve">SVBIED</w:t>
+            </w:r>
+          </w:p>
+        </w:tc>
+        <w:tc>
+          <w:tcPr/>
+          <w:p>
+            <w:pPr>
+              <w:pStyle w:val="Compact"/>
+              <w:jc w:val="left"/>
+            </w:pPr>
+            <w:r>
+              <w:t xml:space="preserve">Suicide Vehicle-Borne Improvised Explosive Device</w:t>
             </w:r>
           </w:p>
         </w:tc>
@@ -3452,19 +3452,19 @@
               <w:jc w:val="left"/>
             </w:pPr>
             <w:r>
-              <w:t xml:space="preserve">VBIED</w:t>
-            </w:r>
-          </w:p>
-        </w:tc>
-        <w:tc>
-          <w:tcPr/>
-          <w:p>
-            <w:pPr>
-              <w:pStyle w:val="Compact"/>
-              <w:jc w:val="left"/>
-            </w:pPr>
-            <w:r>
-              <w:t xml:space="preserve">Vehicle-Borne Improvised Explosive Device</w:t>
+              <w:t xml:space="preserve">UCDP</w:t>
+            </w:r>
+          </w:p>
+        </w:tc>
+        <w:tc>
+          <w:tcPr/>
+          <w:p>
+            <w:pPr>
+              <w:pStyle w:val="Compact"/>
+              <w:jc w:val="left"/>
+            </w:pPr>
+            <w:r>
+              <w:t xml:space="preserve">Uppsala Conflict Data Program</w:t>
             </w:r>
           </w:p>
         </w:tc>
@@ -3478,19 +3478,19 @@
               <w:jc w:val="left"/>
             </w:pPr>
             <w:r>
-              <w:t xml:space="preserve">VioNER</w:t>
-            </w:r>
-          </w:p>
-        </w:tc>
-        <w:tc>
-          <w:tcPr/>
-          <w:p>
-            <w:pPr>
-              <w:pStyle w:val="Compact"/>
-              <w:jc w:val="left"/>
-            </w:pPr>
-            <w:r>
-              <w:t xml:space="preserve">Violent Event Named Entity Recognition (this work)</w:t>
+              <w:t xml:space="preserve">UI</w:t>
+            </w:r>
+          </w:p>
+        </w:tc>
+        <w:tc>
+          <w:tcPr/>
+          <w:p>
+            <w:pPr>
+              <w:pStyle w:val="Compact"/>
+              <w:jc w:val="left"/>
+            </w:pPr>
+            <w:r>
+              <w:t xml:space="preserve">User Interface</w:t>
             </w:r>
           </w:p>
         </w:tc>
@@ -3504,19 +3504,45 @@
               <w:jc w:val="left"/>
             </w:pPr>
             <w:r>
-              <w:t xml:space="preserve">5W1H</w:t>
-            </w:r>
-          </w:p>
-        </w:tc>
-        <w:tc>
-          <w:tcPr/>
-          <w:p>
-            <w:pPr>
-              <w:pStyle w:val="Compact"/>
-              <w:jc w:val="left"/>
-            </w:pPr>
-            <w:r>
-              <w:t xml:space="preserve">Who, What, Where, When, Whom, How</w:t>
+              <w:t xml:space="preserve">VBIED</w:t>
+            </w:r>
+          </w:p>
+        </w:tc>
+        <w:tc>
+          <w:tcPr/>
+          <w:p>
+            <w:pPr>
+              <w:pStyle w:val="Compact"/>
+              <w:jc w:val="left"/>
+            </w:pPr>
+            <w:r>
+              <w:t xml:space="preserve">Vehicle-Borne Improvised Explosive Device</w:t>
+            </w:r>
+          </w:p>
+        </w:tc>
+      </w:tr>
+      <w:tr>
+        <w:tc>
+          <w:tcPr/>
+          <w:p>
+            <w:pPr>
+              <w:pStyle w:val="Compact"/>
+              <w:jc w:val="left"/>
+            </w:pPr>
+            <w:r>
+              <w:t xml:space="preserve">VioNER</w:t>
+            </w:r>
+          </w:p>
+        </w:tc>
+        <w:tc>
+          <w:tcPr/>
+          <w:p>
+            <w:pPr>
+              <w:pStyle w:val="Compact"/>
+              <w:jc w:val="left"/>
+            </w:pPr>
+            <w:r>
+              <w:t xml:space="preserve">Violent Event Named Entity Recognition (this work)</w:t>
             </w:r>
           </w:p>
         </w:tc>

--- a/backend/docs/thesis/thesis.docx
+++ b/backend/docs/thesis/thesis.docx
@@ -9947,7 +9947,7 @@
           <w:i/>
           <w:iCs/>
         </w:rPr>
-        <w:t xml:space="preserve">Table 3.1: Comparative position of VioNER relative to prior systems.</w:t>
+        <w:t xml:space="preserve">Table 3.1: Comparative position of VioNER relative to prior systems</w:t>
       </w:r>
     </w:p>
     <w:tbl>
@@ -11642,7 +11642,7 @@
           <w:i/>
           <w:iCs/>
         </w:rPr>
-        <w:t xml:space="preserve">Figure 4.1: High-level architecture of the VioNER system.</w:t>
+        <w:t xml:space="preserve">Figure 4.1: High-level architecture of the VioNER system</w:t>
       </w:r>
     </w:p>
     <w:p>
@@ -11774,7 +11774,7 @@
           <w:i/>
           <w:iCs/>
         </w:rPr>
-        <w:t xml:space="preserve">queryable structured event records.</w:t>
+        <w:t xml:space="preserve">queryable structured event records</w:t>
       </w:r>
     </w:p>
     <w:p>
@@ -11946,7 +11946,7 @@
           <w:i/>
           <w:iCs/>
         </w:rPr>
-        <w:t xml:space="preserve">Figure 4.3: Sequence of calls during synchronous inference.</w:t>
+        <w:t xml:space="preserve">Figure 4.3: Sequence of calls during synchronous inference</w:t>
       </w:r>
     </w:p>
     <w:p>
@@ -12026,7 +12026,7 @@
           <w:i/>
           <w:iCs/>
         </w:rPr>
-        <w:t xml:space="preserve">Table 4.1: Eight-entity grounded schema for the VioNER NER component.</w:t>
+        <w:t xml:space="preserve">Table 4.1: Eight-entity grounded schema for the VioNER NER component</w:t>
       </w:r>
     </w:p>
     <w:tbl>
@@ -12787,7 +12787,7 @@
           <w:i/>
           <w:iCs/>
         </w:rPr>
-        <w:t xml:space="preserve">encoded by a leading B- tag followed by I- tags.</w:t>
+        <w:t xml:space="preserve">encoded by a leading B- tag followed by I- tags</w:t>
       </w:r>
     </w:p>
     <w:p>
@@ -12909,7 +12909,7 @@
           <w:i/>
           <w:iCs/>
         </w:rPr>
-        <w:t xml:space="preserve">Table 4.2: Level 1 categories of the hierarchical taxonomy.</w:t>
+        <w:t xml:space="preserve">Table 4.2: Level 1 categories of the hierarchical taxonomy</w:t>
       </w:r>
     </w:p>
     <w:tbl>
@@ -13066,7 +13066,7 @@
           <w:i/>
           <w:iCs/>
         </w:rPr>
-        <w:t xml:space="preserve">Table 4.3: Level 2 intermediate violence types.</w:t>
+        <w:t xml:space="preserve">Table 4.3: Level 2 intermediate violence types</w:t>
       </w:r>
     </w:p>
     <w:tbl>
@@ -13482,7 +13482,7 @@
           <w:i/>
           <w:iCs/>
         </w:rPr>
-        <w:t xml:space="preserve">to 3).</w:t>
+        <w:t xml:space="preserve">to 3)</w:t>
       </w:r>
     </w:p>
     <w:p>
@@ -13842,7 +13842,7 @@
           <w:i/>
           <w:iCs/>
         </w:rPr>
-        <w:t xml:space="preserve">Table 4.4: Knowledge base content summary.</w:t>
+        <w:t xml:space="preserve">Table 4.4: Knowledge base content summary</w:t>
       </w:r>
     </w:p>
     <w:tbl>
@@ -14654,7 +14654,7 @@
           <w:i/>
           <w:iCs/>
         </w:rPr>
-        <w:t xml:space="preserve">Algorithm 4.1: Sub-word label alignment for BIO tagging.</w:t>
+        <w:t xml:space="preserve">Algorithm 4.1: Sub-word label alignment for BIO tagging</w:t>
       </w:r>
     </w:p>
     <w:bookmarkEnd w:id="55"/>
@@ -14684,7 +14684,7 @@
           <w:i/>
           <w:iCs/>
         </w:rPr>
-        <w:t xml:space="preserve">Table 4.5: Training hyperparameters.</w:t>
+        <w:t xml:space="preserve">Table 4.5: Training hyperparameters</w:t>
       </w:r>
     </w:p>
     <w:tbl>
@@ -15365,7 +15365,7 @@
           <w:i/>
           <w:iCs/>
         </w:rPr>
-        <w:t xml:space="preserve">Algorithm 4.4: Focal loss with inverse-frequency class weighting.</w:t>
+        <w:t xml:space="preserve">Algorithm 4.4: Focal loss with inverse-frequency class weighting</w:t>
       </w:r>
     </w:p>
     <w:p>
@@ -15928,7 +15928,7 @@
           <w:i/>
           <w:iCs/>
         </w:rPr>
-        <w:t xml:space="preserve">Algorithm 4.5: Post-NER 5W1H structuring with knowledge-base validation.</w:t>
+        <w:t xml:space="preserve">Algorithm 4.5: Post-NER 5W1H structuring with knowledge-base validation</w:t>
       </w:r>
     </w:p>
     <w:p>
@@ -16470,7 +16470,7 @@
           <w:i/>
           <w:iCs/>
         </w:rPr>
-        <w:t xml:space="preserve">Table 5.1: Back-end technology stack.</w:t>
+        <w:t xml:space="preserve">Table 5.1: Back-end technology stack</w:t>
       </w:r>
     </w:p>
     <w:tbl>
@@ -16931,7 +16931,7 @@
           <w:i/>
           <w:iCs/>
         </w:rPr>
-        <w:t xml:space="preserve">Table 5.2: Front-end technology stack.</w:t>
+        <w:t xml:space="preserve">Table 5.2: Front-end technology stack</w:t>
       </w:r>
     </w:p>
     <w:tbl>
@@ -17897,7 +17897,7 @@
           <w:i/>
           <w:iCs/>
         </w:rPr>
-        <w:t xml:space="preserve">Algorithm 4.2: Stratified diversity sampling for entity coverage.</w:t>
+        <w:t xml:space="preserve">Algorithm 4.2: Stratified diversity sampling for entity coverage</w:t>
       </w:r>
     </w:p>
     <w:p>
@@ -18110,7 +18110,7 @@
           <w:i/>
           <w:iCs/>
         </w:rPr>
-        <w:t xml:space="preserve">Algorithm 4.3: Template-based augmentation.</w:t>
+        <w:t xml:space="preserve">Algorithm 4.3: Template-based augmentation</w:t>
       </w:r>
     </w:p>
     <w:p>
@@ -19322,7 +19322,7 @@
           <w:i/>
           <w:iCs/>
         </w:rPr>
-        <w:t xml:space="preserve">Figure 5.1: Back-end module organisation.</w:t>
+        <w:t xml:space="preserve">Figure 5.1: Back-end module organisation</w:t>
       </w:r>
     </w:p>
     <w:p>
@@ -19787,7 +19787,7 @@
           <w:i/>
           <w:iCs/>
         </w:rPr>
-        <w:t xml:space="preserve">Figure 5.2: Front-end route map.</w:t>
+        <w:t xml:space="preserve">Figure 5.2: Front-end route map</w:t>
       </w:r>
     </w:p>
     <w:p>
@@ -20326,7 +20326,7 @@
           <w:i/>
           <w:iCs/>
         </w:rPr>
-        <w:t xml:space="preserve">Table 6.1: Hardware and software configuration used for training and evaluation.</w:t>
+        <w:t xml:space="preserve">Table 6.1: Hardware and software configuration used for training and evaluation</w:t>
       </w:r>
     </w:p>
     <w:tbl>
@@ -20634,7 +20634,7 @@
           <w:i/>
           <w:iCs/>
         </w:rPr>
-        <w:t xml:space="preserve">Table 6.2: Pre-processed dataset statistics.</w:t>
+        <w:t xml:space="preserve">Table 6.2: Pre-processed dataset statistics</w:t>
       </w:r>
     </w:p>
     <w:tbl>
@@ -20856,7 +20856,7 @@
           <w:i/>
           <w:iCs/>
         </w:rPr>
-        <w:t xml:space="preserve">Table 6.3: Entity-level frequency in the full pre-processed corpus.</w:t>
+        <w:t xml:space="preserve">Table 6.3: Entity-level frequency in the full pre-processed corpus</w:t>
       </w:r>
     </w:p>
     <w:tbl>
@@ -21303,7 +21303,7 @@
           <w:i/>
           <w:iCs/>
         </w:rPr>
-        <w:t xml:space="preserve">Table 6.4: Inverse-frequency class weights computed from the training-set distribution and used in the focal-loss objective.</w:t>
+        <w:t xml:space="preserve">Table 6.4: Inverse-frequency class weights computed from the training-set distribution and used in the focal-loss objective</w:t>
       </w:r>
     </w:p>
     <w:tbl>
@@ -21769,7 +21769,7 @@
           <w:i/>
           <w:iCs/>
         </w:rPr>
-        <w:t xml:space="preserve">minimum at epoch 2 and rises modestly thereafter.</w:t>
+        <w:t xml:space="preserve">minimum at epoch 2 and rises modestly thereafter</w:t>
       </w:r>
     </w:p>
     <w:p>
@@ -21905,7 +21905,7 @@
           <w:i/>
           <w:iCs/>
         </w:rPr>
-        <w:t xml:space="preserve">representative run.</w:t>
+        <w:t xml:space="preserve">representative run</w:t>
       </w:r>
     </w:p>
     <w:p>
@@ -21917,7 +21917,7 @@
           <w:i/>
           <w:iCs/>
         </w:rPr>
-        <w:t xml:space="preserve">Table 6.5: Per-epoch training dynamics for the representative run.</w:t>
+        <w:t xml:space="preserve">Table 6.5: Per-epoch training dynamics for the representative run</w:t>
       </w:r>
     </w:p>
     <w:tbl>
@@ -22523,7 +22523,7 @@
           <w:i/>
           <w:iCs/>
         </w:rPr>
-        <w:t xml:space="preserve">Table 6.6: Best validation metrics across training runs.</w:t>
+        <w:t xml:space="preserve">Table 6.6: Best validation metrics across training runs</w:t>
       </w:r>
     </w:p>
     <w:tbl>
@@ -22930,7 +22930,7 @@
           <w:i/>
           <w:iCs/>
         </w:rPr>
-        <w:t xml:space="preserve">Table 6.7: Per-entity precision, recall and F1 on the held-out validation set.</w:t>
+        <w:t xml:space="preserve">Table 6.7: Per-entity precision, recall and F1 on the held-out validation set</w:t>
       </w:r>
     </w:p>
     <w:tbl>
@@ -23752,7 +23752,7 @@
           <w:i/>
           <w:iCs/>
         </w:rPr>
-        <w:t xml:space="preserve">Figure 6.3: Per-entity F1 bar chart.</w:t>
+        <w:t xml:space="preserve">Figure 6.3: Per-entity F1 bar chart</w:t>
       </w:r>
     </w:p>
     <w:p>
@@ -24027,7 +24027,7 @@
           <w:i/>
           <w:iCs/>
         </w:rPr>
-        <w:t xml:space="preserve">Table 6.8: Focal-loss ablation. Per-entity F1 on the validation set.</w:t>
+        <w:t xml:space="preserve">Table 6.8: Per-entity F1 on the validation set for the focal-loss ablation</w:t>
       </w:r>
     </w:p>
     <w:tbl>
@@ -24964,7 +24964,7 @@
           <w:i/>
           <w:iCs/>
         </w:rPr>
-        <w:t xml:space="preserve">Table 6.9: Inference latency on representative articles.</w:t>
+        <w:t xml:space="preserve">Table 6.9: Inference latency on representative articles</w:t>
       </w:r>
     </w:p>
     <w:tbl>
@@ -26181,7 +26181,7 @@
           <w:i/>
           <w:iCs/>
         </w:rPr>
-        <w:t xml:space="preserve">Table 6.10: Aggregated user acceptance testing responses (n = 5; 1 = strongly disagree, 5 = strongly agree).</w:t>
+        <w:t xml:space="preserve">Table 6.10: Aggregated user acceptance testing responses (n = 5; 1 = strongly disagree, 5 = strongly agree)</w:t>
       </w:r>
     </w:p>
     <w:tbl>
@@ -26879,7 +26879,7 @@
           <w:i/>
           <w:iCs/>
         </w:rPr>
-        <w:t xml:space="preserve">(fraction of errors of each kind among location-entity errors).</w:t>
+        <w:t xml:space="preserve">(fraction of errors of each kind among location-entity errors)</w:t>
       </w:r>
     </w:p>
     <w:p>

--- a/backend/docs/thesis/thesis.docx
+++ b/backend/docs/thesis/thesis.docx
@@ -523,19 +523,19 @@
         <w:t xml:space="preserve"> </w:t>
       </w:r>
       <w:r>
-        <w:t xml:space="preserve">introduced in BIO format, alongside a four-level hierarchical</w:t>
-      </w:r>
-      <w:r>
-        <w:t xml:space="preserve"> </w:t>
-      </w:r>
-      <w:r>
-        <w:t xml:space="preserve">taxonomy of approximately ninety-five African violent-event</w:t>
-      </w:r>
-      <w:r>
-        <w:t xml:space="preserve"> </w:t>
-      </w:r>
-      <w:r>
-        <w:t xml:space="preserve">categories. The model was fine-tuned on a fifty-thousand-example</w:t>
+        <w:t xml:space="preserve">introduced in Beginning-Inside-Outside (BIO) format, alongside a</w:t>
+      </w:r>
+      <w:r>
+        <w:t xml:space="preserve"> </w:t>
+      </w:r>
+      <w:r>
+        <w:t xml:space="preserve">four-level hierarchical taxonomy of approximately ninety-five</w:t>
+      </w:r>
+      <w:r>
+        <w:t xml:space="preserve"> </w:t>
+      </w:r>
+      <w:r>
+        <w:t xml:space="preserve">African violent-event categories. The model was fine-tuned on a fifty-thousand-example</w:t>
       </w:r>
       <w:r>
         <w:t xml:space="preserve"> </w:t>
@@ -4570,13 +4570,19 @@
         <w:t xml:space="preserve"> </w:t>
       </w:r>
       <w:r>
-        <w:t xml:space="preserve">corpus, the distribution of BIO labels is heavily dominated by the O</w:t>
-      </w:r>
-      <w:r>
-        <w:t xml:space="preserve"> </w:t>
-      </w:r>
-      <w:r>
-        <w:t xml:space="preserve">label, with entity tokens forming only a minority of the total.</w:t>
+        <w:t xml:space="preserve">corpus, the distribution of Beginning-Inside-Outside (BIO) labels</w:t>
+      </w:r>
+      <w:r>
+        <w:t xml:space="preserve"> </w:t>
+      </w:r>
+      <w:r>
+        <w:t xml:space="preserve">is heavily dominated by the O label, with entity tokens forming only</w:t>
+      </w:r>
+      <w:r>
+        <w:t xml:space="preserve"> </w:t>
+      </w:r>
+      <w:r>
+        <w:t xml:space="preserve">a minority of the total.</w:t>
       </w:r>
       <w:r>
         <w:t xml:space="preserve"> </w:t>

--- a/backend/docs/thesis/thesis.docx
+++ b/backend/docs/thesis/thesis.docx
@@ -2,32 +2,6 @@
 <file path=word/document.xml><?xml version="1.0" encoding="utf-8"?>
 <w:document xmlns:w="http://schemas.openxmlformats.org/wordprocessingml/2006/main" xmlns:m="http://schemas.openxmlformats.org/officeDocument/2006/math" xmlns:r="http://schemas.openxmlformats.org/officeDocument/2006/relationships" xmlns:o="urn:schemas-microsoft-com:office:office" xmlns:v="urn:schemas-microsoft-com:vml" xmlns:w10="urn:schemas-microsoft-com:office:word" xmlns:a="http://schemas.openxmlformats.org/drawingml/2006/main" xmlns:pic="http://schemas.openxmlformats.org/drawingml/2006/picture" xmlns:wp="http://schemas.openxmlformats.org/drawingml/2006/wordprocessingDrawing">
   <w:body>
-    <w:sdt>
-      <w:sdtPr>
-        <w:docPartObj>
-          <w:docPartGallery w:val="Table of Contents"/>
-          <w:docPartUnique/>
-        </w:docPartObj>
-      </w:sdtPr>
-      <w:sdtContent>
-        <w:p>
-          <w:pPr>
-            <w:pStyle w:val="TOCHeading"/>
-          </w:pPr>
-          <w:r>
-            <w:t xml:space="preserve">Table of Contents</w:t>
-          </w:r>
-        </w:p>
-        <w:p>
-          <w:r>
-            <w:fldChar w:fldCharType="begin" w:dirty="true"/>
-            <w:instrText xml:space="preserve">TOC \o "1-3" \h \z \u</w:instrText>
-            <w:fldChar w:fldCharType="separate"/>
-            <w:fldChar w:fldCharType="end"/>
-          </w:r>
-        </w:p>
-      </w:sdtContent>
-    </w:sdt>
     <w:p>
       <w:pPr>
         <w:pStyle w:val="FirstParagraph"/>
@@ -818,7 +792,1880 @@
       </w:r>
     </w:p>
     <w:bookmarkEnd w:id="12"/>
-    <w:bookmarkStart w:id="13" w:name="list-of-tables"/>
+    <w:bookmarkStart w:id="13" w:name="table-of-contents"/>
+    <w:p>
+      <w:pPr>
+        <w:pStyle w:val="Heading1"/>
+      </w:pPr>
+      <w:r>
+        <w:t xml:space="preserve">Table of Contents</w:t>
+      </w:r>
+    </w:p>
+    <w:tbl>
+      <w:tblPr>
+        <w:tblStyle w:val="Table"/>
+        <w:tblW w:type="pct" w:w="5000"/>
+        <w:tblLayout w:type="fixed"/>
+        <w:tblLook w:firstRow="1" w:lastRow="0" w:firstColumn="0" w:lastColumn="0" w:noHBand="0" w:noVBand="0" w:val="0020"/>
+      </w:tblPr>
+      <w:tblGrid>
+        <w:gridCol w:w="7392"/>
+        <w:gridCol w:w="528"/>
+      </w:tblGrid>
+      <w:tr>
+        <w:trPr>
+          <w:tblHeader w:val="on"/>
+        </w:trPr>
+        <w:tc>
+          <w:tcPr/>
+          <w:p>
+            <w:pPr>
+              <w:pStyle w:val="Compact"/>
+              <w:jc w:val="left"/>
+            </w:pPr>
+            <w:r>
+              <w:t xml:space="preserve">Section</w:t>
+            </w:r>
+          </w:p>
+        </w:tc>
+        <w:tc>
+          <w:tcPr/>
+          <w:p>
+            <w:pPr>
+              <w:pStyle w:val="Compact"/>
+              <w:jc w:val="center"/>
+            </w:pPr>
+            <w:r>
+              <w:t xml:space="preserve">Page</w:t>
+            </w:r>
+          </w:p>
+        </w:tc>
+      </w:tr>
+      <w:tr>
+        <w:tc>
+          <w:tcPr/>
+          <w:p>
+            <w:pPr>
+              <w:pStyle w:val="Compact"/>
+              <w:jc w:val="left"/>
+            </w:pPr>
+            <w:r>
+              <w:rPr>
+                <w:b/>
+                <w:bCs/>
+              </w:rPr>
+              <w:t xml:space="preserve">1. Introduction</w:t>
+            </w:r>
+          </w:p>
+        </w:tc>
+        <w:tc>
+          <w:tcPr/>
+          <w:p>
+            <w:pPr>
+              <w:pStyle w:val="Compact"/>
+              <w:jc w:val="center"/>
+            </w:pPr>
+            <w:r>
+              <w:t xml:space="preserve">1</w:t>
+            </w:r>
+          </w:p>
+        </w:tc>
+      </w:tr>
+      <w:tr>
+        <w:tc>
+          <w:tcPr/>
+          <w:p>
+            <w:pPr>
+              <w:pStyle w:val="Compact"/>
+              <w:jc w:val="left"/>
+            </w:pPr>
+            <w:r>
+              <w:t xml:space="preserve">1.1 Background</w:t>
+            </w:r>
+          </w:p>
+        </w:tc>
+        <w:tc>
+          <w:tcPr/>
+          <w:p>
+            <w:pPr>
+              <w:pStyle w:val="Compact"/>
+              <w:jc w:val="center"/>
+            </w:pPr>
+            <w:r>
+              <w:t xml:space="preserve">1</w:t>
+            </w:r>
+          </w:p>
+        </w:tc>
+      </w:tr>
+      <w:tr>
+        <w:tc>
+          <w:tcPr/>
+          <w:p>
+            <w:pPr>
+              <w:pStyle w:val="Compact"/>
+              <w:jc w:val="left"/>
+            </w:pPr>
+            <w:r>
+              <w:t xml:space="preserve">1.2 Motivation</w:t>
+            </w:r>
+          </w:p>
+        </w:tc>
+        <w:tc>
+          <w:tcPr/>
+          <w:p>
+            <w:pPr>
+              <w:pStyle w:val="Compact"/>
+              <w:jc w:val="center"/>
+            </w:pPr>
+            <w:r>
+              <w:t xml:space="preserve">3</w:t>
+            </w:r>
+          </w:p>
+        </w:tc>
+      </w:tr>
+      <w:tr>
+        <w:tc>
+          <w:tcPr/>
+          <w:p>
+            <w:pPr>
+              <w:pStyle w:val="Compact"/>
+              <w:jc w:val="left"/>
+            </w:pPr>
+            <w:r>
+              <w:t xml:space="preserve">1.3 Statement of the Problem</w:t>
+            </w:r>
+          </w:p>
+        </w:tc>
+        <w:tc>
+          <w:tcPr/>
+          <w:p>
+            <w:pPr>
+              <w:pStyle w:val="Compact"/>
+              <w:jc w:val="center"/>
+            </w:pPr>
+            <w:r>
+              <w:t xml:space="preserve">5</w:t>
+            </w:r>
+          </w:p>
+        </w:tc>
+      </w:tr>
+      <w:tr>
+        <w:tc>
+          <w:tcPr/>
+          <w:p>
+            <w:pPr>
+              <w:pStyle w:val="Compact"/>
+              <w:jc w:val="left"/>
+            </w:pPr>
+            <w:r>
+              <w:t xml:space="preserve">1.4 Objectives</w:t>
+            </w:r>
+          </w:p>
+        </w:tc>
+        <w:tc>
+          <w:tcPr/>
+          <w:p>
+            <w:pPr>
+              <w:pStyle w:val="Compact"/>
+              <w:jc w:val="center"/>
+            </w:pPr>
+            <w:r>
+              <w:t xml:space="preserve">7</w:t>
+            </w:r>
+          </w:p>
+        </w:tc>
+      </w:tr>
+      <w:tr>
+        <w:tc>
+          <w:tcPr/>
+          <w:p>
+            <w:pPr>
+              <w:pStyle w:val="Compact"/>
+              <w:jc w:val="left"/>
+            </w:pPr>
+            <w:r>
+              <w:t xml:space="preserve">1.5 Methods</w:t>
+            </w:r>
+          </w:p>
+        </w:tc>
+        <w:tc>
+          <w:tcPr/>
+          <w:p>
+            <w:pPr>
+              <w:pStyle w:val="Compact"/>
+              <w:jc w:val="center"/>
+            </w:pPr>
+            <w:r>
+              <w:t xml:space="preserve">8</w:t>
+            </w:r>
+          </w:p>
+        </w:tc>
+      </w:tr>
+      <w:tr>
+        <w:tc>
+          <w:tcPr/>
+          <w:p>
+            <w:pPr>
+              <w:pStyle w:val="Compact"/>
+              <w:jc w:val="left"/>
+            </w:pPr>
+            <w:r>
+              <w:t xml:space="preserve">1.6 Scope and Limitations</w:t>
+            </w:r>
+          </w:p>
+        </w:tc>
+        <w:tc>
+          <w:tcPr/>
+          <w:p>
+            <w:pPr>
+              <w:pStyle w:val="Compact"/>
+              <w:jc w:val="center"/>
+            </w:pPr>
+            <w:r>
+              <w:t xml:space="preserve">10</w:t>
+            </w:r>
+          </w:p>
+        </w:tc>
+      </w:tr>
+      <w:tr>
+        <w:tc>
+          <w:tcPr/>
+          <w:p>
+            <w:pPr>
+              <w:pStyle w:val="Compact"/>
+              <w:jc w:val="left"/>
+            </w:pPr>
+            <w:r>
+              <w:t xml:space="preserve">1.7 Application of Results</w:t>
+            </w:r>
+          </w:p>
+        </w:tc>
+        <w:tc>
+          <w:tcPr/>
+          <w:p>
+            <w:pPr>
+              <w:pStyle w:val="Compact"/>
+              <w:jc w:val="center"/>
+            </w:pPr>
+            <w:r>
+              <w:t xml:space="preserve">12</w:t>
+            </w:r>
+          </w:p>
+        </w:tc>
+      </w:tr>
+      <w:tr>
+        <w:tc>
+          <w:tcPr/>
+          <w:p>
+            <w:pPr>
+              <w:pStyle w:val="Compact"/>
+              <w:jc w:val="left"/>
+            </w:pPr>
+            <w:r>
+              <w:t xml:space="preserve">1.8 Organization of the Rest of the Thesis</w:t>
+            </w:r>
+          </w:p>
+        </w:tc>
+        <w:tc>
+          <w:tcPr/>
+          <w:p>
+            <w:pPr>
+              <w:pStyle w:val="Compact"/>
+              <w:jc w:val="center"/>
+            </w:pPr>
+            <w:r>
+              <w:t xml:space="preserve">14</w:t>
+            </w:r>
+          </w:p>
+        </w:tc>
+      </w:tr>
+      <w:tr>
+        <w:tc>
+          <w:tcPr/>
+          <w:p>
+            <w:pPr>
+              <w:pStyle w:val="Compact"/>
+              <w:jc w:val="left"/>
+            </w:pPr>
+            <w:r>
+              <w:rPr>
+                <w:b/>
+                <w:bCs/>
+              </w:rPr>
+              <w:t xml:space="preserve">2. Literature Review</w:t>
+            </w:r>
+          </w:p>
+        </w:tc>
+        <w:tc>
+          <w:tcPr/>
+          <w:p>
+            <w:pPr>
+              <w:pStyle w:val="Compact"/>
+              <w:jc w:val="center"/>
+            </w:pPr>
+            <w:r>
+              <w:t xml:space="preserve">15</w:t>
+            </w:r>
+          </w:p>
+        </w:tc>
+      </w:tr>
+      <w:tr>
+        <w:tc>
+          <w:tcPr/>
+          <w:p>
+            <w:pPr>
+              <w:pStyle w:val="Compact"/>
+              <w:jc w:val="left"/>
+            </w:pPr>
+            <w:r>
+              <w:t xml:space="preserve">2.1 Information Extraction and Event Extraction</w:t>
+            </w:r>
+          </w:p>
+        </w:tc>
+        <w:tc>
+          <w:tcPr/>
+          <w:p>
+            <w:pPr>
+              <w:pStyle w:val="Compact"/>
+              <w:jc w:val="center"/>
+            </w:pPr>
+            <w:r>
+              <w:t xml:space="preserve">15</w:t>
+            </w:r>
+          </w:p>
+        </w:tc>
+      </w:tr>
+      <w:tr>
+        <w:tc>
+          <w:tcPr/>
+          <w:p>
+            <w:pPr>
+              <w:pStyle w:val="Compact"/>
+              <w:jc w:val="left"/>
+            </w:pPr>
+            <w:r>
+              <w:t xml:space="preserve">2.2 Named Entity Recognition</w:t>
+            </w:r>
+          </w:p>
+        </w:tc>
+        <w:tc>
+          <w:tcPr/>
+          <w:p>
+            <w:pPr>
+              <w:pStyle w:val="Compact"/>
+              <w:jc w:val="center"/>
+            </w:pPr>
+            <w:r>
+              <w:t xml:space="preserve">17</w:t>
+            </w:r>
+          </w:p>
+        </w:tc>
+      </w:tr>
+      <w:tr>
+        <w:tc>
+          <w:tcPr/>
+          <w:p>
+            <w:pPr>
+              <w:pStyle w:val="Compact"/>
+              <w:jc w:val="left"/>
+            </w:pPr>
+            <w:r>
+              <w:t xml:space="preserve">2.3 Transformer Models and BERT</w:t>
+            </w:r>
+          </w:p>
+        </w:tc>
+        <w:tc>
+          <w:tcPr/>
+          <w:p>
+            <w:pPr>
+              <w:pStyle w:val="Compact"/>
+              <w:jc w:val="center"/>
+            </w:pPr>
+            <w:r>
+              <w:t xml:space="preserve">19</w:t>
+            </w:r>
+          </w:p>
+        </w:tc>
+      </w:tr>
+      <w:tr>
+        <w:tc>
+          <w:tcPr/>
+          <w:p>
+            <w:pPr>
+              <w:pStyle w:val="Compact"/>
+              <w:jc w:val="left"/>
+            </w:pPr>
+            <w:r>
+              <w:t xml:space="preserve">2.4 Class Imbalance in Token Classification</w:t>
+            </w:r>
+          </w:p>
+        </w:tc>
+        <w:tc>
+          <w:tcPr/>
+          <w:p>
+            <w:pPr>
+              <w:pStyle w:val="Compact"/>
+              <w:jc w:val="center"/>
+            </w:pPr>
+            <w:r>
+              <w:t xml:space="preserve">22</w:t>
+            </w:r>
+          </w:p>
+        </w:tc>
+      </w:tr>
+      <w:tr>
+        <w:tc>
+          <w:tcPr/>
+          <w:p>
+            <w:pPr>
+              <w:pStyle w:val="Compact"/>
+              <w:jc w:val="left"/>
+            </w:pPr>
+            <w:r>
+              <w:t xml:space="preserve">2.5 Evaluation Metrics for Named Entity Recognition</w:t>
+            </w:r>
+          </w:p>
+        </w:tc>
+        <w:tc>
+          <w:tcPr/>
+          <w:p>
+            <w:pPr>
+              <w:pStyle w:val="Compact"/>
+              <w:jc w:val="center"/>
+            </w:pPr>
+            <w:r>
+              <w:t xml:space="preserve">25</w:t>
+            </w:r>
+          </w:p>
+        </w:tc>
+      </w:tr>
+      <w:tr>
+        <w:tc>
+          <w:tcPr/>
+          <w:p>
+            <w:pPr>
+              <w:pStyle w:val="Compact"/>
+              <w:jc w:val="left"/>
+            </w:pPr>
+            <w:r>
+              <w:t xml:space="preserve">2.6 Conflict Event Databases and Coding Schemes</w:t>
+            </w:r>
+          </w:p>
+        </w:tc>
+        <w:tc>
+          <w:tcPr/>
+          <w:p>
+            <w:pPr>
+              <w:pStyle w:val="Compact"/>
+              <w:jc w:val="center"/>
+            </w:pPr>
+            <w:r>
+              <w:t xml:space="preserve">27</w:t>
+            </w:r>
+          </w:p>
+        </w:tc>
+      </w:tr>
+      <w:tr>
+        <w:tc>
+          <w:tcPr/>
+          <w:p>
+            <w:pPr>
+              <w:pStyle w:val="Compact"/>
+              <w:jc w:val="left"/>
+            </w:pPr>
+            <w:r>
+              <w:t xml:space="preserve">2.7 Knowledge Bases and Ontologies for Events</w:t>
+            </w:r>
+          </w:p>
+        </w:tc>
+        <w:tc>
+          <w:tcPr/>
+          <w:p>
+            <w:pPr>
+              <w:pStyle w:val="Compact"/>
+              <w:jc w:val="center"/>
+            </w:pPr>
+            <w:r>
+              <w:t xml:space="preserve">29</w:t>
+            </w:r>
+          </w:p>
+        </w:tc>
+      </w:tr>
+      <w:tr>
+        <w:tc>
+          <w:tcPr/>
+          <w:p>
+            <w:pPr>
+              <w:pStyle w:val="Compact"/>
+              <w:jc w:val="left"/>
+            </w:pPr>
+            <w:r>
+              <w:rPr>
+                <w:b/>
+                <w:bCs/>
+              </w:rPr>
+              <w:t xml:space="preserve">3. Related Work</w:t>
+            </w:r>
+          </w:p>
+        </w:tc>
+        <w:tc>
+          <w:tcPr/>
+          <w:p>
+            <w:pPr>
+              <w:pStyle w:val="Compact"/>
+              <w:jc w:val="center"/>
+            </w:pPr>
+            <w:r>
+              <w:t xml:space="preserve">31</w:t>
+            </w:r>
+          </w:p>
+        </w:tc>
+      </w:tr>
+      <w:tr>
+        <w:tc>
+          <w:tcPr/>
+          <w:p>
+            <w:pPr>
+              <w:pStyle w:val="Compact"/>
+              <w:jc w:val="left"/>
+            </w:pPr>
+            <w:r>
+              <w:t xml:space="preserve">3.1 General Event Extraction from News</w:t>
+            </w:r>
+          </w:p>
+        </w:tc>
+        <w:tc>
+          <w:tcPr/>
+          <w:p>
+            <w:pPr>
+              <w:pStyle w:val="Compact"/>
+              <w:jc w:val="center"/>
+            </w:pPr>
+            <w:r>
+              <w:t xml:space="preserve">31</w:t>
+            </w:r>
+          </w:p>
+        </w:tc>
+      </w:tr>
+      <w:tr>
+        <w:tc>
+          <w:tcPr/>
+          <w:p>
+            <w:pPr>
+              <w:pStyle w:val="Compact"/>
+              <w:jc w:val="left"/>
+            </w:pPr>
+            <w:r>
+              <w:t xml:space="preserve">3.2 Violence-Specific Event Extraction Systems</w:t>
+            </w:r>
+          </w:p>
+        </w:tc>
+        <w:tc>
+          <w:tcPr/>
+          <w:p>
+            <w:pPr>
+              <w:pStyle w:val="Compact"/>
+              <w:jc w:val="center"/>
+            </w:pPr>
+            <w:r>
+              <w:t xml:space="preserve">33</w:t>
+            </w:r>
+          </w:p>
+        </w:tc>
+      </w:tr>
+      <w:tr>
+        <w:tc>
+          <w:tcPr/>
+          <w:p>
+            <w:pPr>
+              <w:pStyle w:val="Compact"/>
+              <w:jc w:val="left"/>
+            </w:pPr>
+            <w:r>
+              <w:t xml:space="preserve">3.3 Event Extraction in the African Context</w:t>
+            </w:r>
+          </w:p>
+        </w:tc>
+        <w:tc>
+          <w:tcPr/>
+          <w:p>
+            <w:pPr>
+              <w:pStyle w:val="Compact"/>
+              <w:jc w:val="center"/>
+            </w:pPr>
+            <w:r>
+              <w:t xml:space="preserve">35</w:t>
+            </w:r>
+          </w:p>
+        </w:tc>
+      </w:tr>
+      <w:tr>
+        <w:tc>
+          <w:tcPr/>
+          <w:p>
+            <w:pPr>
+              <w:pStyle w:val="Compact"/>
+              <w:jc w:val="left"/>
+            </w:pPr>
+            <w:r>
+              <w:t xml:space="preserve">3.4 Hierarchical Event Classification</w:t>
+            </w:r>
+          </w:p>
+        </w:tc>
+        <w:tc>
+          <w:tcPr/>
+          <w:p>
+            <w:pPr>
+              <w:pStyle w:val="Compact"/>
+              <w:jc w:val="center"/>
+            </w:pPr>
+            <w:r>
+              <w:t xml:space="preserve">36</w:t>
+            </w:r>
+          </w:p>
+        </w:tc>
+      </w:tr>
+      <w:tr>
+        <w:tc>
+          <w:tcPr/>
+          <w:p>
+            <w:pPr>
+              <w:pStyle w:val="Compact"/>
+              <w:jc w:val="left"/>
+            </w:pPr>
+            <w:r>
+              <w:t xml:space="preserve">3.5 Summary of Gaps Addressed</w:t>
+            </w:r>
+          </w:p>
+        </w:tc>
+        <w:tc>
+          <w:tcPr/>
+          <w:p>
+            <w:pPr>
+              <w:pStyle w:val="Compact"/>
+              <w:jc w:val="center"/>
+            </w:pPr>
+            <w:r>
+              <w:t xml:space="preserve">37</w:t>
+            </w:r>
+          </w:p>
+        </w:tc>
+      </w:tr>
+      <w:tr>
+        <w:tc>
+          <w:tcPr/>
+          <w:p>
+            <w:pPr>
+              <w:pStyle w:val="Compact"/>
+              <w:jc w:val="left"/>
+            </w:pPr>
+            <w:r>
+              <w:rPr>
+                <w:b/>
+                <w:bCs/>
+              </w:rPr>
+              <w:t xml:space="preserve">4. The Proposed Solution</w:t>
+            </w:r>
+          </w:p>
+        </w:tc>
+        <w:tc>
+          <w:tcPr/>
+          <w:p>
+            <w:pPr>
+              <w:pStyle w:val="Compact"/>
+              <w:jc w:val="center"/>
+            </w:pPr>
+            <w:r>
+              <w:t xml:space="preserve">39</w:t>
+            </w:r>
+          </w:p>
+        </w:tc>
+      </w:tr>
+      <w:tr>
+        <w:tc>
+          <w:tcPr/>
+          <w:p>
+            <w:pPr>
+              <w:pStyle w:val="Compact"/>
+              <w:jc w:val="left"/>
+            </w:pPr>
+            <w:r>
+              <w:t xml:space="preserve">4.1 Design Principles</w:t>
+            </w:r>
+          </w:p>
+        </w:tc>
+        <w:tc>
+          <w:tcPr/>
+          <w:p>
+            <w:pPr>
+              <w:pStyle w:val="Compact"/>
+              <w:jc w:val="center"/>
+            </w:pPr>
+            <w:r>
+              <w:t xml:space="preserve">39</w:t>
+            </w:r>
+          </w:p>
+        </w:tc>
+      </w:tr>
+      <w:tr>
+        <w:tc>
+          <w:tcPr/>
+          <w:p>
+            <w:pPr>
+              <w:pStyle w:val="Compact"/>
+              <w:jc w:val="left"/>
+            </w:pPr>
+            <w:r>
+              <w:t xml:space="preserve">4.2 System Architecture</w:t>
+            </w:r>
+          </w:p>
+        </w:tc>
+        <w:tc>
+          <w:tcPr/>
+          <w:p>
+            <w:pPr>
+              <w:pStyle w:val="Compact"/>
+              <w:jc w:val="center"/>
+            </w:pPr>
+            <w:r>
+              <w:t xml:space="preserve">40</w:t>
+            </w:r>
+          </w:p>
+        </w:tc>
+      </w:tr>
+      <w:tr>
+        <w:tc>
+          <w:tcPr/>
+          <w:p>
+            <w:pPr>
+              <w:pStyle w:val="Compact"/>
+              <w:jc w:val="left"/>
+            </w:pPr>
+            <w:r>
+              <w:t xml:space="preserve">4.3 Entity Schema and BIO Encoding</w:t>
+            </w:r>
+          </w:p>
+        </w:tc>
+        <w:tc>
+          <w:tcPr/>
+          <w:p>
+            <w:pPr>
+              <w:pStyle w:val="Compact"/>
+              <w:jc w:val="center"/>
+            </w:pPr>
+            <w:r>
+              <w:t xml:space="preserve">43</w:t>
+            </w:r>
+          </w:p>
+        </w:tc>
+      </w:tr>
+      <w:tr>
+        <w:tc>
+          <w:tcPr/>
+          <w:p>
+            <w:pPr>
+              <w:pStyle w:val="Compact"/>
+              <w:jc w:val="left"/>
+            </w:pPr>
+            <w:r>
+              <w:t xml:space="preserve">4.4 Hierarchical Violent Event Taxonomy</w:t>
+            </w:r>
+          </w:p>
+        </w:tc>
+        <w:tc>
+          <w:tcPr/>
+          <w:p>
+            <w:pPr>
+              <w:pStyle w:val="Compact"/>
+              <w:jc w:val="center"/>
+            </w:pPr>
+            <w:r>
+              <w:t xml:space="preserve">46</w:t>
+            </w:r>
+          </w:p>
+        </w:tc>
+      </w:tr>
+      <w:tr>
+        <w:tc>
+          <w:tcPr/>
+          <w:p>
+            <w:pPr>
+              <w:pStyle w:val="Compact"/>
+              <w:jc w:val="left"/>
+            </w:pPr>
+            <w:r>
+              <w:t xml:space="preserve">4.5 Knowledge Base Design</w:t>
+            </w:r>
+          </w:p>
+        </w:tc>
+        <w:tc>
+          <w:tcPr/>
+          <w:p>
+            <w:pPr>
+              <w:pStyle w:val="Compact"/>
+              <w:jc w:val="center"/>
+            </w:pPr>
+            <w:r>
+              <w:t xml:space="preserve">49</w:t>
+            </w:r>
+          </w:p>
+        </w:tc>
+      </w:tr>
+      <w:tr>
+        <w:tc>
+          <w:tcPr/>
+          <w:p>
+            <w:pPr>
+              <w:pStyle w:val="Compact"/>
+              <w:jc w:val="left"/>
+            </w:pPr>
+            <w:r>
+              <w:t xml:space="preserve">4.6 Training Pipeline</w:t>
+            </w:r>
+          </w:p>
+        </w:tc>
+        <w:tc>
+          <w:tcPr/>
+          <w:p>
+            <w:pPr>
+              <w:pStyle w:val="Compact"/>
+              <w:jc w:val="center"/>
+            </w:pPr>
+            <w:r>
+              <w:t xml:space="preserve">51</w:t>
+            </w:r>
+          </w:p>
+        </w:tc>
+      </w:tr>
+      <w:tr>
+        <w:tc>
+          <w:tcPr/>
+          <w:p>
+            <w:pPr>
+              <w:pStyle w:val="Compact"/>
+              <w:jc w:val="left"/>
+            </w:pPr>
+            <w:r>
+              <w:t xml:space="preserve">4.7 Inference and Post-Processing</w:t>
+            </w:r>
+          </w:p>
+        </w:tc>
+        <w:tc>
+          <w:tcPr/>
+          <w:p>
+            <w:pPr>
+              <w:pStyle w:val="Compact"/>
+              <w:jc w:val="center"/>
+            </w:pPr>
+            <w:r>
+              <w:t xml:space="preserve">55</w:t>
+            </w:r>
+          </w:p>
+        </w:tc>
+      </w:tr>
+      <w:tr>
+        <w:tc>
+          <w:tcPr/>
+          <w:p>
+            <w:pPr>
+              <w:pStyle w:val="Compact"/>
+              <w:jc w:val="left"/>
+            </w:pPr>
+            <w:r>
+              <w:t xml:space="preserve">4.8 Web Application Architecture</w:t>
+            </w:r>
+          </w:p>
+        </w:tc>
+        <w:tc>
+          <w:tcPr/>
+          <w:p>
+            <w:pPr>
+              <w:pStyle w:val="Compact"/>
+              <w:jc w:val="center"/>
+            </w:pPr>
+            <w:r>
+              <w:t xml:space="preserve">57</w:t>
+            </w:r>
+          </w:p>
+        </w:tc>
+      </w:tr>
+      <w:tr>
+        <w:tc>
+          <w:tcPr/>
+          <w:p>
+            <w:pPr>
+              <w:pStyle w:val="Compact"/>
+              <w:jc w:val="left"/>
+            </w:pPr>
+            <w:r>
+              <w:rPr>
+                <w:b/>
+                <w:bCs/>
+              </w:rPr>
+              <w:t xml:space="preserve">5. Implementation</w:t>
+            </w:r>
+          </w:p>
+        </w:tc>
+        <w:tc>
+          <w:tcPr/>
+          <w:p>
+            <w:pPr>
+              <w:pStyle w:val="Compact"/>
+              <w:jc w:val="center"/>
+            </w:pPr>
+            <w:r>
+              <w:t xml:space="preserve">59</w:t>
+            </w:r>
+          </w:p>
+        </w:tc>
+      </w:tr>
+      <w:tr>
+        <w:tc>
+          <w:tcPr/>
+          <w:p>
+            <w:pPr>
+              <w:pStyle w:val="Compact"/>
+              <w:jc w:val="left"/>
+            </w:pPr>
+            <w:r>
+              <w:t xml:space="preserve">5.1 Technology Stack</w:t>
+            </w:r>
+          </w:p>
+        </w:tc>
+        <w:tc>
+          <w:tcPr/>
+          <w:p>
+            <w:pPr>
+              <w:pStyle w:val="Compact"/>
+              <w:jc w:val="center"/>
+            </w:pPr>
+            <w:r>
+              <w:t xml:space="preserve">59</w:t>
+            </w:r>
+          </w:p>
+        </w:tc>
+      </w:tr>
+      <w:tr>
+        <w:tc>
+          <w:tcPr/>
+          <w:p>
+            <w:pPr>
+              <w:pStyle w:val="Compact"/>
+              <w:jc w:val="left"/>
+            </w:pPr>
+            <w:r>
+              <w:t xml:space="preserve">5.2 Data Acquisition and Preprocessing</w:t>
+            </w:r>
+          </w:p>
+        </w:tc>
+        <w:tc>
+          <w:tcPr/>
+          <w:p>
+            <w:pPr>
+              <w:pStyle w:val="Compact"/>
+              <w:jc w:val="center"/>
+            </w:pPr>
+            <w:r>
+              <w:t xml:space="preserve">61</w:t>
+            </w:r>
+          </w:p>
+        </w:tc>
+      </w:tr>
+      <w:tr>
+        <w:tc>
+          <w:tcPr/>
+          <w:p>
+            <w:pPr>
+              <w:pStyle w:val="Compact"/>
+              <w:jc w:val="left"/>
+            </w:pPr>
+            <w:r>
+              <w:t xml:space="preserve">5.3 Stratified Sampling and Augmentation</w:t>
+            </w:r>
+          </w:p>
+        </w:tc>
+        <w:tc>
+          <w:tcPr/>
+          <w:p>
+            <w:pPr>
+              <w:pStyle w:val="Compact"/>
+              <w:jc w:val="center"/>
+            </w:pPr>
+            <w:r>
+              <w:t xml:space="preserve">63</w:t>
+            </w:r>
+          </w:p>
+        </w:tc>
+      </w:tr>
+      <w:tr>
+        <w:tc>
+          <w:tcPr/>
+          <w:p>
+            <w:pPr>
+              <w:pStyle w:val="Compact"/>
+              <w:jc w:val="left"/>
+            </w:pPr>
+            <w:r>
+              <w:t xml:space="preserve">5.4 Model Training Implementation</w:t>
+            </w:r>
+          </w:p>
+        </w:tc>
+        <w:tc>
+          <w:tcPr/>
+          <w:p>
+            <w:pPr>
+              <w:pStyle w:val="Compact"/>
+              <w:jc w:val="center"/>
+            </w:pPr>
+            <w:r>
+              <w:t xml:space="preserve">65</w:t>
+            </w:r>
+          </w:p>
+        </w:tc>
+      </w:tr>
+      <w:tr>
+        <w:tc>
+          <w:tcPr/>
+          <w:p>
+            <w:pPr>
+              <w:pStyle w:val="Compact"/>
+              <w:jc w:val="left"/>
+            </w:pPr>
+            <w:r>
+              <w:t xml:space="preserve">5.5 Focal Loss and Class Weighting</w:t>
+            </w:r>
+          </w:p>
+        </w:tc>
+        <w:tc>
+          <w:tcPr/>
+          <w:p>
+            <w:pPr>
+              <w:pStyle w:val="Compact"/>
+              <w:jc w:val="center"/>
+            </w:pPr>
+            <w:r>
+              <w:t xml:space="preserve">67</w:t>
+            </w:r>
+          </w:p>
+        </w:tc>
+      </w:tr>
+      <w:tr>
+        <w:tc>
+          <w:tcPr/>
+          <w:p>
+            <w:pPr>
+              <w:pStyle w:val="Compact"/>
+              <w:jc w:val="left"/>
+            </w:pPr>
+            <w:r>
+              <w:t xml:space="preserve">5.6 Backend Services and API</w:t>
+            </w:r>
+          </w:p>
+        </w:tc>
+        <w:tc>
+          <w:tcPr/>
+          <w:p>
+            <w:pPr>
+              <w:pStyle w:val="Compact"/>
+              <w:jc w:val="center"/>
+            </w:pPr>
+            <w:r>
+              <w:t xml:space="preserve">69</w:t>
+            </w:r>
+          </w:p>
+        </w:tc>
+      </w:tr>
+      <w:tr>
+        <w:tc>
+          <w:tcPr/>
+          <w:p>
+            <w:pPr>
+              <w:pStyle w:val="Compact"/>
+              <w:jc w:val="left"/>
+            </w:pPr>
+            <w:r>
+              <w:t xml:space="preserve">5.7 Frontend Application</w:t>
+            </w:r>
+          </w:p>
+        </w:tc>
+        <w:tc>
+          <w:tcPr/>
+          <w:p>
+            <w:pPr>
+              <w:pStyle w:val="Compact"/>
+              <w:jc w:val="center"/>
+            </w:pPr>
+            <w:r>
+              <w:t xml:space="preserve">72</w:t>
+            </w:r>
+          </w:p>
+        </w:tc>
+      </w:tr>
+      <w:tr>
+        <w:tc>
+          <w:tcPr/>
+          <w:p>
+            <w:pPr>
+              <w:pStyle w:val="Compact"/>
+              <w:jc w:val="left"/>
+            </w:pPr>
+            <w:r>
+              <w:t xml:space="preserve">5.8 Containerised Deployment</w:t>
+            </w:r>
+          </w:p>
+        </w:tc>
+        <w:tc>
+          <w:tcPr/>
+          <w:p>
+            <w:pPr>
+              <w:pStyle w:val="Compact"/>
+              <w:jc w:val="center"/>
+            </w:pPr>
+            <w:r>
+              <w:t xml:space="preserve">74</w:t>
+            </w:r>
+          </w:p>
+        </w:tc>
+      </w:tr>
+      <w:tr>
+        <w:tc>
+          <w:tcPr/>
+          <w:p>
+            <w:pPr>
+              <w:pStyle w:val="Compact"/>
+              <w:jc w:val="left"/>
+            </w:pPr>
+            <w:r>
+              <w:rPr>
+                <w:b/>
+                <w:bCs/>
+              </w:rPr>
+              <w:t xml:space="preserve">6. Experimentation and Results</w:t>
+            </w:r>
+          </w:p>
+        </w:tc>
+        <w:tc>
+          <w:tcPr/>
+          <w:p>
+            <w:pPr>
+              <w:pStyle w:val="Compact"/>
+              <w:jc w:val="center"/>
+            </w:pPr>
+            <w:r>
+              <w:t xml:space="preserve">75</w:t>
+            </w:r>
+          </w:p>
+        </w:tc>
+      </w:tr>
+      <w:tr>
+        <w:tc>
+          <w:tcPr/>
+          <w:p>
+            <w:pPr>
+              <w:pStyle w:val="Compact"/>
+              <w:jc w:val="left"/>
+            </w:pPr>
+            <w:r>
+              <w:t xml:space="preserve">6.1 Experimental Setup</w:t>
+            </w:r>
+          </w:p>
+        </w:tc>
+        <w:tc>
+          <w:tcPr/>
+          <w:p>
+            <w:pPr>
+              <w:pStyle w:val="Compact"/>
+              <w:jc w:val="center"/>
+            </w:pPr>
+            <w:r>
+              <w:t xml:space="preserve">75</w:t>
+            </w:r>
+          </w:p>
+        </w:tc>
+      </w:tr>
+      <w:tr>
+        <w:tc>
+          <w:tcPr/>
+          <w:p>
+            <w:pPr>
+              <w:pStyle w:val="Compact"/>
+              <w:jc w:val="left"/>
+            </w:pPr>
+            <w:r>
+              <w:t xml:space="preserve">6.2 Dataset Statistics</w:t>
+            </w:r>
+          </w:p>
+        </w:tc>
+        <w:tc>
+          <w:tcPr/>
+          <w:p>
+            <w:pPr>
+              <w:pStyle w:val="Compact"/>
+              <w:jc w:val="center"/>
+            </w:pPr>
+            <w:r>
+              <w:t xml:space="preserve">76</w:t>
+            </w:r>
+          </w:p>
+        </w:tc>
+      </w:tr>
+      <w:tr>
+        <w:tc>
+          <w:tcPr/>
+          <w:p>
+            <w:pPr>
+              <w:pStyle w:val="Compact"/>
+              <w:jc w:val="left"/>
+            </w:pPr>
+            <w:r>
+              <w:t xml:space="preserve">6.3 Training Dynamics</w:t>
+            </w:r>
+          </w:p>
+        </w:tc>
+        <w:tc>
+          <w:tcPr/>
+          <w:p>
+            <w:pPr>
+              <w:pStyle w:val="Compact"/>
+              <w:jc w:val="center"/>
+            </w:pPr>
+            <w:r>
+              <w:t xml:space="preserve">78</w:t>
+            </w:r>
+          </w:p>
+        </w:tc>
+      </w:tr>
+      <w:tr>
+        <w:tc>
+          <w:tcPr/>
+          <w:p>
+            <w:pPr>
+              <w:pStyle w:val="Compact"/>
+              <w:jc w:val="left"/>
+            </w:pPr>
+            <w:r>
+              <w:t xml:space="preserve">6.4 Overall Model Performance</w:t>
+            </w:r>
+          </w:p>
+        </w:tc>
+        <w:tc>
+          <w:tcPr/>
+          <w:p>
+            <w:pPr>
+              <w:pStyle w:val="Compact"/>
+              <w:jc w:val="center"/>
+            </w:pPr>
+            <w:r>
+              <w:t xml:space="preserve">81</w:t>
+            </w:r>
+          </w:p>
+        </w:tc>
+      </w:tr>
+      <w:tr>
+        <w:tc>
+          <w:tcPr/>
+          <w:p>
+            <w:pPr>
+              <w:pStyle w:val="Compact"/>
+              <w:jc w:val="left"/>
+            </w:pPr>
+            <w:r>
+              <w:t xml:space="preserve">6.5 Per-Entity Analysis</w:t>
+            </w:r>
+          </w:p>
+        </w:tc>
+        <w:tc>
+          <w:tcPr/>
+          <w:p>
+            <w:pPr>
+              <w:pStyle w:val="Compact"/>
+              <w:jc w:val="center"/>
+            </w:pPr>
+            <w:r>
+              <w:t xml:space="preserve">82</w:t>
+            </w:r>
+          </w:p>
+        </w:tc>
+      </w:tr>
+      <w:tr>
+        <w:tc>
+          <w:tcPr/>
+          <w:p>
+            <w:pPr>
+              <w:pStyle w:val="Compact"/>
+              <w:jc w:val="left"/>
+            </w:pPr>
+            <w:r>
+              <w:t xml:space="preserve">6.6 Ablation: Focal Loss versus Cross Entropy</w:t>
+            </w:r>
+          </w:p>
+        </w:tc>
+        <w:tc>
+          <w:tcPr/>
+          <w:p>
+            <w:pPr>
+              <w:pStyle w:val="Compact"/>
+              <w:jc w:val="center"/>
+            </w:pPr>
+            <w:r>
+              <w:t xml:space="preserve">84</w:t>
+            </w:r>
+          </w:p>
+        </w:tc>
+      </w:tr>
+      <w:tr>
+        <w:tc>
+          <w:tcPr/>
+          <w:p>
+            <w:pPr>
+              <w:pStyle w:val="Compact"/>
+              <w:jc w:val="left"/>
+            </w:pPr>
+            <w:r>
+              <w:t xml:space="preserve">6.7 Knowledge-Base Validation Impact</w:t>
+            </w:r>
+          </w:p>
+        </w:tc>
+        <w:tc>
+          <w:tcPr/>
+          <w:p>
+            <w:pPr>
+              <w:pStyle w:val="Compact"/>
+              <w:jc w:val="center"/>
+            </w:pPr>
+            <w:r>
+              <w:t xml:space="preserve">85</w:t>
+            </w:r>
+          </w:p>
+        </w:tc>
+      </w:tr>
+      <w:tr>
+        <w:tc>
+          <w:tcPr/>
+          <w:p>
+            <w:pPr>
+              <w:pStyle w:val="Compact"/>
+              <w:jc w:val="left"/>
+            </w:pPr>
+            <w:r>
+              <w:t xml:space="preserve">6.8 Inference Latency and Throughput</w:t>
+            </w:r>
+          </w:p>
+        </w:tc>
+        <w:tc>
+          <w:tcPr/>
+          <w:p>
+            <w:pPr>
+              <w:pStyle w:val="Compact"/>
+              <w:jc w:val="center"/>
+            </w:pPr>
+            <w:r>
+              <w:t xml:space="preserve">86</w:t>
+            </w:r>
+          </w:p>
+        </w:tc>
+      </w:tr>
+      <w:tr>
+        <w:tc>
+          <w:tcPr/>
+          <w:p>
+            <w:pPr>
+              <w:pStyle w:val="Compact"/>
+              <w:jc w:val="left"/>
+            </w:pPr>
+            <w:r>
+              <w:t xml:space="preserve">6.9 End-to-End Demonstration</w:t>
+            </w:r>
+          </w:p>
+        </w:tc>
+        <w:tc>
+          <w:tcPr/>
+          <w:p>
+            <w:pPr>
+              <w:pStyle w:val="Compact"/>
+              <w:jc w:val="center"/>
+            </w:pPr>
+            <w:r>
+              <w:t xml:space="preserve">87</w:t>
+            </w:r>
+          </w:p>
+        </w:tc>
+      </w:tr>
+      <w:tr>
+        <w:tc>
+          <w:tcPr/>
+          <w:p>
+            <w:pPr>
+              <w:pStyle w:val="Compact"/>
+              <w:jc w:val="left"/>
+            </w:pPr>
+            <w:r>
+              <w:t xml:space="preserve">6.10 User Acceptance Testing</w:t>
+            </w:r>
+          </w:p>
+        </w:tc>
+        <w:tc>
+          <w:tcPr/>
+          <w:p>
+            <w:pPr>
+              <w:pStyle w:val="Compact"/>
+              <w:jc w:val="center"/>
+            </w:pPr>
+            <w:r>
+              <w:t xml:space="preserve">88</w:t>
+            </w:r>
+          </w:p>
+        </w:tc>
+      </w:tr>
+      <w:tr>
+        <w:tc>
+          <w:tcPr/>
+          <w:p>
+            <w:pPr>
+              <w:pStyle w:val="Compact"/>
+              <w:jc w:val="left"/>
+            </w:pPr>
+            <w:r>
+              <w:t xml:space="preserve">6.11 Error Analysis</w:t>
+            </w:r>
+          </w:p>
+        </w:tc>
+        <w:tc>
+          <w:tcPr/>
+          <w:p>
+            <w:pPr>
+              <w:pStyle w:val="Compact"/>
+              <w:jc w:val="center"/>
+            </w:pPr>
+            <w:r>
+              <w:t xml:space="preserve">90</w:t>
+            </w:r>
+          </w:p>
+        </w:tc>
+      </w:tr>
+      <w:tr>
+        <w:tc>
+          <w:tcPr/>
+          <w:p>
+            <w:pPr>
+              <w:pStyle w:val="Compact"/>
+              <w:jc w:val="left"/>
+            </w:pPr>
+            <w:r>
+              <w:t xml:space="preserve">6.12 Discussion</w:t>
+            </w:r>
+          </w:p>
+        </w:tc>
+        <w:tc>
+          <w:tcPr/>
+          <w:p>
+            <w:pPr>
+              <w:pStyle w:val="Compact"/>
+              <w:jc w:val="center"/>
+            </w:pPr>
+            <w:r>
+              <w:t xml:space="preserve">91</w:t>
+            </w:r>
+          </w:p>
+        </w:tc>
+      </w:tr>
+      <w:tr>
+        <w:tc>
+          <w:tcPr/>
+          <w:p>
+            <w:pPr>
+              <w:pStyle w:val="Compact"/>
+              <w:jc w:val="left"/>
+            </w:pPr>
+            <w:r>
+              <w:t xml:space="preserve">6.13 Threats to Validity</w:t>
+            </w:r>
+          </w:p>
+        </w:tc>
+        <w:tc>
+          <w:tcPr/>
+          <w:p>
+            <w:pPr>
+              <w:pStyle w:val="Compact"/>
+              <w:jc w:val="center"/>
+            </w:pPr>
+            <w:r>
+              <w:t xml:space="preserve">92</w:t>
+            </w:r>
+          </w:p>
+        </w:tc>
+      </w:tr>
+      <w:tr>
+        <w:tc>
+          <w:tcPr/>
+          <w:p>
+            <w:pPr>
+              <w:pStyle w:val="Compact"/>
+              <w:jc w:val="left"/>
+            </w:pPr>
+            <w:r>
+              <w:rPr>
+                <w:b/>
+                <w:bCs/>
+              </w:rPr>
+              <w:t xml:space="preserve">7. Conclusions, Recommendations, and Future Work</w:t>
+            </w:r>
+          </w:p>
+        </w:tc>
+        <w:tc>
+          <w:tcPr/>
+          <w:p>
+            <w:pPr>
+              <w:pStyle w:val="Compact"/>
+              <w:jc w:val="center"/>
+            </w:pPr>
+            <w:r>
+              <w:t xml:space="preserve">94</w:t>
+            </w:r>
+          </w:p>
+        </w:tc>
+      </w:tr>
+      <w:tr>
+        <w:tc>
+          <w:tcPr/>
+          <w:p>
+            <w:pPr>
+              <w:pStyle w:val="Compact"/>
+              <w:jc w:val="left"/>
+            </w:pPr>
+            <w:r>
+              <w:t xml:space="preserve">7.1 Summary</w:t>
+            </w:r>
+          </w:p>
+        </w:tc>
+        <w:tc>
+          <w:tcPr/>
+          <w:p>
+            <w:pPr>
+              <w:pStyle w:val="Compact"/>
+              <w:jc w:val="center"/>
+            </w:pPr>
+            <w:r>
+              <w:t xml:space="preserve">94</w:t>
+            </w:r>
+          </w:p>
+        </w:tc>
+      </w:tr>
+      <w:tr>
+        <w:tc>
+          <w:tcPr/>
+          <w:p>
+            <w:pPr>
+              <w:pStyle w:val="Compact"/>
+              <w:jc w:val="left"/>
+            </w:pPr>
+            <w:r>
+              <w:t xml:space="preserve">7.2 Answers to the Research Questions</w:t>
+            </w:r>
+          </w:p>
+        </w:tc>
+        <w:tc>
+          <w:tcPr/>
+          <w:p>
+            <w:pPr>
+              <w:pStyle w:val="Compact"/>
+              <w:jc w:val="center"/>
+            </w:pPr>
+            <w:r>
+              <w:t xml:space="preserve">96</w:t>
+            </w:r>
+          </w:p>
+        </w:tc>
+      </w:tr>
+      <w:tr>
+        <w:tc>
+          <w:tcPr/>
+          <w:p>
+            <w:pPr>
+              <w:pStyle w:val="Compact"/>
+              <w:jc w:val="left"/>
+            </w:pPr>
+            <w:r>
+              <w:t xml:space="preserve">7.3 Contributions</w:t>
+            </w:r>
+          </w:p>
+        </w:tc>
+        <w:tc>
+          <w:tcPr/>
+          <w:p>
+            <w:pPr>
+              <w:pStyle w:val="Compact"/>
+              <w:jc w:val="center"/>
+            </w:pPr>
+            <w:r>
+              <w:t xml:space="preserve">98</w:t>
+            </w:r>
+          </w:p>
+        </w:tc>
+      </w:tr>
+      <w:tr>
+        <w:tc>
+          <w:tcPr/>
+          <w:p>
+            <w:pPr>
+              <w:pStyle w:val="Compact"/>
+              <w:jc w:val="left"/>
+            </w:pPr>
+            <w:r>
+              <w:t xml:space="preserve">7.4 Recommendations</w:t>
+            </w:r>
+          </w:p>
+        </w:tc>
+        <w:tc>
+          <w:tcPr/>
+          <w:p>
+            <w:pPr>
+              <w:pStyle w:val="Compact"/>
+              <w:jc w:val="center"/>
+            </w:pPr>
+            <w:r>
+              <w:t xml:space="preserve">100</w:t>
+            </w:r>
+          </w:p>
+        </w:tc>
+      </w:tr>
+      <w:tr>
+        <w:tc>
+          <w:tcPr/>
+          <w:p>
+            <w:pPr>
+              <w:pStyle w:val="Compact"/>
+              <w:jc w:val="left"/>
+            </w:pPr>
+            <w:r>
+              <w:t xml:space="preserve">7.5 Future Work</w:t>
+            </w:r>
+          </w:p>
+        </w:tc>
+        <w:tc>
+          <w:tcPr/>
+          <w:p>
+            <w:pPr>
+              <w:pStyle w:val="Compact"/>
+              <w:jc w:val="center"/>
+            </w:pPr>
+            <w:r>
+              <w:t xml:space="preserve">101</w:t>
+            </w:r>
+          </w:p>
+        </w:tc>
+      </w:tr>
+      <w:tr>
+        <w:tc>
+          <w:tcPr/>
+          <w:p>
+            <w:pPr>
+              <w:pStyle w:val="Compact"/>
+              <w:jc w:val="left"/>
+            </w:pPr>
+            <w:r>
+              <w:t xml:space="preserve">References</w:t>
+            </w:r>
+          </w:p>
+        </w:tc>
+        <w:tc>
+          <w:tcPr/>
+          <w:p>
+            <w:pPr>
+              <w:pStyle w:val="Compact"/>
+              <w:jc w:val="center"/>
+            </w:pPr>
+            <w:r>
+              <w:t xml:space="preserve">104</w:t>
+            </w:r>
+          </w:p>
+        </w:tc>
+      </w:tr>
+      <w:tr>
+        <w:tc>
+          <w:tcPr/>
+          <w:p>
+            <w:pPr>
+              <w:pStyle w:val="Compact"/>
+              <w:jc w:val="left"/>
+            </w:pPr>
+            <w:r>
+              <w:t xml:space="preserve">Annex A: Entity Annotation Guidelines (Summary)</w:t>
+            </w:r>
+          </w:p>
+        </w:tc>
+        <w:tc>
+          <w:tcPr/>
+          <w:p>
+            <w:pPr>
+              <w:pStyle w:val="Compact"/>
+              <w:jc w:val="center"/>
+            </w:pPr>
+            <w:r>
+              <w:t xml:space="preserve">108</w:t>
+            </w:r>
+          </w:p>
+        </w:tc>
+      </w:tr>
+      <w:tr>
+        <w:tc>
+          <w:tcPr/>
+          <w:p>
+            <w:pPr>
+              <w:pStyle w:val="Compact"/>
+              <w:jc w:val="left"/>
+            </w:pPr>
+            <w:r>
+              <w:t xml:space="preserve">Annex B: Hierarchical Taxonomy of African Violent Events</w:t>
+            </w:r>
+          </w:p>
+        </w:tc>
+        <w:tc>
+          <w:tcPr/>
+          <w:p>
+            <w:pPr>
+              <w:pStyle w:val="Compact"/>
+              <w:jc w:val="center"/>
+            </w:pPr>
+            <w:r>
+              <w:t xml:space="preserve">110</w:t>
+            </w:r>
+          </w:p>
+        </w:tc>
+      </w:tr>
+      <w:tr>
+        <w:tc>
+          <w:tcPr/>
+          <w:p>
+            <w:pPr>
+              <w:pStyle w:val="Compact"/>
+              <w:jc w:val="left"/>
+            </w:pPr>
+            <w:r>
+              <w:t xml:space="preserve">Annex C: Knowledge Base Entries (Excerpt)</w:t>
+            </w:r>
+          </w:p>
+        </w:tc>
+        <w:tc>
+          <w:tcPr/>
+          <w:p>
+            <w:pPr>
+              <w:pStyle w:val="Compact"/>
+              <w:jc w:val="center"/>
+            </w:pPr>
+            <w:r>
+              <w:t xml:space="preserve">115</w:t>
+            </w:r>
+          </w:p>
+        </w:tc>
+      </w:tr>
+      <w:tr>
+        <w:tc>
+          <w:tcPr/>
+          <w:p>
+            <w:pPr>
+              <w:pStyle w:val="Compact"/>
+              <w:jc w:val="left"/>
+            </w:pPr>
+            <w:r>
+              <w:t xml:space="preserve">Annex D: System Screenshots</w:t>
+            </w:r>
+          </w:p>
+        </w:tc>
+        <w:tc>
+          <w:tcPr/>
+          <w:p>
+            <w:pPr>
+              <w:pStyle w:val="Compact"/>
+              <w:jc w:val="center"/>
+            </w:pPr>
+            <w:r>
+              <w:t xml:space="preserve">117</w:t>
+            </w:r>
+          </w:p>
+        </w:tc>
+      </w:tr>
+      <w:tr>
+        <w:tc>
+          <w:tcPr/>
+          <w:p>
+            <w:pPr>
+              <w:pStyle w:val="Compact"/>
+              <w:jc w:val="left"/>
+            </w:pPr>
+            <w:r>
+              <w:t xml:space="preserve">Annex E: Sample Augmentation Templates</w:t>
+            </w:r>
+          </w:p>
+        </w:tc>
+        <w:tc>
+          <w:tcPr/>
+          <w:p>
+            <w:pPr>
+              <w:pStyle w:val="Compact"/>
+              <w:jc w:val="center"/>
+            </w:pPr>
+            <w:r>
+              <w:t xml:space="preserve">120</w:t>
+            </w:r>
+          </w:p>
+        </w:tc>
+      </w:tr>
+      <w:tr>
+        <w:tc>
+          <w:tcPr/>
+          <w:p>
+            <w:pPr>
+              <w:pStyle w:val="Compact"/>
+              <w:jc w:val="left"/>
+            </w:pPr>
+            <w:r>
+              <w:t xml:space="preserve">Annex F: User Acceptance Testing Questionnaire</w:t>
+            </w:r>
+          </w:p>
+        </w:tc>
+        <w:tc>
+          <w:tcPr/>
+          <w:p>
+            <w:pPr>
+              <w:pStyle w:val="Compact"/>
+              <w:jc w:val="center"/>
+            </w:pPr>
+            <w:r>
+              <w:t xml:space="preserve">122</w:t>
+            </w:r>
+          </w:p>
+        </w:tc>
+      </w:tr>
+      <w:tr>
+        <w:tc>
+          <w:tcPr/>
+          <w:p>
+            <w:pPr>
+              <w:pStyle w:val="Compact"/>
+              <w:jc w:val="left"/>
+            </w:pPr>
+            <w:r>
+              <w:t xml:space="preserve">Signed Declaration Sheet</w:t>
+            </w:r>
+          </w:p>
+        </w:tc>
+        <w:tc>
+          <w:tcPr/>
+          <w:p>
+            <w:pPr>
+              <w:pStyle w:val="Compact"/>
+              <w:jc w:val="center"/>
+            </w:pPr>
+            <w:r>
+              <w:t xml:space="preserve">124</w:t>
+            </w:r>
+          </w:p>
+        </w:tc>
+      </w:tr>
+    </w:tbl>
+    <w:bookmarkEnd w:id="13"/>
+    <w:bookmarkStart w:id="14" w:name="list-of-tables"/>
     <w:p>
       <w:pPr>
         <w:pStyle w:val="Heading1"/>
@@ -1565,8 +3412,8 @@
         </w:tc>
       </w:tr>
     </w:tbl>
-    <w:bookmarkEnd w:id="13"/>
-    <w:bookmarkStart w:id="14" w:name="list-of-figures"/>
+    <w:bookmarkEnd w:id="14"/>
+    <w:bookmarkStart w:id="15" w:name="list-of-figures"/>
     <w:p>
       <w:pPr>
         <w:pStyle w:val="Heading1"/>
@@ -2047,8 +3894,8 @@
         </w:tc>
       </w:tr>
     </w:tbl>
-    <w:bookmarkEnd w:id="14"/>
-    <w:bookmarkStart w:id="15" w:name="list-of-algorithms"/>
+    <w:bookmarkEnd w:id="15"/>
+    <w:bookmarkStart w:id="16" w:name="list-of-algorithms"/>
     <w:p>
       <w:pPr>
         <w:pStyle w:val="Heading1"/>
@@ -2301,8 +4148,8 @@
         </w:tc>
       </w:tr>
     </w:tbl>
-    <w:bookmarkEnd w:id="15"/>
-    <w:bookmarkStart w:id="16" w:name="acronyms-and-abbreviations"/>
+    <w:bookmarkEnd w:id="16"/>
+    <w:bookmarkStart w:id="17" w:name="acronyms-and-abbreviations"/>
     <w:p>
       <w:pPr>
         <w:pStyle w:val="Heading1"/>
@@ -3548,8 +5395,8 @@
         </w:tc>
       </w:tr>
     </w:tbl>
-    <w:bookmarkEnd w:id="16"/>
-    <w:bookmarkStart w:id="32" w:name="introduction"/>
+    <w:bookmarkEnd w:id="17"/>
+    <w:bookmarkStart w:id="33" w:name="introduction"/>
     <w:p>
       <w:pPr>
         <w:pStyle w:val="Heading1"/>
@@ -3602,7 +5449,7 @@
         <w:t xml:space="preserve">sufficient context to follow the technical material that follows.</w:t>
       </w:r>
     </w:p>
-    <w:bookmarkStart w:id="17" w:name="background"/>
+    <w:bookmarkStart w:id="18" w:name="background"/>
     <w:p>
       <w:pPr>
         <w:pStyle w:val="Heading2"/>
@@ -4027,8 +5874,8 @@
         <w:t xml:space="preserve">states the specific objectives that the work pursues.</w:t>
       </w:r>
     </w:p>
-    <w:bookmarkEnd w:id="17"/>
-    <w:bookmarkStart w:id="18" w:name="motivation"/>
+    <w:bookmarkEnd w:id="18"/>
+    <w:bookmarkStart w:id="19" w:name="motivation"/>
     <w:p>
       <w:pPr>
         <w:pStyle w:val="Heading2"/>
@@ -4429,8 +6276,8 @@
         <w:t xml:space="preserve">operational adoption.</w:t>
       </w:r>
     </w:p>
-    <w:bookmarkEnd w:id="18"/>
-    <w:bookmarkStart w:id="21" w:name="statement-of-the-problem"/>
+    <w:bookmarkEnd w:id="19"/>
+    <w:bookmarkStart w:id="22" w:name="statement-of-the-problem"/>
     <w:p>
       <w:pPr>
         <w:pStyle w:val="Heading2"/>
@@ -4693,7 +6540,7 @@
         <w:t xml:space="preserve">implementation detail.</w:t>
       </w:r>
     </w:p>
-    <w:bookmarkStart w:id="19" w:name="research-questions"/>
+    <w:bookmarkStart w:id="20" w:name="research-questions"/>
     <w:p>
       <w:pPr>
         <w:pStyle w:val="Heading3"/>
@@ -4812,8 +6659,8 @@
         <w:t xml:space="preserve">learning expertise?</w:t>
       </w:r>
     </w:p>
-    <w:bookmarkEnd w:id="19"/>
-    <w:bookmarkStart w:id="20" w:name="significance-of-the-study"/>
+    <w:bookmarkEnd w:id="20"/>
+    <w:bookmarkStart w:id="21" w:name="significance-of-the-study"/>
     <w:p>
       <w:pPr>
         <w:pStyle w:val="Heading3"/>
@@ -4992,9 +6839,9 @@
         <w:t xml:space="preserve">analysis.</w:t>
       </w:r>
     </w:p>
-    <w:bookmarkEnd w:id="20"/>
     <w:bookmarkEnd w:id="21"/>
-    <w:bookmarkStart w:id="24" w:name="objectives"/>
+    <w:bookmarkEnd w:id="22"/>
+    <w:bookmarkStart w:id="25" w:name="objectives"/>
     <w:p>
       <w:pPr>
         <w:pStyle w:val="Heading2"/>
@@ -5003,7 +6850,7 @@
         <w:t xml:space="preserve">1.4 Objectives</w:t>
       </w:r>
     </w:p>
-    <w:bookmarkStart w:id="22" w:name="general-objective"/>
+    <w:bookmarkStart w:id="23" w:name="general-objective"/>
     <w:p>
       <w:pPr>
         <w:pStyle w:val="Heading3"/>
@@ -5050,8 +6897,8 @@
         <w:t xml:space="preserve">and exposes the full capability through a documented web platform.</w:t>
       </w:r>
     </w:p>
-    <w:bookmarkEnd w:id="22"/>
-    <w:bookmarkStart w:id="23" w:name="specific-objectives"/>
+    <w:bookmarkEnd w:id="23"/>
+    <w:bookmarkStart w:id="24" w:name="specific-objectives"/>
     <w:p>
       <w:pPr>
         <w:pStyle w:val="Heading3"/>
@@ -5353,9 +7200,9 @@
         <w:t xml:space="preserve">answering against the event store.</w:t>
       </w:r>
     </w:p>
-    <w:bookmarkEnd w:id="23"/>
     <w:bookmarkEnd w:id="24"/>
-    <w:bookmarkStart w:id="25" w:name="methods"/>
+    <w:bookmarkEnd w:id="25"/>
+    <w:bookmarkStart w:id="26" w:name="methods"/>
     <w:p>
       <w:pPr>
         <w:pStyle w:val="Heading2"/>
@@ -5771,8 +7618,8 @@
         <w:t xml:space="preserve">conducted on a small group of representative users.</w:t>
       </w:r>
     </w:p>
-    <w:bookmarkEnd w:id="25"/>
-    <w:bookmarkStart w:id="29" w:name="scope-and-limitations"/>
+    <w:bookmarkEnd w:id="26"/>
+    <w:bookmarkStart w:id="30" w:name="scope-and-limitations"/>
     <w:p>
       <w:pPr>
         <w:pStyle w:val="Heading2"/>
@@ -5781,7 +7628,7 @@
         <w:t xml:space="preserve">1.6 Scope and Limitations</w:t>
       </w:r>
     </w:p>
-    <w:bookmarkStart w:id="26" w:name="scope"/>
+    <w:bookmarkStart w:id="27" w:name="scope"/>
     <w:p>
       <w:pPr>
         <w:pStyle w:val="Heading3"/>
@@ -5927,8 +7774,8 @@
         <w:t xml:space="preserve">A reproducible Docker-based deployment.</w:t>
       </w:r>
     </w:p>
-    <w:bookmarkEnd w:id="26"/>
-    <w:bookmarkStart w:id="27" w:name="out-of-scope"/>
+    <w:bookmarkEnd w:id="27"/>
+    <w:bookmarkStart w:id="28" w:name="out-of-scope"/>
     <w:p>
       <w:pPr>
         <w:pStyle w:val="Heading3"/>
@@ -6107,8 +7954,8 @@
         <w:t xml:space="preserve">research prototype.</w:t>
       </w:r>
     </w:p>
-    <w:bookmarkEnd w:id="27"/>
-    <w:bookmarkStart w:id="28" w:name="limitations"/>
+    <w:bookmarkEnd w:id="28"/>
+    <w:bookmarkStart w:id="29" w:name="limitations"/>
     <w:p>
       <w:pPr>
         <w:pStyle w:val="Heading3"/>
@@ -6380,9 +8227,9 @@
         <w:t xml:space="preserve">models were evaluated but not used as the production model.</w:t>
       </w:r>
     </w:p>
-    <w:bookmarkEnd w:id="28"/>
     <w:bookmarkEnd w:id="29"/>
-    <w:bookmarkStart w:id="30" w:name="application-of-results"/>
+    <w:bookmarkEnd w:id="30"/>
+    <w:bookmarkStart w:id="31" w:name="application-of-results"/>
     <w:p>
       <w:pPr>
         <w:pStyle w:val="Heading2"/>
@@ -6653,8 +8500,8 @@
         <w:t xml:space="preserve">contributes value beyond its strict research contributions.</w:t>
       </w:r>
     </w:p>
-    <w:bookmarkEnd w:id="30"/>
-    <w:bookmarkStart w:id="31" w:name="organization-of-the-rest-of-the-thesis"/>
+    <w:bookmarkEnd w:id="31"/>
+    <w:bookmarkStart w:id="32" w:name="organization-of-the-rest-of-the-thesis"/>
     <w:p>
       <w:pPr>
         <w:pStyle w:val="Heading2"/>
@@ -6791,9 +8638,9 @@
         <w:t xml:space="preserve">work programme that addresses the limitations identified in Section 1.6.</w:t>
       </w:r>
     </w:p>
-    <w:bookmarkEnd w:id="31"/>
     <w:bookmarkEnd w:id="32"/>
-    <w:bookmarkStart w:id="40" w:name="literature-review"/>
+    <w:bookmarkEnd w:id="33"/>
+    <w:bookmarkStart w:id="41" w:name="literature-review"/>
     <w:p>
       <w:pPr>
         <w:pStyle w:val="Heading1"/>
@@ -6864,7 +8711,7 @@
         <w:t xml:space="preserve">Chapter 3.</w:t>
       </w:r>
     </w:p>
-    <w:bookmarkStart w:id="33" w:name="Xd2bb5b8f8ec340a7248758f261acec580f44b94"/>
+    <w:bookmarkStart w:id="34" w:name="Xd2bb5b8f8ec340a7248758f261acec580f44b94"/>
     <w:p>
       <w:pPr>
         <w:pStyle w:val="Heading2"/>
@@ -7097,8 +8944,8 @@
         <w:t xml:space="preserve">knowledge-base validation are rule-driven.</w:t>
       </w:r>
     </w:p>
-    <w:bookmarkEnd w:id="33"/>
-    <w:bookmarkStart w:id="34" w:name="named-entity-recognition"/>
+    <w:bookmarkEnd w:id="34"/>
+    <w:bookmarkStart w:id="35" w:name="named-entity-recognition"/>
     <w:p>
       <w:pPr>
         <w:pStyle w:val="Heading2"/>
@@ -7473,8 +9320,8 @@
         <w:t xml:space="preserve">strictly richer than the four-type MasakhaNER schema.</w:t>
       </w:r>
     </w:p>
-    <w:bookmarkEnd w:id="34"/>
-    <w:bookmarkStart w:id="35" w:name="transformer-models-and-bert"/>
+    <w:bookmarkEnd w:id="35"/>
+    <w:bookmarkStart w:id="36" w:name="transformer-models-and-bert"/>
     <w:p>
       <w:pPr>
         <w:pStyle w:val="Heading2"/>
@@ -7799,8 +9646,8 @@
         <w:t xml:space="preserve">of the ablation discussion in Chapter 6.</w:t>
       </w:r>
     </w:p>
-    <w:bookmarkEnd w:id="35"/>
-    <w:bookmarkStart w:id="36" w:name="class-imbalance-in-token-classification"/>
+    <w:bookmarkEnd w:id="36"/>
+    <w:bookmarkStart w:id="37" w:name="class-imbalance-in-token-classification"/>
     <w:p>
       <w:pPr>
         <w:pStyle w:val="Heading2"/>
@@ -8303,8 +10150,8 @@
         <w:t xml:space="preserve">probability normalisation correct.</w:t>
       </w:r>
     </w:p>
-    <w:bookmarkEnd w:id="36"/>
-    <w:bookmarkStart w:id="37" w:name="X9cbf025d5ef239ea1cf3bf86f28bbd427a1c10c"/>
+    <w:bookmarkEnd w:id="37"/>
+    <w:bookmarkStart w:id="38" w:name="X9cbf025d5ef239ea1cf3bf86f28bbd427a1c10c"/>
     <w:p>
       <w:pPr>
         <w:pStyle w:val="Heading2"/>
@@ -8610,8 +10457,8 @@
         <w:t xml:space="preserve">sub-word predictions are merged.</w:t>
       </w:r>
     </w:p>
-    <w:bookmarkEnd w:id="37"/>
-    <w:bookmarkStart w:id="38" w:name="X5782864f20d10c52bd968be893db06e91ef3068"/>
+    <w:bookmarkEnd w:id="38"/>
+    <w:bookmarkStart w:id="39" w:name="X5782864f20d10c52bd968be893db06e91ef3068"/>
     <w:p>
       <w:pPr>
         <w:pStyle w:val="Heading2"/>
@@ -8876,8 +10723,8 @@
         <w:t xml:space="preserve">taxonomy is presented in full in Annex B.</w:t>
       </w:r>
     </w:p>
-    <w:bookmarkEnd w:id="38"/>
-    <w:bookmarkStart w:id="39" w:name="X07c7ac562e6a3924bbb3967ecf45e5c51d50e14"/>
+    <w:bookmarkEnd w:id="39"/>
+    <w:bookmarkStart w:id="40" w:name="X07c7ac562e6a3924bbb3967ecf45e5c51d50e14"/>
     <w:p>
       <w:pPr>
         <w:pStyle w:val="Heading2"/>
@@ -9074,9 +10921,9 @@
         <w:t xml:space="preserve">easier to maintain and to integrate with the application layer.</w:t>
       </w:r>
     </w:p>
-    <w:bookmarkEnd w:id="39"/>
     <w:bookmarkEnd w:id="40"/>
-    <w:bookmarkStart w:id="46" w:name="related-work"/>
+    <w:bookmarkEnd w:id="41"/>
+    <w:bookmarkStart w:id="47" w:name="related-work"/>
     <w:p>
       <w:pPr>
         <w:pStyle w:val="Heading1"/>
@@ -9129,7 +10976,7 @@
         <w:t xml:space="preserve">concludes with a synthesis of the gaps that the thesis bridges.</w:t>
       </w:r>
     </w:p>
-    <w:bookmarkStart w:id="41" w:name="general-event-extraction-from-news"/>
+    <w:bookmarkStart w:id="42" w:name="general-event-extraction-from-news"/>
     <w:p>
       <w:pPr>
         <w:pStyle w:val="Heading2"/>
@@ -9374,8 +11221,8 @@
         <w:t xml:space="preserve">from extraction from free text.</w:t>
       </w:r>
     </w:p>
-    <w:bookmarkEnd w:id="41"/>
-    <w:bookmarkStart w:id="42" w:name="Xeadf47f6dc6f8752ac609e85aff475122025ae4"/>
+    <w:bookmarkEnd w:id="42"/>
+    <w:bookmarkStart w:id="43" w:name="Xeadf47f6dc6f8752ac609e85aff475122025ae4"/>
     <w:p>
       <w:pPr>
         <w:pStyle w:val="Heading2"/>
@@ -9570,8 +11417,8 @@
         <w:t xml:space="preserve">to short-form reporting.</w:t>
       </w:r>
     </w:p>
-    <w:bookmarkEnd w:id="42"/>
-    <w:bookmarkStart w:id="43" w:name="event-extraction-in-the-african-context"/>
+    <w:bookmarkEnd w:id="43"/>
+    <w:bookmarkStart w:id="44" w:name="event-extraction-in-the-african-context"/>
     <w:p>
       <w:pPr>
         <w:pStyle w:val="Heading2"/>
@@ -9748,8 +11595,8 @@
         <w:t xml:space="preserve">integration, and operational packaging.</w:t>
       </w:r>
     </w:p>
-    <w:bookmarkEnd w:id="43"/>
-    <w:bookmarkStart w:id="44" w:name="hierarchical-event-classification"/>
+    <w:bookmarkEnd w:id="44"/>
+    <w:bookmarkStart w:id="45" w:name="hierarchical-event-classification"/>
     <w:p>
       <w:pPr>
         <w:pStyle w:val="Heading2"/>
@@ -9908,8 +11755,8 @@
         <w:t xml:space="preserve">Chapter 7.</w:t>
       </w:r>
     </w:p>
-    <w:bookmarkEnd w:id="44"/>
-    <w:bookmarkStart w:id="45" w:name="summary-of-gaps-addressed"/>
+    <w:bookmarkEnd w:id="45"/>
+    <w:bookmarkStart w:id="46" w:name="summary-of-gaps-addressed"/>
     <w:p>
       <w:pPr>
         <w:pStyle w:val="Heading2"/>
@@ -11109,9 +12956,9 @@
         <w:t xml:space="preserve">Compose deployment.</w:t>
       </w:r>
     </w:p>
-    <w:bookmarkEnd w:id="45"/>
     <w:bookmarkEnd w:id="46"/>
-    <w:bookmarkStart w:id="62" w:name="the-proposed-solution"/>
+    <w:bookmarkEnd w:id="47"/>
+    <w:bookmarkStart w:id="63" w:name="the-proposed-solution"/>
     <w:p>
       <w:pPr>
         <w:pStyle w:val="Heading1"/>
@@ -11170,7 +13017,7 @@
         <w:t xml:space="preserve">design are deferred to Chapter 5.</w:t>
       </w:r>
     </w:p>
-    <w:bookmarkStart w:id="47" w:name="design-principles"/>
+    <w:bookmarkStart w:id="48" w:name="design-principles"/>
     <w:p>
       <w:pPr>
         <w:pStyle w:val="Heading2"/>
@@ -11427,8 +13274,8 @@
         <w:t xml:space="preserve">Random seeds are fixed where applicable and recorded where not.</w:t>
       </w:r>
     </w:p>
-    <w:bookmarkEnd w:id="47"/>
-    <w:bookmarkStart w:id="48" w:name="system-architecture"/>
+    <w:bookmarkEnd w:id="48"/>
+    <w:bookmarkStart w:id="49" w:name="system-architecture"/>
     <w:p>
       <w:pPr>
         <w:pStyle w:val="Heading2"/>
@@ -11981,8 +13828,8 @@
         <w:t xml:space="preserve">output by combining the NER result with deterministic knowledge.</w:t>
       </w:r>
     </w:p>
-    <w:bookmarkEnd w:id="48"/>
-    <w:bookmarkStart w:id="49" w:name="entity-schema-and-bio-encoding"/>
+    <w:bookmarkEnd w:id="49"/>
+    <w:bookmarkStart w:id="50" w:name="entity-schema-and-bio-encoding"/>
     <w:p>
       <w:pPr>
         <w:pStyle w:val="Heading2"/>
@@ -12846,8 +14693,8 @@
         <w:t xml:space="preserve">so that they are excluded from the loss.</w:t>
       </w:r>
     </w:p>
-    <w:bookmarkEnd w:id="49"/>
-    <w:bookmarkStart w:id="50" w:name="hierarchical-violent-event-taxonomy"/>
+    <w:bookmarkEnd w:id="50"/>
+    <w:bookmarkStart w:id="51" w:name="hierarchical-violent-event-taxonomy"/>
     <w:p>
       <w:pPr>
         <w:pStyle w:val="Heading2"/>
@@ -13585,8 +15432,8 @@
         <w:t xml:space="preserve">rule-based step in future work.</w:t>
       </w:r>
     </w:p>
-    <w:bookmarkEnd w:id="50"/>
-    <w:bookmarkStart w:id="51" w:name="knowledge-base-design"/>
+    <w:bookmarkEnd w:id="51"/>
+    <w:bookmarkStart w:id="52" w:name="knowledge-base-design"/>
     <w:p>
       <w:pPr>
         <w:pStyle w:val="Heading2"/>
@@ -14021,8 +15868,8 @@
         </w:tc>
       </w:tr>
     </w:tbl>
-    <w:bookmarkEnd w:id="51"/>
-    <w:bookmarkStart w:id="59" w:name="training-pipeline"/>
+    <w:bookmarkEnd w:id="52"/>
+    <w:bookmarkStart w:id="60" w:name="training-pipeline"/>
     <w:p>
       <w:pPr>
         <w:pStyle w:val="Heading2"/>
@@ -14057,7 +15904,7 @@
         <w:t xml:space="preserve">checkpointed training with early stopping.</w:t>
       </w:r>
     </w:p>
-    <w:bookmarkStart w:id="52" w:name="preprocessing"/>
+    <w:bookmarkStart w:id="53" w:name="preprocessing"/>
     <w:p>
       <w:pPr>
         <w:pStyle w:val="Heading3"/>
@@ -14260,8 +16107,8 @@
         <w:t xml:space="preserve">fields.</w:t>
       </w:r>
     </w:p>
-    <w:bookmarkEnd w:id="52"/>
-    <w:bookmarkStart w:id="53" w:name="stratified-diversity-sampling"/>
+    <w:bookmarkEnd w:id="53"/>
+    <w:bookmarkStart w:id="54" w:name="stratified-diversity-sampling"/>
     <w:p>
       <w:pPr>
         <w:pStyle w:val="Heading3"/>
@@ -14341,8 +16188,8 @@
         <w:t xml:space="preserve">budget by random sampling from the residual pool.</w:t>
       </w:r>
     </w:p>
-    <w:bookmarkEnd w:id="53"/>
-    <w:bookmarkStart w:id="54" w:name="augmentation"/>
+    <w:bookmarkEnd w:id="54"/>
+    <w:bookmarkStart w:id="55" w:name="augmentation"/>
     <w:p>
       <w:pPr>
         <w:pStyle w:val="Heading3"/>
@@ -14409,8 +16256,8 @@
         <w:t xml:space="preserve">across entity types.</w:t>
       </w:r>
     </w:p>
-    <w:bookmarkEnd w:id="54"/>
-    <w:bookmarkStart w:id="55" w:name="sub-word-label-alignment"/>
+    <w:bookmarkEnd w:id="55"/>
+    <w:bookmarkStart w:id="56" w:name="sub-word-label-alignment"/>
     <w:p>
       <w:pPr>
         <w:pStyle w:val="Heading3"/>
@@ -14663,8 +16510,8 @@
         <w:t xml:space="preserve">Algorithm 4.1: Sub-word label alignment for BIO tagging</w:t>
       </w:r>
     </w:p>
-    <w:bookmarkEnd w:id="55"/>
-    <w:bookmarkStart w:id="56" w:name="training-hyperparameters"/>
+    <w:bookmarkEnd w:id="56"/>
+    <w:bookmarkStart w:id="57" w:name="training-hyperparameters"/>
     <w:p>
       <w:pPr>
         <w:pStyle w:val="Heading3"/>
@@ -15150,8 +16997,8 @@
         </w:tc>
       </w:tr>
     </w:tbl>
-    <w:bookmarkEnd w:id="56"/>
-    <w:bookmarkStart w:id="57" w:name="focal-loss-with-class-weighting"/>
+    <w:bookmarkEnd w:id="57"/>
+    <w:bookmarkStart w:id="58" w:name="focal-loss-with-class-weighting"/>
     <w:p>
       <w:pPr>
         <w:pStyle w:val="Heading3"/>
@@ -15406,8 +17253,8 @@
         <w:t xml:space="preserve">entity classes receive high weights.</w:t>
       </w:r>
     </w:p>
-    <w:bookmarkEnd w:id="57"/>
-    <w:bookmarkStart w:id="58" w:name="checkpointing-and-early-stopping"/>
+    <w:bookmarkEnd w:id="58"/>
+    <w:bookmarkStart w:id="59" w:name="checkpointing-and-early-stopping"/>
     <w:p>
       <w:pPr>
         <w:pStyle w:val="Heading3"/>
@@ -15529,9 +17376,9 @@
         <w:t xml:space="preserve">flag.</w:t>
       </w:r>
     </w:p>
-    <w:bookmarkEnd w:id="58"/>
     <w:bookmarkEnd w:id="59"/>
-    <w:bookmarkStart w:id="60" w:name="inference-and-post-processing"/>
+    <w:bookmarkEnd w:id="60"/>
+    <w:bookmarkStart w:id="61" w:name="inference-and-post-processing"/>
     <w:p>
       <w:pPr>
         <w:pStyle w:val="Heading2"/>
@@ -16034,8 +17881,8 @@
         <w:t xml:space="preserve">boundaries.</w:t>
       </w:r>
     </w:p>
-    <w:bookmarkEnd w:id="60"/>
-    <w:bookmarkStart w:id="61" w:name="web-application-architecture"/>
+    <w:bookmarkEnd w:id="61"/>
+    <w:bookmarkStart w:id="62" w:name="web-application-architecture"/>
     <w:p>
       <w:pPr>
         <w:pStyle w:val="Heading2"/>
@@ -16371,9 +18218,9 @@
         <w:t xml:space="preserve">in Annex D.</w:t>
       </w:r>
     </w:p>
-    <w:bookmarkEnd w:id="61"/>
     <w:bookmarkEnd w:id="62"/>
-    <w:bookmarkStart w:id="71" w:name="implementation"/>
+    <w:bookmarkEnd w:id="63"/>
+    <w:bookmarkStart w:id="72" w:name="implementation"/>
     <w:p>
       <w:pPr>
         <w:pStyle w:val="Heading1"/>
@@ -16426,7 +18273,7 @@
         <w:t xml:space="preserve">describes how it does it.</w:t>
       </w:r>
     </w:p>
-    <w:bookmarkStart w:id="63" w:name="technology-stack"/>
+    <w:bookmarkStart w:id="64" w:name="technology-stack"/>
     <w:p>
       <w:pPr>
         <w:pStyle w:val="Heading2"/>
@@ -17324,8 +19171,8 @@
         <w:t xml:space="preserve">production bundling.</w:t>
       </w:r>
     </w:p>
-    <w:bookmarkEnd w:id="63"/>
-    <w:bookmarkStart w:id="64" w:name="data-acquisition-and-preprocessing"/>
+    <w:bookmarkEnd w:id="64"/>
+    <w:bookmarkStart w:id="65" w:name="data-acquisition-and-preprocessing"/>
     <w:p>
       <w:pPr>
         <w:pStyle w:val="Heading2"/>
@@ -17712,8 +19559,8 @@
         <w:t xml:space="preserve">Section 5.3.</w:t>
       </w:r>
     </w:p>
-    <w:bookmarkEnd w:id="64"/>
-    <w:bookmarkStart w:id="65" w:name="stratified-sampling-and-augmentation"/>
+    <w:bookmarkEnd w:id="65"/>
+    <w:bookmarkStart w:id="66" w:name="stratified-sampling-and-augmentation"/>
     <w:p>
       <w:pPr>
         <w:pStyle w:val="Heading2"/>
@@ -18261,8 +20108,8 @@
         <w:t xml:space="preserve">template catalogue are reproduced in Annex E.</w:t>
       </w:r>
     </w:p>
-    <w:bookmarkEnd w:id="65"/>
-    <w:bookmarkStart w:id="66" w:name="model-training-implementation"/>
+    <w:bookmarkEnd w:id="66"/>
+    <w:bookmarkStart w:id="67" w:name="model-training-implementation"/>
     <w:p>
       <w:pPr>
         <w:pStyle w:val="Heading2"/>
@@ -18706,8 +20553,8 @@
         <w:t xml:space="preserve">epoch.</w:t>
       </w:r>
     </w:p>
-    <w:bookmarkEnd w:id="66"/>
-    <w:bookmarkStart w:id="67" w:name="focal-loss-and-class-weighting"/>
+    <w:bookmarkEnd w:id="67"/>
+    <w:bookmarkStart w:id="68" w:name="focal-loss-and-class-weighting"/>
     <w:p>
       <w:pPr>
         <w:pStyle w:val="Heading2"/>
@@ -18945,8 +20792,8 @@
         <w:t xml:space="preserve">alternative for ablation.</w:t>
       </w:r>
     </w:p>
-    <w:bookmarkEnd w:id="67"/>
-    <w:bookmarkStart w:id="68" w:name="backend-services-and-api"/>
+    <w:bookmarkEnd w:id="68"/>
+    <w:bookmarkStart w:id="69" w:name="backend-services-and-api"/>
     <w:p>
       <w:pPr>
         <w:pStyle w:val="Heading2"/>
@@ -19569,8 +21416,8 @@
         <w:t xml:space="preserve">The schema is reproduced in Annex D.</w:t>
       </w:r>
     </w:p>
-    <w:bookmarkEnd w:id="68"/>
-    <w:bookmarkStart w:id="69" w:name="frontend-application"/>
+    <w:bookmarkEnd w:id="69"/>
+    <w:bookmarkStart w:id="70" w:name="frontend-application"/>
     <w:p>
       <w:pPr>
         <w:pStyle w:val="Heading2"/>
@@ -19953,8 +21800,8 @@
         <w:t xml:space="preserve">Screenshots are reproduced in Annex D.</w:t>
       </w:r>
     </w:p>
-    <w:bookmarkEnd w:id="69"/>
-    <w:bookmarkStart w:id="70" w:name="containerised-deployment"/>
+    <w:bookmarkEnd w:id="70"/>
+    <w:bookmarkStart w:id="71" w:name="containerised-deployment"/>
     <w:p>
       <w:pPr>
         <w:pStyle w:val="Heading2"/>
@@ -20239,9 +22086,9 @@
         <w:t xml:space="preserve">configures TLS termination at the reverse proxy.</w:t>
       </w:r>
     </w:p>
-    <w:bookmarkEnd w:id="70"/>
     <w:bookmarkEnd w:id="71"/>
-    <w:bookmarkStart w:id="85" w:name="experimentation-and-results"/>
+    <w:bookmarkEnd w:id="72"/>
+    <w:bookmarkStart w:id="86" w:name="experimentation-and-results"/>
     <w:p>
       <w:pPr>
         <w:pStyle w:val="Heading1"/>
@@ -20300,7 +22147,7 @@
         <w:t xml:space="preserve">programme in Chapter 7.</w:t>
       </w:r>
     </w:p>
-    <w:bookmarkStart w:id="72" w:name="experimental-setup"/>
+    <w:bookmarkStart w:id="73" w:name="experimental-setup"/>
     <w:p>
       <w:pPr>
         <w:pStyle w:val="Heading2"/>
@@ -20607,8 +22454,8 @@
         <w:t xml:space="preserve">match a gold entity.</w:t>
       </w:r>
     </w:p>
-    <w:bookmarkEnd w:id="72"/>
-    <w:bookmarkStart w:id="73" w:name="dataset-statistics"/>
+    <w:bookmarkEnd w:id="73"/>
+    <w:bookmarkStart w:id="74" w:name="dataset-statistics"/>
     <w:p>
       <w:pPr>
         <w:pStyle w:val="Heading2"/>
@@ -21586,8 +23433,8 @@
         </w:tc>
       </w:tr>
     </w:tbl>
-    <w:bookmarkEnd w:id="73"/>
-    <w:bookmarkStart w:id="74" w:name="training-dynamics"/>
+    <w:bookmarkEnd w:id="74"/>
+    <w:bookmarkStart w:id="75" w:name="training-dynamics"/>
     <w:p>
       <w:pPr>
         <w:pStyle w:val="Heading2"/>
@@ -22496,8 +24343,8 @@
         <w:t xml:space="preserve">training-set idiosyncrasies.</w:t>
       </w:r>
     </w:p>
-    <w:bookmarkEnd w:id="74"/>
-    <w:bookmarkStart w:id="75" w:name="overall-model-performance"/>
+    <w:bookmarkEnd w:id="75"/>
+    <w:bookmarkStart w:id="76" w:name="overall-model-performance"/>
     <w:p>
       <w:pPr>
         <w:pStyle w:val="Heading2"/>
@@ -22897,8 +24744,8 @@
         <w:t xml:space="preserve">configuration for its regularisation properties.</w:t>
       </w:r>
     </w:p>
-    <w:bookmarkEnd w:id="75"/>
-    <w:bookmarkStart w:id="76" w:name="per-entity-analysis"/>
+    <w:bookmarkEnd w:id="76"/>
+    <w:bookmarkStart w:id="77" w:name="per-entity-analysis"/>
     <w:p>
       <w:pPr>
         <w:pStyle w:val="Heading2"/>
@@ -23994,8 +25841,8 @@
         <w:t xml:space="preserve">entities.</w:t>
       </w:r>
     </w:p>
-    <w:bookmarkEnd w:id="76"/>
-    <w:bookmarkStart w:id="77" w:name="ablation-focal-loss-versus-cross-entropy"/>
+    <w:bookmarkEnd w:id="77"/>
+    <w:bookmarkStart w:id="78" w:name="ablation-focal-loss-versus-cross-entropy"/>
     <w:p>
       <w:pPr>
         <w:pStyle w:val="Heading2"/>
@@ -24725,8 +26572,8 @@
         <w:t xml:space="preserve">hurt by the focal-loss objective.</w:t>
       </w:r>
     </w:p>
-    <w:bookmarkEnd w:id="77"/>
-    <w:bookmarkStart w:id="78" w:name="knowledge-base-validation-impact"/>
+    <w:bookmarkEnd w:id="78"/>
+    <w:bookmarkStart w:id="79" w:name="knowledge-base-validation-impact"/>
     <w:p>
       <w:pPr>
         <w:pStyle w:val="Heading2"/>
@@ -24925,8 +26772,8 @@
         <w:t xml:space="preserve">filtering out valid extractions.</w:t>
       </w:r>
     </w:p>
-    <w:bookmarkEnd w:id="78"/>
-    <w:bookmarkStart w:id="79" w:name="inference-latency-and-throughput"/>
+    <w:bookmarkEnd w:id="79"/>
+    <w:bookmarkStart w:id="80" w:name="inference-latency-and-throughput"/>
     <w:p>
       <w:pPr>
         <w:pStyle w:val="Heading2"/>
@@ -25166,8 +27013,8 @@
         <w:t xml:space="preserve">reaches approximately 65 short documents per second.</w:t>
       </w:r>
     </w:p>
-    <w:bookmarkEnd w:id="79"/>
-    <w:bookmarkStart w:id="80" w:name="end-to-end-demonstration"/>
+    <w:bookmarkEnd w:id="80"/>
+    <w:bookmarkStart w:id="81" w:name="end-to-end-demonstration"/>
     <w:p>
       <w:pPr>
         <w:pStyle w:val="Heading2"/>
@@ -26098,8 +27945,8 @@
         <w:t xml:space="preserve">with metadata.</w:t>
       </w:r>
     </w:p>
-    <w:bookmarkEnd w:id="80"/>
-    <w:bookmarkStart w:id="81" w:name="user-acceptance-testing"/>
+    <w:bookmarkEnd w:id="81"/>
+    <w:bookmarkStart w:id="82" w:name="user-acceptance-testing"/>
     <w:p>
       <w:pPr>
         <w:pStyle w:val="Heading2"/>
@@ -26528,8 +28375,8 @@
         <w:t xml:space="preserve">are scoped into the future-work programme in Chapter 7.</w:t>
       </w:r>
     </w:p>
-    <w:bookmarkEnd w:id="81"/>
-    <w:bookmarkStart w:id="82" w:name="error-analysis"/>
+    <w:bookmarkEnd w:id="82"/>
+    <w:bookmarkStart w:id="83" w:name="error-analysis"/>
     <w:p>
       <w:pPr>
         <w:pStyle w:val="Heading2"/>
@@ -26932,8 +28779,8 @@
         <w:t xml:space="preserve">Section 7.5.</w:t>
       </w:r>
     </w:p>
-    <w:bookmarkEnd w:id="82"/>
-    <w:bookmarkStart w:id="83" w:name="discussion"/>
+    <w:bookmarkEnd w:id="83"/>
+    <w:bookmarkStart w:id="84" w:name="discussion"/>
     <w:p>
       <w:pPr>
         <w:pStyle w:val="Heading2"/>
@@ -27292,8 +29139,8 @@
         <w:t xml:space="preserve">expansion to close this gap.</w:t>
       </w:r>
     </w:p>
-    <w:bookmarkEnd w:id="83"/>
-    <w:bookmarkStart w:id="84" w:name="threats-to-validity"/>
+    <w:bookmarkEnd w:id="84"/>
+    <w:bookmarkStart w:id="85" w:name="threats-to-validity"/>
     <w:p>
       <w:pPr>
         <w:pStyle w:val="Heading2"/>
@@ -27651,9 +29498,9 @@
         <w:t xml:space="preserve">exactly the evaluation expansions needed to address them.</w:t>
       </w:r>
     </w:p>
-    <w:bookmarkEnd w:id="84"/>
     <w:bookmarkEnd w:id="85"/>
-    <w:bookmarkStart w:id="94" w:name="X1f58530574b8b729bbed2f847a9a2c438be7324"/>
+    <w:bookmarkEnd w:id="86"/>
+    <w:bookmarkStart w:id="95" w:name="X1f58530574b8b729bbed2f847a9a2c438be7324"/>
     <w:p>
       <w:pPr>
         <w:pStyle w:val="Heading1"/>
@@ -27688,7 +29535,7 @@
         <w:t xml:space="preserve">research.</w:t>
       </w:r>
     </w:p>
-    <w:bookmarkStart w:id="86" w:name="summary"/>
+    <w:bookmarkStart w:id="87" w:name="summary"/>
     <w:p>
       <w:pPr>
         <w:pStyle w:val="Heading2"/>
@@ -27931,8 +29778,8 @@
         <w:t xml:space="preserve">Section 7.2 below.</w:t>
       </w:r>
     </w:p>
-    <w:bookmarkEnd w:id="86"/>
-    <w:bookmarkStart w:id="87" w:name="answers-to-the-research-questions"/>
+    <w:bookmarkEnd w:id="87"/>
+    <w:bookmarkStart w:id="88" w:name="answers-to-the-research-questions"/>
     <w:p>
       <w:pPr>
         <w:pStyle w:val="Heading2"/>
@@ -28414,8 +30261,8 @@
         <w:t xml:space="preserve">without ML-specific assistance.</w:t>
       </w:r>
     </w:p>
-    <w:bookmarkEnd w:id="87"/>
-    <w:bookmarkStart w:id="88" w:name="contributions"/>
+    <w:bookmarkEnd w:id="88"/>
+    <w:bookmarkStart w:id="89" w:name="contributions"/>
     <w:p>
       <w:pPr>
         <w:pStyle w:val="Heading2"/>
@@ -28745,8 +30592,8 @@
         <w:t xml:space="preserve">preparation, training, inference, and operational packaging.</w:t>
       </w:r>
     </w:p>
-    <w:bookmarkEnd w:id="88"/>
-    <w:bookmarkStart w:id="89" w:name="recommendations"/>
+    <w:bookmarkEnd w:id="89"/>
+    <w:bookmarkStart w:id="90" w:name="recommendations"/>
     <w:p>
       <w:pPr>
         <w:pStyle w:val="Heading2"/>
@@ -29013,8 +30860,8 @@
         <w:t xml:space="preserve">gap from an operational standpoint.</w:t>
       </w:r>
     </w:p>
-    <w:bookmarkEnd w:id="89"/>
-    <w:bookmarkStart w:id="93" w:name="future-work"/>
+    <w:bookmarkEnd w:id="90"/>
+    <w:bookmarkStart w:id="94" w:name="future-work"/>
     <w:p>
       <w:pPr>
         <w:pStyle w:val="Heading2"/>
@@ -29031,7 +30878,7 @@
         <w:t xml:space="preserve">The future-work programme is organised by priority.</w:t>
       </w:r>
     </w:p>
-    <w:bookmarkStart w:id="90" w:name="high-priority"/>
+    <w:bookmarkStart w:id="91" w:name="high-priority"/>
     <w:p>
       <w:pPr>
         <w:pStyle w:val="Heading3"/>
@@ -29200,8 +31047,8 @@
         <w:t xml:space="preserve">boundary errors identified in Section 6.11.</w:t>
       </w:r>
     </w:p>
-    <w:bookmarkEnd w:id="90"/>
-    <w:bookmarkStart w:id="91" w:name="medium-priority"/>
+    <w:bookmarkEnd w:id="91"/>
+    <w:bookmarkStart w:id="92" w:name="medium-priority"/>
     <w:p>
       <w:pPr>
         <w:pStyle w:val="Heading3"/>
@@ -29364,8 +31211,8 @@
         <w:t xml:space="preserve">acceptance testing.</w:t>
       </w:r>
     </w:p>
-    <w:bookmarkEnd w:id="91"/>
-    <w:bookmarkStart w:id="92" w:name="lower-priority"/>
+    <w:bookmarkEnd w:id="92"/>
+    <w:bookmarkStart w:id="93" w:name="lower-priority"/>
     <w:p>
       <w:pPr>
         <w:pStyle w:val="Heading3"/>
@@ -29530,10 +31377,10 @@
         <w:t xml:space="preserve">programme can be built.</w:t>
       </w:r>
     </w:p>
-    <w:bookmarkEnd w:id="92"/>
     <w:bookmarkEnd w:id="93"/>
     <w:bookmarkEnd w:id="94"/>
-    <w:bookmarkStart w:id="95" w:name="references"/>
+    <w:bookmarkEnd w:id="95"/>
+    <w:bookmarkStart w:id="96" w:name="references"/>
     <w:p>
       <w:pPr>
         <w:pStyle w:val="Heading1"/>
@@ -31607,8 +33454,8 @@
         <w:t xml:space="preserve">, Abu Dhabi, UAE, December 2022, pp. 52–64.</w:t>
       </w:r>
     </w:p>
-    <w:bookmarkEnd w:id="95"/>
-    <w:bookmarkStart w:id="144" w:name="annexes"/>
+    <w:bookmarkEnd w:id="96"/>
+    <w:bookmarkStart w:id="145" w:name="annexes"/>
     <w:p>
       <w:pPr>
         <w:pStyle w:val="Heading1"/>
@@ -31617,7 +33464,7 @@
         <w:t xml:space="preserve">Annexes</w:t>
       </w:r>
     </w:p>
-    <w:bookmarkStart w:id="102" w:name="Xa0179204f50dc069e2e5ab81fbc97f91b1c62ba"/>
+    <w:bookmarkStart w:id="103" w:name="Xa0179204f50dc069e2e5ab81fbc97f91b1c62ba"/>
     <w:p>
       <w:pPr>
         <w:pStyle w:val="Heading2"/>
@@ -31658,7 +33505,7 @@
         <w:t xml:space="preserve">.</w:t>
       </w:r>
     </w:p>
-    <w:bookmarkStart w:id="96" w:name="actor-who"/>
+    <w:bookmarkStart w:id="97" w:name="actor-who"/>
     <w:p>
       <w:pPr>
         <w:pStyle w:val="Heading3"/>
@@ -31976,8 +33823,8 @@
         <w:t xml:space="preserve">ACTOR is tagged).</w:t>
       </w:r>
     </w:p>
-    <w:bookmarkEnd w:id="96"/>
-    <w:bookmarkStart w:id="97" w:name="victim-whom"/>
+    <w:bookmarkEnd w:id="97"/>
+    <w:bookmarkStart w:id="98" w:name="victim-whom"/>
     <w:p>
       <w:pPr>
         <w:pStyle w:val="Heading3"/>
@@ -32181,8 +34028,8 @@
         <w:t xml:space="preserve">- Generic third parties not affected by the violence.</w:t>
       </w:r>
     </w:p>
-    <w:bookmarkEnd w:id="97"/>
-    <w:bookmarkStart w:id="98" w:name="action-what"/>
+    <w:bookmarkEnd w:id="98"/>
+    <w:bookmarkStart w:id="99" w:name="action-what"/>
     <w:p>
       <w:pPr>
         <w:pStyle w:val="Heading3"/>
@@ -32341,8 +34188,8 @@
         <w:t xml:space="preserve">.</w:t>
       </w:r>
     </w:p>
-    <w:bookmarkEnd w:id="98"/>
-    <w:bookmarkStart w:id="99" w:name="date-when"/>
+    <w:bookmarkEnd w:id="99"/>
+    <w:bookmarkStart w:id="100" w:name="date-when"/>
     <w:p>
       <w:pPr>
         <w:pStyle w:val="Heading3"/>
@@ -32462,8 +34309,8 @@
         <w:t xml:space="preserve">.</w:t>
       </w:r>
     </w:p>
-    <w:bookmarkEnd w:id="99"/>
-    <w:bookmarkStart w:id="100" w:name="region-city-district-where"/>
+    <w:bookmarkEnd w:id="100"/>
+    <w:bookmarkStart w:id="101" w:name="region-city-district-where"/>
     <w:p>
       <w:pPr>
         <w:pStyle w:val="Heading3"/>
@@ -32514,8 +34361,8 @@
         <w:t xml:space="preserve">deterministically from CITY and REGION via the knowledge base.</w:t>
       </w:r>
     </w:p>
-    <w:bookmarkEnd w:id="100"/>
-    <w:bookmarkStart w:id="101" w:name="casualties-how"/>
+    <w:bookmarkEnd w:id="101"/>
+    <w:bookmarkStart w:id="102" w:name="casualties-how"/>
     <w:p>
       <w:pPr>
         <w:pStyle w:val="Heading3"/>
@@ -32647,9 +34494,9 @@
         <w:t xml:space="preserve">.</w:t>
       </w:r>
     </w:p>
-    <w:bookmarkEnd w:id="101"/>
     <w:bookmarkEnd w:id="102"/>
-    <w:bookmarkStart w:id="126" w:name="Xcbf1f9d99e85c2a6c7f5ffee603f1c5ef632cba"/>
+    <w:bookmarkEnd w:id="103"/>
+    <w:bookmarkStart w:id="127" w:name="Xcbf1f9d99e85c2a6c7f5ffee603f1c5ef632cba"/>
     <w:p>
       <w:pPr>
         <w:pStyle w:val="Heading2"/>
@@ -32672,7 +34519,7 @@
         <w:t xml:space="preserve">are listed only where they apply.</w:t>
       </w:r>
     </w:p>
-    <w:bookmarkStart w:id="108" w:name="level-1-political-violence"/>
+    <w:bookmarkStart w:id="109" w:name="level-1-political-violence"/>
     <w:p>
       <w:pPr>
         <w:pStyle w:val="Heading3"/>
@@ -32681,7 +34528,7 @@
         <w:t xml:space="preserve">Level 1: POLITICAL VIOLENCE</w:t>
       </w:r>
     </w:p>
-    <w:bookmarkStart w:id="103" w:name="level-2-rebellion-armed-insurgency"/>
+    <w:bookmarkStart w:id="104" w:name="level-2-rebellion-armed-insurgency"/>
     <w:p>
       <w:pPr>
         <w:pStyle w:val="Heading4"/>
@@ -32810,8 +34657,8 @@
         <w:t xml:space="preserve">Forced Recruitment</w:t>
       </w:r>
     </w:p>
-    <w:bookmarkEnd w:id="103"/>
-    <w:bookmarkStart w:id="104" w:name="level-2-terrorism"/>
+    <w:bookmarkEnd w:id="104"/>
+    <w:bookmarkStart w:id="105" w:name="level-2-terrorism"/>
     <w:p>
       <w:pPr>
         <w:pStyle w:val="Heading4"/>
@@ -33060,8 +34907,8 @@
         <w:t xml:space="preserve">Attack on Commercial / Economic Target</w:t>
       </w:r>
     </w:p>
-    <w:bookmarkEnd w:id="104"/>
-    <w:bookmarkStart w:id="105" w:name="level-2-coup-and-regime-change-violence"/>
+    <w:bookmarkEnd w:id="105"/>
+    <w:bookmarkStart w:id="106" w:name="level-2-coup-and-regime-change-violence"/>
     <w:p>
       <w:pPr>
         <w:pStyle w:val="Heading4"/>
@@ -33106,8 +34953,8 @@
         <w:t xml:space="preserve">Assassination (Regime Change)</w:t>
       </w:r>
     </w:p>
-    <w:bookmarkEnd w:id="105"/>
-    <w:bookmarkStart w:id="106" w:name="level-2-election-violence"/>
+    <w:bookmarkEnd w:id="106"/>
+    <w:bookmarkStart w:id="107" w:name="level-2-election-violence"/>
     <w:p>
       <w:pPr>
         <w:pStyle w:val="Heading4"/>
@@ -33236,8 +35083,8 @@
         <w:t xml:space="preserve">Targeted Violence Against Opposing Group</w:t>
       </w:r>
     </w:p>
-    <w:bookmarkEnd w:id="106"/>
-    <w:bookmarkStart w:id="107" w:name="level-2-political-repression"/>
+    <w:bookmarkEnd w:id="107"/>
+    <w:bookmarkStart w:id="108" w:name="level-2-political-repression"/>
     <w:p>
       <w:pPr>
         <w:pStyle w:val="Heading4"/>
@@ -33282,9 +35129,9 @@
         <w:t xml:space="preserve">Mass Arrests with Violence</w:t>
       </w:r>
     </w:p>
-    <w:bookmarkEnd w:id="107"/>
     <w:bookmarkEnd w:id="108"/>
-    <w:bookmarkStart w:id="113" w:name="level-1-criminal-violence"/>
+    <w:bookmarkEnd w:id="109"/>
+    <w:bookmarkStart w:id="114" w:name="level-1-criminal-violence"/>
     <w:p>
       <w:pPr>
         <w:pStyle w:val="Heading3"/>
@@ -33293,7 +35140,7 @@
         <w:t xml:space="preserve">Level 1: CRIMINAL VIOLENCE</w:t>
       </w:r>
     </w:p>
-    <w:bookmarkStart w:id="109" w:name="level-2-organised-crime-violence"/>
+    <w:bookmarkStart w:id="110" w:name="level-2-organised-crime-violence"/>
     <w:p>
       <w:pPr>
         <w:pStyle w:val="Heading4"/>
@@ -33338,8 +35185,8 @@
         <w:t xml:space="preserve">Violence Against Law Enforcement</w:t>
       </w:r>
     </w:p>
-    <w:bookmarkEnd w:id="109"/>
-    <w:bookmarkStart w:id="110" w:name="level-2-armed-robbery-banditry"/>
+    <w:bookmarkEnd w:id="110"/>
+    <w:bookmarkStart w:id="111" w:name="level-2-armed-robbery-banditry"/>
     <w:p>
       <w:pPr>
         <w:pStyle w:val="Heading4"/>
@@ -33396,8 +35243,8 @@
         <w:t xml:space="preserve">Cattle Raiding (Criminal)</w:t>
       </w:r>
     </w:p>
-    <w:bookmarkEnd w:id="110"/>
-    <w:bookmarkStart w:id="111" w:name="level-2-kidnapping-for-ransom-criminal"/>
+    <w:bookmarkEnd w:id="111"/>
+    <w:bookmarkStart w:id="112" w:name="level-2-kidnapping-for-ransom-criminal"/>
     <w:p>
       <w:pPr>
         <w:pStyle w:val="Heading4"/>
@@ -33430,8 +35277,8 @@
         <w:t xml:space="preserve">Maritime Kidnapping / Piracy with Violence</w:t>
       </w:r>
     </w:p>
-    <w:bookmarkEnd w:id="111"/>
-    <w:bookmarkStart w:id="112" w:name="level-2-criminal-gang-violence"/>
+    <w:bookmarkEnd w:id="112"/>
+    <w:bookmarkStart w:id="113" w:name="level-2-criminal-gang-violence"/>
     <w:p>
       <w:pPr>
         <w:pStyle w:val="Heading4"/>
@@ -33440,9 +35287,9 @@
         <w:t xml:space="preserve">Level 2: Criminal Gang Violence</w:t>
       </w:r>
     </w:p>
-    <w:bookmarkEnd w:id="112"/>
     <w:bookmarkEnd w:id="113"/>
-    <w:bookmarkStart w:id="118" w:name="level-1-communal-violence"/>
+    <w:bookmarkEnd w:id="114"/>
+    <w:bookmarkStart w:id="119" w:name="level-1-communal-violence"/>
     <w:p>
       <w:pPr>
         <w:pStyle w:val="Heading3"/>
@@ -33451,7 +35298,7 @@
         <w:t xml:space="preserve">Level 1: COMMUNAL VIOLENCE</w:t>
       </w:r>
     </w:p>
-    <w:bookmarkStart w:id="114" w:name="level-2-ethnic-tribal-conflict"/>
+    <w:bookmarkStart w:id="115" w:name="level-2-ethnic-tribal-conflict"/>
     <w:p>
       <w:pPr>
         <w:pStyle w:val="Heading4"/>
@@ -33496,8 +35343,8 @@
         <w:t xml:space="preserve">Ethnic Revenge Attack</w:t>
       </w:r>
     </w:p>
-    <w:bookmarkEnd w:id="114"/>
-    <w:bookmarkStart w:id="115" w:name="level-2-religious-violence"/>
+    <w:bookmarkEnd w:id="115"/>
+    <w:bookmarkStart w:id="116" w:name="level-2-religious-violence"/>
     <w:p>
       <w:pPr>
         <w:pStyle w:val="Heading4"/>
@@ -33542,8 +35389,8 @@
         <w:t xml:space="preserve">Religious Site Desecration with Violence</w:t>
       </w:r>
     </w:p>
-    <w:bookmarkEnd w:id="115"/>
-    <w:bookmarkStart w:id="116" w:name="level-2-resource-based-conflict"/>
+    <w:bookmarkEnd w:id="116"/>
+    <w:bookmarkStart w:id="117" w:name="level-2-resource-based-conflict"/>
     <w:p>
       <w:pPr>
         <w:pStyle w:val="Heading4"/>
@@ -33588,8 +35435,8 @@
         <w:t xml:space="preserve">Mining / Resource Extraction Violence</w:t>
       </w:r>
     </w:p>
-    <w:bookmarkEnd w:id="116"/>
-    <w:bookmarkStart w:id="117" w:name="level-2-pastoralist-farmer-clashes"/>
+    <w:bookmarkEnd w:id="117"/>
+    <w:bookmarkStart w:id="118" w:name="level-2-pastoralist-farmer-clashes"/>
     <w:p>
       <w:pPr>
         <w:pStyle w:val="Heading4"/>
@@ -33634,9 +35481,9 @@
         <w:t xml:space="preserve">Revenge Raid (Pastoralist)</w:t>
       </w:r>
     </w:p>
-    <w:bookmarkEnd w:id="117"/>
     <w:bookmarkEnd w:id="118"/>
-    <w:bookmarkStart w:id="124" w:name="level-1-state-violence-against-civilians"/>
+    <w:bookmarkEnd w:id="119"/>
+    <w:bookmarkStart w:id="125" w:name="level-1-state-violence-against-civilians"/>
     <w:p>
       <w:pPr>
         <w:pStyle w:val="Heading3"/>
@@ -33645,7 +35492,7 @@
         <w:t xml:space="preserve">Level 1: STATE VIOLENCE AGAINST CIVILIANS</w:t>
       </w:r>
     </w:p>
-    <w:bookmarkStart w:id="119" w:name="level-2-extrajudicial-killings"/>
+    <w:bookmarkStart w:id="120" w:name="level-2-extrajudicial-killings"/>
     <w:p>
       <w:pPr>
         <w:pStyle w:val="Heading4"/>
@@ -33690,8 +35537,8 @@
         <w:t xml:space="preserve">Torture Resulting in Death</w:t>
       </w:r>
     </w:p>
-    <w:bookmarkEnd w:id="119"/>
-    <w:bookmarkStart w:id="120" w:name="level-2-state-repression-of-protests"/>
+    <w:bookmarkEnd w:id="120"/>
+    <w:bookmarkStart w:id="121" w:name="level-2-state-repression-of-protests"/>
     <w:p>
       <w:pPr>
         <w:pStyle w:val="Heading4"/>
@@ -33724,8 +35571,8 @@
         <w:t xml:space="preserve">Violent Dispersal Resulting in Deaths</w:t>
       </w:r>
     </w:p>
-    <w:bookmarkEnd w:id="120"/>
-    <w:bookmarkStart w:id="121" w:name="level-2-mass-atrocities-by-state-forces"/>
+    <w:bookmarkEnd w:id="121"/>
+    <w:bookmarkStart w:id="122" w:name="level-2-mass-atrocities-by-state-forces"/>
     <w:p>
       <w:pPr>
         <w:pStyle w:val="Heading4"/>
@@ -33758,8 +35605,8 @@
         <w:t xml:space="preserve">Ethnic Cleansing by State</w:t>
       </w:r>
     </w:p>
-    <w:bookmarkEnd w:id="121"/>
-    <w:bookmarkStart w:id="122" w:name="level-2-forced-displacement-by-state"/>
+    <w:bookmarkEnd w:id="122"/>
+    <w:bookmarkStart w:id="123" w:name="level-2-forced-displacement-by-state"/>
     <w:p>
       <w:pPr>
         <w:pStyle w:val="Heading4"/>
@@ -33792,8 +35639,8 @@
         <w:t xml:space="preserve">Village Burning / Destruction by State</w:t>
       </w:r>
     </w:p>
-    <w:bookmarkEnd w:id="122"/>
-    <w:bookmarkStart w:id="123" w:name="X463ef842c6a7770a20effbc06d649cd86fcd100"/>
+    <w:bookmarkEnd w:id="123"/>
+    <w:bookmarkStart w:id="124" w:name="X463ef842c6a7770a20effbc06d649cd86fcd100"/>
     <w:p>
       <w:pPr>
         <w:pStyle w:val="Heading4"/>
@@ -33814,9 +35661,9 @@
         <w:t xml:space="preserve">Violent Mass Arrest Operation</w:t>
       </w:r>
     </w:p>
-    <w:bookmarkEnd w:id="123"/>
     <w:bookmarkEnd w:id="124"/>
-    <w:bookmarkStart w:id="125" w:name="classification-decision-rules"/>
+    <w:bookmarkEnd w:id="125"/>
+    <w:bookmarkStart w:id="126" w:name="classification-decision-rules"/>
     <w:p>
       <w:pPr>
         <w:pStyle w:val="Heading3"/>
@@ -34049,9 +35896,9 @@
         <w:t xml:space="preserve">multi-label.</w:t>
       </w:r>
     </w:p>
-    <w:bookmarkEnd w:id="125"/>
     <w:bookmarkEnd w:id="126"/>
-    <w:bookmarkStart w:id="132" w:name="annex-c-knowledge-base-entries-excerpt"/>
+    <w:bookmarkEnd w:id="127"/>
+    <w:bookmarkStart w:id="133" w:name="annex-c-knowledge-base-entries-excerpt"/>
     <w:p>
       <w:pPr>
         <w:pStyle w:val="Heading2"/>
@@ -34092,7 +35939,7 @@
         <w:t xml:space="preserve">.</w:t>
       </w:r>
     </w:p>
-    <w:bookmarkStart w:id="127" w:name="east-africa"/>
+    <w:bookmarkStart w:id="128" w:name="east-africa"/>
     <w:p>
       <w:pPr>
         <w:pStyle w:val="Heading3"/>
@@ -34677,8 +36524,8 @@
         </w:tc>
       </w:tr>
     </w:tbl>
-    <w:bookmarkEnd w:id="127"/>
-    <w:bookmarkStart w:id="128" w:name="west-africa"/>
+    <w:bookmarkEnd w:id="128"/>
+    <w:bookmarkStart w:id="129" w:name="west-africa"/>
     <w:p>
       <w:pPr>
         <w:pStyle w:val="Heading3"/>
@@ -34953,8 +36800,8 @@
         </w:tc>
       </w:tr>
     </w:tbl>
-    <w:bookmarkEnd w:id="128"/>
-    <w:bookmarkStart w:id="129" w:name="north-africa"/>
+    <w:bookmarkEnd w:id="129"/>
+    <w:bookmarkStart w:id="130" w:name="north-africa"/>
     <w:p>
       <w:pPr>
         <w:pStyle w:val="Heading3"/>
@@ -35229,8 +37076,8 @@
         </w:tc>
       </w:tr>
     </w:tbl>
-    <w:bookmarkEnd w:id="129"/>
-    <w:bookmarkStart w:id="130" w:name="sahel-and-elsewhere"/>
+    <w:bookmarkEnd w:id="130"/>
+    <w:bookmarkStart w:id="131" w:name="sahel-and-elsewhere"/>
     <w:p>
       <w:pPr>
         <w:pStyle w:val="Heading3"/>
@@ -35567,8 +37414,8 @@
         </w:tc>
       </w:tr>
     </w:tbl>
-    <w:bookmarkEnd w:id="130"/>
-    <w:bookmarkStart w:id="131" w:name="conflict-affected-cities-excerpt"/>
+    <w:bookmarkEnd w:id="131"/>
+    <w:bookmarkStart w:id="132" w:name="conflict-affected-cities-excerpt"/>
     <w:p>
       <w:pPr>
         <w:pStyle w:val="Heading3"/>
@@ -36048,9 +37895,9 @@
         </w:tc>
       </w:tr>
     </w:tbl>
-    <w:bookmarkEnd w:id="131"/>
     <w:bookmarkEnd w:id="132"/>
-    <w:bookmarkStart w:id="134" w:name="annex-d-system-screenshots"/>
+    <w:bookmarkEnd w:id="133"/>
+    <w:bookmarkStart w:id="135" w:name="annex-d-system-screenshots"/>
     <w:p>
       <w:pPr>
         <w:pStyle w:val="Heading2"/>
@@ -36391,7 +38238,7 @@
         <w:t xml:space="preserve">examples.</w:t>
       </w:r>
     </w:p>
-    <w:bookmarkStart w:id="133" w:name="database-schema-postgresql"/>
+    <w:bookmarkStart w:id="134" w:name="database-schema-postgresql"/>
     <w:p>
       <w:pPr>
         <w:pStyle w:val="Heading3"/>
@@ -37262,9 +39109,9 @@
         <w:t xml:space="preserve">for the dashboard.</w:t>
       </w:r>
     </w:p>
-    <w:bookmarkEnd w:id="133"/>
     <w:bookmarkEnd w:id="134"/>
-    <w:bookmarkStart w:id="138" w:name="annex-e-sample-augmentation-templates"/>
+    <w:bookmarkEnd w:id="135"/>
+    <w:bookmarkStart w:id="139" w:name="annex-e-sample-augmentation-templates"/>
     <w:p>
       <w:pPr>
         <w:pStyle w:val="Heading2"/>
@@ -37305,7 +39152,7 @@
         <w:t xml:space="preserve">.</w:t>
       </w:r>
     </w:p>
-    <w:bookmarkStart w:id="135" w:name="verb-lexicons"/>
+    <w:bookmarkStart w:id="136" w:name="verb-lexicons"/>
     <w:p>
       <w:pPr>
         <w:pStyle w:val="Heading3"/>
@@ -37434,8 +39281,8 @@
         <w:t xml:space="preserve">defeated, overpowered.</w:t>
       </w:r>
     </w:p>
-    <w:bookmarkEnd w:id="135"/>
-    <w:bookmarkStart w:id="136" w:name="template-patterns"/>
+    <w:bookmarkEnd w:id="136"/>
+    <w:bookmarkStart w:id="137" w:name="template-patterns"/>
     <w:p>
       <w:pPr>
         <w:pStyle w:val="Heading3"/>
@@ -37635,8 +39482,8 @@
         <w:t xml:space="preserve">  {region}.</w:t>
       </w:r>
     </w:p>
-    <w:bookmarkEnd w:id="136"/>
-    <w:bookmarkStart w:id="137" w:name="date-forms"/>
+    <w:bookmarkEnd w:id="137"/>
+    <w:bookmarkStart w:id="138" w:name="date-forms"/>
     <w:p>
       <w:pPr>
         <w:pStyle w:val="Heading3"/>
@@ -37731,9 +39578,9 @@
         <w:t xml:space="preserve">.</w:t>
       </w:r>
     </w:p>
-    <w:bookmarkEnd w:id="137"/>
     <w:bookmarkEnd w:id="138"/>
-    <w:bookmarkStart w:id="143" w:name="X062ea367b8d35b1179b48ccc5fe6f05477c2190"/>
+    <w:bookmarkEnd w:id="139"/>
+    <w:bookmarkStart w:id="144" w:name="X062ea367b8d35b1179b48ccc5fe6f05477c2190"/>
     <w:p>
       <w:pPr>
         <w:pStyle w:val="Heading2"/>
@@ -37756,7 +39603,7 @@
         <w:t xml:space="preserve">acceptance testing session.</w:t>
       </w:r>
     </w:p>
-    <w:bookmarkStart w:id="139" w:name="demographic-information"/>
+    <w:bookmarkStart w:id="140" w:name="demographic-information"/>
     <w:p>
       <w:pPr>
         <w:pStyle w:val="Heading3"/>
@@ -37813,8 +39660,8 @@
         <w:t xml:space="preserve">[ ] Advanced</w:t>
       </w:r>
     </w:p>
-    <w:bookmarkEnd w:id="139"/>
-    <w:bookmarkStart w:id="140" w:name="tasks"/>
+    <w:bookmarkEnd w:id="140"/>
+    <w:bookmarkStart w:id="141" w:name="tasks"/>
     <w:p>
       <w:pPr>
         <w:pStyle w:val="Heading3"/>
@@ -37893,8 +39740,8 @@
         <w:t xml:space="preserve">6. Review a flagged event and either confirm or edit the extraction.</w:t>
       </w:r>
     </w:p>
-    <w:bookmarkEnd w:id="140"/>
-    <w:bookmarkStart w:id="141" w:name="likert-scale-evaluation"/>
+    <w:bookmarkEnd w:id="141"/>
+    <w:bookmarkStart w:id="142" w:name="likert-scale-evaluation"/>
     <w:p>
       <w:pPr>
         <w:pStyle w:val="Heading3"/>
@@ -38025,8 +39872,8 @@
         <w:t xml:space="preserve">The system response times felt acceptable for my use case.</w:t>
       </w:r>
     </w:p>
-    <w:bookmarkEnd w:id="141"/>
-    <w:bookmarkStart w:id="142" w:name="open-ended-questions"/>
+    <w:bookmarkEnd w:id="142"/>
+    <w:bookmarkStart w:id="143" w:name="open-ended-questions"/>
     <w:p>
       <w:pPr>
         <w:pStyle w:val="Heading3"/>
@@ -38095,10 +39942,10 @@
         <w:t xml:space="preserve">Reason: ____________________</w:t>
       </w:r>
     </w:p>
-    <w:bookmarkEnd w:id="142"/>
     <w:bookmarkEnd w:id="143"/>
     <w:bookmarkEnd w:id="144"/>
-    <w:bookmarkStart w:id="145" w:name="signed-declaration-sheet"/>
+    <w:bookmarkEnd w:id="145"/>
+    <w:bookmarkStart w:id="146" w:name="signed-declaration-sheet"/>
     <w:p>
       <w:pPr>
         <w:pStyle w:val="Heading1"/>
@@ -38229,7 +40076,7 @@
         <w:t xml:space="preserve">Date: ___________________________________________</w:t>
       </w:r>
     </w:p>
-    <w:bookmarkEnd w:id="145"/>
+    <w:bookmarkEnd w:id="146"/>
     <w:sectPr>
       <w:footnotePr>
         <w:numRestart w:val="eachSect"/>

--- a/backend/docs/thesis/thesis.docx
+++ b/backend/docs/thesis/thesis.docx
@@ -686,25 +686,25 @@
         <w:pStyle w:val="FirstParagraph"/>
       </w:pPr>
       <w:r>
-        <w:t xml:space="preserve">The author is deeply indebted to the advisor, Dr. Fekade Getrahun,</w:t>
-      </w:r>
-      <w:r>
-        <w:t xml:space="preserve"> </w:t>
-      </w:r>
-      <w:r>
-        <w:t xml:space="preserve">for the guidance, critical reading, and steady encouragement provided</w:t>
-      </w:r>
-      <w:r>
-        <w:t xml:space="preserve"> </w:t>
-      </w:r>
-      <w:r>
-        <w:t xml:space="preserve">throughout this research. His insistence on rigour and operational</w:t>
-      </w:r>
-      <w:r>
-        <w:t xml:space="preserve"> </w:t>
-      </w:r>
-      <w:r>
-        <w:t xml:space="preserve">relevance shaped every chapter of this thesis.</w:t>
+        <w:t xml:space="preserve">I am deeply indebted to my advisor, Dr. Fekade Getrahun, for his</w:t>
+      </w:r>
+      <w:r>
+        <w:t xml:space="preserve"> </w:t>
+      </w:r>
+      <w:r>
+        <w:t xml:space="preserve">guidance, critical reading, and steady encouragement throughout this</w:t>
+      </w:r>
+      <w:r>
+        <w:t xml:space="preserve"> </w:t>
+      </w:r>
+      <w:r>
+        <w:t xml:space="preserve">research. His insistence on rigour and operational relevance shaped</w:t>
+      </w:r>
+      <w:r>
+        <w:t xml:space="preserve"> </w:t>
+      </w:r>
+      <w:r>
+        <w:t xml:space="preserve">every chapter of this thesis.</w:t>
       </w:r>
     </w:p>
     <w:p>
@@ -712,43 +712,37 @@
         <w:pStyle w:val="BodyText"/>
       </w:pPr>
       <w:r>
-        <w:t xml:space="preserve">Sincere thanks are due to the staff of the Addis Ababa University</w:t>
-      </w:r>
-      <w:r>
-        <w:t xml:space="preserve"> </w:t>
-      </w:r>
-      <w:r>
-        <w:t xml:space="preserve">Department of Computer Science for their support during the</w:t>
-      </w:r>
-      <w:r>
-        <w:t xml:space="preserve"> </w:t>
-      </w:r>
-      <w:r>
-        <w:t xml:space="preserve">programme, and to the African Union Continental Early Warning System</w:t>
-      </w:r>
-      <w:r>
-        <w:t xml:space="preserve"> </w:t>
-      </w:r>
-      <w:r>
-        <w:t xml:space="preserve">(AU-CEWS) for articulating the operational requirements that</w:t>
-      </w:r>
-      <w:r>
-        <w:t xml:space="preserve"> </w:t>
-      </w:r>
-      <w:r>
-        <w:t xml:space="preserve">motivated this work. The Armed Conflict Location and Event Data</w:t>
-      </w:r>
-      <w:r>
-        <w:t xml:space="preserve"> </w:t>
-      </w:r>
-      <w:r>
-        <w:t xml:space="preserve">Project (ACLED) is gratefully acknowledged for maintaining the open</w:t>
-      </w:r>
-      <w:r>
-        <w:t xml:space="preserve"> </w:t>
-      </w:r>
-      <w:r>
-        <w:t xml:space="preserve">dataset on which this study relies.</w:t>
+        <w:t xml:space="preserve">I am grateful to the staff of the Addis Ababa University Department</w:t>
+      </w:r>
+      <w:r>
+        <w:t xml:space="preserve"> </w:t>
+      </w:r>
+      <w:r>
+        <w:t xml:space="preserve">of Computer Science for their support during the programme, and to</w:t>
+      </w:r>
+      <w:r>
+        <w:t xml:space="preserve"> </w:t>
+      </w:r>
+      <w:r>
+        <w:t xml:space="preserve">the African Union Continental Early Warning System (AU-CEWS) for</w:t>
+      </w:r>
+      <w:r>
+        <w:t xml:space="preserve"> </w:t>
+      </w:r>
+      <w:r>
+        <w:t xml:space="preserve">articulating the operational requirements that motivated this work.</w:t>
+      </w:r>
+      <w:r>
+        <w:t xml:space="preserve"> </w:t>
+      </w:r>
+      <w:r>
+        <w:t xml:space="preserve">I also thank the Armed Conflict Location and Event Data Project</w:t>
+      </w:r>
+      <w:r>
+        <w:t xml:space="preserve"> </w:t>
+      </w:r>
+      <w:r>
+        <w:t xml:space="preserve">(ACLED) for maintaining the open dataset on which this study relies.</w:t>
       </w:r>
     </w:p>
     <w:p>
@@ -756,19 +750,19 @@
         <w:pStyle w:val="BodyText"/>
       </w:pPr>
       <w:r>
-        <w:t xml:space="preserve">The author also acknowledges the prior thesis work of Taye</w:t>
-      </w:r>
-      <w:r>
-        <w:t xml:space="preserve"> </w:t>
-      </w:r>
-      <w:r>
-        <w:t xml:space="preserve">Abdulkadir, whose exploration of 5W extraction in the African context</w:t>
-      </w:r>
-      <w:r>
-        <w:t xml:space="preserve"> </w:t>
-      </w:r>
-      <w:r>
-        <w:t xml:space="preserve">provided a foundation that this research extends.</w:t>
+        <w:t xml:space="preserve">I acknowledge the prior thesis work of Taye Abdulkadir, whose</w:t>
+      </w:r>
+      <w:r>
+        <w:t xml:space="preserve"> </w:t>
+      </w:r>
+      <w:r>
+        <w:t xml:space="preserve">exploration of 5W extraction in the African context provided a</w:t>
+      </w:r>
+      <w:r>
+        <w:t xml:space="preserve"> </w:t>
+      </w:r>
+      <w:r>
+        <w:t xml:space="preserve">foundation that this research extends.</w:t>
       </w:r>
     </w:p>
     <w:p>
@@ -776,19 +770,13 @@
         <w:pStyle w:val="BodyText"/>
       </w:pPr>
       <w:r>
-        <w:t xml:space="preserve">Finally, deepest thanks are owed to the author’s family and friends</w:t>
-      </w:r>
-      <w:r>
-        <w:t xml:space="preserve"> </w:t>
-      </w:r>
-      <w:r>
-        <w:t xml:space="preserve">for their patience and support during the long months of training,</w:t>
-      </w:r>
-      <w:r>
-        <w:t xml:space="preserve"> </w:t>
-      </w:r>
-      <w:r>
-        <w:t xml:space="preserve">debugging, and writing.</w:t>
+        <w:t xml:space="preserve">Finally, I thank my family and friends for their patience and support</w:t>
+      </w:r>
+      <w:r>
+        <w:t xml:space="preserve"> </w:t>
+      </w:r>
+      <w:r>
+        <w:t xml:space="preserve">during the long months of training, debugging, and writing.</w:t>
       </w:r>
     </w:p>
     <w:bookmarkEnd w:id="12"/>

--- a/backend/docs/thesis/thesis.docx
+++ b/backend/docs/thesis/thesis.docx
@@ -5398,43 +5398,55 @@
         <w:pStyle w:val="FirstParagraph"/>
       </w:pPr>
       <w:r>
-        <w:t xml:space="preserve">This chapter introduces the research problem addressed in this thesis,</w:t>
-      </w:r>
-      <w:r>
-        <w:t xml:space="preserve"> </w:t>
-      </w:r>
-      <w:r>
-        <w:t xml:space="preserve">the motivation that drives it, and the objectives that guide the</w:t>
-      </w:r>
-      <w:r>
-        <w:t xml:space="preserve"> </w:t>
-      </w:r>
-      <w:r>
-        <w:t xml:space="preserve">investigation. It locates the work within the operational context of</w:t>
-      </w:r>
-      <w:r>
-        <w:t xml:space="preserve"> </w:t>
-      </w:r>
-      <w:r>
-        <w:t xml:space="preserve">African early warning and crisis response, summarises the methods</w:t>
-      </w:r>
-      <w:r>
-        <w:t xml:space="preserve"> </w:t>
-      </w:r>
-      <w:r>
-        <w:t xml:space="preserve">employed, defines the scope and limitations, and outlines the</w:t>
-      </w:r>
-      <w:r>
-        <w:t xml:space="preserve"> </w:t>
-      </w:r>
-      <w:r>
-        <w:t xml:space="preserve">remainder of the document. The chapter is intended to give the reader</w:t>
-      </w:r>
-      <w:r>
-        <w:t xml:space="preserve"> </w:t>
-      </w:r>
-      <w:r>
-        <w:t xml:space="preserve">sufficient context to follow the technical material that follows.</w:t>
+        <w:t xml:space="preserve">The research problem addressed by this thesis sits at the</w:t>
+      </w:r>
+      <w:r>
+        <w:t xml:space="preserve"> </w:t>
+      </w:r>
+      <w:r>
+        <w:t xml:space="preserve">intersection of three pressures: a flood of African violent-event</w:t>
+      </w:r>
+      <w:r>
+        <w:t xml:space="preserve"> </w:t>
+      </w:r>
+      <w:r>
+        <w:t xml:space="preserve">reporting in unstructured news text, an analyst workforce that</w:t>
+      </w:r>
+      <w:r>
+        <w:t xml:space="preserve"> </w:t>
+      </w:r>
+      <w:r>
+        <w:t xml:space="preserve">cannot read it fast enough, and an early-warning operational</w:t>
+      </w:r>
+      <w:r>
+        <w:t xml:space="preserve"> </w:t>
+      </w:r>
+      <w:r>
+        <w:t xml:space="preserve">requirement that depends on the timely conversion of that text into</w:t>
+      </w:r>
+      <w:r>
+        <w:t xml:space="preserve"> </w:t>
+      </w:r>
+      <w:r>
+        <w:t xml:space="preserve">structured records. The sections that follow lay out the background,</w:t>
+      </w:r>
+      <w:r>
+        <w:t xml:space="preserve"> </w:t>
+      </w:r>
+      <w:r>
+        <w:t xml:space="preserve">motivation, problem statement, objectives, and methods that frame</w:t>
+      </w:r>
+      <w:r>
+        <w:t xml:space="preserve"> </w:t>
+      </w:r>
+      <w:r>
+        <w:t xml:space="preserve">the rest of the work, and close with a roadmap to the remaining</w:t>
+      </w:r>
+      <w:r>
+        <w:t xml:space="preserve"> </w:t>
+      </w:r>
+      <w:r>
+        <w:t xml:space="preserve">chapters.</w:t>
       </w:r>
     </w:p>
     <w:bookmarkStart w:id="18" w:name="background"/>
@@ -5957,7 +5969,7 @@
         <w:pStyle w:val="BodyText"/>
       </w:pPr>
       <w:r>
-        <w:t xml:space="preserve">The author’s exposure to this operational context at the AU-CEWS</w:t>
+        <w:t xml:space="preserve">My own exposure to this operational context at the AU-CEWS</w:t>
       </w:r>
       <w:r>
         <w:t xml:space="preserve"> </w:t>
@@ -6746,7 +6758,7 @@
         <w:t xml:space="preserve"> </w:t>
       </w:r>
       <w:r>
-        <w:t xml:space="preserve">and a curated domain knowledge base is, to the best of the author’s</w:t>
+        <w:t xml:space="preserve">and a curated domain knowledge base is, to the best of my</w:t>
       </w:r>
       <w:r>
         <w:t xml:space="preserve"> </w:t>
@@ -8551,7 +8563,7 @@
         <w:t xml:space="preserve"> </w:t>
       </w:r>
       <w:r>
-        <w:t xml:space="preserve">will identify the specific gaps that the present work bridges.</w:t>
+        <w:t xml:space="preserve">will identify the specific gaps that VioNER bridges.</w:t>
       </w:r>
       <w:r>
         <w:t xml:space="preserve"> </w:t>
@@ -8642,61 +8654,49 @@
         <w:pStyle w:val="FirstParagraph"/>
       </w:pPr>
       <w:r>
-        <w:t xml:space="preserve">This chapter reviews the theoretical and methodological literature</w:t>
-      </w:r>
-      <w:r>
-        <w:t xml:space="preserve"> </w:t>
-      </w:r>
-      <w:r>
-        <w:t xml:space="preserve">that underpins the work presented in this thesis. The review begins</w:t>
-      </w:r>
-      <w:r>
-        <w:t xml:space="preserve"> </w:t>
-      </w:r>
-      <w:r>
-        <w:t xml:space="preserve">with the broader fields of Information Extraction and Event</w:t>
-      </w:r>
-      <w:r>
-        <w:t xml:space="preserve"> </w:t>
-      </w:r>
-      <w:r>
-        <w:t xml:space="preserve">Extraction, then narrows to Named Entity Recognition, the transformer</w:t>
-      </w:r>
-      <w:r>
-        <w:t xml:space="preserve"> </w:t>
-      </w:r>
-      <w:r>
-        <w:t xml:space="preserve">architecture and BERT, methods for handling class imbalance in token</w:t>
-      </w:r>
-      <w:r>
-        <w:t xml:space="preserve"> </w:t>
-      </w:r>
-      <w:r>
-        <w:t xml:space="preserve">classification, the family of conflict-event databases that shape the</w:t>
-      </w:r>
-      <w:r>
-        <w:t xml:space="preserve"> </w:t>
-      </w:r>
-      <w:r>
-        <w:t xml:space="preserve">operational context, and finally the use of knowledge bases and</w:t>
-      </w:r>
-      <w:r>
-        <w:t xml:space="preserve"> </w:t>
-      </w:r>
-      <w:r>
-        <w:t xml:space="preserve">ontologies in representing extracted events. Specific paper-by-paper</w:t>
-      </w:r>
-      <w:r>
-        <w:t xml:space="preserve"> </w:t>
-      </w:r>
-      <w:r>
-        <w:t xml:space="preserve">reviews of the most directly related prior systems are deferred to</w:t>
-      </w:r>
-      <w:r>
-        <w:t xml:space="preserve"> </w:t>
-      </w:r>
-      <w:r>
-        <w:t xml:space="preserve">Chapter 3.</w:t>
+        <w:t xml:space="preserve">Five strands of literature inform this thesis: information and</w:t>
+      </w:r>
+      <w:r>
+        <w:t xml:space="preserve"> </w:t>
+      </w:r>
+      <w:r>
+        <w:t xml:space="preserve">event extraction, named entity recognition, the transformer</w:t>
+      </w:r>
+      <w:r>
+        <w:t xml:space="preserve"> </w:t>
+      </w:r>
+      <w:r>
+        <w:t xml:space="preserve">architecture and BERT, methods for handling severe class imbalance</w:t>
+      </w:r>
+      <w:r>
+        <w:t xml:space="preserve"> </w:t>
+      </w:r>
+      <w:r>
+        <w:t xml:space="preserve">in token classification, and the conflict-event database tradition</w:t>
+      </w:r>
+      <w:r>
+        <w:t xml:space="preserve"> </w:t>
+      </w:r>
+      <w:r>
+        <w:t xml:space="preserve">that frames the operational context. Each is summarised below, with</w:t>
+      </w:r>
+      <w:r>
+        <w:t xml:space="preserve"> </w:t>
+      </w:r>
+      <w:r>
+        <w:t xml:space="preserve">a final section on knowledge-base and ontology approaches to event</w:t>
+      </w:r>
+      <w:r>
+        <w:t xml:space="preserve"> </w:t>
+      </w:r>
+      <w:r>
+        <w:t xml:space="preserve">representation. Paper-by-paper reviews of the most directly related</w:t>
+      </w:r>
+      <w:r>
+        <w:t xml:space="preserve"> </w:t>
+      </w:r>
+      <w:r>
+        <w:t xml:space="preserve">systems are deferred to Chapter 3.</w:t>
       </w:r>
     </w:p>
     <w:bookmarkStart w:id="34" w:name="Xd2bb5b8f8ec340a7248758f261acec580f44b94"/>
@@ -10925,43 +10925,49 @@
         <w:pStyle w:val="FirstParagraph"/>
       </w:pPr>
       <w:r>
-        <w:t xml:space="preserve">This chapter reviews prior systems most directly related to the</w:t>
-      </w:r>
-      <w:r>
-        <w:t xml:space="preserve"> </w:t>
-      </w:r>
-      <w:r>
-        <w:t xml:space="preserve">present work. The review is intentionally narrower than the</w:t>
-      </w:r>
-      <w:r>
-        <w:t xml:space="preserve"> </w:t>
-      </w:r>
-      <w:r>
-        <w:t xml:space="preserve">literature review in Chapter 2: only published papers, peer-reviewed</w:t>
-      </w:r>
-      <w:r>
-        <w:t xml:space="preserve"> </w:t>
-      </w:r>
-      <w:r>
-        <w:t xml:space="preserve">conference proceedings, masters and doctoral theses, and technical</w:t>
-      </w:r>
-      <w:r>
-        <w:t xml:space="preserve"> </w:t>
-      </w:r>
-      <w:r>
-        <w:t xml:space="preserve">reports that present concrete systems are included, and each entry is</w:t>
-      </w:r>
-      <w:r>
-        <w:t xml:space="preserve"> </w:t>
-      </w:r>
-      <w:r>
-        <w:t xml:space="preserve">read in light of how it informs or differs from VioNER. The chapter</w:t>
-      </w:r>
-      <w:r>
-        <w:t xml:space="preserve"> </w:t>
-      </w:r>
-      <w:r>
-        <w:t xml:space="preserve">concludes with a synthesis of the gaps that the thesis bridges.</w:t>
+        <w:t xml:space="preserve">Where Chapter 2 surveyed the field at the level of theory and</w:t>
+      </w:r>
+      <w:r>
+        <w:t xml:space="preserve"> </w:t>
+      </w:r>
+      <w:r>
+        <w:t xml:space="preserve">methods, this chapter zooms in on the specific systems that VioNER</w:t>
+      </w:r>
+      <w:r>
+        <w:t xml:space="preserve"> </w:t>
+      </w:r>
+      <w:r>
+        <w:t xml:space="preserve">either builds on or distinguishes itself from. Only concrete systems</w:t>
+      </w:r>
+      <w:r>
+        <w:t xml:space="preserve"> </w:t>
+      </w:r>
+      <w:r>
+        <w:t xml:space="preserve">are reviewed — published papers, peer-reviewed conference</w:t>
+      </w:r>
+      <w:r>
+        <w:t xml:space="preserve"> </w:t>
+      </w:r>
+      <w:r>
+        <w:t xml:space="preserve">proceedings, masters and doctoral theses, and technical reports —</w:t>
+      </w:r>
+      <w:r>
+        <w:t xml:space="preserve"> </w:t>
+      </w:r>
+      <w:r>
+        <w:t xml:space="preserve">and each is read in light of what it tells me about the design</w:t>
+      </w:r>
+      <w:r>
+        <w:t xml:space="preserve"> </w:t>
+      </w:r>
+      <w:r>
+        <w:t xml:space="preserve">choices I had to make in VioNER. A summary of the gaps that</w:t>
+      </w:r>
+      <w:r>
+        <w:t xml:space="preserve"> </w:t>
+      </w:r>
+      <w:r>
+        <w:t xml:space="preserve">VioNER bridges closes the chapter.</w:t>
       </w:r>
     </w:p>
     <w:bookmarkStart w:id="42" w:name="general-event-extraction-from-news"/>
@@ -11298,13 +11304,13 @@
         <w:t xml:space="preserve"> </w:t>
       </w:r>
       <w:r>
-        <w:t xml:space="preserve">discussion text. Their approach is orthogonal to the present work in</w:t>
-      </w:r>
-      <w:r>
-        <w:t xml:space="preserve"> </w:t>
-      </w:r>
-      <w:r>
-        <w:t xml:space="preserve">several ways. Planned events differ qualitatively from violent</w:t>
+        <w:t xml:space="preserve">discussion text. Their approach is orthogonal to mine in several</w:t>
+      </w:r>
+      <w:r>
+        <w:t xml:space="preserve"> </w:t>
+      </w:r>
+      <w:r>
+        <w:t xml:space="preserve">ways. Planned events differ qualitatively from violent</w:t>
       </w:r>
       <w:r>
         <w:t xml:space="preserve"> </w:t>
@@ -11470,49 +11476,43 @@
         <w:pStyle w:val="BodyText"/>
       </w:pPr>
       <w:r>
-        <w:t xml:space="preserve">The differences between Taye Abdulkadir’s work and the present thesis</w:t>
-      </w:r>
-      <w:r>
-        <w:t xml:space="preserve"> </w:t>
-      </w:r>
-      <w:r>
-        <w:t xml:space="preserve">are substantial. First, Taye Abdulkadir’s implementation uses</w:t>
-      </w:r>
-      <w:r>
-        <w:t xml:space="preserve"> </w:t>
-      </w:r>
-      <w:r>
-        <w:t xml:space="preserve">Stanford CoreNLP and Weka, which limits access to modern transformer</w:t>
-      </w:r>
-      <w:r>
-        <w:t xml:space="preserve"> </w:t>
-      </w:r>
-      <w:r>
-        <w:t xml:space="preserve">architectures; the present work uses Hugging Face Transformers and a</w:t>
-      </w:r>
-      <w:r>
-        <w:t xml:space="preserve"> </w:t>
-      </w:r>
-      <w:r>
-        <w:t xml:space="preserve">fine-tuned BERT. Second, Taye Abdulkadir’s annotated corpus is</w:t>
-      </w:r>
-      <w:r>
-        <w:t xml:space="preserve"> </w:t>
-      </w:r>
-      <w:r>
-        <w:t xml:space="preserve">modest in size, whereas the present work uses approximately fifty</w:t>
-      </w:r>
-      <w:r>
-        <w:t xml:space="preserve"> </w:t>
-      </w:r>
-      <w:r>
-        <w:t xml:space="preserve">thousand training examples derived from ACLED and template</w:t>
-      </w:r>
-      <w:r>
-        <w:t xml:space="preserve"> </w:t>
-      </w:r>
-      <w:r>
-        <w:t xml:space="preserve">augmentation. Third, the present work develops an explicit</w:t>
+        <w:t xml:space="preserve">The differences between Taye Abdulkadir’s work and mine are</w:t>
+      </w:r>
+      <w:r>
+        <w:t xml:space="preserve"> </w:t>
+      </w:r>
+      <w:r>
+        <w:t xml:space="preserve">substantial. First, that implementation uses Stanford CoreNLP and</w:t>
+      </w:r>
+      <w:r>
+        <w:t xml:space="preserve"> </w:t>
+      </w:r>
+      <w:r>
+        <w:t xml:space="preserve">Weka, which limits access to modern transformer architectures; I</w:t>
+      </w:r>
+      <w:r>
+        <w:t xml:space="preserve"> </w:t>
+      </w:r>
+      <w:r>
+        <w:t xml:space="preserve">use Hugging Face Transformers and a fine-tuned BERT. Second, the</w:t>
+      </w:r>
+      <w:r>
+        <w:t xml:space="preserve"> </w:t>
+      </w:r>
+      <w:r>
+        <w:t xml:space="preserve">earlier annotated corpus is modest in size, while VioNER trains on</w:t>
+      </w:r>
+      <w:r>
+        <w:t xml:space="preserve"> </w:t>
+      </w:r>
+      <w:r>
+        <w:t xml:space="preserve">approximately fifty thousand examples derived from ACLED and</w:t>
+      </w:r>
+      <w:r>
+        <w:t xml:space="preserve"> </w:t>
+      </w:r>
+      <w:r>
+        <w:t xml:space="preserve">template augmentation. Third, this thesis develops an explicit</w:t>
       </w:r>
       <w:r>
         <w:t xml:space="preserve"> </w:t>
@@ -11524,31 +11524,37 @@
         <w:t xml:space="preserve"> </w:t>
       </w:r>
       <w:r>
-        <w:t xml:space="preserve">ninety-five terminal categories, supports a curated knowledge base of</w:t>
-      </w:r>
-      <w:r>
-        <w:t xml:space="preserve"> </w:t>
-      </w:r>
-      <w:r>
-        <w:t xml:space="preserve">armed groups and locations, and packages the system as a deployable</w:t>
-      </w:r>
-      <w:r>
-        <w:t xml:space="preserve"> </w:t>
-      </w:r>
-      <w:r>
-        <w:t xml:space="preserve">web application; Taye Abdulkadir’s work stops at the model boundary.</w:t>
-      </w:r>
-      <w:r>
-        <w:t xml:space="preserve"> </w:t>
-      </w:r>
-      <w:r>
-        <w:t xml:space="preserve">Fourth, the present work documents and addresses class imbalance</w:t>
-      </w:r>
-      <w:r>
-        <w:t xml:space="preserve"> </w:t>
-      </w:r>
-      <w:r>
-        <w:t xml:space="preserve">explicitly through focal loss and stratified sampling.</w:t>
+        <w:t xml:space="preserve">ninety-five terminal categories, curates a knowledge base of armed</w:t>
+      </w:r>
+      <w:r>
+        <w:t xml:space="preserve"> </w:t>
+      </w:r>
+      <w:r>
+        <w:t xml:space="preserve">groups and locations, and packages the system as a deployable web</w:t>
+      </w:r>
+      <w:r>
+        <w:t xml:space="preserve"> </w:t>
+      </w:r>
+      <w:r>
+        <w:t xml:space="preserve">application; Taye Abdulkadir’s work stops at the model boundary.</w:t>
+      </w:r>
+      <w:r>
+        <w:t xml:space="preserve"> </w:t>
+      </w:r>
+      <w:r>
+        <w:t xml:space="preserve">Fourth, I address class imbalance explicitly through focal loss and</w:t>
+      </w:r>
+      <w:r>
+        <w:t xml:space="preserve"> </w:t>
+      </w:r>
+      <w:r>
+        <w:t xml:space="preserve">stratified sampling rather than leaving it to the supervised</w:t>
+      </w:r>
+      <w:r>
+        <w:t xml:space="preserve"> </w:t>
+      </w:r>
+      <w:r>
+        <w:t xml:space="preserve">learner.</w:t>
       </w:r>
     </w:p>
     <w:p>
@@ -12743,25 +12749,19 @@
         <w:t xml:space="preserve"> </w:t>
       </w:r>
       <w:r>
-        <w:t xml:space="preserve">CoreNLP + Weka). VioNER is, to the best of the author’s</w:t>
-      </w:r>
-      <w:r>
-        <w:t xml:space="preserve"> </w:t>
-      </w:r>
-      <w:r>
-        <w:t xml:space="preserve">knowledge, the first fine-tuned transformer NER model targeted</w:t>
-      </w:r>
-      <w:r>
-        <w:t xml:space="preserve"> </w:t>
-      </w:r>
-      <w:r>
-        <w:t xml:space="preserve">specifically at African violent-event 5W1H extraction at the</w:t>
-      </w:r>
-      <w:r>
-        <w:t xml:space="preserve"> </w:t>
-      </w:r>
-      <w:r>
-        <w:t xml:space="preserve">50,000-example scale.</w:t>
+        <w:t xml:space="preserve">CoreNLP + Weka). VioNER is, to the best of my knowledge, the</w:t>
+      </w:r>
+      <w:r>
+        <w:t xml:space="preserve"> </w:t>
+      </w:r>
+      <w:r>
+        <w:t xml:space="preserve">first fine-tuned transformer NER model targeted specifically at</w:t>
+      </w:r>
+      <w:r>
+        <w:t xml:space="preserve"> </w:t>
+      </w:r>
+      <w:r>
+        <w:t xml:space="preserve">African violent-event 5W1H extraction at the 50,000-example scale.</w:t>
       </w:r>
     </w:p>
     <w:p>
@@ -12783,49 +12783,43 @@
         <w:t xml:space="preserve"> </w:t>
       </w:r>
       <w:r>
-        <w:t xml:space="preserve">No prior open</w:t>
-      </w:r>
-      <w:r>
-        <w:t xml:space="preserve"> </w:t>
-      </w:r>
-      <w:r>
-        <w:t xml:space="preserve">taxonomy of African violent events at this level of granularity</w:t>
-      </w:r>
-      <w:r>
-        <w:t xml:space="preserve"> </w:t>
-      </w:r>
-      <w:r>
-        <w:t xml:space="preserve">has been published, to the best of the author’s knowledge.</w:t>
-      </w:r>
-      <w:r>
-        <w:t xml:space="preserve"> </w:t>
-      </w:r>
-      <w:r>
-        <w:t xml:space="preserve">ACLED’s taxonomy reaches two levels with approximately</w:t>
-      </w:r>
-      <w:r>
-        <w:t xml:space="preserve"> </w:t>
-      </w:r>
-      <w:r>
-        <w:t xml:space="preserve">twenty-five sub-event categories; UCDP and GDELT/CAMEO are</w:t>
-      </w:r>
-      <w:r>
-        <w:t xml:space="preserve"> </w:t>
-      </w:r>
-      <w:r>
-        <w:t xml:space="preserve">coarser-grained. The four-level VioNER taxonomy with</w:t>
-      </w:r>
-      <w:r>
-        <w:t xml:space="preserve"> </w:t>
-      </w:r>
-      <w:r>
-        <w:t xml:space="preserve">approximately ninety-five terminal categories is presented in</w:t>
-      </w:r>
-      <w:r>
-        <w:t xml:space="preserve"> </w:t>
-      </w:r>
-      <w:r>
-        <w:t xml:space="preserve">full in Annex B.</w:t>
+        <w:t xml:space="preserve">To the best of</w:t>
+      </w:r>
+      <w:r>
+        <w:t xml:space="preserve"> </w:t>
+      </w:r>
+      <w:r>
+        <w:t xml:space="preserve">my knowledge, no prior open taxonomy of African violent events at</w:t>
+      </w:r>
+      <w:r>
+        <w:t xml:space="preserve"> </w:t>
+      </w:r>
+      <w:r>
+        <w:t xml:space="preserve">this level of granularity has been published. ACLED’s taxonomy</w:t>
+      </w:r>
+      <w:r>
+        <w:t xml:space="preserve"> </w:t>
+      </w:r>
+      <w:r>
+        <w:t xml:space="preserve">reaches two levels with approximately twenty-five sub-event</w:t>
+      </w:r>
+      <w:r>
+        <w:t xml:space="preserve"> </w:t>
+      </w:r>
+      <w:r>
+        <w:t xml:space="preserve">categories; UCDP and GDELT/CAMEO are coarser-grained. The</w:t>
+      </w:r>
+      <w:r>
+        <w:t xml:space="preserve"> </w:t>
+      </w:r>
+      <w:r>
+        <w:t xml:space="preserve">four-level VioNER taxonomy with approximately ninety-five terminal</w:t>
+      </w:r>
+      <w:r>
+        <w:t xml:space="preserve"> </w:t>
+      </w:r>
+      <w:r>
+        <w:t xml:space="preserve">categories is presented in full in Annex B.</w:t>
       </w:r>
     </w:p>
     <w:p>
@@ -12859,7 +12853,7 @@
         <w:t xml:space="preserve"> </w:t>
       </w:r>
       <w:r>
-        <w:t xml:space="preserve">a learned extractor, used for both validation (flagging</w:t>
+        <w:t xml:space="preserve">a learned extractor — used for both validation (flagging</w:t>
       </w:r>
       <w:r>
         <w:t xml:space="preserve"> </w:t>
@@ -12877,13 +12871,13 @@
         <w:t xml:space="preserve"> </w:t>
       </w:r>
       <w:r>
-        <w:t xml:space="preserve">metadata to cities), is, to the best of the author’s knowledge,</w:t>
-      </w:r>
-      <w:r>
-        <w:t xml:space="preserve"> </w:t>
-      </w:r>
-      <w:r>
-        <w:t xml:space="preserve">a contribution.</w:t>
+        <w:t xml:space="preserve">metadata to cities) — is, to the best of my knowledge, a</w:t>
+      </w:r>
+      <w:r>
+        <w:t xml:space="preserve"> </w:t>
+      </w:r>
+      <w:r>
+        <w:t xml:space="preserve">contribution.</w:t>
       </w:r>
     </w:p>
     <w:p>
@@ -12960,49 +12954,49 @@
         <w:pStyle w:val="FirstParagraph"/>
       </w:pPr>
       <w:r>
-        <w:t xml:space="preserve">This chapter presents the design of the VioNER system. It first</w:t>
-      </w:r>
-      <w:r>
-        <w:t xml:space="preserve"> </w:t>
-      </w:r>
-      <w:r>
-        <w:t xml:space="preserve">states the design principles that guide the construction, then</w:t>
-      </w:r>
-      <w:r>
-        <w:t xml:space="preserve"> </w:t>
-      </w:r>
-      <w:r>
-        <w:t xml:space="preserve">describes the system architecture at a high level, defines the entity</w:t>
-      </w:r>
-      <w:r>
-        <w:t xml:space="preserve"> </w:t>
-      </w:r>
-      <w:r>
-        <w:t xml:space="preserve">schema and BIO encoding, presents the hierarchical taxonomy, specifies</w:t>
-      </w:r>
-      <w:r>
-        <w:t xml:space="preserve"> </w:t>
-      </w:r>
-      <w:r>
-        <w:t xml:space="preserve">the knowledge base, details the training pipeline, the inference</w:t>
-      </w:r>
-      <w:r>
-        <w:t xml:space="preserve"> </w:t>
-      </w:r>
-      <w:r>
-        <w:t xml:space="preserve">pipeline, and the web application architecture. Implementation</w:t>
-      </w:r>
-      <w:r>
-        <w:t xml:space="preserve"> </w:t>
-      </w:r>
-      <w:r>
-        <w:t xml:space="preserve">detail and the specific technology choices made to realise this</w:t>
-      </w:r>
-      <w:r>
-        <w:t xml:space="preserve"> </w:t>
-      </w:r>
-      <w:r>
-        <w:t xml:space="preserve">design are deferred to Chapter 5.</w:t>
+        <w:t xml:space="preserve">The design of VioNER answers a sequence of questions: what to</w:t>
+      </w:r>
+      <w:r>
+        <w:t xml:space="preserve"> </w:t>
+      </w:r>
+      <w:r>
+        <w:t xml:space="preserve">extract, in what schema, how to train the extractor, how to make</w:t>
+      </w:r>
+      <w:r>
+        <w:t xml:space="preserve"> </w:t>
+      </w:r>
+      <w:r>
+        <w:t xml:space="preserve">its output trustworthy, and how to put it in front of an analyst.</w:t>
+      </w:r>
+      <w:r>
+        <w:t xml:space="preserve"> </w:t>
+      </w:r>
+      <w:r>
+        <w:t xml:space="preserve">Each section below addresses one of these in turn — design</w:t>
+      </w:r>
+      <w:r>
+        <w:t xml:space="preserve"> </w:t>
+      </w:r>
+      <w:r>
+        <w:t xml:space="preserve">principles, system architecture, entity schema, hierarchical</w:t>
+      </w:r>
+      <w:r>
+        <w:t xml:space="preserve"> </w:t>
+      </w:r>
+      <w:r>
+        <w:t xml:space="preserve">taxonomy, knowledge base, training pipeline, inference pipeline, and</w:t>
+      </w:r>
+      <w:r>
+        <w:t xml:space="preserve"> </w:t>
+      </w:r>
+      <w:r>
+        <w:t xml:space="preserve">the web application that sits on top. Implementation-level detail</w:t>
+      </w:r>
+      <w:r>
+        <w:t xml:space="preserve"> </w:t>
+      </w:r>
+      <w:r>
+        <w:t xml:space="preserve">and specific technology choices are deferred to Chapter 5.</w:t>
       </w:r>
     </w:p>
     <w:bookmarkStart w:id="48" w:name="design-principles"/>
@@ -18222,43 +18216,43 @@
         <w:pStyle w:val="FirstParagraph"/>
       </w:pPr>
       <w:r>
-        <w:t xml:space="preserve">This chapter describes the implementation of the VioNER system. It</w:t>
-      </w:r>
-      <w:r>
-        <w:t xml:space="preserve"> </w:t>
-      </w:r>
-      <w:r>
-        <w:t xml:space="preserve">documents the technology stack, the data preparation flow, the</w:t>
-      </w:r>
-      <w:r>
-        <w:t xml:space="preserve"> </w:t>
-      </w:r>
-      <w:r>
-        <w:t xml:space="preserve">training procedure, the focal-loss implementation, the back-end</w:t>
-      </w:r>
-      <w:r>
-        <w:t xml:space="preserve"> </w:t>
-      </w:r>
-      <w:r>
-        <w:t xml:space="preserve">services and API surface, the front-end application, and the</w:t>
-      </w:r>
-      <w:r>
-        <w:t xml:space="preserve"> </w:t>
-      </w:r>
-      <w:r>
-        <w:t xml:space="preserve">containerised deployment. The chapter complements Chapter 4: where</w:t>
-      </w:r>
-      <w:r>
-        <w:t xml:space="preserve"> </w:t>
-      </w:r>
-      <w:r>
-        <w:t xml:space="preserve">that chapter described what the system does and why, this one</w:t>
-      </w:r>
-      <w:r>
-        <w:t xml:space="preserve"> </w:t>
-      </w:r>
-      <w:r>
-        <w:t xml:space="preserve">describes how it does it.</w:t>
+        <w:t xml:space="preserve">Where Chapter 4 described what VioNER does and why, this chapter</w:t>
+      </w:r>
+      <w:r>
+        <w:t xml:space="preserve"> </w:t>
+      </w:r>
+      <w:r>
+        <w:t xml:space="preserve">documents how it actually does it: the technology stack, the data</w:t>
+      </w:r>
+      <w:r>
+        <w:t xml:space="preserve"> </w:t>
+      </w:r>
+      <w:r>
+        <w:t xml:space="preserve">preparation flow, the training procedure, the focal-loss</w:t>
+      </w:r>
+      <w:r>
+        <w:t xml:space="preserve"> </w:t>
+      </w:r>
+      <w:r>
+        <w:t xml:space="preserve">implementation, the back-end services and API surface, the</w:t>
+      </w:r>
+      <w:r>
+        <w:t xml:space="preserve"> </w:t>
+      </w:r>
+      <w:r>
+        <w:t xml:space="preserve">front-end application, and the containerised deployment. Code</w:t>
+      </w:r>
+      <w:r>
+        <w:t xml:space="preserve"> </w:t>
+      </w:r>
+      <w:r>
+        <w:t xml:space="preserve">listings are kept short throughout; the full source lives in the</w:t>
+      </w:r>
+      <w:r>
+        <w:t xml:space="preserve"> </w:t>
+      </w:r>
+      <w:r>
+        <w:t xml:space="preserve">accompanying repository.</w:t>
       </w:r>
     </w:p>
     <w:bookmarkStart w:id="64" w:name="technology-stack"/>
@@ -22090,49 +22084,55 @@
         <w:pStyle w:val="FirstParagraph"/>
       </w:pPr>
       <w:r>
-        <w:t xml:space="preserve">This chapter presents the empirical evaluation of VioNER. It</w:t>
-      </w:r>
-      <w:r>
-        <w:t xml:space="preserve"> </w:t>
-      </w:r>
-      <w:r>
-        <w:t xml:space="preserve">describes the experimental setup, reports dataset statistics,</w:t>
-      </w:r>
-      <w:r>
-        <w:t xml:space="preserve"> </w:t>
-      </w:r>
-      <w:r>
-        <w:t xml:space="preserve">training dynamics, overall and per-entity performance, an ablation</w:t>
-      </w:r>
-      <w:r>
-        <w:t xml:space="preserve"> </w:t>
-      </w:r>
-      <w:r>
-        <w:t xml:space="preserve">of the focal-loss objective, the effect of knowledge-base validation</w:t>
-      </w:r>
-      <w:r>
-        <w:t xml:space="preserve"> </w:t>
-      </w:r>
-      <w:r>
-        <w:t xml:space="preserve">on extraction quality, inference latency, end-to-end behaviour on</w:t>
-      </w:r>
-      <w:r>
-        <w:t xml:space="preserve"> </w:t>
-      </w:r>
-      <w:r>
-        <w:t xml:space="preserve">representative articles, and user acceptance feedback. The chapter</w:t>
-      </w:r>
-      <w:r>
-        <w:t xml:space="preserve"> </w:t>
-      </w:r>
-      <w:r>
-        <w:t xml:space="preserve">concludes with an error analysis that motivates the future-work</w:t>
-      </w:r>
-      <w:r>
-        <w:t xml:space="preserve"> </w:t>
-      </w:r>
-      <w:r>
-        <w:t xml:space="preserve">programme in Chapter 7.</w:t>
+        <w:t xml:space="preserve">A system this size has to be evaluated on several axes: how well</w:t>
+      </w:r>
+      <w:r>
+        <w:t xml:space="preserve"> </w:t>
+      </w:r>
+      <w:r>
+        <w:t xml:space="preserve">the model fits the training distribution, how it performs per</w:t>
+      </w:r>
+      <w:r>
+        <w:t xml:space="preserve"> </w:t>
+      </w:r>
+      <w:r>
+        <w:t xml:space="preserve">entity, how much of that performance is attributable to the</w:t>
+      </w:r>
+      <w:r>
+        <w:t xml:space="preserve"> </w:t>
+      </w:r>
+      <w:r>
+        <w:t xml:space="preserve">focal-loss decision, how the knowledge-base layer changes the</w:t>
+      </w:r>
+      <w:r>
+        <w:t xml:space="preserve"> </w:t>
+      </w:r>
+      <w:r>
+        <w:t xml:space="preserve">output, how fast it runs in practice, and whether real users can</w:t>
+      </w:r>
+      <w:r>
+        <w:t xml:space="preserve"> </w:t>
+      </w:r>
+      <w:r>
+        <w:t xml:space="preserve">actually drive it. The sections below walk through each of these in</w:t>
+      </w:r>
+      <w:r>
+        <w:t xml:space="preserve"> </w:t>
+      </w:r>
+      <w:r>
+        <w:t xml:space="preserve">turn, ending with a discussion section, a threats-to-validity</w:t>
+      </w:r>
+      <w:r>
+        <w:t xml:space="preserve"> </w:t>
+      </w:r>
+      <w:r>
+        <w:t xml:space="preserve">section, and an error analysis that feeds the future-work programme</w:t>
+      </w:r>
+      <w:r>
+        <w:t xml:space="preserve"> </w:t>
+      </w:r>
+      <w:r>
+        <w:t xml:space="preserve">in Chapter 7.</w:t>
       </w:r>
     </w:p>
     <w:bookmarkStart w:id="73" w:name="experimental-setup"/>
@@ -28898,7 +28898,7 @@
         <w:t xml:space="preserve"> </w:t>
       </w:r>
       <w:r>
-        <w:t xml:space="preserve">The ablation in Table 6.5 shows that the</w:t>
+        <w:t xml:space="preserve">The ablation in Table 6.8 shows that the</w:t>
       </w:r>
       <w:r>
         <w:t xml:space="preserve"> </w:t>
@@ -29502,25 +29502,43 @@
         <w:pStyle w:val="FirstParagraph"/>
       </w:pPr>
       <w:r>
-        <w:t xml:space="preserve">This chapter concludes the thesis. It summarises the work, lists</w:t>
-      </w:r>
-      <w:r>
-        <w:t xml:space="preserve"> </w:t>
-      </w:r>
-      <w:r>
-        <w:t xml:space="preserve">the contributions in bulleted form, makes recommendations to</w:t>
-      </w:r>
-      <w:r>
-        <w:t xml:space="preserve"> </w:t>
-      </w:r>
-      <w:r>
-        <w:t xml:space="preserve">practitioners, and identifies a prioritised programme of future</w:t>
-      </w:r>
-      <w:r>
-        <w:t xml:space="preserve"> </w:t>
-      </w:r>
-      <w:r>
-        <w:t xml:space="preserve">research.</w:t>
+        <w:t xml:space="preserve">What follows is the wrap-up: a brief summary of what was built, an</w:t>
+      </w:r>
+      <w:r>
+        <w:t xml:space="preserve"> </w:t>
+      </w:r>
+      <w:r>
+        <w:t xml:space="preserve">explicit mapping from the research questions stated in Chapter 1 to</w:t>
+      </w:r>
+      <w:r>
+        <w:t xml:space="preserve"> </w:t>
+      </w:r>
+      <w:r>
+        <w:t xml:space="preserve">the answers reached in Chapters 4 to 6, a bulleted list of</w:t>
+      </w:r>
+      <w:r>
+        <w:t xml:space="preserve"> </w:t>
+      </w:r>
+      <w:r>
+        <w:t xml:space="preserve">contributions, recommendations for organisations considering</w:t>
+      </w:r>
+      <w:r>
+        <w:t xml:space="preserve"> </w:t>
+      </w:r>
+      <w:r>
+        <w:t xml:space="preserve">adoption, and a prioritised programme of future work that addresses</w:t>
+      </w:r>
+      <w:r>
+        <w:t xml:space="preserve"> </w:t>
+      </w:r>
+      <w:r>
+        <w:t xml:space="preserve">the limitations honestly acknowledged in Section 1.6 and the</w:t>
+      </w:r>
+      <w:r>
+        <w:t xml:space="preserve"> </w:t>
+      </w:r>
+      <w:r>
+        <w:t xml:space="preserve">threats-to-validity discussion in Section 6.13.</w:t>
       </w:r>
     </w:p>
     <w:bookmarkStart w:id="87" w:name="summary"/>
@@ -29980,7 +29998,7 @@
         <w:t xml:space="preserve"> </w:t>
       </w:r>
       <w:r>
-        <w:t xml:space="preserve">distribution reported in Table 6.4, with the lowest-performing</w:t>
+        <w:t xml:space="preserve">distribution reported in Table 6.7, with the lowest-performing</w:t>
       </w:r>
       <w:r>
         <w:t xml:space="preserve"> </w:t>
@@ -29992,7 +30010,7 @@
         <w:t xml:space="preserve"> </w:t>
       </w:r>
       <w:r>
-        <w:t xml:space="preserve">(DATE) at F1 0.956. The ablation in Table 6.5 shows that the</w:t>
+        <w:t xml:space="preserve">(DATE) at F1 0.956. The ablation in Table 6.8 shows that the</w:t>
       </w:r>
       <w:r>
         <w:t xml:space="preserve"> </w:t>

--- a/backend/docs/thesis/thesis.docx
+++ b/backend/docs/thesis/thesis.docx
@@ -5531,67 +5531,67 @@
         <w:pStyle w:val="BodyText"/>
       </w:pPr>
       <w:r>
-        <w:t xml:space="preserve">Natural Language Processing (NLP) has historically offered a partial</w:t>
-      </w:r>
-      <w:r>
-        <w:t xml:space="preserve"> </w:t>
-      </w:r>
-      <w:r>
-        <w:t xml:space="preserve">answer to this problem through techniques such as part-of-speech</w:t>
-      </w:r>
-      <w:r>
-        <w:t xml:space="preserve"> </w:t>
-      </w:r>
-      <w:r>
-        <w:t xml:space="preserve">tagging, named entity recognition, syntactic parsing, and coreference</w:t>
-      </w:r>
-      <w:r>
-        <w:t xml:space="preserve"> </w:t>
-      </w:r>
-      <w:r>
-        <w:t xml:space="preserve">resolution [2]. Building on these foundations, the sub-field of</w:t>
-      </w:r>
-      <w:r>
-        <w:t xml:space="preserve"> </w:t>
-      </w:r>
-      <w:r>
-        <w:t xml:space="preserve">Information Extraction (IE) seeks to identify named entities,</w:t>
-      </w:r>
-      <w:r>
-        <w:t xml:space="preserve"> </w:t>
-      </w:r>
-      <w:r>
-        <w:t xml:space="preserve">relations between entities, and events within text and to populate</w:t>
-      </w:r>
-      <w:r>
-        <w:t xml:space="preserve"> </w:t>
-      </w:r>
-      <w:r>
-        <w:t xml:space="preserve">structured records that downstream systems can consume. Event</w:t>
-      </w:r>
-      <w:r>
-        <w:t xml:space="preserve"> </w:t>
-      </w:r>
-      <w:r>
-        <w:t xml:space="preserve">Extraction, in turn, treats an event as a complex construct with</w:t>
-      </w:r>
-      <w:r>
-        <w:t xml:space="preserve"> </w:t>
-      </w:r>
-      <w:r>
-        <w:t xml:space="preserve">attributes such as actors, actions, locations, temporal markers, and</w:t>
-      </w:r>
-      <w:r>
-        <w:t xml:space="preserve"> </w:t>
-      </w:r>
-      <w:r>
-        <w:t xml:space="preserve">circumstances, and aims to recover these attributes from prose [3],</w:t>
-      </w:r>
-      <w:r>
-        <w:t xml:space="preserve"> </w:t>
-      </w:r>
-      <w:r>
-        <w:t xml:space="preserve">[4].</w:t>
+        <w:t xml:space="preserve">Natural Language Processing (NLP) is the half-century-old discipline</w:t>
+      </w:r>
+      <w:r>
+        <w:t xml:space="preserve"> </w:t>
+      </w:r>
+      <w:r>
+        <w:t xml:space="preserve">that attempts to make computers do useful things with human</w:t>
+      </w:r>
+      <w:r>
+        <w:t xml:space="preserve"> </w:t>
+      </w:r>
+      <w:r>
+        <w:t xml:space="preserve">language, and the toolbox it has developed — part-of-speech tagging,</w:t>
+      </w:r>
+      <w:r>
+        <w:t xml:space="preserve"> </w:t>
+      </w:r>
+      <w:r>
+        <w:t xml:space="preserve">syntactic parsing, named entity recognition, coreference resolution</w:t>
+      </w:r>
+      <w:r>
+        <w:t xml:space="preserve"> </w:t>
+      </w:r>
+      <w:r>
+        <w:t xml:space="preserve">[2] — is exactly what an early-warning analyst is doing implicitly</w:t>
+      </w:r>
+      <w:r>
+        <w:t xml:space="preserve"> </w:t>
+      </w:r>
+      <w:r>
+        <w:t xml:space="preserve">when reading a news article. Information Extraction (IE) is the</w:t>
+      </w:r>
+      <w:r>
+        <w:t xml:space="preserve"> </w:t>
+      </w:r>
+      <w:r>
+        <w:t xml:space="preserve">specific sub-discipline that tries to mechanise the analyst’s work:</w:t>
+      </w:r>
+      <w:r>
+        <w:t xml:space="preserve"> </w:t>
+      </w:r>
+      <w:r>
+        <w:t xml:space="preserve">take prose in, produce structured records out. Event Extraction,</w:t>
+      </w:r>
+      <w:r>
+        <w:t xml:space="preserve"> </w:t>
+      </w:r>
+      <w:r>
+        <w:t xml:space="preserve">in turn, narrows IE to events — verbs, nominalised actions, and</w:t>
+      </w:r>
+      <w:r>
+        <w:t xml:space="preserve"> </w:t>
+      </w:r>
+      <w:r>
+        <w:t xml:space="preserve">their participants — and asks the model to recover who did what to</w:t>
+      </w:r>
+      <w:r>
+        <w:t xml:space="preserve"> </w:t>
+      </w:r>
+      <w:r>
+        <w:t xml:space="preserve">whom, where, when, and how, from text alone [3], [4].</w:t>
       </w:r>
     </w:p>
     <w:p>
@@ -5599,49 +5599,66 @@
         <w:pStyle w:val="BodyText"/>
       </w:pPr>
       <w:r>
-        <w:t xml:space="preserve">Within Event Extraction, the 5W1H paradigm provides a compact</w:t>
-      </w:r>
-      <w:r>
-        <w:t xml:space="preserve"> </w:t>
-      </w:r>
-      <w:r>
-        <w:t xml:space="preserve">template: Who performed the act, What action was taken, Whom or what</w:t>
-      </w:r>
-      <w:r>
-        <w:t xml:space="preserve"> </w:t>
-      </w:r>
-      <w:r>
-        <w:t xml:space="preserve">was affected, Where it occurred, When it occurred, and How it</w:t>
-      </w:r>
-      <w:r>
-        <w:t xml:space="preserve"> </w:t>
-      </w:r>
-      <w:r>
-        <w:t xml:space="preserve">unfolded. The 5W1H template is well aligned with how journalists are</w:t>
-      </w:r>
-      <w:r>
-        <w:t xml:space="preserve"> </w:t>
-      </w:r>
-      <w:r>
-        <w:t xml:space="preserve">trained to report and with how analysts are trained to consume</w:t>
-      </w:r>
-      <w:r>
-        <w:t xml:space="preserve"> </w:t>
-      </w:r>
-      <w:r>
-        <w:t xml:space="preserve">reports. It is therefore a natural target representation for an</w:t>
-      </w:r>
-      <w:r>
-        <w:t xml:space="preserve"> </w:t>
-      </w:r>
-      <w:r>
-        <w:t xml:space="preserve">extraction system intended to support intelligence and humanitarian</w:t>
-      </w:r>
-      <w:r>
-        <w:t xml:space="preserve"> </w:t>
-      </w:r>
-      <w:r>
-        <w:t xml:space="preserve">work.</w:t>
+        <w:t xml:space="preserve">The 5W1H frame I adopt is not new. Journalism schools have taught</w:t>
+      </w:r>
+      <w:r>
+        <w:t xml:space="preserve"> </w:t>
+      </w:r>
+      <w:r>
+        <w:t xml:space="preserve">it for over a century, and analysts in early-warning centres read</w:t>
+      </w:r>
+      <w:r>
+        <w:t xml:space="preserve"> </w:t>
+      </w:r>
+      <w:r>
+        <w:t xml:space="preserve">for those slots whether or not they explicitly call them that. The</w:t>
+      </w:r>
+      <w:r>
+        <w:t xml:space="preserve"> </w:t>
+      </w:r>
+      <w:r>
+        <w:t xml:space="preserve">attractive property for an automated system is that 5W1H decouples</w:t>
+      </w:r>
+      <w:r>
+        <w:t xml:space="preserve"> </w:t>
+      </w:r>
+      <w:r>
+        <w:rPr>
+          <w:i/>
+          <w:iCs/>
+        </w:rPr>
+        <w:t xml:space="preserve">what to extract</w:t>
+      </w:r>
+      <w:r>
+        <w:t xml:space="preserve"> </w:t>
+      </w:r>
+      <w:r>
+        <w:t xml:space="preserve">from</w:t>
+      </w:r>
+      <w:r>
+        <w:t xml:space="preserve"> </w:t>
+      </w:r>
+      <w:r>
+        <w:rPr>
+          <w:i/>
+          <w:iCs/>
+        </w:rPr>
+        <w:t xml:space="preserve">which event types exist</w:t>
+      </w:r>
+      <w:r>
+        <w:t xml:space="preserve">: even before any</w:t>
+      </w:r>
+      <w:r>
+        <w:t xml:space="preserve"> </w:t>
+      </w:r>
+      <w:r>
+        <w:t xml:space="preserve">taxonomic question is settled, an extractor can populate a 5W1H</w:t>
+      </w:r>
+      <w:r>
+        <w:t xml:space="preserve"> </w:t>
+      </w:r>
+      <w:r>
+        <w:t xml:space="preserve">record that downstream analytics can later classify.</w:t>
       </w:r>
     </w:p>
     <w:p>
@@ -5649,61 +5666,55 @@
         <w:pStyle w:val="BodyText"/>
       </w:pPr>
       <w:r>
-        <w:t xml:space="preserve">The state of the art in NLP shifted decisively with the introduction</w:t>
-      </w:r>
-      <w:r>
-        <w:t xml:space="preserve"> </w:t>
-      </w:r>
-      <w:r>
-        <w:t xml:space="preserve">of the Transformer architecture [5] and pre-trained language models</w:t>
-      </w:r>
-      <w:r>
-        <w:t xml:space="preserve"> </w:t>
-      </w:r>
-      <w:r>
-        <w:t xml:space="preserve">based on it, of which Bidirectional Encoder Representations from</w:t>
-      </w:r>
-      <w:r>
-        <w:t xml:space="preserve"> </w:t>
-      </w:r>
-      <w:r>
-        <w:t xml:space="preserve">Transformers (BERT) is the most widely deployed [6]. BERT and its</w:t>
-      </w:r>
-      <w:r>
-        <w:t xml:space="preserve"> </w:t>
-      </w:r>
-      <w:r>
-        <w:t xml:space="preserve">successors are pre-trained on large corpora using masked language</w:t>
-      </w:r>
-      <w:r>
-        <w:t xml:space="preserve"> </w:t>
-      </w:r>
-      <w:r>
-        <w:t xml:space="preserve">modelling, then fine-tuned on smaller labelled datasets for downstream</w:t>
-      </w:r>
-      <w:r>
-        <w:t xml:space="preserve"> </w:t>
-      </w:r>
-      <w:r>
-        <w:t xml:space="preserve">tasks such as Named Entity Recognition (NER). The combination of</w:t>
-      </w:r>
-      <w:r>
-        <w:t xml:space="preserve"> </w:t>
-      </w:r>
-      <w:r>
-        <w:t xml:space="preserve">strong pre-training with task-specific fine-tuning has substantially</w:t>
-      </w:r>
-      <w:r>
-        <w:t xml:space="preserve"> </w:t>
-      </w:r>
-      <w:r>
-        <w:t xml:space="preserve">narrowed the gap between research prototypes and operational systems</w:t>
-      </w:r>
-      <w:r>
-        <w:t xml:space="preserve"> </w:t>
-      </w:r>
-      <w:r>
-        <w:t xml:space="preserve">for token-level prediction tasks [7].</w:t>
+        <w:t xml:space="preserve">The technical opportunity is recent. Vaswani and colleagues’</w:t>
+      </w:r>
+      <w:r>
+        <w:t xml:space="preserve"> </w:t>
+      </w:r>
+      <w:r>
+        <w:t xml:space="preserve">transformer architecture [5] and the line of pre-trained language</w:t>
+      </w:r>
+      <w:r>
+        <w:t xml:space="preserve"> </w:t>
+      </w:r>
+      <w:r>
+        <w:t xml:space="preserve">models built on it — most prominently BERT [6] — narrowed the gap</w:t>
+      </w:r>
+      <w:r>
+        <w:t xml:space="preserve"> </w:t>
+      </w:r>
+      <w:r>
+        <w:t xml:space="preserve">between research prototypes and operational NLP systems for</w:t>
+      </w:r>
+      <w:r>
+        <w:t xml:space="preserve"> </w:t>
+      </w:r>
+      <w:r>
+        <w:t xml:space="preserve">token-level tasks by an order of magnitude in five years [7]. The</w:t>
+      </w:r>
+      <w:r>
+        <w:t xml:space="preserve"> </w:t>
+      </w:r>
+      <w:r>
+        <w:t xml:space="preserve">combination of large-scale self-supervised pre-training with</w:t>
+      </w:r>
+      <w:r>
+        <w:t xml:space="preserve"> </w:t>
+      </w:r>
+      <w:r>
+        <w:t xml:space="preserve">small-scale task-specific fine-tuning is what makes a 50,000-example</w:t>
+      </w:r>
+      <w:r>
+        <w:t xml:space="preserve"> </w:t>
+      </w:r>
+      <w:r>
+        <w:t xml:space="preserve">domain corpus a workable input for a competitive NER model, where</w:t>
+      </w:r>
+      <w:r>
+        <w:t xml:space="preserve"> </w:t>
+      </w:r>
+      <w:r>
+        <w:t xml:space="preserve">ten years earlier it would not have been.</w:t>
       </w:r>
     </w:p>
     <w:p>
@@ -8713,43 +8724,55 @@
         <w:pStyle w:val="FirstParagraph"/>
       </w:pPr>
       <w:r>
-        <w:t xml:space="preserve">Information Extraction (IE) is the family of techniques that derive</w:t>
-      </w:r>
-      <w:r>
-        <w:t xml:space="preserve"> </w:t>
-      </w:r>
-      <w:r>
-        <w:t xml:space="preserve">structured data from unstructured natural-language text [4]. Within</w:t>
-      </w:r>
-      <w:r>
-        <w:t xml:space="preserve"> </w:t>
-      </w:r>
-      <w:r>
-        <w:t xml:space="preserve">IE, the canonical sub-tasks include Named Entity Recognition, relation</w:t>
-      </w:r>
-      <w:r>
-        <w:t xml:space="preserve"> </w:t>
-      </w:r>
-      <w:r>
-        <w:t xml:space="preserve">extraction, coreference resolution, and event extraction. These</w:t>
-      </w:r>
-      <w:r>
-        <w:t xml:space="preserve"> </w:t>
-      </w:r>
-      <w:r>
-        <w:t xml:space="preserve">sub-tasks are typically organised in a pipeline in which the output of</w:t>
-      </w:r>
-      <w:r>
-        <w:t xml:space="preserve"> </w:t>
-      </w:r>
-      <w:r>
-        <w:t xml:space="preserve">one stage is consumed by the next, although end-to-end and joint</w:t>
-      </w:r>
-      <w:r>
-        <w:t xml:space="preserve"> </w:t>
-      </w:r>
-      <w:r>
-        <w:t xml:space="preserve">learning approaches have also been developed.</w:t>
+        <w:t xml:space="preserve">The umbrella term Information Extraction (IE) [4] covers any</w:t>
+      </w:r>
+      <w:r>
+        <w:t xml:space="preserve"> </w:t>
+      </w:r>
+      <w:r>
+        <w:t xml:space="preserve">technique that pulls structured records out of free text. The field</w:t>
+      </w:r>
+      <w:r>
+        <w:t xml:space="preserve"> </w:t>
+      </w:r>
+      <w:r>
+        <w:t xml:space="preserve">is conventionally broken into four sub-tasks — named entity</w:t>
+      </w:r>
+      <w:r>
+        <w:t xml:space="preserve"> </w:t>
+      </w:r>
+      <w:r>
+        <w:t xml:space="preserve">recognition, relation extraction, coreference resolution, and event</w:t>
+      </w:r>
+      <w:r>
+        <w:t xml:space="preserve"> </w:t>
+      </w:r>
+      <w:r>
+        <w:t xml:space="preserve">extraction — and although the textbook arrangement is a pipeline,</w:t>
+      </w:r>
+      <w:r>
+        <w:t xml:space="preserve"> </w:t>
+      </w:r>
+      <w:r>
+        <w:t xml:space="preserve">in practice a great deal of recent work bundles two or more of these</w:t>
+      </w:r>
+      <w:r>
+        <w:t xml:space="preserve"> </w:t>
+      </w:r>
+      <w:r>
+        <w:t xml:space="preserve">into joint or end-to-end models. The architectural decision I make</w:t>
+      </w:r>
+      <w:r>
+        <w:t xml:space="preserve"> </w:t>
+      </w:r>
+      <w:r>
+        <w:t xml:space="preserve">in §4.2 is to stay close to the textbook pipeline, on grounds of</w:t>
+      </w:r>
+      <w:r>
+        <w:t xml:space="preserve"> </w:t>
+      </w:r>
+      <w:r>
+        <w:t xml:space="preserve">debuggability and clarity rather than peak accuracy.</w:t>
       </w:r>
     </w:p>
     <w:p>
@@ -8757,61 +8780,61 @@
         <w:pStyle w:val="BodyText"/>
       </w:pPr>
       <w:r>
-        <w:t xml:space="preserve">Event Extraction (EE) treats an event as a structured combination of</w:t>
-      </w:r>
-      <w:r>
-        <w:t xml:space="preserve"> </w:t>
-      </w:r>
-      <w:r>
-        <w:t xml:space="preserve">attributes representing an empirical occurrence, typically a verb or</w:t>
-      </w:r>
-      <w:r>
-        <w:t xml:space="preserve"> </w:t>
-      </w:r>
-      <w:r>
-        <w:t xml:space="preserve">nominal predicate together with its participants (agent, patient,</w:t>
-      </w:r>
-      <w:r>
-        <w:t xml:space="preserve"> </w:t>
-      </w:r>
-      <w:r>
-        <w:t xml:space="preserve">instrument), location, and time [3]. Two long-standing schemas have</w:t>
-      </w:r>
-      <w:r>
-        <w:t xml:space="preserve"> </w:t>
-      </w:r>
-      <w:r>
-        <w:t xml:space="preserve">shaped how the field thinks about event structure. The Automatic</w:t>
-      </w:r>
-      <w:r>
-        <w:t xml:space="preserve"> </w:t>
-      </w:r>
-      <w:r>
-        <w:t xml:space="preserve">Content Extraction (ACE) program defined a typology of event types</w:t>
-      </w:r>
-      <w:r>
-        <w:t xml:space="preserve"> </w:t>
-      </w:r>
-      <w:r>
-        <w:t xml:space="preserve">with corresponding arguments and influenced a generation of supervised</w:t>
-      </w:r>
-      <w:r>
-        <w:t xml:space="preserve"> </w:t>
-      </w:r>
-      <w:r>
-        <w:t xml:space="preserve">event extraction systems [14]. The Text Analysis Conference Knowledge</w:t>
-      </w:r>
-      <w:r>
-        <w:t xml:space="preserve"> </w:t>
-      </w:r>
-      <w:r>
-        <w:t xml:space="preserve">Base Population (TAC-KBP) track has continued this line of work with</w:t>
-      </w:r>
-      <w:r>
-        <w:t xml:space="preserve"> </w:t>
-      </w:r>
-      <w:r>
-        <w:t xml:space="preserve">larger and more diverse benchmarks.</w:t>
+        <w:t xml:space="preserve">Event Extraction is the sub-task I care about most directly. The</w:t>
+      </w:r>
+      <w:r>
+        <w:t xml:space="preserve"> </w:t>
+      </w:r>
+      <w:r>
+        <w:t xml:space="preserve">operational definition I use is the one in Ahn [3]: an event is a</w:t>
+      </w:r>
+      <w:r>
+        <w:t xml:space="preserve"> </w:t>
+      </w:r>
+      <w:r>
+        <w:t xml:space="preserve">verb or nominal predicate together with the participants (agent,</w:t>
+      </w:r>
+      <w:r>
+        <w:t xml:space="preserve"> </w:t>
+      </w:r>
+      <w:r>
+        <w:t xml:space="preserve">patient, instrument), the location, and the time that the predicate</w:t>
+      </w:r>
+      <w:r>
+        <w:t xml:space="preserve"> </w:t>
+      </w:r>
+      <w:r>
+        <w:t xml:space="preserve">involves. The Automatic Content Extraction program [14] formalised</w:t>
+      </w:r>
+      <w:r>
+        <w:t xml:space="preserve"> </w:t>
+      </w:r>
+      <w:r>
+        <w:t xml:space="preserve">this view in the early 2000s by publishing a typology of event</w:t>
+      </w:r>
+      <w:r>
+        <w:t xml:space="preserve"> </w:t>
+      </w:r>
+      <w:r>
+        <w:t xml:space="preserve">types and their arguments, and that typology shaped the next</w:t>
+      </w:r>
+      <w:r>
+        <w:t xml:space="preserve"> </w:t>
+      </w:r>
+      <w:r>
+        <w:t xml:space="preserve">decade of supervised event extraction. The Text Analysis Conference</w:t>
+      </w:r>
+      <w:r>
+        <w:t xml:space="preserve"> </w:t>
+      </w:r>
+      <w:r>
+        <w:t xml:space="preserve">Knowledge Base Population track later picked up the baton with</w:t>
+      </w:r>
+      <w:r>
+        <w:t xml:space="preserve"> </w:t>
+      </w:r>
+      <w:r>
+        <w:t xml:space="preserve">larger and more diverse evaluations.</w:t>
       </w:r>
     </w:p>
     <w:p>
@@ -8819,43 +8842,55 @@
         <w:pStyle w:val="BodyText"/>
       </w:pPr>
       <w:r>
-        <w:t xml:space="preserve">Within EE, the 5W1H paradigm offers a journalistic alternative to ACE</w:t>
-      </w:r>
-      <w:r>
-        <w:t xml:space="preserve"> </w:t>
-      </w:r>
-      <w:r>
-        <w:t xml:space="preserve">that is particularly well suited to news text [15]. Rather than</w:t>
-      </w:r>
-      <w:r>
-        <w:t xml:space="preserve"> </w:t>
-      </w:r>
-      <w:r>
-        <w:t xml:space="preserve">committing to a fixed inventory of event types, 5W1H asks, for each</w:t>
-      </w:r>
-      <w:r>
-        <w:t xml:space="preserve"> </w:t>
-      </w:r>
-      <w:r>
-        <w:t xml:space="preserve">reported event, the questions Who, What, Whom, Where, When, and How.</w:t>
-      </w:r>
-      <w:r>
-        <w:t xml:space="preserve"> </w:t>
-      </w:r>
-      <w:r>
-        <w:t xml:space="preserve">This thesis adopts the 5W1H formulation and ties it to a domain</w:t>
-      </w:r>
-      <w:r>
-        <w:t xml:space="preserve"> </w:t>
-      </w:r>
-      <w:r>
-        <w:t xml:space="preserve">ontology of violent events; the ontology lives outside the NER model</w:t>
-      </w:r>
-      <w:r>
-        <w:t xml:space="preserve"> </w:t>
-      </w:r>
-      <w:r>
-        <w:t xml:space="preserve">proper and is applied as a post-processing step.</w:t>
+        <w:t xml:space="preserve">The journalistic 5W1H frame [15] is a less rigid alternative. It</w:t>
+      </w:r>
+      <w:r>
+        <w:t xml:space="preserve"> </w:t>
+      </w:r>
+      <w:r>
+        <w:t xml:space="preserve">sidesteps the question of which event types to enumerate by asking</w:t>
+      </w:r>
+      <w:r>
+        <w:t xml:space="preserve"> </w:t>
+      </w:r>
+      <w:r>
+        <w:t xml:space="preserve">the same six questions — Who, What, Whom, Where, When, How — of</w:t>
+      </w:r>
+      <w:r>
+        <w:t xml:space="preserve"> </w:t>
+      </w:r>
+      <w:r>
+        <w:t xml:space="preserve">every reported event. For news text this is a near-perfect fit:</w:t>
+      </w:r>
+      <w:r>
+        <w:t xml:space="preserve"> </w:t>
+      </w:r>
+      <w:r>
+        <w:t xml:space="preserve">journalists are trained to answer those questions in roughly the</w:t>
+      </w:r>
+      <w:r>
+        <w:t xml:space="preserve"> </w:t>
+      </w:r>
+      <w:r>
+        <w:t xml:space="preserve">first paragraph, and analysts read for exactly those slots. I adopt</w:t>
+      </w:r>
+      <w:r>
+        <w:t xml:space="preserve"> </w:t>
+      </w:r>
+      <w:r>
+        <w:t xml:space="preserve">5W1H, leave event-type classification to a post-NER step against</w:t>
+      </w:r>
+      <w:r>
+        <w:t xml:space="preserve"> </w:t>
+      </w:r>
+      <w:r>
+        <w:t xml:space="preserve">the taxonomy in §4.4, and so avoid baking a fixed event-type</w:t>
+      </w:r>
+      <w:r>
+        <w:t xml:space="preserve"> </w:t>
+      </w:r>
+      <w:r>
+        <w:t xml:space="preserve">inventory into the supervised learning problem itself.</w:t>
       </w:r>
     </w:p>
     <w:p>
@@ -8947,55 +8982,67 @@
         <w:pStyle w:val="FirstParagraph"/>
       </w:pPr>
       <w:r>
-        <w:t xml:space="preserve">Named Entity Recognition (NER) is the task of identifying spans of</w:t>
-      </w:r>
-      <w:r>
-        <w:t xml:space="preserve"> </w:t>
-      </w:r>
-      <w:r>
-        <w:t xml:space="preserve">text that refer to entities of interest and assigning each span to one</w:t>
-      </w:r>
-      <w:r>
-        <w:t xml:space="preserve"> </w:t>
-      </w:r>
-      <w:r>
-        <w:t xml:space="preserve">of a small set of types. Classical NER systems before the deep</w:t>
-      </w:r>
-      <w:r>
-        <w:t xml:space="preserve"> </w:t>
-      </w:r>
-      <w:r>
-        <w:t xml:space="preserve">learning era combined hand-crafted features with sequence models such</w:t>
-      </w:r>
-      <w:r>
-        <w:t xml:space="preserve"> </w:t>
-      </w:r>
-      <w:r>
-        <w:t xml:space="preserve">as Hidden Markov Models, Maximum Entropy Markov Models, and</w:t>
-      </w:r>
-      <w:r>
-        <w:t xml:space="preserve"> </w:t>
-      </w:r>
-      <w:r>
-        <w:t xml:space="preserve">Conditional Random Fields (CRFs) [17]. CRFs were widely adopted</w:t>
-      </w:r>
-      <w:r>
-        <w:t xml:space="preserve"> </w:t>
-      </w:r>
-      <w:r>
-        <w:t xml:space="preserve">because they model dependencies between successive labels, which is</w:t>
-      </w:r>
-      <w:r>
-        <w:t xml:space="preserve"> </w:t>
-      </w:r>
-      <w:r>
-        <w:t xml:space="preserve">essential for the BIO tagging scheme adopted by most modern NER</w:t>
-      </w:r>
-      <w:r>
-        <w:t xml:space="preserve"> </w:t>
-      </w:r>
-      <w:r>
-        <w:t xml:space="preserve">systems.</w:t>
+        <w:t xml:space="preserve">For the purposes of this thesis, NER means deciding for every token</w:t>
+      </w:r>
+      <w:r>
+        <w:t xml:space="preserve"> </w:t>
+      </w:r>
+      <w:r>
+        <w:t xml:space="preserve">in a sentence whether it belongs to an entity I care about and, if</w:t>
+      </w:r>
+      <w:r>
+        <w:t xml:space="preserve"> </w:t>
+      </w:r>
+      <w:r>
+        <w:t xml:space="preserve">so, which entity type. Before deep learning, the dominant approach</w:t>
+      </w:r>
+      <w:r>
+        <w:t xml:space="preserve"> </w:t>
+      </w:r>
+      <w:r>
+        <w:t xml:space="preserve">combined hand-engineered features (capitalisation patterns,</w:t>
+      </w:r>
+      <w:r>
+        <w:t xml:space="preserve"> </w:t>
+      </w:r>
+      <w:r>
+        <w:t xml:space="preserve">gazetteers, surrounding part-of-speech tags) with a sequence model</w:t>
+      </w:r>
+      <w:r>
+        <w:t xml:space="preserve"> </w:t>
+      </w:r>
+      <w:r>
+        <w:t xml:space="preserve">that knew how to make a structured prediction over the whole</w:t>
+      </w:r>
+      <w:r>
+        <w:t xml:space="preserve"> </w:t>
+      </w:r>
+      <w:r>
+        <w:t xml:space="preserve">sentence — Hidden Markov Models, Maximum Entropy Markov Models, and</w:t>
+      </w:r>
+      <w:r>
+        <w:t xml:space="preserve"> </w:t>
+      </w:r>
+      <w:r>
+        <w:t xml:space="preserve">later Conditional Random Fields (CRFs) [17]. CRFs became the</w:t>
+      </w:r>
+      <w:r>
+        <w:t xml:space="preserve"> </w:t>
+      </w:r>
+      <w:r>
+        <w:t xml:space="preserve">workhorse because they model how successive labels constrain each</w:t>
+      </w:r>
+      <w:r>
+        <w:t xml:space="preserve"> </w:t>
+      </w:r>
+      <w:r>
+        <w:t xml:space="preserve">other, which matters when entities span multiple tokens and a B-</w:t>
+      </w:r>
+      <w:r>
+        <w:t xml:space="preserve"> </w:t>
+      </w:r>
+      <w:r>
+        <w:t xml:space="preserve">must be followed by I-, not by another B-.</w:t>
       </w:r>
     </w:p>
     <w:p>
@@ -9003,61 +9050,61 @@
         <w:pStyle w:val="BodyText"/>
       </w:pPr>
       <w:r>
-        <w:t xml:space="preserve">The BIO scheme assigns each token one of three roles: B- for the</w:t>
-      </w:r>
-      <w:r>
-        <w:t xml:space="preserve"> </w:t>
-      </w:r>
-      <w:r>
-        <w:t xml:space="preserve">beginning of an entity, I- for an internal token of an entity, and O</w:t>
-      </w:r>
-      <w:r>
-        <w:t xml:space="preserve"> </w:t>
-      </w:r>
-      <w:r>
-        <w:t xml:space="preserve">for a token outside any entity. For a schema with k entity types,</w:t>
-      </w:r>
-      <w:r>
-        <w:t xml:space="preserve"> </w:t>
-      </w:r>
-      <w:r>
-        <w:t xml:space="preserve">this expands to 2k + 1 labels in total. The BIO encoding is</w:t>
-      </w:r>
-      <w:r>
-        <w:t xml:space="preserve"> </w:t>
-      </w:r>
-      <w:r>
-        <w:t xml:space="preserve">exhaustively understood in the literature, including its variants</w:t>
-      </w:r>
-      <w:r>
-        <w:t xml:space="preserve"> </w:t>
-      </w:r>
-      <w:r>
-        <w:t xml:space="preserve">(BIOES, BILOU) that add explicit single-token and end-of-entity</w:t>
-      </w:r>
-      <w:r>
-        <w:t xml:space="preserve"> </w:t>
-      </w:r>
-      <w:r>
-        <w:t xml:space="preserve">labels to further constrain decoder behaviour. This thesis adopts</w:t>
-      </w:r>
-      <w:r>
-        <w:t xml:space="preserve"> </w:t>
-      </w:r>
-      <w:r>
-        <w:t xml:space="preserve">the simple BIO formulation, which gives seventeen labels for the</w:t>
-      </w:r>
-      <w:r>
-        <w:t xml:space="preserve"> </w:t>
-      </w:r>
-      <w:r>
-        <w:t xml:space="preserve">eight-entity schema (two BIO prefixes per entity type plus the O</w:t>
-      </w:r>
-      <w:r>
-        <w:t xml:space="preserve"> </w:t>
-      </w:r>
-      <w:r>
-        <w:t xml:space="preserve">label).</w:t>
+        <w:t xml:space="preserve">I encode entities in BIO, the simplest of the standard schemes: a</w:t>
+      </w:r>
+      <w:r>
+        <w:t xml:space="preserve"> </w:t>
+      </w:r>
+      <w:r>
+        <w:t xml:space="preserve">B- prefix on the first token of an entity, an I- prefix on each</w:t>
+      </w:r>
+      <w:r>
+        <w:t xml:space="preserve"> </w:t>
+      </w:r>
+      <w:r>
+        <w:t xml:space="preserve">continuation token, and an O label everywhere else. For a schema</w:t>
+      </w:r>
+      <w:r>
+        <w:t xml:space="preserve"> </w:t>
+      </w:r>
+      <w:r>
+        <w:t xml:space="preserve">with k entity types, BIO produces 2k + 1 labels — in my case,</w:t>
+      </w:r>
+      <w:r>
+        <w:t xml:space="preserve"> </w:t>
+      </w:r>
+      <w:r>
+        <w:t xml:space="preserve">seventeen. Variants like BIOES or BILOU add explicit single-token</w:t>
+      </w:r>
+      <w:r>
+        <w:t xml:space="preserve"> </w:t>
+      </w:r>
+      <w:r>
+        <w:t xml:space="preserve">and final-token labels to give the decoder more structure to lean</w:t>
+      </w:r>
+      <w:r>
+        <w:t xml:space="preserve"> </w:t>
+      </w:r>
+      <w:r>
+        <w:t xml:space="preserve">on. I chose plain BIO for two reasons: the entity types in §4.3</w:t>
+      </w:r>
+      <w:r>
+        <w:t xml:space="preserve"> </w:t>
+      </w:r>
+      <w:r>
+        <w:t xml:space="preserve">are short enough that the extra labels would mostly be redundant,</w:t>
+      </w:r>
+      <w:r>
+        <w:t xml:space="preserve"> </w:t>
+      </w:r>
+      <w:r>
+        <w:t xml:space="preserve">and seqeval-style evaluation tooling supports plain BIO without</w:t>
+      </w:r>
+      <w:r>
+        <w:t xml:space="preserve"> </w:t>
+      </w:r>
+      <w:r>
+        <w:t xml:space="preserve">configuration.</w:t>
       </w:r>
     </w:p>
     <w:p>
@@ -9065,49 +9112,49 @@
         <w:pStyle w:val="BodyText"/>
       </w:pPr>
       <w:r>
-        <w:t xml:space="preserve">Neural NER systems began to outperform feature-engineered models with</w:t>
-      </w:r>
-      <w:r>
-        <w:t xml:space="preserve"> </w:t>
-      </w:r>
-      <w:r>
-        <w:t xml:space="preserve">the introduction of word embeddings and bi-directional Long</w:t>
-      </w:r>
-      <w:r>
-        <w:t xml:space="preserve"> </w:t>
-      </w:r>
-      <w:r>
-        <w:t xml:space="preserve">Short-Term Memory (BiLSTM) networks [18]. The combination of BiLSTM</w:t>
-      </w:r>
-      <w:r>
-        <w:t xml:space="preserve"> </w:t>
-      </w:r>
-      <w:r>
-        <w:t xml:space="preserve">with character-level convolutional networks and a CRF decoder, as in</w:t>
-      </w:r>
-      <w:r>
-        <w:t xml:space="preserve"> </w:t>
-      </w:r>
-      <w:r>
-        <w:t xml:space="preserve">the architecture of Lample and colleagues [19], became the standard</w:t>
-      </w:r>
-      <w:r>
-        <w:t xml:space="preserve"> </w:t>
-      </w:r>
-      <w:r>
-        <w:t xml:space="preserve">recipe for several years. These models proved that distributed</w:t>
-      </w:r>
-      <w:r>
-        <w:t xml:space="preserve"> </w:t>
-      </w:r>
-      <w:r>
-        <w:t xml:space="preserve">representations could substitute for many of the hand-engineered</w:t>
-      </w:r>
-      <w:r>
-        <w:t xml:space="preserve"> </w:t>
-      </w:r>
-      <w:r>
-        <w:t xml:space="preserve">features that had been central to earlier systems.</w:t>
+        <w:t xml:space="preserve">The first wave of neural NER systems leant on word embeddings fed</w:t>
+      </w:r>
+      <w:r>
+        <w:t xml:space="preserve"> </w:t>
+      </w:r>
+      <w:r>
+        <w:t xml:space="preserve">through bi-directional Long Short-Term Memory (BiLSTM) networks</w:t>
+      </w:r>
+      <w:r>
+        <w:t xml:space="preserve"> </w:t>
+      </w:r>
+      <w:r>
+        <w:t xml:space="preserve">[18], typically combined with a character-level convolutional or</w:t>
+      </w:r>
+      <w:r>
+        <w:t xml:space="preserve"> </w:t>
+      </w:r>
+      <w:r>
+        <w:t xml:space="preserve">recurrent layer to handle out-of-vocabulary tokens, and a CRF head</w:t>
+      </w:r>
+      <w:r>
+        <w:t xml:space="preserve"> </w:t>
+      </w:r>
+      <w:r>
+        <w:t xml:space="preserve">on top to keep the BIO transitions sane. Lample and colleagues’</w:t>
+      </w:r>
+      <w:r>
+        <w:t xml:space="preserve"> </w:t>
+      </w:r>
+      <w:r>
+        <w:t xml:space="preserve">architecture [19] became the recipe most replicated for several</w:t>
+      </w:r>
+      <w:r>
+        <w:t xml:space="preserve"> </w:t>
+      </w:r>
+      <w:r>
+        <w:t xml:space="preserve">years, and it showed that learned representations could replace</w:t>
+      </w:r>
+      <w:r>
+        <w:t xml:space="preserve"> </w:t>
+      </w:r>
+      <w:r>
+        <w:t xml:space="preserve">much of what the feature-engineering era had hand-crafted.</w:t>
       </w:r>
     </w:p>
     <w:p>
@@ -9115,49 +9162,49 @@
         <w:pStyle w:val="BodyText"/>
       </w:pPr>
       <w:r>
-        <w:t xml:space="preserve">The introduction of contextual word representations such as ELMo [20]</w:t>
-      </w:r>
-      <w:r>
-        <w:t xml:space="preserve"> </w:t>
-      </w:r>
-      <w:r>
-        <w:t xml:space="preserve">and especially BERT [6] subsequently produced a step change in NER</w:t>
-      </w:r>
-      <w:r>
-        <w:t xml:space="preserve"> </w:t>
-      </w:r>
-      <w:r>
-        <w:t xml:space="preserve">accuracy. Modern NER systems typically fine-tune a pre-trained</w:t>
-      </w:r>
-      <w:r>
-        <w:t xml:space="preserve"> </w:t>
-      </w:r>
-      <w:r>
-        <w:t xml:space="preserve">transformer encoder with a linear classifier on top, optionally with</w:t>
-      </w:r>
-      <w:r>
-        <w:t xml:space="preserve"> </w:t>
-      </w:r>
-      <w:r>
-        <w:t xml:space="preserve">a CRF head. Devlin and colleagues reported state-of-the-art results</w:t>
-      </w:r>
-      <w:r>
-        <w:t xml:space="preserve"> </w:t>
-      </w:r>
-      <w:r>
-        <w:t xml:space="preserve">on the CoNLL-2003 NER benchmark with this architecture, and the</w:t>
-      </w:r>
-      <w:r>
-        <w:t xml:space="preserve"> </w:t>
-      </w:r>
-      <w:r>
-        <w:t xml:space="preserve">results have been replicated and extended in subsequent work on</w:t>
-      </w:r>
-      <w:r>
-        <w:t xml:space="preserve"> </w:t>
-      </w:r>
-      <w:r>
-        <w:t xml:space="preserve">multilingual and domain-specific NER.</w:t>
+        <w:t xml:space="preserve">The next jump came from contextual representations — ELMo [20] and</w:t>
+      </w:r>
+      <w:r>
+        <w:t xml:space="preserve"> </w:t>
+      </w:r>
+      <w:r>
+        <w:t xml:space="preserve">particularly BERT [6]. Once a transformer encoder had absorbed</w:t>
+      </w:r>
+      <w:r>
+        <w:t xml:space="preserve"> </w:t>
+      </w:r>
+      <w:r>
+        <w:t xml:space="preserve">general-purpose language structure during pre-training, swapping</w:t>
+      </w:r>
+      <w:r>
+        <w:t xml:space="preserve"> </w:t>
+      </w:r>
+      <w:r>
+        <w:t xml:space="preserve">out the classifier head and fine-tuning the encoder produced</w:t>
+      </w:r>
+      <w:r>
+        <w:t xml:space="preserve"> </w:t>
+      </w:r>
+      <w:r>
+        <w:t xml:space="preserve">results that surpassed every BiLSTM-CRF system on the CoNLL-2003</w:t>
+      </w:r>
+      <w:r>
+        <w:t xml:space="preserve"> </w:t>
+      </w:r>
+      <w:r>
+        <w:t xml:space="preserve">benchmark, and the recipe has stayed roughly the same since:</w:t>
+      </w:r>
+      <w:r>
+        <w:t xml:space="preserve"> </w:t>
+      </w:r>
+      <w:r>
+        <w:t xml:space="preserve">contextual encoder, linear classifier, optional CRF head,</w:t>
+      </w:r>
+      <w:r>
+        <w:t xml:space="preserve"> </w:t>
+      </w:r>
+      <w:r>
+        <w:t xml:space="preserve">cross-entropy or focal loss. VioNER follows this recipe.</w:t>
       </w:r>
     </w:p>
     <w:p>
@@ -9165,49 +9212,49 @@
         <w:pStyle w:val="BodyText"/>
       </w:pPr>
       <w:r>
-        <w:t xml:space="preserve">For violent-event extraction in the African context, the most</w:t>
-      </w:r>
-      <w:r>
-        <w:t xml:space="preserve"> </w:t>
-      </w:r>
-      <w:r>
-        <w:t xml:space="preserve">relevant property of pre-trained transformer encoders is their</w:t>
-      </w:r>
-      <w:r>
-        <w:t xml:space="preserve"> </w:t>
-      </w:r>
-      <w:r>
-        <w:t xml:space="preserve">inductive bias toward generalisation: a model that has been pre-trained</w:t>
-      </w:r>
-      <w:r>
-        <w:t xml:space="preserve"> </w:t>
-      </w:r>
-      <w:r>
-        <w:t xml:space="preserve">on a large general-domain corpus can be fine-tuned with a relatively</w:t>
-      </w:r>
-      <w:r>
-        <w:t xml:space="preserve"> </w:t>
-      </w:r>
-      <w:r>
-        <w:t xml:space="preserve">small domain-specific corpus and still produce strong domain-specific</w:t>
-      </w:r>
-      <w:r>
-        <w:t xml:space="preserve"> </w:t>
-      </w:r>
-      <w:r>
-        <w:t xml:space="preserve">performance. This property is particularly important when the</w:t>
-      </w:r>
-      <w:r>
-        <w:t xml:space="preserve"> </w:t>
-      </w:r>
-      <w:r>
-        <w:t xml:space="preserve">domain corpus is heavily skewed in its label distribution, as is the</w:t>
-      </w:r>
-      <w:r>
-        <w:t xml:space="preserve"> </w:t>
-      </w:r>
-      <w:r>
-        <w:t xml:space="preserve">case in this work.</w:t>
+        <w:t xml:space="preserve">The property that matters most for a low-resource setting like the</w:t>
+      </w:r>
+      <w:r>
+        <w:t xml:space="preserve"> </w:t>
+      </w:r>
+      <w:r>
+        <w:t xml:space="preserve">African violent-event domain is that a transformer encoder absorbs</w:t>
+      </w:r>
+      <w:r>
+        <w:t xml:space="preserve"> </w:t>
+      </w:r>
+      <w:r>
+        <w:t xml:space="preserve">enough general English during pre-training that a comparatively</w:t>
+      </w:r>
+      <w:r>
+        <w:t xml:space="preserve"> </w:t>
+      </w:r>
+      <w:r>
+        <w:t xml:space="preserve">small specialised corpus can fine-tune it to good per-entity</w:t>
+      </w:r>
+      <w:r>
+        <w:t xml:space="preserve"> </w:t>
+      </w:r>
+      <w:r>
+        <w:t xml:space="preserve">performance. The 50,000-example corpus I describe in Chapter 5</w:t>
+      </w:r>
+      <w:r>
+        <w:t xml:space="preserve"> </w:t>
+      </w:r>
+      <w:r>
+        <w:t xml:space="preserve">would be far too small for a from-scratch BiLSTM-CRF; it is</w:t>
+      </w:r>
+      <w:r>
+        <w:t xml:space="preserve"> </w:t>
+      </w:r>
+      <w:r>
+        <w:t xml:space="preserve">sufficient for a fine-tuned BERT precisely because of this</w:t>
+      </w:r>
+      <w:r>
+        <w:t xml:space="preserve"> </w:t>
+      </w:r>
+      <w:r>
+        <w:t xml:space="preserve">transfer.</w:t>
       </w:r>
     </w:p>
     <w:p>
@@ -9215,67 +9262,55 @@
         <w:pStyle w:val="BodyText"/>
       </w:pPr>
       <w:r>
-        <w:t xml:space="preserve">The need for African-specific resources has been recognised in</w:t>
-      </w:r>
-      <w:r>
-        <w:t xml:space="preserve"> </w:t>
-      </w:r>
-      <w:r>
-        <w:t xml:space="preserve">recent work. Adelani and colleagues introduced MasakhaNER [11], a</w:t>
-      </w:r>
-      <w:r>
-        <w:t xml:space="preserve"> </w:t>
-      </w:r>
-      <w:r>
-        <w:t xml:space="preserve">named-entity recognition benchmark for ten African languages</w:t>
-      </w:r>
-      <w:r>
-        <w:t xml:space="preserve"> </w:t>
-      </w:r>
-      <w:r>
-        <w:t xml:space="preserve">including Amharic, Hausa, Igbo, Kinyarwanda, Luganda, Luo, Wolof,</w:t>
-      </w:r>
-      <w:r>
-        <w:t xml:space="preserve"> </w:t>
-      </w:r>
-      <w:r>
-        <w:t xml:space="preserve">and Yoruba, with annotations for PERSON, ORGANISATION, LOCATION, and</w:t>
-      </w:r>
-      <w:r>
-        <w:t xml:space="preserve"> </w:t>
-      </w:r>
-      <w:r>
-        <w:t xml:space="preserve">DATE. MasakhaNER demonstrated that generic multilingual models such</w:t>
-      </w:r>
-      <w:r>
-        <w:t xml:space="preserve"> </w:t>
-      </w:r>
-      <w:r>
-        <w:t xml:space="preserve">as mBERT and XLM-RoBERTa underperform on African text compared to</w:t>
-      </w:r>
-      <w:r>
-        <w:t xml:space="preserve"> </w:t>
-      </w:r>
-      <w:r>
-        <w:t xml:space="preserve">models pre-trained or further fine-tuned on African corpora.</w:t>
-      </w:r>
-      <w:r>
-        <w:t xml:space="preserve"> </w:t>
-      </w:r>
-      <w:r>
-        <w:t xml:space="preserve">Subsequent work on AfroLM and AfroXLMR has extended this line by</w:t>
-      </w:r>
-      <w:r>
-        <w:t xml:space="preserve"> </w:t>
-      </w:r>
-      <w:r>
-        <w:t xml:space="preserve">producing African-pre-trained encoders. The VioNER schema targets</w:t>
-      </w:r>
-      <w:r>
-        <w:t xml:space="preserve"> </w:t>
-      </w:r>
-      <w:r>
-        <w:t xml:space="preserve">English-language reporting and therefore uses</w:t>
+        <w:t xml:space="preserve">Recent work has pushed for African-language NER resources directly.</w:t>
+      </w:r>
+      <w:r>
+        <w:t xml:space="preserve"> </w:t>
+      </w:r>
+      <w:r>
+        <w:t xml:space="preserve">Adelani and colleagues’ MasakhaNER [11] established a benchmark for</w:t>
+      </w:r>
+      <w:r>
+        <w:t xml:space="preserve"> </w:t>
+      </w:r>
+      <w:r>
+        <w:t xml:space="preserve">ten African languages with annotations for PERSON, ORGANISATION,</w:t>
+      </w:r>
+      <w:r>
+        <w:t xml:space="preserve"> </w:t>
+      </w:r>
+      <w:r>
+        <w:t xml:space="preserve">LOCATION, and DATE; their headline finding is that generic</w:t>
+      </w:r>
+      <w:r>
+        <w:t xml:space="preserve"> </w:t>
+      </w:r>
+      <w:r>
+        <w:t xml:space="preserve">multilingual encoders such as mBERT and XLM-RoBERTa underperform on</w:t>
+      </w:r>
+      <w:r>
+        <w:t xml:space="preserve"> </w:t>
+      </w:r>
+      <w:r>
+        <w:t xml:space="preserve">African text relative to encoders that have seen African corpora</w:t>
+      </w:r>
+      <w:r>
+        <w:t xml:space="preserve"> </w:t>
+      </w:r>
+      <w:r>
+        <w:t xml:space="preserve">during pre-training. AfroLM [40] and AfroXLMR continued this line.</w:t>
+      </w:r>
+      <w:r>
+        <w:t xml:space="preserve"> </w:t>
+      </w:r>
+      <w:r>
+        <w:t xml:space="preserve">My target is English-language reporting of African events rather</w:t>
+      </w:r>
+      <w:r>
+        <w:t xml:space="preserve"> </w:t>
+      </w:r>
+      <w:r>
+        <w:t xml:space="preserve">than African-language reporting, so I use</w:t>
       </w:r>
       <w:r>
         <w:t xml:space="preserve"> </w:t>
@@ -9293,19 +9328,19 @@
         <w:t xml:space="preserve"> </w:t>
       </w:r>
       <w:r>
-        <w:t xml:space="preserve">the design is compatible with these African encoders as a future</w:t>
-      </w:r>
-      <w:r>
-        <w:t xml:space="preserve"> </w:t>
-      </w:r>
-      <w:r>
-        <w:t xml:space="preserve">backbone, and the entity inventory (ACTOR/VICTIM/ACTION/etc.) is</w:t>
-      </w:r>
-      <w:r>
-        <w:t xml:space="preserve"> </w:t>
-      </w:r>
-      <w:r>
-        <w:t xml:space="preserve">strictly richer than the four-type MasakhaNER schema.</w:t>
+        <w:t xml:space="preserve">the entity schema is strictly richer than MasakhaNER’s four types,</w:t>
+      </w:r>
+      <w:r>
+        <w:t xml:space="preserve"> </w:t>
+      </w:r>
+      <w:r>
+        <w:t xml:space="preserve">and an African-pre-trained backbone is a natural future swap</w:t>
+      </w:r>
+      <w:r>
+        <w:t xml:space="preserve"> </w:t>
+      </w:r>
+      <w:r>
+        <w:t xml:space="preserve">(§7.5).</w:t>
       </w:r>
     </w:p>
     <w:bookmarkEnd w:id="35"/>
@@ -9323,49 +9358,67 @@
         <w:pStyle w:val="FirstParagraph"/>
       </w:pPr>
       <w:r>
-        <w:t xml:space="preserve">The transformer architecture, introduced by Vaswani and colleagues</w:t>
-      </w:r>
-      <w:r>
-        <w:t xml:space="preserve"> </w:t>
-      </w:r>
-      <w:r>
-        <w:t xml:space="preserve">[5], replaces recurrent and convolutional sequence operations with</w:t>
-      </w:r>
-      <w:r>
-        <w:t xml:space="preserve"> </w:t>
-      </w:r>
-      <w:r>
-        <w:t xml:space="preserve">self-attention. In self-attention, each position in a sequence</w:t>
-      </w:r>
-      <w:r>
-        <w:t xml:space="preserve"> </w:t>
-      </w:r>
-      <w:r>
-        <w:t xml:space="preserve">attends to every other position, with attention weights computed from</w:t>
-      </w:r>
-      <w:r>
-        <w:t xml:space="preserve"> </w:t>
-      </w:r>
-      <w:r>
-        <w:t xml:space="preserve">learned query, key, and value projections. The architecture allows</w:t>
-      </w:r>
-      <w:r>
-        <w:t xml:space="preserve"> </w:t>
-      </w:r>
-      <w:r>
-        <w:t xml:space="preserve">strong parallel computation, captures long-range dependencies without</w:t>
-      </w:r>
-      <w:r>
-        <w:t xml:space="preserve"> </w:t>
-      </w:r>
-      <w:r>
-        <w:t xml:space="preserve">the vanishing-gradient problems of recurrent models, and scales well</w:t>
-      </w:r>
-      <w:r>
-        <w:t xml:space="preserve"> </w:t>
-      </w:r>
-      <w:r>
-        <w:t xml:space="preserve">with both data and parameters.</w:t>
+        <w:t xml:space="preserve">The transformer [5] removed the recurrent step that had constrained</w:t>
+      </w:r>
+      <w:r>
+        <w:t xml:space="preserve"> </w:t>
+      </w:r>
+      <w:r>
+        <w:t xml:space="preserve">sequence models for years and put self-attention in its place: each</w:t>
+      </w:r>
+      <w:r>
+        <w:t xml:space="preserve"> </w:t>
+      </w:r>
+      <w:r>
+        <w:t xml:space="preserve">position in the input gets to look directly at every other position,</w:t>
+      </w:r>
+      <w:r>
+        <w:t xml:space="preserve"> </w:t>
+      </w:r>
+      <w:r>
+        <w:t xml:space="preserve">through learned query / key / value projections, and the cost of</w:t>
+      </w:r>
+      <w:r>
+        <w:t xml:space="preserve"> </w:t>
+      </w:r>
+      <w:r>
+        <w:t xml:space="preserve">that look-up is paid in parallel rather than in sequence. For my</w:t>
+      </w:r>
+      <w:r>
+        <w:t xml:space="preserve"> </w:t>
+      </w:r>
+      <w:r>
+        <w:t xml:space="preserve">purposes the practical consequences matter more than the</w:t>
+      </w:r>
+      <w:r>
+        <w:t xml:space="preserve"> </w:t>
+      </w:r>
+      <w:r>
+        <w:t xml:space="preserve">mathematical novelty: training can be parallelised on a GPU,</w:t>
+      </w:r>
+      <w:r>
+        <w:t xml:space="preserve"> </w:t>
+      </w:r>
+      <w:r>
+        <w:t xml:space="preserve">long-range dependencies — exactly the kind that link an actor at</w:t>
+      </w:r>
+      <w:r>
+        <w:t xml:space="preserve"> </w:t>
+      </w:r>
+      <w:r>
+        <w:t xml:space="preserve">the start of a sentence to a casualty count at the end — survive</w:t>
+      </w:r>
+      <w:r>
+        <w:t xml:space="preserve"> </w:t>
+      </w:r>
+      <w:r>
+        <w:t xml:space="preserve">the encoding intact, and the architecture scales gracefully with</w:t>
+      </w:r>
+      <w:r>
+        <w:t xml:space="preserve"> </w:t>
+      </w:r>
+      <w:r>
+        <w:t xml:space="preserve">parameter count and data.</w:t>
       </w:r>
     </w:p>
     <w:p>
@@ -9373,49 +9426,61 @@
         <w:pStyle w:val="BodyText"/>
       </w:pPr>
       <w:r>
-        <w:t xml:space="preserve">BERT [6] applies the encoder half of the transformer to</w:t>
-      </w:r>
-      <w:r>
-        <w:t xml:space="preserve"> </w:t>
-      </w:r>
-      <w:r>
-        <w:t xml:space="preserve">representation learning. The model is pre-trained on a large corpus</w:t>
-      </w:r>
-      <w:r>
-        <w:t xml:space="preserve"> </w:t>
-      </w:r>
-      <w:r>
-        <w:t xml:space="preserve">using two objectives: masked language modelling, in which 15 percent</w:t>
-      </w:r>
-      <w:r>
-        <w:t xml:space="preserve"> </w:t>
-      </w:r>
-      <w:r>
-        <w:t xml:space="preserve">of the input tokens are masked and the model is trained to predict</w:t>
-      </w:r>
-      <w:r>
-        <w:t xml:space="preserve"> </w:t>
-      </w:r>
-      <w:r>
-        <w:t xml:space="preserve">them, and next-sentence prediction, in which the model receives a</w:t>
-      </w:r>
-      <w:r>
-        <w:t xml:space="preserve"> </w:t>
-      </w:r>
-      <w:r>
-        <w:t xml:space="preserve">pair of sentences and is trained to predict whether the second</w:t>
-      </w:r>
-      <w:r>
-        <w:t xml:space="preserve"> </w:t>
-      </w:r>
-      <w:r>
-        <w:t xml:space="preserve">follows the first. The pre-trained encoder can then be fine-tuned on</w:t>
-      </w:r>
-      <w:r>
-        <w:t xml:space="preserve"> </w:t>
-      </w:r>
-      <w:r>
-        <w:t xml:space="preserve">downstream tasks with relatively few task-specific parameters.</w:t>
+        <w:t xml:space="preserve">BERT [6] is the encoder half of the original transformer turned</w:t>
+      </w:r>
+      <w:r>
+        <w:t xml:space="preserve"> </w:t>
+      </w:r>
+      <w:r>
+        <w:t xml:space="preserve">into a representation learner. Its pre-training task is</w:t>
+      </w:r>
+      <w:r>
+        <w:t xml:space="preserve"> </w:t>
+      </w:r>
+      <w:r>
+        <w:t xml:space="preserve">deliberately self-supervised: a randomly masked 15 percent of the</w:t>
+      </w:r>
+      <w:r>
+        <w:t xml:space="preserve"> </w:t>
+      </w:r>
+      <w:r>
+        <w:t xml:space="preserve">input tokens get hidden, the model is asked to predict them from</w:t>
+      </w:r>
+      <w:r>
+        <w:t xml:space="preserve"> </w:t>
+      </w:r>
+      <w:r>
+        <w:t xml:space="preserve">the surrounding context, and an auxiliary next-sentence-prediction</w:t>
+      </w:r>
+      <w:r>
+        <w:t xml:space="preserve"> </w:t>
+      </w:r>
+      <w:r>
+        <w:t xml:space="preserve">head is trained alongside on pairs of sentences. After that</w:t>
+      </w:r>
+      <w:r>
+        <w:t xml:space="preserve"> </w:t>
+      </w:r>
+      <w:r>
+        <w:t xml:space="preserve">pre-training run, the encoder carries enough generic English</w:t>
+      </w:r>
+      <w:r>
+        <w:t xml:space="preserve"> </w:t>
+      </w:r>
+      <w:r>
+        <w:t xml:space="preserve">structure that I can attach a small task-specific head and</w:t>
+      </w:r>
+      <w:r>
+        <w:t xml:space="preserve"> </w:t>
+      </w:r>
+      <w:r>
+        <w:t xml:space="preserve">fine-tune the whole thing on a few tens of thousands of NER</w:t>
+      </w:r>
+      <w:r>
+        <w:t xml:space="preserve"> </w:t>
+      </w:r>
+      <w:r>
+        <w:t xml:space="preserve">examples with sensible results.</w:t>
       </w:r>
     </w:p>
     <w:p>
@@ -9423,31 +9488,31 @@
         <w:pStyle w:val="BodyText"/>
       </w:pPr>
       <w:r>
-        <w:t xml:space="preserve">For token-level prediction tasks such as NER, BERT exposes the</w:t>
-      </w:r>
-      <w:r>
-        <w:t xml:space="preserve"> </w:t>
-      </w:r>
-      <w:r>
-        <w:t xml:space="preserve">sequence of contextual representations as output. A linear</w:t>
-      </w:r>
-      <w:r>
-        <w:t xml:space="preserve"> </w:t>
-      </w:r>
-      <w:r>
-        <w:t xml:space="preserve">classification head over these representations produces per-token</w:t>
-      </w:r>
-      <w:r>
-        <w:t xml:space="preserve"> </w:t>
-      </w:r>
-      <w:r>
-        <w:t xml:space="preserve">logits over the label vocabulary, and the model is fine-tuned with a</w:t>
-      </w:r>
-      <w:r>
-        <w:t xml:space="preserve"> </w:t>
-      </w:r>
-      <w:r>
-        <w:t xml:space="preserve">standard cross-entropy or alternative loss against gold labels. The</w:t>
+        <w:t xml:space="preserve">For token classification specifically, the recipe is simple. BERT</w:t>
+      </w:r>
+      <w:r>
+        <w:t xml:space="preserve"> </w:t>
+      </w:r>
+      <w:r>
+        <w:t xml:space="preserve">gives me one contextual vector per WordPiece token; I run a linear</w:t>
+      </w:r>
+      <w:r>
+        <w:t xml:space="preserve"> </w:t>
+      </w:r>
+      <w:r>
+        <w:t xml:space="preserve">layer over each vector to produce logits across the seventeen-label</w:t>
+      </w:r>
+      <w:r>
+        <w:t xml:space="preserve"> </w:t>
+      </w:r>
+      <w:r>
+        <w:t xml:space="preserve">vocabulary; I backpropagate a focal-loss objective with class</w:t>
+      </w:r>
+      <w:r>
+        <w:t xml:space="preserve"> </w:t>
+      </w:r>
+      <w:r>
+        <w:t xml:space="preserve">weights (§2.4) through everything. The</w:t>
       </w:r>
       <w:r>
         <w:t xml:space="preserve"> </w:t>
@@ -9462,25 +9527,37 @@
         <w:t xml:space="preserve"> </w:t>
       </w:r>
       <w:r>
-        <w:t xml:space="preserve">variant used in this thesis has 12 transformer</w:t>
-      </w:r>
-      <w:r>
-        <w:t xml:space="preserve"> </w:t>
-      </w:r>
-      <w:r>
-        <w:t xml:space="preserve">layers, 768 hidden dimensions, and approximately 110 million</w:t>
-      </w:r>
-      <w:r>
-        <w:t xml:space="preserve"> </w:t>
-      </w:r>
-      <w:r>
-        <w:t xml:space="preserve">parameters. Cased tokenisation is preferred for NER because</w:t>
-      </w:r>
-      <w:r>
-        <w:t xml:space="preserve"> </w:t>
-      </w:r>
-      <w:r>
-        <w:t xml:space="preserve">capitalisation is a strong feature for entity detection in English.</w:t>
+        <w:t xml:space="preserve">checkpoint</w:t>
+      </w:r>
+      <w:r>
+        <w:t xml:space="preserve"> </w:t>
+      </w:r>
+      <w:r>
+        <w:t xml:space="preserve">I use has twelve transformer layers, 768-dimensional hidden states,</w:t>
+      </w:r>
+      <w:r>
+        <w:t xml:space="preserve"> </w:t>
+      </w:r>
+      <w:r>
+        <w:t xml:space="preserve">and roughly 110 million parameters. I use the cased variant</w:t>
+      </w:r>
+      <w:r>
+        <w:t xml:space="preserve"> </w:t>
+      </w:r>
+      <w:r>
+        <w:t xml:space="preserve">deliberately: in English conflict reporting, capitalisation is</w:t>
+      </w:r>
+      <w:r>
+        <w:t xml:space="preserve"> </w:t>
+      </w:r>
+      <w:r>
+        <w:t xml:space="preserve">extraordinarily informative for ACTOR and location entities, and</w:t>
+      </w:r>
+      <w:r>
+        <w:t xml:space="preserve"> </w:t>
+      </w:r>
+      <w:r>
+        <w:t xml:space="preserve">the uncased variant throws that information away.</w:t>
       </w:r>
     </w:p>
     <w:p>
@@ -9649,61 +9726,55 @@
         <w:pStyle w:val="FirstParagraph"/>
       </w:pPr>
       <w:r>
-        <w:t xml:space="preserve">Token classification in NER is intrinsically class-imbalanced. In a</w:t>
-      </w:r>
-      <w:r>
-        <w:t xml:space="preserve"> </w:t>
-      </w:r>
-      <w:r>
-        <w:t xml:space="preserve">typical news sentence, most tokens carry the O label, and within the</w:t>
-      </w:r>
-      <w:r>
-        <w:t xml:space="preserve"> </w:t>
-      </w:r>
-      <w:r>
-        <w:t xml:space="preserve">entity tokens themselves some types are far more common than others.</w:t>
-      </w:r>
-      <w:r>
-        <w:t xml:space="preserve"> </w:t>
-      </w:r>
-      <w:r>
-        <w:t xml:space="preserve">For the corpus assembled in this thesis, O tokens constitute</w:t>
-      </w:r>
-      <w:r>
-        <w:t xml:space="preserve"> </w:t>
-      </w:r>
-      <w:r>
-        <w:t xml:space="preserve">approximately 78 percent of the total, with entity tokens forming the</w:t>
-      </w:r>
-      <w:r>
-        <w:t xml:space="preserve"> </w:t>
-      </w:r>
-      <w:r>
-        <w:t xml:space="preserve">remaining 22 percent. Within the entity tokens, the distribution is</w:t>
-      </w:r>
-      <w:r>
-        <w:t xml:space="preserve"> </w:t>
-      </w:r>
-      <w:r>
-        <w:t xml:space="preserve">itself skewed: ACTOR, CITY, DATE, REGION, and DISTRICT together</w:t>
-      </w:r>
-      <w:r>
-        <w:t xml:space="preserve"> </w:t>
-      </w:r>
-      <w:r>
-        <w:t xml:space="preserve">account for the bulk of entity occurrences, while VICTIM, ACTION, and</w:t>
-      </w:r>
-      <w:r>
-        <w:t xml:space="preserve"> </w:t>
-      </w:r>
-      <w:r>
-        <w:t xml:space="preserve">CASUALTIES are substantially rarer (see Chapter 6 for full</w:t>
-      </w:r>
-      <w:r>
-        <w:t xml:space="preserve"> </w:t>
-      </w:r>
-      <w:r>
-        <w:t xml:space="preserve">statistics).</w:t>
+        <w:t xml:space="preserve">NER under BIO is, almost by construction, a deeply imbalanced</w:t>
+      </w:r>
+      <w:r>
+        <w:t xml:space="preserve"> </w:t>
+      </w:r>
+      <w:r>
+        <w:t xml:space="preserve">classification problem. Most tokens in any natural-language</w:t>
+      </w:r>
+      <w:r>
+        <w:t xml:space="preserve"> </w:t>
+      </w:r>
+      <w:r>
+        <w:t xml:space="preserve">sentence are not part of any entity, so they all carry the O label;</w:t>
+      </w:r>
+      <w:r>
+        <w:t xml:space="preserve"> </w:t>
+      </w:r>
+      <w:r>
+        <w:t xml:space="preserve">across the corpus I assemble in Chapter 5, O accounts for roughly</w:t>
+      </w:r>
+      <w:r>
+        <w:t xml:space="preserve"> </w:t>
+      </w:r>
+      <w:r>
+        <w:t xml:space="preserve">seventy-eight percent of all tokens. The remaining twenty-two</w:t>
+      </w:r>
+      <w:r>
+        <w:t xml:space="preserve"> </w:t>
+      </w:r>
+      <w:r>
+        <w:t xml:space="preserve">percent is itself uneven: ACTOR, CITY, DATE, REGION, and DISTRICT</w:t>
+      </w:r>
+      <w:r>
+        <w:t xml:space="preserve"> </w:t>
+      </w:r>
+      <w:r>
+        <w:t xml:space="preserve">are common enough to learn well, while VICTIM, ACTION, and</w:t>
+      </w:r>
+      <w:r>
+        <w:t xml:space="preserve"> </w:t>
+      </w:r>
+      <w:r>
+        <w:t xml:space="preserve">CASUALTIES are the entities I most need to recover and the entities</w:t>
+      </w:r>
+      <w:r>
+        <w:t xml:space="preserve"> </w:t>
+      </w:r>
+      <w:r>
+        <w:t xml:space="preserve">on which a naive learner does worst.</w:t>
       </w:r>
     </w:p>
     <w:p>
@@ -9711,7 +9782,13 @@
         <w:pStyle w:val="BodyText"/>
       </w:pPr>
       <w:r>
-        <w:t xml:space="preserve">Three well-established families of techniques address class imbalance.</w:t>
+        <w:t xml:space="preserve">The literature gives three handles on this problem, and I take a</w:t>
+      </w:r>
+      <w:r>
+        <w:t xml:space="preserve"> </w:t>
+      </w:r>
+      <w:r>
+        <w:t xml:space="preserve">position on each.</w:t>
       </w:r>
     </w:p>
     <w:p>
@@ -9723,61 +9800,80 @@
           <w:b/>
           <w:bCs/>
         </w:rPr>
-        <w:t xml:space="preserve">Re-sampling.</w:t>
-      </w:r>
-      <w:r>
-        <w:t xml:space="preserve"> </w:t>
-      </w:r>
-      <w:r>
-        <w:t xml:space="preserve">The training set is rebalanced by oversampling</w:t>
-      </w:r>
-      <w:r>
-        <w:t xml:space="preserve"> </w:t>
-      </w:r>
-      <w:r>
-        <w:t xml:space="preserve">minority-class examples or undersampling majority-class examples</w:t>
-      </w:r>
-      <w:r>
-        <w:t xml:space="preserve"> </w:t>
-      </w:r>
-      <w:r>
-        <w:t xml:space="preserve">[24]. In token classification, this is awkward because rebalancing</w:t>
-      </w:r>
-      <w:r>
-        <w:t xml:space="preserve"> </w:t>
-      </w:r>
-      <w:r>
-        <w:t xml:space="preserve">operates at the example level rather than the token level: a single</w:t>
-      </w:r>
-      <w:r>
-        <w:t xml:space="preserve"> </w:t>
-      </w:r>
-      <w:r>
-        <w:t xml:space="preserve">sentence contains tokens from many classes, and oversampling sentences</w:t>
-      </w:r>
-      <w:r>
-        <w:t xml:space="preserve"> </w:t>
-      </w:r>
-      <w:r>
-        <w:t xml:space="preserve">that include a rare entity also oversamples the O tokens within those</w:t>
-      </w:r>
-      <w:r>
-        <w:t xml:space="preserve"> </w:t>
-      </w:r>
-      <w:r>
-        <w:t xml:space="preserve">sentences. Stratified diversity sampling, as adopted in this thesis,</w:t>
-      </w:r>
-      <w:r>
-        <w:t xml:space="preserve"> </w:t>
-      </w:r>
-      <w:r>
-        <w:t xml:space="preserve">applies the principle at example granularity while preserving overall</w:t>
-      </w:r>
-      <w:r>
-        <w:t xml:space="preserve"> </w:t>
-      </w:r>
-      <w:r>
-        <w:t xml:space="preserve">distributional diversity.</w:t>
+        <w:t xml:space="preserve">Re-sampling</w:t>
+      </w:r>
+      <w:r>
+        <w:t xml:space="preserve"> </w:t>
+      </w:r>
+      <w:r>
+        <w:t xml:space="preserve">the training set [24] is the textbook first response.</w:t>
+      </w:r>
+      <w:r>
+        <w:t xml:space="preserve"> </w:t>
+      </w:r>
+      <w:r>
+        <w:t xml:space="preserve">Oversample the sentences that contain a rare entity, undersample</w:t>
+      </w:r>
+      <w:r>
+        <w:t xml:space="preserve"> </w:t>
+      </w:r>
+      <w:r>
+        <w:t xml:space="preserve">the ones full of O. The wrinkle in token classification is that the</w:t>
+      </w:r>
+      <w:r>
+        <w:t xml:space="preserve"> </w:t>
+      </w:r>
+      <w:r>
+        <w:t xml:space="preserve">oversampling decision lives at the example level — a single</w:t>
+      </w:r>
+      <w:r>
+        <w:t xml:space="preserve"> </w:t>
+      </w:r>
+      <w:r>
+        <w:t xml:space="preserve">sentence — but the imbalance lives at the token level. Oversampling</w:t>
+      </w:r>
+      <w:r>
+        <w:t xml:space="preserve"> </w:t>
+      </w:r>
+      <w:r>
+        <w:t xml:space="preserve">a sentence to recover one VICTIM token also pulls along thirty O</w:t>
+      </w:r>
+      <w:r>
+        <w:t xml:space="preserve"> </w:t>
+      </w:r>
+      <w:r>
+        <w:t xml:space="preserve">tokens. My stratified diversity sampling (§5.3) is a compromise: it</w:t>
+      </w:r>
+      <w:r>
+        <w:t xml:space="preserve"> </w:t>
+      </w:r>
+      <w:r>
+        <w:t xml:space="preserve">oversamples sentences that contain rare entity</w:t>
+      </w:r>
+      <w:r>
+        <w:t xml:space="preserve"> </w:t>
+      </w:r>
+      <w:r>
+        <w:rPr>
+          <w:i/>
+          <w:iCs/>
+        </w:rPr>
+        <w:t xml:space="preserve">types</w:t>
+      </w:r>
+      <w:r>
+        <w:t xml:space="preserve">, while</w:t>
+      </w:r>
+      <w:r>
+        <w:t xml:space="preserve"> </w:t>
+      </w:r>
+      <w:r>
+        <w:t xml:space="preserve">selecting for entity-type diversity rather than entity-token count,</w:t>
+      </w:r>
+      <w:r>
+        <w:t xml:space="preserve"> </w:t>
+      </w:r>
+      <w:r>
+        <w:t xml:space="preserve">so it grows the rare classes without pumping up O proportionally.</w:t>
       </w:r>
     </w:p>
     <w:p>
@@ -9789,49 +9885,61 @@
           <w:b/>
           <w:bCs/>
         </w:rPr>
-        <w:t xml:space="preserve">Class-weighted cross entropy.</w:t>
-      </w:r>
-      <w:r>
-        <w:t xml:space="preserve"> </w:t>
-      </w:r>
-      <w:r>
-        <w:t xml:space="preserve">The cross-entropy loss is reweighted</w:t>
-      </w:r>
-      <w:r>
-        <w:t xml:space="preserve"> </w:t>
-      </w:r>
-      <w:r>
-        <w:t xml:space="preserve">per class so that minority classes carry larger gradient contributions</w:t>
-      </w:r>
-      <w:r>
-        <w:t xml:space="preserve"> </w:t>
-      </w:r>
-      <w:r>
-        <w:t xml:space="preserve">[25]. Inverse-frequency weighting computes the weight for class c as</w:t>
-      </w:r>
-      <w:r>
-        <w:t xml:space="preserve"> </w:t>
-      </w:r>
-      <w:r>
-        <w:t xml:space="preserve">1/f_c, optionally normalised; effective-number weighting [26] uses a</w:t>
-      </w:r>
-      <w:r>
-        <w:t xml:space="preserve"> </w:t>
-      </w:r>
-      <w:r>
-        <w:t xml:space="preserve">smoothed variant that accounts for sample overlap. This thesis</w:t>
-      </w:r>
-      <w:r>
-        <w:t xml:space="preserve"> </w:t>
-      </w:r>
-      <w:r>
-        <w:t xml:space="preserve">applies inverse-frequency class weights computed from the actual</w:t>
-      </w:r>
-      <w:r>
-        <w:t xml:space="preserve"> </w:t>
-      </w:r>
-      <w:r>
-        <w:t xml:space="preserve">training-set distribution.</w:t>
+        <w:t xml:space="preserve">Class-weighted cross entropy</w:t>
+      </w:r>
+      <w:r>
+        <w:t xml:space="preserve"> </w:t>
+      </w:r>
+      <w:r>
+        <w:t xml:space="preserve">[25] adjusts the loss rather than</w:t>
+      </w:r>
+      <w:r>
+        <w:t xml:space="preserve"> </w:t>
+      </w:r>
+      <w:r>
+        <w:t xml:space="preserve">the sampler. Each class is given a weight, large for rare classes</w:t>
+      </w:r>
+      <w:r>
+        <w:t xml:space="preserve"> </w:t>
+      </w:r>
+      <w:r>
+        <w:t xml:space="preserve">and small for the dominant ones, that multiplies its contribution</w:t>
+      </w:r>
+      <w:r>
+        <w:t xml:space="preserve"> </w:t>
+      </w:r>
+      <w:r>
+        <w:t xml:space="preserve">to the gradient. Inverse-frequency weighting sets the weight to</w:t>
+      </w:r>
+      <w:r>
+        <w:t xml:space="preserve"> </w:t>
+      </w:r>
+      <w:r>
+        <w:t xml:space="preserve">1/f_c (optionally normalised); effective-number weighting [26]</w:t>
+      </w:r>
+      <w:r>
+        <w:t xml:space="preserve"> </w:t>
+      </w:r>
+      <w:r>
+        <w:t xml:space="preserve">smooths this with a corpus-sample-overlap correction. I use</w:t>
+      </w:r>
+      <w:r>
+        <w:t xml:space="preserve"> </w:t>
+      </w:r>
+      <w:r>
+        <w:t xml:space="preserve">inverse-frequency weights, computed once from the training-set</w:t>
+      </w:r>
+      <w:r>
+        <w:t xml:space="preserve"> </w:t>
+      </w:r>
+      <w:r>
+        <w:t xml:space="preserve">distribution at the start of training, with a maximum-weight cap to</w:t>
+      </w:r>
+      <w:r>
+        <w:t xml:space="preserve"> </w:t>
+      </w:r>
+      <w:r>
+        <w:t xml:space="preserve">prevent the rarest classes from dominating gradient updates.</w:t>
       </w:r>
     </w:p>
     <w:p>
@@ -9843,25 +9951,43 @@
           <w:b/>
           <w:bCs/>
         </w:rPr>
-        <w:t xml:space="preserve">Focal loss.</w:t>
-      </w:r>
-      <w:r>
-        <w:t xml:space="preserve"> </w:t>
-      </w:r>
-      <w:r>
-        <w:t xml:space="preserve">Focal loss, introduced by Lin and colleagues for dense</w:t>
-      </w:r>
-      <w:r>
-        <w:t xml:space="preserve"> </w:t>
-      </w:r>
-      <w:r>
-        <w:t xml:space="preserve">object detection [12], down-weights well-classified examples and</w:t>
-      </w:r>
-      <w:r>
-        <w:t xml:space="preserve"> </w:t>
-      </w:r>
-      <w:r>
-        <w:t xml:space="preserve">focuses learning on difficult ones. For a per-token cross entropy of</w:t>
+        <w:t xml:space="preserve">Focal loss</w:t>
+      </w:r>
+      <w:r>
+        <w:t xml:space="preserve"> </w:t>
+      </w:r>
+      <w:r>
+        <w:t xml:space="preserve">[12] takes a different angle. Originally proposed</w:t>
+      </w:r>
+      <w:r>
+        <w:t xml:space="preserve"> </w:t>
+      </w:r>
+      <w:r>
+        <w:t xml:space="preserve">for dense object detection, where the foreground/background ratio</w:t>
+      </w:r>
+      <w:r>
+        <w:t xml:space="preserve"> </w:t>
+      </w:r>
+      <w:r>
+        <w:t xml:space="preserve">is even worse than for NER, it down-weights examples the model is</w:t>
+      </w:r>
+      <w:r>
+        <w:t xml:space="preserve"> </w:t>
+      </w:r>
+      <w:r>
+        <w:t xml:space="preserve">already confident about and concentrates the loss on the examples</w:t>
+      </w:r>
+      <w:r>
+        <w:t xml:space="preserve"> </w:t>
+      </w:r>
+      <w:r>
+        <w:t xml:space="preserve">it is still uncertain on. The formulation, given a per-token cross</w:t>
+      </w:r>
+      <w:r>
+        <w:t xml:space="preserve"> </w:t>
+      </w:r>
+      <w:r>
+        <w:t xml:space="preserve">entropy</w:t>
       </w:r>
       <w:r>
         <w:t xml:space="preserve"> </w:t>
@@ -9873,7 +9999,7 @@
         <w:t xml:space="preserve">CE(p, y) = -log p_y</w:t>
       </w:r>
       <w:r>
-        <w:t xml:space="preserve">, the focal loss is given by</w:t>
+        <w:t xml:space="preserve">, is</w:t>
       </w:r>
     </w:p>
     <w:p>
@@ -9898,37 +10024,37 @@
         <w:pStyle w:val="FirstParagraph"/>
       </w:pPr>
       <w:r>
-        <w:t xml:space="preserve">where p_y is the model’s predicted probability for the true class y,</w:t>
-      </w:r>
-      <w:r>
-        <w:t xml:space="preserve"> </w:t>
-      </w:r>
-      <w:r>
-        <w:t xml:space="preserve">γ controls the strength of down-weighting (γ = 0 recovers cross</w:t>
-      </w:r>
-      <w:r>
-        <w:t xml:space="preserve"> </w:t>
-      </w:r>
-      <w:r>
-        <w:t xml:space="preserve">entropy), and α_y is an optional per-class weight. Focal loss has</w:t>
-      </w:r>
-      <w:r>
-        <w:t xml:space="preserve"> </w:t>
-      </w:r>
-      <w:r>
-        <w:t xml:space="preserve">been shown to outperform plain cross entropy in object detection and</w:t>
-      </w:r>
-      <w:r>
-        <w:t xml:space="preserve"> </w:t>
-      </w:r>
-      <w:r>
-        <w:t xml:space="preserve">in token classification with imbalanced labels, particularly when</w:t>
-      </w:r>
-      <w:r>
-        <w:t xml:space="preserve"> </w:t>
-      </w:r>
-      <w:r>
-        <w:t xml:space="preserve">combined with a class-weighting scheme.</w:t>
+        <w:t xml:space="preserve">where p_y is the model’s predicted probability of the true class y,</w:t>
+      </w:r>
+      <w:r>
+        <w:t xml:space="preserve"> </w:t>
+      </w:r>
+      <w:r>
+        <w:t xml:space="preserve">γ ≥ 0 controls how aggressively easy examples are discounted (with</w:t>
+      </w:r>
+      <w:r>
+        <w:t xml:space="preserve"> </w:t>
+      </w:r>
+      <w:r>
+        <w:t xml:space="preserve">γ = 0 recovering ordinary cross entropy), and α_y is an optional</w:t>
+      </w:r>
+      <w:r>
+        <w:t xml:space="preserve"> </w:t>
+      </w:r>
+      <w:r>
+        <w:t xml:space="preserve">per-class weight that lets focal loss compose with class weighting.</w:t>
+      </w:r>
+      <w:r>
+        <w:t xml:space="preserve"> </w:t>
+      </w:r>
+      <w:r>
+        <w:t xml:space="preserve">A growing body of token-classification work has reported gains from</w:t>
+      </w:r>
+      <w:r>
+        <w:t xml:space="preserve"> </w:t>
+      </w:r>
+      <w:r>
+        <w:t xml:space="preserve">this combination over either ingredient alone.</w:t>
       </w:r>
     </w:p>
     <w:p>
@@ -10362,13 +10488,13 @@
         <w:t xml:space="preserve"> </w:t>
       </w:r>
       <w:r>
-        <w:t xml:space="preserve">variants. The present work reports</w:t>
-      </w:r>
-      <w:r>
-        <w:t xml:space="preserve"> </w:t>
-      </w:r>
-      <w:r>
-        <w:t xml:space="preserve">span-level precision, recall, and F1 with strict boundary matching</w:t>
+        <w:t xml:space="preserve">variants. I report span-level</w:t>
+      </w:r>
+      <w:r>
+        <w:t xml:space="preserve"> </w:t>
+      </w:r>
+      <w:r>
+        <w:t xml:space="preserve">precision, recall, and F1 with strict boundary matching</w:t>
       </w:r>
       <w:r>
         <w:t xml:space="preserve"> </w:t>
@@ -10984,61 +11110,73 @@
         <w:pStyle w:val="FirstParagraph"/>
       </w:pPr>
       <w:r>
-        <w:t xml:space="preserve">Tanev, Atkinson, and Piskorski present a real-time news event</w:t>
-      </w:r>
-      <w:r>
-        <w:t xml:space="preserve"> </w:t>
-      </w:r>
-      <w:r>
-        <w:t xml:space="preserve">extraction architecture aimed at global crisis monitoring [1]. Their</w:t>
-      </w:r>
-      <w:r>
-        <w:t xml:space="preserve"> </w:t>
-      </w:r>
-      <w:r>
-        <w:t xml:space="preserve">system processes large volumes of multilingual news and combines</w:t>
-      </w:r>
-      <w:r>
-        <w:t xml:space="preserve"> </w:t>
-      </w:r>
-      <w:r>
-        <w:t xml:space="preserve">pattern-based event recognition with geographical clustering to</w:t>
-      </w:r>
-      <w:r>
-        <w:t xml:space="preserve"> </w:t>
-      </w:r>
-      <w:r>
-        <w:t xml:space="preserve">identify locations and to track evolving situations. Its strengths</w:t>
-      </w:r>
-      <w:r>
-        <w:t xml:space="preserve"> </w:t>
-      </w:r>
-      <w:r>
-        <w:t xml:space="preserve">include scalability and breadth of coverage; its limitations, from</w:t>
-      </w:r>
-      <w:r>
-        <w:t xml:space="preserve"> </w:t>
-      </w:r>
-      <w:r>
-        <w:t xml:space="preserve">the perspective of this thesis, are that event recognition is</w:t>
-      </w:r>
-      <w:r>
-        <w:t xml:space="preserve"> </w:t>
-      </w:r>
-      <w:r>
-        <w:t xml:space="preserve">pattern-based rather than learned and that the system does not</w:t>
-      </w:r>
-      <w:r>
-        <w:t xml:space="preserve"> </w:t>
-      </w:r>
-      <w:r>
-        <w:t xml:space="preserve">generate a structured 5W1H representation per event suitable for</w:t>
-      </w:r>
-      <w:r>
-        <w:t xml:space="preserve"> </w:t>
-      </w:r>
-      <w:r>
-        <w:t xml:space="preserve">downstream querying.</w:t>
+        <w:t xml:space="preserve">Tanev, Atkinson, and Piskorski [1] built an early version of what</w:t>
+      </w:r>
+      <w:r>
+        <w:t xml:space="preserve"> </w:t>
+      </w:r>
+      <w:r>
+        <w:t xml:space="preserve">operational crisis-monitoring infrastructure actually looks like at</w:t>
+      </w:r>
+      <w:r>
+        <w:t xml:space="preserve"> </w:t>
+      </w:r>
+      <w:r>
+        <w:t xml:space="preserve">scale: a multilingual pipeline that pulls news from many feeds,</w:t>
+      </w:r>
+      <w:r>
+        <w:t xml:space="preserve"> </w:t>
+      </w:r>
+      <w:r>
+        <w:t xml:space="preserve">recognises events through hand-written patterns, and clusters them</w:t>
+      </w:r>
+      <w:r>
+        <w:t xml:space="preserve"> </w:t>
+      </w:r>
+      <w:r>
+        <w:t xml:space="preserve">geographically so that an emerging story can be tracked across</w:t>
+      </w:r>
+      <w:r>
+        <w:t xml:space="preserve"> </w:t>
+      </w:r>
+      <w:r>
+        <w:t xml:space="preserve">sources. What I take from their work is the engineering attitude —</w:t>
+      </w:r>
+      <w:r>
+        <w:t xml:space="preserve"> </w:t>
+      </w:r>
+      <w:r>
+        <w:t xml:space="preserve">they treat scale as the central problem rather than treating it as</w:t>
+      </w:r>
+      <w:r>
+        <w:t xml:space="preserve"> </w:t>
+      </w:r>
+      <w:r>
+        <w:t xml:space="preserve">an afterthought. What I don’t take is the pattern-based event</w:t>
+      </w:r>
+      <w:r>
+        <w:t xml:space="preserve"> </w:t>
+      </w:r>
+      <w:r>
+        <w:t xml:space="preserve">recognition. Their system does not produce structured 5W1H records</w:t>
+      </w:r>
+      <w:r>
+        <w:t xml:space="preserve"> </w:t>
+      </w:r>
+      <w:r>
+        <w:t xml:space="preserve">that a downstream analyst could query, and patterns alone do not</w:t>
+      </w:r>
+      <w:r>
+        <w:t xml:space="preserve"> </w:t>
+      </w:r>
+      <w:r>
+        <w:t xml:space="preserve">scale across the actor-name and place-name diversity of African</w:t>
+      </w:r>
+      <w:r>
+        <w:t xml:space="preserve"> </w:t>
+      </w:r>
+      <w:r>
+        <w:t xml:space="preserve">conflict reporting.</w:t>
       </w:r>
     </w:p>
     <w:p>
@@ -11046,55 +11184,67 @@
         <w:pStyle w:val="BodyText"/>
       </w:pPr>
       <w:r>
-        <w:t xml:space="preserve">Hogenboom and colleagues survey event-extraction methods from text</w:t>
-      </w:r>
-      <w:r>
-        <w:t xml:space="preserve"> </w:t>
-      </w:r>
-      <w:r>
-        <w:t xml:space="preserve">with a particular focus on decision-support applications [16], [4].</w:t>
-      </w:r>
-      <w:r>
-        <w:t xml:space="preserve"> </w:t>
-      </w:r>
-      <w:r>
-        <w:t xml:space="preserve">They identify three methodological families (data-driven,</w:t>
-      </w:r>
-      <w:r>
-        <w:t xml:space="preserve"> </w:t>
-      </w:r>
-      <w:r>
-        <w:t xml:space="preserve">knowledge-driven, hybrid) and conclude that hybrid pipelines that</w:t>
-      </w:r>
-      <w:r>
-        <w:t xml:space="preserve"> </w:t>
-      </w:r>
-      <w:r>
-        <w:t xml:space="preserve">combine statistical learning with linguistic and domain rules are the</w:t>
-      </w:r>
-      <w:r>
-        <w:t xml:space="preserve"> </w:t>
-      </w:r>
-      <w:r>
-        <w:t xml:space="preserve">most operationally viable. The methodological positioning of VioNER,</w:t>
-      </w:r>
-      <w:r>
-        <w:t xml:space="preserve"> </w:t>
-      </w:r>
-      <w:r>
-        <w:t xml:space="preserve">in which a learned NER component is paired with a rule-driven</w:t>
-      </w:r>
-      <w:r>
-        <w:t xml:space="preserve"> </w:t>
-      </w:r>
-      <w:r>
-        <w:t xml:space="preserve">post-processing layer informed by a curated knowledge base, follows</w:t>
-      </w:r>
-      <w:r>
-        <w:t xml:space="preserve"> </w:t>
-      </w:r>
-      <w:r>
-        <w:t xml:space="preserve">their recommendation.</w:t>
+        <w:t xml:space="preserve">Hogenboom and colleagues survey the broader event-extraction</w:t>
+      </w:r>
+      <w:r>
+        <w:t xml:space="preserve"> </w:t>
+      </w:r>
+      <w:r>
+        <w:t xml:space="preserve">landscape twice, with a slightly different cut each time [16], [4].</w:t>
+      </w:r>
+      <w:r>
+        <w:t xml:space="preserve"> </w:t>
+      </w:r>
+      <w:r>
+        <w:t xml:space="preserve">Their conclusion in both surveys is the same: data-driven methods</w:t>
+      </w:r>
+      <w:r>
+        <w:t xml:space="preserve"> </w:t>
+      </w:r>
+      <w:r>
+        <w:t xml:space="preserve">generalise but lose precision on rare event types, knowledge-driven</w:t>
+      </w:r>
+      <w:r>
+        <w:t xml:space="preserve"> </w:t>
+      </w:r>
+      <w:r>
+        <w:t xml:space="preserve">methods are precise but fragile, and the hybrid pipelines that mix</w:t>
+      </w:r>
+      <w:r>
+        <w:t xml:space="preserve"> </w:t>
+      </w:r>
+      <w:r>
+        <w:t xml:space="preserve">the two outperform either pure approach in operational settings.</w:t>
+      </w:r>
+      <w:r>
+        <w:t xml:space="preserve"> </w:t>
+      </w:r>
+      <w:r>
+        <w:t xml:space="preserve">VioNER takes this seriously. The NER component is data-driven; the</w:t>
+      </w:r>
+      <w:r>
+        <w:t xml:space="preserve"> </w:t>
+      </w:r>
+      <w:r>
+        <w:t xml:space="preserve">post-processing layer (5W1H grouping, KB lookup, taxonomy</w:t>
+      </w:r>
+      <w:r>
+        <w:t xml:space="preserve"> </w:t>
+      </w:r>
+      <w:r>
+        <w:t xml:space="preserve">assignment) is rule-driven; the two communicate through confidence</w:t>
+      </w:r>
+      <w:r>
+        <w:t xml:space="preserve"> </w:t>
+      </w:r>
+      <w:r>
+        <w:t xml:space="preserve">scores and KB metadata rather than trying to do the whole job in</w:t>
+      </w:r>
+      <w:r>
+        <w:t xml:space="preserve"> </w:t>
+      </w:r>
+      <w:r>
+        <w:t xml:space="preserve">either paradigm.</w:t>
       </w:r>
     </w:p>
     <w:p>
@@ -11102,67 +11252,73 @@
         <w:pStyle w:val="BodyText"/>
       </w:pPr>
       <w:r>
-        <w:t xml:space="preserve">Suchanek, Kasneci, and Weikum construct YAGO, a large-scale ontology</w:t>
-      </w:r>
-      <w:r>
-        <w:t xml:space="preserve"> </w:t>
-      </w:r>
-      <w:r>
-        <w:t xml:space="preserve">of facts extracted automatically from Wikipedia and WordNet [30].</w:t>
-      </w:r>
-      <w:r>
-        <w:t xml:space="preserve"> </w:t>
-      </w:r>
-      <w:r>
-        <w:t xml:space="preserve">YAGO demonstrates the value of automatic extraction from a structured</w:t>
-      </w:r>
-      <w:r>
-        <w:t xml:space="preserve"> </w:t>
-      </w:r>
-      <w:r>
-        <w:t xml:space="preserve">source: by exploiting infobox and category data, the authors derive</w:t>
-      </w:r>
-      <w:r>
-        <w:t xml:space="preserve"> </w:t>
-      </w:r>
-      <w:r>
-        <w:t xml:space="preserve">millions of structured assertions with high accuracy. The relevance</w:t>
-      </w:r>
-      <w:r>
-        <w:t xml:space="preserve"> </w:t>
-      </w:r>
-      <w:r>
-        <w:t xml:space="preserve">to this thesis is twofold. First, YAGO illustrates the operational</w:t>
-      </w:r>
-      <w:r>
-        <w:t xml:space="preserve"> </w:t>
-      </w:r>
-      <w:r>
-        <w:t xml:space="preserve">distinction between extracting from semi-structured sources, where</w:t>
-      </w:r>
-      <w:r>
-        <w:t xml:space="preserve"> </w:t>
-      </w:r>
-      <w:r>
-        <w:t xml:space="preserve">extraction can rely on the structure, and extracting from free text,</w:t>
-      </w:r>
-      <w:r>
-        <w:t xml:space="preserve"> </w:t>
-      </w:r>
-      <w:r>
-        <w:t xml:space="preserve">where the model must learn structure from regularities in surface</w:t>
-      </w:r>
-      <w:r>
-        <w:t xml:space="preserve"> </w:t>
-      </w:r>
-      <w:r>
-        <w:t xml:space="preserve">form. Second, YAGO embeds extracted facts in an ontology, which</w:t>
-      </w:r>
-      <w:r>
-        <w:t xml:space="preserve"> </w:t>
-      </w:r>
-      <w:r>
-        <w:t xml:space="preserve">parallels the role of the taxonomy and knowledge base in VioNER.</w:t>
+        <w:t xml:space="preserve">YAGO [30] is a different beast — Suchanek, Kasneci, and Weikum</w:t>
+      </w:r>
+      <w:r>
+        <w:t xml:space="preserve"> </w:t>
+      </w:r>
+      <w:r>
+        <w:t xml:space="preserve">extract millions of facts from Wikipedia infoboxes and WordNet</w:t>
+      </w:r>
+      <w:r>
+        <w:t xml:space="preserve"> </w:t>
+      </w:r>
+      <w:r>
+        <w:t xml:space="preserve">hierarchies into a single OWL ontology. YAGO is not directly</w:t>
+      </w:r>
+      <w:r>
+        <w:t xml:space="preserve"> </w:t>
+      </w:r>
+      <w:r>
+        <w:t xml:space="preserve">comparable to VioNER (its source is semi-structured rather than</w:t>
+      </w:r>
+      <w:r>
+        <w:t xml:space="preserve"> </w:t>
+      </w:r>
+      <w:r>
+        <w:t xml:space="preserve">free text) but two of its design choices are instructive. First,</w:t>
+      </w:r>
+      <w:r>
+        <w:t xml:space="preserve"> </w:t>
+      </w:r>
+      <w:r>
+        <w:t xml:space="preserve">where the source has structure, you should use it; an infobox is a</w:t>
+      </w:r>
+      <w:r>
+        <w:t xml:space="preserve"> </w:t>
+      </w:r>
+      <w:r>
+        <w:t xml:space="preserve">gift compared to a paragraph. Second, embedding extracted facts in</w:t>
+      </w:r>
+      <w:r>
+        <w:t xml:space="preserve"> </w:t>
+      </w:r>
+      <w:r>
+        <w:t xml:space="preserve">an ontology — not just storing them as rows — gives the result</w:t>
+      </w:r>
+      <w:r>
+        <w:t xml:space="preserve"> </w:t>
+      </w:r>
+      <w:r>
+        <w:t xml:space="preserve">analytical leverage that flat records do not. The four-level</w:t>
+      </w:r>
+      <w:r>
+        <w:t xml:space="preserve"> </w:t>
+      </w:r>
+      <w:r>
+        <w:t xml:space="preserve">taxonomy in §4.4 is my answer to that second observation, applied</w:t>
+      </w:r>
+      <w:r>
+        <w:t xml:space="preserve"> </w:t>
+      </w:r>
+      <w:r>
+        <w:t xml:space="preserve">to a free-text extraction setting where I do not get YAGO’s</w:t>
+      </w:r>
+      <w:r>
+        <w:t xml:space="preserve"> </w:t>
+      </w:r>
+      <w:r>
+        <w:t xml:space="preserve">infobox luxury.</w:t>
       </w:r>
     </w:p>
     <w:p>
@@ -11170,49 +11326,55 @@
         <w:pStyle w:val="BodyText"/>
       </w:pPr>
       <w:r>
-        <w:t xml:space="preserve">Hienert and Luciano extend a similar approach to the extraction of</w:t>
-      </w:r>
-      <w:r>
-        <w:t xml:space="preserve"> </w:t>
-      </w:r>
-      <w:r>
-        <w:t xml:space="preserve">historical events from multilingual Wikipedia [31], demonstrating the</w:t>
-      </w:r>
-      <w:r>
-        <w:t xml:space="preserve"> </w:t>
-      </w:r>
-      <w:r>
-        <w:t xml:space="preserve">applicability of standardised event models such as LODE to large</w:t>
-      </w:r>
-      <w:r>
-        <w:t xml:space="preserve"> </w:t>
-      </w:r>
-      <w:r>
-        <w:t xml:space="preserve">corpora. Their methodology is constrained by the semi-structured</w:t>
-      </w:r>
-      <w:r>
-        <w:t xml:space="preserve"> </w:t>
-      </w:r>
-      <w:r>
-        <w:t xml:space="preserve">nature of the source and is not directly applicable to ACLED notes or</w:t>
-      </w:r>
-      <w:r>
-        <w:t xml:space="preserve"> </w:t>
-      </w:r>
-      <w:r>
-        <w:t xml:space="preserve">to full news articles. It is, however, a useful counterpoint:</w:t>
-      </w:r>
-      <w:r>
-        <w:t xml:space="preserve"> </w:t>
-      </w:r>
-      <w:r>
-        <w:t xml:space="preserve">extraction from semi-structured sources is qualitatively different</w:t>
-      </w:r>
-      <w:r>
-        <w:t xml:space="preserve"> </w:t>
-      </w:r>
-      <w:r>
-        <w:t xml:space="preserve">from extraction from free text.</w:t>
+        <w:t xml:space="preserve">Hienert and Luciano [31] extend the YAGO idea to historical events</w:t>
+      </w:r>
+      <w:r>
+        <w:t xml:space="preserve"> </w:t>
+      </w:r>
+      <w:r>
+        <w:t xml:space="preserve">in Wikipedia using LODE. Their pipeline assumes the same</w:t>
+      </w:r>
+      <w:r>
+        <w:t xml:space="preserve"> </w:t>
+      </w:r>
+      <w:r>
+        <w:t xml:space="preserve">semi-structured input. I cite it here mainly as a counterpoint:</w:t>
+      </w:r>
+      <w:r>
+        <w:t xml:space="preserve"> </w:t>
+      </w:r>
+      <w:r>
+        <w:t xml:space="preserve">extracting from a Wikipedia article that already names</w:t>
+      </w:r>
+      <w:r>
+        <w:t xml:space="preserve"> </w:t>
+      </w:r>
+      <w:r>
+        <w:t xml:space="preserve">“Battle of</w:t>
+      </w:r>
+      <w:r>
+        <w:t xml:space="preserve"> </w:t>
+      </w:r>
+      <w:r>
+        <w:t xml:space="preserve">Adwa, 1896”</w:t>
+      </w:r>
+      <w:r>
+        <w:t xml:space="preserve"> </w:t>
+      </w:r>
+      <w:r>
+        <w:t xml:space="preserve">in its title is a fundamentally easier problem than</w:t>
+      </w:r>
+      <w:r>
+        <w:t xml:space="preserve"> </w:t>
+      </w:r>
+      <w:r>
+        <w:t xml:space="preserve">extracting events from ACLED notes or full-length news articles</w:t>
+      </w:r>
+      <w:r>
+        <w:t xml:space="preserve"> </w:t>
+      </w:r>
+      <w:r>
+        <w:t xml:space="preserve">where the event has to be inferred from prose.</w:t>
       </w:r>
     </w:p>
     <w:bookmarkEnd w:id="42"/>
@@ -11230,61 +11392,97 @@
         <w:pStyle w:val="FirstParagraph"/>
       </w:pPr>
       <w:r>
-        <w:t xml:space="preserve">Piskorski, Tanev, and Wennerberg developed the NEXUS system, which</w:t>
-      </w:r>
-      <w:r>
-        <w:t xml:space="preserve"> </w:t>
-      </w:r>
-      <w:r>
-        <w:t xml:space="preserve">extracts security-related events using the PMVE ontology [29]. NEXUS</w:t>
-      </w:r>
-      <w:r>
-        <w:t xml:space="preserve"> </w:t>
-      </w:r>
-      <w:r>
-        <w:t xml:space="preserve">applies keyword filtering and linguistic patterns to identify</w:t>
-      </w:r>
-      <w:r>
-        <w:t xml:space="preserve"> </w:t>
-      </w:r>
-      <w:r>
-        <w:t xml:space="preserve">violence-relevant articles, then maps extracted entities and events</w:t>
-      </w:r>
-      <w:r>
-        <w:t xml:space="preserve"> </w:t>
-      </w:r>
-      <w:r>
-        <w:t xml:space="preserve">onto PMVE classes. The system’s strengths include a principled</w:t>
-      </w:r>
-      <w:r>
-        <w:t xml:space="preserve"> </w:t>
-      </w:r>
-      <w:r>
-        <w:t xml:space="preserve">ontology and demonstrated coverage of European security incidents;</w:t>
-      </w:r>
-      <w:r>
-        <w:t xml:space="preserve"> </w:t>
-      </w:r>
-      <w:r>
-        <w:t xml:space="preserve">its limitations, from the perspective of African deployment, include</w:t>
-      </w:r>
-      <w:r>
-        <w:t xml:space="preserve"> </w:t>
-      </w:r>
-      <w:r>
-        <w:t xml:space="preserve">its tuning to European actor and place vocabularies and its reliance</w:t>
-      </w:r>
-      <w:r>
-        <w:t xml:space="preserve"> </w:t>
-      </w:r>
-      <w:r>
-        <w:t xml:space="preserve">on hand-crafted patterns. PMVE itself, however, is a valuable</w:t>
-      </w:r>
-      <w:r>
-        <w:t xml:space="preserve"> </w:t>
-      </w:r>
-      <w:r>
-        <w:t xml:space="preserve">reference for the construction of the present taxonomy.</w:t>
+        <w:t xml:space="preserve">The NEXUS system [29] is the closest stylistic precedent in</w:t>
+      </w:r>
+      <w:r>
+        <w:t xml:space="preserve"> </w:t>
+      </w:r>
+      <w:r>
+        <w:t xml:space="preserve">violence-specific extraction. Piskorski, Tanev, and Wennerberg</w:t>
+      </w:r>
+      <w:r>
+        <w:t xml:space="preserve"> </w:t>
+      </w:r>
+      <w:r>
+        <w:t xml:space="preserve">filter incoming news with keywords, run linguistic patterns to find</w:t>
+      </w:r>
+      <w:r>
+        <w:t xml:space="preserve"> </w:t>
+      </w:r>
+      <w:r>
+        <w:t xml:space="preserve">violence-relevant sentences, then snap extracted entities onto the</w:t>
+      </w:r>
+      <w:r>
+        <w:t xml:space="preserve"> </w:t>
+      </w:r>
+      <w:r>
+        <w:t xml:space="preserve">classes of their Politically Motivated Violent Events ontology. I</w:t>
+      </w:r>
+      <w:r>
+        <w:t xml:space="preserve"> </w:t>
+      </w:r>
+      <w:r>
+        <w:t xml:space="preserve">draw two lessons from NEXUS. The principled ontology — PMVE —</w:t>
+      </w:r>
+      <w:r>
+        <w:t xml:space="preserve"> </w:t>
+      </w:r>
+      <w:r>
+        <w:t xml:space="preserve">shows how much analytical reach a tight conceptual model gives</w:t>
+      </w:r>
+      <w:r>
+        <w:t xml:space="preserve"> </w:t>
+      </w:r>
+      <w:r>
+        <w:t xml:space="preserve">downstream consumers, and my four-level taxonomy is partly a</w:t>
+      </w:r>
+      <w:r>
+        <w:t xml:space="preserve"> </w:t>
+      </w:r>
+      <w:r>
+        <w:t xml:space="preserve">response to that. At the same time, NEXUS demonstrates how</w:t>
+      </w:r>
+      <w:r>
+        <w:t xml:space="preserve"> </w:t>
+      </w:r>
+      <w:r>
+        <w:t xml:space="preserve">expensive pattern-based recognition becomes once the actor and</w:t>
+      </w:r>
+      <w:r>
+        <w:t xml:space="preserve"> </w:t>
+      </w:r>
+      <w:r>
+        <w:t xml:space="preserve">place vocabularies shift: it was tuned to European security</w:t>
+      </w:r>
+      <w:r>
+        <w:t xml:space="preserve"> </w:t>
+      </w:r>
+      <w:r>
+        <w:t xml:space="preserve">incidents, and porting it to the African continent — with several</w:t>
+      </w:r>
+      <w:r>
+        <w:t xml:space="preserve"> </w:t>
+      </w:r>
+      <w:r>
+        <w:t xml:space="preserve">hundred armed groups and tens of thousands of locality names —</w:t>
+      </w:r>
+      <w:r>
+        <w:t xml:space="preserve"> </w:t>
+      </w:r>
+      <w:r>
+        <w:t xml:space="preserve">would require essentially rebuilding the pattern base. I chose</w:t>
+      </w:r>
+      <w:r>
+        <w:t xml:space="preserve"> </w:t>
+      </w:r>
+      <w:r>
+        <w:t xml:space="preserve">fine-tuned BERT precisely because it amortises that vocabulary work</w:t>
+      </w:r>
+      <w:r>
+        <w:t xml:space="preserve"> </w:t>
+      </w:r>
+      <w:r>
+        <w:t xml:space="preserve">into the pre-training stage.</w:t>
       </w:r>
     </w:p>
     <w:p>
@@ -11292,61 +11490,95 @@
         <w:pStyle w:val="BodyText"/>
       </w:pPr>
       <w:r>
-        <w:t xml:space="preserve">Becker and colleagues focus on planned events on social media [32],</w:t>
-      </w:r>
-      <w:r>
-        <w:t xml:space="preserve"> </w:t>
-      </w:r>
-      <w:r>
-        <w:t xml:space="preserve">exploiting platform-specific structured fields to combine with</w:t>
-      </w:r>
-      <w:r>
-        <w:t xml:space="preserve"> </w:t>
-      </w:r>
-      <w:r>
-        <w:t xml:space="preserve">discussion text. Their approach is orthogonal to mine in several</w:t>
-      </w:r>
-      <w:r>
-        <w:t xml:space="preserve"> </w:t>
-      </w:r>
-      <w:r>
-        <w:t xml:space="preserve">ways. Planned events differ qualitatively from violent</w:t>
-      </w:r>
-      <w:r>
-        <w:t xml:space="preserve"> </w:t>
-      </w:r>
-      <w:r>
-        <w:t xml:space="preserve">incidents, which by their nature are unplanned and adversarial.</w:t>
-      </w:r>
-      <w:r>
-        <w:t xml:space="preserve"> </w:t>
-      </w:r>
-      <w:r>
-        <w:t xml:space="preserve">Social-media reporting introduces noise and veracity concerns that</w:t>
-      </w:r>
-      <w:r>
-        <w:t xml:space="preserve"> </w:t>
-      </w:r>
-      <w:r>
-        <w:t xml:space="preserve">make it unsuitable as a primary source for formal early warning.</w:t>
-      </w:r>
-      <w:r>
-        <w:t xml:space="preserve"> </w:t>
-      </w:r>
-      <w:r>
-        <w:t xml:space="preserve">That said, Becker and colleagues’ integration of structured platform</w:t>
-      </w:r>
-      <w:r>
-        <w:t xml:space="preserve"> </w:t>
-      </w:r>
-      <w:r>
-        <w:t xml:space="preserve">data with unstructured text is a precedent for the role of the</w:t>
-      </w:r>
-      <w:r>
-        <w:t xml:space="preserve"> </w:t>
-      </w:r>
-      <w:r>
-        <w:t xml:space="preserve">knowledge base in VioNER.</w:t>
+        <w:t xml:space="preserve">Two social-media-oriented papers sit at the edge of relevance to my</w:t>
+      </w:r>
+      <w:r>
+        <w:t xml:space="preserve"> </w:t>
+      </w:r>
+      <w:r>
+        <w:t xml:space="preserve">work. Becker and colleagues [32] extract</w:t>
+      </w:r>
+      <w:r>
+        <w:t xml:space="preserve"> </w:t>
+      </w:r>
+      <w:r>
+        <w:rPr>
+          <w:i/>
+          <w:iCs/>
+        </w:rPr>
+        <w:t xml:space="preserve">planned</w:t>
+      </w:r>
+      <w:r>
+        <w:t xml:space="preserve"> </w:t>
+      </w:r>
+      <w:r>
+        <w:t xml:space="preserve">events by</w:t>
+      </w:r>
+      <w:r>
+        <w:t xml:space="preserve"> </w:t>
+      </w:r>
+      <w:r>
+        <w:t xml:space="preserve">exploiting platform-specific structured fields (event titles, dates,</w:t>
+      </w:r>
+      <w:r>
+        <w:t xml:space="preserve"> </w:t>
+      </w:r>
+      <w:r>
+        <w:t xml:space="preserve">locations posted on Eventful) alongside the unstructured discussion</w:t>
+      </w:r>
+      <w:r>
+        <w:t xml:space="preserve"> </w:t>
+      </w:r>
+      <w:r>
+        <w:t xml:space="preserve">that surrounds them. Magnuson and colleagues [33] build a related</w:t>
+      </w:r>
+      <w:r>
+        <w:t xml:space="preserve"> </w:t>
+      </w:r>
+      <w:r>
+        <w:t xml:space="preserve">Twitter recommendation system over Eventbrite. Both targets differ</w:t>
+      </w:r>
+      <w:r>
+        <w:t xml:space="preserve"> </w:t>
+      </w:r>
+      <w:r>
+        <w:t xml:space="preserve">from violent events on every axis — events are unplanned and</w:t>
+      </w:r>
+      <w:r>
+        <w:t xml:space="preserve"> </w:t>
+      </w:r>
+      <w:r>
+        <w:t xml:space="preserve">adversarial, the source is not authoritative, and there is no</w:t>
+      </w:r>
+      <w:r>
+        <w:t xml:space="preserve"> </w:t>
+      </w:r>
+      <w:r>
+        <w:t xml:space="preserve">structured platform-side metadata to lean on — so I do not adopt</w:t>
+      </w:r>
+      <w:r>
+        <w:t xml:space="preserve"> </w:t>
+      </w:r>
+      <w:r>
+        <w:t xml:space="preserve">their pipelines. The architectural lesson I do take is the</w:t>
+      </w:r>
+      <w:r>
+        <w:t xml:space="preserve"> </w:t>
+      </w:r>
+      <w:r>
+        <w:t xml:space="preserve">explicit pairing of structured platform data with unstructured text;</w:t>
+      </w:r>
+      <w:r>
+        <w:t xml:space="preserve"> </w:t>
+      </w:r>
+      <w:r>
+        <w:t xml:space="preserve">the knowledge base in §4.5 plays the role that Eventful or Eventbrite</w:t>
+      </w:r>
+      <w:r>
+        <w:t xml:space="preserve"> </w:t>
+      </w:r>
+      <w:r>
+        <w:t xml:space="preserve">plays in Becker’s setting.</w:t>
       </w:r>
     </w:p>
     <w:p>
@@ -11354,61 +11586,43 @@
         <w:pStyle w:val="BodyText"/>
       </w:pPr>
       <w:r>
-        <w:t xml:space="preserve">Magnuson and colleagues build a Twitter-based event recommendation</w:t>
-      </w:r>
-      <w:r>
-        <w:t xml:space="preserve"> </w:t>
-      </w:r>
-      <w:r>
-        <w:t xml:space="preserve">system on top of Eventbrite [33]. Their work confirms both the</w:t>
-      </w:r>
-      <w:r>
-        <w:t xml:space="preserve"> </w:t>
-      </w:r>
-      <w:r>
-        <w:t xml:space="preserve">promise and the risks of social-media event extraction. Aratefeh and</w:t>
-      </w:r>
-      <w:r>
-        <w:t xml:space="preserve"> </w:t>
-      </w:r>
-      <w:r>
-        <w:t xml:space="preserve">Khreich survey techniques for event detection in Twitter [34],</w:t>
-      </w:r>
-      <w:r>
-        <w:t xml:space="preserve"> </w:t>
-      </w:r>
-      <w:r>
-        <w:t xml:space="preserve">categorising approaches into supervised, unsupervised, and hybrid</w:t>
-      </w:r>
-      <w:r>
-        <w:t xml:space="preserve"> </w:t>
-      </w:r>
-      <w:r>
-        <w:t xml:space="preserve">methods and discussing the role of topic modelling, classification,</w:t>
-      </w:r>
-      <w:r>
-        <w:t xml:space="preserve"> </w:t>
-      </w:r>
-      <w:r>
-        <w:t xml:space="preserve">and clustering. While VioNER targets traditional news rather than</w:t>
-      </w:r>
-      <w:r>
-        <w:t xml:space="preserve"> </w:t>
-      </w:r>
-      <w:r>
-        <w:t xml:space="preserve">social media, the noise-handling and short-text techniques surveyed in</w:t>
-      </w:r>
-      <w:r>
-        <w:t xml:space="preserve"> </w:t>
-      </w:r>
-      <w:r>
-        <w:t xml:space="preserve">this body of work are useful contingency tools for future extensions</w:t>
-      </w:r>
-      <w:r>
-        <w:t xml:space="preserve"> </w:t>
-      </w:r>
-      <w:r>
-        <w:t xml:space="preserve">to short-form reporting.</w:t>
+        <w:t xml:space="preserve">Aratefeh and Khreich [34] survey event detection on Twitter</w:t>
+      </w:r>
+      <w:r>
+        <w:t xml:space="preserve"> </w:t>
+      </w:r>
+      <w:r>
+        <w:t xml:space="preserve">specifically and catalogue the supervised, unsupervised, and hybrid</w:t>
+      </w:r>
+      <w:r>
+        <w:t xml:space="preserve"> </w:t>
+      </w:r>
+      <w:r>
+        <w:t xml:space="preserve">techniques that have been tried for the short-text, high-noise</w:t>
+      </w:r>
+      <w:r>
+        <w:t xml:space="preserve"> </w:t>
+      </w:r>
+      <w:r>
+        <w:t xml:space="preserve">regime. VioNER processes news rather than tweets, so the survey</w:t>
+      </w:r>
+      <w:r>
+        <w:t xml:space="preserve"> </w:t>
+      </w:r>
+      <w:r>
+        <w:t xml:space="preserve">does not drive my architecture, but the noise-handling and short-text</w:t>
+      </w:r>
+      <w:r>
+        <w:t xml:space="preserve"> </w:t>
+      </w:r>
+      <w:r>
+        <w:t xml:space="preserve">techniques it catalogues are the natural starting point if I extend</w:t>
+      </w:r>
+      <w:r>
+        <w:t xml:space="preserve"> </w:t>
+      </w:r>
+      <w:r>
+        <w:t xml:space="preserve">VioNER to citizen-journalist sources in future work.</w:t>
       </w:r>
     </w:p>
     <w:bookmarkEnd w:id="43"/>

--- a/backend/docs/thesis/thesis.docx
+++ b/backend/docs/thesis/thesis.docx
@@ -6302,13 +6302,13 @@
         <w:pStyle w:val="FirstParagraph"/>
       </w:pPr>
       <w:r>
-        <w:t xml:space="preserve">The central problem addressed in this thesis is the absence, in the</w:t>
-      </w:r>
-      <w:r>
-        <w:t xml:space="preserve"> </w:t>
-      </w:r>
-      <w:r>
-        <w:t xml:space="preserve">African early-warning ecosystem, of a robust, accurate, and openly</w:t>
+        <w:t xml:space="preserve">The central problem addressed in this thesis is the absence, in</w:t>
+      </w:r>
+      <w:r>
+        <w:t xml:space="preserve"> </w:t>
+      </w:r>
+      <w:r>
+        <w:t xml:space="preserve">the African early-warning ecosystem, of an accurate and openly</w:t>
       </w:r>
       <w:r>
         <w:t xml:space="preserve"> </w:t>
@@ -6935,7 +6935,7 @@
         </w:numPr>
       </w:pPr>
       <w:r>
-        <w:t xml:space="preserve">Review state-of-the-art literature on information extraction, event</w:t>
+        <w:t xml:space="preserve">Review the literature on information extraction, event</w:t>
       </w:r>
       <w:r>
         <w:t xml:space="preserve"> </w:t>
@@ -29769,19 +29769,25 @@
         <w:pStyle w:val="FirstParagraph"/>
       </w:pPr>
       <w:r>
-        <w:t xml:space="preserve">This thesis set out to address the absence, in the African early</w:t>
-      </w:r>
-      <w:r>
-        <w:t xml:space="preserve"> </w:t>
-      </w:r>
-      <w:r>
-        <w:t xml:space="preserve">warning ecosystem, of a robust and openly documented pipeline for</w:t>
-      </w:r>
-      <w:r>
-        <w:t xml:space="preserve"> </w:t>
-      </w:r>
-      <w:r>
-        <w:t xml:space="preserve">converting English-language news reports of violent events into</w:t>
+        <w:t xml:space="preserve">This thesis set out to address the absence, in the African</w:t>
+      </w:r>
+      <w:r>
+        <w:t xml:space="preserve"> </w:t>
+      </w:r>
+      <w:r>
+        <w:t xml:space="preserve">early-warning ecosystem, of an accurate and openly documented</w:t>
+      </w:r>
+      <w:r>
+        <w:t xml:space="preserve"> </w:t>
+      </w:r>
+      <w:r>
+        <w:t xml:space="preserve">pipeline for converting English-language news reports of violent</w:t>
+      </w:r>
+      <w:r>
+        <w:t xml:space="preserve"> </w:t>
+      </w:r>
+      <w:r>
+        <w:t xml:space="preserve">events into</w:t>
       </w:r>
       <w:r>
         <w:t xml:space="preserve"> </w:t>

--- a/backend/docs/thesis/thesis.docx
+++ b/backend/docs/thesis/thesis.docx
@@ -14904,49 +14904,79 @@
         <w:pStyle w:val="FirstParagraph"/>
       </w:pPr>
       <w:r>
-        <w:t xml:space="preserve">The taxonomy of violent events is constructed at four levels. Level</w:t>
-      </w:r>
-      <w:r>
-        <w:t xml:space="preserve"> </w:t>
-      </w:r>
-      <w:r>
-        <w:t xml:space="preserve">1 distinguishes four broad violence categories. Level 2 introduces</w:t>
-      </w:r>
-      <w:r>
-        <w:t xml:space="preserve"> </w:t>
-      </w:r>
-      <w:r>
-        <w:t xml:space="preserve">eighteen intermediate types. Level 3 refines into approximately fifty</w:t>
-      </w:r>
-      <w:r>
-        <w:t xml:space="preserve"> </w:t>
-      </w:r>
-      <w:r>
-        <w:t xml:space="preserve">specific event types. Level 4 adds approximately twenty additional</w:t>
-      </w:r>
-      <w:r>
-        <w:t xml:space="preserve"> </w:t>
-      </w:r>
-      <w:r>
-        <w:t xml:space="preserve">detailed subtypes for the most common categories. The complete</w:t>
-      </w:r>
-      <w:r>
-        <w:t xml:space="preserve"> </w:t>
-      </w:r>
-      <w:r>
-        <w:t xml:space="preserve">taxonomy is presented in Annex B; this section presents the Level 1</w:t>
-      </w:r>
-      <w:r>
-        <w:t xml:space="preserve"> </w:t>
-      </w:r>
-      <w:r>
-        <w:t xml:space="preserve">and Level 2 structure in Table 4.2 and Table 4.3 respectively, with</w:t>
-      </w:r>
-      <w:r>
-        <w:t xml:space="preserve"> </w:t>
-      </w:r>
-      <w:r>
-        <w:t xml:space="preserve">the visual outline in Figure 4.5.</w:t>
+        <w:t xml:space="preserve">The taxonomy I developed for this thesis is a four-level hierarchy.</w:t>
+      </w:r>
+      <w:r>
+        <w:t xml:space="preserve"> </w:t>
+      </w:r>
+      <w:r>
+        <w:t xml:space="preserve">Level 1 names four broad categories of violence; Level 2 introduces</w:t>
+      </w:r>
+      <w:r>
+        <w:t xml:space="preserve"> </w:t>
+      </w:r>
+      <w:r>
+        <w:t xml:space="preserve">eighteen intermediate types nested under them; Level 3 refines those</w:t>
+      </w:r>
+      <w:r>
+        <w:t xml:space="preserve"> </w:t>
+      </w:r>
+      <w:r>
+        <w:t xml:space="preserve">into roughly fifty specific event types; and Level 4 adds another</w:t>
+      </w:r>
+      <w:r>
+        <w:t xml:space="preserve"> </w:t>
+      </w:r>
+      <w:r>
+        <w:t xml:space="preserve">twenty or so detailed subtypes where the operational distinctions</w:t>
+      </w:r>
+      <w:r>
+        <w:t xml:space="preserve"> </w:t>
+      </w:r>
+      <w:r>
+        <w:t xml:space="preserve">warrant it. The synthesis draws on ACLED’s primary event types [8],</w:t>
+      </w:r>
+      <w:r>
+        <w:t xml:space="preserve"> </w:t>
+      </w:r>
+      <w:r>
+        <w:t xml:space="preserve">UCDP’s distinction between state-based, non-state, and one-sided</w:t>
+      </w:r>
+      <w:r>
+        <w:t xml:space="preserve"> </w:t>
+      </w:r>
+      <w:r>
+        <w:t xml:space="preserve">violence [9], and the violence-relevant classes of PMVE [29], with</w:t>
+      </w:r>
+      <w:r>
+        <w:t xml:space="preserve"> </w:t>
+      </w:r>
+      <w:r>
+        <w:t xml:space="preserve">African-specific extensions for pastoralist / farmer clashes and</w:t>
+      </w:r>
+      <w:r>
+        <w:t xml:space="preserve"> </w:t>
+      </w:r>
+      <w:r>
+        <w:t xml:space="preserve">communal cattle raiding that none of those frameworks cover at this</w:t>
+      </w:r>
+      <w:r>
+        <w:t xml:space="preserve"> </w:t>
+      </w:r>
+      <w:r>
+        <w:t xml:space="preserve">depth. The complete tree is in Annex B; the present section</w:t>
+      </w:r>
+      <w:r>
+        <w:t xml:space="preserve"> </w:t>
+      </w:r>
+      <w:r>
+        <w:t xml:space="preserve">summarises Levels 1 and 2 in Tables 4.2 and 4.3 and gives the</w:t>
+      </w:r>
+      <w:r>
+        <w:t xml:space="preserve"> </w:t>
+      </w:r>
+      <w:r>
+        <w:t xml:space="preserve">visual outline in Figure 4.5.</w:t>
       </w:r>
     </w:p>
     <w:p>
@@ -14969,8 +14999,8 @@
         <w:tblLook w:firstRow="1" w:lastRow="0" w:firstColumn="0" w:lastColumn="0" w:noHBand="0" w:noVBand="0" w:val="0020"/>
       </w:tblPr>
       <w:tblGrid>
-        <w:gridCol w:w="2564"/>
-        <w:gridCol w:w="5355"/>
+        <w:gridCol w:w="2493"/>
+        <w:gridCol w:w="5426"/>
       </w:tblGrid>
       <w:tr>
         <w:trPr>
@@ -14996,7 +15026,7 @@
               <w:jc w:val="left"/>
             </w:pPr>
             <w:r>
-              <w:t xml:space="preserve">Definition</w:t>
+              <w:t xml:space="preserve">Working definition adopted in this thesis</w:t>
             </w:r>
           </w:p>
         </w:tc>
@@ -15022,7 +15052,7 @@
               <w:jc w:val="left"/>
             </w:pPr>
             <w:r>
-              <w:t xml:space="preserve">Violence motivated by political objectives, including contesting state authority, achieving political change, or advancing ideological agendas.</w:t>
+              <w:t xml:space="preserve">Acts intended to contest state authority, push political change, or advance an ideological programme; perpetrators range from rebel and insurgent groups to terrorist organisations and political factions.</w:t>
             </w:r>
           </w:p>
         </w:tc>
@@ -15048,7 +15078,7 @@
               <w:jc w:val="left"/>
             </w:pPr>
             <w:r>
-              <w:t xml:space="preserve">Violence motivated by economic gain or territorial control by criminal organisations.</w:t>
+              <w:t xml:space="preserve">Acts whose primary motivation is economic gain or the territorial control of a criminal enterprise; perpetrators are gangs, bandits, organised-crime networks, or individual criminals.</w:t>
             </w:r>
           </w:p>
         </w:tc>
@@ -15074,7 +15104,7 @@
               <w:jc w:val="left"/>
             </w:pPr>
             <w:r>
-              <w:t xml:space="preserve">Violence between identity-based groups (ethnic, religious, clan) over resources, territory, or social dominance.</w:t>
+              <w:t xml:space="preserve">Acts between identity-defined groups — ethnic, religious, clan, or pastoralist / farmer communities — over land, water, livestock, or social standing, where the state is not the primary target.</w:t>
             </w:r>
           </w:p>
         </w:tc>
@@ -15100,7 +15130,7 @@
               <w:jc w:val="left"/>
             </w:pPr>
             <w:r>
-              <w:t xml:space="preserve">Violence perpetrated by state security forces against non-combatant civilians outside of armed conflict contexts.</w:t>
+              <w:t xml:space="preserve">Lethal or severely coercive acts by police, military, or paramilitary forces directed at non-combatants outside an active armed-conflict context, encompassing extrajudicial killing, protest crackdowns, and forced displacement.</w:t>
             </w:r>
           </w:p>
         </w:tc>
@@ -34736,13 +34766,55 @@
         <w:pStyle w:val="FirstParagraph"/>
       </w:pPr>
       <w:r>
-        <w:t xml:space="preserve">The full four-level taxonomy is reproduced below. Level 4 subtypes</w:t>
-      </w:r>
-      <w:r>
-        <w:t xml:space="preserve"> </w:t>
-      </w:r>
-      <w:r>
-        <w:t xml:space="preserve">are listed only where they apply.</w:t>
+        <w:t xml:space="preserve">This annex reproduces, in full, the taxonomy I developed during the</w:t>
+      </w:r>
+      <w:r>
+        <w:t xml:space="preserve"> </w:t>
+      </w:r>
+      <w:r>
+        <w:t xml:space="preserve">literature-review phase of this thesis. The taxonomy is the result</w:t>
+      </w:r>
+      <w:r>
+        <w:t xml:space="preserve"> </w:t>
+      </w:r>
+      <w:r>
+        <w:t xml:space="preserve">of my own synthesis of ACLED [8], UCDP [9], and the PMVE</w:t>
+      </w:r>
+      <w:r>
+        <w:t xml:space="preserve"> </w:t>
+      </w:r>
+      <w:r>
+        <w:t xml:space="preserve">ontology [29], extended with African-specific categories (notably</w:t>
+      </w:r>
+      <w:r>
+        <w:t xml:space="preserve"> </w:t>
+      </w:r>
+      <w:r>
+        <w:t xml:space="preserve">pastoralist-farmer clashes and communal cattle raiding) that the</w:t>
+      </w:r>
+      <w:r>
+        <w:t xml:space="preserve"> </w:t>
+      </w:r>
+      <w:r>
+        <w:t xml:space="preserve">three external frameworks do not cover at this depth. It was</w:t>
+      </w:r>
+      <w:r>
+        <w:t xml:space="preserve"> </w:t>
+      </w:r>
+      <w:r>
+        <w:t xml:space="preserve">maintained as a separate working document during development and is</w:t>
+      </w:r>
+      <w:r>
+        <w:t xml:space="preserve"> </w:t>
+      </w:r>
+      <w:r>
+        <w:t xml:space="preserve">preserved here verbatim as the canonical reference for §4.4. Level 4</w:t>
+      </w:r>
+      <w:r>
+        <w:t xml:space="preserve"> </w:t>
+      </w:r>
+      <w:r>
+        <w:t xml:space="preserve">subtypes are listed only where they apply.</w:t>
       </w:r>
     </w:p>
     <w:bookmarkStart w:id="109" w:name="level-1-political-violence"/>

--- a/backend/docs/thesis/thesis.docx
+++ b/backend/docs/thesis/thesis.docx
@@ -30336,61 +30336,49 @@
         <w:pStyle w:val="FirstParagraph"/>
       </w:pPr>
       <w:r>
-        <w:t xml:space="preserve">This thesis set out to address the absence, in the African</w:t>
-      </w:r>
-      <w:r>
-        <w:t xml:space="preserve"> </w:t>
-      </w:r>
-      <w:r>
-        <w:t xml:space="preserve">early-warning ecosystem, of an accurate and openly documented</w:t>
-      </w:r>
-      <w:r>
-        <w:t xml:space="preserve"> </w:t>
-      </w:r>
-      <w:r>
-        <w:t xml:space="preserve">pipeline for converting English-language news reports of violent</w:t>
-      </w:r>
-      <w:r>
-        <w:t xml:space="preserve"> </w:t>
-      </w:r>
-      <w:r>
-        <w:t xml:space="preserve">events into</w:t>
-      </w:r>
-      <w:r>
-        <w:t xml:space="preserve"> </w:t>
-      </w:r>
-      <w:r>
-        <w:t xml:space="preserve">structured 5W1H records. The general objective stated in</w:t>
-      </w:r>
-      <w:r>
-        <w:t xml:space="preserve"> </w:t>
-      </w:r>
-      <w:r>
-        <w:t xml:space="preserve">Section 1.4 was the design, implementation, and evaluation of VioNER,</w:t>
-      </w:r>
-      <w:r>
-        <w:t xml:space="preserve"> </w:t>
-      </w:r>
-      <w:r>
-        <w:t xml:space="preserve">an integrated system that uses fine-tuned BERT-based named entity</w:t>
-      </w:r>
-      <w:r>
-        <w:t xml:space="preserve"> </w:t>
-      </w:r>
-      <w:r>
-        <w:t xml:space="preserve">recognition to extract 5W1H attributes, supports those extractions</w:t>
-      </w:r>
-      <w:r>
-        <w:t xml:space="preserve"> </w:t>
-      </w:r>
-      <w:r>
-        <w:t xml:space="preserve">with a curated knowledge base and hierarchical taxonomy, and exposes</w:t>
-      </w:r>
-      <w:r>
-        <w:t xml:space="preserve"> </w:t>
-      </w:r>
-      <w:r>
-        <w:t xml:space="preserve">the full capability through a documented web platform.</w:t>
+        <w:t xml:space="preserve">The starting point for this thesis was a queue of unread news</w:t>
+      </w:r>
+      <w:r>
+        <w:t xml:space="preserve"> </w:t>
+      </w:r>
+      <w:r>
+        <w:t xml:space="preserve">articles on an analyst’s desk at AU-CEWS, and a conviction that</w:t>
+      </w:r>
+      <w:r>
+        <w:t xml:space="preserve"> </w:t>
+      </w:r>
+      <w:r>
+        <w:t xml:space="preserve">the gap between that queue and useful structured intelligence was</w:t>
+      </w:r>
+      <w:r>
+        <w:t xml:space="preserve"> </w:t>
+      </w:r>
+      <w:r>
+        <w:t xml:space="preserve">closeable with a fine-tuned BERT and some domain knowledge. The</w:t>
+      </w:r>
+      <w:r>
+        <w:t xml:space="preserve"> </w:t>
+      </w:r>
+      <w:r>
+        <w:t xml:space="preserve">finished system — VioNER — is that closing attempt: a 5W1H NER</w:t>
+      </w:r>
+      <w:r>
+        <w:t xml:space="preserve"> </w:t>
+      </w:r>
+      <w:r>
+        <w:t xml:space="preserve">model backed by a curated knowledge base of African armed groups</w:t>
+      </w:r>
+      <w:r>
+        <w:t xml:space="preserve"> </w:t>
+      </w:r>
+      <w:r>
+        <w:t xml:space="preserve">and conflict-affected cities, wrapped in a documented web platform</w:t>
+      </w:r>
+      <w:r>
+        <w:t xml:space="preserve"> </w:t>
+      </w:r>
+      <w:r>
+        <w:t xml:space="preserve">that an analyst can actually use.</w:t>
       </w:r>
     </w:p>
     <w:p>
@@ -30398,121 +30386,100 @@
         <w:pStyle w:val="BodyText"/>
       </w:pPr>
       <w:r>
-        <w:t xml:space="preserve">Chapter 1 framed the problem in operational terms and listed ten</w:t>
-      </w:r>
-      <w:r>
-        <w:t xml:space="preserve"> </w:t>
-      </w:r>
-      <w:r>
-        <w:t xml:space="preserve">specific objectives. Chapter 2 reviewed the relevant theoretical</w:t>
-      </w:r>
-      <w:r>
-        <w:t xml:space="preserve"> </w:t>
-      </w:r>
-      <w:r>
-        <w:t xml:space="preserve">foundations: information and event extraction, named entity</w:t>
-      </w:r>
-      <w:r>
-        <w:t xml:space="preserve"> </w:t>
-      </w:r>
-      <w:r>
-        <w:t xml:space="preserve">recognition, the transformer architecture and BERT, methods for</w:t>
-      </w:r>
-      <w:r>
-        <w:t xml:space="preserve"> </w:t>
-      </w:r>
-      <w:r>
-        <w:t xml:space="preserve">handling class imbalance, conflict-event databases, and</w:t>
-      </w:r>
-      <w:r>
-        <w:t xml:space="preserve"> </w:t>
-      </w:r>
-      <w:r>
-        <w:t xml:space="preserve">event-oriented knowledge representation. Chapter 3 reviewed the</w:t>
-      </w:r>
-      <w:r>
-        <w:t xml:space="preserve"> </w:t>
-      </w:r>
-      <w:r>
-        <w:t xml:space="preserve">most directly related prior systems and identified five gaps that</w:t>
-      </w:r>
-      <w:r>
-        <w:t xml:space="preserve"> </w:t>
-      </w:r>
-      <w:r>
-        <w:t xml:space="preserve">this thesis bridges. Chapter 4 presented the proposed solution,</w:t>
-      </w:r>
-      <w:r>
-        <w:t xml:space="preserve"> </w:t>
-      </w:r>
-      <w:r>
-        <w:t xml:space="preserve">including the eight-entity BIO schema, the four-level hierarchical</w:t>
-      </w:r>
-      <w:r>
-        <w:t xml:space="preserve"> </w:t>
-      </w:r>
-      <w:r>
-        <w:t xml:space="preserve">taxonomy of African violent events, the structured knowledge base,</w:t>
-      </w:r>
-      <w:r>
-        <w:t xml:space="preserve"> </w:t>
-      </w:r>
-      <w:r>
-        <w:t xml:space="preserve">the training pipeline, the inference pipeline, and the web</w:t>
-      </w:r>
-      <w:r>
-        <w:t xml:space="preserve"> </w:t>
-      </w:r>
-      <w:r>
-        <w:t xml:space="preserve">application architecture. Chapter 5 documented the implementation,</w:t>
-      </w:r>
-      <w:r>
-        <w:t xml:space="preserve"> </w:t>
-      </w:r>
-      <w:r>
-        <w:t xml:space="preserve">covering the technology stack, data preparation, training, the focal</w:t>
-      </w:r>
-      <w:r>
-        <w:t xml:space="preserve"> </w:t>
-      </w:r>
-      <w:r>
-        <w:t xml:space="preserve">loss, the back-end and front-end. Chapter 6 reported empirical</w:t>
-      </w:r>
-      <w:r>
-        <w:t xml:space="preserve"> </w:t>
-      </w:r>
-      <w:r>
-        <w:t xml:space="preserve">results: a macro F1 of 0.887 and micro F1 of 0.909 on the held-out</w:t>
-      </w:r>
-      <w:r>
-        <w:t xml:space="preserve"> </w:t>
-      </w:r>
-      <w:r>
-        <w:t xml:space="preserve">validation set, with fast convergence (best at epoch 2),</w:t>
-      </w:r>
-      <w:r>
-        <w:t xml:space="preserve"> </w:t>
-      </w:r>
-      <w:r>
-        <w:t xml:space="preserve">demonstrable benefit from focal loss and class weighting (notably</w:t>
-      </w:r>
-      <w:r>
-        <w:t xml:space="preserve"> </w:t>
-      </w:r>
-      <w:r>
-        <w:t xml:space="preserve">+11 F1 for VICTIM relative to plain cross entropy), 64.3 percent KB</w:t>
-      </w:r>
-      <w:r>
-        <w:t xml:space="preserve"> </w:t>
-      </w:r>
-      <w:r>
-        <w:t xml:space="preserve">canonicalisation of high-confidence ACTOR spans, and inference</w:t>
-      </w:r>
-      <w:r>
-        <w:t xml:space="preserve"> </w:t>
-      </w:r>
-      <w:r>
-        <w:t xml:space="preserve">latencies in the hundreds of milliseconds for typical articles.</w:t>
+        <w:t xml:space="preserve">What was built, in one paragraph. An eight-entity grounded schema</w:t>
+      </w:r>
+      <w:r>
+        <w:t xml:space="preserve"> </w:t>
+      </w:r>
+      <w:r>
+        <w:t xml:space="preserve">(ACTOR, VICTIM, ACTION, DATE, REGION, CITY, DISTRICT, CASUALTIES)</w:t>
+      </w:r>
+      <w:r>
+        <w:t xml:space="preserve"> </w:t>
+      </w:r>
+      <w:r>
+        <w:t xml:space="preserve">in BIO format. A four-level hierarchical taxonomy of African</w:t>
+      </w:r>
+      <w:r>
+        <w:t xml:space="preserve"> </w:t>
+      </w:r>
+      <w:r>
+        <w:t xml:space="preserve">violent events with roughly ninety-five terminal categories,</w:t>
+      </w:r>
+      <w:r>
+        <w:t xml:space="preserve"> </w:t>
+      </w:r>
+      <w:r>
+        <w:t xml:space="preserve">synthesised from ACLED, UCDP, and PMVE with African-specific</w:t>
+      </w:r>
+      <w:r>
+        <w:t xml:space="preserve"> </w:t>
+      </w:r>
+      <w:r>
+        <w:t xml:space="preserve">extensions. A 50,000-example training corpus derived from ACLED</w:t>
+      </w:r>
+      <w:r>
+        <w:t xml:space="preserve"> </w:t>
+      </w:r>
+      <w:r>
+        <w:t xml:space="preserve">notes with stratified diversity sampling and template augmentation</w:t>
+      </w:r>
+      <w:r>
+        <w:t xml:space="preserve"> </w:t>
+      </w:r>
+      <w:r>
+        <w:t xml:space="preserve">to push back on a heavily skewed label distribution. A fine-tuned</w:t>
+      </w:r>
+      <w:r>
+        <w:t xml:space="preserve"> </w:t>
+      </w:r>
+      <w:r>
+        <w:rPr>
+          <w:rStyle w:val="VerbatimChar"/>
+        </w:rPr>
+        <w:t xml:space="preserve">bert-base-cased</w:t>
+      </w:r>
+      <w:r>
+        <w:t xml:space="preserve"> </w:t>
+      </w:r>
+      <w:r>
+        <w:t xml:space="preserve">model trained with focal loss (γ = 2) and</w:t>
+      </w:r>
+      <w:r>
+        <w:t xml:space="preserve"> </w:t>
+      </w:r>
+      <w:r>
+        <w:t xml:space="preserve">inverse-frequency class weights. A curated knowledge base of</w:t>
+      </w:r>
+      <w:r>
+        <w:t xml:space="preserve"> </w:t>
+      </w:r>
+      <w:r>
+        <w:t xml:space="preserve">approximately 150 armed groups, 200 conflict-affected cities, and</w:t>
+      </w:r>
+      <w:r>
+        <w:t xml:space="preserve"> </w:t>
+      </w:r>
+      <w:r>
+        <w:t xml:space="preserve">54 African countries with their regions. A FastAPI service exposing</w:t>
+      </w:r>
+      <w:r>
+        <w:t xml:space="preserve"> </w:t>
+      </w:r>
+      <w:r>
+        <w:t xml:space="preserve">training, inference, event storage, analytics, and knowledge-base</w:t>
+      </w:r>
+      <w:r>
+        <w:t xml:space="preserve"> </w:t>
+      </w:r>
+      <w:r>
+        <w:t xml:space="preserve">management. A React/TypeScript front-end on top of that service.</w:t>
+      </w:r>
+      <w:r>
+        <w:t xml:space="preserve"> </w:t>
+      </w:r>
+      <w:r>
+        <w:t xml:space="preserve">A reproducible Docker Compose deployment.</w:t>
       </w:r>
     </w:p>
     <w:p>
@@ -30520,55 +30487,99 @@
         <w:pStyle w:val="BodyText"/>
       </w:pPr>
       <w:r>
-        <w:t xml:space="preserve">The specific objectives stated in Section 1.4 have been addressed</w:t>
-      </w:r>
-      <w:r>
-        <w:t xml:space="preserve"> </w:t>
-      </w:r>
-      <w:r>
-        <w:t xml:space="preserve">as follows: objectives 1 to 5 (literature review, schema, taxonomy,</w:t>
-      </w:r>
-      <w:r>
-        <w:t xml:space="preserve"> </w:t>
-      </w:r>
-      <w:r>
-        <w:t xml:space="preserve">data assembly, model training) are addressed in Chapters 2, 4, and</w:t>
-      </w:r>
-      <w:r>
-        <w:t xml:space="preserve"> </w:t>
-      </w:r>
-      <w:r>
-        <w:t xml:space="preserve">5; objective 6 (knowledge base) in Sections 4.5 and 5.6; objectives</w:t>
-      </w:r>
-      <w:r>
-        <w:t xml:space="preserve"> </w:t>
-      </w:r>
-      <w:r>
-        <w:t xml:space="preserve">7 and 8 (back-end and front-end) in Sections 5.6 and 5.7; objective</w:t>
-      </w:r>
-      <w:r>
-        <w:t xml:space="preserve"> </w:t>
-      </w:r>
-      <w:r>
-        <w:t xml:space="preserve">9 (evaluation) in Chapter 6; objective 10 (limitations and future</w:t>
-      </w:r>
-      <w:r>
-        <w:t xml:space="preserve"> </w:t>
-      </w:r>
-      <w:r>
-        <w:t xml:space="preserve">work) in Section 1.6 and the remainder of this chapter. The</w:t>
-      </w:r>
-      <w:r>
-        <w:t xml:space="preserve"> </w:t>
-      </w:r>
-      <w:r>
-        <w:t xml:space="preserve">research questions in Section 1.3 are answered in detail in</w:t>
-      </w:r>
-      <w:r>
-        <w:t xml:space="preserve"> </w:t>
-      </w:r>
-      <w:r>
-        <w:t xml:space="preserve">Section 7.2 below.</w:t>
+        <w:t xml:space="preserve">What the numbers say. Macro F1 0.887 and micro F1 0.909 on the</w:t>
+      </w:r>
+      <w:r>
+        <w:t xml:space="preserve"> </w:t>
+      </w:r>
+      <w:r>
+        <w:t xml:space="preserve">held-out validation set. Best validation loss at epoch 2 (training</w:t>
+      </w:r>
+      <w:r>
+        <w:t xml:space="preserve"> </w:t>
+      </w:r>
+      <w:r>
+        <w:t xml:space="preserve">overfits past that point and early stopping picks it up). The</w:t>
+      </w:r>
+      <w:r>
+        <w:t xml:space="preserve"> </w:t>
+      </w:r>
+      <w:r>
+        <w:t xml:space="preserve">focal-loss / class-weighting combination lifts VICTIM by eleven F1</w:t>
+      </w:r>
+      <w:r>
+        <w:t xml:space="preserve"> </w:t>
+      </w:r>
+      <w:r>
+        <w:t xml:space="preserve">points and ACTION by seven over plain cross entropy. The KB</w:t>
+      </w:r>
+      <w:r>
+        <w:t xml:space="preserve"> </w:t>
+      </w:r>
+      <w:r>
+        <w:t xml:space="preserve">canonicalises roughly two thirds of high-confidence ACTOR spans and</w:t>
+      </w:r>
+      <w:r>
+        <w:t xml:space="preserve"> </w:t>
+      </w:r>
+      <w:r>
+        <w:t xml:space="preserve">flags about one in forty multi-entity events as geographically</w:t>
+      </w:r>
+      <w:r>
+        <w:t xml:space="preserve"> </w:t>
+      </w:r>
+      <w:r>
+        <w:t xml:space="preserve">implausible. Inference latency for typical articles is in the</w:t>
+      </w:r>
+      <w:r>
+        <w:t xml:space="preserve"> </w:t>
+      </w:r>
+      <w:r>
+        <w:t xml:space="preserve">hundreds of milliseconds. User acceptance testing returned a 4.4 /</w:t>
+      </w:r>
+      <w:r>
+        <w:t xml:space="preserve"> </w:t>
+      </w:r>
+      <w:r>
+        <w:t xml:space="preserve">5.0 mean across six task dimensions.</w:t>
+      </w:r>
+    </w:p>
+    <w:p>
+      <w:pPr>
+        <w:pStyle w:val="BodyText"/>
+      </w:pPr>
+      <w:r>
+        <w:t xml:space="preserve">The ten specific objectives stated in §1.4 are addressed across</w:t>
+      </w:r>
+      <w:r>
+        <w:t xml:space="preserve"> </w:t>
+      </w:r>
+      <w:r>
+        <w:t xml:space="preserve">Chapters 2, 4, and 5 (literature review, schema, taxonomy, data,</w:t>
+      </w:r>
+      <w:r>
+        <w:t xml:space="preserve"> </w:t>
+      </w:r>
+      <w:r>
+        <w:t xml:space="preserve">training), §4.5 and §5.6 (knowledge base), §5.6 and §5.7 (back-end</w:t>
+      </w:r>
+      <w:r>
+        <w:t xml:space="preserve"> </w:t>
+      </w:r>
+      <w:r>
+        <w:t xml:space="preserve">and front-end), Chapter 6 (evaluation), and §1.6 plus this</w:t>
+      </w:r>
+      <w:r>
+        <w:t xml:space="preserve"> </w:t>
+      </w:r>
+      <w:r>
+        <w:t xml:space="preserve">chapter (limitations and future work). The four research questions</w:t>
+      </w:r>
+      <w:r>
+        <w:t xml:space="preserve"> </w:t>
+      </w:r>
+      <w:r>
+        <w:t xml:space="preserve">of §1.3 are answered in detail in the section that follows.</w:t>
       </w:r>
     </w:p>
     <w:bookmarkEnd w:id="87"/>

--- a/backend/docs/thesis/thesis.docx
+++ b/backend/docs/thesis/thesis.docx
@@ -6837,7 +6837,37 @@
         <w:pStyle w:val="FirstParagraph"/>
       </w:pPr>
       <w:r>
-        <w:t xml:space="preserve">This study is significant on three grounds.</w:t>
+        <w:t xml:space="preserve">The most direct significance is operational. Analyst time at AU-CEWS</w:t>
+      </w:r>
+      <w:r>
+        <w:t xml:space="preserve"> </w:t>
+      </w:r>
+      <w:r>
+        <w:t xml:space="preserve">is, as §1.2 argued, the binding constraint on continental situation</w:t>
+      </w:r>
+      <w:r>
+        <w:t xml:space="preserve"> </w:t>
+      </w:r>
+      <w:r>
+        <w:t xml:space="preserve">awareness during fast-moving crises; even a partial reduction in the</w:t>
+      </w:r>
+      <w:r>
+        <w:t xml:space="preserve"> </w:t>
+      </w:r>
+      <w:r>
+        <w:t xml:space="preserve">cost of producing a structured event record translates almost one to</w:t>
+      </w:r>
+      <w:r>
+        <w:t xml:space="preserve"> </w:t>
+      </w:r>
+      <w:r>
+        <w:t xml:space="preserve">one into faster, broader, and more consistent monitoring. That is</w:t>
+      </w:r>
+      <w:r>
+        <w:t xml:space="preserve"> </w:t>
+      </w:r>
+      <w:r>
+        <w:t xml:space="preserve">the case for building VioNER at all.</w:t>
       </w:r>
     </w:p>
     <w:p>
@@ -6845,53 +6875,49 @@
         <w:pStyle w:val="BodyText"/>
       </w:pPr>
       <w:r>
-        <w:rPr>
-          <w:b/>
-          <w:bCs/>
-        </w:rPr>
-        <w:t xml:space="preserve">Operational significance.</w:t>
-      </w:r>
-      <w:r>
-        <w:t xml:space="preserve"> </w:t>
-      </w:r>
-      <w:r>
-        <w:t xml:space="preserve">The artefact reduces the analyst time</w:t>
-      </w:r>
-      <w:r>
-        <w:t xml:space="preserve"> </w:t>
-      </w:r>
-      <w:r>
-        <w:t xml:space="preserve">required to convert raw news into structured event records. In the</w:t>
-      </w:r>
-      <w:r>
-        <w:t xml:space="preserve"> </w:t>
-      </w:r>
-      <w:r>
-        <w:t xml:space="preserve">target context (AU-CEWS Situation Monitoring), analyst time is the</w:t>
-      </w:r>
-      <w:r>
-        <w:t xml:space="preserve"> </w:t>
-      </w:r>
-      <w:r>
-        <w:t xml:space="preserve">binding constraint on situation awareness during fast-moving</w:t>
-      </w:r>
-      <w:r>
-        <w:t xml:space="preserve"> </w:t>
-      </w:r>
-      <w:r>
-        <w:t xml:space="preserve">crises. Even a partial reduction in the cost of structured event</w:t>
-      </w:r>
-      <w:r>
-        <w:t xml:space="preserve"> </w:t>
-      </w:r>
-      <w:r>
-        <w:t xml:space="preserve">extraction translates directly into faster, broader, and more</w:t>
-      </w:r>
-      <w:r>
-        <w:t xml:space="preserve"> </w:t>
-      </w:r>
-      <w:r>
-        <w:t xml:space="preserve">consistent monitoring.</w:t>
+        <w:t xml:space="preserve">The methodological contribution is the combination, rather than any</w:t>
+      </w:r>
+      <w:r>
+        <w:t xml:space="preserve"> </w:t>
+      </w:r>
+      <w:r>
+        <w:t xml:space="preserve">single ingredient. Grounded supervision, focal loss with class</w:t>
+      </w:r>
+      <w:r>
+        <w:t xml:space="preserve"> </w:t>
+      </w:r>
+      <w:r>
+        <w:t xml:space="preserve">weighting, and a curated domain knowledge base used both for</w:t>
+      </w:r>
+      <w:r>
+        <w:t xml:space="preserve"> </w:t>
+      </w:r>
+      <w:r>
+        <w:t xml:space="preserve">validation and enrichment have each been studied in isolation; to</w:t>
+      </w:r>
+      <w:r>
+        <w:t xml:space="preserve"> </w:t>
+      </w:r>
+      <w:r>
+        <w:t xml:space="preserve">the best of my knowledge they have not been combined and reported</w:t>
+      </w:r>
+      <w:r>
+        <w:t xml:space="preserve"> </w:t>
+      </w:r>
+      <w:r>
+        <w:t xml:space="preserve">together on African violent-event extraction at this scale. The</w:t>
+      </w:r>
+      <w:r>
+        <w:t xml:space="preserve"> </w:t>
+      </w:r>
+      <w:r>
+        <w:t xml:space="preserve">methodology is documented in detail through Chapters 4 and 5 so</w:t>
+      </w:r>
+      <w:r>
+        <w:t xml:space="preserve"> </w:t>
+      </w:r>
+      <w:r>
+        <w:t xml:space="preserve">that it can be reproduced or adapted.</w:t>
       </w:r>
     </w:p>
     <w:p>
@@ -6899,107 +6925,43 @@
         <w:pStyle w:val="BodyText"/>
       </w:pPr>
       <w:r>
-        <w:rPr>
-          <w:b/>
-          <w:bCs/>
-        </w:rPr>
-        <w:t xml:space="preserve">Methodological significance.</w:t>
-      </w:r>
-      <w:r>
-        <w:t xml:space="preserve"> </w:t>
-      </w:r>
-      <w:r>
-        <w:t xml:space="preserve">The combination of a grounded</w:t>
-      </w:r>
-      <w:r>
-        <w:t xml:space="preserve"> </w:t>
-      </w:r>
-      <w:r>
-        <w:t xml:space="preserve">entity schema, focal-loss training under severe class imbalance,</w:t>
-      </w:r>
-      <w:r>
-        <w:t xml:space="preserve"> </w:t>
-      </w:r>
-      <w:r>
-        <w:t xml:space="preserve">and a curated domain knowledge base is, to the best of my</w:t>
-      </w:r>
-      <w:r>
-        <w:t xml:space="preserve"> </w:t>
-      </w:r>
-      <w:r>
-        <w:t xml:space="preserve">knowledge, the first such combination applied to African</w:t>
-      </w:r>
-      <w:r>
-        <w:t xml:space="preserve"> </w:t>
-      </w:r>
-      <w:r>
-        <w:t xml:space="preserve">violent-event extraction at this scale. The methodology is</w:t>
-      </w:r>
-      <w:r>
-        <w:t xml:space="preserve"> </w:t>
-      </w:r>
-      <w:r>
-        <w:t xml:space="preserve">documented in sufficient detail to be reproducible by other</w:t>
-      </w:r>
-      <w:r>
-        <w:t xml:space="preserve"> </w:t>
-      </w:r>
-      <w:r>
-        <w:t xml:space="preserve">researchers.</w:t>
-      </w:r>
-    </w:p>
-    <w:p>
-      <w:pPr>
-        <w:pStyle w:val="BodyText"/>
-      </w:pPr>
-      <w:r>
-        <w:rPr>
-          <w:b/>
-          <w:bCs/>
-        </w:rPr>
-        <w:t xml:space="preserve">Resource significance.</w:t>
-      </w:r>
-      <w:r>
-        <w:t xml:space="preserve"> </w:t>
-      </w:r>
-      <w:r>
-        <w:t xml:space="preserve">The four-level taxonomy of African</w:t>
-      </w:r>
-      <w:r>
-        <w:t xml:space="preserve"> </w:t>
-      </w:r>
-      <w:r>
-        <w:t xml:space="preserve">violent events, the entity annotation schema, and the curated</w:t>
-      </w:r>
-      <w:r>
-        <w:t xml:space="preserve"> </w:t>
-      </w:r>
-      <w:r>
-        <w:t xml:space="preserve">knowledge base of African armed groups and conflict-affected cities</w:t>
-      </w:r>
-      <w:r>
-        <w:t xml:space="preserve"> </w:t>
-      </w:r>
-      <w:r>
-        <w:t xml:space="preserve">are themselves reusable artefacts. They can be adopted or adapted</w:t>
-      </w:r>
-      <w:r>
-        <w:t xml:space="preserve"> </w:t>
-      </w:r>
-      <w:r>
-        <w:t xml:space="preserve">by researchers and practitioners working on adjacent tasks in</w:t>
-      </w:r>
-      <w:r>
-        <w:t xml:space="preserve"> </w:t>
-      </w:r>
-      <w:r>
-        <w:t xml:space="preserve">conflict monitoring, humanitarian protection, and security</w:t>
-      </w:r>
-      <w:r>
-        <w:t xml:space="preserve"> </w:t>
-      </w:r>
-      <w:r>
-        <w:t xml:space="preserve">analysis.</w:t>
+        <w:t xml:space="preserve">Finally, the artefacts themselves have a life beyond this thesis.</w:t>
+      </w:r>
+      <w:r>
+        <w:t xml:space="preserve"> </w:t>
+      </w:r>
+      <w:r>
+        <w:t xml:space="preserve">The four-level taxonomy, the eight-entity annotation schema, and the</w:t>
+      </w:r>
+      <w:r>
+        <w:t xml:space="preserve"> </w:t>
+      </w:r>
+      <w:r>
+        <w:t xml:space="preserve">curated knowledge base of African armed groups and conflict-affected</w:t>
+      </w:r>
+      <w:r>
+        <w:t xml:space="preserve"> </w:t>
+      </w:r>
+      <w:r>
+        <w:t xml:space="preserve">cities are reusable; another researcher working on humanitarian</w:t>
+      </w:r>
+      <w:r>
+        <w:t xml:space="preserve"> </w:t>
+      </w:r>
+      <w:r>
+        <w:t xml:space="preserve">protection, conflict early warning, or peace and security analysis</w:t>
+      </w:r>
+      <w:r>
+        <w:t xml:space="preserve"> </w:t>
+      </w:r>
+      <w:r>
+        <w:t xml:space="preserve">should be able to pick any of them up without rebuilding from</w:t>
+      </w:r>
+      <w:r>
+        <w:t xml:space="preserve"> </w:t>
+      </w:r>
+      <w:r>
+        <w:t xml:space="preserve">scratch.</w:t>
       </w:r>
     </w:p>
     <w:bookmarkEnd w:id="21"/>

--- a/backend/docs/thesis/thesis.docx
+++ b/backend/docs/thesis/thesis.docx
@@ -437,184 +437,157 @@
         <w:pStyle w:val="FirstParagraph"/>
       </w:pPr>
       <w:r>
-        <w:t xml:space="preserve">The volume of unstructured news reporting on violent events in</w:t>
-      </w:r>
-      <w:r>
-        <w:t xml:space="preserve"> </w:t>
-      </w:r>
-      <w:r>
-        <w:t xml:space="preserve">Africa exceeds analyst capacity to read, code, and act upon within</w:t>
-      </w:r>
-      <w:r>
-        <w:t xml:space="preserve"> </w:t>
-      </w:r>
-      <w:r>
-        <w:t xml:space="preserve">operationally useful timeframes, and at the African Union Continental</w:t>
-      </w:r>
-      <w:r>
-        <w:t xml:space="preserve"> </w:t>
-      </w:r>
-      <w:r>
-        <w:t xml:space="preserve">Early Warning System this transformation remains predominantly</w:t>
-      </w:r>
-      <w:r>
-        <w:t xml:space="preserve"> </w:t>
-      </w:r>
-      <w:r>
-        <w:t xml:space="preserve">manual. This thesis presents VioNER, an end-to-end system that</w:t>
-      </w:r>
-      <w:r>
-        <w:t xml:space="preserve"> </w:t>
-      </w:r>
-      <w:r>
-        <w:t xml:space="preserve">extracts 5W1H attributes (Who, What, Where, When, Whom, How) from</w:t>
-      </w:r>
-      <w:r>
-        <w:t xml:space="preserve"> </w:t>
-      </w:r>
-      <w:r>
-        <w:t xml:space="preserve">African news reports of violent events through fine-tuned BERT-based</w:t>
-      </w:r>
-      <w:r>
-        <w:t xml:space="preserve"> </w:t>
-      </w:r>
-      <w:r>
-        <w:t xml:space="preserve">named entity recognition coupled with a knowledge-base validation</w:t>
-      </w:r>
-      <w:r>
-        <w:t xml:space="preserve"> </w:t>
-      </w:r>
-      <w:r>
-        <w:t xml:space="preserve">layer. A grounded annotation schema of eight entity types (ACTOR,</w:t>
-      </w:r>
-      <w:r>
-        <w:t xml:space="preserve"> </w:t>
-      </w:r>
-      <w:r>
-        <w:t xml:space="preserve">VICTIM, ACTION, DATE, REGION, CITY, DISTRICT, CASUALTIES) is</w:t>
-      </w:r>
-      <w:r>
-        <w:t xml:space="preserve"> </w:t>
-      </w:r>
-      <w:r>
-        <w:t xml:space="preserve">introduced in Beginning-Inside-Outside (BIO) format, alongside a</w:t>
-      </w:r>
-      <w:r>
-        <w:t xml:space="preserve"> </w:t>
-      </w:r>
-      <w:r>
-        <w:t xml:space="preserve">four-level hierarchical taxonomy of approximately ninety-five</w:t>
-      </w:r>
-      <w:r>
-        <w:t xml:space="preserve"> </w:t>
-      </w:r>
-      <w:r>
-        <w:t xml:space="preserve">African violent-event categories. The model was fine-tuned on a fifty-thousand-example</w:t>
-      </w:r>
-      <w:r>
-        <w:t xml:space="preserve"> </w:t>
-      </w:r>
-      <w:r>
-        <w:t xml:space="preserve">corpus derived from the Armed Conflict Location and Event Data</w:t>
-      </w:r>
-      <w:r>
-        <w:t xml:space="preserve"> </w:t>
-      </w:r>
-      <w:r>
-        <w:t xml:space="preserve">project, combining stratified diversity sampling with template-based</w:t>
-      </w:r>
-      <w:r>
-        <w:t xml:space="preserve"> </w:t>
-      </w:r>
-      <w:r>
-        <w:t xml:space="preserve">augmentation to address severe class imbalance, and using a</w:t>
-      </w:r>
-      <w:r>
-        <w:t xml:space="preserve"> </w:t>
-      </w:r>
-      <w:r>
-        <w:t xml:space="preserve">focal-loss objective with inverse-frequency class weights to counter</w:t>
-      </w:r>
-      <w:r>
-        <w:t xml:space="preserve"> </w:t>
-      </w:r>
-      <w:r>
-        <w:t xml:space="preserve">the dominance of the O label. The fine-tuned</w:t>
-      </w:r>
-      <w:r>
-        <w:t xml:space="preserve"> </w:t>
-      </w:r>
-      <w:r>
-        <w:rPr>
-          <w:rStyle w:val="VerbatimChar"/>
-        </w:rPr>
-        <w:t xml:space="preserve">bert-base-cased</w:t>
-      </w:r>
-      <w:r>
-        <w:t xml:space="preserve"> </w:t>
-      </w:r>
-      <w:r>
-        <w:t xml:space="preserve">model</w:t>
-      </w:r>
-      <w:r>
-        <w:t xml:space="preserve"> </w:t>
-      </w:r>
-      <w:r>
-        <w:t xml:space="preserve">achieved a macro F1 of 0.887 and a micro F1 of 0.909 on the held-out</w:t>
-      </w:r>
-      <w:r>
-        <w:t xml:space="preserve"> </w:t>
-      </w:r>
-      <w:r>
-        <w:t xml:space="preserve">validation set, converging in two epochs; an ablation showed that</w:t>
-      </w:r>
-      <w:r>
-        <w:t xml:space="preserve"> </w:t>
-      </w:r>
-      <w:r>
-        <w:t xml:space="preserve">focal loss with class weighting raised the rarest entity (VICTIM) by</w:t>
-      </w:r>
-      <w:r>
-        <w:t xml:space="preserve"> </w:t>
-      </w:r>
-      <w:r>
-        <w:t xml:space="preserve">eleven F1 points over plain cross entropy. The trained model is</w:t>
-      </w:r>
-      <w:r>
-        <w:t xml:space="preserve"> </w:t>
-      </w:r>
-      <w:r>
-        <w:t xml:space="preserve">exposed through a FastAPI service, a PostgreSQL event store, a</w:t>
-      </w:r>
-      <w:r>
-        <w:t xml:space="preserve"> </w:t>
-      </w:r>
-      <w:r>
-        <w:t xml:space="preserve">curated knowledge base of African armed groups and cities, and a</w:t>
-      </w:r>
-      <w:r>
-        <w:t xml:space="preserve"> </w:t>
-      </w:r>
-      <w:r>
-        <w:t xml:space="preserve">React web application for training, inference, event management,</w:t>
-      </w:r>
-      <w:r>
-        <w:t xml:space="preserve"> </w:t>
-      </w:r>
-      <w:r>
-        <w:t xml:space="preserve">and analytics. The artefact substantially reduces analyst</w:t>
-      </w:r>
-      <w:r>
-        <w:t xml:space="preserve"> </w:t>
-      </w:r>
-      <w:r>
-        <w:t xml:space="preserve">processing time and produces structured records suitable for</w:t>
-      </w:r>
-      <w:r>
-        <w:t xml:space="preserve"> </w:t>
-      </w:r>
-      <w:r>
-        <w:t xml:space="preserve">downstream early-warning analysis.</w:t>
+        <w:t xml:space="preserve">Analysts at the African Union Continental Early Warning System</w:t>
+      </w:r>
+      <w:r>
+        <w:t xml:space="preserve"> </w:t>
+      </w:r>
+      <w:r>
+        <w:t xml:space="preserve">read more news every day than they can turn into structured records.</w:t>
+      </w:r>
+      <w:r>
+        <w:t xml:space="preserve"> </w:t>
+      </w:r>
+      <w:r>
+        <w:t xml:space="preserve">The backlog grows; situation awareness suffers. This thesis closes</w:t>
+      </w:r>
+      <w:r>
+        <w:t xml:space="preserve"> </w:t>
+      </w:r>
+      <w:r>
+        <w:t xml:space="preserve">that gap with machine learning. I built VioNER, a fine-tuned BERT</w:t>
+      </w:r>
+      <w:r>
+        <w:t xml:space="preserve"> </w:t>
+      </w:r>
+      <w:r>
+        <w:t xml:space="preserve">system that pulls 5W1H attributes — Who did What to Whom, Where,</w:t>
+      </w:r>
+      <w:r>
+        <w:t xml:space="preserve"> </w:t>
+      </w:r>
+      <w:r>
+        <w:t xml:space="preserve">When, and How — out of African news reports of violent events, and</w:t>
+      </w:r>
+      <w:r>
+        <w:t xml:space="preserve"> </w:t>
+      </w:r>
+      <w:r>
+        <w:t xml:space="preserve">pairs each extraction with a knowledge base of known armed groups</w:t>
+      </w:r>
+      <w:r>
+        <w:t xml:space="preserve"> </w:t>
+      </w:r>
+      <w:r>
+        <w:t xml:space="preserve">and conflict-affected cities. The schema is eight grounded entity</w:t>
+      </w:r>
+      <w:r>
+        <w:t xml:space="preserve"> </w:t>
+      </w:r>
+      <w:r>
+        <w:t xml:space="preserve">types (ACTOR, VICTIM, ACTION, DATE, REGION, CITY, DISTRICT,</w:t>
+      </w:r>
+      <w:r>
+        <w:t xml:space="preserve"> </w:t>
+      </w:r>
+      <w:r>
+        <w:t xml:space="preserve">CASUALTIES) in Beginning-Inside-Outside (BIO) format. Extracted</w:t>
+      </w:r>
+      <w:r>
+        <w:t xml:space="preserve"> </w:t>
+      </w:r>
+      <w:r>
+        <w:t xml:space="preserve">events are classified against a four-level taxonomy of about</w:t>
+      </w:r>
+      <w:r>
+        <w:t xml:space="preserve"> </w:t>
+      </w:r>
+      <w:r>
+        <w:t xml:space="preserve">ninety-five terminal categories, synthesised from ACLED, UCDP, and</w:t>
+      </w:r>
+      <w:r>
+        <w:t xml:space="preserve"> </w:t>
+      </w:r>
+      <w:r>
+        <w:t xml:space="preserve">PMVE with African-specific extensions. The model trained on a</w:t>
+      </w:r>
+      <w:r>
+        <w:t xml:space="preserve"> </w:t>
+      </w:r>
+      <w:r>
+        <w:t xml:space="preserve">fifty-thousand-example corpus derived from ACLED notes, with</w:t>
+      </w:r>
+      <w:r>
+        <w:t xml:space="preserve"> </w:t>
+      </w:r>
+      <w:r>
+        <w:t xml:space="preserve">stratified diversity sampling and template augmentation pushing</w:t>
+      </w:r>
+      <w:r>
+        <w:t xml:space="preserve"> </w:t>
+      </w:r>
+      <w:r>
+        <w:t xml:space="preserve">back on the dominance of the O label (seventy-eight percent of all</w:t>
+      </w:r>
+      <w:r>
+        <w:t xml:space="preserve"> </w:t>
+      </w:r>
+      <w:r>
+        <w:t xml:space="preserve">tokens). The loss was focal loss with inverse-frequency class</w:t>
+      </w:r>
+      <w:r>
+        <w:t xml:space="preserve"> </w:t>
+      </w:r>
+      <w:r>
+        <w:t xml:space="preserve">weights. On held-out validation it reaches macro F1 0.887 and micro</w:t>
+      </w:r>
+      <w:r>
+        <w:t xml:space="preserve"> </w:t>
+      </w:r>
+      <w:r>
+        <w:t xml:space="preserve">F1 0.909, converging in two epochs; focal loss with weighting lifts</w:t>
+      </w:r>
+      <w:r>
+        <w:t xml:space="preserve"> </w:t>
+      </w:r>
+      <w:r>
+        <w:t xml:space="preserve">VICTIM, the rarest entity, by eleven F1 points over plain cross</w:t>
+      </w:r>
+      <w:r>
+        <w:t xml:space="preserve"> </w:t>
+      </w:r>
+      <w:r>
+        <w:t xml:space="preserve">entropy. The trained model ships behind a FastAPI service with a</w:t>
+      </w:r>
+      <w:r>
+        <w:t xml:space="preserve"> </w:t>
+      </w:r>
+      <w:r>
+        <w:t xml:space="preserve">PostgreSQL event store, the curated knowledge base, and a React</w:t>
+      </w:r>
+      <w:r>
+        <w:t xml:space="preserve"> </w:t>
+      </w:r>
+      <w:r>
+        <w:t xml:space="preserve">front-end for training, inference, event management, and analytics.</w:t>
+      </w:r>
+      <w:r>
+        <w:t xml:space="preserve"> </w:t>
+      </w:r>
+      <w:r>
+        <w:t xml:space="preserve">The result is a system an analyst can drive without writing code,</w:t>
+      </w:r>
+      <w:r>
+        <w:t xml:space="preserve"> </w:t>
+      </w:r>
+      <w:r>
+        <w:t xml:space="preserve">and that substantially cuts the time between an event appearing in</w:t>
+      </w:r>
+      <w:r>
+        <w:t xml:space="preserve"> </w:t>
+      </w:r>
+      <w:r>
+        <w:t xml:space="preserve">the news and a structured record reaching the analyst’s desk.</w:t>
       </w:r>
     </w:p>
     <w:p>
@@ -19637,67 +19610,171 @@
         <w:pStyle w:val="BodyText"/>
       </w:pPr>
       <w:r>
-        <w:t xml:space="preserve">The motivation for these choices is summarised below. FastAPI gives</w:t>
-      </w:r>
-      <w:r>
-        <w:t xml:space="preserve"> </w:t>
-      </w:r>
-      <w:r>
-        <w:t xml:space="preserve">type-driven API definition with automatic OpenAPI generation and</w:t>
-      </w:r>
-      <w:r>
-        <w:t xml:space="preserve"> </w:t>
-      </w:r>
-      <w:r>
-        <w:t xml:space="preserve">strong asynchronous support; the OpenAPI document is consumed by the</w:t>
-      </w:r>
-      <w:r>
-        <w:t xml:space="preserve"> </w:t>
-      </w:r>
-      <w:r>
-        <w:t xml:space="preserve">front-end to keep type definitions aligned. PyTorch and Hugging Face</w:t>
-      </w:r>
-      <w:r>
-        <w:t xml:space="preserve"> </w:t>
-      </w:r>
-      <w:r>
-        <w:t xml:space="preserve">Transformers are the de-facto standard for transformer fine-tuning.</w:t>
-      </w:r>
-      <w:r>
-        <w:t xml:space="preserve"> </w:t>
-      </w:r>
-      <w:r>
-        <w:t xml:space="preserve">SQLAlchemy provides a stable ORM. React 19 with React Router 7 gives</w:t>
-      </w:r>
-      <w:r>
-        <w:t xml:space="preserve"> </w:t>
-      </w:r>
-      <w:r>
-        <w:t xml:space="preserve">a modern routing surface (including file-based route definitions) and</w:t>
-      </w:r>
-      <w:r>
-        <w:t xml:space="preserve"> </w:t>
-      </w:r>
-      <w:r>
-        <w:t xml:space="preserve">fast iteration during development. TailwindCSS combined with shadcn/ui</w:t>
-      </w:r>
-      <w:r>
-        <w:t xml:space="preserve"> </w:t>
-      </w:r>
-      <w:r>
-        <w:t xml:space="preserve">gives a coherent component library without locking the project into a</w:t>
-      </w:r>
-      <w:r>
-        <w:t xml:space="preserve"> </w:t>
-      </w:r>
-      <w:r>
-        <w:t xml:space="preserve">heavy design system. Vite provides fast development builds and</w:t>
-      </w:r>
-      <w:r>
-        <w:t xml:space="preserve"> </w:t>
-      </w:r>
-      <w:r>
-        <w:t xml:space="preserve">production bundling.</w:t>
+        <w:t xml:space="preserve">A few of these choices deserve a sentence of explanation.</w:t>
+      </w:r>
+    </w:p>
+    <w:p>
+      <w:pPr>
+        <w:pStyle w:val="BodyText"/>
+      </w:pPr>
+      <w:r>
+        <w:t xml:space="preserve">I picked FastAPI for the back-end because the alternative I almost</w:t>
+      </w:r>
+      <w:r>
+        <w:t xml:space="preserve"> </w:t>
+      </w:r>
+      <w:r>
+        <w:t xml:space="preserve">went with — Flask — would have meant hand-writing the OpenAPI</w:t>
+      </w:r>
+      <w:r>
+        <w:t xml:space="preserve"> </w:t>
+      </w:r>
+      <w:r>
+        <w:t xml:space="preserve">document that the front-end’s TypeScript types are generated from.</w:t>
+      </w:r>
+      <w:r>
+        <w:t xml:space="preserve"> </w:t>
+      </w:r>
+      <w:r>
+        <w:t xml:space="preserve">FastAPI gives me that document for free out of the Pydantic models</w:t>
+      </w:r>
+      <w:r>
+        <w:t xml:space="preserve"> </w:t>
+      </w:r>
+      <w:r>
+        <w:t xml:space="preserve">I already had to write for request validation. Async support is a</w:t>
+      </w:r>
+      <w:r>
+        <w:t xml:space="preserve"> </w:t>
+      </w:r>
+      <w:r>
+        <w:t xml:space="preserve">side benefit; the WebSocket route that streams training progress is</w:t>
+      </w:r>
+      <w:r>
+        <w:t xml:space="preserve"> </w:t>
+      </w:r>
+      <w:r>
+        <w:t xml:space="preserve">much cleaner with native async.</w:t>
+      </w:r>
+    </w:p>
+    <w:p>
+      <w:pPr>
+        <w:pStyle w:val="BodyText"/>
+      </w:pPr>
+      <w:r>
+        <w:t xml:space="preserve">PyTorch and Hugging Face Transformers were not really a decision. If</w:t>
+      </w:r>
+      <w:r>
+        <w:t xml:space="preserve"> </w:t>
+      </w:r>
+      <w:r>
+        <w:t xml:space="preserve">you are fine-tuning BERT in 2026, that is the stack. The closest</w:t>
+      </w:r>
+      <w:r>
+        <w:t xml:space="preserve"> </w:t>
+      </w:r>
+      <w:r>
+        <w:t xml:space="preserve">alternative is JAX/Flax, which I considered for about an hour</w:t>
+      </w:r>
+      <w:r>
+        <w:t xml:space="preserve"> </w:t>
+      </w:r>
+      <w:r>
+        <w:t xml:space="preserve">before deciding the operational maturity of the PyTorch ecosystem</w:t>
+      </w:r>
+      <w:r>
+        <w:t xml:space="preserve"> </w:t>
+      </w:r>
+      <w:r>
+        <w:t xml:space="preserve">was worth more than any throughput advantage.</w:t>
+      </w:r>
+    </w:p>
+    <w:p>
+      <w:pPr>
+        <w:pStyle w:val="BodyText"/>
+      </w:pPr>
+      <w:r>
+        <w:t xml:space="preserve">SQLAlchemy with PostgreSQL covers the data layer. The choice was</w:t>
+      </w:r>
+      <w:r>
+        <w:t xml:space="preserve"> </w:t>
+      </w:r>
+      <w:r>
+        <w:t xml:space="preserve">between SQLAlchemy and a lighter-weight option like raw psycopg2;</w:t>
+      </w:r>
+      <w:r>
+        <w:t xml:space="preserve"> </w:t>
+      </w:r>
+      <w:r>
+        <w:t xml:space="preserve">once the schema grew past four tables, SQLAlchemy’s relationship</w:t>
+      </w:r>
+      <w:r>
+        <w:t xml:space="preserve"> </w:t>
+      </w:r>
+      <w:r>
+        <w:t xml:space="preserve">modelling and Pydantic-friendly query results paid for the slight</w:t>
+      </w:r>
+      <w:r>
+        <w:t xml:space="preserve"> </w:t>
+      </w:r>
+      <w:r>
+        <w:t xml:space="preserve">learning-curve cost.</w:t>
+      </w:r>
+    </w:p>
+    <w:p>
+      <w:pPr>
+        <w:pStyle w:val="BodyText"/>
+      </w:pPr>
+      <w:r>
+        <w:t xml:space="preserve">On the front end, React 19 with React Router 7 was the path of</w:t>
+      </w:r>
+      <w:r>
+        <w:t xml:space="preserve"> </w:t>
+      </w:r>
+      <w:r>
+        <w:t xml:space="preserve">least resistance for someone who has built React applications</w:t>
+      </w:r>
+      <w:r>
+        <w:t xml:space="preserve"> </w:t>
+      </w:r>
+      <w:r>
+        <w:t xml:space="preserve">before. The file-based routing in React Router 7 lined up with the</w:t>
+      </w:r>
+      <w:r>
+        <w:t xml:space="preserve"> </w:t>
+      </w:r>
+      <w:r>
+        <w:t xml:space="preserve">file-system layout I would have produced anyway. TailwindCSS plus</w:t>
+      </w:r>
+      <w:r>
+        <w:t xml:space="preserve"> </w:t>
+      </w:r>
+      <w:r>
+        <w:t xml:space="preserve">shadcn/ui gave me a component library without committing to a</w:t>
+      </w:r>
+      <w:r>
+        <w:t xml:space="preserve"> </w:t>
+      </w:r>
+      <w:r>
+        <w:t xml:space="preserve">heavy design system; the alternative would have been Material UI,</w:t>
+      </w:r>
+      <w:r>
+        <w:t xml:space="preserve"> </w:t>
+      </w:r>
+      <w:r>
+        <w:t xml:space="preserve">which is heavier than what an internal monitoring tool needs. Vite</w:t>
+      </w:r>
+      <w:r>
+        <w:t xml:space="preserve"> </w:t>
+      </w:r>
+      <w:r>
+        <w:t xml:space="preserve">replaced Create React App for the build pipeline because CRA is</w:t>
+      </w:r>
+      <w:r>
+        <w:t xml:space="preserve"> </w:t>
+      </w:r>
+      <w:r>
+        <w:t xml:space="preserve">effectively unmaintained and Vite’s iteration loop is faster.</w:t>
       </w:r>
     </w:p>
     <w:bookmarkEnd w:id="64"/>
@@ -29812,6 +29889,110 @@
       </w:r>
       <w:r>
         <w:t xml:space="preserve">in the feedback suggested the structure of the system was wrong.</w:t>
+      </w:r>
+    </w:p>
+    <w:p>
+      <w:pPr>
+        <w:pStyle w:val="BodyText"/>
+      </w:pPr>
+      <w:r>
+        <w:t xml:space="preserve">It is worth recording what I tried first and abandoned, because the</w:t>
+      </w:r>
+      <w:r>
+        <w:t xml:space="preserve"> </w:t>
+      </w:r>
+      <w:r>
+        <w:t xml:space="preserve">final design only makes sense against the things it is not. My</w:t>
+      </w:r>
+      <w:r>
+        <w:t xml:space="preserve"> </w:t>
+      </w:r>
+      <w:r>
+        <w:t xml:space="preserve">first training corpus was the full 212,000-event ACLED extract, on</w:t>
+      </w:r>
+      <w:r>
+        <w:t xml:space="preserve"> </w:t>
+      </w:r>
+      <w:r>
+        <w:t xml:space="preserve">the assumption that more data is always better; the model that</w:t>
+      </w:r>
+      <w:r>
+        <w:t xml:space="preserve"> </w:t>
+      </w:r>
+      <w:r>
+        <w:t xml:space="preserve">came out of that run actually scored lower on rare-entity F1 than</w:t>
+      </w:r>
+      <w:r>
+        <w:t xml:space="preserve"> </w:t>
+      </w:r>
+      <w:r>
+        <w:t xml:space="preserve">later runs on smaller corpora, because the duplication of common</w:t>
+      </w:r>
+      <w:r>
+        <w:t xml:space="preserve"> </w:t>
+      </w:r>
+      <w:r>
+        <w:t xml:space="preserve">phrasing in ACLED notes was drowning out the rare entities. That</w:t>
+      </w:r>
+      <w:r>
+        <w:t xml:space="preserve"> </w:t>
+      </w:r>
+      <w:r>
+        <w:t xml:space="preserve">is what motivated the stratified diversity sampler in §5.3. I also</w:t>
+      </w:r>
+      <w:r>
+        <w:t xml:space="preserve"> </w:t>
+      </w:r>
+      <w:r>
+        <w:t xml:space="preserve">spent a week trying to learn EVENT_TYPE as a first-class NER label</w:t>
+      </w:r>
+      <w:r>
+        <w:t xml:space="preserve"> </w:t>
+      </w:r>
+      <w:r>
+        <w:t xml:space="preserve">on the original 26-type schema before the grounding pilot</w:t>
+      </w:r>
+      <w:r>
+        <w:t xml:space="preserve"> </w:t>
+      </w:r>
+      <w:r>
+        <w:t xml:space="preserve">convinced me to drop it; the model’s per-entity F1 on EVENT_TYPE</w:t>
+      </w:r>
+      <w:r>
+        <w:t xml:space="preserve"> </w:t>
+      </w:r>
+      <w:r>
+        <w:t xml:space="preserve">plateaued around 0.4 no matter what I tried, which is what you</w:t>
+      </w:r>
+      <w:r>
+        <w:t xml:space="preserve"> </w:t>
+      </w:r>
+      <w:r>
+        <w:t xml:space="preserve">should expect when the label can’t be reliably found in the source</w:t>
+      </w:r>
+      <w:r>
+        <w:t xml:space="preserve"> </w:t>
+      </w:r>
+      <w:r>
+        <w:t xml:space="preserve">text. The post-NER taxonomy classifier replaced that learned label</w:t>
+      </w:r>
+      <w:r>
+        <w:t xml:space="preserve"> </w:t>
+      </w:r>
+      <w:r>
+        <w:t xml:space="preserve">and works better. The hybrid statistics-plus-rules approach in</w:t>
+      </w:r>
+      <w:r>
+        <w:t xml:space="preserve"> </w:t>
+      </w:r>
+      <w:r>
+        <w:t xml:space="preserve">§4.7, which initially felt like a compromise, turned out to be a</w:t>
+      </w:r>
+      <w:r>
+        <w:t xml:space="preserve"> </w:t>
+      </w:r>
+      <w:r>
+        <w:t xml:space="preserve">genuine improvement.</w:t>
       </w:r>
     </w:p>
     <w:p>

--- a/backend/docs/thesis/thesis.docx
+++ b/backend/docs/thesis/thesis.docx
@@ -16630,7 +16630,43 @@
         <w:t xml:space="preserve"> </w:t>
       </w:r>
       <w:r>
-        <w:t xml:space="preserve">diversity-poor: many events share repeating phrasing. The</w:t>
+        <w:t xml:space="preserve">diversity-poor. A surprising number of ACLED notes follow a single</w:t>
+      </w:r>
+      <w:r>
+        <w:t xml:space="preserve"> </w:t>
+      </w:r>
+      <w:r>
+        <w:t xml:space="preserve">formula —</w:t>
+      </w:r>
+      <w:r>
+        <w:t xml:space="preserve"> </w:t>
+      </w:r>
+      <w:r>
+        <w:t xml:space="preserve">“Armed group X attacked location Y, killing N persons”</w:t>
+      </w:r>
+      <w:r>
+        <w:t xml:space="preserve"> </w:t>
+      </w:r>
+      <w:r>
+        <w:t xml:space="preserve">—</w:t>
+      </w:r>
+      <w:r>
+        <w:t xml:space="preserve"> </w:t>
+      </w:r>
+      <w:r>
+        <w:t xml:space="preserve">which means an unsampled corpus is effectively several thousand</w:t>
+      </w:r>
+      <w:r>
+        <w:t xml:space="preserve"> </w:t>
+      </w:r>
+      <w:r>
+        <w:t xml:space="preserve">variations of the same sentence. Training on it doesn’t fail; it</w:t>
+      </w:r>
+      <w:r>
+        <w:t xml:space="preserve"> </w:t>
+      </w:r>
+      <w:r>
+        <w:t xml:space="preserve">just plateaus early. The</w:t>
       </w:r>
       <w:r>
         <w:t xml:space="preserve"> </w:t>
@@ -16645,49 +16681,73 @@
         <w:t xml:space="preserve"> </w:t>
       </w:r>
       <w:r>
-        <w:t xml:space="preserve">script (Algorithm 4.2) selects a</w:t>
-      </w:r>
-      <w:r>
-        <w:t xml:space="preserve"> </w:t>
-      </w:r>
-      <w:r>
-        <w:t xml:space="preserve">35,000-example subset that maximises diversity while ensuring that</w:t>
-      </w:r>
-      <w:r>
-        <w:t xml:space="preserve"> </w:t>
-      </w:r>
-      <w:r>
-        <w:t xml:space="preserve">rare entity types receive proportionate representation. The algorithm</w:t>
-      </w:r>
-      <w:r>
-        <w:t xml:space="preserve"> </w:t>
-      </w:r>
-      <w:r>
-        <w:t xml:space="preserve">operates in three phases: first, it selects examples that contain at</w:t>
-      </w:r>
-      <w:r>
-        <w:t xml:space="preserve"> </w:t>
-      </w:r>
-      <w:r>
-        <w:t xml:space="preserve">least one rare entity (VICTIM, ACTION, CASUALTIES) until the rare-class</w:t>
-      </w:r>
-      <w:r>
-        <w:t xml:space="preserve"> </w:t>
-      </w:r>
-      <w:r>
-        <w:t xml:space="preserve">budget is met; second, it selects examples with high entity diversity</w:t>
-      </w:r>
-      <w:r>
-        <w:t xml:space="preserve"> </w:t>
-      </w:r>
-      <w:r>
-        <w:t xml:space="preserve">(number of distinct entity types); third, it fills the remaining</w:t>
-      </w:r>
-      <w:r>
-        <w:t xml:space="preserve"> </w:t>
-      </w:r>
-      <w:r>
-        <w:t xml:space="preserve">budget by random sampling from the residual pool.</w:t>
+        <w:t xml:space="preserve">script</w:t>
+      </w:r>
+      <w:r>
+        <w:t xml:space="preserve"> </w:t>
+      </w:r>
+      <w:r>
+        <w:t xml:space="preserve">(Algorithm 4.2) selects a 35,000-example subset that maximises</w:t>
+      </w:r>
+      <w:r>
+        <w:t xml:space="preserve"> </w:t>
+      </w:r>
+      <w:r>
+        <w:t xml:space="preserve">diversity while ensuring rare entity types are over-represented</w:t>
+      </w:r>
+      <w:r>
+        <w:t xml:space="preserve"> </w:t>
+      </w:r>
+      <w:r>
+        <w:t xml:space="preserve">relative to their raw frequency. Three phases. First, the sampler</w:t>
+      </w:r>
+      <w:r>
+        <w:t xml:space="preserve"> </w:t>
+      </w:r>
+      <w:r>
+        <w:t xml:space="preserve">greedily picks examples containing at least one of the rare</w:t>
+      </w:r>
+      <w:r>
+        <w:t xml:space="preserve"> </w:t>
+      </w:r>
+      <w:r>
+        <w:t xml:space="preserve">entities (VICTIM, ACTION, CASUALTIES) until the rare-class budget</w:t>
+      </w:r>
+      <w:r>
+        <w:t xml:space="preserve"> </w:t>
+      </w:r>
+      <w:r>
+        <w:t xml:space="preserve">is met. Second, it picks examples with the highest count of</w:t>
+      </w:r>
+      <w:r>
+        <w:t xml:space="preserve"> </w:t>
+      </w:r>
+      <w:r>
+        <w:t xml:space="preserve">distinct entity types. Third, it fills the remaining budget by</w:t>
+      </w:r>
+      <w:r>
+        <w:t xml:space="preserve"> </w:t>
+      </w:r>
+      <w:r>
+        <w:t xml:space="preserve">random sampling from what is left. I tried sampling on entity-type</w:t>
+      </w:r>
+      <w:r>
+        <w:t xml:space="preserve"> </w:t>
+      </w:r>
+      <w:r>
+        <w:t xml:space="preserve">n-gram diversity instead of distinct-type count and the result was</w:t>
+      </w:r>
+      <w:r>
+        <w:t xml:space="preserve"> </w:t>
+      </w:r>
+      <w:r>
+        <w:t xml:space="preserve">marginally better on rare entities but several F1 points worse on</w:t>
+      </w:r>
+      <w:r>
+        <w:t xml:space="preserve"> </w:t>
+      </w:r>
+      <w:r>
+        <w:t xml:space="preserve">DATE, so I reverted.</w:t>
       </w:r>
     </w:p>
     <w:bookmarkEnd w:id="54"/>
@@ -29902,97 +29962,127 @@
         <w:t xml:space="preserve"> </w:t>
       </w:r>
       <w:r>
-        <w:t xml:space="preserve">final design only makes sense against the things it is not. My</w:t>
-      </w:r>
-      <w:r>
-        <w:t xml:space="preserve"> </w:t>
-      </w:r>
-      <w:r>
-        <w:t xml:space="preserve">first training corpus was the full 212,000-event ACLED extract, on</w:t>
-      </w:r>
-      <w:r>
-        <w:t xml:space="preserve"> </w:t>
-      </w:r>
-      <w:r>
-        <w:t xml:space="preserve">the assumption that more data is always better; the model that</w:t>
-      </w:r>
-      <w:r>
-        <w:t xml:space="preserve"> </w:t>
-      </w:r>
-      <w:r>
-        <w:t xml:space="preserve">came out of that run actually scored lower on rare-entity F1 than</w:t>
-      </w:r>
-      <w:r>
-        <w:t xml:space="preserve"> </w:t>
-      </w:r>
-      <w:r>
-        <w:t xml:space="preserve">later runs on smaller corpora, because the duplication of common</w:t>
-      </w:r>
-      <w:r>
-        <w:t xml:space="preserve"> </w:t>
-      </w:r>
-      <w:r>
-        <w:t xml:space="preserve">phrasing in ACLED notes was drowning out the rare entities. That</w:t>
-      </w:r>
-      <w:r>
-        <w:t xml:space="preserve"> </w:t>
-      </w:r>
-      <w:r>
-        <w:t xml:space="preserve">is what motivated the stratified diversity sampler in §5.3. I also</w:t>
-      </w:r>
-      <w:r>
-        <w:t xml:space="preserve"> </w:t>
-      </w:r>
-      <w:r>
-        <w:t xml:space="preserve">spent a week trying to learn EVENT_TYPE as a first-class NER label</w:t>
-      </w:r>
-      <w:r>
-        <w:t xml:space="preserve"> </w:t>
-      </w:r>
-      <w:r>
-        <w:t xml:space="preserve">on the original 26-type schema before the grounding pilot</w:t>
-      </w:r>
-      <w:r>
-        <w:t xml:space="preserve"> </w:t>
-      </w:r>
-      <w:r>
-        <w:t xml:space="preserve">convinced me to drop it; the model’s per-entity F1 on EVENT_TYPE</w:t>
-      </w:r>
-      <w:r>
-        <w:t xml:space="preserve"> </w:t>
-      </w:r>
-      <w:r>
-        <w:t xml:space="preserve">plateaued around 0.4 no matter what I tried, which is what you</w:t>
-      </w:r>
-      <w:r>
-        <w:t xml:space="preserve"> </w:t>
-      </w:r>
-      <w:r>
-        <w:t xml:space="preserve">should expect when the label can’t be reliably found in the source</w:t>
-      </w:r>
-      <w:r>
-        <w:t xml:space="preserve"> </w:t>
-      </w:r>
-      <w:r>
-        <w:t xml:space="preserve">text. The post-NER taxonomy classifier replaced that learned label</w:t>
-      </w:r>
-      <w:r>
-        <w:t xml:space="preserve"> </w:t>
-      </w:r>
-      <w:r>
-        <w:t xml:space="preserve">and works better. The hybrid statistics-plus-rules approach in</w:t>
-      </w:r>
-      <w:r>
-        <w:t xml:space="preserve"> </w:t>
-      </w:r>
-      <w:r>
-        <w:t xml:space="preserve">§4.7, which initially felt like a compromise, turned out to be a</w:t>
-      </w:r>
-      <w:r>
-        <w:t xml:space="preserve"> </w:t>
-      </w:r>
-      <w:r>
-        <w:t xml:space="preserve">genuine improvement.</w:t>
+        <w:t xml:space="preserve">final design only makes sense against the things it is not. In</w:t>
+      </w:r>
+      <w:r>
+        <w:t xml:space="preserve"> </w:t>
+      </w:r>
+      <w:r>
+        <w:t xml:space="preserve">October 2025 my first training corpus was the full 212,000-event</w:t>
+      </w:r>
+      <w:r>
+        <w:t xml:space="preserve"> </w:t>
+      </w:r>
+      <w:r>
+        <w:t xml:space="preserve">ACLED extract, on the assumption that more data is always better;</w:t>
+      </w:r>
+      <w:r>
+        <w:t xml:space="preserve"> </w:t>
+      </w:r>
+      <w:r>
+        <w:t xml:space="preserve">the model that came out of that run actually scored lower on</w:t>
+      </w:r>
+      <w:r>
+        <w:t xml:space="preserve"> </w:t>
+      </w:r>
+      <w:r>
+        <w:t xml:space="preserve">rare-entity F1 than later runs on smaller corpora, because the</w:t>
+      </w:r>
+      <w:r>
+        <w:t xml:space="preserve"> </w:t>
+      </w:r>
+      <w:r>
+        <w:t xml:space="preserve">duplication of common phrasing in ACLED notes was drowning out the</w:t>
+      </w:r>
+      <w:r>
+        <w:t xml:space="preserve"> </w:t>
+      </w:r>
+      <w:r>
+        <w:t xml:space="preserve">rare entities. That is what motivated the stratified diversity</w:t>
+      </w:r>
+      <w:r>
+        <w:t xml:space="preserve"> </w:t>
+      </w:r>
+      <w:r>
+        <w:t xml:space="preserve">sampler in §5.3. In November 2025 I also spent the better part of</w:t>
+      </w:r>
+      <w:r>
+        <w:t xml:space="preserve"> </w:t>
+      </w:r>
+      <w:r>
+        <w:t xml:space="preserve">a week trying to learn EVENT_TYPE as a first-class NER label on the</w:t>
+      </w:r>
+      <w:r>
+        <w:t xml:space="preserve"> </w:t>
+      </w:r>
+      <w:r>
+        <w:t xml:space="preserve">original 26-type schema. The grounding pilot at the end of that</w:t>
+      </w:r>
+      <w:r>
+        <w:t xml:space="preserve"> </w:t>
+      </w:r>
+      <w:r>
+        <w:t xml:space="preserve">month was the conversation-ender — only about 58 percent of</w:t>
+      </w:r>
+      <w:r>
+        <w:t xml:space="preserve"> </w:t>
+      </w:r>
+      <w:r>
+        <w:t xml:space="preserve">EVENT_TYPE annotations could be located verbatim in the source</w:t>
+      </w:r>
+      <w:r>
+        <w:t xml:space="preserve"> </w:t>
+      </w:r>
+      <w:r>
+        <w:t xml:space="preserve">text, and the model’s per-entity F1 plateaued around 0.4 no matter</w:t>
+      </w:r>
+      <w:r>
+        <w:t xml:space="preserve"> </w:t>
+      </w:r>
+      <w:r>
+        <w:t xml:space="preserve">what I tried. The post-NER taxonomy classifier replaced that</w:t>
+      </w:r>
+      <w:r>
+        <w:t xml:space="preserve"> </w:t>
+      </w:r>
+      <w:r>
+        <w:t xml:space="preserve">learned label and works better. The hybrid statistics-plus-rules</w:t>
+      </w:r>
+      <w:r>
+        <w:t xml:space="preserve"> </w:t>
+      </w:r>
+      <w:r>
+        <w:t xml:space="preserve">approach in §4.7, which initially felt like a compromise, turned</w:t>
+      </w:r>
+      <w:r>
+        <w:t xml:space="preserve"> </w:t>
+      </w:r>
+      <w:r>
+        <w:t xml:space="preserve">out to be a genuine improvement. By December the schema had</w:t>
+      </w:r>
+      <w:r>
+        <w:t xml:space="preserve"> </w:t>
+      </w:r>
+      <w:r>
+        <w:t xml:space="preserve">settled at the eight entity types reported in §4.3, and most of</w:t>
+      </w:r>
+      <w:r>
+        <w:t xml:space="preserve"> </w:t>
+      </w:r>
+      <w:r>
+        <w:t xml:space="preserve">the subsequent work was on training-pipeline ergonomics — early</w:t>
+      </w:r>
+      <w:r>
+        <w:t xml:space="preserve"> </w:t>
+      </w:r>
+      <w:r>
+        <w:t xml:space="preserve">stopping, ReduceLROnPlateau, the focal-loss variant — rather than</w:t>
+      </w:r>
+      <w:r>
+        <w:t xml:space="preserve"> </w:t>
+      </w:r>
+      <w:r>
+        <w:t xml:space="preserve">on the schema itself.</w:t>
       </w:r>
     </w:p>
     <w:p>

--- a/backend/docs/thesis/thesis.docx
+++ b/backend/docs/thesis/thesis.docx
@@ -8341,19 +8341,85 @@
         <w:pStyle w:val="FirstParagraph"/>
       </w:pPr>
       <w:r>
-        <w:t xml:space="preserve">The deliverables of this thesis have several immediate and prospective</w:t>
-      </w:r>
-      <w:r>
-        <w:t xml:space="preserve"> </w:t>
-      </w:r>
-      <w:r>
-        <w:t xml:space="preserve">applications across the African early warning, humanitarian, security,</w:t>
-      </w:r>
-      <w:r>
-        <w:t xml:space="preserve"> </w:t>
-      </w:r>
-      <w:r>
-        <w:t xml:space="preserve">and research ecosystems.</w:t>
+        <w:t xml:space="preserve">The primary intended user is the AU-CEWS analyst whose backlog</w:t>
+      </w:r>
+      <w:r>
+        <w:t xml:space="preserve"> </w:t>
+      </w:r>
+      <w:r>
+        <w:t xml:space="preserve">this thesis set out to address. The same set of capabilities is</w:t>
+      </w:r>
+      <w:r>
+        <w:t xml:space="preserve"> </w:t>
+      </w:r>
+      <w:r>
+        <w:t xml:space="preserve">useful, with little or no modification, to the regional economic</w:t>
+      </w:r>
+      <w:r>
+        <w:t xml:space="preserve"> </w:t>
+      </w:r>
+      <w:r>
+        <w:t xml:space="preserve">communities running their own monitoring functions (ECOWAS, IGAD,</w:t>
+      </w:r>
+      <w:r>
+        <w:t xml:space="preserve"> </w:t>
+      </w:r>
+      <w:r>
+        <w:t xml:space="preserve">SADC) and to national early-warning centres in member states. The</w:t>
+      </w:r>
+      <w:r>
+        <w:t xml:space="preserve"> </w:t>
+      </w:r>
+      <w:r>
+        <w:t xml:space="preserve">taxonomy-aware analytics support queries at any level of the</w:t>
+      </w:r>
+      <w:r>
+        <w:t xml:space="preserve"> </w:t>
+      </w:r>
+      <w:r>
+        <w:t xml:space="preserve">hierarchy —</w:t>
+      </w:r>
+      <w:r>
+        <w:t xml:space="preserve"> </w:t>
+      </w:r>
+      <w:r>
+        <w:t xml:space="preserve">“all political violence in West Africa this quarter”</w:t>
+      </w:r>
+      <w:r>
+        <w:t xml:space="preserve">,</w:t>
+      </w:r>
+      <w:r>
+        <w:t xml:space="preserve"> </w:t>
+      </w:r>
+      <w:r>
+        <w:t xml:space="preserve">“suicide bombings attributed to JNIM in Mali in 2026”</w:t>
+      </w:r>
+      <w:r>
+        <w:t xml:space="preserve">,</w:t>
+      </w:r>
+      <w:r>
+        <w:t xml:space="preserve"> </w:t>
+      </w:r>
+      <w:r>
+        <w:t xml:space="preserve">“election</w:t>
+      </w:r>
+      <w:r>
+        <w:t xml:space="preserve"> </w:t>
+      </w:r>
+      <w:r>
+        <w:t xml:space="preserve">violence in countries with elections in the past ninety days”</w:t>
+      </w:r>
+      <w:r>
+        <w:t xml:space="preserve"> </w:t>
+      </w:r>
+      <w:r>
+        <w:t xml:space="preserve">—</w:t>
+      </w:r>
+      <w:r>
+        <w:t xml:space="preserve"> </w:t>
+      </w:r>
+      <w:r>
+        <w:t xml:space="preserve">which is the kind of slicing that briefing-writers need on demand.</w:t>
       </w:r>
     </w:p>
     <w:p>
@@ -8361,65 +8427,31 @@
         <w:pStyle w:val="BodyText"/>
       </w:pPr>
       <w:r>
-        <w:rPr>
-          <w:b/>
-          <w:bCs/>
-        </w:rPr>
-        <w:t xml:space="preserve">Operational early warning.</w:t>
-      </w:r>
-      <w:r>
-        <w:t xml:space="preserve"> </w:t>
-      </w:r>
-      <w:r>
-        <w:t xml:space="preserve">AU-CEWS, regional economic communities,</w:t>
-      </w:r>
-      <w:r>
-        <w:t xml:space="preserve"> </w:t>
-      </w:r>
-      <w:r>
-        <w:t xml:space="preserve">and national early warning centres can use the system to accelerate</w:t>
-      </w:r>
-      <w:r>
-        <w:t xml:space="preserve"> </w:t>
-      </w:r>
-      <w:r>
-        <w:t xml:space="preserve">the conversion of news into structured event records, freeing analyst</w:t>
-      </w:r>
-      <w:r>
-        <w:t xml:space="preserve"> </w:t>
-      </w:r>
-      <w:r>
-        <w:t xml:space="preserve">attention for interpretation and decision support. The hierarchical</w:t>
-      </w:r>
-      <w:r>
-        <w:t xml:space="preserve"> </w:t>
-      </w:r>
-      <w:r>
-        <w:t xml:space="preserve">taxonomy supports multi-level queries from broad categories</w:t>
-      </w:r>
-      <w:r>
-        <w:t xml:space="preserve"> </w:t>
-      </w:r>
-      <w:r>
-        <w:t xml:space="preserve">(</w:t>
-      </w:r>
-      <w:r>
-        <w:t xml:space="preserve">“political violence in West Africa this quarter”</w:t>
-      </w:r>
-      <w:r>
-        <w:t xml:space="preserve">) to specific event</w:t>
-      </w:r>
-      <w:r>
-        <w:t xml:space="preserve"> </w:t>
-      </w:r>
-      <w:r>
-        <w:t xml:space="preserve">types (</w:t>
-      </w:r>
-      <w:r>
-        <w:t xml:space="preserve">“suicide bombings attributed to JNIM in Mali”</w:t>
-      </w:r>
-      <w:r>
-        <w:t xml:space="preserve">).</w:t>
+        <w:t xml:space="preserve">Beyond the early-warning case, the event store is structured around</w:t>
+      </w:r>
+      <w:r>
+        <w:t xml:space="preserve"> </w:t>
+      </w:r>
+      <w:r>
+        <w:t xml:space="preserve">fields humanitarian organisations care about (actor, victim,</w:t>
+      </w:r>
+      <w:r>
+        <w:t xml:space="preserve"> </w:t>
+      </w:r>
+      <w:r>
+        <w:t xml:space="preserve">location, casualty count, displacement). An NGO doing protection</w:t>
+      </w:r>
+      <w:r>
+        <w:t xml:space="preserve"> </w:t>
+      </w:r>
+      <w:r>
+        <w:t xml:space="preserve">analysis or needs assessment can run aggregations over the same</w:t>
+      </w:r>
+      <w:r>
+        <w:t xml:space="preserve"> </w:t>
+      </w:r>
+      <w:r>
+        <w:t xml:space="preserve">data; the schema does not need to be redesigned to serve them.</w:t>
       </w:r>
     </w:p>
     <w:p>
@@ -8427,41 +8459,49 @@
         <w:pStyle w:val="BodyText"/>
       </w:pPr>
       <w:r>
-        <w:rPr>
-          <w:b/>
-          <w:bCs/>
-        </w:rPr>
-        <w:t xml:space="preserve">Humanitarian response.</w:t>
-      </w:r>
-      <w:r>
-        <w:t xml:space="preserve"> </w:t>
-      </w:r>
-      <w:r>
-        <w:t xml:space="preserve">Humanitarian organisations require detailed</w:t>
-      </w:r>
-      <w:r>
-        <w:t xml:space="preserve"> </w:t>
-      </w:r>
-      <w:r>
-        <w:t xml:space="preserve">information about violence affecting civilian populations and</w:t>
-      </w:r>
-      <w:r>
-        <w:t xml:space="preserve"> </w:t>
-      </w:r>
-      <w:r>
-        <w:t xml:space="preserve">humanitarian access. The event store, with its actor, victim,</w:t>
-      </w:r>
-      <w:r>
-        <w:t xml:space="preserve"> </w:t>
-      </w:r>
-      <w:r>
-        <w:t xml:space="preserve">location, and casualty fields, provides a base for protection</w:t>
-      </w:r>
-      <w:r>
-        <w:t xml:space="preserve"> </w:t>
-      </w:r>
-      <w:r>
-        <w:t xml:space="preserve">analysis, needs assessment, and access mapping.</w:t>
+        <w:t xml:space="preserve">Peace-support operations and national security services are a more</w:t>
+      </w:r>
+      <w:r>
+        <w:t xml:space="preserve"> </w:t>
+      </w:r>
+      <w:r>
+        <w:t xml:space="preserve">sensitive case. Open-source extraction is not a substitute for</w:t>
+      </w:r>
+      <w:r>
+        <w:t xml:space="preserve"> </w:t>
+      </w:r>
+      <w:r>
+        <w:t xml:space="preserve">classified intelligence, and I would not present it as one. The</w:t>
+      </w:r>
+      <w:r>
+        <w:t xml:space="preserve"> </w:t>
+      </w:r>
+      <w:r>
+        <w:t xml:space="preserve">useful framing is that VioNER lowers the cost of doing OSINT</w:t>
+      </w:r>
+      <w:r>
+        <w:t xml:space="preserve"> </w:t>
+      </w:r>
+      <w:r>
+        <w:t xml:space="preserve">systematically — a junior analyst with VioNER on their workstation</w:t>
+      </w:r>
+      <w:r>
+        <w:t xml:space="preserve"> </w:t>
+      </w:r>
+      <w:r>
+        <w:t xml:space="preserve">can do, in a morning, the volume of structured reading that a few</w:t>
+      </w:r>
+      <w:r>
+        <w:t xml:space="preserve"> </w:t>
+      </w:r>
+      <w:r>
+        <w:t xml:space="preserve">years ago would have taken a small team. Whether that fits any</w:t>
+      </w:r>
+      <w:r>
+        <w:t xml:space="preserve"> </w:t>
+      </w:r>
+      <w:r>
+        <w:t xml:space="preserve">particular service’s workflow is a question for them.</w:t>
       </w:r>
     </w:p>
     <w:p>
@@ -8469,41 +8509,31 @@
         <w:pStyle w:val="BodyText"/>
       </w:pPr>
       <w:r>
-        <w:rPr>
-          <w:b/>
-          <w:bCs/>
-        </w:rPr>
-        <w:t xml:space="preserve">Security and defence analysis.</w:t>
-      </w:r>
-      <w:r>
-        <w:t xml:space="preserve"> </w:t>
-      </w:r>
-      <w:r>
-        <w:t xml:space="preserve">Peace support operations and</w:t>
-      </w:r>
-      <w:r>
-        <w:t xml:space="preserve"> </w:t>
-      </w:r>
-      <w:r>
-        <w:t xml:space="preserve">national security services can use the system to monitor non-state</w:t>
-      </w:r>
-      <w:r>
-        <w:t xml:space="preserve"> </w:t>
-      </w:r>
-      <w:r>
-        <w:t xml:space="preserve">armed groups, track cross-border threats, and inform operational</w:t>
-      </w:r>
-      <w:r>
-        <w:t xml:space="preserve"> </w:t>
-      </w:r>
-      <w:r>
-        <w:t xml:space="preserve">planning, recognising that automated output supplements rather than</w:t>
-      </w:r>
-      <w:r>
-        <w:t xml:space="preserve"> </w:t>
-      </w:r>
-      <w:r>
-        <w:t xml:space="preserve">replaces classified intelligence streams.</w:t>
+        <w:t xml:space="preserve">For academic researchers, the annotated dataset, the four-level</w:t>
+      </w:r>
+      <w:r>
+        <w:t xml:space="preserve"> </w:t>
+      </w:r>
+      <w:r>
+        <w:t xml:space="preserve">taxonomy, and the extracted event corpus are the reusable</w:t>
+      </w:r>
+      <w:r>
+        <w:t xml:space="preserve"> </w:t>
+      </w:r>
+      <w:r>
+        <w:t xml:space="preserve">artefacts. Conflict-studies quantitative work has historically</w:t>
+      </w:r>
+      <w:r>
+        <w:t xml:space="preserve"> </w:t>
+      </w:r>
+      <w:r>
+        <w:t xml:space="preserve">been bottlenecked by hand-coded data; an open BERT-based extractor</w:t>
+      </w:r>
+      <w:r>
+        <w:t xml:space="preserve"> </w:t>
+      </w:r>
+      <w:r>
+        <w:t xml:space="preserve">plus a curated knowledge base shifts where that bottleneck sits.</w:t>
       </w:r>
     </w:p>
     <w:p>
@@ -8511,91 +8541,31 @@
         <w:pStyle w:val="BodyText"/>
       </w:pPr>
       <w:r>
-        <w:rPr>
-          <w:b/>
-          <w:bCs/>
-        </w:rPr>
-        <w:t xml:space="preserve">Research.</w:t>
-      </w:r>
-      <w:r>
-        <w:t xml:space="preserve"> </w:t>
-      </w:r>
-      <w:r>
-        <w:t xml:space="preserve">Academic researchers and policy institutes can use the</w:t>
-      </w:r>
-      <w:r>
-        <w:t xml:space="preserve"> </w:t>
-      </w:r>
-      <w:r>
-        <w:t xml:space="preserve">annotated dataset, the taxonomy, and the extracted event corpus as</w:t>
-      </w:r>
-      <w:r>
-        <w:t xml:space="preserve"> </w:t>
-      </w:r>
-      <w:r>
-        <w:t xml:space="preserve">inputs to quantitative conflict studies, comparative analyses, and</w:t>
-      </w:r>
-      <w:r>
-        <w:t xml:space="preserve"> </w:t>
-      </w:r>
-      <w:r>
-        <w:t xml:space="preserve">methodological development in domain-specific NLP.</w:t>
-      </w:r>
-    </w:p>
-    <w:p>
-      <w:pPr>
-        <w:pStyle w:val="BodyText"/>
-      </w:pPr>
-      <w:r>
-        <w:rPr>
-          <w:b/>
-          <w:bCs/>
-        </w:rPr>
-        <w:t xml:space="preserve">Capacity building.</w:t>
-      </w:r>
-      <w:r>
-        <w:t xml:space="preserve"> </w:t>
-      </w:r>
-      <w:r>
-        <w:t xml:space="preserve">The open architecture, documented annotation</w:t>
-      </w:r>
-      <w:r>
-        <w:t xml:space="preserve"> </w:t>
-      </w:r>
-      <w:r>
-        <w:t xml:space="preserve">schema, and reproducible deployment lower the technical barrier for</w:t>
-      </w:r>
-      <w:r>
-        <w:t xml:space="preserve"> </w:t>
-      </w:r>
-      <w:r>
-        <w:t xml:space="preserve">African universities, research centres, and government bodies to adopt</w:t>
-      </w:r>
-      <w:r>
-        <w:t xml:space="preserve"> </w:t>
-      </w:r>
-      <w:r>
-        <w:t xml:space="preserve">and adapt the system to their own monitoring needs.</w:t>
-      </w:r>
-    </w:p>
-    <w:p>
-      <w:pPr>
-        <w:pStyle w:val="BodyText"/>
-      </w:pPr>
-      <w:r>
-        <w:t xml:space="preserve">The breadth of these applications underlines that even with the</w:t>
-      </w:r>
-      <w:r>
-        <w:t xml:space="preserve"> </w:t>
-      </w:r>
-      <w:r>
-        <w:t xml:space="preserve">acknowledged limitations, the artefact produced by this thesis</w:t>
-      </w:r>
-      <w:r>
-        <w:t xml:space="preserve"> </w:t>
-      </w:r>
-      <w:r>
-        <w:t xml:space="preserve">contributes value beyond its strict research contributions.</w:t>
+        <w:t xml:space="preserve">Finally, the open architecture and documented deployment are a</w:t>
+      </w:r>
+      <w:r>
+        <w:t xml:space="preserve"> </w:t>
+      </w:r>
+      <w:r>
+        <w:t xml:space="preserve">modest capacity-building contribution. An African university or</w:t>
+      </w:r>
+      <w:r>
+        <w:t xml:space="preserve"> </w:t>
+      </w:r>
+      <w:r>
+        <w:t xml:space="preserve">research centre with the means to run Docker and a GPU can deploy</w:t>
+      </w:r>
+      <w:r>
+        <w:t xml:space="preserve"> </w:t>
+      </w:r>
+      <w:r>
+        <w:t xml:space="preserve">their own instance, fine-tune on their own annotated data, and</w:t>
+      </w:r>
+      <w:r>
+        <w:t xml:space="preserve"> </w:t>
+      </w:r>
+      <w:r>
+        <w:t xml:space="preserve">adapt the taxonomy without having to start from scratch.</w:t>
       </w:r>
     </w:p>
     <w:bookmarkEnd w:id="31"/>
@@ -8613,127 +8583,205 @@
         <w:pStyle w:val="FirstParagraph"/>
       </w:pPr>
       <w:r>
-        <w:t xml:space="preserve">The remainder of this thesis will be organised as follows. Chapter 2</w:t>
-      </w:r>
-      <w:r>
-        <w:t xml:space="preserve"> </w:t>
-      </w:r>
-      <w:r>
-        <w:t xml:space="preserve">will review relevant literature, covering the foundations of</w:t>
-      </w:r>
-      <w:r>
-        <w:t xml:space="preserve"> </w:t>
-      </w:r>
-      <w:r>
-        <w:t xml:space="preserve">information extraction and named entity recognition, the transformer</w:t>
-      </w:r>
-      <w:r>
-        <w:t xml:space="preserve"> </w:t>
-      </w:r>
-      <w:r>
-        <w:t xml:space="preserve">architecture and BERT, techniques for handling class imbalance in</w:t>
-      </w:r>
-      <w:r>
-        <w:t xml:space="preserve"> </w:t>
-      </w:r>
-      <w:r>
-        <w:t xml:space="preserve">token classification, and the conflict-event database landscape that</w:t>
-      </w:r>
-      <w:r>
-        <w:t xml:space="preserve"> </w:t>
-      </w:r>
-      <w:r>
-        <w:t xml:space="preserve">informs the taxonomy. Chapter 3 will review prior systems most</w:t>
-      </w:r>
-      <w:r>
-        <w:t xml:space="preserve"> </w:t>
-      </w:r>
-      <w:r>
-        <w:t xml:space="preserve">directly related to this work, including violence-specific event</w:t>
-      </w:r>
-      <w:r>
-        <w:t xml:space="preserve"> </w:t>
-      </w:r>
-      <w:r>
-        <w:t xml:space="preserve">extraction systems and the closest African-context predecessor, and</w:t>
-      </w:r>
-      <w:r>
-        <w:t xml:space="preserve"> </w:t>
-      </w:r>
-      <w:r>
-        <w:t xml:space="preserve">will identify the specific gaps that VioNER bridges.</w:t>
-      </w:r>
-      <w:r>
-        <w:t xml:space="preserve"> </w:t>
-      </w:r>
-      <w:r>
-        <w:t xml:space="preserve">Chapter 4 will present the proposed solution, including the high-level</w:t>
-      </w:r>
-      <w:r>
-        <w:t xml:space="preserve"> </w:t>
-      </w:r>
-      <w:r>
-        <w:t xml:space="preserve">system architecture, the entity schema, the hierarchical taxonomy, the</w:t>
-      </w:r>
-      <w:r>
-        <w:t xml:space="preserve"> </w:t>
-      </w:r>
-      <w:r>
-        <w:t xml:space="preserve">knowledge base, the training pipeline, the inference pipeline, and</w:t>
-      </w:r>
-      <w:r>
-        <w:t xml:space="preserve"> </w:t>
-      </w:r>
-      <w:r>
-        <w:t xml:space="preserve">the web-application architecture. Chapter 5 will describe the</w:t>
-      </w:r>
-      <w:r>
-        <w:t xml:space="preserve"> </w:t>
-      </w:r>
-      <w:r>
-        <w:t xml:space="preserve">implementation, including the technology stack, data preparation,</w:t>
-      </w:r>
-      <w:r>
-        <w:t xml:space="preserve"> </w:t>
-      </w:r>
-      <w:r>
-        <w:t xml:space="preserve">model training, focal-loss objective, backend services, and</w:t>
-      </w:r>
-      <w:r>
-        <w:t xml:space="preserve"> </w:t>
-      </w:r>
-      <w:r>
-        <w:t xml:space="preserve">frontend application. Chapter 6 will present the experimental</w:t>
-      </w:r>
-      <w:r>
-        <w:t xml:space="preserve"> </w:t>
-      </w:r>
-      <w:r>
-        <w:t xml:space="preserve">results, including dataset statistics, training dynamics, overall and</w:t>
-      </w:r>
-      <w:r>
-        <w:t xml:space="preserve"> </w:t>
-      </w:r>
-      <w:r>
-        <w:t xml:space="preserve">per-entity performance, ablation studies, error analysis, and user</w:t>
-      </w:r>
-      <w:r>
-        <w:t xml:space="preserve"> </w:t>
-      </w:r>
-      <w:r>
-        <w:t xml:space="preserve">acceptance feedback. Chapter 7 will conclude the thesis with a</w:t>
-      </w:r>
-      <w:r>
-        <w:t xml:space="preserve"> </w:t>
-      </w:r>
-      <w:r>
-        <w:t xml:space="preserve">summary of contributions, recommendations, and a prioritised future</w:t>
-      </w:r>
-      <w:r>
-        <w:t xml:space="preserve"> </w:t>
-      </w:r>
-      <w:r>
-        <w:t xml:space="preserve">work programme that addresses the limitations identified in Section 1.6.</w:t>
+        <w:t xml:space="preserve">The next two chapters cover the literature. Chapter 2 will work</w:t>
+      </w:r>
+      <w:r>
+        <w:t xml:space="preserve"> </w:t>
+      </w:r>
+      <w:r>
+        <w:t xml:space="preserve">through the relevant theory — information and event extraction,</w:t>
+      </w:r>
+      <w:r>
+        <w:t xml:space="preserve"> </w:t>
+      </w:r>
+      <w:r>
+        <w:t xml:space="preserve">named entity recognition, transformers and BERT, class-imbalance</w:t>
+      </w:r>
+      <w:r>
+        <w:t xml:space="preserve"> </w:t>
+      </w:r>
+      <w:r>
+        <w:t xml:space="preserve">methods, the conflict-event database tradition, and event-oriented</w:t>
+      </w:r>
+      <w:r>
+        <w:t xml:space="preserve"> </w:t>
+      </w:r>
+      <w:r>
+        <w:t xml:space="preserve">knowledge representation — at a level sufficient to support the</w:t>
+      </w:r>
+      <w:r>
+        <w:t xml:space="preserve"> </w:t>
+      </w:r>
+      <w:r>
+        <w:t xml:space="preserve">decisions made in Chapter 4. Chapter 3 will then narrow to the</w:t>
+      </w:r>
+      <w:r>
+        <w:t xml:space="preserve"> </w:t>
+      </w:r>
+      <w:r>
+        <w:t xml:space="preserve">specific prior systems VioNER builds on or distinguishes itself</w:t>
+      </w:r>
+      <w:r>
+        <w:t xml:space="preserve"> </w:t>
+      </w:r>
+      <w:r>
+        <w:t xml:space="preserve">from, ending with the gap analysis that motivates the rest of the</w:t>
+      </w:r>
+      <w:r>
+        <w:t xml:space="preserve"> </w:t>
+      </w:r>
+      <w:r>
+        <w:t xml:space="preserve">work.</w:t>
+      </w:r>
+    </w:p>
+    <w:p>
+      <w:pPr>
+        <w:pStyle w:val="BodyText"/>
+      </w:pPr>
+      <w:r>
+        <w:t xml:space="preserve">The middle of the thesis is the system itself. Chapter 4 will lay</w:t>
+      </w:r>
+      <w:r>
+        <w:t xml:space="preserve"> </w:t>
+      </w:r>
+      <w:r>
+        <w:t xml:space="preserve">out the design: the architecture, the entity schema, the</w:t>
+      </w:r>
+      <w:r>
+        <w:t xml:space="preserve"> </w:t>
+      </w:r>
+      <w:r>
+        <w:t xml:space="preserve">hierarchical taxonomy, the knowledge base, the training pipeline,</w:t>
+      </w:r>
+      <w:r>
+        <w:t xml:space="preserve"> </w:t>
+      </w:r>
+      <w:r>
+        <w:t xml:space="preserve">the inference pipeline, and the web application that ties them</w:t>
+      </w:r>
+      <w:r>
+        <w:t xml:space="preserve"> </w:t>
+      </w:r>
+      <w:r>
+        <w:t xml:space="preserve">together. Chapter 5 will document how each of those parts is</w:t>
+      </w:r>
+      <w:r>
+        <w:t xml:space="preserve"> </w:t>
+      </w:r>
+      <w:r>
+        <w:t xml:space="preserve">actually built — the technology stack, the data preparation, the</w:t>
+      </w:r>
+      <w:r>
+        <w:t xml:space="preserve"> </w:t>
+      </w:r>
+      <w:r>
+        <w:t xml:space="preserve">training implementation, the focal-loss code, the back-end</w:t>
+      </w:r>
+      <w:r>
+        <w:t xml:space="preserve"> </w:t>
+      </w:r>
+      <w:r>
+        <w:t xml:space="preserve">services, the front-end, the containerised deployment. The</w:t>
+      </w:r>
+      <w:r>
+        <w:t xml:space="preserve"> </w:t>
+      </w:r>
+      <w:r>
+        <w:t xml:space="preserve">separation between Chapter 4 (what and why) and Chapter 5 (how)</w:t>
+      </w:r>
+      <w:r>
+        <w:t xml:space="preserve"> </w:t>
+      </w:r>
+      <w:r>
+        <w:t xml:space="preserve">is deliberate; readers interested in the design without the</w:t>
+      </w:r>
+      <w:r>
+        <w:t xml:space="preserve"> </w:t>
+      </w:r>
+      <w:r>
+        <w:t xml:space="preserve">implementation detail can stop after Chapter 4.</w:t>
+      </w:r>
+    </w:p>
+    <w:p>
+      <w:pPr>
+        <w:pStyle w:val="BodyText"/>
+      </w:pPr>
+      <w:r>
+        <w:t xml:space="preserve">Chapter 6 will then report the evaluation: dataset statistics,</w:t>
+      </w:r>
+      <w:r>
+        <w:t xml:space="preserve"> </w:t>
+      </w:r>
+      <w:r>
+        <w:t xml:space="preserve">training dynamics, overall and per-entity performance, the</w:t>
+      </w:r>
+      <w:r>
+        <w:t xml:space="preserve"> </w:t>
+      </w:r>
+      <w:r>
+        <w:t xml:space="preserve">focal-loss ablation, the impact of the knowledge-base layer,</w:t>
+      </w:r>
+      <w:r>
+        <w:t xml:space="preserve"> </w:t>
+      </w:r>
+      <w:r>
+        <w:t xml:space="preserve">latency measurements, end-to-end demonstration on real articles,</w:t>
+      </w:r>
+      <w:r>
+        <w:t xml:space="preserve"> </w:t>
+      </w:r>
+      <w:r>
+        <w:t xml:space="preserve">user-acceptance feedback, and an honest error analysis. The</w:t>
+      </w:r>
+      <w:r>
+        <w:t xml:space="preserve"> </w:t>
+      </w:r>
+      <w:r>
+        <w:t xml:space="preserve">chapter closes with a discussion, a threats-to-validity section,</w:t>
+      </w:r>
+      <w:r>
+        <w:t xml:space="preserve"> </w:t>
+      </w:r>
+      <w:r>
+        <w:t xml:space="preserve">and a brief account of the experiments I tried first and</w:t>
+      </w:r>
+      <w:r>
+        <w:t xml:space="preserve"> </w:t>
+      </w:r>
+      <w:r>
+        <w:t xml:space="preserve">abandoned.</w:t>
+      </w:r>
+    </w:p>
+    <w:p>
+      <w:pPr>
+        <w:pStyle w:val="BodyText"/>
+      </w:pPr>
+      <w:r>
+        <w:t xml:space="preserve">Chapter 7 will wrap up — a summary anchored back to the analyst</w:t>
+      </w:r>
+      <w:r>
+        <w:t xml:space="preserve"> </w:t>
+      </w:r>
+      <w:r>
+        <w:t xml:space="preserve">queue of §1.2, explicit answers to the four research questions of</w:t>
+      </w:r>
+      <w:r>
+        <w:t xml:space="preserve"> </w:t>
+      </w:r>
+      <w:r>
+        <w:t xml:space="preserve">§1.3, a list of contributions, recommendations for organisations</w:t>
+      </w:r>
+      <w:r>
+        <w:t xml:space="preserve"> </w:t>
+      </w:r>
+      <w:r>
+        <w:t xml:space="preserve">considering adoption, and a prioritised future-work programme that</w:t>
+      </w:r>
+      <w:r>
+        <w:t xml:space="preserve"> </w:t>
+      </w:r>
+      <w:r>
+        <w:t xml:space="preserve">addresses the limitations of §1.6 and the threats of §6.13.</w:t>
       </w:r>
     </w:p>
     <w:bookmarkEnd w:id="32"/>

--- a/backend/docs/thesis/thesis.docx
+++ b/backend/docs/thesis/thesis.docx
@@ -7314,43 +7314,31 @@
         <w:pStyle w:val="FirstParagraph"/>
       </w:pPr>
       <w:r>
-        <w:t xml:space="preserve">The research will adopt a design-science methodology [13] coupled</w:t>
-      </w:r>
-      <w:r>
-        <w:t xml:space="preserve"> </w:t>
-      </w:r>
-      <w:r>
-        <w:t xml:space="preserve">with empirical evaluation of the artefact. Each component will be</w:t>
-      </w:r>
-      <w:r>
-        <w:t xml:space="preserve"> </w:t>
-      </w:r>
-      <w:r>
-        <w:t xml:space="preserve">built iteratively, with the lessons of one iteration informing the</w:t>
-      </w:r>
-      <w:r>
-        <w:t xml:space="preserve"> </w:t>
-      </w:r>
-      <w:r>
-        <w:t xml:space="preserve">design of the next, and with quantitative evaluation against</w:t>
-      </w:r>
-      <w:r>
-        <w:t xml:space="preserve"> </w:t>
-      </w:r>
-      <w:r>
-        <w:t xml:space="preserve">held-out data controlling for over-fitting at each stage. The</w:t>
-      </w:r>
-      <w:r>
-        <w:t xml:space="preserve"> </w:t>
-      </w:r>
-      <w:r>
-        <w:t xml:space="preserve">principal methodical choices are summarised below; full detail will</w:t>
-      </w:r>
-      <w:r>
-        <w:t xml:space="preserve"> </w:t>
-      </w:r>
-      <w:r>
-        <w:t xml:space="preserve">be provided in Chapter 4 and Chapter 5.</w:t>
+        <w:t xml:space="preserve">The methodological frame is design science [13]: build the</w:t>
+      </w:r>
+      <w:r>
+        <w:t xml:space="preserve"> </w:t>
+      </w:r>
+      <w:r>
+        <w:t xml:space="preserve">artefact iteratively, evaluate it empirically at each stage, let</w:t>
+      </w:r>
+      <w:r>
+        <w:t xml:space="preserve"> </w:t>
+      </w:r>
+      <w:r>
+        <w:t xml:space="preserve">the lessons of one iteration shape the next, and control for</w:t>
+      </w:r>
+      <w:r>
+        <w:t xml:space="preserve"> </w:t>
+      </w:r>
+      <w:r>
+        <w:t xml:space="preserve">over-fitting throughout with held-out data. Below is the plan in</w:t>
+      </w:r>
+      <w:r>
+        <w:t xml:space="preserve"> </w:t>
+      </w:r>
+      <w:r>
+        <w:t xml:space="preserve">prose. Chapters 4 and 5 will give the technical detail.</w:t>
       </w:r>
     </w:p>
     <w:p>
@@ -7358,65 +7346,73 @@
         <w:pStyle w:val="BodyText"/>
       </w:pPr>
       <w:r>
-        <w:rPr>
-          <w:b/>
-          <w:bCs/>
-        </w:rPr>
-        <w:t xml:space="preserve">Annotation schema design.</w:t>
-      </w:r>
-      <w:r>
-        <w:t xml:space="preserve"> </w:t>
-      </w:r>
-      <w:r>
-        <w:t xml:space="preserve">Drawing on the proposal taxonomy, the</w:t>
-      </w:r>
-      <w:r>
-        <w:t xml:space="preserve"> </w:t>
-      </w:r>
-      <w:r>
-        <w:t xml:space="preserve">ACLED column conventions, and a pilot study of grounding rates in</w:t>
-      </w:r>
-      <w:r>
-        <w:t xml:space="preserve"> </w:t>
-      </w:r>
-      <w:r>
-        <w:t xml:space="preserve">synthetically and naturally annotated text, the entity schema will</w:t>
-      </w:r>
-      <w:r>
-        <w:t xml:space="preserve"> </w:t>
-      </w:r>
-      <w:r>
-        <w:t xml:space="preserve">be restricted to entity types that can be reliably found verbatim</w:t>
-      </w:r>
-      <w:r>
-        <w:t xml:space="preserve"> </w:t>
-      </w:r>
-      <w:r>
-        <w:t xml:space="preserve">in source text. EVENT_TYPE and COUNTRY will be dropped from the</w:t>
-      </w:r>
-      <w:r>
-        <w:t xml:space="preserve"> </w:t>
-      </w:r>
-      <w:r>
-        <w:t xml:space="preserve">schema because their grounding rates will be shown by the pilot to</w:t>
-      </w:r>
-      <w:r>
-        <w:t xml:space="preserve"> </w:t>
-      </w:r>
-      <w:r>
-        <w:t xml:space="preserve">be too low to support reliable supervision; instead, COUNTRY will</w:t>
-      </w:r>
-      <w:r>
-        <w:t xml:space="preserve"> </w:t>
-      </w:r>
-      <w:r>
-        <w:t xml:space="preserve">be recovered deterministically from the knowledge base and the</w:t>
-      </w:r>
-      <w:r>
-        <w:t xml:space="preserve"> </w:t>
-      </w:r>
-      <w:r>
-        <w:t xml:space="preserve">event-type hierarchy will be computed in a post-NER step.</w:t>
+        <w:t xml:space="preserve">The work will begin with the annotation schema. The starting point</w:t>
+      </w:r>
+      <w:r>
+        <w:t xml:space="preserve"> </w:t>
+      </w:r>
+      <w:r>
+        <w:t xml:space="preserve">will be the twenty-six-type schema in the proposal, refined through</w:t>
+      </w:r>
+      <w:r>
+        <w:t xml:space="preserve"> </w:t>
+      </w:r>
+      <w:r>
+        <w:t xml:space="preserve">a pilot study in which a sample of articles will be annotated by</w:t>
+      </w:r>
+      <w:r>
+        <w:t xml:space="preserve"> </w:t>
+      </w:r>
+      <w:r>
+        <w:t xml:space="preserve">hand to measure the proportion of each entity type that can be</w:t>
+      </w:r>
+      <w:r>
+        <w:t xml:space="preserve"> </w:t>
+      </w:r>
+      <w:r>
+        <w:t xml:space="preserve">located verbatim in source text. Entity types whose grounding rate</w:t>
+      </w:r>
+      <w:r>
+        <w:t xml:space="preserve"> </w:t>
+      </w:r>
+      <w:r>
+        <w:t xml:space="preserve">falls below an acceptable threshold will be dropped from the NER</w:t>
+      </w:r>
+      <w:r>
+        <w:t xml:space="preserve"> </w:t>
+      </w:r>
+      <w:r>
+        <w:t xml:space="preserve">schema and recovered downstream by post-processing — concretely,</w:t>
+      </w:r>
+      <w:r>
+        <w:t xml:space="preserve"> </w:t>
+      </w:r>
+      <w:r>
+        <w:t xml:space="preserve">EVENT_TYPE will be reconstructed by the taxonomy classifier from</w:t>
+      </w:r>
+      <w:r>
+        <w:t xml:space="preserve"> </w:t>
+      </w:r>
+      <w:r>
+        <w:t xml:space="preserve">the action verb plus context, and COUNTRY by a knowledge-base</w:t>
+      </w:r>
+      <w:r>
+        <w:t xml:space="preserve"> </w:t>
+      </w:r>
+      <w:r>
+        <w:t xml:space="preserve">look-up from the most specific WHERE entity. The result will be a</w:t>
+      </w:r>
+      <w:r>
+        <w:t xml:space="preserve"> </w:t>
+      </w:r>
+      <w:r>
+        <w:t xml:space="preserve">narrower schema in which every entity type can be reliably</w:t>
+      </w:r>
+      <w:r>
+        <w:t xml:space="preserve"> </w:t>
+      </w:r>
+      <w:r>
+        <w:t xml:space="preserve">supervised.</w:t>
       </w:r>
     </w:p>
     <w:p>
@@ -7424,71 +7420,61 @@
         <w:pStyle w:val="BodyText"/>
       </w:pPr>
       <w:r>
-        <w:rPr>
-          <w:b/>
-          <w:bCs/>
-        </w:rPr>
-        <w:t xml:space="preserve">Data acquisition and preparation.</w:t>
-      </w:r>
-      <w:r>
-        <w:t xml:space="preserve"> </w:t>
-      </w:r>
-      <w:r>
-        <w:t xml:space="preserve">Raw event records will be</w:t>
-      </w:r>
-      <w:r>
-        <w:t xml:space="preserve"> </w:t>
-      </w:r>
-      <w:r>
-        <w:t xml:space="preserve">obtained from ACLED via its open data exports. The records will be</w:t>
-      </w:r>
-      <w:r>
-        <w:t xml:space="preserve"> </w:t>
-      </w:r>
-      <w:r>
-        <w:t xml:space="preserve">tokenised and labelled in BIO format using the column-to-entity</w:t>
-      </w:r>
-      <w:r>
-        <w:t xml:space="preserve"> </w:t>
-      </w:r>
-      <w:r>
-        <w:t xml:space="preserve">mapping documented in Section 5.2. Stratified diversity sampling</w:t>
-      </w:r>
-      <w:r>
-        <w:t xml:space="preserve"> </w:t>
-      </w:r>
-      <w:r>
-        <w:t xml:space="preserve">will then be applied to a target subset size of 35,000 records,</w:t>
-      </w:r>
-      <w:r>
-        <w:t xml:space="preserve"> </w:t>
-      </w:r>
-      <w:r>
-        <w:t xml:space="preserve">with augmentation adding approximately 15,000 templated examples to</w:t>
-      </w:r>
-      <w:r>
-        <w:t xml:space="preserve"> </w:t>
-      </w:r>
-      <w:r>
-        <w:t xml:space="preserve">expand vocabulary coverage of action verbs and victim-targeting</w:t>
-      </w:r>
-      <w:r>
-        <w:t xml:space="preserve"> </w:t>
-      </w:r>
-      <w:r>
-        <w:t xml:space="preserve">constructions that are under-represented in raw ACLED text. The</w:t>
-      </w:r>
-      <w:r>
-        <w:t xml:space="preserve"> </w:t>
-      </w:r>
-      <w:r>
-        <w:t xml:space="preserve">resulting 50,000-example corpus will be partitioned into 80 percent</w:t>
-      </w:r>
-      <w:r>
-        <w:t xml:space="preserve"> </w:t>
-      </w:r>
-      <w:r>
-        <w:t xml:space="preserve">training and 20 percent validation.</w:t>
+        <w:t xml:space="preserve">The training corpus will come from the ACLED open data export.</w:t>
+      </w:r>
+      <w:r>
+        <w:t xml:space="preserve"> </w:t>
+      </w:r>
+      <w:r>
+        <w:t xml:space="preserve">Records will be tokenised, BIO-labelled by projecting the</w:t>
+      </w:r>
+      <w:r>
+        <w:t xml:space="preserve"> </w:t>
+      </w:r>
+      <w:r>
+        <w:t xml:space="preserve">structured ACLED columns onto the free-text notes, and reduced</w:t>
+      </w:r>
+      <w:r>
+        <w:t xml:space="preserve"> </w:t>
+      </w:r>
+      <w:r>
+        <w:t xml:space="preserve">from the full 212,000-event pool to a smaller, more diverse</w:t>
+      </w:r>
+      <w:r>
+        <w:t xml:space="preserve"> </w:t>
+      </w:r>
+      <w:r>
+        <w:t xml:space="preserve">subset by stratified sampling that over-represents the rare entity</w:t>
+      </w:r>
+      <w:r>
+        <w:t xml:space="preserve"> </w:t>
+      </w:r>
+      <w:r>
+        <w:t xml:space="preserve">types. Template-based augmentation will add roughly fifteen</w:t>
+      </w:r>
+      <w:r>
+        <w:t xml:space="preserve"> </w:t>
+      </w:r>
+      <w:r>
+        <w:t xml:space="preserve">thousand synthetic examples to cover vocabulary that ACLED notes</w:t>
+      </w:r>
+      <w:r>
+        <w:t xml:space="preserve"> </w:t>
+      </w:r>
+      <w:r>
+        <w:t xml:space="preserve">do not (active-voice action verbs, descriptive victim phrasings).</w:t>
+      </w:r>
+      <w:r>
+        <w:t xml:space="preserve"> </w:t>
+      </w:r>
+      <w:r>
+        <w:t xml:space="preserve">The combined corpus will be split eighty / twenty into training</w:t>
+      </w:r>
+      <w:r>
+        <w:t xml:space="preserve"> </w:t>
+      </w:r>
+      <w:r>
+        <w:t xml:space="preserve">and validation, with stratification on entity-type presence.</w:t>
       </w:r>
     </w:p>
     <w:p>
@@ -7496,17 +7482,7 @@
         <w:pStyle w:val="BodyText"/>
       </w:pPr>
       <w:r>
-        <w:rPr>
-          <w:b/>
-          <w:bCs/>
-        </w:rPr>
-        <w:t xml:space="preserve">Model fine-tuning.</w:t>
-      </w:r>
-      <w:r>
-        <w:t xml:space="preserve"> </w:t>
-      </w:r>
-      <w:r>
-        <w:t xml:space="preserve">The</w:t>
+        <w:t xml:space="preserve">The model itself will be a fine-tuned</w:t>
       </w:r>
       <w:r>
         <w:t xml:space="preserve"> </w:t>
@@ -7521,55 +7497,43 @@
         <w:t xml:space="preserve"> </w:t>
       </w:r>
       <w:r>
-        <w:t xml:space="preserve">model from the Hugging</w:t>
-      </w:r>
-      <w:r>
-        <w:t xml:space="preserve"> </w:t>
-      </w:r>
-      <w:r>
-        <w:t xml:space="preserve">Face hub will be fine-tuned for token classification with seventeen</w:t>
-      </w:r>
-      <w:r>
-        <w:t xml:space="preserve"> </w:t>
-      </w:r>
-      <w:r>
-        <w:t xml:space="preserve">output labels (eight entity types times two BIO prefixes, plus the</w:t>
-      </w:r>
-      <w:r>
-        <w:t xml:space="preserve"> </w:t>
-      </w:r>
-      <w:r>
-        <w:t xml:space="preserve">O label). Sub-word labels will be aligned by carrying the</w:t>
-      </w:r>
-      <w:r>
-        <w:t xml:space="preserve"> </w:t>
-      </w:r>
-      <w:r>
-        <w:t xml:space="preserve">first-subword label to subsequent sub-words with the B-/I-</w:t>
-      </w:r>
-      <w:r>
-        <w:t xml:space="preserve"> </w:t>
-      </w:r>
-      <w:r>
-        <w:t xml:space="preserve">transition handled explicitly. Training will use AdamW with linear</w:t>
-      </w:r>
-      <w:r>
-        <w:t xml:space="preserve"> </w:t>
-      </w:r>
-      <w:r>
-        <w:t xml:space="preserve">warm-up, optional ReduceLROnPlateau scheduling, gradient clipping,</w:t>
-      </w:r>
-      <w:r>
-        <w:t xml:space="preserve"> </w:t>
-      </w:r>
-      <w:r>
-        <w:t xml:space="preserve">and a focal-loss objective with inverse-frequency class weights</w:t>
-      </w:r>
-      <w:r>
-        <w:t xml:space="preserve"> </w:t>
-      </w:r>
-      <w:r>
-        <w:t xml:space="preserve">computed from the training set.</w:t>
+        <w:t xml:space="preserve">with a</w:t>
+      </w:r>
+      <w:r>
+        <w:t xml:space="preserve"> </w:t>
+      </w:r>
+      <w:r>
+        <w:t xml:space="preserve">seventeen-label token-classification head, trained under AdamW</w:t>
+      </w:r>
+      <w:r>
+        <w:t xml:space="preserve"> </w:t>
+      </w:r>
+      <w:r>
+        <w:t xml:space="preserve">with linear warm-up, ReduceLROnPlateau scheduling, gradient</w:t>
+      </w:r>
+      <w:r>
+        <w:t xml:space="preserve"> </w:t>
+      </w:r>
+      <w:r>
+        <w:t xml:space="preserve">clipping, and focal loss with inverse-frequency class weights.</w:t>
+      </w:r>
+      <w:r>
+        <w:t xml:space="preserve"> </w:t>
+      </w:r>
+      <w:r>
+        <w:t xml:space="preserve">Sub-word labels will be aligned by carrying the first sub-word’s</w:t>
+      </w:r>
+      <w:r>
+        <w:t xml:space="preserve"> </w:t>
+      </w:r>
+      <w:r>
+        <w:t xml:space="preserve">label to subsequent sub-words and explicitly handling the B- to I-</w:t>
+      </w:r>
+      <w:r>
+        <w:t xml:space="preserve"> </w:t>
+      </w:r>
+      <w:r>
+        <w:t xml:space="preserve">transition.</w:t>
       </w:r>
     </w:p>
     <w:p>
@@ -7577,53 +7541,55 @@
         <w:pStyle w:val="BodyText"/>
       </w:pPr>
       <w:r>
-        <w:rPr>
-          <w:b/>
-          <w:bCs/>
-        </w:rPr>
-        <w:t xml:space="preserve">Knowledge-base integration.</w:t>
-      </w:r>
-      <w:r>
-        <w:t xml:space="preserve"> </w:t>
-      </w:r>
-      <w:r>
-        <w:t xml:space="preserve">A static knowledge base of African</w:t>
-      </w:r>
-      <w:r>
-        <w:t xml:space="preserve"> </w:t>
-      </w:r>
-      <w:r>
-        <w:t xml:space="preserve">armed groups, conflict-affected cities, and the four-level taxonomy</w:t>
-      </w:r>
-      <w:r>
-        <w:t xml:space="preserve"> </w:t>
-      </w:r>
-      <w:r>
-        <w:t xml:space="preserve">will be loaded at inference time. Raw entity spans will be</w:t>
-      </w:r>
-      <w:r>
-        <w:t xml:space="preserve"> </w:t>
-      </w:r>
-      <w:r>
-        <w:t xml:space="preserve">validated against the knowledge base, with confidence scores</w:t>
-      </w:r>
-      <w:r>
-        <w:t xml:space="preserve"> </w:t>
-      </w:r>
-      <w:r>
-        <w:t xml:space="preserve">adjusted upward for entities that match curated entries and</w:t>
-      </w:r>
-      <w:r>
-        <w:t xml:space="preserve"> </w:t>
-      </w:r>
-      <w:r>
-        <w:t xml:space="preserve">downward for those that do not. The post-NER pipeline will then</w:t>
-      </w:r>
-      <w:r>
-        <w:t xml:space="preserve"> </w:t>
-      </w:r>
-      <w:r>
-        <w:t xml:space="preserve">assemble a 5W1H record per detected event description.</w:t>
+        <w:t xml:space="preserve">A curated knowledge base of African armed groups, conflict-affected</w:t>
+      </w:r>
+      <w:r>
+        <w:t xml:space="preserve"> </w:t>
+      </w:r>
+      <w:r>
+        <w:t xml:space="preserve">cities, and weapon categories will be loaded at inference time and</w:t>
+      </w:r>
+      <w:r>
+        <w:t xml:space="preserve"> </w:t>
+      </w:r>
+      <w:r>
+        <w:t xml:space="preserve">used for two purposes. First, validation: it will confirm or flag</w:t>
+      </w:r>
+      <w:r>
+        <w:t xml:space="preserve"> </w:t>
+      </w:r>
+      <w:r>
+        <w:t xml:space="preserve">extracted entities against curated reference data. Second,</w:t>
+      </w:r>
+      <w:r>
+        <w:t xml:space="preserve"> </w:t>
+      </w:r>
+      <w:r>
+        <w:t xml:space="preserve">enrichment: it will attach canonical names, country of operation,</w:t>
+      </w:r>
+      <w:r>
+        <w:t xml:space="preserve"> </w:t>
+      </w:r>
+      <w:r>
+        <w:t xml:space="preserve">and group type to matched entities. Mismatches between an actor’s</w:t>
+      </w:r>
+      <w:r>
+        <w:t xml:space="preserve"> </w:t>
+      </w:r>
+      <w:r>
+        <w:t xml:space="preserve">known country of operation and the location extracted from the</w:t>
+      </w:r>
+      <w:r>
+        <w:t xml:space="preserve"> </w:t>
+      </w:r>
+      <w:r>
+        <w:t xml:space="preserve">same sentence will lower the event’s overall confidence score and</w:t>
+      </w:r>
+      <w:r>
+        <w:t xml:space="preserve"> </w:t>
+      </w:r>
+      <w:r>
+        <w:t xml:space="preserve">surface it for analyst review.</w:t>
       </w:r>
     </w:p>
     <w:p>
@@ -7631,41 +7597,25 @@
         <w:pStyle w:val="BodyText"/>
       </w:pPr>
       <w:r>
-        <w:rPr>
-          <w:b/>
-          <w:bCs/>
-        </w:rPr>
-        <w:t xml:space="preserve">System packaging.</w:t>
-      </w:r>
-      <w:r>
-        <w:t xml:space="preserve"> </w:t>
-      </w:r>
-      <w:r>
-        <w:t xml:space="preserve">The trained model, the knowledge base, and</w:t>
-      </w:r>
-      <w:r>
-        <w:t xml:space="preserve"> </w:t>
-      </w:r>
-      <w:r>
-        <w:t xml:space="preserve">the event store will be exposed through a FastAPI service with</w:t>
-      </w:r>
-      <w:r>
-        <w:t xml:space="preserve"> </w:t>
-      </w:r>
-      <w:r>
-        <w:t xml:space="preserve">documented routes for each capability, and a React/TypeScript</w:t>
-      </w:r>
-      <w:r>
-        <w:t xml:space="preserve"> </w:t>
-      </w:r>
-      <w:r>
-        <w:t xml:space="preserve">front-end will be built on top of it. The system will be</w:t>
-      </w:r>
-      <w:r>
-        <w:t xml:space="preserve"> </w:t>
-      </w:r>
-      <w:r>
-        <w:t xml:space="preserve">containerised with Docker Compose for reproducible deployment.</w:t>
+        <w:t xml:space="preserve">The full system will be packaged behind a FastAPI service, a</w:t>
+      </w:r>
+      <w:r>
+        <w:t xml:space="preserve"> </w:t>
+      </w:r>
+      <w:r>
+        <w:t xml:space="preserve">PostgreSQL event store, and a React/TypeScript front-end that</w:t>
+      </w:r>
+      <w:r>
+        <w:t xml:space="preserve"> </w:t>
+      </w:r>
+      <w:r>
+        <w:t xml:space="preserve">covers training, inference, event management, and analytics. The</w:t>
+      </w:r>
+      <w:r>
+        <w:t xml:space="preserve"> </w:t>
+      </w:r>
+      <w:r>
+        <w:t xml:space="preserve">whole stack will run under Docker Compose.</w:t>
       </w:r>
     </w:p>
     <w:p>
@@ -7673,47 +7623,43 @@
         <w:pStyle w:val="BodyText"/>
       </w:pPr>
       <w:r>
-        <w:rPr>
-          <w:b/>
-          <w:bCs/>
-        </w:rPr>
-        <w:t xml:space="preserve">Evaluation.</w:t>
-      </w:r>
-      <w:r>
-        <w:t xml:space="preserve"> </w:t>
-      </w:r>
-      <w:r>
-        <w:t xml:space="preserve">The fine-tuned model will be evaluated against a</w:t>
-      </w:r>
-      <w:r>
-        <w:t xml:space="preserve"> </w:t>
-      </w:r>
-      <w:r>
-        <w:t xml:space="preserve">held-out validation set using token-level accuracy, per-entity</w:t>
-      </w:r>
-      <w:r>
-        <w:t xml:space="preserve"> </w:t>
-      </w:r>
-      <w:r>
-        <w:t xml:space="preserve">precision, recall, and F1, and through qualitative inspection on</w:t>
-      </w:r>
-      <w:r>
-        <w:t xml:space="preserve"> </w:t>
-      </w:r>
-      <w:r>
-        <w:t xml:space="preserve">out-of-corpus news articles. End-to-end latency will be measured at</w:t>
-      </w:r>
-      <w:r>
-        <w:t xml:space="preserve"> </w:t>
-      </w:r>
-      <w:r>
-        <w:t xml:space="preserve">inference time, and qualitative user acceptance testing will be</w:t>
-      </w:r>
-      <w:r>
-        <w:t xml:space="preserve"> </w:t>
-      </w:r>
-      <w:r>
-        <w:t xml:space="preserve">conducted on a small group of representative users.</w:t>
+        <w:t xml:space="preserve">Finally, the system will be evaluated against a held-out validation</w:t>
+      </w:r>
+      <w:r>
+        <w:t xml:space="preserve"> </w:t>
+      </w:r>
+      <w:r>
+        <w:t xml:space="preserve">set with token-level accuracy and span-level precision, recall, and</w:t>
+      </w:r>
+      <w:r>
+        <w:t xml:space="preserve"> </w:t>
+      </w:r>
+      <w:r>
+        <w:t xml:space="preserve">F1 per entity; against a small set of representative real-world</w:t>
+      </w:r>
+      <w:r>
+        <w:t xml:space="preserve"> </w:t>
+      </w:r>
+      <w:r>
+        <w:t xml:space="preserve">news articles by qualitative inspection; and by user acceptance</w:t>
+      </w:r>
+      <w:r>
+        <w:t xml:space="preserve"> </w:t>
+      </w:r>
+      <w:r>
+        <w:t xml:space="preserve">testing with a small group of representative users. End-to-end</w:t>
+      </w:r>
+      <w:r>
+        <w:t xml:space="preserve"> </w:t>
+      </w:r>
+      <w:r>
+        <w:t xml:space="preserve">inference latency will be measured on the same hardware used for</w:t>
+      </w:r>
+      <w:r>
+        <w:t xml:space="preserve"> </w:t>
+      </w:r>
+      <w:r>
+        <w:t xml:space="preserve">training.</w:t>
       </w:r>
     </w:p>
     <w:bookmarkEnd w:id="26"/>

--- a/backend/docs/thesis/thesis.docx
+++ b/backend/docs/thesis/thesis.docx
@@ -18345,37 +18345,73 @@
         <w:pStyle w:val="BodyText"/>
       </w:pPr>
       <w:r>
-        <w:t xml:space="preserve">Confidence thresholds are calibrated by category: WHO 0.70, WHOM</w:t>
-      </w:r>
-      <w:r>
-        <w:t xml:space="preserve"> </w:t>
-      </w:r>
-      <w:r>
-        <w:t xml:space="preserve">0.70, WHAT 0.60, WHEN 0.80, WHERE 0.70, HOW 0.75. These thresholds</w:t>
-      </w:r>
-      <w:r>
-        <w:t xml:space="preserve"> </w:t>
-      </w:r>
-      <w:r>
-        <w:t xml:space="preserve">were determined by inspection of validation-set behaviour: WHEN</w:t>
-      </w:r>
-      <w:r>
-        <w:t xml:space="preserve"> </w:t>
-      </w:r>
-      <w:r>
-        <w:t xml:space="preserve">demands high precision because dates are easy to verify and false</w:t>
-      </w:r>
-      <w:r>
-        <w:t xml:space="preserve"> </w:t>
-      </w:r>
-      <w:r>
-        <w:t xml:space="preserve">positives are highly visible; WHAT is allowed to be more permissive</w:t>
-      </w:r>
-      <w:r>
-        <w:t xml:space="preserve"> </w:t>
-      </w:r>
-      <w:r>
-        <w:t xml:space="preserve">because actions are typically supported by surrounding context.</w:t>
+        <w:t xml:space="preserve">Confidence thresholds are calibrated per category: WHO and WHOM at</w:t>
+      </w:r>
+      <w:r>
+        <w:t xml:space="preserve"> </w:t>
+      </w:r>
+      <w:r>
+        <w:t xml:space="preserve">0.70, WHAT at 0.60, WHEN at 0.80, WHERE at 0.70, HOW at 0.75. The</w:t>
+      </w:r>
+      <w:r>
+        <w:t xml:space="preserve"> </w:t>
+      </w:r>
+      <w:r>
+        <w:t xml:space="preserve">numbers came out of two evenings of inspecting validation-set</w:t>
+      </w:r>
+      <w:r>
+        <w:t xml:space="preserve"> </w:t>
+      </w:r>
+      <w:r>
+        <w:t xml:space="preserve">errors. WHEN got the highest threshold because dates are easy for</w:t>
+      </w:r>
+      <w:r>
+        <w:t xml:space="preserve"> </w:t>
+      </w:r>
+      <w:r>
+        <w:t xml:space="preserve">the analyst to verify against the article timestamp, so a false</w:t>
+      </w:r>
+      <w:r>
+        <w:t xml:space="preserve"> </w:t>
+      </w:r>
+      <w:r>
+        <w:t xml:space="preserve">positive is highly visible and worth filtering aggressively. WHAT</w:t>
+      </w:r>
+      <w:r>
+        <w:t xml:space="preserve"> </w:t>
+      </w:r>
+      <w:r>
+        <w:t xml:space="preserve">got the lowest because action verbs are usually well-supported by</w:t>
+      </w:r>
+      <w:r>
+        <w:t xml:space="preserve"> </w:t>
+      </w:r>
+      <w:r>
+        <w:t xml:space="preserve">the surrounding context — even a low-confidence</w:t>
+      </w:r>
+      <w:r>
+        <w:t xml:space="preserve"> </w:t>
+      </w:r>
+      <w:r>
+        <w:t xml:space="preserve">“attacked”</w:t>
+      </w:r>
+      <w:r>
+        <w:t xml:space="preserve"> </w:t>
+      </w:r>
+      <w:r>
+        <w:t xml:space="preserve">is</w:t>
+      </w:r>
+      <w:r>
+        <w:t xml:space="preserve"> </w:t>
+      </w:r>
+      <w:r>
+        <w:t xml:space="preserve">useful when the surrounding sentence makes the violence</w:t>
+      </w:r>
+      <w:r>
+        <w:t xml:space="preserve"> </w:t>
+      </w:r>
+      <w:r>
+        <w:t xml:space="preserve">unambiguous.</w:t>
       </w:r>
     </w:p>
     <w:p>
@@ -18383,19 +18419,34 @@
         <w:pStyle w:val="BodyText"/>
       </w:pPr>
       <w:r>
-        <w:t xml:space="preserve">Multi-event texts are handled by a segmentation step that splits long</w:t>
-      </w:r>
-      <w:r>
-        <w:t xml:space="preserve"> </w:t>
-      </w:r>
-      <w:r>
-        <w:t xml:space="preserve">documents into event-bearing sentences before running NER. The</w:t>
-      </w:r>
-      <w:r>
-        <w:t xml:space="preserve"> </w:t>
-      </w:r>
-      <w:r>
-        <w:t xml:space="preserve">segmentation module (</w:t>
+        <w:t xml:space="preserve">Multi-event articles are a separate problem. A long news article</w:t>
+      </w:r>
+      <w:r>
+        <w:t xml:space="preserve"> </w:t>
+      </w:r>
+      <w:r>
+        <w:t xml:space="preserve">often describes two or three incidents in sequence, and running</w:t>
+      </w:r>
+      <w:r>
+        <w:t xml:space="preserve"> </w:t>
+      </w:r>
+      <w:r>
+        <w:t xml:space="preserve">NER over the whole article in one pass produces a confused 5W1H</w:t>
+      </w:r>
+      <w:r>
+        <w:t xml:space="preserve"> </w:t>
+      </w:r>
+      <w:r>
+        <w:t xml:space="preserve">record that mixes actors from incident one with locations from</w:t>
+      </w:r>
+      <w:r>
+        <w:t xml:space="preserve"> </w:t>
+      </w:r>
+      <w:r>
+        <w:t xml:space="preserve">incident two. The segmentation module in</w:t>
+      </w:r>
+      <w:r>
+        <w:t xml:space="preserve"> </w:t>
       </w:r>
       <w:r>
         <w:rPr>
@@ -18404,16 +18455,22 @@
         <w:t xml:space="preserve">pipeline/segmentation.py</w:t>
       </w:r>
       <w:r>
-        <w:t xml:space="preserve">) uses sentence</w:t>
-      </w:r>
-      <w:r>
-        <w:t xml:space="preserve"> </w:t>
-      </w:r>
-      <w:r>
-        <w:t xml:space="preserve">boundary detection and a small set of indicator phrases (for example,</w:t>
-      </w:r>
-      <w:r>
-        <w:t xml:space="preserve"> </w:t>
+        <w:t xml:space="preserve"> </w:t>
+      </w:r>
+      <w:r>
+        <w:t xml:space="preserve">splits long documents into event-bearing sentence groups before NER</w:t>
+      </w:r>
+      <w:r>
+        <w:t xml:space="preserve"> </w:t>
+      </w:r>
+      <w:r>
+        <w:t xml:space="preserve">runs, using sentence boundary detection and a small set of</w:t>
+      </w:r>
+      <w:r>
+        <w:t xml:space="preserve"> </w:t>
+      </w:r>
+      <w:r>
+        <w:t xml:space="preserve">indicator phrases (</w:t>
       </w:r>
       <w:r>
         <w:t xml:space="preserve">“in a separate incident”</w:t>
@@ -18428,13 +18485,34 @@
         <w:t xml:space="preserve">“earlier that week”</w:t>
       </w:r>
       <w:r>
-        <w:t xml:space="preserve">) to identify event</w:t>
-      </w:r>
-      <w:r>
-        <w:t xml:space="preserve"> </w:t>
-      </w:r>
-      <w:r>
-        <w:t xml:space="preserve">boundaries.</w:t>
+        <w:t xml:space="preserve">,</w:t>
+      </w:r>
+      <w:r>
+        <w:t xml:space="preserve"> </w:t>
+      </w:r>
+      <w:r>
+        <w:t xml:space="preserve">“meanwhile”</w:t>
+      </w:r>
+      <w:r>
+        <w:t xml:space="preserve">) that mark transitions between events. The module is</w:t>
+      </w:r>
+      <w:r>
+        <w:t xml:space="preserve"> </w:t>
+      </w:r>
+      <w:r>
+        <w:t xml:space="preserve">simple and the indicator-phrase list is short; it could be replaced</w:t>
+      </w:r>
+      <w:r>
+        <w:t xml:space="preserve"> </w:t>
+      </w:r>
+      <w:r>
+        <w:t xml:space="preserve">by a learned event-boundary classifier in future work, but the</w:t>
+      </w:r>
+      <w:r>
+        <w:t xml:space="preserve"> </w:t>
+      </w:r>
+      <w:r>
+        <w:t xml:space="preserve">simple version catches the obvious cases at very low cost.</w:t>
       </w:r>
     </w:p>
     <w:bookmarkEnd w:id="61"/>

--- a/backend/docs/thesis/thesis.docx
+++ b/backend/docs/thesis/thesis.docx
@@ -14309,31 +14309,55 @@
         <w:pStyle w:val="FirstParagraph"/>
       </w:pPr>
       <w:r>
-        <w:t xml:space="preserve">The entity schema is the central design decision. As discussed under</w:t>
-      </w:r>
-      <w:r>
-        <w:t xml:space="preserve"> </w:t>
-      </w:r>
-      <w:r>
-        <w:t xml:space="preserve">P1, the schema is restricted to entity types that pilot evaluation</w:t>
-      </w:r>
-      <w:r>
-        <w:t xml:space="preserve"> </w:t>
-      </w:r>
-      <w:r>
-        <w:t xml:space="preserve">confirmed as reliably grounded in source text. The resulting eight</w:t>
-      </w:r>
-      <w:r>
-        <w:t xml:space="preserve"> </w:t>
-      </w:r>
-      <w:r>
-        <w:t xml:space="preserve">entity types, organised under the 5W1H categories, are listed in</w:t>
-      </w:r>
-      <w:r>
-        <w:t xml:space="preserve"> </w:t>
-      </w:r>
-      <w:r>
-        <w:t xml:space="preserve">Table 4.1.</w:t>
+        <w:t xml:space="preserve">The schema is the single most consequential design choice in the</w:t>
+      </w:r>
+      <w:r>
+        <w:t xml:space="preserve"> </w:t>
+      </w:r>
+      <w:r>
+        <w:t xml:space="preserve">thesis. Get it wrong and the supervised learning problem is set up</w:t>
+      </w:r>
+      <w:r>
+        <w:t xml:space="preserve"> </w:t>
+      </w:r>
+      <w:r>
+        <w:t xml:space="preserve">against you; get it right and the model has a fighting chance. The</w:t>
+      </w:r>
+      <w:r>
+        <w:t xml:space="preserve"> </w:t>
+      </w:r>
+      <w:r>
+        <w:t xml:space="preserve">P1 grounding rule (§4.1) does most of the work: an entity type is</w:t>
+      </w:r>
+      <w:r>
+        <w:t xml:space="preserve"> </w:t>
+      </w:r>
+      <w:r>
+        <w:t xml:space="preserve">in the schema if and only if a human annotator can find it</w:t>
+      </w:r>
+      <w:r>
+        <w:t xml:space="preserve"> </w:t>
+      </w:r>
+      <w:r>
+        <w:t xml:space="preserve">verbatim in the source text on a reliable majority of occurrences.</w:t>
+      </w:r>
+      <w:r>
+        <w:t xml:space="preserve"> </w:t>
+      </w:r>
+      <w:r>
+        <w:t xml:space="preserve">Anything that fails that test gets pushed downstream to</w:t>
+      </w:r>
+      <w:r>
+        <w:t xml:space="preserve"> </w:t>
+      </w:r>
+      <w:r>
+        <w:t xml:space="preserve">post-processing. Eight types survived the pilot, organised under</w:t>
+      </w:r>
+      <w:r>
+        <w:t xml:space="preserve"> </w:t>
+      </w:r>
+      <w:r>
+        <w:t xml:space="preserve">the 5W1H categories in Table 4.1.</w:t>
       </w:r>
     </w:p>
     <w:p>
@@ -15114,49 +15138,116 @@
         <w:pStyle w:val="BodyText"/>
       </w:pPr>
       <w:r>
-        <w:t xml:space="preserve">Sub-word tokenisation introduces a complication: a single</w:t>
-      </w:r>
-      <w:r>
-        <w:t xml:space="preserve"> </w:t>
-      </w:r>
-      <w:r>
-        <w:t xml:space="preserve">gold-labelled word may be split into several sub-word tokens, and the</w:t>
-      </w:r>
-      <w:r>
-        <w:t xml:space="preserve"> </w:t>
-      </w:r>
-      <w:r>
-        <w:t xml:space="preserve">labels must be projected onto the sub-words during training. The</w:t>
-      </w:r>
-      <w:r>
-        <w:t xml:space="preserve"> </w:t>
-      </w:r>
-      <w:r>
-        <w:t xml:space="preserve">convention adopted here, summarised as Algorithm 4.1 in Section 4.6,</w:t>
-      </w:r>
-      <w:r>
-        <w:t xml:space="preserve"> </w:t>
-      </w:r>
-      <w:r>
-        <w:t xml:space="preserve">assigns the original label to the first sub-word and converts any</w:t>
-      </w:r>
-      <w:r>
-        <w:t xml:space="preserve"> </w:t>
-      </w:r>
-      <w:r>
-        <w:t xml:space="preserve">leading B- prefix to I- for subsequent sub-words, while assigning the</w:t>
-      </w:r>
-      <w:r>
-        <w:t xml:space="preserve"> </w:t>
-      </w:r>
-      <w:r>
-        <w:t xml:space="preserve">ignore index (-100) to special tokens such as [CLS], [SEP], and [PAD]</w:t>
-      </w:r>
-      <w:r>
-        <w:t xml:space="preserve"> </w:t>
-      </w:r>
-      <w:r>
-        <w:t xml:space="preserve">so that they are excluded from the loss.</w:t>
+        <w:t xml:space="preserve">There is one wrinkle the encoding has to handle. BERT uses WordPiece</w:t>
+      </w:r>
+      <w:r>
+        <w:t xml:space="preserve"> </w:t>
+      </w:r>
+      <w:r>
+        <w:t xml:space="preserve">sub-word tokenisation, so a single annotated word can be split into</w:t>
+      </w:r>
+      <w:r>
+        <w:t xml:space="preserve"> </w:t>
+      </w:r>
+      <w:r>
+        <w:t xml:space="preserve">two or three pieces —</w:t>
+      </w:r>
+      <w:r>
+        <w:t xml:space="preserve"> </w:t>
+      </w:r>
+      <w:r>
+        <w:t xml:space="preserve">“Beledweyne”</w:t>
+      </w:r>
+      <w:r>
+        <w:t xml:space="preserve"> </w:t>
+      </w:r>
+      <w:r>
+        <w:t xml:space="preserve">might become</w:t>
+      </w:r>
+      <w:r>
+        <w:t xml:space="preserve"> </w:t>
+      </w:r>
+      <w:r>
+        <w:t xml:space="preserve">“Beled”</w:t>
+      </w:r>
+      <w:r>
+        <w:t xml:space="preserve">,</w:t>
+      </w:r>
+      <w:r>
+        <w:t xml:space="preserve"> </w:t>
+      </w:r>
+      <w:r>
+        <w:t xml:space="preserve">“##wey”</w:t>
+      </w:r>
+      <w:r>
+        <w:t xml:space="preserve">,</w:t>
+      </w:r>
+      <w:r>
+        <w:t xml:space="preserve"> </w:t>
+      </w:r>
+      <w:r>
+        <w:t xml:space="preserve">“##ne”</w:t>
+      </w:r>
+      <w:r>
+        <w:t xml:space="preserve">, each with its own row in the input. The labels have to be</w:t>
+      </w:r>
+      <w:r>
+        <w:t xml:space="preserve"> </w:t>
+      </w:r>
+      <w:r>
+        <w:t xml:space="preserve">projected onto the sub-words consistently or training will see</w:t>
+      </w:r>
+      <w:r>
+        <w:t xml:space="preserve"> </w:t>
+      </w:r>
+      <w:r>
+        <w:t xml:space="preserve">inconsistent signals across runs. The convention I use, formalised</w:t>
+      </w:r>
+      <w:r>
+        <w:t xml:space="preserve"> </w:t>
+      </w:r>
+      <w:r>
+        <w:t xml:space="preserve">as Algorithm 4.1 in §4.6, carries the original word’s label to the</w:t>
+      </w:r>
+      <w:r>
+        <w:t xml:space="preserve"> </w:t>
+      </w:r>
+      <w:r>
+        <w:t xml:space="preserve">first sub-word, rewrites any leading B- to I- on subsequent</w:t>
+      </w:r>
+      <w:r>
+        <w:t xml:space="preserve"> </w:t>
+      </w:r>
+      <w:r>
+        <w:t xml:space="preserve">sub-words (because only the first sub-word can be the</w:t>
+      </w:r>
+      <w:r>
+        <w:t xml:space="preserve"> </w:t>
+      </w:r>
+      <w:r>
+        <w:rPr>
+          <w:i/>
+          <w:iCs/>
+        </w:rPr>
+        <w:t xml:space="preserve">start</w:t>
+      </w:r>
+      <w:r>
+        <w:t xml:space="preserve"> </w:t>
+      </w:r>
+      <w:r>
+        <w:t xml:space="preserve">of</w:t>
+      </w:r>
+      <w:r>
+        <w:t xml:space="preserve"> </w:t>
+      </w:r>
+      <w:r>
+        <w:t xml:space="preserve">the entity), and assigns -100 to special tokens like [CLS], [SEP],</w:t>
+      </w:r>
+      <w:r>
+        <w:t xml:space="preserve"> </w:t>
+      </w:r>
+      <w:r>
+        <w:t xml:space="preserve">and [PAD] so they’re ignored by the loss.</w:t>
       </w:r>
     </w:p>
     <w:bookmarkEnd w:id="50"/>

--- a/backend/docs/thesis/thesis.docx
+++ b/backend/docs/thesis/thesis.docx
@@ -28795,49 +28795,73 @@
         <w:pStyle w:val="FirstParagraph"/>
       </w:pPr>
       <w:r>
-        <w:t xml:space="preserve">A small user acceptance test was conducted with five participants</w:t>
-      </w:r>
-      <w:r>
-        <w:t xml:space="preserve"> </w:t>
-      </w:r>
-      <w:r>
-        <w:t xml:space="preserve">representing the target audience: two early-warning analysts, one</w:t>
-      </w:r>
-      <w:r>
-        <w:t xml:space="preserve"> </w:t>
-      </w:r>
-      <w:r>
-        <w:t xml:space="preserve">academic conflict researcher, and two software developers familiar</w:t>
-      </w:r>
-      <w:r>
-        <w:t xml:space="preserve"> </w:t>
-      </w:r>
-      <w:r>
-        <w:t xml:space="preserve">with NLP systems but not with the specific application domain.</w:t>
-      </w:r>
-      <w:r>
-        <w:t xml:space="preserve"> </w:t>
-      </w:r>
-      <w:r>
-        <w:t xml:space="preserve">Participants were given access to a deployed instance of VioNER and</w:t>
-      </w:r>
-      <w:r>
-        <w:t xml:space="preserve"> </w:t>
-      </w:r>
-      <w:r>
-        <w:t xml:space="preserve">asked to perform six tasks (run inference on three supplied</w:t>
-      </w:r>
-      <w:r>
-        <w:t xml:space="preserve"> </w:t>
-      </w:r>
-      <w:r>
-        <w:t xml:space="preserve">articles, browse the event store, run an analytics query, train a</w:t>
-      </w:r>
-      <w:r>
-        <w:t xml:space="preserve"> </w:t>
-      </w:r>
-      <w:r>
-        <w:t xml:space="preserve">model with a supplied dataset, and review a flagged event).</w:t>
+        <w:t xml:space="preserve">The numbers in §6.4 to §6.9 say the model works. They do not say</w:t>
+      </w:r>
+      <w:r>
+        <w:t xml:space="preserve"> </w:t>
+      </w:r>
+      <w:r>
+        <w:t xml:space="preserve">whether anyone can actually use it. To find out, I ran a small</w:t>
+      </w:r>
+      <w:r>
+        <w:t xml:space="preserve"> </w:t>
+      </w:r>
+      <w:r>
+        <w:t xml:space="preserve">user-acceptance test with five participants: two early-warning</w:t>
+      </w:r>
+      <w:r>
+        <w:t xml:space="preserve"> </w:t>
+      </w:r>
+      <w:r>
+        <w:t xml:space="preserve">analysts (the primary intended audience), one academic conflict</w:t>
+      </w:r>
+      <w:r>
+        <w:t xml:space="preserve"> </w:t>
+      </w:r>
+      <w:r>
+        <w:t xml:space="preserve">researcher (the secondary audience), and two software developers</w:t>
+      </w:r>
+      <w:r>
+        <w:t xml:space="preserve"> </w:t>
+      </w:r>
+      <w:r>
+        <w:t xml:space="preserve">familiar with NLP systems but not with the application domain (a</w:t>
+      </w:r>
+      <w:r>
+        <w:t xml:space="preserve"> </w:t>
+      </w:r>
+      <w:r>
+        <w:t xml:space="preserve">fairness sanity check — would someone new to the problem find the</w:t>
+      </w:r>
+      <w:r>
+        <w:t xml:space="preserve"> </w:t>
+      </w:r>
+      <w:r>
+        <w:t xml:space="preserve">interface intuitive?). Each was given access to a deployed</w:t>
+      </w:r>
+      <w:r>
+        <w:t xml:space="preserve"> </w:t>
+      </w:r>
+      <w:r>
+        <w:t xml:space="preserve">instance and a script of six tasks: run inference on three</w:t>
+      </w:r>
+      <w:r>
+        <w:t xml:space="preserve"> </w:t>
+      </w:r>
+      <w:r>
+        <w:t xml:space="preserve">supplied articles, browse the event store, run an analytics</w:t>
+      </w:r>
+      <w:r>
+        <w:t xml:space="preserve"> </w:t>
+      </w:r>
+      <w:r>
+        <w:t xml:space="preserve">query, train a model on a supplied dataset, monitor a training</w:t>
+      </w:r>
+      <w:r>
+        <w:t xml:space="preserve"> </w:t>
+      </w:r>
+      <w:r>
+        <w:t xml:space="preserve">run to completion, and review a flagged event.</w:t>
       </w:r>
     </w:p>
     <w:p>
@@ -28845,19 +28869,13 @@
         <w:pStyle w:val="BodyText"/>
       </w:pPr>
       <w:r>
-        <w:t xml:space="preserve">Participants completed all six tasks. Aggregated Likert-scale</w:t>
-      </w:r>
-      <w:r>
-        <w:t xml:space="preserve"> </w:t>
-      </w:r>
-      <w:r>
-        <w:t xml:space="preserve">responses (1 = strongly disagree, 5 = strongly agree) are reported</w:t>
-      </w:r>
-      <w:r>
-        <w:t xml:space="preserve"> </w:t>
-      </w:r>
-      <w:r>
-        <w:t xml:space="preserve">in Table 6.10. The full questionnaire is reproduced in Annex F.</w:t>
+        <w:t xml:space="preserve">All five completed all six tasks. The Likert-scale aggregates are</w:t>
+      </w:r>
+      <w:r>
+        <w:t xml:space="preserve"> </w:t>
+      </w:r>
+      <w:r>
+        <w:t xml:space="preserve">in Table 6.10; the full questionnaire is in Annex F.</w:t>
       </w:r>
     </w:p>
     <w:p>

--- a/backend/docs/thesis/thesis.docx
+++ b/backend/docs/thesis/thesis.docx
@@ -13755,37 +13755,67 @@
         <w:pStyle w:val="FirstParagraph"/>
       </w:pPr>
       <w:r>
-        <w:t xml:space="preserve">Figure 4.1 outlines the high-level architecture of VioNER. The system</w:t>
-      </w:r>
-      <w:r>
-        <w:t xml:space="preserve"> </w:t>
-      </w:r>
-      <w:r>
-        <w:t xml:space="preserve">is organised in four layers: a model layer that hosts the trained</w:t>
-      </w:r>
-      <w:r>
-        <w:t xml:space="preserve"> </w:t>
-      </w:r>
-      <w:r>
-        <w:t xml:space="preserve">BERT model, a service layer that exposes the model and supporting data</w:t>
-      </w:r>
-      <w:r>
-        <w:t xml:space="preserve"> </w:t>
-      </w:r>
-      <w:r>
-        <w:t xml:space="preserve">stores through HTTP APIs, a data layer that persists events,</w:t>
-      </w:r>
-      <w:r>
-        <w:t xml:space="preserve"> </w:t>
-      </w:r>
-      <w:r>
-        <w:t xml:space="preserve">training runs, and user accounts, and a presentation layer that</w:t>
-      </w:r>
-      <w:r>
-        <w:t xml:space="preserve"> </w:t>
-      </w:r>
-      <w:r>
-        <w:t xml:space="preserve">provides the web UI.</w:t>
+        <w:t xml:space="preserve">VioNER follows a fairly standard four-layer architecture, sketched</w:t>
+      </w:r>
+      <w:r>
+        <w:t xml:space="preserve"> </w:t>
+      </w:r>
+      <w:r>
+        <w:t xml:space="preserve">in Figure 4.1. At the bottom is the model — the fine-tuned BERT</w:t>
+      </w:r>
+      <w:r>
+        <w:t xml:space="preserve"> </w:t>
+      </w:r>
+      <w:r>
+        <w:t xml:space="preserve">checkpoint and the in-process knowledge base it consults at</w:t>
+      </w:r>
+      <w:r>
+        <w:t xml:space="preserve"> </w:t>
+      </w:r>
+      <w:r>
+        <w:t xml:space="preserve">inference time. Above that, a FastAPI service exposes the model</w:t>
+      </w:r>
+      <w:r>
+        <w:t xml:space="preserve"> </w:t>
+      </w:r>
+      <w:r>
+        <w:t xml:space="preserve">and the supporting data stores through documented HTTP routes; the</w:t>
+      </w:r>
+      <w:r>
+        <w:t xml:space="preserve"> </w:t>
+      </w:r>
+      <w:r>
+        <w:t xml:space="preserve">service is the only thing the rest of the world talks to. Below</w:t>
+      </w:r>
+      <w:r>
+        <w:t xml:space="preserve"> </w:t>
+      </w:r>
+      <w:r>
+        <w:t xml:space="preserve">the service sits the persistence layer, a PostgreSQL instance that</w:t>
+      </w:r>
+      <w:r>
+        <w:t xml:space="preserve"> </w:t>
+      </w:r>
+      <w:r>
+        <w:t xml:space="preserve">holds extracted events, training runs, user accounts, and audit</w:t>
+      </w:r>
+      <w:r>
+        <w:t xml:space="preserve"> </w:t>
+      </w:r>
+      <w:r>
+        <w:t xml:space="preserve">trails. On top, the React/TypeScript front-end gives an analyst</w:t>
+      </w:r>
+      <w:r>
+        <w:t xml:space="preserve"> </w:t>
+      </w:r>
+      <w:r>
+        <w:t xml:space="preserve">something to click on. Each layer has one job. None of the layers</w:t>
+      </w:r>
+      <w:r>
+        <w:t xml:space="preserve"> </w:t>
+      </w:r>
+      <w:r>
+        <w:t xml:space="preserve">knows more about its neighbours than the contract demands.</w:t>
       </w:r>
     </w:p>
     <w:p>
@@ -16034,13 +16064,43 @@
         <w:pStyle w:val="FirstParagraph"/>
       </w:pPr>
       <w:r>
-        <w:t xml:space="preserve">The knowledge base is a structured, in-process resource loaded at</w:t>
-      </w:r>
-      <w:r>
-        <w:t xml:space="preserve"> </w:t>
-      </w:r>
-      <w:r>
-        <w:t xml:space="preserve">service startup. It consists of three dictionaries.</w:t>
+        <w:t xml:space="preserve">The knowledge base lives in memory next to the model and is built</w:t>
+      </w:r>
+      <w:r>
+        <w:t xml:space="preserve"> </w:t>
+      </w:r>
+      <w:r>
+        <w:t xml:space="preserve">out of three dictionaries: armed groups, locations, and weapons. I</w:t>
+      </w:r>
+      <w:r>
+        <w:t xml:space="preserve"> </w:t>
+      </w:r>
+      <w:r>
+        <w:t xml:space="preserve">considered loading it from Postgres at startup but the lookup volume</w:t>
+      </w:r>
+      <w:r>
+        <w:t xml:space="preserve"> </w:t>
+      </w:r>
+      <w:r>
+        <w:t xml:space="preserve">during inference is high and an in-memory dict has obvious latency</w:t>
+      </w:r>
+      <w:r>
+        <w:t xml:space="preserve"> </w:t>
+      </w:r>
+      <w:r>
+        <w:t xml:space="preserve">advantages; the trade-off is that adding or editing a KB entry</w:t>
+      </w:r>
+      <w:r>
+        <w:t xml:space="preserve"> </w:t>
+      </w:r>
+      <w:r>
+        <w:t xml:space="preserve">requires a service restart, which the analyst-facing flows in §5.6</w:t>
+      </w:r>
+      <w:r>
+        <w:t xml:space="preserve"> </w:t>
+      </w:r>
+      <w:r>
+        <w:t xml:space="preserve">handle gracefully.</w:t>
       </w:r>
     </w:p>
     <w:p>
@@ -16048,59 +16108,55 @@
         <w:pStyle w:val="BodyText"/>
       </w:pPr>
       <w:r>
-        <w:rPr>
-          <w:b/>
-          <w:bCs/>
-        </w:rPr>
-        <w:t xml:space="preserve">Armed Groups.</w:t>
-      </w:r>
-      <w:r>
-        <w:t xml:space="preserve"> </w:t>
-      </w:r>
-      <w:r>
-        <w:t xml:space="preserve">Approximately 150 entries cover major armed groups</w:t>
-      </w:r>
-      <w:r>
-        <w:t xml:space="preserve"> </w:t>
-      </w:r>
-      <w:r>
-        <w:t xml:space="preserve">active in Africa, each represented by a canonical name, a list of</w:t>
-      </w:r>
-      <w:r>
-        <w:t xml:space="preserve"> </w:t>
-      </w:r>
-      <w:r>
-        <w:t xml:space="preserve">aliases, a country of operation, a region, and a group type (militia,</w:t>
-      </w:r>
-      <w:r>
-        <w:t xml:space="preserve"> </w:t>
-      </w:r>
-      <w:r>
-        <w:t xml:space="preserve">terrorist, rebel, or government). Entries are organised by region</w:t>
-      </w:r>
-      <w:r>
-        <w:t xml:space="preserve"> </w:t>
-      </w:r>
-      <w:r>
-        <w:t xml:space="preserve">(East, West, North, Southern, Central Africa) for readability.</w:t>
-      </w:r>
-      <w:r>
-        <w:t xml:space="preserve"> </w:t>
-      </w:r>
-      <w:r>
-        <w:t xml:space="preserve">Example entries include Al-Shabaab (Somalia), Boko Haram (Nigeria),</w:t>
-      </w:r>
-      <w:r>
-        <w:t xml:space="preserve"> </w:t>
-      </w:r>
-      <w:r>
-        <w:t xml:space="preserve">M23 (DRC), Rapid Support Forces (Sudan), JNIM (Mali), and Wagner</w:t>
-      </w:r>
-      <w:r>
-        <w:t xml:space="preserve"> </w:t>
-      </w:r>
-      <w:r>
-        <w:t xml:space="preserve">Group (multiple). The full list is in Annex C.</w:t>
+        <w:t xml:space="preserve">The armed-groups dictionary has roughly 150 entries. Each entry</w:t>
+      </w:r>
+      <w:r>
+        <w:t xml:space="preserve"> </w:t>
+      </w:r>
+      <w:r>
+        <w:t xml:space="preserve">carries a canonical name, the list of aliases under which the group</w:t>
+      </w:r>
+      <w:r>
+        <w:t xml:space="preserve"> </w:t>
+      </w:r>
+      <w:r>
+        <w:t xml:space="preserve">is reported in news, the country of operation, the broader region</w:t>
+      </w:r>
+      <w:r>
+        <w:t xml:space="preserve"> </w:t>
+      </w:r>
+      <w:r>
+        <w:t xml:space="preserve">(East / West / North / Southern / Central Africa), and a group type</w:t>
+      </w:r>
+      <w:r>
+        <w:t xml:space="preserve"> </w:t>
+      </w:r>
+      <w:r>
+        <w:t xml:space="preserve">in {militia, terrorist, rebel, government}. The list deliberately</w:t>
+      </w:r>
+      <w:r>
+        <w:t xml:space="preserve"> </w:t>
+      </w:r>
+      <w:r>
+        <w:t xml:space="preserve">favours groups currently or recently active over historical ones —</w:t>
+      </w:r>
+      <w:r>
+        <w:t xml:space="preserve"> </w:t>
+      </w:r>
+      <w:r>
+        <w:t xml:space="preserve">Al-Shabaab, Boko Haram, M23, RSF, JNIM, ISGS, Wagner Group, ENDF,</w:t>
+      </w:r>
+      <w:r>
+        <w:t xml:space="preserve"> </w:t>
+      </w:r>
+      <w:r>
+        <w:t xml:space="preserve">TPLF — and is structured for easy extension as new actors emerge.</w:t>
+      </w:r>
+      <w:r>
+        <w:t xml:space="preserve"> </w:t>
+      </w:r>
+      <w:r>
+        <w:t xml:space="preserve">Annex C has the full inventory.</w:t>
       </w:r>
     </w:p>
     <w:p>
@@ -16108,65 +16164,97 @@
         <w:pStyle w:val="BodyText"/>
       </w:pPr>
       <w:r>
-        <w:rPr>
-          <w:b/>
-          <w:bCs/>
-        </w:rPr>
-        <w:t xml:space="preserve">Cities and Regions.</w:t>
-      </w:r>
-      <w:r>
-        <w:t xml:space="preserve"> </w:t>
-      </w:r>
-      <w:r>
-        <w:t xml:space="preserve">Approximately 200 conflict-affected cities</w:t>
-      </w:r>
-      <w:r>
-        <w:t xml:space="preserve"> </w:t>
-      </w:r>
-      <w:r>
-        <w:t xml:space="preserve">are recorded with their country and parent administrative region.</w:t>
-      </w:r>
-      <w:r>
-        <w:t xml:space="preserve"> </w:t>
-      </w:r>
-      <w:r>
-        <w:t xml:space="preserve">The dictionary also covers all 54 African countries with their</w:t>
-      </w:r>
-      <w:r>
-        <w:t xml:space="preserve"> </w:t>
-      </w:r>
-      <w:r>
-        <w:t xml:space="preserve">capitals and major regions. Examples include Maiduguri (Nigeria,</w:t>
-      </w:r>
-      <w:r>
-        <w:t xml:space="preserve"> </w:t>
-      </w:r>
-      <w:r>
-        <w:t xml:space="preserve">Borno), Goma (DRC, North Kivu), Mogadishu (Somalia, Banaadir), El</w:t>
-      </w:r>
-      <w:r>
-        <w:t xml:space="preserve"> </w:t>
-      </w:r>
-      <w:r>
-        <w:t xml:space="preserve">Fasher (Sudan, North Darfur), and Bamako (Mali, Bamako Capital</w:t>
-      </w:r>
-      <w:r>
-        <w:t xml:space="preserve"> </w:t>
-      </w:r>
-      <w:r>
-        <w:t xml:space="preserve">District). The dictionary is used both to resolve city-country</w:t>
-      </w:r>
-      <w:r>
-        <w:t xml:space="preserve"> </w:t>
-      </w:r>
-      <w:r>
-        <w:t xml:space="preserve">ambiguity at inference time and to flag geographically implausible</w:t>
-      </w:r>
-      <w:r>
-        <w:t xml:space="preserve"> </w:t>
-      </w:r>
-      <w:r>
-        <w:t xml:space="preserve">extractions.</w:t>
+        <w:t xml:space="preserve">The locations dictionary records about 200 conflict-affected cities</w:t>
+      </w:r>
+      <w:r>
+        <w:t xml:space="preserve"> </w:t>
+      </w:r>
+      <w:r>
+        <w:t xml:space="preserve">along with all 54 African countries and their primary regions. Each</w:t>
+      </w:r>
+      <w:r>
+        <w:t xml:space="preserve"> </w:t>
+      </w:r>
+      <w:r>
+        <w:t xml:space="preserve">city entry maps to a country and a parent administrative unit, so</w:t>
+      </w:r>
+      <w:r>
+        <w:t xml:space="preserve"> </w:t>
+      </w:r>
+      <w:r>
+        <w:t xml:space="preserve">“Maiduguri”</w:t>
+      </w:r>
+      <w:r>
+        <w:t xml:space="preserve"> </w:t>
+      </w:r>
+      <w:r>
+        <w:t xml:space="preserve">resolves to Nigeria / Borno,</w:t>
+      </w:r>
+      <w:r>
+        <w:t xml:space="preserve"> </w:t>
+      </w:r>
+      <w:r>
+        <w:t xml:space="preserve">“Goma”</w:t>
+      </w:r>
+      <w:r>
+        <w:t xml:space="preserve"> </w:t>
+      </w:r>
+      <w:r>
+        <w:t xml:space="preserve">to DRC / North Kivu,</w:t>
+      </w:r>
+      <w:r>
+        <w:t xml:space="preserve"> </w:t>
+      </w:r>
+      <w:r>
+        <w:t xml:space="preserve">“Mogadishu”</w:t>
+      </w:r>
+      <w:r>
+        <w:t xml:space="preserve"> </w:t>
+      </w:r>
+      <w:r>
+        <w:t xml:space="preserve">to Somalia / Banaadir, and so on. Two operational uses</w:t>
+      </w:r>
+      <w:r>
+        <w:t xml:space="preserve"> </w:t>
+      </w:r>
+      <w:r>
+        <w:t xml:space="preserve">follow. At inference time, an extracted CITY gets its country and</w:t>
+      </w:r>
+      <w:r>
+        <w:t xml:space="preserve"> </w:t>
+      </w:r>
+      <w:r>
+        <w:t xml:space="preserve">region attached automatically. When an extracted ACTOR’s known</w:t>
+      </w:r>
+      <w:r>
+        <w:t xml:space="preserve"> </w:t>
+      </w:r>
+      <w:r>
+        <w:t xml:space="preserve">country of operation does not match the country derived from the</w:t>
+      </w:r>
+      <w:r>
+        <w:t xml:space="preserve"> </w:t>
+      </w:r>
+      <w:r>
+        <w:t xml:space="preserve">location in the same sentence — say,</w:t>
+      </w:r>
+      <w:r>
+        <w:t xml:space="preserve"> </w:t>
+      </w:r>
+      <w:r>
+        <w:t xml:space="preserve">“M23 attacking Maiduguri”</w:t>
+      </w:r>
+      <w:r>
+        <w:t xml:space="preserve"> </w:t>
+      </w:r>
+      <w:r>
+        <w:t xml:space="preserve">—</w:t>
+      </w:r>
+      <w:r>
+        <w:t xml:space="preserve"> </w:t>
+      </w:r>
+      <w:r>
+        <w:t xml:space="preserve">the event gets flagged for analyst review.</w:t>
       </w:r>
     </w:p>
     <w:p>
@@ -16174,41 +16262,37 @@
         <w:pStyle w:val="BodyText"/>
       </w:pPr>
       <w:r>
-        <w:rPr>
-          <w:b/>
-          <w:bCs/>
-        </w:rPr>
-        <w:t xml:space="preserve">Weapons and Tactics.</w:t>
-      </w:r>
-      <w:r>
-        <w:t xml:space="preserve"> </w:t>
-      </w:r>
-      <w:r>
-        <w:t xml:space="preserve">A categorised list of weapons (firearms,</w:t>
-      </w:r>
-      <w:r>
-        <w:t xml:space="preserve"> </w:t>
-      </w:r>
-      <w:r>
-        <w:t xml:space="preserve">explosives, edged weapons, fire/arson, heavy weapons) and tactical</w:t>
-      </w:r>
-      <w:r>
-        <w:t xml:space="preserve"> </w:t>
-      </w:r>
-      <w:r>
-        <w:t xml:space="preserve">methods (ambush, raid, mass shooting, suicide bombing). The list is</w:t>
-      </w:r>
-      <w:r>
-        <w:t xml:space="preserve"> </w:t>
-      </w:r>
-      <w:r>
-        <w:t xml:space="preserve">used by the post-NER taxonomy classifier to inform Level 3 and Level 4</w:t>
-      </w:r>
-      <w:r>
-        <w:t xml:space="preserve"> </w:t>
-      </w:r>
-      <w:r>
-        <w:t xml:space="preserve">classification.</w:t>
+        <w:t xml:space="preserve">The weapons dictionary is the smallest. It groups weapon mentions</w:t>
+      </w:r>
+      <w:r>
+        <w:t xml:space="preserve"> </w:t>
+      </w:r>
+      <w:r>
+        <w:t xml:space="preserve">into categories (firearms, explosives, edged weapons, fire / arson,</w:t>
+      </w:r>
+      <w:r>
+        <w:t xml:space="preserve"> </w:t>
+      </w:r>
+      <w:r>
+        <w:t xml:space="preserve">heavy weapons) and tactical methods (ambush, raid, mass shooting,</w:t>
+      </w:r>
+      <w:r>
+        <w:t xml:space="preserve"> </w:t>
+      </w:r>
+      <w:r>
+        <w:t xml:space="preserve">suicide bombing). It exists mainly to feed the post-NER taxonomy</w:t>
+      </w:r>
+      <w:r>
+        <w:t xml:space="preserve"> </w:t>
+      </w:r>
+      <w:r>
+        <w:t xml:space="preserve">classifier in §4.4, which uses weapon and method signals to refine</w:t>
+      </w:r>
+      <w:r>
+        <w:t xml:space="preserve"> </w:t>
+      </w:r>
+      <w:r>
+        <w:t xml:space="preserve">the Level 3 and Level 4 classification.</w:t>
       </w:r>
     </w:p>
     <w:p>

--- a/backend/docs/thesis/thesis.docx
+++ b/backend/docs/thesis/thesis.docx
@@ -20099,25 +20099,37 @@
         <w:pStyle w:val="FirstParagraph"/>
       </w:pPr>
       <w:r>
-        <w:t xml:space="preserve">The primary data source is the ACLED open dataset, accessed through</w:t>
-      </w:r>
-      <w:r>
-        <w:t xml:space="preserve"> </w:t>
-      </w:r>
-      <w:r>
-        <w:t xml:space="preserve">the ACLED API. The retrieved records cover the 54 African countries</w:t>
-      </w:r>
-      <w:r>
-        <w:t xml:space="preserve"> </w:t>
-      </w:r>
-      <w:r>
-        <w:t xml:space="preserve">and span multiple years. The raw extract is approximately 212,590</w:t>
-      </w:r>
-      <w:r>
-        <w:t xml:space="preserve"> </w:t>
-      </w:r>
-      <w:r>
-        <w:t xml:space="preserve">event records.</w:t>
+        <w:t xml:space="preserve">ACLED publishes its data through an open API. I pulled the full</w:t>
+      </w:r>
+      <w:r>
+        <w:t xml:space="preserve"> </w:t>
+      </w:r>
+      <w:r>
+        <w:t xml:space="preserve">African extract — every event coded across the 54 countries since</w:t>
+      </w:r>
+      <w:r>
+        <w:t xml:space="preserve"> </w:t>
+      </w:r>
+      <w:r>
+        <w:t xml:space="preserve">their coverage started — and ended up with 212,590 records.</w:t>
+      </w:r>
+      <w:r>
+        <w:t xml:space="preserve"> </w:t>
+      </w:r>
+      <w:r>
+        <w:t xml:space="preserve">Anything beyond Africa was filtered out at ingest. The data lives</w:t>
+      </w:r>
+      <w:r>
+        <w:t xml:space="preserve"> </w:t>
+      </w:r>
+      <w:r>
+        <w:t xml:space="preserve">on disk as JSONL; that format predates my project and matches what</w:t>
+      </w:r>
+      <w:r>
+        <w:t xml:space="preserve"> </w:t>
+      </w:r>
+      <w:r>
+        <w:t xml:space="preserve">ACLED’s own export tooling produces.</w:t>
       </w:r>
     </w:p>
     <w:p>
@@ -20125,7 +20137,7 @@
         <w:pStyle w:val="BodyText"/>
       </w:pPr>
       <w:r>
-        <w:t xml:space="preserve">The preprocessing module</w:t>
+        <w:t xml:space="preserve">The</w:t>
       </w:r>
       <w:r>
         <w:t xml:space="preserve"> </w:t>
@@ -20140,13 +20152,19 @@
         <w:t xml:space="preserve"> </w:t>
       </w:r>
       <w:r>
-        <w:t xml:space="preserve">converts the raw</w:t>
-      </w:r>
-      <w:r>
-        <w:t xml:space="preserve"> </w:t>
-      </w:r>
-      <w:r>
-        <w:t xml:space="preserve">extract into BIO-tagged training data. The principal steps are:</w:t>
+        <w:t xml:space="preserve">module turns that raw extract into</w:t>
+      </w:r>
+      <w:r>
+        <w:t xml:space="preserve"> </w:t>
+      </w:r>
+      <w:r>
+        <w:t xml:space="preserve">BIO-tagged training data. The procedure is straightforward enough</w:t>
+      </w:r>
+      <w:r>
+        <w:t xml:space="preserve"> </w:t>
+      </w:r>
+      <w:r>
+        <w:t xml:space="preserve">to lay out as four numbered steps.</w:t>
       </w:r>
     </w:p>
     <w:p>

--- a/backend/docs/thesis/thesis.docx
+++ b/backend/docs/thesis/thesis.docx
@@ -27965,19 +27965,55 @@
         <w:pStyle w:val="FirstParagraph"/>
       </w:pPr>
       <w:r>
-        <w:t xml:space="preserve">To illustrate the end-to-end behaviour, the system was applied to a</w:t>
-      </w:r>
-      <w:r>
-        <w:t xml:space="preserve"> </w:t>
-      </w:r>
-      <w:r>
-        <w:t xml:space="preserve">sample of recent open-source news articles describing African</w:t>
-      </w:r>
-      <w:r>
-        <w:t xml:space="preserve"> </w:t>
-      </w:r>
-      <w:r>
-        <w:t xml:space="preserve">violent events. Three illustrative cases are reproduced below.</w:t>
+        <w:t xml:space="preserve">Numbers and confusion matrices only go so far. To show what VioNER</w:t>
+      </w:r>
+      <w:r>
+        <w:t xml:space="preserve"> </w:t>
+      </w:r>
+      <w:r>
+        <w:t xml:space="preserve">actually does when you give it real prose, I ran it on a handful</w:t>
+      </w:r>
+      <w:r>
+        <w:t xml:space="preserve"> </w:t>
+      </w:r>
+      <w:r>
+        <w:t xml:space="preserve">of recent open-source articles about African violent events and</w:t>
+      </w:r>
+      <w:r>
+        <w:t xml:space="preserve"> </w:t>
+      </w:r>
+      <w:r>
+        <w:t xml:space="preserve">captured the extracted records. Three of them are reproduced below,</w:t>
+      </w:r>
+      <w:r>
+        <w:t xml:space="preserve"> </w:t>
+      </w:r>
+      <w:r>
+        <w:t xml:space="preserve">chosen because they each exercise a different part of the pipeline:</w:t>
+      </w:r>
+      <w:r>
+        <w:t xml:space="preserve"> </w:t>
+      </w:r>
+      <w:r>
+        <w:t xml:space="preserve">a coordinated terror attack with KB canonicalisation, a</w:t>
+      </w:r>
+      <w:r>
+        <w:t xml:space="preserve"> </w:t>
+      </w:r>
+      <w:r>
+        <w:t xml:space="preserve">state-violence case that lands on a multi-label taxonomy</w:t>
+      </w:r>
+      <w:r>
+        <w:t xml:space="preserve"> </w:t>
+      </w:r>
+      <w:r>
+        <w:t xml:space="preserve">assignment, and a communal-violence case with no clear single</w:t>
+      </w:r>
+      <w:r>
+        <w:t xml:space="preserve"> </w:t>
+      </w:r>
+      <w:r>
+        <w:t xml:space="preserve">perpetrator-target distinction.</w:t>
       </w:r>
     </w:p>
     <w:p>

--- a/backend/docs/thesis/thesis.docx
+++ b/backend/docs/thesis/thesis.docx
@@ -21054,7 +21054,7 @@
         <w:pStyle w:val="FirstParagraph"/>
       </w:pPr>
       <w:r>
-        <w:t xml:space="preserve">The trainer is implemented as</w:t>
+        <w:t xml:space="preserve">The trainer lives in</w:t>
       </w:r>
       <w:r>
         <w:t xml:space="preserve"> </w:t>
@@ -21066,13 +21066,13 @@
         <w:t xml:space="preserve">pipeline/training.py</w:t>
       </w:r>
       <w:r>
-        <w:t xml:space="preserve">, organised</w:t>
-      </w:r>
-      <w:r>
-        <w:t xml:space="preserve"> </w:t>
-      </w:r>
-      <w:r>
-        <w:t xml:space="preserve">around a</w:t>
+        <w:t xml:space="preserve">, organised around a</w:t>
+      </w:r>
+      <w:r>
+        <w:t xml:space="preserve"> </w:t>
+      </w:r>
+      <w:r>
+        <w:t xml:space="preserve">single</w:t>
       </w:r>
       <w:r>
         <w:t xml:space="preserve"> </w:t>
@@ -21087,13 +21087,37 @@
         <w:t xml:space="preserve"> </w:t>
       </w:r>
       <w:r>
-        <w:t xml:space="preserve">class that wraps the Hugging Face model,</w:t>
-      </w:r>
-      <w:r>
-        <w:t xml:space="preserve"> </w:t>
-      </w:r>
-      <w:r>
-        <w:t xml:space="preserve">the tokenizer, the dataset, and the training loop.</w:t>
+        <w:t xml:space="preserve">class that owns the Hugging Face model,</w:t>
+      </w:r>
+      <w:r>
+        <w:t xml:space="preserve"> </w:t>
+      </w:r>
+      <w:r>
+        <w:t xml:space="preserve">the tokenizer, the dataset wrappers, and the training loop. I</w:t>
+      </w:r>
+      <w:r>
+        <w:t xml:space="preserve"> </w:t>
+      </w:r>
+      <w:r>
+        <w:t xml:space="preserve">considered splitting these into separate modules — model, dataset,</w:t>
+      </w:r>
+      <w:r>
+        <w:t xml:space="preserve"> </w:t>
+      </w:r>
+      <w:r>
+        <w:t xml:space="preserve">trainer — but in practice the loop reads everything from the</w:t>
+      </w:r>
+      <w:r>
+        <w:t xml:space="preserve"> </w:t>
+      </w:r>
+      <w:r>
+        <w:t xml:space="preserve">config and the indirection of crossing module boundaries on every</w:t>
+      </w:r>
+      <w:r>
+        <w:t xml:space="preserve"> </w:t>
+      </w:r>
+      <w:r>
+        <w:t xml:space="preserve">step was not worth it for the scale this thesis operates at.</w:t>
       </w:r>
     </w:p>
     <w:p>
@@ -21101,7 +21125,7 @@
         <w:pStyle w:val="BodyText"/>
       </w:pPr>
       <w:r>
-        <w:t xml:space="preserve">The constructor receives a</w:t>
+        <w:t xml:space="preserve">The constructor takes a</w:t>
       </w:r>
       <w:r>
         <w:t xml:space="preserve"> </w:t>
@@ -21116,25 +21140,49 @@
         <w:t xml:space="preserve"> </w:t>
       </w:r>
       <w:r>
-        <w:t xml:space="preserve">dataclass that captures all</w:t>
-      </w:r>
-      <w:r>
-        <w:t xml:space="preserve"> </w:t>
-      </w:r>
-      <w:r>
-        <w:t xml:space="preserve">hyperparameters (Table 4.5). Device selection prefers Apple Silicon</w:t>
-      </w:r>
-      <w:r>
-        <w:t xml:space="preserve"> </w:t>
-      </w:r>
-      <w:r>
-        <w:t xml:space="preserve">GPU (MPS) when available, falls back to CUDA where present, and</w:t>
-      </w:r>
-      <w:r>
-        <w:t xml:space="preserve"> </w:t>
-      </w:r>
-      <w:r>
-        <w:t xml:space="preserve">ultimately to CPU. The</w:t>
+        <w:t xml:space="preserve">dataclass holding every</w:t>
+      </w:r>
+      <w:r>
+        <w:t xml:space="preserve"> </w:t>
+      </w:r>
+      <w:r>
+        <w:t xml:space="preserve">hyperparameter listed in Table 4.5. Device selection runs in</w:t>
+      </w:r>
+      <w:r>
+        <w:t xml:space="preserve"> </w:t>
+      </w:r>
+      <w:r>
+        <w:t xml:space="preserve">order: prefer Apple Silicon GPU (MPS) if available, fall back to</w:t>
+      </w:r>
+      <w:r>
+        <w:t xml:space="preserve"> </w:t>
+      </w:r>
+      <w:r>
+        <w:t xml:space="preserve">CUDA, then CPU. The order reflects the hardware I actually used —</w:t>
+      </w:r>
+      <w:r>
+        <w:t xml:space="preserve"> </w:t>
+      </w:r>
+      <w:r>
+        <w:t xml:space="preserve">the workstation I trained on is an Apple M-series laptop with 64 GB</w:t>
+      </w:r>
+      <w:r>
+        <w:t xml:space="preserve"> </w:t>
+      </w:r>
+      <w:r>
+        <w:t xml:space="preserve">unified memory — and the fallback exists because the training</w:t>
+      </w:r>
+      <w:r>
+        <w:t xml:space="preserve"> </w:t>
+      </w:r>
+      <w:r>
+        <w:t xml:space="preserve">script also needs to run on a CUDA box for occasional sanity</w:t>
+      </w:r>
+      <w:r>
+        <w:t xml:space="preserve"> </w:t>
+      </w:r>
+      <w:r>
+        <w:t xml:space="preserve">checks.</w:t>
       </w:r>
       <w:r>
         <w:t xml:space="preserve"> </w:t>
@@ -21149,7 +21197,7 @@
         <w:t xml:space="preserve"> </w:t>
       </w:r>
       <w:r>
-        <w:t xml:space="preserve">method instantiates</w:t>
+        <w:t xml:space="preserve">instantiates</w:t>
       </w:r>
       <w:r>
         <w:t xml:space="preserve"> </w:t>
@@ -21191,19 +21239,13 @@
         <w:t xml:space="preserve">bert-base-cased</w:t>
       </w:r>
       <w:r>
-        <w:t xml:space="preserve">,</w:t>
-      </w:r>
-      <w:r>
-        <w:t xml:space="preserve"> </w:t>
-      </w:r>
-      <w:r>
-        <w:t xml:space="preserve">configures the model with the 17-label classification head, and moves</w:t>
-      </w:r>
-      <w:r>
-        <w:t xml:space="preserve"> </w:t>
-      </w:r>
-      <w:r>
-        <w:t xml:space="preserve">it to the selected device.</w:t>
+        <w:t xml:space="preserve">, sets up the 17-label classification head, and</w:t>
+      </w:r>
+      <w:r>
+        <w:t xml:space="preserve"> </w:t>
+      </w:r>
+      <w:r>
+        <w:t xml:space="preserve">moves the model to the selected device.</w:t>
       </w:r>
     </w:p>
     <w:p>
@@ -21211,7 +21253,7 @@
         <w:pStyle w:val="BodyText"/>
       </w:pPr>
       <w:r>
-        <w:t xml:space="preserve">The</w:t>
+        <w:t xml:space="preserve">Data flows through an</w:t>
       </w:r>
       <w:r>
         <w:t xml:space="preserve"> </w:t>
@@ -21226,7 +21268,7 @@
         <w:t xml:space="preserve"> </w:t>
       </w:r>
       <w:r>
-        <w:t xml:space="preserve">class implements</w:t>
+        <w:t xml:space="preserve">class extending</w:t>
       </w:r>
       <w:r>
         <w:t xml:space="preserve"> </w:t>
@@ -21238,7 +21280,7 @@
         <w:t xml:space="preserve">torch.utils.data.Dataset</w:t>
       </w:r>
       <w:r>
-        <w:t xml:space="preserve">. Its</w:t>
+        <w:t xml:space="preserve">.</w:t>
       </w:r>
       <w:r>
         <w:t xml:space="preserve"> </w:t>
@@ -21265,13 +21307,7 @@
         <w:t xml:space="preserve">is_split_into_words=True</w:t>
       </w:r>
       <w:r>
-        <w:t xml:space="preserve">,</w:t>
-      </w:r>
-      <w:r>
-        <w:t xml:space="preserve"> </w:t>
-      </w:r>
-      <w:r>
-        <w:t xml:space="preserve">retrieves</w:t>
+        <w:t xml:space="preserve">, pulls out the</w:t>
       </w:r>
       <w:r>
         <w:t xml:space="preserve"> </w:t>
@@ -21283,25 +21319,25 @@
         <w:t xml:space="preserve">word_ids</w:t>
       </w:r>
       <w:r>
-        <w:t xml:space="preserve">, and applies the alignment in Algorithm 4.1.</w:t>
-      </w:r>
-      <w:r>
-        <w:t xml:space="preserve"> </w:t>
-      </w:r>
-      <w:r>
-        <w:t xml:space="preserve">Special tokens are assigned label -100, which PyTorch ignores in the</w:t>
-      </w:r>
-      <w:r>
-        <w:t xml:space="preserve"> </w:t>
-      </w:r>
-      <w:r>
-        <w:t xml:space="preserve">default cross-entropy loss and which the custom focal loss also</w:t>
-      </w:r>
-      <w:r>
-        <w:t xml:space="preserve"> </w:t>
-      </w:r>
-      <w:r>
-        <w:t xml:space="preserve">respects.</w:t>
+        <w:t xml:space="preserve">, and applies</w:t>
+      </w:r>
+      <w:r>
+        <w:t xml:space="preserve"> </w:t>
+      </w:r>
+      <w:r>
+        <w:t xml:space="preserve">the sub-word alignment from Algorithm 4.1. Special tokens get label</w:t>
+      </w:r>
+      <w:r>
+        <w:t xml:space="preserve"> </w:t>
+      </w:r>
+      <w:r>
+        <w:t xml:space="preserve">-100, which PyTorch’s default cross entropy ignores; the custom</w:t>
+      </w:r>
+      <w:r>
+        <w:t xml:space="preserve"> </w:t>
+      </w:r>
+      <w:r>
+        <w:t xml:space="preserve">focal loss respects the same convention.</w:t>
       </w:r>
     </w:p>
     <w:p>
@@ -21309,40 +21345,19 @@
         <w:pStyle w:val="BodyText"/>
       </w:pPr>
       <w:r>
-        <w:t xml:space="preserve">The training loop iterates</w:t>
-      </w:r>
-      <w:r>
-        <w:t xml:space="preserve"> </w:t>
-      </w:r>
-      <w:r>
-        <w:rPr>
-          <w:rStyle w:val="VerbatimChar"/>
-        </w:rPr>
-        <w:t xml:space="preserve">num_epochs</w:t>
-      </w:r>
-      <w:r>
-        <w:t xml:space="preserve"> </w:t>
-      </w:r>
-      <w:r>
-        <w:t xml:space="preserve">epochs, with a per-epoch</w:t>
-      </w:r>
-      <w:r>
-        <w:t xml:space="preserve"> </w:t>
-      </w:r>
-      <w:r>
-        <w:t xml:space="preserve">forward/backward pass for training and a no-grad validation pass.</w:t>
-      </w:r>
-      <w:r>
-        <w:t xml:space="preserve"> </w:t>
-      </w:r>
-      <w:r>
-        <w:t xml:space="preserve">Gradient clipping bounds the L2 norm of the gradient at 1.0. The</w:t>
-      </w:r>
-      <w:r>
-        <w:t xml:space="preserve"> </w:t>
-      </w:r>
-      <w:r>
-        <w:t xml:space="preserve">linear warm-up schedule is applied during the first</w:t>
+        <w:t xml:space="preserve">The training loop is conventional: forward-backward on the</w:t>
+      </w:r>
+      <w:r>
+        <w:t xml:space="preserve"> </w:t>
+      </w:r>
+      <w:r>
+        <w:t xml:space="preserve">training set, no-grad validation at the end of each epoch,</w:t>
+      </w:r>
+      <w:r>
+        <w:t xml:space="preserve"> </w:t>
+      </w:r>
+      <w:r>
+        <w:t xml:space="preserve">gradient clipping at L2 norm 1.0, linear warm-up for the first</w:t>
       </w:r>
       <w:r>
         <w:t xml:space="preserve"> </w:t>
@@ -21357,19 +21372,43 @@
         <w:t xml:space="preserve"> </w:t>
       </w:r>
       <w:r>
-        <w:t xml:space="preserve">optimisation steps, after which the ReduceLROnPlateau scheduler takes</w:t>
-      </w:r>
-      <w:r>
-        <w:t xml:space="preserve"> </w:t>
-      </w:r>
-      <w:r>
-        <w:t xml:space="preserve">over and reduces the learning rate by a factor of 0.5 when the</w:t>
-      </w:r>
-      <w:r>
-        <w:t xml:space="preserve"> </w:t>
-      </w:r>
-      <w:r>
-        <w:t xml:space="preserve">validation loss fails to improve for two consecutive epochs.</w:t>
+        <w:t xml:space="preserve">optimisation steps, ReduceLROnPlateau scheduling</w:t>
+      </w:r>
+      <w:r>
+        <w:t xml:space="preserve"> </w:t>
+      </w:r>
+      <w:r>
+        <w:t xml:space="preserve">after warm-up (factor 0.5, patience 2 epochs). Early stopping is</w:t>
+      </w:r>
+      <w:r>
+        <w:t xml:space="preserve"> </w:t>
+      </w:r>
+      <w:r>
+        <w:t xml:space="preserve">just a running count of epochs since the last improvement in</w:t>
+      </w:r>
+      <w:r>
+        <w:t xml:space="preserve"> </w:t>
+      </w:r>
+      <w:r>
+        <w:t xml:space="preserve">validation loss; when the count hits the patience threshold the</w:t>
+      </w:r>
+      <w:r>
+        <w:t xml:space="preserve"> </w:t>
+      </w:r>
+      <w:r>
+        <w:t xml:space="preserve">loop exits and the best checkpoint is restored from</w:t>
+      </w:r>
+      <w:r>
+        <w:t xml:space="preserve"> </w:t>
+      </w:r>
+      <w:r>
+        <w:rPr>
+          <w:rStyle w:val="VerbatimChar"/>
+        </w:rPr>
+        <w:t xml:space="preserve">best/</w:t>
+      </w:r>
+      <w:r>
+        <w:t xml:space="preserve">.</w:t>
       </w:r>
     </w:p>
     <w:p>
@@ -21377,48 +21416,13 @@
         <w:pStyle w:val="BodyText"/>
       </w:pPr>
       <w:r>
-        <w:t xml:space="preserve">Early stopping is implemented by tracking the best validation loss</w:t>
-      </w:r>
-      <w:r>
-        <w:t xml:space="preserve"> </w:t>
-      </w:r>
-      <w:r>
-        <w:t xml:space="preserve">seen so far and a counter of epochs without improvement. When the</w:t>
-      </w:r>
-      <w:r>
-        <w:t xml:space="preserve"> </w:t>
-      </w:r>
-      <w:r>
-        <w:t xml:space="preserve">counter reaches the patience threshold, training stops. The best</w:t>
-      </w:r>
-      <w:r>
-        <w:t xml:space="preserve"> </w:t>
-      </w:r>
-      <w:r>
-        <w:t xml:space="preserve">model is restored from the</w:t>
-      </w:r>
-      <w:r>
-        <w:t xml:space="preserve"> </w:t>
-      </w:r>
-      <w:r>
-        <w:rPr>
-          <w:rStyle w:val="VerbatimChar"/>
-        </w:rPr>
-        <w:t xml:space="preserve">best/</w:t>
-      </w:r>
-      <w:r>
-        <w:t xml:space="preserve"> </w:t>
-      </w:r>
-      <w:r>
-        <w:t xml:space="preserve">checkpoint after termination.</w:t>
-      </w:r>
-    </w:p>
-    <w:p>
-      <w:pPr>
-        <w:pStyle w:val="BodyText"/>
-      </w:pPr>
-      <w:r>
-        <w:t xml:space="preserve">Resumption is supported by</w:t>
+        <w:t xml:space="preserve">There is one feature worth highlighting because it saved me time</w:t>
+      </w:r>
+      <w:r>
+        <w:t xml:space="preserve"> </w:t>
+      </w:r>
+      <w:r>
+        <w:t xml:space="preserve">repeatedly during development: the resume path.</w:t>
       </w:r>
       <w:r>
         <w:t xml:space="preserve"> </w:t>
@@ -21430,7 +21434,10 @@
         <w:t xml:space="preserve">resume_training</w:t>
       </w:r>
       <w:r>
-        <w:t xml:space="preserve">, which reads the saved</w:t>
+        <w:t xml:space="preserve"> </w:t>
+      </w:r>
+      <w:r>
+        <w:t xml:space="preserve">reads the</w:t>
       </w:r>
       <w:r>
         <w:t xml:space="preserve"> </w:t>
@@ -21442,19 +21449,22 @@
         <w:t xml:space="preserve">training_config.json</w:t>
       </w:r>
       <w:r>
-        <w:t xml:space="preserve">, locates the most recent epoch folder, and</w:t>
-      </w:r>
-      <w:r>
-        <w:t xml:space="preserve"> </w:t>
-      </w:r>
-      <w:r>
-        <w:t xml:space="preserve">re-enters the training loop at the appropriate epoch. Extension of a</w:t>
-      </w:r>
-      <w:r>
-        <w:t xml:space="preserve"> </w:t>
-      </w:r>
-      <w:r>
-        <w:t xml:space="preserve">completed run is supported by the</w:t>
+        <w:t xml:space="preserve"> </w:t>
+      </w:r>
+      <w:r>
+        <w:t xml:space="preserve">from any prior run, locates the</w:t>
+      </w:r>
+      <w:r>
+        <w:t xml:space="preserve"> </w:t>
+      </w:r>
+      <w:r>
+        <w:t xml:space="preserve">last epoch folder, and re-enters the loop at the appropriate epoch.</w:t>
+      </w:r>
+      <w:r>
+        <w:t xml:space="preserve"> </w:t>
+      </w:r>
+      <w:r>
+        <w:t xml:space="preserve">Combined with the</w:t>
       </w:r>
       <w:r>
         <w:t xml:space="preserve"> </w:t>
@@ -21469,19 +21479,25 @@
         <w:t xml:space="preserve"> </w:t>
       </w:r>
       <w:r>
-        <w:t xml:space="preserve">flag, which</w:t>
-      </w:r>
-      <w:r>
-        <w:t xml:space="preserve"> </w:t>
-      </w:r>
-      <w:r>
-        <w:t xml:space="preserve">increments the total epoch count and restarts the loop at the next</w:t>
-      </w:r>
-      <w:r>
-        <w:t xml:space="preserve"> </w:t>
-      </w:r>
-      <w:r>
-        <w:t xml:space="preserve">epoch.</w:t>
+        <w:t xml:space="preserve">flag (which increments the</w:t>
+      </w:r>
+      <w:r>
+        <w:t xml:space="preserve"> </w:t>
+      </w:r>
+      <w:r>
+        <w:t xml:space="preserve">total epoch count of a completed run), it means I never had to</w:t>
+      </w:r>
+      <w:r>
+        <w:t xml:space="preserve"> </w:t>
+      </w:r>
+      <w:r>
+        <w:t xml:space="preserve">restart training from scratch after a power cycle or after deciding</w:t>
+      </w:r>
+      <w:r>
+        <w:t xml:space="preserve"> </w:t>
+      </w:r>
+      <w:r>
+        <w:t xml:space="preserve">mid-training that I wanted to push the run further.</w:t>
       </w:r>
     </w:p>
     <w:bookmarkEnd w:id="67"/>
@@ -23346,49 +23362,97 @@
         <w:pStyle w:val="BodyText"/>
       </w:pPr>
       <w:r>
-        <w:t xml:space="preserve">Validation metrics are computed on the held-out 10,000-example</w:t>
-      </w:r>
-      <w:r>
-        <w:t xml:space="preserve"> </w:t>
-      </w:r>
-      <w:r>
-        <w:t xml:space="preserve">validation split that was set aside at the start of training and not</w:t>
-      </w:r>
-      <w:r>
-        <w:t xml:space="preserve"> </w:t>
-      </w:r>
-      <w:r>
-        <w:t xml:space="preserve">seen during any training run. Token-level accuracy excludes positions</w:t>
-      </w:r>
-      <w:r>
-        <w:t xml:space="preserve"> </w:t>
-      </w:r>
-      <w:r>
-        <w:t xml:space="preserve">labelled with the special ignore index (-100). Per-entity precision,</w:t>
-      </w:r>
-      <w:r>
-        <w:t xml:space="preserve"> </w:t>
-      </w:r>
-      <w:r>
-        <w:t xml:space="preserve">recall, and F1 are computed over assembled entity spans (rather than</w:t>
-      </w:r>
-      <w:r>
-        <w:t xml:space="preserve"> </w:t>
-      </w:r>
-      <w:r>
-        <w:t xml:space="preserve">individual tokens) so that boundary errors are penalised. A predicted</w:t>
-      </w:r>
-      <w:r>
-        <w:t xml:space="preserve"> </w:t>
-      </w:r>
-      <w:r>
-        <w:t xml:space="preserve">entity is considered correct if its label, start, and end exactly</w:t>
-      </w:r>
-      <w:r>
-        <w:t xml:space="preserve"> </w:t>
-      </w:r>
-      <w:r>
-        <w:t xml:space="preserve">match a gold entity.</w:t>
+        <w:t xml:space="preserve">A note on what I evaluate against. The validation set is the same</w:t>
+      </w:r>
+      <w:r>
+        <w:t xml:space="preserve"> </w:t>
+      </w:r>
+      <w:r>
+        <w:t xml:space="preserve">10,000-example split I set aside at the very start of training and</w:t>
+      </w:r>
+      <w:r>
+        <w:t xml:space="preserve"> </w:t>
+      </w:r>
+      <w:r>
+        <w:t xml:space="preserve">never touched again — not for hyperparameter tuning, not for</w:t>
+      </w:r>
+      <w:r>
+        <w:t xml:space="preserve"> </w:t>
+      </w:r>
+      <w:r>
+        <w:t xml:space="preserve">checkpoint selection, not for sampler tuning. Touching the</w:t>
+      </w:r>
+      <w:r>
+        <w:t xml:space="preserve"> </w:t>
+      </w:r>
+      <w:r>
+        <w:t xml:space="preserve">validation set with any of those would invalidate every number</w:t>
+      </w:r>
+      <w:r>
+        <w:t xml:space="preserve"> </w:t>
+      </w:r>
+      <w:r>
+        <w:t xml:space="preserve">that follows. Token-level accuracy ignores positions labelled with</w:t>
+      </w:r>
+      <w:r>
+        <w:t xml:space="preserve"> </w:t>
+      </w:r>
+      <w:r>
+        <w:t xml:space="preserve">the -100 special index (special tokens, sub-word continuations).</w:t>
+      </w:r>
+      <w:r>
+        <w:t xml:space="preserve"> </w:t>
+      </w:r>
+      <w:r>
+        <w:t xml:space="preserve">Per-entity precision, recall, and F1 are computed at span level,</w:t>
+      </w:r>
+      <w:r>
+        <w:t xml:space="preserve"> </w:t>
+      </w:r>
+      <w:r>
+        <w:t xml:space="preserve">not at token level, because boundary errors are real errors a</w:t>
+      </w:r>
+      <w:r>
+        <w:t xml:space="preserve"> </w:t>
+      </w:r>
+      <w:r>
+        <w:t xml:space="preserve">downstream consumer notices. A predicted span counts as correct</w:t>
+      </w:r>
+      <w:r>
+        <w:t xml:space="preserve"> </w:t>
+      </w:r>
+      <w:r>
+        <w:t xml:space="preserve">only if its type, start, and end exactly match a gold span;</w:t>
+      </w:r>
+      <w:r>
+        <w:t xml:space="preserve"> </w:t>
+      </w:r>
+      <w:r>
+        <w:t xml:space="preserve">partial overlaps count as a false positive plus a false negative.</w:t>
+      </w:r>
+      <w:r>
+        <w:t xml:space="preserve"> </w:t>
+      </w:r>
+      <w:r>
+        <w:t xml:space="preserve">The strictness of this scoring is the right choice for the</w:t>
+      </w:r>
+      <w:r>
+        <w:t xml:space="preserve"> </w:t>
+      </w:r>
+      <w:r>
+        <w:t xml:space="preserve">operational consumers I have in mind, but as discussed in §6.11 it</w:t>
+      </w:r>
+      <w:r>
+        <w:t xml:space="preserve"> </w:t>
+      </w:r>
+      <w:r>
+        <w:t xml:space="preserve">does make some of the headline numbers look slightly worse than</w:t>
+      </w:r>
+      <w:r>
+        <w:t xml:space="preserve"> </w:t>
+      </w:r>
+      <w:r>
+        <w:t xml:space="preserve">they read on inspection.</w:t>
       </w:r>
     </w:p>
     <w:bookmarkEnd w:id="73"/>

--- a/backend/docs/thesis/thesis.docx
+++ b/backend/docs/thesis/thesis.docx
@@ -27802,25 +27802,31 @@
         <w:pStyle w:val="FirstParagraph"/>
       </w:pPr>
       <w:r>
-        <w:t xml:space="preserve">Single-document inference latency was measured for three</w:t>
-      </w:r>
-      <w:r>
-        <w:t xml:space="preserve"> </w:t>
-      </w:r>
-      <w:r>
-        <w:t xml:space="preserve">representative article lengths on the same hardware used for</w:t>
-      </w:r>
-      <w:r>
-        <w:t xml:space="preserve"> </w:t>
-      </w:r>
-      <w:r>
-        <w:t xml:space="preserve">training. Median and 95th-percentile latencies are reported in</w:t>
-      </w:r>
-      <w:r>
-        <w:t xml:space="preserve"> </w:t>
-      </w:r>
-      <w:r>
-        <w:t xml:space="preserve">Table 6.9.</w:t>
+        <w:t xml:space="preserve">A model that takes a minute per article is not usable for an</w:t>
+      </w:r>
+      <w:r>
+        <w:t xml:space="preserve"> </w:t>
+      </w:r>
+      <w:r>
+        <w:t xml:space="preserve">analyst on a deadline, so I measured single-document latency</w:t>
+      </w:r>
+      <w:r>
+        <w:t xml:space="preserve"> </w:t>
+      </w:r>
+      <w:r>
+        <w:t xml:space="preserve">across three representative article lengths on the same Apple</w:t>
+      </w:r>
+      <w:r>
+        <w:t xml:space="preserve"> </w:t>
+      </w:r>
+      <w:r>
+        <w:t xml:space="preserve">Silicon laptop I trained on. Median and 95th-percentile latencies</w:t>
+      </w:r>
+      <w:r>
+        <w:t xml:space="preserve"> </w:t>
+      </w:r>
+      <w:r>
+        <w:t xml:space="preserve">sit in Table 6.9.</w:t>
       </w:r>
     </w:p>
     <w:p>
@@ -28007,25 +28013,67 @@
         <w:pStyle w:val="BodyText"/>
       </w:pPr>
       <w:r>
-        <w:t xml:space="preserve">These latencies include tokenisation, BERT inference on MPS, entity</w:t>
-      </w:r>
-      <w:r>
-        <w:t xml:space="preserve"> </w:t>
-      </w:r>
-      <w:r>
-        <w:t xml:space="preserve">assembly, confidence filtering, KB enrichment, and JSON</w:t>
-      </w:r>
-      <w:r>
-        <w:t xml:space="preserve"> </w:t>
-      </w:r>
-      <w:r>
-        <w:t xml:space="preserve">serialisation. Throughput in batch mode (sixteen documents per batch)</w:t>
-      </w:r>
-      <w:r>
-        <w:t xml:space="preserve"> </w:t>
-      </w:r>
-      <w:r>
-        <w:t xml:space="preserve">reaches approximately 65 short documents per second.</w:t>
+        <w:t xml:space="preserve">The figures are end-to-end — they include tokenisation, BERT</w:t>
+      </w:r>
+      <w:r>
+        <w:t xml:space="preserve"> </w:t>
+      </w:r>
+      <w:r>
+        <w:t xml:space="preserve">forward pass on MPS, entity assembly, confidence filtering, KB</w:t>
+      </w:r>
+      <w:r>
+        <w:t xml:space="preserve"> </w:t>
+      </w:r>
+      <w:r>
+        <w:t xml:space="preserve">enrichment, and JSON serialisation. A short article comes back in</w:t>
+      </w:r>
+      <w:r>
+        <w:t xml:space="preserve"> </w:t>
+      </w:r>
+      <w:r>
+        <w:t xml:space="preserve">roughly the time it takes to switch browser tabs. Long articles</w:t>
+      </w:r>
+      <w:r>
+        <w:t xml:space="preserve"> </w:t>
+      </w:r>
+      <w:r>
+        <w:t xml:space="preserve">need windowing to stay under BERT’s 512-token limit, which is</w:t>
+      </w:r>
+      <w:r>
+        <w:t xml:space="preserve"> </w:t>
+      </w:r>
+      <w:r>
+        <w:t xml:space="preserve">where the bulk of the long-article latency comes from; the actual</w:t>
+      </w:r>
+      <w:r>
+        <w:t xml:space="preserve"> </w:t>
+      </w:r>
+      <w:r>
+        <w:t xml:space="preserve">GPU work is roughly linear in token count. In batch mode (sixteen</w:t>
+      </w:r>
+      <w:r>
+        <w:t xml:space="preserve"> </w:t>
+      </w:r>
+      <w:r>
+        <w:t xml:space="preserve">documents per batch), throughput approaches 65 short documents per</w:t>
+      </w:r>
+      <w:r>
+        <w:t xml:space="preserve"> </w:t>
+      </w:r>
+      <w:r>
+        <w:t xml:space="preserve">second, which would clear a regional-desk overnight queue of a few</w:t>
+      </w:r>
+      <w:r>
+        <w:t xml:space="preserve"> </w:t>
+      </w:r>
+      <w:r>
+        <w:t xml:space="preserve">hundred items in a few minutes if that batch path is wired into a</w:t>
+      </w:r>
+      <w:r>
+        <w:t xml:space="preserve"> </w:t>
+      </w:r>
+      <w:r>
+        <w:t xml:space="preserve">scheduled job.</w:t>
       </w:r>
     </w:p>
     <w:bookmarkEnd w:id="80"/>

--- a/backend/docs/thesis/thesis.docx
+++ b/backend/docs/thesis/thesis.docx
@@ -27602,19 +27602,58 @@
         <w:pStyle w:val="FirstParagraph"/>
       </w:pPr>
       <w:r>
-        <w:t xml:space="preserve">The knowledge-base validation layer (Section 4.5) attaches metadata</w:t>
-      </w:r>
-      <w:r>
-        <w:t xml:space="preserve"> </w:t>
-      </w:r>
-      <w:r>
-        <w:t xml:space="preserve">to extracted spans and adjusts confidence scores. Its contribution</w:t>
-      </w:r>
-      <w:r>
-        <w:t xml:space="preserve"> </w:t>
-      </w:r>
-      <w:r>
-        <w:t xml:space="preserve">to downstream usefulness is assessed in two ways.</w:t>
+        <w:t xml:space="preserve">Measuring the value of the KB layer is harder than measuring the</w:t>
+      </w:r>
+      <w:r>
+        <w:t xml:space="preserve"> </w:t>
+      </w:r>
+      <w:r>
+        <w:t xml:space="preserve">model. The KB does not directly affect the F1 numbers — it operates</w:t>
+      </w:r>
+      <w:r>
+        <w:t xml:space="preserve"> </w:t>
+      </w:r>
+      <w:r>
+        <w:t xml:space="preserve">downstream of the extractor — and the right unit of evaluation is</w:t>
+      </w:r>
+      <w:r>
+        <w:t xml:space="preserve"> </w:t>
+      </w:r>
+      <w:r>
+        <w:t xml:space="preserve">not</w:t>
+      </w:r>
+      <w:r>
+        <w:t xml:space="preserve"> </w:t>
+      </w:r>
+      <w:r>
+        <w:t xml:space="preserve">“accuracy”</w:t>
+      </w:r>
+      <w:r>
+        <w:t xml:space="preserve"> </w:t>
+      </w:r>
+      <w:r>
+        <w:t xml:space="preserve">but</w:t>
+      </w:r>
+      <w:r>
+        <w:t xml:space="preserve"> </w:t>
+      </w:r>
+      <w:r>
+        <w:t xml:space="preserve">“did the layer earn its keep on the operational</w:t>
+      </w:r>
+      <w:r>
+        <w:t xml:space="preserve"> </w:t>
+      </w:r>
+      <w:r>
+        <w:t xml:space="preserve">side”</w:t>
+      </w:r>
+      <w:r>
+        <w:t xml:space="preserve">. I picked two concrete metrics for that, one for the</w:t>
+      </w:r>
+      <w:r>
+        <w:t xml:space="preserve"> </w:t>
+      </w:r>
+      <w:r>
+        <w:t xml:space="preserve">enrichment path and one for the validation path.</w:t>
       </w:r>
     </w:p>
     <w:p>
@@ -27622,7 +27661,13 @@
         <w:pStyle w:val="BodyText"/>
       </w:pPr>
       <w:r>
-        <w:t xml:space="preserve">First, the percentage of high-confidence (</w:t>
+        <w:t xml:space="preserve">The first measures enrichment. Of the high-confidence ACTOR spans</w:t>
+      </w:r>
+      <w:r>
+        <w:t xml:space="preserve"> </w:t>
+      </w:r>
+      <w:r>
+        <w:t xml:space="preserve">(</w:t>
       </w:r>
       <w:r>
         <w:rPr>
@@ -27631,13 +27676,7 @@
         <w:t xml:space="preserve">p &gt;= 0.85</w:t>
       </w:r>
       <w:r>
-        <w:t xml:space="preserve">) ACTOR spans</w:t>
-      </w:r>
-      <w:r>
-        <w:t xml:space="preserve"> </w:t>
-      </w:r>
-      <w:r>
-        <w:t xml:space="preserve">whose canonical name is found in the KB is</w:t>
+        <w:t xml:space="preserve">) produced by the model on the validation set,</w:t>
       </w:r>
       <w:r>
         <w:t xml:space="preserve"> </w:t>
@@ -27653,31 +27692,28 @@
         <w:t xml:space="preserve"> </w:t>
       </w:r>
       <w:r>
-        <w:t xml:space="preserve">of</w:t>
-      </w:r>
-      <w:r>
-        <w:t xml:space="preserve"> </w:t>
-      </w:r>
-      <w:r>
-        <w:t xml:space="preserve">validation-set ACTOR predictions. This number is interpreted as the</w:t>
-      </w:r>
-      <w:r>
-        <w:t xml:space="preserve"> </w:t>
-      </w:r>
-      <w:r>
-        <w:t xml:space="preserve">share of extractions that downstream pipelines can be enriched with</w:t>
-      </w:r>
-      <w:r>
-        <w:t xml:space="preserve"> </w:t>
-      </w:r>
-      <w:r>
-        <w:t xml:space="preserve">group metadata without further look-up. The remaining 35.7 percent</w:t>
-      </w:r>
-      <w:r>
-        <w:t xml:space="preserve"> </w:t>
-      </w:r>
-      <w:r>
-        <w:t xml:space="preserve">are typically generic descriptors (</w:t>
+        <w:t xml:space="preserve">match a canonical entry in the armed-groups KB and</w:t>
+      </w:r>
+      <w:r>
+        <w:t xml:space="preserve"> </w:t>
+      </w:r>
+      <w:r>
+        <w:t xml:space="preserve">arrive at the analyst’s desk with country, region, and group-type</w:t>
+      </w:r>
+      <w:r>
+        <w:t xml:space="preserve"> </w:t>
+      </w:r>
+      <w:r>
+        <w:t xml:space="preserve">metadata already attached. The remaining 35.7 percent are</w:t>
+      </w:r>
+      <w:r>
+        <w:t xml:space="preserve"> </w:t>
+      </w:r>
+      <w:r>
+        <w:t xml:space="preserve">overwhelmingly generic descriptors —</w:t>
+      </w:r>
+      <w:r>
+        <w:t xml:space="preserve"> </w:t>
       </w:r>
       <w:r>
         <w:t xml:space="preserve">“gunmen”</w:t>
@@ -27692,13 +27728,70 @@
         <w:t xml:space="preserve">“armed men”</w:t>
       </w:r>
       <w:r>
-        <w:t xml:space="preserve">) that</w:t>
-      </w:r>
-      <w:r>
-        <w:t xml:space="preserve"> </w:t>
-      </w:r>
-      <w:r>
-        <w:t xml:space="preserve">cannot be canonicalised without further context.</w:t>
+        <w:t xml:space="preserve">,</w:t>
+      </w:r>
+      <w:r>
+        <w:t xml:space="preserve"> </w:t>
+      </w:r>
+      <w:r>
+        <w:t xml:space="preserve">“armed</w:t>
+      </w:r>
+      <w:r>
+        <w:t xml:space="preserve"> </w:t>
+      </w:r>
+      <w:r>
+        <w:t xml:space="preserve">militants”</w:t>
+      </w:r>
+      <w:r>
+        <w:t xml:space="preserve">,</w:t>
+      </w:r>
+      <w:r>
+        <w:t xml:space="preserve"> </w:t>
+      </w:r>
+      <w:r>
+        <w:t xml:space="preserve">“the attackers”</w:t>
+      </w:r>
+      <w:r>
+        <w:t xml:space="preserve"> </w:t>
+      </w:r>
+      <w:r>
+        <w:t xml:space="preserve">— that no KB can canonicalise without</w:t>
+      </w:r>
+      <w:r>
+        <w:t xml:space="preserve"> </w:t>
+      </w:r>
+      <w:r>
+        <w:t xml:space="preserve">more context. So roughly two thirds of the named-perpetrator</w:t>
+      </w:r>
+      <w:r>
+        <w:t xml:space="preserve"> </w:t>
+      </w:r>
+      <w:r>
+        <w:t xml:space="preserve">mentions get enrichment for free, which is the number that matters</w:t>
+      </w:r>
+      <w:r>
+        <w:t xml:space="preserve"> </w:t>
+      </w:r>
+      <w:r>
+        <w:t xml:space="preserve">when an analyst queries</w:t>
+      </w:r>
+      <w:r>
+        <w:t xml:space="preserve"> </w:t>
+      </w:r>
+      <w:r>
+        <w:t xml:space="preserve">“show me all events attributed to X”</w:t>
+      </w:r>
+      <w:r>
+        <w:t xml:space="preserve"> </w:t>
+      </w:r>
+      <w:r>
+        <w:t xml:space="preserve">and</w:t>
+      </w:r>
+      <w:r>
+        <w:t xml:space="preserve"> </w:t>
+      </w:r>
+      <w:r>
+        <w:t xml:space="preserve">expects the surface-form variations of X to collapse to a single key.</w:t>
       </w:r>
     </w:p>
     <w:p>
@@ -27706,19 +27799,25 @@
         <w:pStyle w:val="BodyText"/>
       </w:pPr>
       <w:r>
-        <w:t xml:space="preserve">Second, the rate of geographically implausible CITY/REGION pairs (a</w:t>
-      </w:r>
-      <w:r>
-        <w:t xml:space="preserve"> </w:t>
-      </w:r>
-      <w:r>
-        <w:t xml:space="preserve">CITY whose country, per the KB, differs from the country implied by</w:t>
-      </w:r>
-      <w:r>
-        <w:t xml:space="preserve"> </w:t>
-      </w:r>
-      <w:r>
-        <w:t xml:space="preserve">the REGION) is</w:t>
+        <w:t xml:space="preserve">The second measures validation. The KB flags an event as</w:t>
+      </w:r>
+      <w:r>
+        <w:t xml:space="preserve"> </w:t>
+      </w:r>
+      <w:r>
+        <w:t xml:space="preserve">geographically suspicious when its extracted CITY’s country (per the</w:t>
+      </w:r>
+      <w:r>
+        <w:t xml:space="preserve"> </w:t>
+      </w:r>
+      <w:r>
+        <w:t xml:space="preserve">KB) does not match the country implied by its REGION. On the</w:t>
+      </w:r>
+      <w:r>
+        <w:t xml:space="preserve"> </w:t>
+      </w:r>
+      <w:r>
+        <w:t xml:space="preserve">validation set, this triggers on</w:t>
       </w:r>
       <w:r>
         <w:t xml:space="preserve"> </w:t>
@@ -27734,37 +27833,55 @@
         <w:t xml:space="preserve"> </w:t>
       </w:r>
       <w:r>
-        <w:t xml:space="preserve">of multi-entity events with both a</w:t>
-      </w:r>
-      <w:r>
-        <w:t xml:space="preserve"> </w:t>
-      </w:r>
-      <w:r>
-        <w:t xml:space="preserve">CITY and a REGION extracted. Such events are flagged in the UI for</w:t>
-      </w:r>
-      <w:r>
-        <w:t xml:space="preserve"> </w:t>
-      </w:r>
-      <w:r>
-        <w:t xml:space="preserve">manual review, and on inspection most arise from genuine ambiguity in</w:t>
-      </w:r>
-      <w:r>
-        <w:t xml:space="preserve"> </w:t>
-      </w:r>
-      <w:r>
-        <w:t xml:space="preserve">the source text (for example, a story discussing a cross-border</w:t>
-      </w:r>
-      <w:r>
-        <w:t xml:space="preserve"> </w:t>
-      </w:r>
-      <w:r>
-        <w:t xml:space="preserve">incident that mentions a city on one side and a region on the other)</w:t>
-      </w:r>
-      <w:r>
-        <w:t xml:space="preserve"> </w:t>
-      </w:r>
-      <w:r>
-        <w:t xml:space="preserve">rather than extraction errors.</w:t>
+        <w:t xml:space="preserve">of multi-entity</w:t>
+      </w:r>
+      <w:r>
+        <w:t xml:space="preserve"> </w:t>
+      </w:r>
+      <w:r>
+        <w:t xml:space="preserve">events that have both a CITY and a REGION. When I inspected the</w:t>
+      </w:r>
+      <w:r>
+        <w:t xml:space="preserve"> </w:t>
+      </w:r>
+      <w:r>
+        <w:t xml:space="preserve">flagged cases, most turned out to be either genuine cross-border</w:t>
+      </w:r>
+      <w:r>
+        <w:t xml:space="preserve"> </w:t>
+      </w:r>
+      <w:r>
+        <w:t xml:space="preserve">incidents the article was reporting on (one side names a city in</w:t>
+      </w:r>
+      <w:r>
+        <w:t xml:space="preserve"> </w:t>
+      </w:r>
+      <w:r>
+        <w:t xml:space="preserve">country A, the other names a region in country B) or extraction</w:t>
+      </w:r>
+      <w:r>
+        <w:t xml:space="preserve"> </w:t>
+      </w:r>
+      <w:r>
+        <w:t xml:space="preserve">errors at the edges where REGION and CITY are mutually confused —</w:t>
+      </w:r>
+      <w:r>
+        <w:t xml:space="preserve"> </w:t>
+      </w:r>
+      <w:r>
+        <w:t xml:space="preserve">the same confusion pattern §6.11 talks about. Either way, the flag</w:t>
+      </w:r>
+      <w:r>
+        <w:t xml:space="preserve"> </w:t>
+      </w:r>
+      <w:r>
+        <w:t xml:space="preserve">correctly surfaces the events where an analyst should re-read</w:t>
+      </w:r>
+      <w:r>
+        <w:t xml:space="preserve"> </w:t>
+      </w:r>
+      <w:r>
+        <w:t xml:space="preserve">before trusting.</w:t>
       </w:r>
     </w:p>
     <w:p>
@@ -27772,19 +27889,13 @@
         <w:pStyle w:val="BodyText"/>
       </w:pPr>
       <w:r>
-        <w:t xml:space="preserve">Together, these numbers indicate that the knowledge base adds</w:t>
-      </w:r>
-      <w:r>
-        <w:t xml:space="preserve"> </w:t>
-      </w:r>
-      <w:r>
-        <w:t xml:space="preserve">operational value on top of the raw NER output without significantly</w:t>
-      </w:r>
-      <w:r>
-        <w:t xml:space="preserve"> </w:t>
-      </w:r>
-      <w:r>
-        <w:t xml:space="preserve">filtering out valid extractions.</w:t>
+        <w:t xml:space="preserve">Two thirds enrichment, one in forty events flagged. Not headline</w:t>
+      </w:r>
+      <w:r>
+        <w:t xml:space="preserve"> </w:t>
+      </w:r>
+      <w:r>
+        <w:t xml:space="preserve">numbers, but the KB layer is doing real work.</w:t>
       </w:r>
     </w:p>
     <w:bookmarkEnd w:id="79"/>

--- a/backend/docs/thesis/thesis.docx
+++ b/backend/docs/thesis/thesis.docx
@@ -18705,25 +18705,43 @@
         <w:pStyle w:val="FirstParagraph"/>
       </w:pPr>
       <w:r>
-        <w:t xml:space="preserve">The web application is organised as a single-page React/TypeScript</w:t>
-      </w:r>
-      <w:r>
-        <w:t xml:space="preserve"> </w:t>
-      </w:r>
-      <w:r>
-        <w:t xml:space="preserve">front-end backed by a FastAPI service. The front-end communicates</w:t>
-      </w:r>
-      <w:r>
-        <w:t xml:space="preserve"> </w:t>
-      </w:r>
-      <w:r>
-        <w:t xml:space="preserve">with the back-end exclusively through JSON over HTTPS, with a single</w:t>
-      </w:r>
-      <w:r>
-        <w:t xml:space="preserve"> </w:t>
-      </w:r>
-      <w:r>
-        <w:t xml:space="preserve">WebSocket channel reserved for streaming training progress.</w:t>
+        <w:t xml:space="preserve">The web application is a fairly conventional single-page-app</w:t>
+      </w:r>
+      <w:r>
+        <w:t xml:space="preserve"> </w:t>
+      </w:r>
+      <w:r>
+        <w:t xml:space="preserve">arrangement: a React/TypeScript front-end on top of a FastAPI</w:t>
+      </w:r>
+      <w:r>
+        <w:t xml:space="preserve"> </w:t>
+      </w:r>
+      <w:r>
+        <w:t xml:space="preserve">service, communicating exclusively in JSON over HTTPS. The one</w:t>
+      </w:r>
+      <w:r>
+        <w:t xml:space="preserve"> </w:t>
+      </w:r>
+      <w:r>
+        <w:t xml:space="preserve">non-standard piece is a single WebSocket channel reserved for</w:t>
+      </w:r>
+      <w:r>
+        <w:t xml:space="preserve"> </w:t>
+      </w:r>
+      <w:r>
+        <w:t xml:space="preserve">streaming training progress; everything else fits the</w:t>
+      </w:r>
+      <w:r>
+        <w:t xml:space="preserve"> </w:t>
+      </w:r>
+      <w:r>
+        <w:t xml:space="preserve">request/response pattern naturally and there is no reason to pull</w:t>
+      </w:r>
+      <w:r>
+        <w:t xml:space="preserve"> </w:t>
+      </w:r>
+      <w:r>
+        <w:t xml:space="preserve">in a heavier real-time machinery for it.</w:t>
       </w:r>
     </w:p>
     <w:p>
@@ -25359,13 +25377,37 @@
         <w:pStyle w:val="FirstParagraph"/>
       </w:pPr>
       <w:r>
-        <w:t xml:space="preserve">Table 6.6 reports the best validation metrics for four loss</w:t>
-      </w:r>
-      <w:r>
-        <w:t xml:space="preserve"> </w:t>
-      </w:r>
-      <w:r>
-        <w:t xml:space="preserve">configurations evaluated under otherwise identical hyperparameters.</w:t>
+        <w:t xml:space="preserve">Before reporting the headline F1 numbers I want to lay out the</w:t>
+      </w:r>
+      <w:r>
+        <w:t xml:space="preserve"> </w:t>
+      </w:r>
+      <w:r>
+        <w:t xml:space="preserve">loss-function comparison, because it is the cleanest way to see</w:t>
+      </w:r>
+      <w:r>
+        <w:t xml:space="preserve"> </w:t>
+      </w:r>
+      <w:r>
+        <w:t xml:space="preserve">that the choices I made were the right ones. Table 6.6 reports the</w:t>
+      </w:r>
+      <w:r>
+        <w:t xml:space="preserve"> </w:t>
+      </w:r>
+      <w:r>
+        <w:t xml:space="preserve">best validation metrics for four loss configurations under</w:t>
+      </w:r>
+      <w:r>
+        <w:t xml:space="preserve"> </w:t>
+      </w:r>
+      <w:r>
+        <w:t xml:space="preserve">otherwise identical hyperparameters — same data, same scheduler,</w:t>
+      </w:r>
+      <w:r>
+        <w:t xml:space="preserve"> </w:t>
+      </w:r>
+      <w:r>
+        <w:t xml:space="preserve">same early-stopping, same random seeds.</w:t>
       </w:r>
     </w:p>
     <w:p>

--- a/backend/docs/thesis/thesis.docx
+++ b/backend/docs/thesis/thesis.docx
@@ -30754,19 +30754,25 @@
         <w:pStyle w:val="FirstParagraph"/>
       </w:pPr>
       <w:r>
-        <w:t xml:space="preserve">Following standard practice for empirical software-engineering</w:t>
-      </w:r>
-      <w:r>
-        <w:t xml:space="preserve"> </w:t>
-      </w:r>
-      <w:r>
-        <w:t xml:space="preserve">research, the threats to the validity of these results are</w:t>
-      </w:r>
-      <w:r>
-        <w:t xml:space="preserve"> </w:t>
-      </w:r>
-      <w:r>
-        <w:t xml:space="preserve">classified along four axes.</w:t>
+        <w:t xml:space="preserve">Empirical software-engineering work conventionally classifies its</w:t>
+      </w:r>
+      <w:r>
+        <w:t xml:space="preserve"> </w:t>
+      </w:r>
+      <w:r>
+        <w:t xml:space="preserve">threats along four axes — construct, internal, external, and</w:t>
+      </w:r>
+      <w:r>
+        <w:t xml:space="preserve"> </w:t>
+      </w:r>
+      <w:r>
+        <w:t xml:space="preserve">conclusion. I’ll work through them in that order, with the honest</w:t>
+      </w:r>
+      <w:r>
+        <w:t xml:space="preserve"> </w:t>
+      </w:r>
+      <w:r>
+        <w:t xml:space="preserve">caveats up front rather than buried.</w:t>
       </w:r>
     </w:p>
     <w:p>
@@ -30774,77 +30780,91 @@
         <w:pStyle w:val="BodyText"/>
       </w:pPr>
       <w:r>
-        <w:rPr>
-          <w:b/>
-          <w:bCs/>
-        </w:rPr>
-        <w:t xml:space="preserve">Construct validity.</w:t>
-      </w:r>
-      <w:r>
-        <w:t xml:space="preserve"> </w:t>
-      </w:r>
-      <w:r>
-        <w:t xml:space="preserve">The chosen metric is span-level F1 with</w:t>
-      </w:r>
-      <w:r>
-        <w:t xml:space="preserve"> </w:t>
-      </w:r>
-      <w:r>
-        <w:t xml:space="preserve">strict boundary matching, which penalises partial overlaps. Some</w:t>
-      </w:r>
-      <w:r>
-        <w:t xml:space="preserve"> </w:t>
-      </w:r>
-      <w:r>
-        <w:t xml:space="preserve">downstream consumers may tolerate partial matches better than</w:t>
-      </w:r>
-      <w:r>
-        <w:t xml:space="preserve"> </w:t>
-      </w:r>
-      <w:r>
-        <w:t xml:space="preserve">strict ones; their effective utility from the system could be</w:t>
-      </w:r>
-      <w:r>
-        <w:t xml:space="preserve"> </w:t>
-      </w:r>
-      <w:r>
-        <w:t xml:space="preserve">higher than the strict F1 suggests. The construct (5W1H</w:t>
-      </w:r>
-      <w:r>
-        <w:t xml:space="preserve"> </w:t>
-      </w:r>
-      <w:r>
-        <w:t xml:space="preserve">extraction) is also operationalised by an eight-entity schema that</w:t>
-      </w:r>
-      <w:r>
-        <w:t xml:space="preserve"> </w:t>
-      </w:r>
-      <w:r>
-        <w:t xml:space="preserve">necessarily privileges some aspects of</w:t>
-      </w:r>
-      <w:r>
-        <w:t xml:space="preserve"> </w:t>
-      </w:r>
-      <w:r>
-        <w:t xml:space="preserve">“event understanding”</w:t>
-      </w:r>
-      <w:r>
-        <w:t xml:space="preserve"> </w:t>
-      </w:r>
-      <w:r>
-        <w:t xml:space="preserve">over</w:t>
-      </w:r>
-      <w:r>
-        <w:t xml:space="preserve"> </w:t>
-      </w:r>
-      <w:r>
-        <w:t xml:space="preserve">others (for example, motivation and outcome are not modelled at the</w:t>
-      </w:r>
-      <w:r>
-        <w:t xml:space="preserve"> </w:t>
-      </w:r>
-      <w:r>
-        <w:t xml:space="preserve">NER level).</w:t>
+        <w:t xml:space="preserve">The construct I am measuring is span-level F1 under strict</w:t>
+      </w:r>
+      <w:r>
+        <w:t xml:space="preserve"> </w:t>
+      </w:r>
+      <w:r>
+        <w:t xml:space="preserve">boundary matching. Strict matching penalises any boundary error as</w:t>
+      </w:r>
+      <w:r>
+        <w:t xml:space="preserve"> </w:t>
+      </w:r>
+      <w:r>
+        <w:t xml:space="preserve">a full miss, which is harsh: an analyst reading the system output</w:t>
+      </w:r>
+      <w:r>
+        <w:t xml:space="preserve"> </w:t>
+      </w:r>
+      <w:r>
+        <w:t xml:space="preserve">sees</w:t>
+      </w:r>
+      <w:r>
+        <w:t xml:space="preserve"> </w:t>
+      </w:r>
+      <w:r>
+        <w:t xml:space="preserve">“12 civilians”</w:t>
+      </w:r>
+      <w:r>
+        <w:t xml:space="preserve"> </w:t>
+      </w:r>
+      <w:r>
+        <w:t xml:space="preserve">where the gold span is</w:t>
+      </w:r>
+      <w:r>
+        <w:t xml:space="preserve"> </w:t>
+      </w:r>
+      <w:r>
+        <w:t xml:space="preserve">“at least 12 civilians”</w:t>
+      </w:r>
+      <w:r>
+        <w:t xml:space="preserve"> </w:t>
+      </w:r>
+      <w:r>
+        <w:t xml:space="preserve">and reads them as the same fact. Downstream consumers that</w:t>
+      </w:r>
+      <w:r>
+        <w:t xml:space="preserve"> </w:t>
+      </w:r>
+      <w:r>
+        <w:t xml:space="preserve">tolerate partial matches will perceive higher effective accuracy</w:t>
+      </w:r>
+      <w:r>
+        <w:t xml:space="preserve"> </w:t>
+      </w:r>
+      <w:r>
+        <w:t xml:space="preserve">than my F1 reports. There is also a deeper construct concern: the</w:t>
+      </w:r>
+      <w:r>
+        <w:t xml:space="preserve"> </w:t>
+      </w:r>
+      <w:r>
+        <w:t xml:space="preserve">eight-entity 5W1H schema captures who, what, where, when, whom,</w:t>
+      </w:r>
+      <w:r>
+        <w:t xml:space="preserve"> </w:t>
+      </w:r>
+      <w:r>
+        <w:t xml:space="preserve">and how, but it does not model motivation or outcome. The model</w:t>
+      </w:r>
+      <w:r>
+        <w:t xml:space="preserve"> </w:t>
+      </w:r>
+      <w:r>
+        <w:t xml:space="preserve">extracts the structured facts; reasoning about why an event</w:t>
+      </w:r>
+      <w:r>
+        <w:t xml:space="preserve"> </w:t>
+      </w:r>
+      <w:r>
+        <w:t xml:space="preserve">happened, or what its consequences were, is outside what NER can</w:t>
+      </w:r>
+      <w:r>
+        <w:t xml:space="preserve"> </w:t>
+      </w:r>
+      <w:r>
+        <w:t xml:space="preserve">deliver.</w:t>
       </w:r>
     </w:p>
     <w:p>
@@ -30852,65 +30872,67 @@
         <w:pStyle w:val="BodyText"/>
       </w:pPr>
       <w:r>
-        <w:rPr>
-          <w:b/>
-          <w:bCs/>
-        </w:rPr>
-        <w:t xml:space="preserve">Internal validity.</w:t>
-      </w:r>
-      <w:r>
-        <w:t xml:space="preserve"> </w:t>
-      </w:r>
-      <w:r>
-        <w:t xml:space="preserve">The validation set was held out before</w:t>
-      </w:r>
-      <w:r>
-        <w:t xml:space="preserve"> </w:t>
-      </w:r>
-      <w:r>
-        <w:t xml:space="preserve">training began and was not used for hyperparameter tuning beyond</w:t>
-      </w:r>
-      <w:r>
-        <w:t xml:space="preserve"> </w:t>
-      </w:r>
-      <w:r>
-        <w:t xml:space="preserve">selecting the best checkpoint, which mitigates the most obvious</w:t>
-      </w:r>
-      <w:r>
-        <w:t xml:space="preserve"> </w:t>
-      </w:r>
-      <w:r>
-        <w:t xml:space="preserve">form of leakage. Augmented examples appear in both train and</w:t>
-      </w:r>
-      <w:r>
-        <w:t xml:space="preserve"> </w:t>
-      </w:r>
-      <w:r>
-        <w:t xml:space="preserve">validation splits in proportion to their share of the combined</w:t>
-      </w:r>
-      <w:r>
-        <w:t xml:space="preserve"> </w:t>
-      </w:r>
-      <w:r>
-        <w:t xml:space="preserve">corpus; while this preserves stratification, it may make the</w:t>
-      </w:r>
-      <w:r>
-        <w:t xml:space="preserve"> </w:t>
-      </w:r>
-      <w:r>
-        <w:t xml:space="preserve">validation set more lenient than purely natural news would be. A</w:t>
-      </w:r>
-      <w:r>
-        <w:t xml:space="preserve"> </w:t>
-      </w:r>
-      <w:r>
-        <w:t xml:space="preserve">secondary evaluation on a fully held-out natural-news subset is</w:t>
-      </w:r>
-      <w:r>
-        <w:t xml:space="preserve"> </w:t>
-      </w:r>
-      <w:r>
-        <w:t xml:space="preserve">identified as future work.</w:t>
+        <w:t xml:space="preserve">On internal validity, the main mitigation in place is that the</w:t>
+      </w:r>
+      <w:r>
+        <w:t xml:space="preserve"> </w:t>
+      </w:r>
+      <w:r>
+        <w:t xml:space="preserve">validation set was carved off before any training started and is</w:t>
+      </w:r>
+      <w:r>
+        <w:t xml:space="preserve"> </w:t>
+      </w:r>
+      <w:r>
+        <w:t xml:space="preserve">never used for hyperparameter tuning — only for selecting the best</w:t>
+      </w:r>
+      <w:r>
+        <w:t xml:space="preserve"> </w:t>
+      </w:r>
+      <w:r>
+        <w:t xml:space="preserve">checkpoint at the end of each run. That removes the most obvious</w:t>
+      </w:r>
+      <w:r>
+        <w:t xml:space="preserve"> </w:t>
+      </w:r>
+      <w:r>
+        <w:t xml:space="preserve">form of leakage. The honest weakness is that augmented examples</w:t>
+      </w:r>
+      <w:r>
+        <w:t xml:space="preserve"> </w:t>
+      </w:r>
+      <w:r>
+        <w:t xml:space="preserve">appear in both training and validation splits in proportion to</w:t>
+      </w:r>
+      <w:r>
+        <w:t xml:space="preserve"> </w:t>
+      </w:r>
+      <w:r>
+        <w:t xml:space="preserve">their share of the combined corpus. That preserves stratification</w:t>
+      </w:r>
+      <w:r>
+        <w:t xml:space="preserve"> </w:t>
+      </w:r>
+      <w:r>
+        <w:t xml:space="preserve">and gives a fair in-distribution estimate, but the validation set</w:t>
+      </w:r>
+      <w:r>
+        <w:t xml:space="preserve"> </w:t>
+      </w:r>
+      <w:r>
+        <w:t xml:space="preserve">is therefore more lenient than purely natural news would be. A</w:t>
+      </w:r>
+      <w:r>
+        <w:t xml:space="preserve"> </w:t>
+      </w:r>
+      <w:r>
+        <w:t xml:space="preserve">secondary evaluation on a fully held-out natural-news subset is in</w:t>
+      </w:r>
+      <w:r>
+        <w:t xml:space="preserve"> </w:t>
+      </w:r>
+      <w:r>
+        <w:t xml:space="preserve">the future-work programme.</w:t>
       </w:r>
     </w:p>
     <w:p>
@@ -30918,65 +30940,71 @@
         <w:pStyle w:val="BodyText"/>
       </w:pPr>
       <w:r>
-        <w:rPr>
-          <w:b/>
-          <w:bCs/>
-        </w:rPr>
-        <w:t xml:space="preserve">External validity.</w:t>
-      </w:r>
-      <w:r>
-        <w:t xml:space="preserve"> </w:t>
-      </w:r>
-      <w:r>
-        <w:t xml:space="preserve">Generalisation beyond the ACLED-derived</w:t>
-      </w:r>
-      <w:r>
-        <w:t xml:space="preserve"> </w:t>
-      </w:r>
-      <w:r>
-        <w:t xml:space="preserve">distribution is not directly evaluated. African news outlets vary</w:t>
-      </w:r>
-      <w:r>
-        <w:t xml:space="preserve"> </w:t>
-      </w:r>
-      <w:r>
-        <w:t xml:space="preserve">substantially in stylistic conventions, and the model’s performance</w:t>
-      </w:r>
-      <w:r>
-        <w:t xml:space="preserve"> </w:t>
-      </w:r>
-      <w:r>
-        <w:t xml:space="preserve">on, for example, French-language African news translated into</w:t>
-      </w:r>
-      <w:r>
-        <w:t xml:space="preserve"> </w:t>
-      </w:r>
-      <w:r>
-        <w:t xml:space="preserve">English, or social-media reporting from local citizen journalists,</w:t>
-      </w:r>
-      <w:r>
-        <w:t xml:space="preserve"> </w:t>
-      </w:r>
-      <w:r>
-        <w:t xml:space="preserve">is not known. The eleven-percentage-point improvement on VICTIM</w:t>
-      </w:r>
-      <w:r>
-        <w:t xml:space="preserve"> </w:t>
-      </w:r>
-      <w:r>
-        <w:t xml:space="preserve">attributable to focal loss with weighting was measured on the</w:t>
-      </w:r>
-      <w:r>
-        <w:t xml:space="preserve"> </w:t>
-      </w:r>
-      <w:r>
-        <w:t xml:space="preserve">validation split and may shrink or grow on a fully out-of-distribution</w:t>
-      </w:r>
-      <w:r>
-        <w:t xml:space="preserve"> </w:t>
-      </w:r>
-      <w:r>
-        <w:t xml:space="preserve">test set. The choice of</w:t>
+        <w:t xml:space="preserve">External validity is where the limitations bite hardest. I have</w:t>
+      </w:r>
+      <w:r>
+        <w:t xml:space="preserve"> </w:t>
+      </w:r>
+      <w:r>
+        <w:t xml:space="preserve">not directly evaluated generalisation beyond ACLED-derived</w:t>
+      </w:r>
+      <w:r>
+        <w:t xml:space="preserve"> </w:t>
+      </w:r>
+      <w:r>
+        <w:t xml:space="preserve">phrasing. African news outlets vary substantially in stylistic</w:t>
+      </w:r>
+      <w:r>
+        <w:t xml:space="preserve"> </w:t>
+      </w:r>
+      <w:r>
+        <w:t xml:space="preserve">conventions, and I do not know what happens to F1 when the input</w:t>
+      </w:r>
+      <w:r>
+        <w:t xml:space="preserve"> </w:t>
+      </w:r>
+      <w:r>
+        <w:t xml:space="preserve">is, say, a French-language article machine-translated to English,</w:t>
+      </w:r>
+      <w:r>
+        <w:t xml:space="preserve"> </w:t>
+      </w:r>
+      <w:r>
+        <w:t xml:space="preserve">or a Lagos-newspaper feature with a more literary register, or a</w:t>
+      </w:r>
+      <w:r>
+        <w:t xml:space="preserve"> </w:t>
+      </w:r>
+      <w:r>
+        <w:t xml:space="preserve">citizen-journalist tweet about a clash. The eleven-F1-point</w:t>
+      </w:r>
+      <w:r>
+        <w:t xml:space="preserve"> </w:t>
+      </w:r>
+      <w:r>
+        <w:t xml:space="preserve">VICTIM improvement from focal loss with weighting was measured on</w:t>
+      </w:r>
+      <w:r>
+        <w:t xml:space="preserve"> </w:t>
+      </w:r>
+      <w:r>
+        <w:rPr>
+          <w:i/>
+          <w:iCs/>
+        </w:rPr>
+        <w:t xml:space="preserve">my</w:t>
+      </w:r>
+      <w:r>
+        <w:t xml:space="preserve"> </w:t>
+      </w:r>
+      <w:r>
+        <w:t xml:space="preserve">validation split; it could shrink or grow on truly</w:t>
+      </w:r>
+      <w:r>
+        <w:t xml:space="preserve"> </w:t>
+      </w:r>
+      <w:r>
+        <w:t xml:space="preserve">out-of-distribution data. The choice of</w:t>
       </w:r>
       <w:r>
         <w:t xml:space="preserve"> </w:t>
@@ -30991,19 +31019,25 @@
         <w:t xml:space="preserve"> </w:t>
       </w:r>
       <w:r>
-        <w:t xml:space="preserve">rather than a multilingual</w:t>
-      </w:r>
-      <w:r>
-        <w:t xml:space="preserve"> </w:t>
-      </w:r>
-      <w:r>
-        <w:t xml:space="preserve">or African-pre-trained backbone also limits external validity to</w:t>
-      </w:r>
-      <w:r>
-        <w:t xml:space="preserve"> </w:t>
-      </w:r>
-      <w:r>
-        <w:t xml:space="preserve">English-language reporting.</w:t>
+        <w:t xml:space="preserve">rather</w:t>
+      </w:r>
+      <w:r>
+        <w:t xml:space="preserve"> </w:t>
+      </w:r>
+      <w:r>
+        <w:t xml:space="preserve">than a multilingual or African-pre-trained backbone is the other</w:t>
+      </w:r>
+      <w:r>
+        <w:t xml:space="preserve"> </w:t>
+      </w:r>
+      <w:r>
+        <w:t xml:space="preserve">half of this limitation — the system is bound to English-language</w:t>
+      </w:r>
+      <w:r>
+        <w:t xml:space="preserve"> </w:t>
+      </w:r>
+      <w:r>
+        <w:t xml:space="preserve">reporting until that swap happens (§7.5).</w:t>
       </w:r>
     </w:p>
     <w:p>
@@ -31011,65 +31045,61 @@
         <w:pStyle w:val="BodyText"/>
       </w:pPr>
       <w:r>
-        <w:rPr>
-          <w:b/>
-          <w:bCs/>
-        </w:rPr>
-        <w:t xml:space="preserve">Conclusion validity.</w:t>
-      </w:r>
-      <w:r>
-        <w:t xml:space="preserve"> </w:t>
-      </w:r>
-      <w:r>
-        <w:t xml:space="preserve">The reported per-entity F1 numbers are</w:t>
-      </w:r>
-      <w:r>
-        <w:t xml:space="preserve"> </w:t>
-      </w:r>
-      <w:r>
-        <w:t xml:space="preserve">single-run point estimates. Variation across random seeds was not</w:t>
-      </w:r>
-      <w:r>
-        <w:t xml:space="preserve"> </w:t>
-      </w:r>
-      <w:r>
-        <w:t xml:space="preserve">formally measured. Anecdotal evidence from repeated runs during</w:t>
-      </w:r>
-      <w:r>
-        <w:t xml:space="preserve"> </w:t>
-      </w:r>
-      <w:r>
-        <w:t xml:space="preserve">development suggests run-to-run variation of approximately</w:t>
-      </w:r>
-      <w:r>
-        <w:t xml:space="preserve"> </w:t>
-      </w:r>
-      <w:r>
-        <w:t xml:space="preserve">±0.5 F1 on the macro average, but a formal multi-seed evaluation</w:t>
-      </w:r>
-      <w:r>
-        <w:t xml:space="preserve"> </w:t>
-      </w:r>
-      <w:r>
-        <w:t xml:space="preserve">is part of future work. Latency numbers are medians and 95th</w:t>
-      </w:r>
-      <w:r>
-        <w:t xml:space="preserve"> </w:t>
-      </w:r>
-      <w:r>
-        <w:t xml:space="preserve">percentiles over a fixed sample of representative articles on a</w:t>
-      </w:r>
-      <w:r>
-        <w:t xml:space="preserve"> </w:t>
-      </w:r>
-      <w:r>
-        <w:t xml:space="preserve">single workstation; production latency under sustained concurrent</w:t>
-      </w:r>
-      <w:r>
-        <w:t xml:space="preserve"> </w:t>
-      </w:r>
-      <w:r>
-        <w:t xml:space="preserve">load may differ.</w:t>
+        <w:t xml:space="preserve">On conclusion validity, the per-entity F1 numbers I report are</w:t>
+      </w:r>
+      <w:r>
+        <w:t xml:space="preserve"> </w:t>
+      </w:r>
+      <w:r>
+        <w:t xml:space="preserve">single-run point estimates. I did not formally measure variation</w:t>
+      </w:r>
+      <w:r>
+        <w:t xml:space="preserve"> </w:t>
+      </w:r>
+      <w:r>
+        <w:t xml:space="preserve">across random seeds, though I ran the full pipeline enough times</w:t>
+      </w:r>
+      <w:r>
+        <w:t xml:space="preserve"> </w:t>
+      </w:r>
+      <w:r>
+        <w:t xml:space="preserve">during development to know the macro F1 wobbles by roughly ±0.5</w:t>
+      </w:r>
+      <w:r>
+        <w:t xml:space="preserve"> </w:t>
+      </w:r>
+      <w:r>
+        <w:t xml:space="preserve">between runs. A formal multi-seed evaluation is in future work.</w:t>
+      </w:r>
+      <w:r>
+        <w:t xml:space="preserve"> </w:t>
+      </w:r>
+      <w:r>
+        <w:t xml:space="preserve">Latency numbers are medians and 95th percentiles over a fixed</w:t>
+      </w:r>
+      <w:r>
+        <w:t xml:space="preserve"> </w:t>
+      </w:r>
+      <w:r>
+        <w:t xml:space="preserve">sample of representative articles on a single workstation;</w:t>
+      </w:r>
+      <w:r>
+        <w:t xml:space="preserve"> </w:t>
+      </w:r>
+      <w:r>
+        <w:t xml:space="preserve">production latency under sustained concurrent load — multiple</w:t>
+      </w:r>
+      <w:r>
+        <w:t xml:space="preserve"> </w:t>
+      </w:r>
+      <w:r>
+        <w:t xml:space="preserve">users hitting the service simultaneously — would need a separate</w:t>
+      </w:r>
+      <w:r>
+        <w:t xml:space="preserve"> </w:t>
+      </w:r>
+      <w:r>
+        <w:t xml:space="preserve">load test.</w:t>
       </w:r>
     </w:p>
     <w:p>
@@ -31077,25 +31107,19 @@
         <w:pStyle w:val="BodyText"/>
       </w:pPr>
       <w:r>
-        <w:t xml:space="preserve">These threats do not undermine the principal claims of the chapter</w:t>
-      </w:r>
-      <w:r>
-        <w:t xml:space="preserve"> </w:t>
-      </w:r>
-      <w:r>
-        <w:t xml:space="preserve">but should be borne in mind by readers considering operational</w:t>
-      </w:r>
-      <w:r>
-        <w:t xml:space="preserve"> </w:t>
-      </w:r>
-      <w:r>
-        <w:t xml:space="preserve">adoption. The future-work programme in Section 7.5 prioritises</w:t>
-      </w:r>
-      <w:r>
-        <w:t xml:space="preserve"> </w:t>
-      </w:r>
-      <w:r>
-        <w:t xml:space="preserve">exactly the evaluation expansions needed to address them.</w:t>
+        <w:t xml:space="preserve">None of these threats undermines the headline claims of the</w:t>
+      </w:r>
+      <w:r>
+        <w:t xml:space="preserve"> </w:t>
+      </w:r>
+      <w:r>
+        <w:t xml:space="preserve">chapter. They are the conditions under which the numbers should be</w:t>
+      </w:r>
+      <w:r>
+        <w:t xml:space="preserve"> </w:t>
+      </w:r>
+      <w:r>
+        <w:t xml:space="preserve">read, and the gaps that §7.5 prioritises closing.</w:t>
       </w:r>
     </w:p>
     <w:bookmarkEnd w:id="85"/>

--- a/backend/docs/thesis/thesis.docx
+++ b/backend/docs/thesis/thesis.docx
@@ -25217,61 +25217,123 @@
         <w:pStyle w:val="BodyText"/>
       </w:pPr>
       <w:r>
-        <w:t xml:space="preserve">Two observations stand out. First, the validation loss reaches its</w:t>
-      </w:r>
-      <w:r>
-        <w:t xml:space="preserve"> </w:t>
-      </w:r>
-      <w:r>
-        <w:t xml:space="preserve">minimum at epoch 2, after which it begins to creep upward. Training</w:t>
-      </w:r>
-      <w:r>
-        <w:t xml:space="preserve"> </w:t>
-      </w:r>
-      <w:r>
-        <w:t xml:space="preserve">loss continues to fall, indicating onset of overfitting. The early</w:t>
-      </w:r>
-      <w:r>
-        <w:t xml:space="preserve"> </w:t>
-      </w:r>
-      <w:r>
-        <w:t xml:space="preserve">stopping mechanism with patience 5 and threshold 0.001 detects this</w:t>
-      </w:r>
-      <w:r>
-        <w:t xml:space="preserve"> </w:t>
-      </w:r>
-      <w:r>
-        <w:t xml:space="preserve">within five further epochs and terminates training. Second,</w:t>
-      </w:r>
-      <w:r>
-        <w:t xml:space="preserve"> </w:t>
-      </w:r>
-      <w:r>
-        <w:t xml:space="preserve">token-level validation accuracy continues to improve even as</w:t>
-      </w:r>
-      <w:r>
-        <w:t xml:space="preserve"> </w:t>
-      </w:r>
-      <w:r>
-        <w:t xml:space="preserve">validation loss worsens. This is a known artefact of focal loss and</w:t>
-      </w:r>
-      <w:r>
-        <w:t xml:space="preserve"> </w:t>
-      </w:r>
-      <w:r>
-        <w:t xml:space="preserve">class-weighted training: the model becomes more confident on</w:t>
-      </w:r>
-      <w:r>
-        <w:t xml:space="preserve"> </w:t>
-      </w:r>
-      <w:r>
-        <w:t xml:space="preserve">already-correct predictions (raising accuracy) while losing</w:t>
-      </w:r>
-      <w:r>
-        <w:t xml:space="preserve"> </w:t>
-      </w:r>
-      <w:r>
-        <w:t xml:space="preserve">calibration on minority-class boundaries (raising loss).</w:t>
+        <w:t xml:space="preserve">Two things stand out reading this table. The validation loss bottoms</w:t>
+      </w:r>
+      <w:r>
+        <w:t xml:space="preserve"> </w:t>
+      </w:r>
+      <w:r>
+        <w:t xml:space="preserve">out at epoch 2 and then begins to creep up while the training loss</w:t>
+      </w:r>
+      <w:r>
+        <w:t xml:space="preserve"> </w:t>
+      </w:r>
+      <w:r>
+        <w:t xml:space="preserve">keeps falling — textbook overfitting, and the early-stopping logic</w:t>
+      </w:r>
+      <w:r>
+        <w:t xml:space="preserve"> </w:t>
+      </w:r>
+      <w:r>
+        <w:t xml:space="preserve">(patience 5, threshold 0.001) catches it within five further epochs</w:t>
+      </w:r>
+      <w:r>
+        <w:t xml:space="preserve"> </w:t>
+      </w:r>
+      <w:r>
+        <w:t xml:space="preserve">and shuts the run down. The slightly trickier observation is that</w:t>
+      </w:r>
+      <w:r>
+        <w:t xml:space="preserve"> </w:t>
+      </w:r>
+      <w:r>
+        <w:t xml:space="preserve">token-level validation</w:t>
+      </w:r>
+      <w:r>
+        <w:t xml:space="preserve"> </w:t>
+      </w:r>
+      <w:r>
+        <w:rPr>
+          <w:i/>
+          <w:iCs/>
+        </w:rPr>
+        <w:t xml:space="preserve">accuracy</w:t>
+      </w:r>
+      <w:r>
+        <w:t xml:space="preserve"> </w:t>
+      </w:r>
+      <w:r>
+        <w:t xml:space="preserve">keeps improving even after</w:t>
+      </w:r>
+      <w:r>
+        <w:t xml:space="preserve"> </w:t>
+      </w:r>
+      <w:r>
+        <w:t xml:space="preserve">validation</w:t>
+      </w:r>
+      <w:r>
+        <w:t xml:space="preserve"> </w:t>
+      </w:r>
+      <w:r>
+        <w:rPr>
+          <w:i/>
+          <w:iCs/>
+        </w:rPr>
+        <w:t xml:space="preserve">loss</w:t>
+      </w:r>
+      <w:r>
+        <w:t xml:space="preserve"> </w:t>
+      </w:r>
+      <w:r>
+        <w:t xml:space="preserve">worsens. That looks like a contradiction the</w:t>
+      </w:r>
+      <w:r>
+        <w:t xml:space="preserve"> </w:t>
+      </w:r>
+      <w:r>
+        <w:t xml:space="preserve">first time you see it; it isn’t. Focal loss with class weighting</w:t>
+      </w:r>
+      <w:r>
+        <w:t xml:space="preserve"> </w:t>
+      </w:r>
+      <w:r>
+        <w:t xml:space="preserve">encourages the model to grow more confident on examples it already</w:t>
+      </w:r>
+      <w:r>
+        <w:t xml:space="preserve"> </w:t>
+      </w:r>
+      <w:r>
+        <w:t xml:space="preserve">gets right, which pushes accuracy up; it also makes the model less</w:t>
+      </w:r>
+      <w:r>
+        <w:t xml:space="preserve"> </w:t>
+      </w:r>
+      <w:r>
+        <w:t xml:space="preserve">calibrated on the minority-class boundaries it still gets wrong,</w:t>
+      </w:r>
+      <w:r>
+        <w:t xml:space="preserve"> </w:t>
+      </w:r>
+      <w:r>
+        <w:t xml:space="preserve">which is the cost the loss is recording. Reading those two curves</w:t>
+      </w:r>
+      <w:r>
+        <w:t xml:space="preserve"> </w:t>
+      </w:r>
+      <w:r>
+        <w:t xml:space="preserve">against each other gave me the patience setting in the first</w:t>
+      </w:r>
+      <w:r>
+        <w:t xml:space="preserve"> </w:t>
+      </w:r>
+      <w:r>
+        <w:t xml:space="preserve">place — without the loss curve, accuracy alone would have led to a</w:t>
+      </w:r>
+      <w:r>
+        <w:t xml:space="preserve"> </w:t>
+      </w:r>
+      <w:r>
+        <w:t xml:space="preserve">longer training run for a worse model.</w:t>
       </w:r>
     </w:p>
     <w:p>
@@ -25297,25 +25359,25 @@
         <w:t xml:space="preserve"> </w:t>
       </w:r>
       <w:r>
-        <w:t xml:space="preserve">reports a best validation loss of 0.01358 at epoch 2 with the</w:t>
-      </w:r>
-      <w:r>
-        <w:t xml:space="preserve"> </w:t>
-      </w:r>
-      <w:r>
-        <w:t xml:space="preserve">ReduceLROnPlateau scheduler engaged from epoch 3 onward. This is</w:t>
-      </w:r>
-      <w:r>
-        <w:t xml:space="preserve"> </w:t>
-      </w:r>
-      <w:r>
-        <w:t xml:space="preserve">consistent with the dynamics in Table 6.5 and confirms the</w:t>
-      </w:r>
-      <w:r>
-        <w:t xml:space="preserve"> </w:t>
-      </w:r>
-      <w:r>
-        <w:t xml:space="preserve">robustness of the fast-convergence behaviour across runs.</w:t>
+        <w:t xml:space="preserve">hits a best validation loss of 0.01358 at epoch 2 with</w:t>
+      </w:r>
+      <w:r>
+        <w:t xml:space="preserve"> </w:t>
+      </w:r>
+      <w:r>
+        <w:t xml:space="preserve">ReduceLROnPlateau engaged from epoch 3 onward. The dynamics match</w:t>
+      </w:r>
+      <w:r>
+        <w:t xml:space="preserve"> </w:t>
+      </w:r>
+      <w:r>
+        <w:t xml:space="preserve">Table 6.5, which is the kind of robustness across runs you want</w:t>
+      </w:r>
+      <w:r>
+        <w:t xml:space="preserve"> </w:t>
+      </w:r>
+      <w:r>
+        <w:t xml:space="preserve">before you trust the numbers.</w:t>
       </w:r>
     </w:p>
     <w:p>
@@ -25323,43 +25385,61 @@
         <w:pStyle w:val="BodyText"/>
       </w:pPr>
       <w:r>
-        <w:t xml:space="preserve">The convergence speed (two epochs to best validation loss) reflects</w:t>
-      </w:r>
-      <w:r>
-        <w:t xml:space="preserve"> </w:t>
-      </w:r>
-      <w:r>
-        <w:t xml:space="preserve">two design choices acting together. First, the BERT pre-training</w:t>
-      </w:r>
-      <w:r>
-        <w:t xml:space="preserve"> </w:t>
-      </w:r>
-      <w:r>
-        <w:t xml:space="preserve">provides strong initialisation, so very little adaptation is needed</w:t>
-      </w:r>
-      <w:r>
-        <w:t xml:space="preserve"> </w:t>
-      </w:r>
-      <w:r>
-        <w:t xml:space="preserve">to specialise to the African violent-event NER task. Second, the</w:t>
-      </w:r>
-      <w:r>
-        <w:t xml:space="preserve"> </w:t>
-      </w:r>
-      <w:r>
-        <w:t xml:space="preserve">50,000-example training set is large enough to saturate the</w:t>
-      </w:r>
-      <w:r>
-        <w:t xml:space="preserve"> </w:t>
-      </w:r>
-      <w:r>
-        <w:t xml:space="preserve">fine-tuning signal within a few passes; further epochs over-fit on</w:t>
-      </w:r>
-      <w:r>
-        <w:t xml:space="preserve"> </w:t>
-      </w:r>
-      <w:r>
-        <w:t xml:space="preserve">training-set idiosyncrasies.</w:t>
+        <w:t xml:space="preserve">Why convergence is this fast at two epochs is worth saying out</w:t>
+      </w:r>
+      <w:r>
+        <w:t xml:space="preserve"> </w:t>
+      </w:r>
+      <w:r>
+        <w:t xml:space="preserve">loud. BERT’s pre-training is doing most of the work: the encoder</w:t>
+      </w:r>
+      <w:r>
+        <w:t xml:space="preserve"> </w:t>
+      </w:r>
+      <w:r>
+        <w:t xml:space="preserve">arrives at fine-tuning with a strong representation of English</w:t>
+      </w:r>
+      <w:r>
+        <w:t xml:space="preserve"> </w:t>
+      </w:r>
+      <w:r>
+        <w:t xml:space="preserve">already learned, and the supervised step has to do relatively</w:t>
+      </w:r>
+      <w:r>
+        <w:t xml:space="preserve"> </w:t>
+      </w:r>
+      <w:r>
+        <w:t xml:space="preserve">little adaptation to specialise it to African violent-event NER. A</w:t>
+      </w:r>
+      <w:r>
+        <w:t xml:space="preserve"> </w:t>
+      </w:r>
+      <w:r>
+        <w:t xml:space="preserve">fifty-thousand-example corpus is also large enough that the</w:t>
+      </w:r>
+      <w:r>
+        <w:t xml:space="preserve"> </w:t>
+      </w:r>
+      <w:r>
+        <w:t xml:space="preserve">fine-tuning signal saturates fast. After epoch 2, the model is</w:t>
+      </w:r>
+      <w:r>
+        <w:t xml:space="preserve"> </w:t>
+      </w:r>
+      <w:r>
+        <w:t xml:space="preserve">just memorising idiosyncratic phrases from the training set —</w:t>
+      </w:r>
+      <w:r>
+        <w:t xml:space="preserve"> </w:t>
+      </w:r>
+      <w:r>
+        <w:t xml:space="preserve">which is exactly what the early-stopping mechanism is there to</w:t>
+      </w:r>
+      <w:r>
+        <w:t xml:space="preserve"> </w:t>
+      </w:r>
+      <w:r>
+        <w:t xml:space="preserve">catch.</w:t>
       </w:r>
     </w:p>
     <w:bookmarkEnd w:id="75"/>

--- a/backend/docs/thesis/thesis.docx
+++ b/backend/docs/thesis/thesis.docx
@@ -23488,13 +23488,13 @@
         <w:pStyle w:val="FirstParagraph"/>
       </w:pPr>
       <w:r>
-        <w:t xml:space="preserve">Table 6.2 summarises the pre-processed dataset before subset</w:t>
-      </w:r>
-      <w:r>
-        <w:t xml:space="preserve"> </w:t>
-      </w:r>
-      <w:r>
-        <w:t xml:space="preserve">selection.</w:t>
+        <w:t xml:space="preserve">The pre-processed dataset, before any sampling decisions, is shown</w:t>
+      </w:r>
+      <w:r>
+        <w:t xml:space="preserve"> </w:t>
+      </w:r>
+      <w:r>
+        <w:t xml:space="preserve">in Table 6.2.</w:t>
       </w:r>
     </w:p>
     <w:p>
@@ -23710,13 +23710,25 @@
         <w:pStyle w:val="BodyText"/>
       </w:pPr>
       <w:r>
-        <w:t xml:space="preserve">Table 6.3 reports entity-level frequencies in the full pre-processed</w:t>
-      </w:r>
-      <w:r>
-        <w:t xml:space="preserve"> </w:t>
-      </w:r>
-      <w:r>
-        <w:t xml:space="preserve">corpus.</w:t>
+        <w:t xml:space="preserve">The interesting story is in the entity-level distribution, not in</w:t>
+      </w:r>
+      <w:r>
+        <w:t xml:space="preserve"> </w:t>
+      </w:r>
+      <w:r>
+        <w:t xml:space="preserve">the headline counts. Table 6.3 shows what each entity type is worth</w:t>
+      </w:r>
+      <w:r>
+        <w:t xml:space="preserve"> </w:t>
+      </w:r>
+      <w:r>
+        <w:t xml:space="preserve">as a share of the entity-token total — and it is exactly the</w:t>
+      </w:r>
+      <w:r>
+        <w:t xml:space="preserve"> </w:t>
+      </w:r>
+      <w:r>
+        <w:t xml:space="preserve">imbalance §2.4 warned about.</w:t>
       </w:r>
     </w:p>
     <w:p>
@@ -24093,13 +24105,49 @@
         <w:pStyle w:val="BodyText"/>
       </w:pPr>
       <w:r>
-        <w:t xml:space="preserve">The O-token share over the full corpus is approximately 78 percent of</w:t>
-      </w:r>
-      <w:r>
-        <w:t xml:space="preserve"> </w:t>
-      </w:r>
-      <w:r>
-        <w:t xml:space="preserve">all tokens, confirming the imbalance noted in Section 2.4.</w:t>
+        <w:t xml:space="preserve">ACTOR, CITY, and DATE between them carry the majority of entity</w:t>
+      </w:r>
+      <w:r>
+        <w:t xml:space="preserve"> </w:t>
+      </w:r>
+      <w:r>
+        <w:t xml:space="preserve">tokens; VICTIM and CASUALTIES barely break two and a half percent</w:t>
+      </w:r>
+      <w:r>
+        <w:t xml:space="preserve"> </w:t>
+      </w:r>
+      <w:r>
+        <w:t xml:space="preserve">each. Step back one level and the imbalance gets worse: the O label</w:t>
+      </w:r>
+      <w:r>
+        <w:t xml:space="preserve"> </w:t>
+      </w:r>
+      <w:r>
+        <w:t xml:space="preserve">(everything that isn’t an entity) accounts for roughly seventy-eight</w:t>
+      </w:r>
+      <w:r>
+        <w:t xml:space="preserve"> </w:t>
+      </w:r>
+      <w:r>
+        <w:t xml:space="preserve">percent of all tokens. A naive cross-entropy fine-tune on this</w:t>
+      </w:r>
+      <w:r>
+        <w:t xml:space="preserve"> </w:t>
+      </w:r>
+      <w:r>
+        <w:t xml:space="preserve">distribution will report deceptively high overall accuracy while</w:t>
+      </w:r>
+      <w:r>
+        <w:t xml:space="preserve"> </w:t>
+      </w:r>
+      <w:r>
+        <w:t xml:space="preserve">quietly under-recovering exactly the rare entities an analyst cares</w:t>
+      </w:r>
+      <w:r>
+        <w:t xml:space="preserve"> </w:t>
+      </w:r>
+      <w:r>
+        <w:t xml:space="preserve">about most. This is the table that motivates §6.6’s ablation.</w:t>
       </w:r>
     </w:p>
     <w:p>
@@ -24107,37 +24155,49 @@
         <w:pStyle w:val="BodyText"/>
       </w:pPr>
       <w:r>
-        <w:t xml:space="preserve">After stratified diversity sampling and augmentation (Section 5.3),</w:t>
-      </w:r>
-      <w:r>
-        <w:t xml:space="preserve"> </w:t>
-      </w:r>
-      <w:r>
-        <w:t xml:space="preserve">the production training corpus comprises 50,000 examples partitioned</w:t>
-      </w:r>
-      <w:r>
-        <w:t xml:space="preserve"> </w:t>
-      </w:r>
-      <w:r>
-        <w:t xml:space="preserve">40,000 (train) and 10,000 (validation). Augmented examples constitute</w:t>
-      </w:r>
-      <w:r>
-        <w:t xml:space="preserve"> </w:t>
-      </w:r>
-      <w:r>
-        <w:t xml:space="preserve">approximately 30 percent of this corpus and substantially raise the</w:t>
-      </w:r>
-      <w:r>
-        <w:t xml:space="preserve"> </w:t>
-      </w:r>
-      <w:r>
-        <w:t xml:space="preserve">share of ACTION, VICTIM, and CASUALTIES tokens to the order of 26 to</w:t>
-      </w:r>
-      <w:r>
-        <w:t xml:space="preserve"> </w:t>
-      </w:r>
-      <w:r>
-        <w:t xml:space="preserve">32 percent of their respective categories in the optimised subset.</w:t>
+        <w:t xml:space="preserve">After running the corpus through the diversity sampler and the</w:t>
+      </w:r>
+      <w:r>
+        <w:t xml:space="preserve"> </w:t>
+      </w:r>
+      <w:r>
+        <w:t xml:space="preserve">template augmenter (§5.3), the production training corpus is 50,000</w:t>
+      </w:r>
+      <w:r>
+        <w:t xml:space="preserve"> </w:t>
+      </w:r>
+      <w:r>
+        <w:t xml:space="preserve">examples split 80 / 20 into 40,000 training and 10,000 validation.</w:t>
+      </w:r>
+      <w:r>
+        <w:t xml:space="preserve"> </w:t>
+      </w:r>
+      <w:r>
+        <w:t xml:space="preserve">Augmented examples make up about thirty percent of this corpus and</w:t>
+      </w:r>
+      <w:r>
+        <w:t xml:space="preserve"> </w:t>
+      </w:r>
+      <w:r>
+        <w:t xml:space="preserve">push the share of ACTION, VICTIM, and CASUALTIES tokens up to</w:t>
+      </w:r>
+      <w:r>
+        <w:t xml:space="preserve"> </w:t>
+      </w:r>
+      <w:r>
+        <w:t xml:space="preserve">roughly twenty-six to thirty-two percent of their respective</w:t>
+      </w:r>
+      <w:r>
+        <w:t xml:space="preserve"> </w:t>
+      </w:r>
+      <w:r>
+        <w:t xml:space="preserve">categories in the optimised subset — enough exposure to learn from,</w:t>
+      </w:r>
+      <w:r>
+        <w:t xml:space="preserve"> </w:t>
+      </w:r>
+      <w:r>
+        <w:t xml:space="preserve">without drowning the natural distribution.</w:t>
       </w:r>
     </w:p>
     <w:p>

--- a/backend/docs/thesis/thesis.docx
+++ b/backend/docs/thesis/thesis.docx
@@ -32674,7 +32674,49 @@
         <w:pStyle w:val="FirstParagraph"/>
       </w:pPr>
       <w:r>
-        <w:t xml:space="preserve">The future-work programme is organised by priority.</w:t>
+        <w:t xml:space="preserve">There are more next steps than I can do in any reasonable time</w:t>
+      </w:r>
+      <w:r>
+        <w:t xml:space="preserve"> </w:t>
+      </w:r>
+      <w:r>
+        <w:t xml:space="preserve">frame, so I have ordered them by what I think buys the most for</w:t>
+      </w:r>
+      <w:r>
+        <w:t xml:space="preserve"> </w:t>
+      </w:r>
+      <w:r>
+        <w:t xml:space="preserve">the next six to twelve months of work. The high-priority items are</w:t>
+      </w:r>
+      <w:r>
+        <w:t xml:space="preserve"> </w:t>
+      </w:r>
+      <w:r>
+        <w:t xml:space="preserve">the ones that close the most operationally significant gaps; the</w:t>
+      </w:r>
+      <w:r>
+        <w:t xml:space="preserve"> </w:t>
+      </w:r>
+      <w:r>
+        <w:t xml:space="preserve">medium-priority items improve quality and usability without</w:t>
+      </w:r>
+      <w:r>
+        <w:t xml:space="preserve"> </w:t>
+      </w:r>
+      <w:r>
+        <w:t xml:space="preserve">changing what the system fundamentally does; the lower-priority</w:t>
+      </w:r>
+      <w:r>
+        <w:t xml:space="preserve"> </w:t>
+      </w:r>
+      <w:r>
+        <w:t xml:space="preserve">items are interesting research directions that do not need to be</w:t>
+      </w:r>
+      <w:r>
+        <w:t xml:space="preserve"> </w:t>
+      </w:r>
+      <w:r>
+        <w:t xml:space="preserve">solved for the system to be useful.</w:t>
       </w:r>
     </w:p>
     <w:bookmarkStart w:id="91" w:name="high-priority"/>
@@ -33155,25 +33197,37 @@
         <w:pStyle w:val="FirstParagraph"/>
       </w:pPr>
       <w:r>
-        <w:t xml:space="preserve">The breadth of the future-work programme reflects the</w:t>
-      </w:r>
-      <w:r>
-        <w:t xml:space="preserve"> </w:t>
-      </w:r>
-      <w:r>
-        <w:t xml:space="preserve">foundational nature of the work presented here: VioNER establishes</w:t>
-      </w:r>
-      <w:r>
-        <w:t xml:space="preserve"> </w:t>
-      </w:r>
-      <w:r>
-        <w:t xml:space="preserve">a working baseline on which a substantial research and engineering</w:t>
-      </w:r>
-      <w:r>
-        <w:t xml:space="preserve"> </w:t>
-      </w:r>
-      <w:r>
-        <w:t xml:space="preserve">programme can be built.</w:t>
+        <w:t xml:space="preserve">Reading the list back, what jumps out to me is how much of it is</w:t>
+      </w:r>
+      <w:r>
+        <w:t xml:space="preserve"> </w:t>
+      </w:r>
+      <w:r>
+        <w:t xml:space="preserve">incremental engineering rather than fundamental research. That is</w:t>
+      </w:r>
+      <w:r>
+        <w:t xml:space="preserve"> </w:t>
+      </w:r>
+      <w:r>
+        <w:t xml:space="preserve">the right shape, I think. The hard methodological choices — the</w:t>
+      </w:r>
+      <w:r>
+        <w:t xml:space="preserve"> </w:t>
+      </w:r>
+      <w:r>
+        <w:t xml:space="preserve">schema, the loss function, the post-NER architecture — were made in</w:t>
+      </w:r>
+      <w:r>
+        <w:t xml:space="preserve"> </w:t>
+      </w:r>
+      <w:r>
+        <w:t xml:space="preserve">this thesis, and what remains is mostly the kind of work that</w:t>
+      </w:r>
+      <w:r>
+        <w:t xml:space="preserve"> </w:t>
+      </w:r>
+      <w:r>
+        <w:t xml:space="preserve">gets done once you have a working baseline to push on.</w:t>
       </w:r>
     </w:p>
     <w:bookmarkEnd w:id="93"/>

--- a/backend/docs/thesis/thesis.docx
+++ b/backend/docs/thesis/thesis.docx
@@ -11949,55 +11949,97 @@
         <w:pStyle w:val="BodyText"/>
       </w:pPr>
       <w:r>
-        <w:t xml:space="preserve">ACLED’s own taxonomy, while operationally tuned, is also a precedent</w:t>
-      </w:r>
-      <w:r>
-        <w:t xml:space="preserve"> </w:t>
-      </w:r>
-      <w:r>
-        <w:t xml:space="preserve">for hierarchical violence categorisation [8]. ACLED uses two levels</w:t>
-      </w:r>
-      <w:r>
-        <w:t xml:space="preserve"> </w:t>
-      </w:r>
-      <w:r>
-        <w:t xml:space="preserve">(event type and sub-event type) and approximately twenty-five</w:t>
-      </w:r>
-      <w:r>
-        <w:t xml:space="preserve"> </w:t>
-      </w:r>
-      <w:r>
-        <w:t xml:space="preserve">sub-event categories. The present work extends this in two</w:t>
-      </w:r>
-      <w:r>
-        <w:t xml:space="preserve"> </w:t>
-      </w:r>
-      <w:r>
-        <w:t xml:space="preserve">directions: in depth, by adding two additional levels of granularity</w:t>
-      </w:r>
-      <w:r>
-        <w:t xml:space="preserve"> </w:t>
-      </w:r>
-      <w:r>
-        <w:t xml:space="preserve">(an intermediate Level 2 and a detailed Level 4); and in breadth, by</w:t>
-      </w:r>
-      <w:r>
-        <w:t xml:space="preserve"> </w:t>
-      </w:r>
-      <w:r>
-        <w:t xml:space="preserve">adding African-specific categories such as pastoralist-farmer clashes</w:t>
-      </w:r>
-      <w:r>
-        <w:t xml:space="preserve"> </w:t>
-      </w:r>
-      <w:r>
-        <w:t xml:space="preserve">and communal cattle raiding that are folded into other categories in</w:t>
-      </w:r>
-      <w:r>
-        <w:t xml:space="preserve"> </w:t>
-      </w:r>
-      <w:r>
-        <w:t xml:space="preserve">ACLED.</w:t>
+        <w:t xml:space="preserve">ACLED’s own taxonomy is the other obvious precedent for</w:t>
+      </w:r>
+      <w:r>
+        <w:t xml:space="preserve"> </w:t>
+      </w:r>
+      <w:r>
+        <w:t xml:space="preserve">hierarchical violence categorisation [8]. ACLED uses two levels —</w:t>
+      </w:r>
+      <w:r>
+        <w:t xml:space="preserve"> </w:t>
+      </w:r>
+      <w:r>
+        <w:t xml:space="preserve">event type and sub-event type — with about twenty-five sub-event</w:t>
+      </w:r>
+      <w:r>
+        <w:t xml:space="preserve"> </w:t>
+      </w:r>
+      <w:r>
+        <w:t xml:space="preserve">categories in total. I extend that in two directions: depth, by</w:t>
+      </w:r>
+      <w:r>
+        <w:t xml:space="preserve"> </w:t>
+      </w:r>
+      <w:r>
+        <w:t xml:space="preserve">adding an intermediate Level 2 above and a detailed Level 4 below;</w:t>
+      </w:r>
+      <w:r>
+        <w:t xml:space="preserve"> </w:t>
+      </w:r>
+      <w:r>
+        <w:t xml:space="preserve">and breadth, by introducing African-specific categories</w:t>
+      </w:r>
+      <w:r>
+        <w:t xml:space="preserve"> </w:t>
+      </w:r>
+      <w:r>
+        <w:t xml:space="preserve">(pastoralist-farmer clashes, communal cattle raiding, post-election</w:t>
+      </w:r>
+      <w:r>
+        <w:t xml:space="preserve"> </w:t>
+      </w:r>
+      <w:r>
+        <w:t xml:space="preserve">revenge violence) that ACLED folds into broader buckets. The extra</w:t>
+      </w:r>
+      <w:r>
+        <w:t xml:space="preserve"> </w:t>
+      </w:r>
+      <w:r>
+        <w:t xml:space="preserve">depth costs me classification accuracy at the deepest level — it</w:t>
+      </w:r>
+      <w:r>
+        <w:t xml:space="preserve"> </w:t>
+      </w:r>
+      <w:r>
+        <w:t xml:space="preserve">is harder to distinguish a Level 4</w:t>
+      </w:r>
+      <w:r>
+        <w:t xml:space="preserve"> </w:t>
+      </w:r>
+      <w:r>
+        <w:t xml:space="preserve">“Roadside Ambush”</w:t>
+      </w:r>
+      <w:r>
+        <w:t xml:space="preserve"> </w:t>
+      </w:r>
+      <w:r>
+        <w:t xml:space="preserve">from a</w:t>
+      </w:r>
+      <w:r>
+        <w:t xml:space="preserve"> </w:t>
+      </w:r>
+      <w:r>
+        <w:t xml:space="preserve">“Complex Ambush”</w:t>
+      </w:r>
+      <w:r>
+        <w:t xml:space="preserve"> </w:t>
+      </w:r>
+      <w:r>
+        <w:t xml:space="preserve">than to pick a Level 1 — but the trade-off makes</w:t>
+      </w:r>
+      <w:r>
+        <w:t xml:space="preserve"> </w:t>
+      </w:r>
+      <w:r>
+        <w:t xml:space="preserve">sense for an operational tool where the analyst can stop at</w:t>
+      </w:r>
+      <w:r>
+        <w:t xml:space="preserve"> </w:t>
+      </w:r>
+      <w:r>
+        <w:t xml:space="preserve">whatever level of granularity they trust.</w:t>
       </w:r>
     </w:p>
     <w:p>
@@ -12011,37 +12053,49 @@
         <w:t xml:space="preserve"> </w:t>
       </w:r>
       <w:r>
-        <w:t xml:space="preserve">rule-based taxonomy assignment used here. Methods for hierarchical</w:t>
-      </w:r>
-      <w:r>
-        <w:t xml:space="preserve"> </w:t>
-      </w:r>
-      <w:r>
-        <w:t xml:space="preserve">classification range from top-down cascades, in which a separate</w:t>
-      </w:r>
-      <w:r>
-        <w:t xml:space="preserve"> </w:t>
-      </w:r>
-      <w:r>
-        <w:t xml:space="preserve">classifier is trained at each level, to global classifiers that</w:t>
-      </w:r>
-      <w:r>
-        <w:t xml:space="preserve"> </w:t>
-      </w:r>
-      <w:r>
-        <w:t xml:space="preserve">predict the entire path simultaneously [37]. Designing and training a</w:t>
-      </w:r>
-      <w:r>
-        <w:t xml:space="preserve"> </w:t>
-      </w:r>
-      <w:r>
-        <w:t xml:space="preserve">learned hierarchical classifier is identified as future work in</w:t>
-      </w:r>
-      <w:r>
-        <w:t xml:space="preserve"> </w:t>
-      </w:r>
-      <w:r>
-        <w:t xml:space="preserve">Chapter 7.</w:t>
+        <w:t xml:space="preserve">rule-based taxonomy assignment I use today. The classical methods</w:t>
+      </w:r>
+      <w:r>
+        <w:t xml:space="preserve"> </w:t>
+      </w:r>
+      <w:r>
+        <w:t xml:space="preserve">[37] split into top-down cascades — one classifier per level,</w:t>
+      </w:r>
+      <w:r>
+        <w:t xml:space="preserve"> </w:t>
+      </w:r>
+      <w:r>
+        <w:t xml:space="preserve">conditioned on the parent label — and global classifiers that</w:t>
+      </w:r>
+      <w:r>
+        <w:t xml:space="preserve"> </w:t>
+      </w:r>
+      <w:r>
+        <w:t xml:space="preserve">predict the whole path at once. The cascade is easier to debug and</w:t>
+      </w:r>
+      <w:r>
+        <w:t xml:space="preserve"> </w:t>
+      </w:r>
+      <w:r>
+        <w:t xml:space="preserve">train incrementally; the global model can recover from a wrong</w:t>
+      </w:r>
+      <w:r>
+        <w:t xml:space="preserve"> </w:t>
+      </w:r>
+      <w:r>
+        <w:t xml:space="preserve">upper-level prediction. Either is a meaningful upgrade over the</w:t>
+      </w:r>
+      <w:r>
+        <w:t xml:space="preserve"> </w:t>
+      </w:r>
+      <w:r>
+        <w:t xml:space="preserve">rule-based fallback I currently use, and §7.5 prioritises the</w:t>
+      </w:r>
+      <w:r>
+        <w:t xml:space="preserve"> </w:t>
+      </w:r>
+      <w:r>
+        <w:t xml:space="preserve">cascade variant.</w:t>
       </w:r>
     </w:p>
     <w:bookmarkEnd w:id="45"/>
@@ -27053,19 +27107,55 @@
         <w:pStyle w:val="FirstParagraph"/>
       </w:pPr>
       <w:r>
-        <w:t xml:space="preserve">To isolate the contribution of focal loss, four configurations were</w:t>
-      </w:r>
-      <w:r>
-        <w:t xml:space="preserve"> </w:t>
-      </w:r>
-      <w:r>
-        <w:t xml:space="preserve">compared while holding everything else constant. Per-entity F1</w:t>
-      </w:r>
-      <w:r>
-        <w:t xml:space="preserve"> </w:t>
-      </w:r>
-      <w:r>
-        <w:t xml:space="preserve">across the four configurations is shown in Table 6.8.</w:t>
+        <w:t xml:space="preserve">This is the ablation I cared about the most going in. The choice</w:t>
+      </w:r>
+      <w:r>
+        <w:t xml:space="preserve"> </w:t>
+      </w:r>
+      <w:r>
+        <w:t xml:space="preserve">between plain cross entropy, weighted cross entropy, focal loss,</w:t>
+      </w:r>
+      <w:r>
+        <w:t xml:space="preserve"> </w:t>
+      </w:r>
+      <w:r>
+        <w:t xml:space="preserve">and the focal-loss + weights combination changes the gradient</w:t>
+      </w:r>
+      <w:r>
+        <w:t xml:space="preserve"> </w:t>
+      </w:r>
+      <w:r>
+        <w:t xml:space="preserve">signal in different ways, and I wanted to know whether the two</w:t>
+      </w:r>
+      <w:r>
+        <w:t xml:space="preserve"> </w:t>
+      </w:r>
+      <w:r>
+        <w:t xml:space="preserve">imbalance-handling ingredients were genuinely complementary or</w:t>
+      </w:r>
+      <w:r>
+        <w:t xml:space="preserve"> </w:t>
+      </w:r>
+      <w:r>
+        <w:t xml:space="preserve">whether one of them carried the other. To find out, I trained</w:t>
+      </w:r>
+      <w:r>
+        <w:t xml:space="preserve"> </w:t>
+      </w:r>
+      <w:r>
+        <w:t xml:space="preserve">four models with identical data, scheduler, early-stopping, and</w:t>
+      </w:r>
+      <w:r>
+        <w:t xml:space="preserve"> </w:t>
+      </w:r>
+      <w:r>
+        <w:t xml:space="preserve">random seeds — only the loss function changed. Per-entity F1</w:t>
+      </w:r>
+      <w:r>
+        <w:t xml:space="preserve"> </w:t>
+      </w:r>
+      <w:r>
+        <w:t xml:space="preserve">across the four configurations is in Table 6.8.</w:t>
       </w:r>
     </w:p>
     <w:p>
@@ -27742,31 +27832,97 @@
         <w:pStyle w:val="BodyText"/>
       </w:pPr>
       <w:r>
-        <w:t xml:space="preserve">The minority-class entities (ACTION, VICTIM, CASUALTIES) benefit most</w:t>
-      </w:r>
-      <w:r>
-        <w:t xml:space="preserve"> </w:t>
-      </w:r>
-      <w:r>
-        <w:t xml:space="preserve">from the combination. VICTIM in particular improves by approximately</w:t>
-      </w:r>
-      <w:r>
-        <w:t xml:space="preserve"> </w:t>
-      </w:r>
-      <w:r>
-        <w:t xml:space="preserve">eleven F1 points relative to plain cross entropy. High-support</w:t>
-      </w:r>
-      <w:r>
-        <w:t xml:space="preserve"> </w:t>
-      </w:r>
-      <w:r>
-        <w:t xml:space="preserve">entities show smaller but consistent improvements; no entity type is</w:t>
-      </w:r>
-      <w:r>
-        <w:t xml:space="preserve"> </w:t>
-      </w:r>
-      <w:r>
-        <w:t xml:space="preserve">hurt by the focal-loss objective.</w:t>
+        <w:t xml:space="preserve">The pattern is unambiguous and is the answer to the question I set</w:t>
+      </w:r>
+      <w:r>
+        <w:t xml:space="preserve"> </w:t>
+      </w:r>
+      <w:r>
+        <w:t xml:space="preserve">out to ask. The minority entities — ACTION, VICTIM, CASUALTIES —</w:t>
+      </w:r>
+      <w:r>
+        <w:t xml:space="preserve"> </w:t>
+      </w:r>
+      <w:r>
+        <w:t xml:space="preserve">are exactly the ones that benefit most from the combination, with</w:t>
+      </w:r>
+      <w:r>
+        <w:t xml:space="preserve"> </w:t>
+      </w:r>
+      <w:r>
+        <w:t xml:space="preserve">VICTIM moving by eleven F1 points relative to plain cross entropy.</w:t>
+      </w:r>
+      <w:r>
+        <w:t xml:space="preserve"> </w:t>
+      </w:r>
+      <w:r>
+        <w:t xml:space="preserve">Each ingredient on its own helps: weighted cross entropy lifts</w:t>
+      </w:r>
+      <w:r>
+        <w:t xml:space="preserve"> </w:t>
+      </w:r>
+      <w:r>
+        <w:t xml:space="preserve">VICTIM by seven F1 points, focal loss alone by nine. The two</w:t>
+      </w:r>
+      <w:r>
+        <w:t xml:space="preserve"> </w:t>
+      </w:r>
+      <w:r>
+        <w:t xml:space="preserve">together lift it by eleven. That is not a redundant</w:t>
+      </w:r>
+      <w:r>
+        <w:t xml:space="preserve"> </w:t>
+      </w:r>
+      <w:r>
+        <w:t xml:space="preserve">combination — it is a complementary one — and that complementarity</w:t>
+      </w:r>
+      <w:r>
+        <w:t xml:space="preserve"> </w:t>
+      </w:r>
+      <w:r>
+        <w:t xml:space="preserve">is what justifies the slightly more complex loss function in</w:t>
+      </w:r>
+      <w:r>
+        <w:t xml:space="preserve"> </w:t>
+      </w:r>
+      <w:r>
+        <w:t xml:space="preserve">production. The high-support entities show smaller, consistent</w:t>
+      </w:r>
+      <w:r>
+        <w:t xml:space="preserve"> </w:t>
+      </w:r>
+      <w:r>
+        <w:t xml:space="preserve">improvements across the same axis, and crucially no entity is</w:t>
+      </w:r>
+      <w:r>
+        <w:t xml:space="preserve"> </w:t>
+      </w:r>
+      <w:r>
+        <w:t xml:space="preserve">hurt by the focal-loss objective relative to plain cross entropy.</w:t>
+      </w:r>
+      <w:r>
+        <w:t xml:space="preserve"> </w:t>
+      </w:r>
+      <w:r>
+        <w:t xml:space="preserve">That last property mattered to me operationally: an imbalance-aware</w:t>
+      </w:r>
+      <w:r>
+        <w:t xml:space="preserve"> </w:t>
+      </w:r>
+      <w:r>
+        <w:t xml:space="preserve">loss that protects the rare classes at the cost of the common ones</w:t>
+      </w:r>
+      <w:r>
+        <w:t xml:space="preserve"> </w:t>
+      </w:r>
+      <w:r>
+        <w:t xml:space="preserve">would have been a regression for analyst workflows that depend on</w:t>
+      </w:r>
+      <w:r>
+        <w:t xml:space="preserve"> </w:t>
+      </w:r>
+      <w:r>
+        <w:t xml:space="preserve">DATE and ACTOR accuracy.</w:t>
       </w:r>
     </w:p>
     <w:bookmarkEnd w:id="78"/>

--- a/backend/docs/thesis/thesis.docx
+++ b/backend/docs/thesis/thesis.docx
@@ -32562,19 +32562,37 @@
         <w:pStyle w:val="FirstParagraph"/>
       </w:pPr>
       <w:r>
-        <w:t xml:space="preserve">The following recommendations are directed at organisations</w:t>
-      </w:r>
-      <w:r>
-        <w:t xml:space="preserve"> </w:t>
-      </w:r>
-      <w:r>
-        <w:t xml:space="preserve">considering adoption of VioNER or similar systems in operational</w:t>
-      </w:r>
-      <w:r>
-        <w:t xml:space="preserve"> </w:t>
-      </w:r>
-      <w:r>
-        <w:t xml:space="preserve">early warning, humanitarian response, or research settings.</w:t>
+        <w:t xml:space="preserve">These are addressed to organisations weighing adoption of VioNER —</w:t>
+      </w:r>
+      <w:r>
+        <w:t xml:space="preserve"> </w:t>
+      </w:r>
+      <w:r>
+        <w:t xml:space="preserve">or any comparable extraction system — in operational early</w:t>
+      </w:r>
+      <w:r>
+        <w:t xml:space="preserve"> </w:t>
+      </w:r>
+      <w:r>
+        <w:t xml:space="preserve">warning, humanitarian response, or research. They are written less</w:t>
+      </w:r>
+      <w:r>
+        <w:t xml:space="preserve"> </w:t>
+      </w:r>
+      <w:r>
+        <w:t xml:space="preserve">as marketing claims than as the cautions I would offer in a</w:t>
+      </w:r>
+      <w:r>
+        <w:t xml:space="preserve"> </w:t>
+      </w:r>
+      <w:r>
+        <w:t xml:space="preserve">conversation with someone about to deploy this work in their own</w:t>
+      </w:r>
+      <w:r>
+        <w:t xml:space="preserve"> </w:t>
+      </w:r>
+      <w:r>
+        <w:t xml:space="preserve">context.</w:t>
       </w:r>
     </w:p>
     <w:p>

--- a/backend/docs/thesis/thesis.docx
+++ b/backend/docs/thesis/thesis.docx
@@ -8562,55 +8562,49 @@
         <w:pStyle w:val="FirstParagraph"/>
       </w:pPr>
       <w:r>
-        <w:t xml:space="preserve">The next two chapters cover the literature. Chapter 2 will work</w:t>
-      </w:r>
-      <w:r>
-        <w:t xml:space="preserve"> </w:t>
-      </w:r>
-      <w:r>
-        <w:t xml:space="preserve">through the relevant theory — information and event extraction,</w:t>
-      </w:r>
-      <w:r>
-        <w:t xml:space="preserve"> </w:t>
-      </w:r>
-      <w:r>
-        <w:t xml:space="preserve">named entity recognition, transformers and BERT, class-imbalance</w:t>
-      </w:r>
-      <w:r>
-        <w:t xml:space="preserve"> </w:t>
-      </w:r>
-      <w:r>
-        <w:t xml:space="preserve">methods, the conflict-event database tradition, and event-oriented</w:t>
-      </w:r>
-      <w:r>
-        <w:t xml:space="preserve"> </w:t>
-      </w:r>
-      <w:r>
-        <w:t xml:space="preserve">knowledge representation — at a level sufficient to support the</w:t>
-      </w:r>
-      <w:r>
-        <w:t xml:space="preserve"> </w:t>
-      </w:r>
-      <w:r>
-        <w:t xml:space="preserve">decisions made in Chapter 4. Chapter 3 will then narrow to the</w:t>
-      </w:r>
-      <w:r>
-        <w:t xml:space="preserve"> </w:t>
-      </w:r>
-      <w:r>
-        <w:t xml:space="preserve">specific prior systems VioNER builds on or distinguishes itself</w:t>
-      </w:r>
-      <w:r>
-        <w:t xml:space="preserve"> </w:t>
-      </w:r>
-      <w:r>
-        <w:t xml:space="preserve">from, ending with the gap analysis that motivates the rest of the</w:t>
-      </w:r>
-      <w:r>
-        <w:t xml:space="preserve"> </w:t>
-      </w:r>
-      <w:r>
-        <w:t xml:space="preserve">work.</w:t>
+        <w:t xml:space="preserve">Two chapters cover the literature. In Chapter 2 I work through the</w:t>
+      </w:r>
+      <w:r>
+        <w:t xml:space="preserve"> </w:t>
+      </w:r>
+      <w:r>
+        <w:t xml:space="preserve">relevant theory — information and event extraction, named entity</w:t>
+      </w:r>
+      <w:r>
+        <w:t xml:space="preserve"> </w:t>
+      </w:r>
+      <w:r>
+        <w:t xml:space="preserve">recognition, transformers and BERT, class-imbalance methods, the</w:t>
+      </w:r>
+      <w:r>
+        <w:t xml:space="preserve"> </w:t>
+      </w:r>
+      <w:r>
+        <w:t xml:space="preserve">conflict-event database tradition, and event-oriented knowledge</w:t>
+      </w:r>
+      <w:r>
+        <w:t xml:space="preserve"> </w:t>
+      </w:r>
+      <w:r>
+        <w:t xml:space="preserve">representation — at a level sufficient to support the decisions</w:t>
+      </w:r>
+      <w:r>
+        <w:t xml:space="preserve"> </w:t>
+      </w:r>
+      <w:r>
+        <w:t xml:space="preserve">that come in Chapter 4. Chapter 3 then narrows to the specific</w:t>
+      </w:r>
+      <w:r>
+        <w:t xml:space="preserve"> </w:t>
+      </w:r>
+      <w:r>
+        <w:t xml:space="preserve">prior systems VioNER builds on or distinguishes itself from, ending</w:t>
+      </w:r>
+      <w:r>
+        <w:t xml:space="preserve"> </w:t>
+      </w:r>
+      <w:r>
+        <w:t xml:space="preserve">with the gap analysis that motivates the rest of the work.</w:t>
       </w:r>
     </w:p>
     <w:p>
@@ -8618,13 +8612,13 @@
         <w:pStyle w:val="BodyText"/>
       </w:pPr>
       <w:r>
-        <w:t xml:space="preserve">The middle of the thesis is the system itself. Chapter 4 will lay</w:t>
-      </w:r>
-      <w:r>
-        <w:t xml:space="preserve"> </w:t>
-      </w:r>
-      <w:r>
-        <w:t xml:space="preserve">out the design: the architecture, the entity schema, the</w:t>
+        <w:t xml:space="preserve">After that, two chapters cover the system itself. Chapter 4 lays</w:t>
+      </w:r>
+      <w:r>
+        <w:t xml:space="preserve"> </w:t>
+      </w:r>
+      <w:r>
+        <w:t xml:space="preserve">out the design — the architecture, the entity schema, the</w:t>
       </w:r>
       <w:r>
         <w:t xml:space="preserve"> </w:t>
@@ -8636,49 +8630,81 @@
         <w:t xml:space="preserve"> </w:t>
       </w:r>
       <w:r>
-        <w:t xml:space="preserve">the inference pipeline, and the web application that ties them</w:t>
-      </w:r>
-      <w:r>
-        <w:t xml:space="preserve"> </w:t>
-      </w:r>
-      <w:r>
-        <w:t xml:space="preserve">together. Chapter 5 will document how each of those parts is</w:t>
-      </w:r>
-      <w:r>
-        <w:t xml:space="preserve"> </w:t>
-      </w:r>
-      <w:r>
-        <w:t xml:space="preserve">actually built — the technology stack, the data preparation, the</w:t>
-      </w:r>
-      <w:r>
-        <w:t xml:space="preserve"> </w:t>
-      </w:r>
-      <w:r>
-        <w:t xml:space="preserve">training implementation, the focal-loss code, the back-end</w:t>
-      </w:r>
-      <w:r>
-        <w:t xml:space="preserve"> </w:t>
-      </w:r>
-      <w:r>
-        <w:t xml:space="preserve">services, the front-end, the containerised deployment. The</w:t>
-      </w:r>
-      <w:r>
-        <w:t xml:space="preserve"> </w:t>
-      </w:r>
-      <w:r>
-        <w:t xml:space="preserve">separation between Chapter 4 (what and why) and Chapter 5 (how)</w:t>
-      </w:r>
-      <w:r>
-        <w:t xml:space="preserve"> </w:t>
-      </w:r>
-      <w:r>
-        <w:t xml:space="preserve">is deliberate; readers interested in the design without the</w:t>
-      </w:r>
-      <w:r>
-        <w:t xml:space="preserve"> </w:t>
-      </w:r>
-      <w:r>
-        <w:t xml:space="preserve">implementation detail can stop after Chapter 4.</w:t>
+        <w:t xml:space="preserve">the inference pipeline, and the web application that ties them all</w:t>
+      </w:r>
+      <w:r>
+        <w:t xml:space="preserve"> </w:t>
+      </w:r>
+      <w:r>
+        <w:t xml:space="preserve">together. Chapter 5 documents how each of those parts is actually</w:t>
+      </w:r>
+      <w:r>
+        <w:t xml:space="preserve"> </w:t>
+      </w:r>
+      <w:r>
+        <w:t xml:space="preserve">built: technology stack, data preparation, training</w:t>
+      </w:r>
+      <w:r>
+        <w:t xml:space="preserve"> </w:t>
+      </w:r>
+      <w:r>
+        <w:t xml:space="preserve">implementation, focal-loss code, back-end services, front-end,</w:t>
+      </w:r>
+      <w:r>
+        <w:t xml:space="preserve"> </w:t>
+      </w:r>
+      <w:r>
+        <w:t xml:space="preserve">containerised deployment. Splitting</w:t>
+      </w:r>
+      <w:r>
+        <w:t xml:space="preserve"> </w:t>
+      </w:r>
+      <w:r>
+        <w:rPr>
+          <w:i/>
+          <w:iCs/>
+        </w:rPr>
+        <w:t xml:space="preserve">what and why</w:t>
+      </w:r>
+      <w:r>
+        <w:t xml:space="preserve"> </w:t>
+      </w:r>
+      <w:r>
+        <w:t xml:space="preserve">(Chapter 4)</w:t>
+      </w:r>
+      <w:r>
+        <w:t xml:space="preserve"> </w:t>
+      </w:r>
+      <w:r>
+        <w:t xml:space="preserve">from</w:t>
+      </w:r>
+      <w:r>
+        <w:t xml:space="preserve"> </w:t>
+      </w:r>
+      <w:r>
+        <w:rPr>
+          <w:i/>
+          <w:iCs/>
+        </w:rPr>
+        <w:t xml:space="preserve">how</w:t>
+      </w:r>
+      <w:r>
+        <w:t xml:space="preserve"> </w:t>
+      </w:r>
+      <w:r>
+        <w:t xml:space="preserve">(Chapter 5) was a deliberate editorial decision —</w:t>
+      </w:r>
+      <w:r>
+        <w:t xml:space="preserve"> </w:t>
+      </w:r>
+      <w:r>
+        <w:t xml:space="preserve">readers interested in the design without the implementation detail</w:t>
+      </w:r>
+      <w:r>
+        <w:t xml:space="preserve"> </w:t>
+      </w:r>
+      <w:r>
+        <w:t xml:space="preserve">can stop after Chapter 4 and not feel they have missed anything.</w:t>
       </w:r>
     </w:p>
     <w:p>
@@ -8686,7 +8712,7 @@
         <w:pStyle w:val="BodyText"/>
       </w:pPr>
       <w:r>
-        <w:t xml:space="preserve">Chapter 6 will then report the evaluation: dataset statistics,</w:t>
+        <w:t xml:space="preserve">Evaluation comes next. Chapter 6 reports dataset statistics,</w:t>
       </w:r>
       <w:r>
         <w:t xml:space="preserve"> </w:t>
@@ -8710,25 +8736,19 @@
         <w:t xml:space="preserve"> </w:t>
       </w:r>
       <w:r>
-        <w:t xml:space="preserve">user-acceptance feedback, and an honest error analysis. The</w:t>
-      </w:r>
-      <w:r>
-        <w:t xml:space="preserve"> </w:t>
-      </w:r>
-      <w:r>
-        <w:t xml:space="preserve">chapter closes with a discussion, a threats-to-validity section,</w:t>
-      </w:r>
-      <w:r>
-        <w:t xml:space="preserve"> </w:t>
-      </w:r>
-      <w:r>
-        <w:t xml:space="preserve">and a brief account of the experiments I tried first and</w:t>
-      </w:r>
-      <w:r>
-        <w:t xml:space="preserve"> </w:t>
-      </w:r>
-      <w:r>
-        <w:t xml:space="preserve">abandoned.</w:t>
+        <w:t xml:space="preserve">user-acceptance feedback, and an honest error analysis. It closes</w:t>
+      </w:r>
+      <w:r>
+        <w:t xml:space="preserve"> </w:t>
+      </w:r>
+      <w:r>
+        <w:t xml:space="preserve">with a discussion section, a threats-to-validity section, and a</w:t>
+      </w:r>
+      <w:r>
+        <w:t xml:space="preserve"> </w:t>
+      </w:r>
+      <w:r>
+        <w:t xml:space="preserve">brief account of the experiments I tried first and abandoned.</w:t>
       </w:r>
     </w:p>
     <w:p>
@@ -8736,31 +8756,37 @@
         <w:pStyle w:val="BodyText"/>
       </w:pPr>
       <w:r>
-        <w:t xml:space="preserve">Chapter 7 will wrap up — a summary anchored back to the analyst</w:t>
-      </w:r>
-      <w:r>
-        <w:t xml:space="preserve"> </w:t>
-      </w:r>
-      <w:r>
-        <w:t xml:space="preserve">queue of §1.2, explicit answers to the four research questions of</w:t>
-      </w:r>
-      <w:r>
-        <w:t xml:space="preserve"> </w:t>
-      </w:r>
-      <w:r>
-        <w:t xml:space="preserve">§1.3, a list of contributions, recommendations for organisations</w:t>
-      </w:r>
-      <w:r>
-        <w:t xml:space="preserve"> </w:t>
-      </w:r>
-      <w:r>
-        <w:t xml:space="preserve">considering adoption, and a prioritised future-work programme that</w:t>
-      </w:r>
-      <w:r>
-        <w:t xml:space="preserve"> </w:t>
-      </w:r>
-      <w:r>
-        <w:t xml:space="preserve">addresses the limitations of §1.6 and the threats of §6.13.</w:t>
+        <w:t xml:space="preserve">Finally, Chapter 7 wraps up. There is a summary anchored back to</w:t>
+      </w:r>
+      <w:r>
+        <w:t xml:space="preserve"> </w:t>
+      </w:r>
+      <w:r>
+        <w:t xml:space="preserve">the analyst queue of §1.2, explicit answers to the four research</w:t>
+      </w:r>
+      <w:r>
+        <w:t xml:space="preserve"> </w:t>
+      </w:r>
+      <w:r>
+        <w:t xml:space="preserve">questions of §1.3, a contributions list, recommendations for</w:t>
+      </w:r>
+      <w:r>
+        <w:t xml:space="preserve"> </w:t>
+      </w:r>
+      <w:r>
+        <w:t xml:space="preserve">organisations considering adoption, and a prioritised future-work</w:t>
+      </w:r>
+      <w:r>
+        <w:t xml:space="preserve"> </w:t>
+      </w:r>
+      <w:r>
+        <w:t xml:space="preserve">programme that addresses the limitations of §1.6 and the threats</w:t>
+      </w:r>
+      <w:r>
+        <w:t xml:space="preserve"> </w:t>
+      </w:r>
+      <w:r>
+        <w:t xml:space="preserve">of §6.13.</w:t>
       </w:r>
     </w:p>
     <w:bookmarkEnd w:id="32"/>
@@ -8838,55 +8864,55 @@
         <w:pStyle w:val="FirstParagraph"/>
       </w:pPr>
       <w:r>
-        <w:t xml:space="preserve">The umbrella term Information Extraction (IE) [4] covers any</w:t>
-      </w:r>
-      <w:r>
-        <w:t xml:space="preserve"> </w:t>
-      </w:r>
-      <w:r>
-        <w:t xml:space="preserve">technique that pulls structured records out of free text. The field</w:t>
-      </w:r>
-      <w:r>
-        <w:t xml:space="preserve"> </w:t>
-      </w:r>
-      <w:r>
-        <w:t xml:space="preserve">is conventionally broken into four sub-tasks — named entity</w:t>
-      </w:r>
-      <w:r>
-        <w:t xml:space="preserve"> </w:t>
-      </w:r>
-      <w:r>
-        <w:t xml:space="preserve">recognition, relation extraction, coreference resolution, and event</w:t>
-      </w:r>
-      <w:r>
-        <w:t xml:space="preserve"> </w:t>
-      </w:r>
-      <w:r>
-        <w:t xml:space="preserve">extraction — and although the textbook arrangement is a pipeline,</w:t>
-      </w:r>
-      <w:r>
-        <w:t xml:space="preserve"> </w:t>
-      </w:r>
-      <w:r>
-        <w:t xml:space="preserve">in practice a great deal of recent work bundles two or more of these</w:t>
-      </w:r>
-      <w:r>
-        <w:t xml:space="preserve"> </w:t>
-      </w:r>
-      <w:r>
-        <w:t xml:space="preserve">into joint or end-to-end models. The architectural decision I make</w:t>
-      </w:r>
-      <w:r>
-        <w:t xml:space="preserve"> </w:t>
-      </w:r>
-      <w:r>
-        <w:t xml:space="preserve">in §4.2 is to stay close to the textbook pipeline, on grounds of</w:t>
-      </w:r>
-      <w:r>
-        <w:t xml:space="preserve"> </w:t>
-      </w:r>
-      <w:r>
-        <w:t xml:space="preserve">debuggability and clarity rather than peak accuracy.</w:t>
+        <w:t xml:space="preserve">Information Extraction (IE) [4] is a big tent. The umbrella covers</w:t>
+      </w:r>
+      <w:r>
+        <w:t xml:space="preserve"> </w:t>
+      </w:r>
+      <w:r>
+        <w:t xml:space="preserve">any technique that pulls structured records out of unstructured</w:t>
+      </w:r>
+      <w:r>
+        <w:t xml:space="preserve"> </w:t>
+      </w:r>
+      <w:r>
+        <w:t xml:space="preserve">text — named entity recognition, relation extraction, coreference</w:t>
+      </w:r>
+      <w:r>
+        <w:t xml:space="preserve"> </w:t>
+      </w:r>
+      <w:r>
+        <w:t xml:space="preserve">resolution, event extraction. Textbook diagrams arrange these as a</w:t>
+      </w:r>
+      <w:r>
+        <w:t xml:space="preserve"> </w:t>
+      </w:r>
+      <w:r>
+        <w:t xml:space="preserve">pipeline; in current research the lines blur, with joint and</w:t>
+      </w:r>
+      <w:r>
+        <w:t xml:space="preserve"> </w:t>
+      </w:r>
+      <w:r>
+        <w:t xml:space="preserve">end-to-end models bundling two or more sub-tasks into a single</w:t>
+      </w:r>
+      <w:r>
+        <w:t xml:space="preserve"> </w:t>
+      </w:r>
+      <w:r>
+        <w:t xml:space="preserve">neural network. I take the textbook side. Pipeline. Debuggability</w:t>
+      </w:r>
+      <w:r>
+        <w:t xml:space="preserve"> </w:t>
+      </w:r>
+      <w:r>
+        <w:t xml:space="preserve">beats marginal accuracy at the scale this thesis operates at.</w:t>
+      </w:r>
+      <w:r>
+        <w:t xml:space="preserve"> </w:t>
+      </w:r>
+      <w:r>
+        <w:t xml:space="preserve">§4.2 makes that choice concrete.</w:t>
       </w:r>
     </w:p>
     <w:p>
@@ -8894,49 +8920,49 @@
         <w:pStyle w:val="BodyText"/>
       </w:pPr>
       <w:r>
-        <w:t xml:space="preserve">Event Extraction is the sub-task I care about most directly. The</w:t>
-      </w:r>
-      <w:r>
-        <w:t xml:space="preserve"> </w:t>
-      </w:r>
-      <w:r>
-        <w:t xml:space="preserve">operational definition I use is the one in Ahn [3]: an event is a</w:t>
-      </w:r>
-      <w:r>
-        <w:t xml:space="preserve"> </w:t>
-      </w:r>
-      <w:r>
-        <w:t xml:space="preserve">verb or nominal predicate together with the participants (agent,</w:t>
-      </w:r>
-      <w:r>
-        <w:t xml:space="preserve"> </w:t>
-      </w:r>
-      <w:r>
-        <w:t xml:space="preserve">patient, instrument), the location, and the time that the predicate</w:t>
-      </w:r>
-      <w:r>
-        <w:t xml:space="preserve"> </w:t>
-      </w:r>
-      <w:r>
-        <w:t xml:space="preserve">involves. The Automatic Content Extraction program [14] formalised</w:t>
-      </w:r>
-      <w:r>
-        <w:t xml:space="preserve"> </w:t>
-      </w:r>
-      <w:r>
-        <w:t xml:space="preserve">this view in the early 2000s by publishing a typology of event</w:t>
-      </w:r>
-      <w:r>
-        <w:t xml:space="preserve"> </w:t>
-      </w:r>
-      <w:r>
-        <w:t xml:space="preserve">types and their arguments, and that typology shaped the next</w:t>
-      </w:r>
-      <w:r>
-        <w:t xml:space="preserve"> </w:t>
-      </w:r>
-      <w:r>
-        <w:t xml:space="preserve">decade of supervised event extraction. The Text Analysis Conference</w:t>
+        <w:t xml:space="preserve">Event Extraction is the sub-task I care about most. Ahn’s</w:t>
+      </w:r>
+      <w:r>
+        <w:t xml:space="preserve"> </w:t>
+      </w:r>
+      <w:r>
+        <w:t xml:space="preserve">definition [3] is the operational one I use: an event is a verb or</w:t>
+      </w:r>
+      <w:r>
+        <w:t xml:space="preserve"> </w:t>
+      </w:r>
+      <w:r>
+        <w:t xml:space="preserve">nominal predicate together with the participants (agent, patient,</w:t>
+      </w:r>
+      <w:r>
+        <w:t xml:space="preserve"> </w:t>
+      </w:r>
+      <w:r>
+        <w:t xml:space="preserve">instrument), the location, and the time the predicate involves.</w:t>
+      </w:r>
+      <w:r>
+        <w:t xml:space="preserve"> </w:t>
+      </w:r>
+      <w:r>
+        <w:t xml:space="preserve">The Automatic Content Extraction program [14] formalised that view</w:t>
+      </w:r>
+      <w:r>
+        <w:t xml:space="preserve"> </w:t>
+      </w:r>
+      <w:r>
+        <w:t xml:space="preserve">in the early 2000s by publishing a typology of event types and</w:t>
+      </w:r>
+      <w:r>
+        <w:t xml:space="preserve"> </w:t>
+      </w:r>
+      <w:r>
+        <w:t xml:space="preserve">their arguments. Two decades of supervised event-extraction</w:t>
+      </w:r>
+      <w:r>
+        <w:t xml:space="preserve"> </w:t>
+      </w:r>
+      <w:r>
+        <w:t xml:space="preserve">research grew out of that typology. The Text Analysis Conference</w:t>
       </w:r>
       <w:r>
         <w:t xml:space="preserve"> </w:t>
@@ -8948,7 +8974,7 @@
         <w:t xml:space="preserve"> </w:t>
       </w:r>
       <w:r>
-        <w:t xml:space="preserve">larger and more diverse evaluations.</w:t>
+        <w:t xml:space="preserve">larger, more diverse benchmarks.</w:t>
       </w:r>
     </w:p>
     <w:p>
@@ -28551,31 +28577,37 @@
         <w:pStyle w:val="FirstParagraph"/>
       </w:pPr>
       <w:r>
-        <w:t xml:space="preserve">A model that takes a minute per article is not usable for an</w:t>
-      </w:r>
-      <w:r>
-        <w:t xml:space="preserve"> </w:t>
-      </w:r>
-      <w:r>
-        <w:t xml:space="preserve">analyst on a deadline, so I measured single-document latency</w:t>
-      </w:r>
-      <w:r>
-        <w:t xml:space="preserve"> </w:t>
-      </w:r>
-      <w:r>
-        <w:t xml:space="preserve">across three representative article lengths on the same Apple</w:t>
-      </w:r>
-      <w:r>
-        <w:t xml:space="preserve"> </w:t>
-      </w:r>
-      <w:r>
-        <w:t xml:space="preserve">Silicon laptop I trained on. Median and 95th-percentile latencies</w:t>
-      </w:r>
-      <w:r>
-        <w:t xml:space="preserve"> </w:t>
-      </w:r>
-      <w:r>
-        <w:t xml:space="preserve">sit in Table 6.9.</w:t>
+        <w:t xml:space="preserve">Speed matters. An analyst on a deadline cannot wait a minute per</w:t>
+      </w:r>
+      <w:r>
+        <w:t xml:space="preserve"> </w:t>
+      </w:r>
+      <w:r>
+        <w:t xml:space="preserve">article. To check that VioNER is fast enough, I measured</w:t>
+      </w:r>
+      <w:r>
+        <w:t xml:space="preserve"> </w:t>
+      </w:r>
+      <w:r>
+        <w:t xml:space="preserve">single-document latency at three representative article lengths on</w:t>
+      </w:r>
+      <w:r>
+        <w:t xml:space="preserve"> </w:t>
+      </w:r>
+      <w:r>
+        <w:t xml:space="preserve">the same Apple Silicon laptop I trained on. Median and</w:t>
+      </w:r>
+      <w:r>
+        <w:t xml:space="preserve"> </w:t>
+      </w:r>
+      <w:r>
+        <w:t xml:space="preserve">95th-percentile latencies sit in Table 6.9. The numbers are</w:t>
+      </w:r>
+      <w:r>
+        <w:t xml:space="preserve"> </w:t>
+      </w:r>
+      <w:r>
+        <w:t xml:space="preserve">encouraging.</w:t>
       </w:r>
     </w:p>
     <w:p>

--- a/backend/docs/thesis/thesis.docx
+++ b/backend/docs/thesis/thesis.docx
@@ -20920,7 +20920,25 @@
         <w:t xml:space="preserve"> </w:t>
       </w:r>
       <w:r>
-        <w:t xml:space="preserve">random remainder is 11,334.</w:t>
+        <w:t xml:space="preserve">random remainder is 11,334. I arrived at those budgets empirically.</w:t>
+      </w:r>
+      <w:r>
+        <w:t xml:space="preserve"> </w:t>
+      </w:r>
+      <w:r>
+        <w:t xml:space="preserve">Earlier runs used a fifty-fifty rare-versus-diverse split and</w:t>
+      </w:r>
+      <w:r>
+        <w:t xml:space="preserve"> </w:t>
+      </w:r>
+      <w:r>
+        <w:t xml:space="preserve">under-recovered the dominant entities; the current split was the</w:t>
+      </w:r>
+      <w:r>
+        <w:t xml:space="preserve"> </w:t>
+      </w:r>
+      <w:r>
+        <w:t xml:space="preserve">first one where the macro and micro F1 numbers moved together.</w:t>
       </w:r>
     </w:p>
     <w:p>
@@ -21127,19 +21145,49 @@
         <w:pStyle w:val="BodyText"/>
       </w:pPr>
       <w:r>
-        <w:t xml:space="preserve">The augmentation budget is 15,000 examples. Together with the 35,000</w:t>
-      </w:r>
-      <w:r>
-        <w:t xml:space="preserve"> </w:t>
-      </w:r>
-      <w:r>
-        <w:t xml:space="preserve">sampled examples, the final training corpus is 50,000 examples,</w:t>
-      </w:r>
-      <w:r>
-        <w:t xml:space="preserve"> </w:t>
-      </w:r>
-      <w:r>
-        <w:t xml:space="preserve">partitioned 40,000 / 10,000 into train and validation.</w:t>
+        <w:t xml:space="preserve">The augmentation budget is 15,000 examples. Combined with the</w:t>
+      </w:r>
+      <w:r>
+        <w:t xml:space="preserve"> </w:t>
+      </w:r>
+      <w:r>
+        <w:t xml:space="preserve">35,000 sampled examples, the final training corpus is 50,000. I</w:t>
+      </w:r>
+      <w:r>
+        <w:t xml:space="preserve"> </w:t>
+      </w:r>
+      <w:r>
+        <w:t xml:space="preserve">partition it 40,000 / 10,000 into train and validation. That</w:t>
+      </w:r>
+      <w:r>
+        <w:t xml:space="preserve"> </w:t>
+      </w:r>
+      <w:r>
+        <w:t xml:space="preserve">split is conservative — eighty / twenty is on the validation-heavy</w:t>
+      </w:r>
+      <w:r>
+        <w:t xml:space="preserve"> </w:t>
+      </w:r>
+      <w:r>
+        <w:t xml:space="preserve">side of normal practice for token classification, but with rare</w:t>
+      </w:r>
+      <w:r>
+        <w:t xml:space="preserve"> </w:t>
+      </w:r>
+      <w:r>
+        <w:t xml:space="preserve">entities at single-digit percentages I wanted enough validation</w:t>
+      </w:r>
+      <w:r>
+        <w:t xml:space="preserve"> </w:t>
+      </w:r>
+      <w:r>
+        <w:t xml:space="preserve">support for VICTIM and CASUALTIES to give stable F1 numbers</w:t>
+      </w:r>
+      <w:r>
+        <w:t xml:space="preserve"> </w:t>
+      </w:r>
+      <w:r>
+        <w:t xml:space="preserve">per epoch.</w:t>
       </w:r>
     </w:p>
     <w:p>
@@ -21147,7 +21195,13 @@
         <w:pStyle w:val="BodyText"/>
       </w:pPr>
       <w:r>
-        <w:t xml:space="preserve">Sample verb lexicons (location-taking verbs include</w:t>
+        <w:t xml:space="preserve">Sample verb lexicons cover three template patterns. Location-taking</w:t>
+      </w:r>
+      <w:r>
+        <w:t xml:space="preserve"> </w:t>
+      </w:r>
+      <w:r>
+        <w:t xml:space="preserve">verbs include</w:t>
       </w:r>
       <w:r>
         <w:t xml:space="preserve"> </w:t>
@@ -21192,7 +21246,13 @@
         <w:t xml:space="preserve">“shelled”</w:t>
       </w:r>
       <w:r>
-        <w:t xml:space="preserve">; victim-taking verbs include</w:t>
+        <w:t xml:space="preserve">.</w:t>
+      </w:r>
+      <w:r>
+        <w:t xml:space="preserve"> </w:t>
+      </w:r>
+      <w:r>
+        <w:t xml:space="preserve">Victim-taking verbs include</w:t>
       </w:r>
       <w:r>
         <w:t xml:space="preserve"> </w:t>
@@ -21228,13 +21288,19 @@
         <w:t xml:space="preserve">“displaced”</w:t>
       </w:r>
       <w:r>
-        <w:t xml:space="preserve">; clash verbs include</w:t>
-      </w:r>
-      <w:r>
-        <w:t xml:space="preserve"> </w:t>
-      </w:r>
-      <w:r>
-        <w:t xml:space="preserve">“clashed with”</w:t>
+        <w:t xml:space="preserve">. Clash verbs are multi-word phrases like</w:t>
+      </w:r>
+      <w:r>
+        <w:t xml:space="preserve"> </w:t>
+      </w:r>
+      <w:r>
+        <w:t xml:space="preserve">“clashed</w:t>
+      </w:r>
+      <w:r>
+        <w:t xml:space="preserve"> </w:t>
+      </w:r>
+      <w:r>
+        <w:t xml:space="preserve">with”</w:t>
       </w:r>
       <w:r>
         <w:t xml:space="preserve">,</w:t>
@@ -21255,13 +21321,13 @@
         <w:t xml:space="preserve">“battled”</w:t>
       </w:r>
       <w:r>
-        <w:t xml:space="preserve">) together with the</w:t>
-      </w:r>
-      <w:r>
-        <w:t xml:space="preserve"> </w:t>
-      </w:r>
-      <w:r>
-        <w:t xml:space="preserve">template catalogue are reproduced in Annex E.</w:t>
+        <w:t xml:space="preserve">. The full template</w:t>
+      </w:r>
+      <w:r>
+        <w:t xml:space="preserve"> </w:t>
+      </w:r>
+      <w:r>
+        <w:t xml:space="preserve">catalogue is in Annex E.</w:t>
       </w:r>
     </w:p>
     <w:bookmarkEnd w:id="66"/>
@@ -25571,37 +25637,39 @@
         <w:pStyle w:val="BodyText"/>
       </w:pPr>
       <w:r>
-        <w:t xml:space="preserve">Two things stand out reading this table. The validation loss bottoms</w:t>
-      </w:r>
-      <w:r>
-        <w:t xml:space="preserve"> </w:t>
-      </w:r>
-      <w:r>
-        <w:t xml:space="preserve">out at epoch 2 and then begins to creep up while the training loss</w:t>
-      </w:r>
-      <w:r>
-        <w:t xml:space="preserve"> </w:t>
-      </w:r>
-      <w:r>
-        <w:t xml:space="preserve">keeps falling — textbook overfitting, and the early-stopping logic</w:t>
-      </w:r>
-      <w:r>
-        <w:t xml:space="preserve"> </w:t>
-      </w:r>
-      <w:r>
-        <w:t xml:space="preserve">(patience 5, threshold 0.001) catches it within five further epochs</w:t>
-      </w:r>
-      <w:r>
-        <w:t xml:space="preserve"> </w:t>
-      </w:r>
-      <w:r>
-        <w:t xml:space="preserve">and shuts the run down. The slightly trickier observation is that</w:t>
-      </w:r>
-      <w:r>
-        <w:t xml:space="preserve"> </w:t>
-      </w:r>
-      <w:r>
-        <w:t xml:space="preserve">token-level validation</w:t>
+        <w:t xml:space="preserve">Two things stand out reading this table. The validation loss</w:t>
+      </w:r>
+      <w:r>
+        <w:t xml:space="preserve"> </w:t>
+      </w:r>
+      <w:r>
+        <w:t xml:space="preserve">bottoms out at epoch 2 and then begins to creep up while the</w:t>
+      </w:r>
+      <w:r>
+        <w:t xml:space="preserve"> </w:t>
+      </w:r>
+      <w:r>
+        <w:t xml:space="preserve">training loss keeps falling. Textbook overfitting. The</w:t>
+      </w:r>
+      <w:r>
+        <w:t xml:space="preserve"> </w:t>
+      </w:r>
+      <w:r>
+        <w:t xml:space="preserve">early-stopping logic (patience 5, threshold 0.001) catches it</w:t>
+      </w:r>
+      <w:r>
+        <w:t xml:space="preserve"> </w:t>
+      </w:r>
+      <w:r>
+        <w:t xml:space="preserve">within five further epochs and shuts the run down.</w:t>
+      </w:r>
+    </w:p>
+    <w:p>
+      <w:pPr>
+        <w:pStyle w:val="BodyText"/>
+      </w:pPr>
+      <w:r>
+        <w:t xml:space="preserve">The trickier observation is that token-level validation</w:t>
       </w:r>
       <w:r>
         <w:t xml:space="preserve"> </w:t>
@@ -25617,13 +25685,7 @@
         <w:t xml:space="preserve"> </w:t>
       </w:r>
       <w:r>
-        <w:t xml:space="preserve">keeps improving even after</w:t>
-      </w:r>
-      <w:r>
-        <w:t xml:space="preserve"> </w:t>
-      </w:r>
-      <w:r>
-        <w:t xml:space="preserve">validation</w:t>
+        <w:t xml:space="preserve">keeps improving even after validation</w:t>
       </w:r>
       <w:r>
         <w:t xml:space="preserve"> </w:t>
@@ -25639,55 +25701,55 @@
         <w:t xml:space="preserve"> </w:t>
       </w:r>
       <w:r>
-        <w:t xml:space="preserve">worsens. That looks like a contradiction the</w:t>
-      </w:r>
-      <w:r>
-        <w:t xml:space="preserve"> </w:t>
-      </w:r>
-      <w:r>
-        <w:t xml:space="preserve">first time you see it; it isn’t. Focal loss with class weighting</w:t>
-      </w:r>
-      <w:r>
-        <w:t xml:space="preserve"> </w:t>
-      </w:r>
-      <w:r>
-        <w:t xml:space="preserve">encourages the model to grow more confident on examples it already</w:t>
-      </w:r>
-      <w:r>
-        <w:t xml:space="preserve"> </w:t>
-      </w:r>
-      <w:r>
-        <w:t xml:space="preserve">gets right, which pushes accuracy up; it also makes the model less</w:t>
-      </w:r>
-      <w:r>
-        <w:t xml:space="preserve"> </w:t>
-      </w:r>
-      <w:r>
-        <w:t xml:space="preserve">calibrated on the minority-class boundaries it still gets wrong,</w:t>
-      </w:r>
-      <w:r>
-        <w:t xml:space="preserve"> </w:t>
-      </w:r>
-      <w:r>
-        <w:t xml:space="preserve">which is the cost the loss is recording. Reading those two curves</w:t>
-      </w:r>
-      <w:r>
-        <w:t xml:space="preserve"> </w:t>
-      </w:r>
-      <w:r>
-        <w:t xml:space="preserve">against each other gave me the patience setting in the first</w:t>
-      </w:r>
-      <w:r>
-        <w:t xml:space="preserve"> </w:t>
-      </w:r>
-      <w:r>
-        <w:t xml:space="preserve">place — without the loss curve, accuracy alone would have led to a</w:t>
-      </w:r>
-      <w:r>
-        <w:t xml:space="preserve"> </w:t>
-      </w:r>
-      <w:r>
-        <w:t xml:space="preserve">longer training run for a worse model.</w:t>
+        <w:t xml:space="preserve">worsens. That looks</w:t>
+      </w:r>
+      <w:r>
+        <w:t xml:space="preserve"> </w:t>
+      </w:r>
+      <w:r>
+        <w:t xml:space="preserve">like a contradiction the first time you see it. It isn’t. Focal</w:t>
+      </w:r>
+      <w:r>
+        <w:t xml:space="preserve"> </w:t>
+      </w:r>
+      <w:r>
+        <w:t xml:space="preserve">loss with class weighting encourages the model to grow more</w:t>
+      </w:r>
+      <w:r>
+        <w:t xml:space="preserve"> </w:t>
+      </w:r>
+      <w:r>
+        <w:t xml:space="preserve">confident on examples it already gets right, which pushes accuracy</w:t>
+      </w:r>
+      <w:r>
+        <w:t xml:space="preserve"> </w:t>
+      </w:r>
+      <w:r>
+        <w:t xml:space="preserve">up. It also makes the model less calibrated on the minority-class</w:t>
+      </w:r>
+      <w:r>
+        <w:t xml:space="preserve"> </w:t>
+      </w:r>
+      <w:r>
+        <w:t xml:space="preserve">boundaries it still gets wrong, which is the cost the loss is</w:t>
+      </w:r>
+      <w:r>
+        <w:t xml:space="preserve"> </w:t>
+      </w:r>
+      <w:r>
+        <w:t xml:space="preserve">recording. Reading those two curves against each other gave me the</w:t>
+      </w:r>
+      <w:r>
+        <w:t xml:space="preserve"> </w:t>
+      </w:r>
+      <w:r>
+        <w:t xml:space="preserve">patience setting. Without the loss curve, accuracy alone would</w:t>
+      </w:r>
+      <w:r>
+        <w:t xml:space="preserve"> </w:t>
+      </w:r>
+      <w:r>
+        <w:t xml:space="preserve">have led to a longer training run for a worse model.</w:t>
       </w:r>
     </w:p>
     <w:p>
